--- a/docs/Abu-Twins-Shop-System-User-Guide.docx
+++ b/docs/Abu-Twins-Shop-System-User-Guide.docx
@@ -459,7 +459,7 @@
                 <w:sz w:val="20"/>
                 <w:szCs w:val="20"/>
               </w:rPr>
-              <w:t xml:space="preserve">1.1</w:t>
+              <w:t xml:space="preserve">1.2</w:t>
             </w:r>
           </w:p>
         </w:tc>
@@ -533,7 +533,7 @@
                 <w:sz w:val="20"/>
                 <w:szCs w:val="20"/>
               </w:rPr>
-              <w:t xml:space="preserve">Updated: till lock, parked sales, IMEI check</w:t>
+              <w:t xml:space="preserve">Updated: bank books, branded PDF and CSV, day compare</w:t>
             </w:r>
           </w:p>
         </w:tc>
@@ -711,7 +711,26 @@
           <w:sz w:val="22"/>
           <w:szCs w:val="22"/>
         </w:rPr>
-        <w:t xml:space="preserve">Version 1.1 adds three locks that stop quiet loss. Sell now stays shut until yesterday’s till is counted. A sale parked on a device while the line is down is watched, and an alert is sent if it sits too long or vanishes. Home always shows shop count against the IMEI list, including when they match.</w:t>
+        <w:t xml:space="preserve">Version 1.1 added three locks that stop quiet loss. Sell now stays shut until yesterday's till is counted. A sale parked on a device while the line is down is watched, and an alert is sent if it sits too long or vanishes. Home always shows shop count against the IMEI list, including when they match.</w:t>
+      </w:r>
+    </w:p>
+    <w:p>
+      <w:pPr>
+        <w:spacing w:after="160" w:before="0" w:line="276"/>
+        <w:jc w:val="left"/>
+      </w:pPr>
+      <w:r>
+        <w:rPr>
+          <w:rFonts w:ascii="Calibri" w:cs="Calibri" w:eastAsia="Calibri" w:hAnsi="Calibri"/>
+          <w:b w:val="false"/>
+          <w:bCs w:val="false"/>
+          <w:i w:val="false"/>
+          <w:iCs w:val="false"/>
+          <w:color w:val="000000"/>
+          <w:sz w:val="22"/>
+          <w:szCs w:val="22"/>
+        </w:rPr>
+        <w:t xml:space="preserve">Version 1.2 gives accounts a bank-style statement. Check the books opens any previous Lagos day, compares it with another day or week, and prints a branded PDF or CSV with the company mark. The pack does not change any invoice. It only adds the books again so a person can sign them.</w:t>
       </w:r>
     </w:p>
     <w:p>
@@ -1043,7 +1062,7 @@
           <w:sz w:val="22"/>
           <w:szCs w:val="22"/>
         </w:rPr>
-        <w:t xml:space="preserve">Use section 10 when you sit at a computer and click each page. Start with Home, Sell now, and Close the day.</w:t>
+        <w:t xml:space="preserve">Use section 10 when you sit at a computer and click each page. Start with Home, Sell now, Close the day, and Check the books.</w:t>
       </w:r>
     </w:p>
     <w:p>
@@ -2517,6 +2536,164 @@
                 <w:sz w:val="20"/>
                 <w:szCs w:val="20"/>
               </w:rPr>
+              <w:t xml:space="preserve">Check a past day's books</w:t>
+            </w:r>
+          </w:p>
+        </w:tc>
+        <w:tc>
+          <w:tcPr>
+            <w:tcW w:type="dxa" w:w="5760"/>
+            <w:tcBorders>
+              <w:top w:val="single" w:color="000000" w:sz="8"/>
+              <w:left w:val="single" w:color="000000" w:sz="8"/>
+              <w:bottom w:val="single" w:color="000000" w:sz="8"/>
+              <w:right w:val="single" w:color="000000" w:sz="8"/>
+            </w:tcBorders>
+            <w:shd w:fill="FFFFFF" w:color="FFFFFF" w:val="clear"/>
+            <w:tcMar>
+              <w:top w:type="dxa" w:w="60"/>
+              <w:left w:type="dxa" w:w="80"/>
+              <w:bottom w:type="dxa" w:w="60"/>
+              <w:right w:type="dxa" w:w="80"/>
+            </w:tcMar>
+            <w:vAlign w:val="center"/>
+          </w:tcPr>
+          <w:p>
+            <w:pPr>
+              <w:jc w:val="left"/>
+            </w:pPr>
+            <w:r>
+              <w:rPr>
+                <w:rFonts w:ascii="Calibri" w:cs="Calibri" w:eastAsia="Calibri" w:hAnsi="Calibri"/>
+                <w:b w:val="false"/>
+                <w:bCs w:val="false"/>
+                <w:i w:val="false"/>
+                <w:iCs w:val="false"/>
+                <w:color w:val="000000"/>
+                <w:sz w:val="20"/>
+                <w:szCs w:val="20"/>
+              </w:rPr>
+              <w:t xml:space="preserve">Check the books reprints money, phones, and the trail for any Lagos day. You can compare two periods.</w:t>
+            </w:r>
+          </w:p>
+        </w:tc>
+      </w:tr>
+      <w:tr>
+        <w:trPr>
+          <w:trHeight w:val="320" w:hRule="atLeast"/>
+        </w:trPr>
+        <w:tc>
+          <w:tcPr>
+            <w:tcW w:type="dxa" w:w="3600"/>
+            <w:tcBorders>
+              <w:top w:val="single" w:color="000000" w:sz="8"/>
+              <w:left w:val="single" w:color="000000" w:sz="8"/>
+              <w:bottom w:val="single" w:color="000000" w:sz="8"/>
+              <w:right w:val="single" w:color="000000" w:sz="8"/>
+            </w:tcBorders>
+            <w:shd w:fill="F7F7F7" w:color="F7F7F7" w:val="clear"/>
+            <w:tcMar>
+              <w:top w:type="dxa" w:w="60"/>
+              <w:left w:type="dxa" w:w="80"/>
+              <w:bottom w:type="dxa" w:w="60"/>
+              <w:right w:type="dxa" w:w="80"/>
+            </w:tcMar>
+            <w:vAlign w:val="center"/>
+          </w:tcPr>
+          <w:p>
+            <w:pPr>
+              <w:jc w:val="left"/>
+            </w:pPr>
+            <w:r>
+              <w:rPr>
+                <w:rFonts w:ascii="Calibri" w:cs="Calibri" w:eastAsia="Calibri" w:hAnsi="Calibri"/>
+                <w:b w:val="false"/>
+                <w:bCs w:val="false"/>
+                <w:i w:val="false"/>
+                <w:iCs w:val="false"/>
+                <w:color w:val="000000"/>
+                <w:sz w:val="20"/>
+                <w:szCs w:val="20"/>
+              </w:rPr>
+              <w:t xml:space="preserve">Print official books</w:t>
+            </w:r>
+          </w:p>
+        </w:tc>
+        <w:tc>
+          <w:tcPr>
+            <w:tcW w:type="dxa" w:w="5760"/>
+            <w:tcBorders>
+              <w:top w:val="single" w:color="000000" w:sz="8"/>
+              <w:left w:val="single" w:color="000000" w:sz="8"/>
+              <w:bottom w:val="single" w:color="000000" w:sz="8"/>
+              <w:right w:val="single" w:color="000000" w:sz="8"/>
+            </w:tcBorders>
+            <w:shd w:fill="F7F7F7" w:color="F7F7F7" w:val="clear"/>
+            <w:tcMar>
+              <w:top w:type="dxa" w:w="60"/>
+              <w:left w:type="dxa" w:w="80"/>
+              <w:bottom w:type="dxa" w:w="60"/>
+              <w:right w:type="dxa" w:w="80"/>
+            </w:tcMar>
+            <w:vAlign w:val="center"/>
+          </w:tcPr>
+          <w:p>
+            <w:pPr>
+              <w:jc w:val="left"/>
+            </w:pPr>
+            <w:r>
+              <w:rPr>
+                <w:rFonts w:ascii="Calibri" w:cs="Calibri" w:eastAsia="Calibri" w:hAnsi="Calibri"/>
+                <w:b w:val="false"/>
+                <w:bCs w:val="false"/>
+                <w:i w:val="false"/>
+                <w:iCs w:val="false"/>
+                <w:color w:val="000000"/>
+                <w:sz w:val="20"/>
+                <w:szCs w:val="20"/>
+              </w:rPr>
+              <w:t xml:space="preserve">Download a branded PDF or CSV, or print the statement. It does not change any invoice.</w:t>
+            </w:r>
+          </w:p>
+        </w:tc>
+      </w:tr>
+      <w:tr>
+        <w:trPr>
+          <w:trHeight w:val="320" w:hRule="atLeast"/>
+        </w:trPr>
+        <w:tc>
+          <w:tcPr>
+            <w:tcW w:type="dxa" w:w="3600"/>
+            <w:tcBorders>
+              <w:top w:val="single" w:color="000000" w:sz="8"/>
+              <w:left w:val="single" w:color="000000" w:sz="8"/>
+              <w:bottom w:val="single" w:color="000000" w:sz="8"/>
+              <w:right w:val="single" w:color="000000" w:sz="8"/>
+            </w:tcBorders>
+            <w:shd w:fill="FFFFFF" w:color="FFFFFF" w:val="clear"/>
+            <w:tcMar>
+              <w:top w:type="dxa" w:w="60"/>
+              <w:left w:type="dxa" w:w="80"/>
+              <w:bottom w:type="dxa" w:w="60"/>
+              <w:right w:type="dxa" w:w="80"/>
+            </w:tcMar>
+            <w:vAlign w:val="center"/>
+          </w:tcPr>
+          <w:p>
+            <w:pPr>
+              <w:jc w:val="left"/>
+            </w:pPr>
+            <w:r>
+              <w:rPr>
+                <w:rFonts w:ascii="Calibri" w:cs="Calibri" w:eastAsia="Calibri" w:hAnsi="Calibri"/>
+                <w:b w:val="false"/>
+                <w:bCs w:val="false"/>
+                <w:i w:val="false"/>
+                <w:iCs w:val="false"/>
+                <w:color w:val="000000"/>
+                <w:sz w:val="20"/>
+                <w:szCs w:val="20"/>
+              </w:rPr>
               <w:t xml:space="preserve">Control who sees what</w:t>
             </w:r>
           </w:p>
@@ -3642,7 +3819,7 @@
                 <w:sz w:val="20"/>
                 <w:szCs w:val="20"/>
               </w:rPr>
-              <w:t xml:space="preserve">Parked sale</w:t>
+              <w:t xml:space="preserve">Check the books</w:t>
             </w:r>
           </w:p>
         </w:tc>
@@ -3679,7 +3856,7 @@
                 <w:sz w:val="20"/>
                 <w:szCs w:val="20"/>
               </w:rPr>
-              <w:t xml:space="preserve">A finished cart saved on this device because the line was down. It is not an invoice yet.</w:t>
+              <w:t xml:space="preserve">The official statement for a shop and period. Open a past day. Compare it. Print or download.</w:t>
             </w:r>
           </w:p>
         </w:tc>
@@ -3721,7 +3898,7 @@
                 <w:sz w:val="20"/>
                 <w:szCs w:val="20"/>
               </w:rPr>
-              <w:t xml:space="preserve">IMEI vs shop count</w:t>
+              <w:t xml:space="preserve">Statement of account</w:t>
             </w:r>
           </w:p>
         </w:tc>
@@ -3758,7 +3935,7 @@
                 <w:sz w:val="20"/>
                 <w:szCs w:val="20"/>
               </w:rPr>
-              <w:t xml:space="preserve">How many unique phones the system holds, compared with the shop quantity.</w:t>
+              <w:t xml:space="preserve">The branded books paper with the ab mark, a statement number, and sign-off lines.</w:t>
             </w:r>
           </w:p>
         </w:tc>
@@ -3800,7 +3977,7 @@
                 <w:sz w:val="20"/>
                 <w:szCs w:val="20"/>
               </w:rPr>
-              <w:t xml:space="preserve">Line down</w:t>
+              <w:t xml:space="preserve">Compare with</w:t>
             </w:r>
           </w:p>
         </w:tc>
@@ -3837,7 +4014,7 @@
                 <w:sz w:val="20"/>
                 <w:szCs w:val="20"/>
               </w:rPr>
-              <w:t xml:space="preserve">This device has no internet. Sell now can still park a sale if the till is not locked.</w:t>
+              <w:t xml:space="preserve">The other day or period the system puts beside this period, so movement is visible.</w:t>
             </w:r>
           </w:p>
         </w:tc>
@@ -3879,7 +4056,7 @@
                 <w:sz w:val="20"/>
                 <w:szCs w:val="20"/>
               </w:rPr>
-              <w:t xml:space="preserve">Goods intake</w:t>
+              <w:t xml:space="preserve">Parked sale</w:t>
             </w:r>
           </w:p>
         </w:tc>
@@ -3916,7 +4093,7 @@
                 <w:sz w:val="20"/>
                 <w:szCs w:val="20"/>
               </w:rPr>
-              <w:t xml:space="preserve">The person who books and receives goods.</w:t>
+              <w:t xml:space="preserve">A finished cart saved on this device because the line was down. It is not an invoice yet.</w:t>
             </w:r>
           </w:p>
         </w:tc>
@@ -3958,7 +4135,7 @@
                 <w:sz w:val="20"/>
                 <w:szCs w:val="20"/>
               </w:rPr>
-              <w:t xml:space="preserve">Super Admin</w:t>
+              <w:t xml:space="preserve">IMEI vs shop count</w:t>
             </w:r>
           </w:p>
         </w:tc>
@@ -3995,7 +4172,7 @@
                 <w:sz w:val="20"/>
                 <w:szCs w:val="20"/>
               </w:rPr>
-              <w:t xml:space="preserve">The person who can see and do everything, and can undo a true mistake.</w:t>
+              <w:t xml:space="preserve">How many unique phones the system holds, compared with the shop quantity.</w:t>
             </w:r>
           </w:p>
         </w:tc>
@@ -4037,7 +4214,7 @@
                 <w:sz w:val="20"/>
                 <w:szCs w:val="20"/>
               </w:rPr>
-              <w:t xml:space="preserve">Needs approval</w:t>
+              <w:t xml:space="preserve">Line down</w:t>
             </w:r>
           </w:p>
         </w:tc>
@@ -4074,7 +4251,7 @@
                 <w:sz w:val="20"/>
                 <w:szCs w:val="20"/>
               </w:rPr>
-              <w:t xml:space="preserve">A request waiting for a yes or a no from a manager.</w:t>
+              <w:t xml:space="preserve">This device has no internet. Sell now can still park a sale if the till is not locked.</w:t>
             </w:r>
           </w:p>
         </w:tc>
@@ -4116,7 +4293,7 @@
                 <w:sz w:val="20"/>
                 <w:szCs w:val="20"/>
               </w:rPr>
-              <w:t xml:space="preserve">Walk-in</w:t>
+              <w:t xml:space="preserve">Goods intake</w:t>
             </w:r>
           </w:p>
         </w:tc>
@@ -4153,7 +4330,7 @@
                 <w:sz w:val="20"/>
                 <w:szCs w:val="20"/>
               </w:rPr>
-              <w:t xml:space="preserve">A buyer with no name on the sale yet.</w:t>
+              <w:t xml:space="preserve">The person who books and receives goods.</w:t>
             </w:r>
           </w:p>
         </w:tc>
@@ -4195,6 +4372,243 @@
                 <w:sz w:val="20"/>
                 <w:szCs w:val="20"/>
               </w:rPr>
+              <w:t xml:space="preserve">Super Admin</w:t>
+            </w:r>
+          </w:p>
+        </w:tc>
+        <w:tc>
+          <w:tcPr>
+            <w:tcW w:type="dxa" w:w="6560"/>
+            <w:tcBorders>
+              <w:top w:val="single" w:color="000000" w:sz="8"/>
+              <w:left w:val="single" w:color="000000" w:sz="8"/>
+              <w:bottom w:val="single" w:color="000000" w:sz="8"/>
+              <w:right w:val="single" w:color="000000" w:sz="8"/>
+            </w:tcBorders>
+            <w:shd w:fill="F7F7F7" w:color="F7F7F7" w:val="clear"/>
+            <w:tcMar>
+              <w:top w:type="dxa" w:w="60"/>
+              <w:left w:type="dxa" w:w="80"/>
+              <w:bottom w:type="dxa" w:w="60"/>
+              <w:right w:type="dxa" w:w="80"/>
+            </w:tcMar>
+            <w:vAlign w:val="center"/>
+          </w:tcPr>
+          <w:p>
+            <w:pPr>
+              <w:jc w:val="left"/>
+            </w:pPr>
+            <w:r>
+              <w:rPr>
+                <w:rFonts w:ascii="Calibri" w:cs="Calibri" w:eastAsia="Calibri" w:hAnsi="Calibri"/>
+                <w:b w:val="false"/>
+                <w:bCs w:val="false"/>
+                <w:i w:val="false"/>
+                <w:iCs w:val="false"/>
+                <w:color w:val="000000"/>
+                <w:sz w:val="20"/>
+                <w:szCs w:val="20"/>
+              </w:rPr>
+              <w:t xml:space="preserve">The person who can see and do everything, and can undo a true mistake.</w:t>
+            </w:r>
+          </w:p>
+        </w:tc>
+      </w:tr>
+      <w:tr>
+        <w:trPr>
+          <w:trHeight w:val="320" w:hRule="atLeast"/>
+        </w:trPr>
+        <w:tc>
+          <w:tcPr>
+            <w:tcW w:type="dxa" w:w="2800"/>
+            <w:tcBorders>
+              <w:top w:val="single" w:color="000000" w:sz="8"/>
+              <w:left w:val="single" w:color="000000" w:sz="8"/>
+              <w:bottom w:val="single" w:color="000000" w:sz="8"/>
+              <w:right w:val="single" w:color="000000" w:sz="8"/>
+            </w:tcBorders>
+            <w:shd w:fill="FFFFFF" w:color="FFFFFF" w:val="clear"/>
+            <w:tcMar>
+              <w:top w:type="dxa" w:w="60"/>
+              <w:left w:type="dxa" w:w="80"/>
+              <w:bottom w:type="dxa" w:w="60"/>
+              <w:right w:type="dxa" w:w="80"/>
+            </w:tcMar>
+            <w:vAlign w:val="center"/>
+          </w:tcPr>
+          <w:p>
+            <w:pPr>
+              <w:jc w:val="left"/>
+            </w:pPr>
+            <w:r>
+              <w:rPr>
+                <w:rFonts w:ascii="Calibri" w:cs="Calibri" w:eastAsia="Calibri" w:hAnsi="Calibri"/>
+                <w:b w:val="false"/>
+                <w:bCs w:val="false"/>
+                <w:i w:val="false"/>
+                <w:iCs w:val="false"/>
+                <w:color w:val="000000"/>
+                <w:sz w:val="20"/>
+                <w:szCs w:val="20"/>
+              </w:rPr>
+              <w:t xml:space="preserve">Needs approval</w:t>
+            </w:r>
+          </w:p>
+        </w:tc>
+        <w:tc>
+          <w:tcPr>
+            <w:tcW w:type="dxa" w:w="6560"/>
+            <w:tcBorders>
+              <w:top w:val="single" w:color="000000" w:sz="8"/>
+              <w:left w:val="single" w:color="000000" w:sz="8"/>
+              <w:bottom w:val="single" w:color="000000" w:sz="8"/>
+              <w:right w:val="single" w:color="000000" w:sz="8"/>
+            </w:tcBorders>
+            <w:shd w:fill="FFFFFF" w:color="FFFFFF" w:val="clear"/>
+            <w:tcMar>
+              <w:top w:type="dxa" w:w="60"/>
+              <w:left w:type="dxa" w:w="80"/>
+              <w:bottom w:type="dxa" w:w="60"/>
+              <w:right w:type="dxa" w:w="80"/>
+            </w:tcMar>
+            <w:vAlign w:val="center"/>
+          </w:tcPr>
+          <w:p>
+            <w:pPr>
+              <w:jc w:val="left"/>
+            </w:pPr>
+            <w:r>
+              <w:rPr>
+                <w:rFonts w:ascii="Calibri" w:cs="Calibri" w:eastAsia="Calibri" w:hAnsi="Calibri"/>
+                <w:b w:val="false"/>
+                <w:bCs w:val="false"/>
+                <w:i w:val="false"/>
+                <w:iCs w:val="false"/>
+                <w:color w:val="000000"/>
+                <w:sz w:val="20"/>
+                <w:szCs w:val="20"/>
+              </w:rPr>
+              <w:t xml:space="preserve">A request waiting for a yes or a no from a manager.</w:t>
+            </w:r>
+          </w:p>
+        </w:tc>
+      </w:tr>
+      <w:tr>
+        <w:trPr>
+          <w:trHeight w:val="320" w:hRule="atLeast"/>
+        </w:trPr>
+        <w:tc>
+          <w:tcPr>
+            <w:tcW w:type="dxa" w:w="2800"/>
+            <w:tcBorders>
+              <w:top w:val="single" w:color="000000" w:sz="8"/>
+              <w:left w:val="single" w:color="000000" w:sz="8"/>
+              <w:bottom w:val="single" w:color="000000" w:sz="8"/>
+              <w:right w:val="single" w:color="000000" w:sz="8"/>
+            </w:tcBorders>
+            <w:shd w:fill="F7F7F7" w:color="F7F7F7" w:val="clear"/>
+            <w:tcMar>
+              <w:top w:type="dxa" w:w="60"/>
+              <w:left w:type="dxa" w:w="80"/>
+              <w:bottom w:type="dxa" w:w="60"/>
+              <w:right w:type="dxa" w:w="80"/>
+            </w:tcMar>
+            <w:vAlign w:val="center"/>
+          </w:tcPr>
+          <w:p>
+            <w:pPr>
+              <w:jc w:val="left"/>
+            </w:pPr>
+            <w:r>
+              <w:rPr>
+                <w:rFonts w:ascii="Calibri" w:cs="Calibri" w:eastAsia="Calibri" w:hAnsi="Calibri"/>
+                <w:b w:val="false"/>
+                <w:bCs w:val="false"/>
+                <w:i w:val="false"/>
+                <w:iCs w:val="false"/>
+                <w:color w:val="000000"/>
+                <w:sz w:val="20"/>
+                <w:szCs w:val="20"/>
+              </w:rPr>
+              <w:t xml:space="preserve">Walk-in</w:t>
+            </w:r>
+          </w:p>
+        </w:tc>
+        <w:tc>
+          <w:tcPr>
+            <w:tcW w:type="dxa" w:w="6560"/>
+            <w:tcBorders>
+              <w:top w:val="single" w:color="000000" w:sz="8"/>
+              <w:left w:val="single" w:color="000000" w:sz="8"/>
+              <w:bottom w:val="single" w:color="000000" w:sz="8"/>
+              <w:right w:val="single" w:color="000000" w:sz="8"/>
+            </w:tcBorders>
+            <w:shd w:fill="F7F7F7" w:color="F7F7F7" w:val="clear"/>
+            <w:tcMar>
+              <w:top w:type="dxa" w:w="60"/>
+              <w:left w:type="dxa" w:w="80"/>
+              <w:bottom w:type="dxa" w:w="60"/>
+              <w:right w:type="dxa" w:w="80"/>
+            </w:tcMar>
+            <w:vAlign w:val="center"/>
+          </w:tcPr>
+          <w:p>
+            <w:pPr>
+              <w:jc w:val="left"/>
+            </w:pPr>
+            <w:r>
+              <w:rPr>
+                <w:rFonts w:ascii="Calibri" w:cs="Calibri" w:eastAsia="Calibri" w:hAnsi="Calibri"/>
+                <w:b w:val="false"/>
+                <w:bCs w:val="false"/>
+                <w:i w:val="false"/>
+                <w:iCs w:val="false"/>
+                <w:color w:val="000000"/>
+                <w:sz w:val="20"/>
+                <w:szCs w:val="20"/>
+              </w:rPr>
+              <w:t xml:space="preserve">A buyer with no name on the sale yet.</w:t>
+            </w:r>
+          </w:p>
+        </w:tc>
+      </w:tr>
+      <w:tr>
+        <w:trPr>
+          <w:trHeight w:val="320" w:hRule="atLeast"/>
+        </w:trPr>
+        <w:tc>
+          <w:tcPr>
+            <w:tcW w:type="dxa" w:w="2800"/>
+            <w:tcBorders>
+              <w:top w:val="single" w:color="000000" w:sz="8"/>
+              <w:left w:val="single" w:color="000000" w:sz="8"/>
+              <w:bottom w:val="single" w:color="000000" w:sz="8"/>
+              <w:right w:val="single" w:color="000000" w:sz="8"/>
+            </w:tcBorders>
+            <w:shd w:fill="FFFFFF" w:color="FFFFFF" w:val="clear"/>
+            <w:tcMar>
+              <w:top w:type="dxa" w:w="60"/>
+              <w:left w:type="dxa" w:w="80"/>
+              <w:bottom w:type="dxa" w:w="60"/>
+              <w:right w:type="dxa" w:w="80"/>
+            </w:tcMar>
+            <w:vAlign w:val="center"/>
+          </w:tcPr>
+          <w:p>
+            <w:pPr>
+              <w:jc w:val="left"/>
+            </w:pPr>
+            <w:r>
+              <w:rPr>
+                <w:rFonts w:ascii="Calibri" w:cs="Calibri" w:eastAsia="Calibri" w:hAnsi="Calibri"/>
+                <w:b w:val="false"/>
+                <w:bCs w:val="false"/>
+                <w:i w:val="false"/>
+                <w:iCs w:val="false"/>
+                <w:color w:val="000000"/>
+                <w:sz w:val="20"/>
+                <w:szCs w:val="20"/>
+              </w:rPr>
               <w:t xml:space="preserve">Lowest price</w:t>
             </w:r>
           </w:p>
@@ -4208,7 +4622,7 @@
               <w:bottom w:val="single" w:color="000000" w:sz="8"/>
               <w:right w:val="single" w:color="000000" w:sz="8"/>
             </w:tcBorders>
-            <w:shd w:fill="F7F7F7" w:color="F7F7F7" w:val="clear"/>
+            <w:shd w:fill="FFFFFF" w:color="FFFFFF" w:val="clear"/>
             <w:tcMar>
               <w:top w:type="dxa" w:w="60"/>
               <w:left w:type="dxa" w:w="80"/>
@@ -5223,7 +5637,7 @@
                 <w:sz w:val="20"/>
                 <w:szCs w:val="20"/>
               </w:rPr>
-              <w:t xml:space="preserve">Look at records. Approve some requests. Does not sell.</w:t>
+              <w:t xml:space="preserve">Look at records. Check the books. Approve some requests. Does not sell.</w:t>
             </w:r>
           </w:p>
         </w:tc>
@@ -5339,7 +5753,7 @@
                 <w:sz w:val="20"/>
                 <w:szCs w:val="20"/>
               </w:rPr>
-              <w:t xml:space="preserve">See sales and money. Record pay-outs. See every shop.</w:t>
+              <w:t xml:space="preserve">See sales and money. Check the books. Record pay-outs. See every shop.</w:t>
             </w:r>
           </w:p>
         </w:tc>
@@ -7176,7 +7590,7 @@
                 <w:sz w:val="20"/>
                 <w:szCs w:val="20"/>
               </w:rPr>
-              <w:t xml:space="preserve">Money in &amp; out, Expenses, Needs approval</w:t>
+              <w:t xml:space="preserve">Money in &amp; out, Check the books, Expenses, Needs approval</w:t>
             </w:r>
           </w:p>
         </w:tc>
@@ -7213,7 +7627,7 @@
                 <w:sz w:val="20"/>
                 <w:szCs w:val="20"/>
               </w:rPr>
-              <w:t xml:space="preserve">Cash movement, bills, and yes-or-no requests.</w:t>
+              <w:t xml:space="preserve">Cash movement, official books, bills, and yes-or-no requests.</w:t>
             </w:r>
           </w:p>
         </w:tc>
@@ -7371,6 +7785,44 @@
           <w:szCs w:val="22"/>
         </w:rPr>
         <w:t xml:space="preserve">At the top there is a search box: Find IMEI, invoice, or customer. Type a phone number, an invoice number, or a buyer name. The system jumps you to that record.</w:t>
+      </w:r>
+    </w:p>
+    <w:p>
+      <w:pPr>
+        <w:spacing w:after="160" w:before="0" w:line="276"/>
+        <w:jc w:val="left"/>
+      </w:pPr>
+      <w:r>
+        <w:rPr>
+          <w:rFonts w:ascii="Calibri" w:cs="Calibri" w:eastAsia="Calibri" w:hAnsi="Calibri"/>
+          <w:b w:val="false"/>
+          <w:bCs w:val="false"/>
+          <w:i w:val="false"/>
+          <w:iCs w:val="false"/>
+          <w:color w:val="000000"/>
+          <w:sz w:val="22"/>
+          <w:szCs w:val="22"/>
+        </w:rPr>
+        <w:t xml:space="preserve">On a computer you can hide the left menu if you need more room. The choice stays on that device. On a phone the menu stays a drawer.</w:t>
+      </w:r>
+    </w:p>
+    <w:p>
+      <w:pPr>
+        <w:spacing w:after="160" w:before="0" w:line="276"/>
+        <w:jc w:val="left"/>
+      </w:pPr>
+      <w:r>
+        <w:rPr>
+          <w:rFonts w:ascii="Calibri" w:cs="Calibri" w:eastAsia="Calibri" w:hAnsi="Calibri"/>
+          <w:b w:val="false"/>
+          <w:bCs w:val="false"/>
+          <w:i w:val="false"/>
+          <w:iCs w:val="false"/>
+          <w:color w:val="000000"/>
+          <w:sz w:val="22"/>
+          <w:szCs w:val="22"/>
+        </w:rPr>
+        <w:t xml:space="preserve">Every signed-in page has a shop calculator. Use it to add a line by hand. It does not post money. It does not change an invoice.</w:t>
       </w:r>
     </w:p>
     <w:p>
@@ -14570,7 +15022,7 @@
           <w:sz w:val="26"/>
           <w:szCs w:val="26"/>
         </w:rPr>
-        <w:t xml:space="preserve">10.18 Expenses</w:t>
+        <w:t xml:space="preserve">10.18 Check the books</w:t>
       </w:r>
     </w:p>
     <w:p>
@@ -14608,7 +15060,7 @@
           <w:sz w:val="22"/>
           <w:szCs w:val="22"/>
         </w:rPr>
-        <w:t xml:space="preserve">Expenses is for fuel, rent, salary, and light bill. Staff ask. A manager says yes. Then money can leave.</w:t>
+        <w:t xml:space="preserve">Check the books is the official statement of account. Pick a shop, a period (one day, last 7 days, or this month to date), and an end date in Lagos time. The system reprints money in, money out, till closes, who collected, invoices, and IMEI versus shop count. You can open any of the last 14 days from the chips, or type an older date. Compare with another day or leave it empty to use the previous period. Download a branded PDF, print to save as PDF, or download CSV. The paper has the ab mark, a statement number such as BK-IWO-20260906-20260906, and sign-off lines for prepared, records, and owner.</w:t>
       </w:r>
     </w:p>
     <w:p>
@@ -14646,7 +15098,7 @@
           <w:sz w:val="22"/>
           <w:szCs w:val="22"/>
         </w:rPr>
-        <w:t xml:space="preserve">If anyone can tap cash for ‘fuel’ with no yes, the till will never match.</w:t>
+        <w:t xml:space="preserve">Close the day counts one drawer. Reports is a meeting pack. Check the books is what the accountant and records checker sign. They must be able to open yesterday, last week, or any older day, and see how this period moved against another. The pack must look like a bank paper, not a loose screen dump. It must never change an invoice.</w:t>
       </w:r>
     </w:p>
     <w:p>
@@ -14684,7 +15136,7 @@
           <w:sz w:val="22"/>
           <w:szCs w:val="22"/>
         </w:rPr>
-        <w:t xml:space="preserve">The Challenge manager asks for fuel money. The request waits on Needs approval. The CEO says yes. Then the pay-out is recorded.</w:t>
+        <w:t xml:space="preserve">Monday morning at Iwo Road. The accountant opens Check the books. Sunday is on the chip strip with eight sales and Closed. They click Sunday. The statement shows cash, transfer, POS, expenses, and the till count. They set Compare with to the Saturday before. Collected is up. They download the branded PDF for the file, and the CSV for Excel. The records checker signs the printed paper. No invoice changed.</w:t>
       </w:r>
     </w:p>
     <w:p>
@@ -14734,7 +15186,7 @@
           <w:sz w:val="22"/>
           <w:szCs w:val="22"/>
         </w:rPr>
-        <w:t xml:space="preserve">Click Expenses.</w:t>
+        <w:t xml:space="preserve">Sign in as accountant, records checker, CEO, or Super Admin.</w:t>
       </w:r>
     </w:p>
     <w:p>
@@ -14765,7 +15217,7 @@
           <w:sz w:val="22"/>
           <w:szCs w:val="22"/>
         </w:rPr>
-        <w:t xml:space="preserve">Create a small test expense only if leadership agrees, for example a ₦1 practice line marked TEST.</w:t>
+        <w:t xml:space="preserve">Click Check the books under Money, or open the banner on Who did what.</w:t>
       </w:r>
     </w:p>
     <w:p>
@@ -14796,7 +15248,193 @@
           <w:sz w:val="22"/>
           <w:szCs w:val="22"/>
         </w:rPr>
-        <w:t xml:space="preserve">Open Needs approval as a manager and say yes or no.</w:t>
+        <w:t xml:space="preserve">Pick the shop. Leave Period on One day. Set End date to a past Lagos day, or click that day on Open a previous day.</w:t>
+      </w:r>
+    </w:p>
+    <w:p>
+      <w:pPr>
+        <w:spacing w:after="80" w:line="276"/>
+      </w:pPr>
+      <w:r>
+        <w:rPr>
+          <w:rFonts w:ascii="Calibri" w:cs="Calibri" w:eastAsia="Calibri" w:hAnsi="Calibri"/>
+          <w:b/>
+          <w:bCs/>
+          <w:i w:val="false"/>
+          <w:iCs w:val="false"/>
+          <w:color w:val="000000"/>
+          <w:sz w:val="22"/>
+          <w:szCs w:val="22"/>
+        </w:rPr>
+        <w:t xml:space="preserve">4. </w:t>
+      </w:r>
+      <w:r>
+        <w:rPr>
+          <w:rFonts w:ascii="Calibri" w:cs="Calibri" w:eastAsia="Calibri" w:hAnsi="Calibri"/>
+          <w:b w:val="false"/>
+          <w:bCs w:val="false"/>
+          <w:i w:val="false"/>
+          <w:iCs w:val="false"/>
+          <w:color w:val="000000"/>
+          <w:sz w:val="22"/>
+          <w:szCs w:val="22"/>
+        </w:rPr>
+        <w:t xml:space="preserve">Read This period against Compared with. Leave Compare with empty for the previous day, or type another date.</w:t>
+      </w:r>
+    </w:p>
+    <w:p>
+      <w:pPr>
+        <w:spacing w:after="80" w:line="276"/>
+      </w:pPr>
+      <w:r>
+        <w:rPr>
+          <w:rFonts w:ascii="Calibri" w:cs="Calibri" w:eastAsia="Calibri" w:hAnsi="Calibri"/>
+          <w:b/>
+          <w:bCs/>
+          <w:i w:val="false"/>
+          <w:iCs w:val="false"/>
+          <w:color w:val="000000"/>
+          <w:sz w:val="22"/>
+          <w:szCs w:val="22"/>
+        </w:rPr>
+        <w:t xml:space="preserve">5. </w:t>
+      </w:r>
+      <w:r>
+        <w:rPr>
+          <w:rFonts w:ascii="Calibri" w:cs="Calibri" w:eastAsia="Calibri" w:hAnsi="Calibri"/>
+          <w:b w:val="false"/>
+          <w:bCs w:val="false"/>
+          <w:i w:val="false"/>
+          <w:iCs w:val="false"/>
+          <w:color w:val="000000"/>
+          <w:sz w:val="22"/>
+          <w:szCs w:val="22"/>
+        </w:rPr>
+        <w:t xml:space="preserve">Try Compare with yesterday or Compare with same day last week.</w:t>
+      </w:r>
+    </w:p>
+    <w:p>
+      <w:pPr>
+        <w:spacing w:after="80" w:line="276"/>
+      </w:pPr>
+      <w:r>
+        <w:rPr>
+          <w:rFonts w:ascii="Calibri" w:cs="Calibri" w:eastAsia="Calibri" w:hAnsi="Calibri"/>
+          <w:b/>
+          <w:bCs/>
+          <w:i w:val="false"/>
+          <w:iCs w:val="false"/>
+          <w:color w:val="000000"/>
+          <w:sz w:val="22"/>
+          <w:szCs w:val="22"/>
+        </w:rPr>
+        <w:t xml:space="preserve">6. </w:t>
+      </w:r>
+      <w:r>
+        <w:rPr>
+          <w:rFonts w:ascii="Calibri" w:cs="Calibri" w:eastAsia="Calibri" w:hAnsi="Calibri"/>
+          <w:b w:val="false"/>
+          <w:bCs w:val="false"/>
+          <w:i w:val="false"/>
+          <w:iCs w:val="false"/>
+          <w:color w:val="000000"/>
+          <w:sz w:val="22"/>
+          <w:szCs w:val="22"/>
+        </w:rPr>
+        <w:t xml:space="preserve">Read the statement: verdict, period comparison, money add-up, working paper, invoices, till closes, IMEI vs shop count, and sign-off lines.</w:t>
+      </w:r>
+    </w:p>
+    <w:p>
+      <w:pPr>
+        <w:spacing w:after="80" w:line="276"/>
+      </w:pPr>
+      <w:r>
+        <w:rPr>
+          <w:rFonts w:ascii="Calibri" w:cs="Calibri" w:eastAsia="Calibri" w:hAnsi="Calibri"/>
+          <w:b/>
+          <w:bCs/>
+          <w:i w:val="false"/>
+          <w:iCs w:val="false"/>
+          <w:color w:val="000000"/>
+          <w:sz w:val="22"/>
+          <w:szCs w:val="22"/>
+        </w:rPr>
+        <w:t xml:space="preserve">7. </w:t>
+      </w:r>
+      <w:r>
+        <w:rPr>
+          <w:rFonts w:ascii="Calibri" w:cs="Calibri" w:eastAsia="Calibri" w:hAnsi="Calibri"/>
+          <w:b w:val="false"/>
+          <w:bCs w:val="false"/>
+          <w:i w:val="false"/>
+          <w:iCs w:val="false"/>
+          <w:color w:val="000000"/>
+          <w:sz w:val="22"/>
+          <w:szCs w:val="22"/>
+        </w:rPr>
+        <w:t xml:space="preserve">Click Download branded PDF. Open the file and confirm the ab mark and statement number.</w:t>
+      </w:r>
+    </w:p>
+    <w:p>
+      <w:pPr>
+        <w:spacing w:after="80" w:line="276"/>
+      </w:pPr>
+      <w:r>
+        <w:rPr>
+          <w:rFonts w:ascii="Calibri" w:cs="Calibri" w:eastAsia="Calibri" w:hAnsi="Calibri"/>
+          <w:b/>
+          <w:bCs/>
+          <w:i w:val="false"/>
+          <w:iCs w:val="false"/>
+          <w:color w:val="000000"/>
+          <w:sz w:val="22"/>
+          <w:szCs w:val="22"/>
+        </w:rPr>
+        <w:t xml:space="preserve">8. </w:t>
+      </w:r>
+      <w:r>
+        <w:rPr>
+          <w:rFonts w:ascii="Calibri" w:cs="Calibri" w:eastAsia="Calibri" w:hAnsi="Calibri"/>
+          <w:b w:val="false"/>
+          <w:bCs w:val="false"/>
+          <w:i w:val="false"/>
+          <w:iCs w:val="false"/>
+          <w:color w:val="000000"/>
+          <w:sz w:val="22"/>
+          <w:szCs w:val="22"/>
+        </w:rPr>
+        <w:t xml:space="preserve">Click Download CSV. Open it in Excel. Confirm the same shop, period, comparison, and invoices.</w:t>
+      </w:r>
+    </w:p>
+    <w:p>
+      <w:pPr>
+        <w:spacing w:after="80" w:line="276"/>
+      </w:pPr>
+      <w:r>
+        <w:rPr>
+          <w:rFonts w:ascii="Calibri" w:cs="Calibri" w:eastAsia="Calibri" w:hAnsi="Calibri"/>
+          <w:b/>
+          <w:bCs/>
+          <w:i w:val="false"/>
+          <w:iCs w:val="false"/>
+          <w:color w:val="000000"/>
+          <w:sz w:val="22"/>
+          <w:szCs w:val="22"/>
+        </w:rPr>
+        <w:t xml:space="preserve">9. </w:t>
+      </w:r>
+      <w:r>
+        <w:rPr>
+          <w:rFonts w:ascii="Calibri" w:cs="Calibri" w:eastAsia="Calibri" w:hAnsi="Calibri"/>
+          <w:b w:val="false"/>
+          <w:bCs w:val="false"/>
+          <w:i w:val="false"/>
+          <w:iCs w:val="false"/>
+          <w:color w:val="000000"/>
+          <w:sz w:val="22"/>
+          <w:szCs w:val="22"/>
+        </w:rPr>
+        <w:t xml:space="preserve">Click Print / Save PDF if you want a paper copy. You may cancel after you see the preview.</w:t>
       </w:r>
     </w:p>
     <w:p>
@@ -14838,7 +15476,7 @@
           <w:sz w:val="22"/>
           <w:szCs w:val="22"/>
         </w:rPr>
-        <w:t xml:space="preserve">A new expense waits. Money does not leave until yes.</w:t>
+        <w:t xml:space="preserve">The header is royal blue with the ab mark, Abu Twins, Softskills Investment, the shop, and Lagos time.</w:t>
       </w:r>
     </w:p>
     <w:p>
@@ -14861,7 +15499,7 @@
           <w:sz w:val="22"/>
           <w:szCs w:val="22"/>
         </w:rPr>
-        <w:t xml:space="preserve">A no leaves the expense rejected.</w:t>
+        <w:t xml:space="preserve">A statement number starts with BK- and the shop code.</w:t>
       </w:r>
     </w:p>
     <w:p>
@@ -14884,302 +15522,7 @@
           <w:sz w:val="22"/>
           <w:szCs w:val="22"/>
         </w:rPr>
-        <w:t xml:space="preserve">A yes then allows the pay-out to show in Money in &amp; out.</w:t>
-      </w:r>
-    </w:p>
-    <w:p>
-      <w:pPr>
-        <w:pStyle w:val="Heading2"/>
-        <w:spacing w:after="120" w:before="280"/>
-      </w:pPr>
-      <w:r>
-        <w:rPr>
-          <w:rFonts w:ascii="Calibri" w:cs="Calibri" w:eastAsia="Calibri" w:hAnsi="Calibri"/>
-          <w:b/>
-          <w:bCs/>
-          <w:i w:val="false"/>
-          <w:iCs w:val="false"/>
-          <w:color w:val="000000"/>
-          <w:sz w:val="26"/>
-          <w:szCs w:val="26"/>
-        </w:rPr>
-        <w:t xml:space="preserve">10.19 Needs approval</w:t>
-      </w:r>
-    </w:p>
-    <w:p>
-      <w:pPr>
-        <w:pStyle w:val="Heading3"/>
-        <w:spacing w:after="80" w:before="200"/>
-      </w:pPr>
-      <w:r>
-        <w:rPr>
-          <w:rFonts w:ascii="Calibri" w:cs="Calibri" w:eastAsia="Calibri" w:hAnsi="Calibri"/>
-          <w:b/>
-          <w:bCs/>
-          <w:i w:val="false"/>
-          <w:iCs w:val="false"/>
-          <w:color w:val="000000"/>
-          <w:sz w:val="24"/>
-          <w:szCs w:val="24"/>
-        </w:rPr>
-        <w:t xml:space="preserve">What this page is</w:t>
-      </w:r>
-    </w:p>
-    <w:p>
-      <w:pPr>
-        <w:spacing w:after="160" w:before="0" w:line="276"/>
-        <w:jc w:val="left"/>
-      </w:pPr>
-      <w:r>
-        <w:rPr>
-          <w:rFonts w:ascii="Calibri" w:cs="Calibri" w:eastAsia="Calibri" w:hAnsi="Calibri"/>
-          <w:b w:val="false"/>
-          <w:bCs w:val="false"/>
-          <w:i w:val="false"/>
-          <w:iCs w:val="false"/>
-          <w:color w:val="000000"/>
-          <w:sz w:val="22"/>
-          <w:szCs w:val="22"/>
-        </w:rPr>
-        <w:t xml:space="preserve">This is the yes-or-no desk. Swaps, refunds, expenses, and stock counts wait here.</w:t>
-      </w:r>
-    </w:p>
-    <w:p>
-      <w:pPr>
-        <w:pStyle w:val="Heading3"/>
-        <w:spacing w:after="80" w:before="200"/>
-      </w:pPr>
-      <w:r>
-        <w:rPr>
-          <w:rFonts w:ascii="Calibri" w:cs="Calibri" w:eastAsia="Calibri" w:hAnsi="Calibri"/>
-          <w:b/>
-          <w:bCs/>
-          <w:i w:val="false"/>
-          <w:iCs w:val="false"/>
-          <w:color w:val="000000"/>
-          <w:sz w:val="24"/>
-          <w:szCs w:val="24"/>
-        </w:rPr>
-        <w:t xml:space="preserve">Why it is here</w:t>
-      </w:r>
-    </w:p>
-    <w:p>
-      <w:pPr>
-        <w:spacing w:after="160" w:before="0" w:line="276"/>
-        <w:jc w:val="left"/>
-      </w:pPr>
-      <w:r>
-        <w:rPr>
-          <w:rFonts w:ascii="Calibri" w:cs="Calibri" w:eastAsia="Calibri" w:hAnsi="Calibri"/>
-          <w:b w:val="false"/>
-          <w:bCs w:val="false"/>
-          <w:i w:val="false"/>
-          <w:iCs w:val="false"/>
-          <w:color w:val="000000"/>
-          <w:sz w:val="22"/>
-          <w:szCs w:val="22"/>
-        </w:rPr>
-        <w:t xml:space="preserve">One place is better than ten WhatsApp chats.</w:t>
-      </w:r>
-    </w:p>
-    <w:p>
-      <w:pPr>
-        <w:pStyle w:val="Heading3"/>
-        <w:spacing w:after="80" w:before="200"/>
-      </w:pPr>
-      <w:r>
-        <w:rPr>
-          <w:rFonts w:ascii="Calibri" w:cs="Calibri" w:eastAsia="Calibri" w:hAnsi="Calibri"/>
-          <w:b/>
-          <w:bCs/>
-          <w:i w:val="false"/>
-          <w:iCs w:val="false"/>
-          <w:color w:val="000000"/>
-          <w:sz w:val="24"/>
-          <w:szCs w:val="24"/>
-        </w:rPr>
-        <w:t xml:space="preserve">A real shop story</w:t>
-      </w:r>
-    </w:p>
-    <w:p>
-      <w:pPr>
-        <w:spacing w:after="160" w:before="0" w:line="276"/>
-        <w:jc w:val="left"/>
-      </w:pPr>
-      <w:r>
-        <w:rPr>
-          <w:rFonts w:ascii="Calibri" w:cs="Calibri" w:eastAsia="Calibri" w:hAnsi="Calibri"/>
-          <w:b w:val="false"/>
-          <w:bCs w:val="false"/>
-          <w:i w:val="false"/>
-          <w:iCs w:val="false"/>
-          <w:color w:val="000000"/>
-          <w:sz w:val="22"/>
-          <w:szCs w:val="22"/>
-        </w:rPr>
-        <w:t xml:space="preserve">The CEO opens Needs approval each morning. Three items wait. Two expenses are yes. One odd stock count is no until the manager recounts.</w:t>
-      </w:r>
-    </w:p>
-    <w:p>
-      <w:pPr>
-        <w:pStyle w:val="Heading3"/>
-        <w:spacing w:after="80" w:before="200"/>
-      </w:pPr>
-      <w:r>
-        <w:rPr>
-          <w:rFonts w:ascii="Calibri" w:cs="Calibri" w:eastAsia="Calibri" w:hAnsi="Calibri"/>
-          <w:b/>
-          <w:bCs/>
-          <w:i w:val="false"/>
-          <w:iCs w:val="false"/>
-          <w:color w:val="000000"/>
-          <w:sz w:val="24"/>
-          <w:szCs w:val="24"/>
-        </w:rPr>
-        <w:t xml:space="preserve">How to try it</w:t>
-      </w:r>
-    </w:p>
-    <w:p>
-      <w:pPr>
-        <w:spacing w:after="80" w:line="276"/>
-      </w:pPr>
-      <w:r>
-        <w:rPr>
-          <w:rFonts w:ascii="Calibri" w:cs="Calibri" w:eastAsia="Calibri" w:hAnsi="Calibri"/>
-          <w:b/>
-          <w:bCs/>
-          <w:i w:val="false"/>
-          <w:iCs w:val="false"/>
-          <w:color w:val="000000"/>
-          <w:sz w:val="22"/>
-          <w:szCs w:val="22"/>
-        </w:rPr>
-        <w:t xml:space="preserve">1. </w:t>
-      </w:r>
-      <w:r>
-        <w:rPr>
-          <w:rFonts w:ascii="Calibri" w:cs="Calibri" w:eastAsia="Calibri" w:hAnsi="Calibri"/>
-          <w:b w:val="false"/>
-          <w:bCs w:val="false"/>
-          <w:i w:val="false"/>
-          <w:iCs w:val="false"/>
-          <w:color w:val="000000"/>
-          <w:sz w:val="22"/>
-          <w:szCs w:val="22"/>
-        </w:rPr>
-        <w:t xml:space="preserve">Sign in as CEO or shop manager.</w:t>
-      </w:r>
-    </w:p>
-    <w:p>
-      <w:pPr>
-        <w:spacing w:after="80" w:line="276"/>
-      </w:pPr>
-      <w:r>
-        <w:rPr>
-          <w:rFonts w:ascii="Calibri" w:cs="Calibri" w:eastAsia="Calibri" w:hAnsi="Calibri"/>
-          <w:b/>
-          <w:bCs/>
-          <w:i w:val="false"/>
-          <w:iCs w:val="false"/>
-          <w:color w:val="000000"/>
-          <w:sz w:val="22"/>
-          <w:szCs w:val="22"/>
-        </w:rPr>
-        <w:t xml:space="preserve">2. </w:t>
-      </w:r>
-      <w:r>
-        <w:rPr>
-          <w:rFonts w:ascii="Calibri" w:cs="Calibri" w:eastAsia="Calibri" w:hAnsi="Calibri"/>
-          <w:b w:val="false"/>
-          <w:bCs w:val="false"/>
-          <w:i w:val="false"/>
-          <w:iCs w:val="false"/>
-          <w:color w:val="000000"/>
-          <w:sz w:val="22"/>
-          <w:szCs w:val="22"/>
-        </w:rPr>
-        <w:t xml:space="preserve">Click Needs approval.</w:t>
-      </w:r>
-    </w:p>
-    <w:p>
-      <w:pPr>
-        <w:spacing w:after="80" w:line="276"/>
-      </w:pPr>
-      <w:r>
-        <w:rPr>
-          <w:rFonts w:ascii="Calibri" w:cs="Calibri" w:eastAsia="Calibri" w:hAnsi="Calibri"/>
-          <w:b/>
-          <w:bCs/>
-          <w:i w:val="false"/>
-          <w:iCs w:val="false"/>
-          <w:color w:val="000000"/>
-          <w:sz w:val="22"/>
-          <w:szCs w:val="22"/>
-        </w:rPr>
-        <w:t xml:space="preserve">3. </w:t>
-      </w:r>
-      <w:r>
-        <w:rPr>
-          <w:rFonts w:ascii="Calibri" w:cs="Calibri" w:eastAsia="Calibri" w:hAnsi="Calibri"/>
-          <w:b w:val="false"/>
-          <w:bCs w:val="false"/>
-          <w:i w:val="false"/>
-          <w:iCs w:val="false"/>
-          <w:color w:val="000000"/>
-          <w:sz w:val="22"/>
-          <w:szCs w:val="22"/>
-        </w:rPr>
-        <w:t xml:space="preserve">Open an item. Read who asked and why.</w:t>
-      </w:r>
-    </w:p>
-    <w:p>
-      <w:pPr>
-        <w:spacing w:after="80" w:line="276"/>
-      </w:pPr>
-      <w:r>
-        <w:rPr>
-          <w:rFonts w:ascii="Calibri" w:cs="Calibri" w:eastAsia="Calibri" w:hAnsi="Calibri"/>
-          <w:b/>
-          <w:bCs/>
-          <w:i w:val="false"/>
-          <w:iCs w:val="false"/>
-          <w:color w:val="000000"/>
-          <w:sz w:val="22"/>
-          <w:szCs w:val="22"/>
-        </w:rPr>
-        <w:t xml:space="preserve">4. </w:t>
-      </w:r>
-      <w:r>
-        <w:rPr>
-          <w:rFonts w:ascii="Calibri" w:cs="Calibri" w:eastAsia="Calibri" w:hAnsi="Calibri"/>
-          <w:b w:val="false"/>
-          <w:bCs w:val="false"/>
-          <w:i w:val="false"/>
-          <w:iCs w:val="false"/>
-          <w:color w:val="000000"/>
-          <w:sz w:val="22"/>
-          <w:szCs w:val="22"/>
-        </w:rPr>
-        <w:t xml:space="preserve">Say yes or no.</w:t>
-      </w:r>
-    </w:p>
-    <w:p>
-      <w:pPr>
-        <w:pStyle w:val="Heading3"/>
-        <w:spacing w:after="80" w:before="200"/>
-      </w:pPr>
-      <w:r>
-        <w:rPr>
-          <w:rFonts w:ascii="Calibri" w:cs="Calibri" w:eastAsia="Calibri" w:hAnsi="Calibri"/>
-          <w:b/>
-          <w:bCs/>
-          <w:i w:val="false"/>
-          <w:iCs w:val="false"/>
-          <w:color w:val="000000"/>
-          <w:sz w:val="24"/>
-          <w:szCs w:val="24"/>
-        </w:rPr>
-        <w:t xml:space="preserve">What you should see</w:t>
+        <w:t xml:space="preserve">Open a previous day lists about two weeks, with sale count and whether the till was closed.</w:t>
       </w:r>
     </w:p>
     <w:p>
@@ -15202,7 +15545,7 @@
           <w:sz w:val="22"/>
           <w:szCs w:val="22"/>
         </w:rPr>
-        <w:t xml:space="preserve">The top of the page says how many are waiting.</w:t>
+        <w:t xml:space="preserve">Picked compare says Compared with (picked). Empty compare uses the previous period.</w:t>
       </w:r>
     </w:p>
     <w:p>
@@ -15225,7 +15568,7 @@
           <w:sz w:val="22"/>
           <w:szCs w:val="22"/>
         </w:rPr>
-        <w:t xml:space="preserve">After yes, the original work can continue.</w:t>
+        <w:t xml:space="preserve">Movement shows naira and percent for collected, posted, cash, transfer, POS, expenses, and sales count.</w:t>
       </w:r>
     </w:p>
     <w:p>
@@ -15248,7 +15591,7 @@
           <w:sz w:val="22"/>
           <w:szCs w:val="22"/>
         </w:rPr>
-        <w:t xml:space="preserve">After no, the work stops.</w:t>
+        <w:t xml:space="preserve">Working paper says Pass or Fail. A fail needs a person. A pass is already proved.</w:t>
       </w:r>
     </w:p>
     <w:p>
@@ -15271,302 +15614,7 @@
           <w:sz w:val="22"/>
           <w:szCs w:val="22"/>
         </w:rPr>
-        <w:t xml:space="preserve">A cashier without approve rights cannot see the yes button.</w:t>
-      </w:r>
-    </w:p>
-    <w:p>
-      <w:pPr>
-        <w:pStyle w:val="Heading2"/>
-        <w:spacing w:after="120" w:before="280"/>
-      </w:pPr>
-      <w:r>
-        <w:rPr>
-          <w:rFonts w:ascii="Calibri" w:cs="Calibri" w:eastAsia="Calibri" w:hAnsi="Calibri"/>
-          <w:b/>
-          <w:bCs/>
-          <w:i w:val="false"/>
-          <w:iCs w:val="false"/>
-          <w:color w:val="000000"/>
-          <w:sz w:val="26"/>
-          <w:szCs w:val="26"/>
-        </w:rPr>
-        <w:t xml:space="preserve">10.20 Shops</w:t>
-      </w:r>
-    </w:p>
-    <w:p>
-      <w:pPr>
-        <w:pStyle w:val="Heading3"/>
-        <w:spacing w:after="80" w:before="200"/>
-      </w:pPr>
-      <w:r>
-        <w:rPr>
-          <w:rFonts w:ascii="Calibri" w:cs="Calibri" w:eastAsia="Calibri" w:hAnsi="Calibri"/>
-          <w:b/>
-          <w:bCs/>
-          <w:i w:val="false"/>
-          <w:iCs w:val="false"/>
-          <w:color w:val="000000"/>
-          <w:sz w:val="24"/>
-          <w:szCs w:val="24"/>
-        </w:rPr>
-        <w:t xml:space="preserve">What this page is</w:t>
-      </w:r>
-    </w:p>
-    <w:p>
-      <w:pPr>
-        <w:spacing w:after="160" w:before="0" w:line="276"/>
-        <w:jc w:val="left"/>
-      </w:pPr>
-      <w:r>
-        <w:rPr>
-          <w:rFonts w:ascii="Calibri" w:cs="Calibri" w:eastAsia="Calibri" w:hAnsi="Calibri"/>
-          <w:b w:val="false"/>
-          <w:bCs w:val="false"/>
-          <w:i w:val="false"/>
-          <w:iCs w:val="false"/>
-          <w:color w:val="000000"/>
-          <w:sz w:val="22"/>
-          <w:szCs w:val="22"/>
-        </w:rPr>
-        <w:t xml:space="preserve">Shops lists Iwo Road as HQ and Challenge as Open. Super Admin can open a new shop anywhere in Nigeria. Super Admin can close a shop. Closed shops stay in a Super Admin-only list so old sales are not lost.</w:t>
-      </w:r>
-    </w:p>
-    <w:p>
-      <w:pPr>
-        <w:pStyle w:val="Heading3"/>
-        <w:spacing w:after="80" w:before="200"/>
-      </w:pPr>
-      <w:r>
-        <w:rPr>
-          <w:rFonts w:ascii="Calibri" w:cs="Calibri" w:eastAsia="Calibri" w:hAnsi="Calibri"/>
-          <w:b/>
-          <w:bCs/>
-          <w:i w:val="false"/>
-          <w:iCs w:val="false"/>
-          <w:color w:val="000000"/>
-          <w:sz w:val="24"/>
-          <w:szCs w:val="24"/>
-        </w:rPr>
-        <w:t xml:space="preserve">Why it is here</w:t>
-      </w:r>
-    </w:p>
-    <w:p>
-      <w:pPr>
-        <w:spacing w:after="160" w:before="0" w:line="276"/>
-        <w:jc w:val="left"/>
-      </w:pPr>
-      <w:r>
-        <w:rPr>
-          <w:rFonts w:ascii="Calibri" w:cs="Calibri" w:eastAsia="Calibri" w:hAnsi="Calibri"/>
-          <w:b w:val="false"/>
-          <w:bCs w:val="false"/>
-          <w:i w:val="false"/>
-          <w:iCs w:val="false"/>
-          <w:color w:val="000000"/>
-          <w:sz w:val="22"/>
-          <w:szCs w:val="22"/>
-        </w:rPr>
-        <w:t xml:space="preserve">Abu Twins will grow. The software must not be rebuilt for each new city.</w:t>
-      </w:r>
-    </w:p>
-    <w:p>
-      <w:pPr>
-        <w:pStyle w:val="Heading3"/>
-        <w:spacing w:after="80" w:before="200"/>
-      </w:pPr>
-      <w:r>
-        <w:rPr>
-          <w:rFonts w:ascii="Calibri" w:cs="Calibri" w:eastAsia="Calibri" w:hAnsi="Calibri"/>
-          <w:b/>
-          <w:bCs/>
-          <w:i w:val="false"/>
-          <w:iCs w:val="false"/>
-          <w:color w:val="000000"/>
-          <w:sz w:val="24"/>
-          <w:szCs w:val="24"/>
-        </w:rPr>
-        <w:t xml:space="preserve">A real shop story</w:t>
-      </w:r>
-    </w:p>
-    <w:p>
-      <w:pPr>
-        <w:spacing w:after="160" w:before="0" w:line="276"/>
-        <w:jc w:val="left"/>
-      </w:pPr>
-      <w:r>
-        <w:rPr>
-          <w:rFonts w:ascii="Calibri" w:cs="Calibri" w:eastAsia="Calibri" w:hAnsi="Calibri"/>
-          <w:b w:val="false"/>
-          <w:bCs w:val="false"/>
-          <w:i w:val="false"/>
-          <w:iCs w:val="false"/>
-          <w:color w:val="000000"/>
-          <w:sz w:val="22"/>
-          <w:szCs w:val="22"/>
-        </w:rPr>
-        <w:t xml:space="preserve">Next year Abu Twins may open in Ilorin. Super Admin types the shop name, a short code, and the address. Staff in Ilorin then work in that shop only.</w:t>
-      </w:r>
-    </w:p>
-    <w:p>
-      <w:pPr>
-        <w:pStyle w:val="Heading3"/>
-        <w:spacing w:after="80" w:before="200"/>
-      </w:pPr>
-      <w:r>
-        <w:rPr>
-          <w:rFonts w:ascii="Calibri" w:cs="Calibri" w:eastAsia="Calibri" w:hAnsi="Calibri"/>
-          <w:b/>
-          <w:bCs/>
-          <w:i w:val="false"/>
-          <w:iCs w:val="false"/>
-          <w:color w:val="000000"/>
-          <w:sz w:val="24"/>
-          <w:szCs w:val="24"/>
-        </w:rPr>
-        <w:t xml:space="preserve">How to try it</w:t>
-      </w:r>
-    </w:p>
-    <w:p>
-      <w:pPr>
-        <w:spacing w:after="80" w:line="276"/>
-      </w:pPr>
-      <w:r>
-        <w:rPr>
-          <w:rFonts w:ascii="Calibri" w:cs="Calibri" w:eastAsia="Calibri" w:hAnsi="Calibri"/>
-          <w:b/>
-          <w:bCs/>
-          <w:i w:val="false"/>
-          <w:iCs w:val="false"/>
-          <w:color w:val="000000"/>
-          <w:sz w:val="22"/>
-          <w:szCs w:val="22"/>
-        </w:rPr>
-        <w:t xml:space="preserve">1. </w:t>
-      </w:r>
-      <w:r>
-        <w:rPr>
-          <w:rFonts w:ascii="Calibri" w:cs="Calibri" w:eastAsia="Calibri" w:hAnsi="Calibri"/>
-          <w:b w:val="false"/>
-          <w:bCs w:val="false"/>
-          <w:i w:val="false"/>
-          <w:iCs w:val="false"/>
-          <w:color w:val="000000"/>
-          <w:sz w:val="22"/>
-          <w:szCs w:val="22"/>
-        </w:rPr>
-        <w:t xml:space="preserve">Sign in as CEO. Click Shops.</w:t>
-      </w:r>
-    </w:p>
-    <w:p>
-      <w:pPr>
-        <w:spacing w:after="80" w:line="276"/>
-      </w:pPr>
-      <w:r>
-        <w:rPr>
-          <w:rFonts w:ascii="Calibri" w:cs="Calibri" w:eastAsia="Calibri" w:hAnsi="Calibri"/>
-          <w:b/>
-          <w:bCs/>
-          <w:i w:val="false"/>
-          <w:iCs w:val="false"/>
-          <w:color w:val="000000"/>
-          <w:sz w:val="22"/>
-          <w:szCs w:val="22"/>
-        </w:rPr>
-        <w:t xml:space="preserve">2. </w:t>
-      </w:r>
-      <w:r>
-        <w:rPr>
-          <w:rFonts w:ascii="Calibri" w:cs="Calibri" w:eastAsia="Calibri" w:hAnsi="Calibri"/>
-          <w:b w:val="false"/>
-          <w:bCs w:val="false"/>
-          <w:i w:val="false"/>
-          <w:iCs w:val="false"/>
-          <w:color w:val="000000"/>
-          <w:sz w:val="22"/>
-          <w:szCs w:val="22"/>
-        </w:rPr>
-        <w:t xml:space="preserve">Confirm you see Iwo Road, Ibadan · HQ and Challenge, Ibadan.</w:t>
-      </w:r>
-    </w:p>
-    <w:p>
-      <w:pPr>
-        <w:spacing w:after="80" w:line="276"/>
-      </w:pPr>
-      <w:r>
-        <w:rPr>
-          <w:rFonts w:ascii="Calibri" w:cs="Calibri" w:eastAsia="Calibri" w:hAnsi="Calibri"/>
-          <w:b/>
-          <w:bCs/>
-          <w:i w:val="false"/>
-          <w:iCs w:val="false"/>
-          <w:color w:val="000000"/>
-          <w:sz w:val="22"/>
-          <w:szCs w:val="22"/>
-        </w:rPr>
-        <w:t xml:space="preserve">3. </w:t>
-      </w:r>
-      <w:r>
-        <w:rPr>
-          <w:rFonts w:ascii="Calibri" w:cs="Calibri" w:eastAsia="Calibri" w:hAnsi="Calibri"/>
-          <w:b w:val="false"/>
-          <w:bCs w:val="false"/>
-          <w:i w:val="false"/>
-          <w:iCs w:val="false"/>
-          <w:color w:val="000000"/>
-          <w:sz w:val="22"/>
-          <w:szCs w:val="22"/>
-        </w:rPr>
-        <w:t xml:space="preserve">Confirm you do not see Lagos or Abuja as open shops.</w:t>
-      </w:r>
-    </w:p>
-    <w:p>
-      <w:pPr>
-        <w:spacing w:after="80" w:line="276"/>
-      </w:pPr>
-      <w:r>
-        <w:rPr>
-          <w:rFonts w:ascii="Calibri" w:cs="Calibri" w:eastAsia="Calibri" w:hAnsi="Calibri"/>
-          <w:b/>
-          <w:bCs/>
-          <w:i w:val="false"/>
-          <w:iCs w:val="false"/>
-          <w:color w:val="000000"/>
-          <w:sz w:val="22"/>
-          <w:szCs w:val="22"/>
-        </w:rPr>
-        <w:t xml:space="preserve">4. </w:t>
-      </w:r>
-      <w:r>
-        <w:rPr>
-          <w:rFonts w:ascii="Calibri" w:cs="Calibri" w:eastAsia="Calibri" w:hAnsi="Calibri"/>
-          <w:b w:val="false"/>
-          <w:bCs w:val="false"/>
-          <w:i w:val="false"/>
-          <w:iCs w:val="false"/>
-          <w:color w:val="000000"/>
-          <w:sz w:val="22"/>
-          <w:szCs w:val="22"/>
-        </w:rPr>
-        <w:t xml:space="preserve">Sign in as Super Admin. Confirm a Closed list exists for old shops, and an Open a new shop form is there.</w:t>
-      </w:r>
-    </w:p>
-    <w:p>
-      <w:pPr>
-        <w:pStyle w:val="Heading3"/>
-        <w:spacing w:after="80" w:before="200"/>
-      </w:pPr>
-      <w:r>
-        <w:rPr>
-          <w:rFonts w:ascii="Calibri" w:cs="Calibri" w:eastAsia="Calibri" w:hAnsi="Calibri"/>
-          <w:b/>
-          <w:bCs/>
-          <w:i w:val="false"/>
-          <w:iCs w:val="false"/>
-          <w:color w:val="000000"/>
-          <w:sz w:val="24"/>
-          <w:szCs w:val="24"/>
-        </w:rPr>
-        <w:t xml:space="preserve">What you should see</w:t>
+        <w:t xml:space="preserve">The PDF and the print preview hide the left menu and the calculator.</w:t>
       </w:r>
     </w:p>
     <w:p>
@@ -15589,7 +15637,7 @@
           <w:sz w:val="22"/>
           <w:szCs w:val="22"/>
         </w:rPr>
-        <w:t xml:space="preserve">CEO sees only the two Ibadan shops.</w:t>
+        <w:t xml:space="preserve">The pack does not edit any invoice. Sales, returns, and closes stay as they were.</w:t>
       </w:r>
     </w:p>
     <w:p>
@@ -15612,7 +15660,271 @@
           <w:sz w:val="22"/>
           <w:szCs w:val="22"/>
         </w:rPr>
-        <w:t xml:space="preserve">Iwo Road has the HQ badge.</w:t>
+        <w:t xml:space="preserve">A cashier who cannot see Check the books will not find the page. That is correct if Super Admin hid it.</w:t>
+      </w:r>
+    </w:p>
+    <w:p>
+      <w:pPr>
+        <w:pStyle w:val="Heading2"/>
+        <w:spacing w:after="120" w:before="280"/>
+      </w:pPr>
+      <w:r>
+        <w:rPr>
+          <w:rFonts w:ascii="Calibri" w:cs="Calibri" w:eastAsia="Calibri" w:hAnsi="Calibri"/>
+          <w:b/>
+          <w:bCs/>
+          <w:i w:val="false"/>
+          <w:iCs w:val="false"/>
+          <w:color w:val="000000"/>
+          <w:sz w:val="26"/>
+          <w:szCs w:val="26"/>
+        </w:rPr>
+        <w:t xml:space="preserve">10.19 Expenses</w:t>
+      </w:r>
+    </w:p>
+    <w:p>
+      <w:pPr>
+        <w:pStyle w:val="Heading3"/>
+        <w:spacing w:after="80" w:before="200"/>
+      </w:pPr>
+      <w:r>
+        <w:rPr>
+          <w:rFonts w:ascii="Calibri" w:cs="Calibri" w:eastAsia="Calibri" w:hAnsi="Calibri"/>
+          <w:b/>
+          <w:bCs/>
+          <w:i w:val="false"/>
+          <w:iCs w:val="false"/>
+          <w:color w:val="000000"/>
+          <w:sz w:val="24"/>
+          <w:szCs w:val="24"/>
+        </w:rPr>
+        <w:t xml:space="preserve">What this page is</w:t>
+      </w:r>
+    </w:p>
+    <w:p>
+      <w:pPr>
+        <w:spacing w:after="160" w:before="0" w:line="276"/>
+        <w:jc w:val="left"/>
+      </w:pPr>
+      <w:r>
+        <w:rPr>
+          <w:rFonts w:ascii="Calibri" w:cs="Calibri" w:eastAsia="Calibri" w:hAnsi="Calibri"/>
+          <w:b w:val="false"/>
+          <w:bCs w:val="false"/>
+          <w:i w:val="false"/>
+          <w:iCs w:val="false"/>
+          <w:color w:val="000000"/>
+          <w:sz w:val="22"/>
+          <w:szCs w:val="22"/>
+        </w:rPr>
+        <w:t xml:space="preserve">Expenses is for fuel, rent, salary, and light bill. Staff ask. A manager says yes. Then money can leave.</w:t>
+      </w:r>
+    </w:p>
+    <w:p>
+      <w:pPr>
+        <w:pStyle w:val="Heading3"/>
+        <w:spacing w:after="80" w:before="200"/>
+      </w:pPr>
+      <w:r>
+        <w:rPr>
+          <w:rFonts w:ascii="Calibri" w:cs="Calibri" w:eastAsia="Calibri" w:hAnsi="Calibri"/>
+          <w:b/>
+          <w:bCs/>
+          <w:i w:val="false"/>
+          <w:iCs w:val="false"/>
+          <w:color w:val="000000"/>
+          <w:sz w:val="24"/>
+          <w:szCs w:val="24"/>
+        </w:rPr>
+        <w:t xml:space="preserve">Why it is here</w:t>
+      </w:r>
+    </w:p>
+    <w:p>
+      <w:pPr>
+        <w:spacing w:after="160" w:before="0" w:line="276"/>
+        <w:jc w:val="left"/>
+      </w:pPr>
+      <w:r>
+        <w:rPr>
+          <w:rFonts w:ascii="Calibri" w:cs="Calibri" w:eastAsia="Calibri" w:hAnsi="Calibri"/>
+          <w:b w:val="false"/>
+          <w:bCs w:val="false"/>
+          <w:i w:val="false"/>
+          <w:iCs w:val="false"/>
+          <w:color w:val="000000"/>
+          <w:sz w:val="22"/>
+          <w:szCs w:val="22"/>
+        </w:rPr>
+        <w:t xml:space="preserve">If anyone can tap cash for ‘fuel’ with no yes, the till will never match.</w:t>
+      </w:r>
+    </w:p>
+    <w:p>
+      <w:pPr>
+        <w:pStyle w:val="Heading3"/>
+        <w:spacing w:after="80" w:before="200"/>
+      </w:pPr>
+      <w:r>
+        <w:rPr>
+          <w:rFonts w:ascii="Calibri" w:cs="Calibri" w:eastAsia="Calibri" w:hAnsi="Calibri"/>
+          <w:b/>
+          <w:bCs/>
+          <w:i w:val="false"/>
+          <w:iCs w:val="false"/>
+          <w:color w:val="000000"/>
+          <w:sz w:val="24"/>
+          <w:szCs w:val="24"/>
+        </w:rPr>
+        <w:t xml:space="preserve">A real shop story</w:t>
+      </w:r>
+    </w:p>
+    <w:p>
+      <w:pPr>
+        <w:spacing w:after="160" w:before="0" w:line="276"/>
+        <w:jc w:val="left"/>
+      </w:pPr>
+      <w:r>
+        <w:rPr>
+          <w:rFonts w:ascii="Calibri" w:cs="Calibri" w:eastAsia="Calibri" w:hAnsi="Calibri"/>
+          <w:b w:val="false"/>
+          <w:bCs w:val="false"/>
+          <w:i w:val="false"/>
+          <w:iCs w:val="false"/>
+          <w:color w:val="000000"/>
+          <w:sz w:val="22"/>
+          <w:szCs w:val="22"/>
+        </w:rPr>
+        <w:t xml:space="preserve">The Challenge manager asks for fuel money. The request waits on Needs approval. The CEO says yes. Then the pay-out is recorded.</w:t>
+      </w:r>
+    </w:p>
+    <w:p>
+      <w:pPr>
+        <w:pStyle w:val="Heading3"/>
+        <w:spacing w:after="80" w:before="200"/>
+      </w:pPr>
+      <w:r>
+        <w:rPr>
+          <w:rFonts w:ascii="Calibri" w:cs="Calibri" w:eastAsia="Calibri" w:hAnsi="Calibri"/>
+          <w:b/>
+          <w:bCs/>
+          <w:i w:val="false"/>
+          <w:iCs w:val="false"/>
+          <w:color w:val="000000"/>
+          <w:sz w:val="24"/>
+          <w:szCs w:val="24"/>
+        </w:rPr>
+        <w:t xml:space="preserve">How to try it</w:t>
+      </w:r>
+    </w:p>
+    <w:p>
+      <w:pPr>
+        <w:spacing w:after="80" w:line="276"/>
+      </w:pPr>
+      <w:r>
+        <w:rPr>
+          <w:rFonts w:ascii="Calibri" w:cs="Calibri" w:eastAsia="Calibri" w:hAnsi="Calibri"/>
+          <w:b/>
+          <w:bCs/>
+          <w:i w:val="false"/>
+          <w:iCs w:val="false"/>
+          <w:color w:val="000000"/>
+          <w:sz w:val="22"/>
+          <w:szCs w:val="22"/>
+        </w:rPr>
+        <w:t xml:space="preserve">1. </w:t>
+      </w:r>
+      <w:r>
+        <w:rPr>
+          <w:rFonts w:ascii="Calibri" w:cs="Calibri" w:eastAsia="Calibri" w:hAnsi="Calibri"/>
+          <w:b w:val="false"/>
+          <w:bCs w:val="false"/>
+          <w:i w:val="false"/>
+          <w:iCs w:val="false"/>
+          <w:color w:val="000000"/>
+          <w:sz w:val="22"/>
+          <w:szCs w:val="22"/>
+        </w:rPr>
+        <w:t xml:space="preserve">Click Expenses.</w:t>
+      </w:r>
+    </w:p>
+    <w:p>
+      <w:pPr>
+        <w:spacing w:after="80" w:line="276"/>
+      </w:pPr>
+      <w:r>
+        <w:rPr>
+          <w:rFonts w:ascii="Calibri" w:cs="Calibri" w:eastAsia="Calibri" w:hAnsi="Calibri"/>
+          <w:b/>
+          <w:bCs/>
+          <w:i w:val="false"/>
+          <w:iCs w:val="false"/>
+          <w:color w:val="000000"/>
+          <w:sz w:val="22"/>
+          <w:szCs w:val="22"/>
+        </w:rPr>
+        <w:t xml:space="preserve">2. </w:t>
+      </w:r>
+      <w:r>
+        <w:rPr>
+          <w:rFonts w:ascii="Calibri" w:cs="Calibri" w:eastAsia="Calibri" w:hAnsi="Calibri"/>
+          <w:b w:val="false"/>
+          <w:bCs w:val="false"/>
+          <w:i w:val="false"/>
+          <w:iCs w:val="false"/>
+          <w:color w:val="000000"/>
+          <w:sz w:val="22"/>
+          <w:szCs w:val="22"/>
+        </w:rPr>
+        <w:t xml:space="preserve">Create a small test expense only if leadership agrees, for example a ₦1 practice line marked TEST.</w:t>
+      </w:r>
+    </w:p>
+    <w:p>
+      <w:pPr>
+        <w:spacing w:after="80" w:line="276"/>
+      </w:pPr>
+      <w:r>
+        <w:rPr>
+          <w:rFonts w:ascii="Calibri" w:cs="Calibri" w:eastAsia="Calibri" w:hAnsi="Calibri"/>
+          <w:b/>
+          <w:bCs/>
+          <w:i w:val="false"/>
+          <w:iCs w:val="false"/>
+          <w:color w:val="000000"/>
+          <w:sz w:val="22"/>
+          <w:szCs w:val="22"/>
+        </w:rPr>
+        <w:t xml:space="preserve">3. </w:t>
+      </w:r>
+      <w:r>
+        <w:rPr>
+          <w:rFonts w:ascii="Calibri" w:cs="Calibri" w:eastAsia="Calibri" w:hAnsi="Calibri"/>
+          <w:b w:val="false"/>
+          <w:bCs w:val="false"/>
+          <w:i w:val="false"/>
+          <w:iCs w:val="false"/>
+          <w:color w:val="000000"/>
+          <w:sz w:val="22"/>
+          <w:szCs w:val="22"/>
+        </w:rPr>
+        <w:t xml:space="preserve">Open Needs approval as a manager and say yes or no.</w:t>
+      </w:r>
+    </w:p>
+    <w:p>
+      <w:pPr>
+        <w:pStyle w:val="Heading3"/>
+        <w:spacing w:after="80" w:before="200"/>
+      </w:pPr>
+      <w:r>
+        <w:rPr>
+          <w:rFonts w:ascii="Calibri" w:cs="Calibri" w:eastAsia="Calibri" w:hAnsi="Calibri"/>
+          <w:b/>
+          <w:bCs/>
+          <w:i w:val="false"/>
+          <w:iCs w:val="false"/>
+          <w:color w:val="000000"/>
+          <w:sz w:val="24"/>
+          <w:szCs w:val="24"/>
+        </w:rPr>
+        <w:t xml:space="preserve">What you should see</w:t>
       </w:r>
     </w:p>
     <w:p>
@@ -15635,7 +15947,7 @@
           <w:sz w:val="22"/>
           <w:szCs w:val="22"/>
         </w:rPr>
-        <w:t xml:space="preserve">Challenge has the Open badge.</w:t>
+        <w:t xml:space="preserve">A new expense waits. Money does not leave until yes.</w:t>
       </w:r>
     </w:p>
     <w:p>
@@ -15658,302 +15970,7 @@
           <w:sz w:val="22"/>
           <w:szCs w:val="22"/>
         </w:rPr>
-        <w:t xml:space="preserve">Only Super Admin can open or close a shop.</w:t>
-      </w:r>
-    </w:p>
-    <w:p>
-      <w:pPr>
-        <w:pStyle w:val="Heading2"/>
-        <w:spacing w:after="120" w:before="280"/>
-      </w:pPr>
-      <w:r>
-        <w:rPr>
-          <w:rFonts w:ascii="Calibri" w:cs="Calibri" w:eastAsia="Calibri" w:hAnsi="Calibri"/>
-          <w:b/>
-          <w:bCs/>
-          <w:i w:val="false"/>
-          <w:iCs w:val="false"/>
-          <w:color w:val="000000"/>
-          <w:sz w:val="26"/>
-          <w:szCs w:val="26"/>
-        </w:rPr>
-        <w:t xml:space="preserve">10.21 Staff</w:t>
-      </w:r>
-    </w:p>
-    <w:p>
-      <w:pPr>
-        <w:pStyle w:val="Heading3"/>
-        <w:spacing w:after="80" w:before="200"/>
-      </w:pPr>
-      <w:r>
-        <w:rPr>
-          <w:rFonts w:ascii="Calibri" w:cs="Calibri" w:eastAsia="Calibri" w:hAnsi="Calibri"/>
-          <w:b/>
-          <w:bCs/>
-          <w:i w:val="false"/>
-          <w:iCs w:val="false"/>
-          <w:color w:val="000000"/>
-          <w:sz w:val="24"/>
-          <w:szCs w:val="24"/>
-        </w:rPr>
-        <w:t xml:space="preserve">What this page is</w:t>
-      </w:r>
-    </w:p>
-    <w:p>
-      <w:pPr>
-        <w:spacing w:after="160" w:before="0" w:line="276"/>
-        <w:jc w:val="left"/>
-      </w:pPr>
-      <w:r>
-        <w:rPr>
-          <w:rFonts w:ascii="Calibri" w:cs="Calibri" w:eastAsia="Calibri" w:hAnsi="Calibri"/>
-          <w:b w:val="false"/>
-          <w:bCs w:val="false"/>
-          <w:i w:val="false"/>
-          <w:iCs w:val="false"/>
-          <w:color w:val="000000"/>
-          <w:sz w:val="22"/>
-          <w:szCs w:val="22"/>
-        </w:rPr>
-        <w:t xml:space="preserve">Staff is the people list. Super Admin or a shop manager (if allowed) can add a person, pick their job, and pick their shop. Super Admin can lock a login.</w:t>
-      </w:r>
-    </w:p>
-    <w:p>
-      <w:pPr>
-        <w:pStyle w:val="Heading3"/>
-        <w:spacing w:after="80" w:before="200"/>
-      </w:pPr>
-      <w:r>
-        <w:rPr>
-          <w:rFonts w:ascii="Calibri" w:cs="Calibri" w:eastAsia="Calibri" w:hAnsi="Calibri"/>
-          <w:b/>
-          <w:bCs/>
-          <w:i w:val="false"/>
-          <w:iCs w:val="false"/>
-          <w:color w:val="000000"/>
-          <w:sz w:val="24"/>
-          <w:szCs w:val="24"/>
-        </w:rPr>
-        <w:t xml:space="preserve">Why it is here</w:t>
-      </w:r>
-    </w:p>
-    <w:p>
-      <w:pPr>
-        <w:spacing w:after="160" w:before="0" w:line="276"/>
-        <w:jc w:val="left"/>
-      </w:pPr>
-      <w:r>
-        <w:rPr>
-          <w:rFonts w:ascii="Calibri" w:cs="Calibri" w:eastAsia="Calibri" w:hAnsi="Calibri"/>
-          <w:b w:val="false"/>
-          <w:bCs w:val="false"/>
-          <w:i w:val="false"/>
-          <w:iCs w:val="false"/>
-          <w:color w:val="000000"/>
-          <w:sz w:val="22"/>
-          <w:szCs w:val="22"/>
-        </w:rPr>
-        <w:t xml:space="preserve">A person who leaves the company must not keep a key to the till.</w:t>
-      </w:r>
-    </w:p>
-    <w:p>
-      <w:pPr>
-        <w:pStyle w:val="Heading3"/>
-        <w:spacing w:after="80" w:before="200"/>
-      </w:pPr>
-      <w:r>
-        <w:rPr>
-          <w:rFonts w:ascii="Calibri" w:cs="Calibri" w:eastAsia="Calibri" w:hAnsi="Calibri"/>
-          <w:b/>
-          <w:bCs/>
-          <w:i w:val="false"/>
-          <w:iCs w:val="false"/>
-          <w:color w:val="000000"/>
-          <w:sz w:val="24"/>
-          <w:szCs w:val="24"/>
-        </w:rPr>
-        <w:t xml:space="preserve">A real shop story</w:t>
-      </w:r>
-    </w:p>
-    <w:p>
-      <w:pPr>
-        <w:spacing w:after="160" w:before="0" w:line="276"/>
-        <w:jc w:val="left"/>
-      </w:pPr>
-      <w:r>
-        <w:rPr>
-          <w:rFonts w:ascii="Calibri" w:cs="Calibri" w:eastAsia="Calibri" w:hAnsi="Calibri"/>
-          <w:b w:val="false"/>
-          <w:bCs w:val="false"/>
-          <w:i w:val="false"/>
-          <w:iCs w:val="false"/>
-          <w:color w:val="000000"/>
-          <w:sz w:val="22"/>
-          <w:szCs w:val="22"/>
-        </w:rPr>
-        <w:t xml:space="preserve">A new cashier starts at Challenge. Super Admin adds their work email, sets job to Cashier, sets shop to Challenge, and gives them a first password. After they sign in, Super Admin asks them to change it.</w:t>
-      </w:r>
-    </w:p>
-    <w:p>
-      <w:pPr>
-        <w:pStyle w:val="Heading3"/>
-        <w:spacing w:after="80" w:before="200"/>
-      </w:pPr>
-      <w:r>
-        <w:rPr>
-          <w:rFonts w:ascii="Calibri" w:cs="Calibri" w:eastAsia="Calibri" w:hAnsi="Calibri"/>
-          <w:b/>
-          <w:bCs/>
-          <w:i w:val="false"/>
-          <w:iCs w:val="false"/>
-          <w:color w:val="000000"/>
-          <w:sz w:val="24"/>
-          <w:szCs w:val="24"/>
-        </w:rPr>
-        <w:t xml:space="preserve">How to try it</w:t>
-      </w:r>
-    </w:p>
-    <w:p>
-      <w:pPr>
-        <w:spacing w:after="80" w:line="276"/>
-      </w:pPr>
-      <w:r>
-        <w:rPr>
-          <w:rFonts w:ascii="Calibri" w:cs="Calibri" w:eastAsia="Calibri" w:hAnsi="Calibri"/>
-          <w:b/>
-          <w:bCs/>
-          <w:i w:val="false"/>
-          <w:iCs w:val="false"/>
-          <w:color w:val="000000"/>
-          <w:sz w:val="22"/>
-          <w:szCs w:val="22"/>
-        </w:rPr>
-        <w:t xml:space="preserve">1. </w:t>
-      </w:r>
-      <w:r>
-        <w:rPr>
-          <w:rFonts w:ascii="Calibri" w:cs="Calibri" w:eastAsia="Calibri" w:hAnsi="Calibri"/>
-          <w:b w:val="false"/>
-          <w:bCs w:val="false"/>
-          <w:i w:val="false"/>
-          <w:iCs w:val="false"/>
-          <w:color w:val="000000"/>
-          <w:sz w:val="22"/>
-          <w:szCs w:val="22"/>
-        </w:rPr>
-        <w:t xml:space="preserve">Sign in as Super Admin.</w:t>
-      </w:r>
-    </w:p>
-    <w:p>
-      <w:pPr>
-        <w:spacing w:after="80" w:line="276"/>
-      </w:pPr>
-      <w:r>
-        <w:rPr>
-          <w:rFonts w:ascii="Calibri" w:cs="Calibri" w:eastAsia="Calibri" w:hAnsi="Calibri"/>
-          <w:b/>
-          <w:bCs/>
-          <w:i w:val="false"/>
-          <w:iCs w:val="false"/>
-          <w:color w:val="000000"/>
-          <w:sz w:val="22"/>
-          <w:szCs w:val="22"/>
-        </w:rPr>
-        <w:t xml:space="preserve">2. </w:t>
-      </w:r>
-      <w:r>
-        <w:rPr>
-          <w:rFonts w:ascii="Calibri" w:cs="Calibri" w:eastAsia="Calibri" w:hAnsi="Calibri"/>
-          <w:b w:val="false"/>
-          <w:bCs w:val="false"/>
-          <w:i w:val="false"/>
-          <w:iCs w:val="false"/>
-          <w:color w:val="000000"/>
-          <w:sz w:val="22"/>
-          <w:szCs w:val="22"/>
-        </w:rPr>
-        <w:t xml:space="preserve">Click Staff.</w:t>
-      </w:r>
-    </w:p>
-    <w:p>
-      <w:pPr>
-        <w:spacing w:after="80" w:line="276"/>
-      </w:pPr>
-      <w:r>
-        <w:rPr>
-          <w:rFonts w:ascii="Calibri" w:cs="Calibri" w:eastAsia="Calibri" w:hAnsi="Calibri"/>
-          <w:b/>
-          <w:bCs/>
-          <w:i w:val="false"/>
-          <w:iCs w:val="false"/>
-          <w:color w:val="000000"/>
-          <w:sz w:val="22"/>
-          <w:szCs w:val="22"/>
-        </w:rPr>
-        <w:t xml:space="preserve">3. </w:t>
-      </w:r>
-      <w:r>
-        <w:rPr>
-          <w:rFonts w:ascii="Calibri" w:cs="Calibri" w:eastAsia="Calibri" w:hAnsi="Calibri"/>
-          <w:b w:val="false"/>
-          <w:bCs w:val="false"/>
-          <w:i w:val="false"/>
-          <w:iCs w:val="false"/>
-          <w:color w:val="000000"/>
-          <w:sz w:val="22"/>
-          <w:szCs w:val="22"/>
-        </w:rPr>
-        <w:t xml:space="preserve">Read names, jobs, shops, and Active or Disabled.</w:t>
-      </w:r>
-    </w:p>
-    <w:p>
-      <w:pPr>
-        <w:spacing w:after="80" w:line="276"/>
-      </w:pPr>
-      <w:r>
-        <w:rPr>
-          <w:rFonts w:ascii="Calibri" w:cs="Calibri" w:eastAsia="Calibri" w:hAnsi="Calibri"/>
-          <w:b/>
-          <w:bCs/>
-          <w:i w:val="false"/>
-          <w:iCs w:val="false"/>
-          <w:color w:val="000000"/>
-          <w:sz w:val="22"/>
-          <w:szCs w:val="22"/>
-        </w:rPr>
-        <w:t xml:space="preserve">4. </w:t>
-      </w:r>
-      <w:r>
-        <w:rPr>
-          <w:rFonts w:ascii="Calibri" w:cs="Calibri" w:eastAsia="Calibri" w:hAnsi="Calibri"/>
-          <w:b w:val="false"/>
-          <w:bCs w:val="false"/>
-          <w:i w:val="false"/>
-          <w:iCs w:val="false"/>
-          <w:color w:val="000000"/>
-          <w:sz w:val="22"/>
-          <w:szCs w:val="22"/>
-        </w:rPr>
-        <w:t xml:space="preserve">Do not disable the only Super Admin during a test.</w:t>
-      </w:r>
-    </w:p>
-    <w:p>
-      <w:pPr>
-        <w:pStyle w:val="Heading3"/>
-        <w:spacing w:after="80" w:before="200"/>
-      </w:pPr>
-      <w:r>
-        <w:rPr>
-          <w:rFonts w:ascii="Calibri" w:cs="Calibri" w:eastAsia="Calibri" w:hAnsi="Calibri"/>
-          <w:b/>
-          <w:bCs/>
-          <w:i w:val="false"/>
-          <w:iCs w:val="false"/>
-          <w:color w:val="000000"/>
-          <w:sz w:val="24"/>
-          <w:szCs w:val="24"/>
-        </w:rPr>
-        <w:t xml:space="preserve">What you should see</w:t>
+        <w:t xml:space="preserve">A no leaves the expense rejected.</w:t>
       </w:r>
     </w:p>
     <w:p>
@@ -15976,7 +15993,302 @@
           <w:sz w:val="22"/>
           <w:szCs w:val="22"/>
         </w:rPr>
-        <w:t xml:space="preserve">Each test person in section 12 appears.</w:t>
+        <w:t xml:space="preserve">A yes then allows the pay-out to show in Money in &amp; out.</w:t>
+      </w:r>
+    </w:p>
+    <w:p>
+      <w:pPr>
+        <w:pStyle w:val="Heading2"/>
+        <w:spacing w:after="120" w:before="280"/>
+      </w:pPr>
+      <w:r>
+        <w:rPr>
+          <w:rFonts w:ascii="Calibri" w:cs="Calibri" w:eastAsia="Calibri" w:hAnsi="Calibri"/>
+          <w:b/>
+          <w:bCs/>
+          <w:i w:val="false"/>
+          <w:iCs w:val="false"/>
+          <w:color w:val="000000"/>
+          <w:sz w:val="26"/>
+          <w:szCs w:val="26"/>
+        </w:rPr>
+        <w:t xml:space="preserve">10.20 Needs approval</w:t>
+      </w:r>
+    </w:p>
+    <w:p>
+      <w:pPr>
+        <w:pStyle w:val="Heading3"/>
+        <w:spacing w:after="80" w:before="200"/>
+      </w:pPr>
+      <w:r>
+        <w:rPr>
+          <w:rFonts w:ascii="Calibri" w:cs="Calibri" w:eastAsia="Calibri" w:hAnsi="Calibri"/>
+          <w:b/>
+          <w:bCs/>
+          <w:i w:val="false"/>
+          <w:iCs w:val="false"/>
+          <w:color w:val="000000"/>
+          <w:sz w:val="24"/>
+          <w:szCs w:val="24"/>
+        </w:rPr>
+        <w:t xml:space="preserve">What this page is</w:t>
+      </w:r>
+    </w:p>
+    <w:p>
+      <w:pPr>
+        <w:spacing w:after="160" w:before="0" w:line="276"/>
+        <w:jc w:val="left"/>
+      </w:pPr>
+      <w:r>
+        <w:rPr>
+          <w:rFonts w:ascii="Calibri" w:cs="Calibri" w:eastAsia="Calibri" w:hAnsi="Calibri"/>
+          <w:b w:val="false"/>
+          <w:bCs w:val="false"/>
+          <w:i w:val="false"/>
+          <w:iCs w:val="false"/>
+          <w:color w:val="000000"/>
+          <w:sz w:val="22"/>
+          <w:szCs w:val="22"/>
+        </w:rPr>
+        <w:t xml:space="preserve">This is the yes-or-no desk. Swaps, refunds, expenses, and stock counts wait here.</w:t>
+      </w:r>
+    </w:p>
+    <w:p>
+      <w:pPr>
+        <w:pStyle w:val="Heading3"/>
+        <w:spacing w:after="80" w:before="200"/>
+      </w:pPr>
+      <w:r>
+        <w:rPr>
+          <w:rFonts w:ascii="Calibri" w:cs="Calibri" w:eastAsia="Calibri" w:hAnsi="Calibri"/>
+          <w:b/>
+          <w:bCs/>
+          <w:i w:val="false"/>
+          <w:iCs w:val="false"/>
+          <w:color w:val="000000"/>
+          <w:sz w:val="24"/>
+          <w:szCs w:val="24"/>
+        </w:rPr>
+        <w:t xml:space="preserve">Why it is here</w:t>
+      </w:r>
+    </w:p>
+    <w:p>
+      <w:pPr>
+        <w:spacing w:after="160" w:before="0" w:line="276"/>
+        <w:jc w:val="left"/>
+      </w:pPr>
+      <w:r>
+        <w:rPr>
+          <w:rFonts w:ascii="Calibri" w:cs="Calibri" w:eastAsia="Calibri" w:hAnsi="Calibri"/>
+          <w:b w:val="false"/>
+          <w:bCs w:val="false"/>
+          <w:i w:val="false"/>
+          <w:iCs w:val="false"/>
+          <w:color w:val="000000"/>
+          <w:sz w:val="22"/>
+          <w:szCs w:val="22"/>
+        </w:rPr>
+        <w:t xml:space="preserve">One place is better than ten WhatsApp chats.</w:t>
+      </w:r>
+    </w:p>
+    <w:p>
+      <w:pPr>
+        <w:pStyle w:val="Heading3"/>
+        <w:spacing w:after="80" w:before="200"/>
+      </w:pPr>
+      <w:r>
+        <w:rPr>
+          <w:rFonts w:ascii="Calibri" w:cs="Calibri" w:eastAsia="Calibri" w:hAnsi="Calibri"/>
+          <w:b/>
+          <w:bCs/>
+          <w:i w:val="false"/>
+          <w:iCs w:val="false"/>
+          <w:color w:val="000000"/>
+          <w:sz w:val="24"/>
+          <w:szCs w:val="24"/>
+        </w:rPr>
+        <w:t xml:space="preserve">A real shop story</w:t>
+      </w:r>
+    </w:p>
+    <w:p>
+      <w:pPr>
+        <w:spacing w:after="160" w:before="0" w:line="276"/>
+        <w:jc w:val="left"/>
+      </w:pPr>
+      <w:r>
+        <w:rPr>
+          <w:rFonts w:ascii="Calibri" w:cs="Calibri" w:eastAsia="Calibri" w:hAnsi="Calibri"/>
+          <w:b w:val="false"/>
+          <w:bCs w:val="false"/>
+          <w:i w:val="false"/>
+          <w:iCs w:val="false"/>
+          <w:color w:val="000000"/>
+          <w:sz w:val="22"/>
+          <w:szCs w:val="22"/>
+        </w:rPr>
+        <w:t xml:space="preserve">The CEO opens Needs approval each morning. Three items wait. Two expenses are yes. One odd stock count is no until the manager recounts.</w:t>
+      </w:r>
+    </w:p>
+    <w:p>
+      <w:pPr>
+        <w:pStyle w:val="Heading3"/>
+        <w:spacing w:after="80" w:before="200"/>
+      </w:pPr>
+      <w:r>
+        <w:rPr>
+          <w:rFonts w:ascii="Calibri" w:cs="Calibri" w:eastAsia="Calibri" w:hAnsi="Calibri"/>
+          <w:b/>
+          <w:bCs/>
+          <w:i w:val="false"/>
+          <w:iCs w:val="false"/>
+          <w:color w:val="000000"/>
+          <w:sz w:val="24"/>
+          <w:szCs w:val="24"/>
+        </w:rPr>
+        <w:t xml:space="preserve">How to try it</w:t>
+      </w:r>
+    </w:p>
+    <w:p>
+      <w:pPr>
+        <w:spacing w:after="80" w:line="276"/>
+      </w:pPr>
+      <w:r>
+        <w:rPr>
+          <w:rFonts w:ascii="Calibri" w:cs="Calibri" w:eastAsia="Calibri" w:hAnsi="Calibri"/>
+          <w:b/>
+          <w:bCs/>
+          <w:i w:val="false"/>
+          <w:iCs w:val="false"/>
+          <w:color w:val="000000"/>
+          <w:sz w:val="22"/>
+          <w:szCs w:val="22"/>
+        </w:rPr>
+        <w:t xml:space="preserve">1. </w:t>
+      </w:r>
+      <w:r>
+        <w:rPr>
+          <w:rFonts w:ascii="Calibri" w:cs="Calibri" w:eastAsia="Calibri" w:hAnsi="Calibri"/>
+          <w:b w:val="false"/>
+          <w:bCs w:val="false"/>
+          <w:i w:val="false"/>
+          <w:iCs w:val="false"/>
+          <w:color w:val="000000"/>
+          <w:sz w:val="22"/>
+          <w:szCs w:val="22"/>
+        </w:rPr>
+        <w:t xml:space="preserve">Sign in as CEO or shop manager.</w:t>
+      </w:r>
+    </w:p>
+    <w:p>
+      <w:pPr>
+        <w:spacing w:after="80" w:line="276"/>
+      </w:pPr>
+      <w:r>
+        <w:rPr>
+          <w:rFonts w:ascii="Calibri" w:cs="Calibri" w:eastAsia="Calibri" w:hAnsi="Calibri"/>
+          <w:b/>
+          <w:bCs/>
+          <w:i w:val="false"/>
+          <w:iCs w:val="false"/>
+          <w:color w:val="000000"/>
+          <w:sz w:val="22"/>
+          <w:szCs w:val="22"/>
+        </w:rPr>
+        <w:t xml:space="preserve">2. </w:t>
+      </w:r>
+      <w:r>
+        <w:rPr>
+          <w:rFonts w:ascii="Calibri" w:cs="Calibri" w:eastAsia="Calibri" w:hAnsi="Calibri"/>
+          <w:b w:val="false"/>
+          <w:bCs w:val="false"/>
+          <w:i w:val="false"/>
+          <w:iCs w:val="false"/>
+          <w:color w:val="000000"/>
+          <w:sz w:val="22"/>
+          <w:szCs w:val="22"/>
+        </w:rPr>
+        <w:t xml:space="preserve">Click Needs approval.</w:t>
+      </w:r>
+    </w:p>
+    <w:p>
+      <w:pPr>
+        <w:spacing w:after="80" w:line="276"/>
+      </w:pPr>
+      <w:r>
+        <w:rPr>
+          <w:rFonts w:ascii="Calibri" w:cs="Calibri" w:eastAsia="Calibri" w:hAnsi="Calibri"/>
+          <w:b/>
+          <w:bCs/>
+          <w:i w:val="false"/>
+          <w:iCs w:val="false"/>
+          <w:color w:val="000000"/>
+          <w:sz w:val="22"/>
+          <w:szCs w:val="22"/>
+        </w:rPr>
+        <w:t xml:space="preserve">3. </w:t>
+      </w:r>
+      <w:r>
+        <w:rPr>
+          <w:rFonts w:ascii="Calibri" w:cs="Calibri" w:eastAsia="Calibri" w:hAnsi="Calibri"/>
+          <w:b w:val="false"/>
+          <w:bCs w:val="false"/>
+          <w:i w:val="false"/>
+          <w:iCs w:val="false"/>
+          <w:color w:val="000000"/>
+          <w:sz w:val="22"/>
+          <w:szCs w:val="22"/>
+        </w:rPr>
+        <w:t xml:space="preserve">Open an item. Read who asked and why.</w:t>
+      </w:r>
+    </w:p>
+    <w:p>
+      <w:pPr>
+        <w:spacing w:after="80" w:line="276"/>
+      </w:pPr>
+      <w:r>
+        <w:rPr>
+          <w:rFonts w:ascii="Calibri" w:cs="Calibri" w:eastAsia="Calibri" w:hAnsi="Calibri"/>
+          <w:b/>
+          <w:bCs/>
+          <w:i w:val="false"/>
+          <w:iCs w:val="false"/>
+          <w:color w:val="000000"/>
+          <w:sz w:val="22"/>
+          <w:szCs w:val="22"/>
+        </w:rPr>
+        <w:t xml:space="preserve">4. </w:t>
+      </w:r>
+      <w:r>
+        <w:rPr>
+          <w:rFonts w:ascii="Calibri" w:cs="Calibri" w:eastAsia="Calibri" w:hAnsi="Calibri"/>
+          <w:b w:val="false"/>
+          <w:bCs w:val="false"/>
+          <w:i w:val="false"/>
+          <w:iCs w:val="false"/>
+          <w:color w:val="000000"/>
+          <w:sz w:val="22"/>
+          <w:szCs w:val="22"/>
+        </w:rPr>
+        <w:t xml:space="preserve">Say yes or no.</w:t>
+      </w:r>
+    </w:p>
+    <w:p>
+      <w:pPr>
+        <w:pStyle w:val="Heading3"/>
+        <w:spacing w:after="80" w:before="200"/>
+      </w:pPr>
+      <w:r>
+        <w:rPr>
+          <w:rFonts w:ascii="Calibri" w:cs="Calibri" w:eastAsia="Calibri" w:hAnsi="Calibri"/>
+          <w:b/>
+          <w:bCs/>
+          <w:i w:val="false"/>
+          <w:iCs w:val="false"/>
+          <w:color w:val="000000"/>
+          <w:sz w:val="24"/>
+          <w:szCs w:val="24"/>
+        </w:rPr>
+        <w:t xml:space="preserve">What you should see</w:t>
       </w:r>
     </w:p>
     <w:p>
@@ -15999,7 +16311,7 @@
           <w:sz w:val="22"/>
           <w:szCs w:val="22"/>
         </w:rPr>
-        <w:t xml:space="preserve">Challenge manager shows Challenge, Ibadan.</w:t>
+        <w:t xml:space="preserve">The top of the page says how many are waiting.</w:t>
       </w:r>
     </w:p>
     <w:p>
@@ -16022,7 +16334,7 @@
           <w:sz w:val="22"/>
           <w:szCs w:val="22"/>
         </w:rPr>
-        <w:t xml:space="preserve">Disable stops that person from signing in.</w:t>
+        <w:t xml:space="preserve">After yes, the original work can continue.</w:t>
       </w:r>
     </w:p>
     <w:p>
@@ -16045,302 +16357,7 @@
           <w:sz w:val="22"/>
           <w:szCs w:val="22"/>
         </w:rPr>
-        <w:t xml:space="preserve">Restore lets them sign in again.</w:t>
-      </w:r>
-    </w:p>
-    <w:p>
-      <w:pPr>
-        <w:pStyle w:val="Heading2"/>
-        <w:spacing w:after="120" w:before="280"/>
-      </w:pPr>
-      <w:r>
-        <w:rPr>
-          <w:rFonts w:ascii="Calibri" w:cs="Calibri" w:eastAsia="Calibri" w:hAnsi="Calibri"/>
-          <w:b/>
-          <w:bCs/>
-          <w:i w:val="false"/>
-          <w:iCs w:val="false"/>
-          <w:color w:val="000000"/>
-          <w:sz w:val="26"/>
-          <w:szCs w:val="26"/>
-        </w:rPr>
-        <w:t xml:space="preserve">10.22 Who can see what</w:t>
-      </w:r>
-    </w:p>
-    <w:p>
-      <w:pPr>
-        <w:pStyle w:val="Heading3"/>
-        <w:spacing w:after="80" w:before="200"/>
-      </w:pPr>
-      <w:r>
-        <w:rPr>
-          <w:rFonts w:ascii="Calibri" w:cs="Calibri" w:eastAsia="Calibri" w:hAnsi="Calibri"/>
-          <w:b/>
-          <w:bCs/>
-          <w:i w:val="false"/>
-          <w:iCs w:val="false"/>
-          <w:color w:val="000000"/>
-          <w:sz w:val="24"/>
-          <w:szCs w:val="24"/>
-        </w:rPr>
-        <w:t xml:space="preserve">What this page is</w:t>
-      </w:r>
-    </w:p>
-    <w:p>
-      <w:pPr>
-        <w:spacing w:after="160" w:before="0" w:line="276"/>
-        <w:jc w:val="left"/>
-      </w:pPr>
-      <w:r>
-        <w:rPr>
-          <w:rFonts w:ascii="Calibri" w:cs="Calibri" w:eastAsia="Calibri" w:hAnsi="Calibri"/>
-          <w:b w:val="false"/>
-          <w:bCs w:val="false"/>
-          <w:i w:val="false"/>
-          <w:iCs w:val="false"/>
-          <w:color w:val="000000"/>
-          <w:sz w:val="22"/>
-          <w:szCs w:val="22"/>
-        </w:rPr>
-        <w:t xml:space="preserve">This page is Super Admin only. You tick the pages and the work for each job. Super Admin is not ticked here because Super Admin always has all rights.</w:t>
-      </w:r>
-    </w:p>
-    <w:p>
-      <w:pPr>
-        <w:pStyle w:val="Heading3"/>
-        <w:spacing w:after="80" w:before="200"/>
-      </w:pPr>
-      <w:r>
-        <w:rPr>
-          <w:rFonts w:ascii="Calibri" w:cs="Calibri" w:eastAsia="Calibri" w:hAnsi="Calibri"/>
-          <w:b/>
-          <w:bCs/>
-          <w:i w:val="false"/>
-          <w:iCs w:val="false"/>
-          <w:color w:val="000000"/>
-          <w:sz w:val="24"/>
-          <w:szCs w:val="24"/>
-        </w:rPr>
-        <w:t xml:space="preserve">Why it is here</w:t>
-      </w:r>
-    </w:p>
-    <w:p>
-      <w:pPr>
-        <w:spacing w:after="160" w:before="0" w:line="276"/>
-        <w:jc w:val="left"/>
-      </w:pPr>
-      <w:r>
-        <w:rPr>
-          <w:rFonts w:ascii="Calibri" w:cs="Calibri" w:eastAsia="Calibri" w:hAnsi="Calibri"/>
-          <w:b w:val="false"/>
-          <w:bCs w:val="false"/>
-          <w:i w:val="false"/>
-          <w:iCs w:val="false"/>
-          <w:color w:val="000000"/>
-          <w:sz w:val="22"/>
-          <w:szCs w:val="22"/>
-        </w:rPr>
-        <w:t xml:space="preserve">The CEO may want the accountant to see money but not Sell now. That should be a tick, not a phone call to Techvaults.</w:t>
-      </w:r>
-    </w:p>
-    <w:p>
-      <w:pPr>
-        <w:pStyle w:val="Heading3"/>
-        <w:spacing w:after="80" w:before="200"/>
-      </w:pPr>
-      <w:r>
-        <w:rPr>
-          <w:rFonts w:ascii="Calibri" w:cs="Calibri" w:eastAsia="Calibri" w:hAnsi="Calibri"/>
-          <w:b/>
-          <w:bCs/>
-          <w:i w:val="false"/>
-          <w:iCs w:val="false"/>
-          <w:color w:val="000000"/>
-          <w:sz w:val="24"/>
-          <w:szCs w:val="24"/>
-        </w:rPr>
-        <w:t xml:space="preserve">A real shop story</w:t>
-      </w:r>
-    </w:p>
-    <w:p>
-      <w:pPr>
-        <w:spacing w:after="160" w:before="0" w:line="276"/>
-        <w:jc w:val="left"/>
-      </w:pPr>
-      <w:r>
-        <w:rPr>
-          <w:rFonts w:ascii="Calibri" w:cs="Calibri" w:eastAsia="Calibri" w:hAnsi="Calibri"/>
-          <w:b w:val="false"/>
-          <w:bCs w:val="false"/>
-          <w:i w:val="false"/>
-          <w:iCs w:val="false"/>
-          <w:color w:val="000000"/>
-          <w:sz w:val="22"/>
-          <w:szCs w:val="22"/>
-        </w:rPr>
-        <w:t xml:space="preserve">The CEO asks that cashiers must not see Reports. Super Admin opens Who can see what, finds Cashier, unticks Reports, and saves. The cashier signs out and in. Reports is gone.</w:t>
-      </w:r>
-    </w:p>
-    <w:p>
-      <w:pPr>
-        <w:pStyle w:val="Heading3"/>
-        <w:spacing w:after="80" w:before="200"/>
-      </w:pPr>
-      <w:r>
-        <w:rPr>
-          <w:rFonts w:ascii="Calibri" w:cs="Calibri" w:eastAsia="Calibri" w:hAnsi="Calibri"/>
-          <w:b/>
-          <w:bCs/>
-          <w:i w:val="false"/>
-          <w:iCs w:val="false"/>
-          <w:color w:val="000000"/>
-          <w:sz w:val="24"/>
-          <w:szCs w:val="24"/>
-        </w:rPr>
-        <w:t xml:space="preserve">How to try it</w:t>
-      </w:r>
-    </w:p>
-    <w:p>
-      <w:pPr>
-        <w:spacing w:after="80" w:line="276"/>
-      </w:pPr>
-      <w:r>
-        <w:rPr>
-          <w:rFonts w:ascii="Calibri" w:cs="Calibri" w:eastAsia="Calibri" w:hAnsi="Calibri"/>
-          <w:b/>
-          <w:bCs/>
-          <w:i w:val="false"/>
-          <w:iCs w:val="false"/>
-          <w:color w:val="000000"/>
-          <w:sz w:val="22"/>
-          <w:szCs w:val="22"/>
-        </w:rPr>
-        <w:t xml:space="preserve">1. </w:t>
-      </w:r>
-      <w:r>
-        <w:rPr>
-          <w:rFonts w:ascii="Calibri" w:cs="Calibri" w:eastAsia="Calibri" w:hAnsi="Calibri"/>
-          <w:b w:val="false"/>
-          <w:bCs w:val="false"/>
-          <w:i w:val="false"/>
-          <w:iCs w:val="false"/>
-          <w:color w:val="000000"/>
-          <w:sz w:val="22"/>
-          <w:szCs w:val="22"/>
-        </w:rPr>
-        <w:t xml:space="preserve">Sign in as Super Admin.</w:t>
-      </w:r>
-    </w:p>
-    <w:p>
-      <w:pPr>
-        <w:spacing w:after="80" w:line="276"/>
-      </w:pPr>
-      <w:r>
-        <w:rPr>
-          <w:rFonts w:ascii="Calibri" w:cs="Calibri" w:eastAsia="Calibri" w:hAnsi="Calibri"/>
-          <w:b/>
-          <w:bCs/>
-          <w:i w:val="false"/>
-          <w:iCs w:val="false"/>
-          <w:color w:val="000000"/>
-          <w:sz w:val="22"/>
-          <w:szCs w:val="22"/>
-        </w:rPr>
-        <w:t xml:space="preserve">2. </w:t>
-      </w:r>
-      <w:r>
-        <w:rPr>
-          <w:rFonts w:ascii="Calibri" w:cs="Calibri" w:eastAsia="Calibri" w:hAnsi="Calibri"/>
-          <w:b w:val="false"/>
-          <w:bCs w:val="false"/>
-          <w:i w:val="false"/>
-          <w:iCs w:val="false"/>
-          <w:color w:val="000000"/>
-          <w:sz w:val="22"/>
-          <w:szCs w:val="22"/>
-        </w:rPr>
-        <w:t xml:space="preserve">Click Who can see what.</w:t>
-      </w:r>
-    </w:p>
-    <w:p>
-      <w:pPr>
-        <w:spacing w:after="80" w:line="276"/>
-      </w:pPr>
-      <w:r>
-        <w:rPr>
-          <w:rFonts w:ascii="Calibri" w:cs="Calibri" w:eastAsia="Calibri" w:hAnsi="Calibri"/>
-          <w:b/>
-          <w:bCs/>
-          <w:i w:val="false"/>
-          <w:iCs w:val="false"/>
-          <w:color w:val="000000"/>
-          <w:sz w:val="22"/>
-          <w:szCs w:val="22"/>
-        </w:rPr>
-        <w:t xml:space="preserve">3. </w:t>
-      </w:r>
-      <w:r>
-        <w:rPr>
-          <w:rFonts w:ascii="Calibri" w:cs="Calibri" w:eastAsia="Calibri" w:hAnsi="Calibri"/>
-          <w:b w:val="false"/>
-          <w:bCs w:val="false"/>
-          <w:i w:val="false"/>
-          <w:iCs w:val="false"/>
-          <w:color w:val="000000"/>
-          <w:sz w:val="22"/>
-          <w:szCs w:val="22"/>
-        </w:rPr>
-        <w:t xml:space="preserve">Open Cashier. Confirm Sell now is ticked and Goods on the way is not ticked unless you want it.</w:t>
-      </w:r>
-    </w:p>
-    <w:p>
-      <w:pPr>
-        <w:spacing w:after="80" w:line="276"/>
-      </w:pPr>
-      <w:r>
-        <w:rPr>
-          <w:rFonts w:ascii="Calibri" w:cs="Calibri" w:eastAsia="Calibri" w:hAnsi="Calibri"/>
-          <w:b/>
-          <w:bCs/>
-          <w:i w:val="false"/>
-          <w:iCs w:val="false"/>
-          <w:color w:val="000000"/>
-          <w:sz w:val="22"/>
-          <w:szCs w:val="22"/>
-        </w:rPr>
-        <w:t xml:space="preserve">4. </w:t>
-      </w:r>
-      <w:r>
-        <w:rPr>
-          <w:rFonts w:ascii="Calibri" w:cs="Calibri" w:eastAsia="Calibri" w:hAnsi="Calibri"/>
-          <w:b w:val="false"/>
-          <w:bCs w:val="false"/>
-          <w:i w:val="false"/>
-          <w:iCs w:val="false"/>
-          <w:color w:val="000000"/>
-          <w:sz w:val="22"/>
-          <w:szCs w:val="22"/>
-        </w:rPr>
-        <w:t xml:space="preserve">Save only if you mean to change a live rule. For a first read, do not untick things at random.</w:t>
-      </w:r>
-    </w:p>
-    <w:p>
-      <w:pPr>
-        <w:pStyle w:val="Heading3"/>
-        <w:spacing w:after="80" w:before="200"/>
-      </w:pPr>
-      <w:r>
-        <w:rPr>
-          <w:rFonts w:ascii="Calibri" w:cs="Calibri" w:eastAsia="Calibri" w:hAnsi="Calibri"/>
-          <w:b/>
-          <w:bCs/>
-          <w:i w:val="false"/>
-          <w:iCs w:val="false"/>
-          <w:color w:val="000000"/>
-          <w:sz w:val="24"/>
-          <w:szCs w:val="24"/>
-        </w:rPr>
-        <w:t xml:space="preserve">What you should see</w:t>
+        <w:t xml:space="preserve">After no, the work stops.</w:t>
       </w:r>
     </w:p>
     <w:p>
@@ -16363,7 +16380,302 @@
           <w:sz w:val="22"/>
           <w:szCs w:val="22"/>
         </w:rPr>
-        <w:t xml:space="preserve">CEO who opens this address is sent away. Only Super Admin may use it.</w:t>
+        <w:t xml:space="preserve">A cashier without approve rights cannot see the yes button.</w:t>
+      </w:r>
+    </w:p>
+    <w:p>
+      <w:pPr>
+        <w:pStyle w:val="Heading2"/>
+        <w:spacing w:after="120" w:before="280"/>
+      </w:pPr>
+      <w:r>
+        <w:rPr>
+          <w:rFonts w:ascii="Calibri" w:cs="Calibri" w:eastAsia="Calibri" w:hAnsi="Calibri"/>
+          <w:b/>
+          <w:bCs/>
+          <w:i w:val="false"/>
+          <w:iCs w:val="false"/>
+          <w:color w:val="000000"/>
+          <w:sz w:val="26"/>
+          <w:szCs w:val="26"/>
+        </w:rPr>
+        <w:t xml:space="preserve">10.21 Shops</w:t>
+      </w:r>
+    </w:p>
+    <w:p>
+      <w:pPr>
+        <w:pStyle w:val="Heading3"/>
+        <w:spacing w:after="80" w:before="200"/>
+      </w:pPr>
+      <w:r>
+        <w:rPr>
+          <w:rFonts w:ascii="Calibri" w:cs="Calibri" w:eastAsia="Calibri" w:hAnsi="Calibri"/>
+          <w:b/>
+          <w:bCs/>
+          <w:i w:val="false"/>
+          <w:iCs w:val="false"/>
+          <w:color w:val="000000"/>
+          <w:sz w:val="24"/>
+          <w:szCs w:val="24"/>
+        </w:rPr>
+        <w:t xml:space="preserve">What this page is</w:t>
+      </w:r>
+    </w:p>
+    <w:p>
+      <w:pPr>
+        <w:spacing w:after="160" w:before="0" w:line="276"/>
+        <w:jc w:val="left"/>
+      </w:pPr>
+      <w:r>
+        <w:rPr>
+          <w:rFonts w:ascii="Calibri" w:cs="Calibri" w:eastAsia="Calibri" w:hAnsi="Calibri"/>
+          <w:b w:val="false"/>
+          <w:bCs w:val="false"/>
+          <w:i w:val="false"/>
+          <w:iCs w:val="false"/>
+          <w:color w:val="000000"/>
+          <w:sz w:val="22"/>
+          <w:szCs w:val="22"/>
+        </w:rPr>
+        <w:t xml:space="preserve">Shops lists Iwo Road as HQ and Challenge as Open. Super Admin can open a new shop anywhere in Nigeria. Super Admin can close a shop. Closed shops stay in a Super Admin-only list so old sales are not lost.</w:t>
+      </w:r>
+    </w:p>
+    <w:p>
+      <w:pPr>
+        <w:pStyle w:val="Heading3"/>
+        <w:spacing w:after="80" w:before="200"/>
+      </w:pPr>
+      <w:r>
+        <w:rPr>
+          <w:rFonts w:ascii="Calibri" w:cs="Calibri" w:eastAsia="Calibri" w:hAnsi="Calibri"/>
+          <w:b/>
+          <w:bCs/>
+          <w:i w:val="false"/>
+          <w:iCs w:val="false"/>
+          <w:color w:val="000000"/>
+          <w:sz w:val="24"/>
+          <w:szCs w:val="24"/>
+        </w:rPr>
+        <w:t xml:space="preserve">Why it is here</w:t>
+      </w:r>
+    </w:p>
+    <w:p>
+      <w:pPr>
+        <w:spacing w:after="160" w:before="0" w:line="276"/>
+        <w:jc w:val="left"/>
+      </w:pPr>
+      <w:r>
+        <w:rPr>
+          <w:rFonts w:ascii="Calibri" w:cs="Calibri" w:eastAsia="Calibri" w:hAnsi="Calibri"/>
+          <w:b w:val="false"/>
+          <w:bCs w:val="false"/>
+          <w:i w:val="false"/>
+          <w:iCs w:val="false"/>
+          <w:color w:val="000000"/>
+          <w:sz w:val="22"/>
+          <w:szCs w:val="22"/>
+        </w:rPr>
+        <w:t xml:space="preserve">Abu Twins will grow. The software must not be rebuilt for each new city.</w:t>
+      </w:r>
+    </w:p>
+    <w:p>
+      <w:pPr>
+        <w:pStyle w:val="Heading3"/>
+        <w:spacing w:after="80" w:before="200"/>
+      </w:pPr>
+      <w:r>
+        <w:rPr>
+          <w:rFonts w:ascii="Calibri" w:cs="Calibri" w:eastAsia="Calibri" w:hAnsi="Calibri"/>
+          <w:b/>
+          <w:bCs/>
+          <w:i w:val="false"/>
+          <w:iCs w:val="false"/>
+          <w:color w:val="000000"/>
+          <w:sz w:val="24"/>
+          <w:szCs w:val="24"/>
+        </w:rPr>
+        <w:t xml:space="preserve">A real shop story</w:t>
+      </w:r>
+    </w:p>
+    <w:p>
+      <w:pPr>
+        <w:spacing w:after="160" w:before="0" w:line="276"/>
+        <w:jc w:val="left"/>
+      </w:pPr>
+      <w:r>
+        <w:rPr>
+          <w:rFonts w:ascii="Calibri" w:cs="Calibri" w:eastAsia="Calibri" w:hAnsi="Calibri"/>
+          <w:b w:val="false"/>
+          <w:bCs w:val="false"/>
+          <w:i w:val="false"/>
+          <w:iCs w:val="false"/>
+          <w:color w:val="000000"/>
+          <w:sz w:val="22"/>
+          <w:szCs w:val="22"/>
+        </w:rPr>
+        <w:t xml:space="preserve">Next year Abu Twins may open in Ilorin. Super Admin types the shop name, a short code, and the address. Staff in Ilorin then work in that shop only.</w:t>
+      </w:r>
+    </w:p>
+    <w:p>
+      <w:pPr>
+        <w:pStyle w:val="Heading3"/>
+        <w:spacing w:after="80" w:before="200"/>
+      </w:pPr>
+      <w:r>
+        <w:rPr>
+          <w:rFonts w:ascii="Calibri" w:cs="Calibri" w:eastAsia="Calibri" w:hAnsi="Calibri"/>
+          <w:b/>
+          <w:bCs/>
+          <w:i w:val="false"/>
+          <w:iCs w:val="false"/>
+          <w:color w:val="000000"/>
+          <w:sz w:val="24"/>
+          <w:szCs w:val="24"/>
+        </w:rPr>
+        <w:t xml:space="preserve">How to try it</w:t>
+      </w:r>
+    </w:p>
+    <w:p>
+      <w:pPr>
+        <w:spacing w:after="80" w:line="276"/>
+      </w:pPr>
+      <w:r>
+        <w:rPr>
+          <w:rFonts w:ascii="Calibri" w:cs="Calibri" w:eastAsia="Calibri" w:hAnsi="Calibri"/>
+          <w:b/>
+          <w:bCs/>
+          <w:i w:val="false"/>
+          <w:iCs w:val="false"/>
+          <w:color w:val="000000"/>
+          <w:sz w:val="22"/>
+          <w:szCs w:val="22"/>
+        </w:rPr>
+        <w:t xml:space="preserve">1. </w:t>
+      </w:r>
+      <w:r>
+        <w:rPr>
+          <w:rFonts w:ascii="Calibri" w:cs="Calibri" w:eastAsia="Calibri" w:hAnsi="Calibri"/>
+          <w:b w:val="false"/>
+          <w:bCs w:val="false"/>
+          <w:i w:val="false"/>
+          <w:iCs w:val="false"/>
+          <w:color w:val="000000"/>
+          <w:sz w:val="22"/>
+          <w:szCs w:val="22"/>
+        </w:rPr>
+        <w:t xml:space="preserve">Sign in as CEO. Click Shops.</w:t>
+      </w:r>
+    </w:p>
+    <w:p>
+      <w:pPr>
+        <w:spacing w:after="80" w:line="276"/>
+      </w:pPr>
+      <w:r>
+        <w:rPr>
+          <w:rFonts w:ascii="Calibri" w:cs="Calibri" w:eastAsia="Calibri" w:hAnsi="Calibri"/>
+          <w:b/>
+          <w:bCs/>
+          <w:i w:val="false"/>
+          <w:iCs w:val="false"/>
+          <w:color w:val="000000"/>
+          <w:sz w:val="22"/>
+          <w:szCs w:val="22"/>
+        </w:rPr>
+        <w:t xml:space="preserve">2. </w:t>
+      </w:r>
+      <w:r>
+        <w:rPr>
+          <w:rFonts w:ascii="Calibri" w:cs="Calibri" w:eastAsia="Calibri" w:hAnsi="Calibri"/>
+          <w:b w:val="false"/>
+          <w:bCs w:val="false"/>
+          <w:i w:val="false"/>
+          <w:iCs w:val="false"/>
+          <w:color w:val="000000"/>
+          <w:sz w:val="22"/>
+          <w:szCs w:val="22"/>
+        </w:rPr>
+        <w:t xml:space="preserve">Confirm you see Iwo Road, Ibadan · HQ and Challenge, Ibadan.</w:t>
+      </w:r>
+    </w:p>
+    <w:p>
+      <w:pPr>
+        <w:spacing w:after="80" w:line="276"/>
+      </w:pPr>
+      <w:r>
+        <w:rPr>
+          <w:rFonts w:ascii="Calibri" w:cs="Calibri" w:eastAsia="Calibri" w:hAnsi="Calibri"/>
+          <w:b/>
+          <w:bCs/>
+          <w:i w:val="false"/>
+          <w:iCs w:val="false"/>
+          <w:color w:val="000000"/>
+          <w:sz w:val="22"/>
+          <w:szCs w:val="22"/>
+        </w:rPr>
+        <w:t xml:space="preserve">3. </w:t>
+      </w:r>
+      <w:r>
+        <w:rPr>
+          <w:rFonts w:ascii="Calibri" w:cs="Calibri" w:eastAsia="Calibri" w:hAnsi="Calibri"/>
+          <w:b w:val="false"/>
+          <w:bCs w:val="false"/>
+          <w:i w:val="false"/>
+          <w:iCs w:val="false"/>
+          <w:color w:val="000000"/>
+          <w:sz w:val="22"/>
+          <w:szCs w:val="22"/>
+        </w:rPr>
+        <w:t xml:space="preserve">Confirm you do not see Lagos or Abuja as open shops.</w:t>
+      </w:r>
+    </w:p>
+    <w:p>
+      <w:pPr>
+        <w:spacing w:after="80" w:line="276"/>
+      </w:pPr>
+      <w:r>
+        <w:rPr>
+          <w:rFonts w:ascii="Calibri" w:cs="Calibri" w:eastAsia="Calibri" w:hAnsi="Calibri"/>
+          <w:b/>
+          <w:bCs/>
+          <w:i w:val="false"/>
+          <w:iCs w:val="false"/>
+          <w:color w:val="000000"/>
+          <w:sz w:val="22"/>
+          <w:szCs w:val="22"/>
+        </w:rPr>
+        <w:t xml:space="preserve">4. </w:t>
+      </w:r>
+      <w:r>
+        <w:rPr>
+          <w:rFonts w:ascii="Calibri" w:cs="Calibri" w:eastAsia="Calibri" w:hAnsi="Calibri"/>
+          <w:b w:val="false"/>
+          <w:bCs w:val="false"/>
+          <w:i w:val="false"/>
+          <w:iCs w:val="false"/>
+          <w:color w:val="000000"/>
+          <w:sz w:val="22"/>
+          <w:szCs w:val="22"/>
+        </w:rPr>
+        <w:t xml:space="preserve">Sign in as Super Admin. Confirm a Closed list exists for old shops, and an Open a new shop form is there.</w:t>
+      </w:r>
+    </w:p>
+    <w:p>
+      <w:pPr>
+        <w:pStyle w:val="Heading3"/>
+        <w:spacing w:after="80" w:before="200"/>
+      </w:pPr>
+      <w:r>
+        <w:rPr>
+          <w:rFonts w:ascii="Calibri" w:cs="Calibri" w:eastAsia="Calibri" w:hAnsi="Calibri"/>
+          <w:b/>
+          <w:bCs/>
+          <w:i w:val="false"/>
+          <w:iCs w:val="false"/>
+          <w:color w:val="000000"/>
+          <w:sz w:val="24"/>
+          <w:szCs w:val="24"/>
+        </w:rPr>
+        <w:t xml:space="preserve">What you should see</w:t>
       </w:r>
     </w:p>
     <w:p>
@@ -16386,7 +16698,7 @@
           <w:sz w:val="22"/>
           <w:szCs w:val="22"/>
         </w:rPr>
-        <w:t xml:space="preserve">Ticks you save change that job on the next visit.</w:t>
+        <w:t xml:space="preserve">CEO sees only the two Ibadan shops.</w:t>
       </w:r>
     </w:p>
     <w:p>
@@ -16409,302 +16721,7 @@
           <w:sz w:val="22"/>
           <w:szCs w:val="22"/>
         </w:rPr>
-        <w:t xml:space="preserve">Super Admin cannot remove Super Admin rights here. That is by design.</w:t>
-      </w:r>
-    </w:p>
-    <w:p>
-      <w:pPr>
-        <w:pStyle w:val="Heading2"/>
-        <w:spacing w:after="120" w:before="280"/>
-      </w:pPr>
-      <w:r>
-        <w:rPr>
-          <w:rFonts w:ascii="Calibri" w:cs="Calibri" w:eastAsia="Calibri" w:hAnsi="Calibri"/>
-          <w:b/>
-          <w:bCs/>
-          <w:i w:val="false"/>
-          <w:iCs w:val="false"/>
-          <w:color w:val="000000"/>
-          <w:sz w:val="26"/>
-          <w:szCs w:val="26"/>
-        </w:rPr>
-        <w:t xml:space="preserve">10.23 Reports</w:t>
-      </w:r>
-    </w:p>
-    <w:p>
-      <w:pPr>
-        <w:pStyle w:val="Heading3"/>
-        <w:spacing w:after="80" w:before="200"/>
-      </w:pPr>
-      <w:r>
-        <w:rPr>
-          <w:rFonts w:ascii="Calibri" w:cs="Calibri" w:eastAsia="Calibri" w:hAnsi="Calibri"/>
-          <w:b/>
-          <w:bCs/>
-          <w:i w:val="false"/>
-          <w:iCs w:val="false"/>
-          <w:color w:val="000000"/>
-          <w:sz w:val="24"/>
-          <w:szCs w:val="24"/>
-        </w:rPr>
-        <w:t xml:space="preserve">What this page is</w:t>
-      </w:r>
-    </w:p>
-    <w:p>
-      <w:pPr>
-        <w:spacing w:after="160" w:before="0" w:line="276"/>
-        <w:jc w:val="left"/>
-      </w:pPr>
-      <w:r>
-        <w:rPr>
-          <w:rFonts w:ascii="Calibri" w:cs="Calibri" w:eastAsia="Calibri" w:hAnsi="Calibri"/>
-          <w:b w:val="false"/>
-          <w:bCs w:val="false"/>
-          <w:i w:val="false"/>
-          <w:iCs w:val="false"/>
-          <w:color w:val="000000"/>
-          <w:sz w:val="22"/>
-          <w:szCs w:val="22"/>
-        </w:rPr>
-        <w:t xml:space="preserve">Reports shows today’s real numbers: sales, money collected, stock value, swaps, returns, and who still owes. You can print the report or export sales as a file.</w:t>
-      </w:r>
-    </w:p>
-    <w:p>
-      <w:pPr>
-        <w:pStyle w:val="Heading3"/>
-        <w:spacing w:after="80" w:before="200"/>
-      </w:pPr>
-      <w:r>
-        <w:rPr>
-          <w:rFonts w:ascii="Calibri" w:cs="Calibri" w:eastAsia="Calibri" w:hAnsi="Calibri"/>
-          <w:b/>
-          <w:bCs/>
-          <w:i w:val="false"/>
-          <w:iCs w:val="false"/>
-          <w:color w:val="000000"/>
-          <w:sz w:val="24"/>
-          <w:szCs w:val="24"/>
-        </w:rPr>
-        <w:t xml:space="preserve">Why it is here</w:t>
-      </w:r>
-    </w:p>
-    <w:p>
-      <w:pPr>
-        <w:spacing w:after="160" w:before="0" w:line="276"/>
-        <w:jc w:val="left"/>
-      </w:pPr>
-      <w:r>
-        <w:rPr>
-          <w:rFonts w:ascii="Calibri" w:cs="Calibri" w:eastAsia="Calibri" w:hAnsi="Calibri"/>
-          <w:b w:val="false"/>
-          <w:bCs w:val="false"/>
-          <w:i w:val="false"/>
-          <w:iCs w:val="false"/>
-          <w:color w:val="000000"/>
-          <w:sz w:val="22"/>
-          <w:szCs w:val="22"/>
-        </w:rPr>
-        <w:t xml:space="preserve">Home is a snapshot. Reports is the pack you take to a meeting.</w:t>
-      </w:r>
-    </w:p>
-    <w:p>
-      <w:pPr>
-        <w:pStyle w:val="Heading3"/>
-        <w:spacing w:after="80" w:before="200"/>
-      </w:pPr>
-      <w:r>
-        <w:rPr>
-          <w:rFonts w:ascii="Calibri" w:cs="Calibri" w:eastAsia="Calibri" w:hAnsi="Calibri"/>
-          <w:b/>
-          <w:bCs/>
-          <w:i w:val="false"/>
-          <w:iCs w:val="false"/>
-          <w:color w:val="000000"/>
-          <w:sz w:val="24"/>
-          <w:szCs w:val="24"/>
-        </w:rPr>
-        <w:t xml:space="preserve">A real shop story</w:t>
-      </w:r>
-    </w:p>
-    <w:p>
-      <w:pPr>
-        <w:spacing w:after="160" w:before="0" w:line="276"/>
-        <w:jc w:val="left"/>
-      </w:pPr>
-      <w:r>
-        <w:rPr>
-          <w:rFonts w:ascii="Calibri" w:cs="Calibri" w:eastAsia="Calibri" w:hAnsi="Calibri"/>
-          <w:b w:val="false"/>
-          <w:bCs w:val="false"/>
-          <w:i w:val="false"/>
-          <w:iCs w:val="false"/>
-          <w:color w:val="000000"/>
-          <w:sz w:val="22"/>
-          <w:szCs w:val="22"/>
-        </w:rPr>
-        <w:t xml:space="preserve">Friday review. The CEO prints Reports. Iwo Road and Challenge are compared. Low stock items are listed. Nobody copies numbers from a notebook.</w:t>
-      </w:r>
-    </w:p>
-    <w:p>
-      <w:pPr>
-        <w:pStyle w:val="Heading3"/>
-        <w:spacing w:after="80" w:before="200"/>
-      </w:pPr>
-      <w:r>
-        <w:rPr>
-          <w:rFonts w:ascii="Calibri" w:cs="Calibri" w:eastAsia="Calibri" w:hAnsi="Calibri"/>
-          <w:b/>
-          <w:bCs/>
-          <w:i w:val="false"/>
-          <w:iCs w:val="false"/>
-          <w:color w:val="000000"/>
-          <w:sz w:val="24"/>
-          <w:szCs w:val="24"/>
-        </w:rPr>
-        <w:t xml:space="preserve">How to try it</w:t>
-      </w:r>
-    </w:p>
-    <w:p>
-      <w:pPr>
-        <w:spacing w:after="80" w:line="276"/>
-      </w:pPr>
-      <w:r>
-        <w:rPr>
-          <w:rFonts w:ascii="Calibri" w:cs="Calibri" w:eastAsia="Calibri" w:hAnsi="Calibri"/>
-          <w:b/>
-          <w:bCs/>
-          <w:i w:val="false"/>
-          <w:iCs w:val="false"/>
-          <w:color w:val="000000"/>
-          <w:sz w:val="22"/>
-          <w:szCs w:val="22"/>
-        </w:rPr>
-        <w:t xml:space="preserve">1. </w:t>
-      </w:r>
-      <w:r>
-        <w:rPr>
-          <w:rFonts w:ascii="Calibri" w:cs="Calibri" w:eastAsia="Calibri" w:hAnsi="Calibri"/>
-          <w:b w:val="false"/>
-          <w:bCs w:val="false"/>
-          <w:i w:val="false"/>
-          <w:iCs w:val="false"/>
-          <w:color w:val="000000"/>
-          <w:sz w:val="22"/>
-          <w:szCs w:val="22"/>
-        </w:rPr>
-        <w:t xml:space="preserve">Sign in as CEO.</w:t>
-      </w:r>
-    </w:p>
-    <w:p>
-      <w:pPr>
-        <w:spacing w:after="80" w:line="276"/>
-      </w:pPr>
-      <w:r>
-        <w:rPr>
-          <w:rFonts w:ascii="Calibri" w:cs="Calibri" w:eastAsia="Calibri" w:hAnsi="Calibri"/>
-          <w:b/>
-          <w:bCs/>
-          <w:i w:val="false"/>
-          <w:iCs w:val="false"/>
-          <w:color w:val="000000"/>
-          <w:sz w:val="22"/>
-          <w:szCs w:val="22"/>
-        </w:rPr>
-        <w:t xml:space="preserve">2. </w:t>
-      </w:r>
-      <w:r>
-        <w:rPr>
-          <w:rFonts w:ascii="Calibri" w:cs="Calibri" w:eastAsia="Calibri" w:hAnsi="Calibri"/>
-          <w:b w:val="false"/>
-          <w:bCs w:val="false"/>
-          <w:i w:val="false"/>
-          <w:iCs w:val="false"/>
-          <w:color w:val="000000"/>
-          <w:sz w:val="22"/>
-          <w:szCs w:val="22"/>
-        </w:rPr>
-        <w:t xml:space="preserve">Click Reports.</w:t>
-      </w:r>
-    </w:p>
-    <w:p>
-      <w:pPr>
-        <w:spacing w:after="80" w:line="276"/>
-      </w:pPr>
-      <w:r>
-        <w:rPr>
-          <w:rFonts w:ascii="Calibri" w:cs="Calibri" w:eastAsia="Calibri" w:hAnsi="Calibri"/>
-          <w:b/>
-          <w:bCs/>
-          <w:i w:val="false"/>
-          <w:iCs w:val="false"/>
-          <w:color w:val="000000"/>
-          <w:sz w:val="22"/>
-          <w:szCs w:val="22"/>
-        </w:rPr>
-        <w:t xml:space="preserve">3. </w:t>
-      </w:r>
-      <w:r>
-        <w:rPr>
-          <w:rFonts w:ascii="Calibri" w:cs="Calibri" w:eastAsia="Calibri" w:hAnsi="Calibri"/>
-          <w:b w:val="false"/>
-          <w:bCs w:val="false"/>
-          <w:i w:val="false"/>
-          <w:iCs w:val="false"/>
-          <w:color w:val="000000"/>
-          <w:sz w:val="22"/>
-          <w:szCs w:val="22"/>
-        </w:rPr>
-        <w:t xml:space="preserve">Read sales, collected money, and stock.</w:t>
-      </w:r>
-    </w:p>
-    <w:p>
-      <w:pPr>
-        <w:spacing w:after="80" w:line="276"/>
-      </w:pPr>
-      <w:r>
-        <w:rPr>
-          <w:rFonts w:ascii="Calibri" w:cs="Calibri" w:eastAsia="Calibri" w:hAnsi="Calibri"/>
-          <w:b/>
-          <w:bCs/>
-          <w:i w:val="false"/>
-          <w:iCs w:val="false"/>
-          <w:color w:val="000000"/>
-          <w:sz w:val="22"/>
-          <w:szCs w:val="22"/>
-        </w:rPr>
-        <w:t xml:space="preserve">4. </w:t>
-      </w:r>
-      <w:r>
-        <w:rPr>
-          <w:rFonts w:ascii="Calibri" w:cs="Calibri" w:eastAsia="Calibri" w:hAnsi="Calibri"/>
-          <w:b w:val="false"/>
-          <w:bCs w:val="false"/>
-          <w:i w:val="false"/>
-          <w:iCs w:val="false"/>
-          <w:color w:val="000000"/>
-          <w:sz w:val="22"/>
-          <w:szCs w:val="22"/>
-        </w:rPr>
-        <w:t xml:space="preserve">Click Print report. Cancel if you do not need paper.</w:t>
-      </w:r>
-    </w:p>
-    <w:p>
-      <w:pPr>
-        <w:pStyle w:val="Heading3"/>
-        <w:spacing w:after="80" w:before="200"/>
-      </w:pPr>
-      <w:r>
-        <w:rPr>
-          <w:rFonts w:ascii="Calibri" w:cs="Calibri" w:eastAsia="Calibri" w:hAnsi="Calibri"/>
-          <w:b/>
-          <w:bCs/>
-          <w:i w:val="false"/>
-          <w:iCs w:val="false"/>
-          <w:color w:val="000000"/>
-          <w:sz w:val="24"/>
-          <w:szCs w:val="24"/>
-        </w:rPr>
-        <w:t xml:space="preserve">What you should see</w:t>
+        <w:t xml:space="preserve">Iwo Road has the HQ badge.</w:t>
       </w:r>
     </w:p>
     <w:p>
@@ -16727,7 +16744,7 @@
           <w:sz w:val="22"/>
           <w:szCs w:val="22"/>
         </w:rPr>
-        <w:t xml:space="preserve">Numbers match the shops you are allowed to see.</w:t>
+        <w:t xml:space="preserve">Challenge has the Open badge.</w:t>
       </w:r>
     </w:p>
     <w:p>
@@ -16750,7 +16767,7 @@
           <w:sz w:val="22"/>
           <w:szCs w:val="22"/>
         </w:rPr>
-        <w:t xml:space="preserve">A cashier without Reports does not see this page.</w:t>
+        <w:t xml:space="preserve">Only Super Admin can open or close a shop.</w:t>
       </w:r>
     </w:p>
     <w:p>
@@ -16769,7 +16786,7 @@
           <w:sz w:val="26"/>
           <w:szCs w:val="26"/>
         </w:rPr>
-        <w:t xml:space="preserve">10.24 Who did what</w:t>
+        <w:t xml:space="preserve">10.22 Staff</w:t>
       </w:r>
     </w:p>
     <w:p>
@@ -16807,7 +16824,7 @@
           <w:sz w:val="22"/>
           <w:szCs w:val="22"/>
         </w:rPr>
-        <w:t xml:space="preserve">This is the diary of the system. It shows who did an important action, when, in which shop, and what changed. Nothing here is deleted. It also keeps line-down time, parked sales that posted, parked sales that sat too long, and parked sales that vanished from a device. Those last two are marked high risk.</w:t>
+        <w:t xml:space="preserve">Staff is the people list. Super Admin or a shop manager (if allowed) can add a person, pick their job, and pick their shop. Super Admin can lock a login.</w:t>
       </w:r>
     </w:p>
     <w:p>
@@ -16845,7 +16862,7 @@
           <w:sz w:val="22"/>
           <w:szCs w:val="22"/>
         </w:rPr>
-        <w:t xml:space="preserve">When two people disagree, the diary settles it. When cash sat on a phone with no invoice, the diary names the person and the device.</w:t>
+        <w:t xml:space="preserve">A person who leaves the company must not keep a key to the till.</w:t>
       </w:r>
     </w:p>
     <w:p>
@@ -16883,7 +16900,7 @@
           <w:sz w:val="22"/>
           <w:szCs w:val="22"/>
         </w:rPr>
-        <w:t xml:space="preserve">A phone is missing. The records checker opens Who did what, finds the last transfer, and sees who confirmed it at Challenge. The same morning an alert says a parked sale vanished. They filter high risk, open the parked sale line, and see who was signed in on that device when the queue disappeared.</w:t>
+        <w:t xml:space="preserve">A new cashier starts at Challenge. Super Admin adds their work email, sets job to Cashier, sets shop to Challenge, and gives them a first password. After they sign in, Super Admin asks them to change it.</w:t>
       </w:r>
     </w:p>
     <w:p>
@@ -16933,7 +16950,7 @@
           <w:sz w:val="22"/>
           <w:szCs w:val="22"/>
         </w:rPr>
-        <w:t xml:space="preserve">Sign in as CEO or records checker.</w:t>
+        <w:t xml:space="preserve">Sign in as Super Admin.</w:t>
       </w:r>
     </w:p>
     <w:p>
@@ -16964,7 +16981,7 @@
           <w:sz w:val="22"/>
           <w:szCs w:val="22"/>
         </w:rPr>
-        <w:t xml:space="preserve">Click Who did what.</w:t>
+        <w:t xml:space="preserve">Click Staff.</w:t>
       </w:r>
     </w:p>
     <w:p>
@@ -16995,7 +17012,7 @@
           <w:sz w:val="22"/>
           <w:szCs w:val="22"/>
         </w:rPr>
-        <w:t xml:space="preserve">Find a recent sale, incoming booking, or day close.</w:t>
+        <w:t xml:space="preserve">Read names, jobs, shops, and Active or Disabled.</w:t>
       </w:r>
     </w:p>
     <w:p>
@@ -17026,7 +17043,7 @@
           <w:sz w:val="22"/>
           <w:szCs w:val="22"/>
         </w:rPr>
-        <w:t xml:space="preserve">If Home said a parked sale vanished, filter high risk or open the alert link.</w:t>
+        <w:t xml:space="preserve">Do not disable the only Super Admin during a test.</w:t>
       </w:r>
     </w:p>
     <w:p>
@@ -17068,7 +17085,7 @@
           <w:sz w:val="22"/>
           <w:szCs w:val="22"/>
         </w:rPr>
-        <w:t xml:space="preserve">You see time, person, action, and what changed.</w:t>
+        <w:t xml:space="preserve">Each test person in section 12 appears.</w:t>
       </w:r>
     </w:p>
     <w:p>
@@ -17091,7 +17108,7 @@
           <w:sz w:val="22"/>
           <w:szCs w:val="22"/>
         </w:rPr>
-        <w:t xml:space="preserve">There is no delete button.</w:t>
+        <w:t xml:space="preserve">Challenge manager shows Challenge, Ibadan.</w:t>
       </w:r>
     </w:p>
     <w:p>
@@ -17114,7 +17131,7 @@
           <w:sz w:val="22"/>
           <w:szCs w:val="22"/>
         </w:rPr>
-        <w:t xml:space="preserve">A sale that posted after the line returned is marked as posted from offline.</w:t>
+        <w:t xml:space="preserve">Disable stops that person from signing in.</w:t>
       </w:r>
     </w:p>
     <w:p>
@@ -17137,7 +17154,7 @@
           <w:sz w:val="22"/>
           <w:szCs w:val="22"/>
         </w:rPr>
-        <w:t xml:space="preserve">A vanished parked sale shows as a delete of ParkedSale with high risk.</w:t>
+        <w:t xml:space="preserve">Restore lets them sign in again.</w:t>
       </w:r>
     </w:p>
     <w:p>
@@ -17156,7 +17173,7 @@
           <w:sz w:val="26"/>
           <w:szCs w:val="26"/>
         </w:rPr>
-        <w:t xml:space="preserve">10.25 Alerts</w:t>
+        <w:t xml:space="preserve">10.23 Who can see what</w:t>
       </w:r>
     </w:p>
     <w:p>
@@ -17194,7 +17211,7 @@
           <w:sz w:val="22"/>
           <w:szCs w:val="22"/>
         </w:rPr>
-        <w:t xml:space="preserve">Alerts are short notices: low stock, a request waiting, a parked sale sitting too long, a parked sale that vanished, or other shop warnings. Super Admin, the CEO, and the records checker get the parked-sale alerts.</w:t>
+        <w:t xml:space="preserve">This page is Super Admin only. You tick the pages and the work for each job. Super Admin is not ticked here because Super Admin always has all rights.</w:t>
       </w:r>
     </w:p>
     <w:p>
@@ -17232,7 +17249,7 @@
           <w:sz w:val="22"/>
           <w:szCs w:val="22"/>
         </w:rPr>
-        <w:t xml:space="preserve">People miss a page. They should not miss a danger. A parked sale with cash in a drawer and no invoice is a danger.</w:t>
+        <w:t xml:space="preserve">The CEO may want the accountant to see money but not Sell now. That should be a tick, not a phone call to Techvaults.</w:t>
       </w:r>
     </w:p>
     <w:p>
@@ -17270,7 +17287,7 @@
           <w:sz w:val="22"/>
           <w:szCs w:val="22"/>
         </w:rPr>
-        <w:t xml:space="preserve">A cashier parked a cash sale when the line dropped, then left the phone. After two hours the CEO sees Parked sale sitting too long. They walk to the till before the cash can walk.</w:t>
+        <w:t xml:space="preserve">The CEO asks that cashiers must not see Reports. Super Admin opens Who can see what, finds Cashier, unticks Reports, and saves. The cashier signs out and in. Reports is gone.</w:t>
       </w:r>
     </w:p>
     <w:p>
@@ -17320,7 +17337,7 @@
           <w:sz w:val="22"/>
           <w:szCs w:val="22"/>
         </w:rPr>
-        <w:t xml:space="preserve">Click Alerts.</w:t>
+        <w:t xml:space="preserve">Sign in as Super Admin.</w:t>
       </w:r>
     </w:p>
     <w:p>
@@ -17351,7 +17368,69 @@
           <w:sz w:val="22"/>
           <w:szCs w:val="22"/>
         </w:rPr>
-        <w:t xml:space="preserve">Open one alert if any exist.</w:t>
+        <w:t xml:space="preserve">Click Who can see what.</w:t>
+      </w:r>
+    </w:p>
+    <w:p>
+      <w:pPr>
+        <w:spacing w:after="80" w:line="276"/>
+      </w:pPr>
+      <w:r>
+        <w:rPr>
+          <w:rFonts w:ascii="Calibri" w:cs="Calibri" w:eastAsia="Calibri" w:hAnsi="Calibri"/>
+          <w:b/>
+          <w:bCs/>
+          <w:i w:val="false"/>
+          <w:iCs w:val="false"/>
+          <w:color w:val="000000"/>
+          <w:sz w:val="22"/>
+          <w:szCs w:val="22"/>
+        </w:rPr>
+        <w:t xml:space="preserve">3. </w:t>
+      </w:r>
+      <w:r>
+        <w:rPr>
+          <w:rFonts w:ascii="Calibri" w:cs="Calibri" w:eastAsia="Calibri" w:hAnsi="Calibri"/>
+          <w:b w:val="false"/>
+          <w:bCs w:val="false"/>
+          <w:i w:val="false"/>
+          <w:iCs w:val="false"/>
+          <w:color w:val="000000"/>
+          <w:sz w:val="22"/>
+          <w:szCs w:val="22"/>
+        </w:rPr>
+        <w:t xml:space="preserve">Open Cashier. Confirm Sell now is ticked and Goods on the way is not ticked unless you want it.</w:t>
+      </w:r>
+    </w:p>
+    <w:p>
+      <w:pPr>
+        <w:spacing w:after="80" w:line="276"/>
+      </w:pPr>
+      <w:r>
+        <w:rPr>
+          <w:rFonts w:ascii="Calibri" w:cs="Calibri" w:eastAsia="Calibri" w:hAnsi="Calibri"/>
+          <w:b/>
+          <w:bCs/>
+          <w:i w:val="false"/>
+          <w:iCs w:val="false"/>
+          <w:color w:val="000000"/>
+          <w:sz w:val="22"/>
+          <w:szCs w:val="22"/>
+        </w:rPr>
+        <w:t xml:space="preserve">4. </w:t>
+      </w:r>
+      <w:r>
+        <w:rPr>
+          <w:rFonts w:ascii="Calibri" w:cs="Calibri" w:eastAsia="Calibri" w:hAnsi="Calibri"/>
+          <w:b w:val="false"/>
+          <w:bCs w:val="false"/>
+          <w:i w:val="false"/>
+          <w:iCs w:val="false"/>
+          <w:color w:val="000000"/>
+          <w:sz w:val="22"/>
+          <w:szCs w:val="22"/>
+        </w:rPr>
+        <w:t xml:space="preserve">Save only if you mean to change a live rule. For a first read, do not untick things at random.</w:t>
       </w:r>
     </w:p>
     <w:p>
@@ -17393,7 +17472,7 @@
           <w:sz w:val="22"/>
           <w:szCs w:val="22"/>
         </w:rPr>
-        <w:t xml:space="preserve">The bell on the top bar may show a count.</w:t>
+        <w:t xml:space="preserve">CEO who opens this address is sent away. Only Super Admin may use it.</w:t>
       </w:r>
     </w:p>
     <w:p>
@@ -17416,7 +17495,7 @@
           <w:sz w:val="22"/>
           <w:szCs w:val="22"/>
         </w:rPr>
-        <w:t xml:space="preserve">Low stock uses the number set in Settings.</w:t>
+        <w:t xml:space="preserve">Ticks you save change that job on the next visit.</w:t>
       </w:r>
     </w:p>
     <w:p>
@@ -17439,7 +17518,302 @@
           <w:sz w:val="22"/>
           <w:szCs w:val="22"/>
         </w:rPr>
-        <w:t xml:space="preserve">Parked sale sitting too long points to Sell now.</w:t>
+        <w:t xml:space="preserve">Super Admin cannot remove Super Admin rights here. That is by design.</w:t>
+      </w:r>
+    </w:p>
+    <w:p>
+      <w:pPr>
+        <w:pStyle w:val="Heading2"/>
+        <w:spacing w:after="120" w:before="280"/>
+      </w:pPr>
+      <w:r>
+        <w:rPr>
+          <w:rFonts w:ascii="Calibri" w:cs="Calibri" w:eastAsia="Calibri" w:hAnsi="Calibri"/>
+          <w:b/>
+          <w:bCs/>
+          <w:i w:val="false"/>
+          <w:iCs w:val="false"/>
+          <w:color w:val="000000"/>
+          <w:sz w:val="26"/>
+          <w:szCs w:val="26"/>
+        </w:rPr>
+        <w:t xml:space="preserve">10.24 Reports</w:t>
+      </w:r>
+    </w:p>
+    <w:p>
+      <w:pPr>
+        <w:pStyle w:val="Heading3"/>
+        <w:spacing w:after="80" w:before="200"/>
+      </w:pPr>
+      <w:r>
+        <w:rPr>
+          <w:rFonts w:ascii="Calibri" w:cs="Calibri" w:eastAsia="Calibri" w:hAnsi="Calibri"/>
+          <w:b/>
+          <w:bCs/>
+          <w:i w:val="false"/>
+          <w:iCs w:val="false"/>
+          <w:color w:val="000000"/>
+          <w:sz w:val="24"/>
+          <w:szCs w:val="24"/>
+        </w:rPr>
+        <w:t xml:space="preserve">What this page is</w:t>
+      </w:r>
+    </w:p>
+    <w:p>
+      <w:pPr>
+        <w:spacing w:after="160" w:before="0" w:line="276"/>
+        <w:jc w:val="left"/>
+      </w:pPr>
+      <w:r>
+        <w:rPr>
+          <w:rFonts w:ascii="Calibri" w:cs="Calibri" w:eastAsia="Calibri" w:hAnsi="Calibri"/>
+          <w:b w:val="false"/>
+          <w:bCs w:val="false"/>
+          <w:i w:val="false"/>
+          <w:iCs w:val="false"/>
+          <w:color w:val="000000"/>
+          <w:sz w:val="22"/>
+          <w:szCs w:val="22"/>
+        </w:rPr>
+        <w:t xml:space="preserve">Reports shows today’s real numbers: sales, money collected, stock value, swaps, returns, and who still owes. You can print the report or export sales as a file.</w:t>
+      </w:r>
+    </w:p>
+    <w:p>
+      <w:pPr>
+        <w:pStyle w:val="Heading3"/>
+        <w:spacing w:after="80" w:before="200"/>
+      </w:pPr>
+      <w:r>
+        <w:rPr>
+          <w:rFonts w:ascii="Calibri" w:cs="Calibri" w:eastAsia="Calibri" w:hAnsi="Calibri"/>
+          <w:b/>
+          <w:bCs/>
+          <w:i w:val="false"/>
+          <w:iCs w:val="false"/>
+          <w:color w:val="000000"/>
+          <w:sz w:val="24"/>
+          <w:szCs w:val="24"/>
+        </w:rPr>
+        <w:t xml:space="preserve">Why it is here</w:t>
+      </w:r>
+    </w:p>
+    <w:p>
+      <w:pPr>
+        <w:spacing w:after="160" w:before="0" w:line="276"/>
+        <w:jc w:val="left"/>
+      </w:pPr>
+      <w:r>
+        <w:rPr>
+          <w:rFonts w:ascii="Calibri" w:cs="Calibri" w:eastAsia="Calibri" w:hAnsi="Calibri"/>
+          <w:b w:val="false"/>
+          <w:bCs w:val="false"/>
+          <w:i w:val="false"/>
+          <w:iCs w:val="false"/>
+          <w:color w:val="000000"/>
+          <w:sz w:val="22"/>
+          <w:szCs w:val="22"/>
+        </w:rPr>
+        <w:t xml:space="preserve">Home is a snapshot. Reports is the pack you take to a meeting.</w:t>
+      </w:r>
+    </w:p>
+    <w:p>
+      <w:pPr>
+        <w:pStyle w:val="Heading3"/>
+        <w:spacing w:after="80" w:before="200"/>
+      </w:pPr>
+      <w:r>
+        <w:rPr>
+          <w:rFonts w:ascii="Calibri" w:cs="Calibri" w:eastAsia="Calibri" w:hAnsi="Calibri"/>
+          <w:b/>
+          <w:bCs/>
+          <w:i w:val="false"/>
+          <w:iCs w:val="false"/>
+          <w:color w:val="000000"/>
+          <w:sz w:val="24"/>
+          <w:szCs w:val="24"/>
+        </w:rPr>
+        <w:t xml:space="preserve">A real shop story</w:t>
+      </w:r>
+    </w:p>
+    <w:p>
+      <w:pPr>
+        <w:spacing w:after="160" w:before="0" w:line="276"/>
+        <w:jc w:val="left"/>
+      </w:pPr>
+      <w:r>
+        <w:rPr>
+          <w:rFonts w:ascii="Calibri" w:cs="Calibri" w:eastAsia="Calibri" w:hAnsi="Calibri"/>
+          <w:b w:val="false"/>
+          <w:bCs w:val="false"/>
+          <w:i w:val="false"/>
+          <w:iCs w:val="false"/>
+          <w:color w:val="000000"/>
+          <w:sz w:val="22"/>
+          <w:szCs w:val="22"/>
+        </w:rPr>
+        <w:t xml:space="preserve">Friday review. The CEO prints Reports. Iwo Road and Challenge are compared. Low stock items are listed. Nobody copies numbers from a notebook.</w:t>
+      </w:r>
+    </w:p>
+    <w:p>
+      <w:pPr>
+        <w:pStyle w:val="Heading3"/>
+        <w:spacing w:after="80" w:before="200"/>
+      </w:pPr>
+      <w:r>
+        <w:rPr>
+          <w:rFonts w:ascii="Calibri" w:cs="Calibri" w:eastAsia="Calibri" w:hAnsi="Calibri"/>
+          <w:b/>
+          <w:bCs/>
+          <w:i w:val="false"/>
+          <w:iCs w:val="false"/>
+          <w:color w:val="000000"/>
+          <w:sz w:val="24"/>
+          <w:szCs w:val="24"/>
+        </w:rPr>
+        <w:t xml:space="preserve">How to try it</w:t>
+      </w:r>
+    </w:p>
+    <w:p>
+      <w:pPr>
+        <w:spacing w:after="80" w:line="276"/>
+      </w:pPr>
+      <w:r>
+        <w:rPr>
+          <w:rFonts w:ascii="Calibri" w:cs="Calibri" w:eastAsia="Calibri" w:hAnsi="Calibri"/>
+          <w:b/>
+          <w:bCs/>
+          <w:i w:val="false"/>
+          <w:iCs w:val="false"/>
+          <w:color w:val="000000"/>
+          <w:sz w:val="22"/>
+          <w:szCs w:val="22"/>
+        </w:rPr>
+        <w:t xml:space="preserve">1. </w:t>
+      </w:r>
+      <w:r>
+        <w:rPr>
+          <w:rFonts w:ascii="Calibri" w:cs="Calibri" w:eastAsia="Calibri" w:hAnsi="Calibri"/>
+          <w:b w:val="false"/>
+          <w:bCs w:val="false"/>
+          <w:i w:val="false"/>
+          <w:iCs w:val="false"/>
+          <w:color w:val="000000"/>
+          <w:sz w:val="22"/>
+          <w:szCs w:val="22"/>
+        </w:rPr>
+        <w:t xml:space="preserve">Sign in as CEO.</w:t>
+      </w:r>
+    </w:p>
+    <w:p>
+      <w:pPr>
+        <w:spacing w:after="80" w:line="276"/>
+      </w:pPr>
+      <w:r>
+        <w:rPr>
+          <w:rFonts w:ascii="Calibri" w:cs="Calibri" w:eastAsia="Calibri" w:hAnsi="Calibri"/>
+          <w:b/>
+          <w:bCs/>
+          <w:i w:val="false"/>
+          <w:iCs w:val="false"/>
+          <w:color w:val="000000"/>
+          <w:sz w:val="22"/>
+          <w:szCs w:val="22"/>
+        </w:rPr>
+        <w:t xml:space="preserve">2. </w:t>
+      </w:r>
+      <w:r>
+        <w:rPr>
+          <w:rFonts w:ascii="Calibri" w:cs="Calibri" w:eastAsia="Calibri" w:hAnsi="Calibri"/>
+          <w:b w:val="false"/>
+          <w:bCs w:val="false"/>
+          <w:i w:val="false"/>
+          <w:iCs w:val="false"/>
+          <w:color w:val="000000"/>
+          <w:sz w:val="22"/>
+          <w:szCs w:val="22"/>
+        </w:rPr>
+        <w:t xml:space="preserve">Click Reports.</w:t>
+      </w:r>
+    </w:p>
+    <w:p>
+      <w:pPr>
+        <w:spacing w:after="80" w:line="276"/>
+      </w:pPr>
+      <w:r>
+        <w:rPr>
+          <w:rFonts w:ascii="Calibri" w:cs="Calibri" w:eastAsia="Calibri" w:hAnsi="Calibri"/>
+          <w:b/>
+          <w:bCs/>
+          <w:i w:val="false"/>
+          <w:iCs w:val="false"/>
+          <w:color w:val="000000"/>
+          <w:sz w:val="22"/>
+          <w:szCs w:val="22"/>
+        </w:rPr>
+        <w:t xml:space="preserve">3. </w:t>
+      </w:r>
+      <w:r>
+        <w:rPr>
+          <w:rFonts w:ascii="Calibri" w:cs="Calibri" w:eastAsia="Calibri" w:hAnsi="Calibri"/>
+          <w:b w:val="false"/>
+          <w:bCs w:val="false"/>
+          <w:i w:val="false"/>
+          <w:iCs w:val="false"/>
+          <w:color w:val="000000"/>
+          <w:sz w:val="22"/>
+          <w:szCs w:val="22"/>
+        </w:rPr>
+        <w:t xml:space="preserve">Read sales, collected money, and stock.</w:t>
+      </w:r>
+    </w:p>
+    <w:p>
+      <w:pPr>
+        <w:spacing w:after="80" w:line="276"/>
+      </w:pPr>
+      <w:r>
+        <w:rPr>
+          <w:rFonts w:ascii="Calibri" w:cs="Calibri" w:eastAsia="Calibri" w:hAnsi="Calibri"/>
+          <w:b/>
+          <w:bCs/>
+          <w:i w:val="false"/>
+          <w:iCs w:val="false"/>
+          <w:color w:val="000000"/>
+          <w:sz w:val="22"/>
+          <w:szCs w:val="22"/>
+        </w:rPr>
+        <w:t xml:space="preserve">4. </w:t>
+      </w:r>
+      <w:r>
+        <w:rPr>
+          <w:rFonts w:ascii="Calibri" w:cs="Calibri" w:eastAsia="Calibri" w:hAnsi="Calibri"/>
+          <w:b w:val="false"/>
+          <w:bCs w:val="false"/>
+          <w:i w:val="false"/>
+          <w:iCs w:val="false"/>
+          <w:color w:val="000000"/>
+          <w:sz w:val="22"/>
+          <w:szCs w:val="22"/>
+        </w:rPr>
+        <w:t xml:space="preserve">Click Print report. Cancel if you do not need paper.</w:t>
+      </w:r>
+    </w:p>
+    <w:p>
+      <w:pPr>
+        <w:pStyle w:val="Heading3"/>
+        <w:spacing w:after="80" w:before="200"/>
+      </w:pPr>
+      <w:r>
+        <w:rPr>
+          <w:rFonts w:ascii="Calibri" w:cs="Calibri" w:eastAsia="Calibri" w:hAnsi="Calibri"/>
+          <w:b/>
+          <w:bCs/>
+          <w:i w:val="false"/>
+          <w:iCs w:val="false"/>
+          <w:color w:val="000000"/>
+          <w:sz w:val="24"/>
+          <w:szCs w:val="24"/>
+        </w:rPr>
+        <w:t xml:space="preserve">What you should see</w:t>
       </w:r>
     </w:p>
     <w:p>
@@ -17462,302 +17836,7 @@
           <w:sz w:val="22"/>
           <w:szCs w:val="22"/>
         </w:rPr>
-        <w:t xml:space="preserve">Parked sale disappeared points to Who did what.</w:t>
-      </w:r>
-    </w:p>
-    <w:p>
-      <w:pPr>
-        <w:pStyle w:val="Heading2"/>
-        <w:spacing w:after="120" w:before="280"/>
-      </w:pPr>
-      <w:r>
-        <w:rPr>
-          <w:rFonts w:ascii="Calibri" w:cs="Calibri" w:eastAsia="Calibri" w:hAnsi="Calibri"/>
-          <w:b/>
-          <w:bCs/>
-          <w:i w:val="false"/>
-          <w:iCs w:val="false"/>
-          <w:color w:val="000000"/>
-          <w:sz w:val="26"/>
-          <w:szCs w:val="26"/>
-        </w:rPr>
-        <w:t xml:space="preserve">10.26 Settings</w:t>
-      </w:r>
-    </w:p>
-    <w:p>
-      <w:pPr>
-        <w:pStyle w:val="Heading3"/>
-        <w:spacing w:after="80" w:before="200"/>
-      </w:pPr>
-      <w:r>
-        <w:rPr>
-          <w:rFonts w:ascii="Calibri" w:cs="Calibri" w:eastAsia="Calibri" w:hAnsi="Calibri"/>
-          <w:b/>
-          <w:bCs/>
-          <w:i w:val="false"/>
-          <w:iCs w:val="false"/>
-          <w:color w:val="000000"/>
-          <w:sz w:val="24"/>
-          <w:szCs w:val="24"/>
-        </w:rPr>
-        <w:t xml:space="preserve">What this page is</w:t>
-      </w:r>
-    </w:p>
-    <w:p>
-      <w:pPr>
-        <w:spacing w:after="160" w:before="0" w:line="276"/>
-        <w:jc w:val="left"/>
-      </w:pPr>
-      <w:r>
-        <w:rPr>
-          <w:rFonts w:ascii="Calibri" w:cs="Calibri" w:eastAsia="Calibri" w:hAnsi="Calibri"/>
-          <w:b w:val="false"/>
-          <w:bCs w:val="false"/>
-          <w:i w:val="false"/>
-          <w:iCs w:val="false"/>
-          <w:color w:val="000000"/>
-          <w:sz w:val="22"/>
-          <w:szCs w:val="22"/>
-        </w:rPr>
-        <w:t xml:space="preserve">Settings holds the shop name, phone, address, and email that print on invoices. It also holds the low stock alert and whether cashiers may sell below the lowest price. Only Super Admin can change these.</w:t>
-      </w:r>
-    </w:p>
-    <w:p>
-      <w:pPr>
-        <w:pStyle w:val="Heading3"/>
-        <w:spacing w:after="80" w:before="200"/>
-      </w:pPr>
-      <w:r>
-        <w:rPr>
-          <w:rFonts w:ascii="Calibri" w:cs="Calibri" w:eastAsia="Calibri" w:hAnsi="Calibri"/>
-          <w:b/>
-          <w:bCs/>
-          <w:i w:val="false"/>
-          <w:iCs w:val="false"/>
-          <w:color w:val="000000"/>
-          <w:sz w:val="24"/>
-          <w:szCs w:val="24"/>
-        </w:rPr>
-        <w:t xml:space="preserve">Why it is here</w:t>
-      </w:r>
-    </w:p>
-    <w:p>
-      <w:pPr>
-        <w:spacing w:after="160" w:before="0" w:line="276"/>
-        <w:jc w:val="left"/>
-      </w:pPr>
-      <w:r>
-        <w:rPr>
-          <w:rFonts w:ascii="Calibri" w:cs="Calibri" w:eastAsia="Calibri" w:hAnsi="Calibri"/>
-          <w:b w:val="false"/>
-          <w:bCs w:val="false"/>
-          <w:i w:val="false"/>
-          <w:iCs w:val="false"/>
-          <w:color w:val="000000"/>
-          <w:sz w:val="22"/>
-          <w:szCs w:val="22"/>
-        </w:rPr>
-        <w:t xml:space="preserve">The invoice header should be the real Ibadan address, not a leftover Lagos line.</w:t>
-      </w:r>
-    </w:p>
-    <w:p>
-      <w:pPr>
-        <w:pStyle w:val="Heading3"/>
-        <w:spacing w:after="80" w:before="200"/>
-      </w:pPr>
-      <w:r>
-        <w:rPr>
-          <w:rFonts w:ascii="Calibri" w:cs="Calibri" w:eastAsia="Calibri" w:hAnsi="Calibri"/>
-          <w:b/>
-          <w:bCs/>
-          <w:i w:val="false"/>
-          <w:iCs w:val="false"/>
-          <w:color w:val="000000"/>
-          <w:sz w:val="24"/>
-          <w:szCs w:val="24"/>
-        </w:rPr>
-        <w:t xml:space="preserve">A real shop story</w:t>
-      </w:r>
-    </w:p>
-    <w:p>
-      <w:pPr>
-        <w:spacing w:after="160" w:before="0" w:line="276"/>
-        <w:jc w:val="left"/>
-      </w:pPr>
-      <w:r>
-        <w:rPr>
-          <w:rFonts w:ascii="Calibri" w:cs="Calibri" w:eastAsia="Calibri" w:hAnsi="Calibri"/>
-          <w:b w:val="false"/>
-          <w:bCs w:val="false"/>
-          <w:i w:val="false"/>
-          <w:iCs w:val="false"/>
-          <w:color w:val="000000"/>
-          <w:sz w:val="22"/>
-          <w:szCs w:val="22"/>
-        </w:rPr>
-        <w:t xml:space="preserve">Techvaults set the invoice address to Iwo Road, Ibadan, Oyo State and the phone to 07062454854. If the phone number changes, Super Admin updates Settings. The next printed invoice shows the new number.</w:t>
-      </w:r>
-    </w:p>
-    <w:p>
-      <w:pPr>
-        <w:pStyle w:val="Heading3"/>
-        <w:spacing w:after="80" w:before="200"/>
-      </w:pPr>
-      <w:r>
-        <w:rPr>
-          <w:rFonts w:ascii="Calibri" w:cs="Calibri" w:eastAsia="Calibri" w:hAnsi="Calibri"/>
-          <w:b/>
-          <w:bCs/>
-          <w:i w:val="false"/>
-          <w:iCs w:val="false"/>
-          <w:color w:val="000000"/>
-          <w:sz w:val="24"/>
-          <w:szCs w:val="24"/>
-        </w:rPr>
-        <w:t xml:space="preserve">How to try it</w:t>
-      </w:r>
-    </w:p>
-    <w:p>
-      <w:pPr>
-        <w:spacing w:after="80" w:line="276"/>
-      </w:pPr>
-      <w:r>
-        <w:rPr>
-          <w:rFonts w:ascii="Calibri" w:cs="Calibri" w:eastAsia="Calibri" w:hAnsi="Calibri"/>
-          <w:b/>
-          <w:bCs/>
-          <w:i w:val="false"/>
-          <w:iCs w:val="false"/>
-          <w:color w:val="000000"/>
-          <w:sz w:val="22"/>
-          <w:szCs w:val="22"/>
-        </w:rPr>
-        <w:t xml:space="preserve">1. </w:t>
-      </w:r>
-      <w:r>
-        <w:rPr>
-          <w:rFonts w:ascii="Calibri" w:cs="Calibri" w:eastAsia="Calibri" w:hAnsi="Calibri"/>
-          <w:b w:val="false"/>
-          <w:bCs w:val="false"/>
-          <w:i w:val="false"/>
-          <w:iCs w:val="false"/>
-          <w:color w:val="000000"/>
-          <w:sz w:val="22"/>
-          <w:szCs w:val="22"/>
-        </w:rPr>
-        <w:t xml:space="preserve">Sign in as Super Admin.</w:t>
-      </w:r>
-    </w:p>
-    <w:p>
-      <w:pPr>
-        <w:spacing w:after="80" w:line="276"/>
-      </w:pPr>
-      <w:r>
-        <w:rPr>
-          <w:rFonts w:ascii="Calibri" w:cs="Calibri" w:eastAsia="Calibri" w:hAnsi="Calibri"/>
-          <w:b/>
-          <w:bCs/>
-          <w:i w:val="false"/>
-          <w:iCs w:val="false"/>
-          <w:color w:val="000000"/>
-          <w:sz w:val="22"/>
-          <w:szCs w:val="22"/>
-        </w:rPr>
-        <w:t xml:space="preserve">2. </w:t>
-      </w:r>
-      <w:r>
-        <w:rPr>
-          <w:rFonts w:ascii="Calibri" w:cs="Calibri" w:eastAsia="Calibri" w:hAnsi="Calibri"/>
-          <w:b w:val="false"/>
-          <w:bCs w:val="false"/>
-          <w:i w:val="false"/>
-          <w:iCs w:val="false"/>
-          <w:color w:val="000000"/>
-          <w:sz w:val="22"/>
-          <w:szCs w:val="22"/>
-        </w:rPr>
-        <w:t xml:space="preserve">Click Settings.</w:t>
-      </w:r>
-    </w:p>
-    <w:p>
-      <w:pPr>
-        <w:spacing w:after="80" w:line="276"/>
-      </w:pPr>
-      <w:r>
-        <w:rPr>
-          <w:rFonts w:ascii="Calibri" w:cs="Calibri" w:eastAsia="Calibri" w:hAnsi="Calibri"/>
-          <w:b/>
-          <w:bCs/>
-          <w:i w:val="false"/>
-          <w:iCs w:val="false"/>
-          <w:color w:val="000000"/>
-          <w:sz w:val="22"/>
-          <w:szCs w:val="22"/>
-        </w:rPr>
-        <w:t xml:space="preserve">3. </w:t>
-      </w:r>
-      <w:r>
-        <w:rPr>
-          <w:rFonts w:ascii="Calibri" w:cs="Calibri" w:eastAsia="Calibri" w:hAnsi="Calibri"/>
-          <w:b w:val="false"/>
-          <w:bCs w:val="false"/>
-          <w:i w:val="false"/>
-          <w:iCs w:val="false"/>
-          <w:color w:val="000000"/>
-          <w:sz w:val="22"/>
-          <w:szCs w:val="22"/>
-        </w:rPr>
-        <w:t xml:space="preserve">Read Shop name on invoices, Address on invoices, and Phone on invoices.</w:t>
-      </w:r>
-    </w:p>
-    <w:p>
-      <w:pPr>
-        <w:spacing w:after="80" w:line="276"/>
-      </w:pPr>
-      <w:r>
-        <w:rPr>
-          <w:rFonts w:ascii="Calibri" w:cs="Calibri" w:eastAsia="Calibri" w:hAnsi="Calibri"/>
-          <w:b/>
-          <w:bCs/>
-          <w:i w:val="false"/>
-          <w:iCs w:val="false"/>
-          <w:color w:val="000000"/>
-          <w:sz w:val="22"/>
-          <w:szCs w:val="22"/>
-        </w:rPr>
-        <w:t xml:space="preserve">4. </w:t>
-      </w:r>
-      <w:r>
-        <w:rPr>
-          <w:rFonts w:ascii="Calibri" w:cs="Calibri" w:eastAsia="Calibri" w:hAnsi="Calibri"/>
-          <w:b w:val="false"/>
-          <w:bCs w:val="false"/>
-          <w:i w:val="false"/>
-          <w:iCs w:val="false"/>
-          <w:color w:val="000000"/>
-          <w:sz w:val="22"/>
-          <w:szCs w:val="22"/>
-        </w:rPr>
-        <w:t xml:space="preserve">Do not change live details during a first test unless the CEO asks.</w:t>
-      </w:r>
-    </w:p>
-    <w:p>
-      <w:pPr>
-        <w:pStyle w:val="Heading3"/>
-        <w:spacing w:after="80" w:before="200"/>
-      </w:pPr>
-      <w:r>
-        <w:rPr>
-          <w:rFonts w:ascii="Calibri" w:cs="Calibri" w:eastAsia="Calibri" w:hAnsi="Calibri"/>
-          <w:b/>
-          <w:bCs/>
-          <w:i w:val="false"/>
-          <w:iCs w:val="false"/>
-          <w:color w:val="000000"/>
-          <w:sz w:val="24"/>
-          <w:szCs w:val="24"/>
-        </w:rPr>
-        <w:t xml:space="preserve">What you should see</w:t>
+        <w:t xml:space="preserve">Numbers match the shops you are allowed to see.</w:t>
       </w:r>
     </w:p>
     <w:p>
@@ -17780,7 +17859,333 @@
           <w:sz w:val="22"/>
           <w:szCs w:val="22"/>
         </w:rPr>
-        <w:t xml:space="preserve">CEO can read settings but cannot change them.</w:t>
+        <w:t xml:space="preserve">A cashier without Reports does not see this page.</w:t>
+      </w:r>
+    </w:p>
+    <w:p>
+      <w:pPr>
+        <w:pStyle w:val="Heading2"/>
+        <w:spacing w:after="120" w:before="280"/>
+      </w:pPr>
+      <w:r>
+        <w:rPr>
+          <w:rFonts w:ascii="Calibri" w:cs="Calibri" w:eastAsia="Calibri" w:hAnsi="Calibri"/>
+          <w:b/>
+          <w:bCs/>
+          <w:i w:val="false"/>
+          <w:iCs w:val="false"/>
+          <w:color w:val="000000"/>
+          <w:sz w:val="26"/>
+          <w:szCs w:val="26"/>
+        </w:rPr>
+        <w:t xml:space="preserve">10.25 Who did what</w:t>
+      </w:r>
+    </w:p>
+    <w:p>
+      <w:pPr>
+        <w:pStyle w:val="Heading3"/>
+        <w:spacing w:after="80" w:before="200"/>
+      </w:pPr>
+      <w:r>
+        <w:rPr>
+          <w:rFonts w:ascii="Calibri" w:cs="Calibri" w:eastAsia="Calibri" w:hAnsi="Calibri"/>
+          <w:b/>
+          <w:bCs/>
+          <w:i w:val="false"/>
+          <w:iCs w:val="false"/>
+          <w:color w:val="000000"/>
+          <w:sz w:val="24"/>
+          <w:szCs w:val="24"/>
+        </w:rPr>
+        <w:t xml:space="preserve">What this page is</w:t>
+      </w:r>
+    </w:p>
+    <w:p>
+      <w:pPr>
+        <w:spacing w:after="160" w:before="0" w:line="276"/>
+        <w:jc w:val="left"/>
+      </w:pPr>
+      <w:r>
+        <w:rPr>
+          <w:rFonts w:ascii="Calibri" w:cs="Calibri" w:eastAsia="Calibri" w:hAnsi="Calibri"/>
+          <w:b w:val="false"/>
+          <w:bCs w:val="false"/>
+          <w:i w:val="false"/>
+          <w:iCs w:val="false"/>
+          <w:color w:val="000000"/>
+          <w:sz w:val="22"/>
+          <w:szCs w:val="22"/>
+        </w:rPr>
+        <w:t xml:space="preserve">This is the diary of the system. It shows who did an important action, when, in which shop, and what changed. Nothing here is deleted. It also keeps line-down time, parked sales that posted, parked sales that sat too long, and parked sales that vanished from a device. Those last two are marked high risk. At the top it may show the books verdict. Click that banner to open Check the books.</w:t>
+      </w:r>
+    </w:p>
+    <w:p>
+      <w:pPr>
+        <w:pStyle w:val="Heading3"/>
+        <w:spacing w:after="80" w:before="200"/>
+      </w:pPr>
+      <w:r>
+        <w:rPr>
+          <w:rFonts w:ascii="Calibri" w:cs="Calibri" w:eastAsia="Calibri" w:hAnsi="Calibri"/>
+          <w:b/>
+          <w:bCs/>
+          <w:i w:val="false"/>
+          <w:iCs w:val="false"/>
+          <w:color w:val="000000"/>
+          <w:sz w:val="24"/>
+          <w:szCs w:val="24"/>
+        </w:rPr>
+        <w:t xml:space="preserve">Why it is here</w:t>
+      </w:r>
+    </w:p>
+    <w:p>
+      <w:pPr>
+        <w:spacing w:after="160" w:before="0" w:line="276"/>
+        <w:jc w:val="left"/>
+      </w:pPr>
+      <w:r>
+        <w:rPr>
+          <w:rFonts w:ascii="Calibri" w:cs="Calibri" w:eastAsia="Calibri" w:hAnsi="Calibri"/>
+          <w:b w:val="false"/>
+          <w:bCs w:val="false"/>
+          <w:i w:val="false"/>
+          <w:iCs w:val="false"/>
+          <w:color w:val="000000"/>
+          <w:sz w:val="22"/>
+          <w:szCs w:val="22"/>
+        </w:rPr>
+        <w:t xml:space="preserve">When two people disagree, the diary settles it. When cash sat on a phone with no invoice, the diary names the person and the device.</w:t>
+      </w:r>
+    </w:p>
+    <w:p>
+      <w:pPr>
+        <w:pStyle w:val="Heading3"/>
+        <w:spacing w:after="80" w:before="200"/>
+      </w:pPr>
+      <w:r>
+        <w:rPr>
+          <w:rFonts w:ascii="Calibri" w:cs="Calibri" w:eastAsia="Calibri" w:hAnsi="Calibri"/>
+          <w:b/>
+          <w:bCs/>
+          <w:i w:val="false"/>
+          <w:iCs w:val="false"/>
+          <w:color w:val="000000"/>
+          <w:sz w:val="24"/>
+          <w:szCs w:val="24"/>
+        </w:rPr>
+        <w:t xml:space="preserve">A real shop story</w:t>
+      </w:r>
+    </w:p>
+    <w:p>
+      <w:pPr>
+        <w:spacing w:after="160" w:before="0" w:line="276"/>
+        <w:jc w:val="left"/>
+      </w:pPr>
+      <w:r>
+        <w:rPr>
+          <w:rFonts w:ascii="Calibri" w:cs="Calibri" w:eastAsia="Calibri" w:hAnsi="Calibri"/>
+          <w:b w:val="false"/>
+          <w:bCs w:val="false"/>
+          <w:i w:val="false"/>
+          <w:iCs w:val="false"/>
+          <w:color w:val="000000"/>
+          <w:sz w:val="22"/>
+          <w:szCs w:val="22"/>
+        </w:rPr>
+        <w:t xml:space="preserve">A phone is missing. The records checker opens Who did what, finds the last transfer, and sees who confirmed it at Challenge. The same morning an alert says a parked sale vanished. They filter high risk, open the parked sale line, and see who was signed in on that device when the queue disappeared.</w:t>
+      </w:r>
+    </w:p>
+    <w:p>
+      <w:pPr>
+        <w:pStyle w:val="Heading3"/>
+        <w:spacing w:after="80" w:before="200"/>
+      </w:pPr>
+      <w:r>
+        <w:rPr>
+          <w:rFonts w:ascii="Calibri" w:cs="Calibri" w:eastAsia="Calibri" w:hAnsi="Calibri"/>
+          <w:b/>
+          <w:bCs/>
+          <w:i w:val="false"/>
+          <w:iCs w:val="false"/>
+          <w:color w:val="000000"/>
+          <w:sz w:val="24"/>
+          <w:szCs w:val="24"/>
+        </w:rPr>
+        <w:t xml:space="preserve">How to try it</w:t>
+      </w:r>
+    </w:p>
+    <w:p>
+      <w:pPr>
+        <w:spacing w:after="80" w:line="276"/>
+      </w:pPr>
+      <w:r>
+        <w:rPr>
+          <w:rFonts w:ascii="Calibri" w:cs="Calibri" w:eastAsia="Calibri" w:hAnsi="Calibri"/>
+          <w:b/>
+          <w:bCs/>
+          <w:i w:val="false"/>
+          <w:iCs w:val="false"/>
+          <w:color w:val="000000"/>
+          <w:sz w:val="22"/>
+          <w:szCs w:val="22"/>
+        </w:rPr>
+        <w:t xml:space="preserve">1. </w:t>
+      </w:r>
+      <w:r>
+        <w:rPr>
+          <w:rFonts w:ascii="Calibri" w:cs="Calibri" w:eastAsia="Calibri" w:hAnsi="Calibri"/>
+          <w:b w:val="false"/>
+          <w:bCs w:val="false"/>
+          <w:i w:val="false"/>
+          <w:iCs w:val="false"/>
+          <w:color w:val="000000"/>
+          <w:sz w:val="22"/>
+          <w:szCs w:val="22"/>
+        </w:rPr>
+        <w:t xml:space="preserve">Sign in as CEO or records checker.</w:t>
+      </w:r>
+    </w:p>
+    <w:p>
+      <w:pPr>
+        <w:spacing w:after="80" w:line="276"/>
+      </w:pPr>
+      <w:r>
+        <w:rPr>
+          <w:rFonts w:ascii="Calibri" w:cs="Calibri" w:eastAsia="Calibri" w:hAnsi="Calibri"/>
+          <w:b/>
+          <w:bCs/>
+          <w:i w:val="false"/>
+          <w:iCs w:val="false"/>
+          <w:color w:val="000000"/>
+          <w:sz w:val="22"/>
+          <w:szCs w:val="22"/>
+        </w:rPr>
+        <w:t xml:space="preserve">2. </w:t>
+      </w:r>
+      <w:r>
+        <w:rPr>
+          <w:rFonts w:ascii="Calibri" w:cs="Calibri" w:eastAsia="Calibri" w:hAnsi="Calibri"/>
+          <w:b w:val="false"/>
+          <w:bCs w:val="false"/>
+          <w:i w:val="false"/>
+          <w:iCs w:val="false"/>
+          <w:color w:val="000000"/>
+          <w:sz w:val="22"/>
+          <w:szCs w:val="22"/>
+        </w:rPr>
+        <w:t xml:space="preserve">Click Who did what.</w:t>
+      </w:r>
+    </w:p>
+    <w:p>
+      <w:pPr>
+        <w:spacing w:after="80" w:line="276"/>
+      </w:pPr>
+      <w:r>
+        <w:rPr>
+          <w:rFonts w:ascii="Calibri" w:cs="Calibri" w:eastAsia="Calibri" w:hAnsi="Calibri"/>
+          <w:b/>
+          <w:bCs/>
+          <w:i w:val="false"/>
+          <w:iCs w:val="false"/>
+          <w:color w:val="000000"/>
+          <w:sz w:val="22"/>
+          <w:szCs w:val="22"/>
+        </w:rPr>
+        <w:t xml:space="preserve">3. </w:t>
+      </w:r>
+      <w:r>
+        <w:rPr>
+          <w:rFonts w:ascii="Calibri" w:cs="Calibri" w:eastAsia="Calibri" w:hAnsi="Calibri"/>
+          <w:b w:val="false"/>
+          <w:bCs w:val="false"/>
+          <w:i w:val="false"/>
+          <w:iCs w:val="false"/>
+          <w:color w:val="000000"/>
+          <w:sz w:val="22"/>
+          <w:szCs w:val="22"/>
+        </w:rPr>
+        <w:t xml:space="preserve">Read the books banner if it is there. Click it to open Check the books.</w:t>
+      </w:r>
+    </w:p>
+    <w:p>
+      <w:pPr>
+        <w:spacing w:after="80" w:line="276"/>
+      </w:pPr>
+      <w:r>
+        <w:rPr>
+          <w:rFonts w:ascii="Calibri" w:cs="Calibri" w:eastAsia="Calibri" w:hAnsi="Calibri"/>
+          <w:b/>
+          <w:bCs/>
+          <w:i w:val="false"/>
+          <w:iCs w:val="false"/>
+          <w:color w:val="000000"/>
+          <w:sz w:val="22"/>
+          <w:szCs w:val="22"/>
+        </w:rPr>
+        <w:t xml:space="preserve">4. </w:t>
+      </w:r>
+      <w:r>
+        <w:rPr>
+          <w:rFonts w:ascii="Calibri" w:cs="Calibri" w:eastAsia="Calibri" w:hAnsi="Calibri"/>
+          <w:b w:val="false"/>
+          <w:bCs w:val="false"/>
+          <w:i w:val="false"/>
+          <w:iCs w:val="false"/>
+          <w:color w:val="000000"/>
+          <w:sz w:val="22"/>
+          <w:szCs w:val="22"/>
+        </w:rPr>
+        <w:t xml:space="preserve">Find a recent sale, incoming booking, or day close.</w:t>
+      </w:r>
+    </w:p>
+    <w:p>
+      <w:pPr>
+        <w:spacing w:after="80" w:line="276"/>
+      </w:pPr>
+      <w:r>
+        <w:rPr>
+          <w:rFonts w:ascii="Calibri" w:cs="Calibri" w:eastAsia="Calibri" w:hAnsi="Calibri"/>
+          <w:b/>
+          <w:bCs/>
+          <w:i w:val="false"/>
+          <w:iCs w:val="false"/>
+          <w:color w:val="000000"/>
+          <w:sz w:val="22"/>
+          <w:szCs w:val="22"/>
+        </w:rPr>
+        <w:t xml:space="preserve">5. </w:t>
+      </w:r>
+      <w:r>
+        <w:rPr>
+          <w:rFonts w:ascii="Calibri" w:cs="Calibri" w:eastAsia="Calibri" w:hAnsi="Calibri"/>
+          <w:b w:val="false"/>
+          <w:bCs w:val="false"/>
+          <w:i w:val="false"/>
+          <w:iCs w:val="false"/>
+          <w:color w:val="000000"/>
+          <w:sz w:val="22"/>
+          <w:szCs w:val="22"/>
+        </w:rPr>
+        <w:t xml:space="preserve">If Home said a parked sale vanished, filter high risk or open the alert link.</w:t>
+      </w:r>
+    </w:p>
+    <w:p>
+      <w:pPr>
+        <w:pStyle w:val="Heading3"/>
+        <w:spacing w:after="80" w:before="200"/>
+      </w:pPr>
+      <w:r>
+        <w:rPr>
+          <w:rFonts w:ascii="Calibri" w:cs="Calibri" w:eastAsia="Calibri" w:hAnsi="Calibri"/>
+          <w:b/>
+          <w:bCs/>
+          <w:i w:val="false"/>
+          <w:iCs w:val="false"/>
+          <w:color w:val="000000"/>
+          <w:sz w:val="24"/>
+          <w:szCs w:val="24"/>
+        </w:rPr>
+        <w:t xml:space="preserve">What you should see</w:t>
       </w:r>
     </w:p>
     <w:p>
@@ -17803,7 +18208,1129 @@
           <w:sz w:val="22"/>
           <w:szCs w:val="22"/>
         </w:rPr>
-        <w:t xml:space="preserve">Printed invoices use these values.</w:t>
+        <w:t xml:space="preserve">You see time, person, action, and what changed.</w:t>
+      </w:r>
+    </w:p>
+    <w:p>
+      <w:pPr>
+        <w:pStyle w:val="ListParagraph"/>
+        <w:numPr>
+          <w:ilvl w:val="0"/>
+          <w:numId w:val="2"/>
+        </w:numPr>
+        <w:spacing w:after="80" w:line="276"/>
+      </w:pPr>
+      <w:r>
+        <w:rPr>
+          <w:rFonts w:ascii="Calibri" w:cs="Calibri" w:eastAsia="Calibri" w:hAnsi="Calibri"/>
+          <w:b w:val="false"/>
+          <w:bCs w:val="false"/>
+          <w:i w:val="false"/>
+          <w:iCs w:val="false"/>
+          <w:color w:val="000000"/>
+          <w:sz w:val="22"/>
+          <w:szCs w:val="22"/>
+        </w:rPr>
+        <w:t xml:space="preserve">There is no delete button.</w:t>
+      </w:r>
+    </w:p>
+    <w:p>
+      <w:pPr>
+        <w:pStyle w:val="ListParagraph"/>
+        <w:numPr>
+          <w:ilvl w:val="0"/>
+          <w:numId w:val="2"/>
+        </w:numPr>
+        <w:spacing w:after="80" w:line="276"/>
+      </w:pPr>
+      <w:r>
+        <w:rPr>
+          <w:rFonts w:ascii="Calibri" w:cs="Calibri" w:eastAsia="Calibri" w:hAnsi="Calibri"/>
+          <w:b w:val="false"/>
+          <w:bCs w:val="false"/>
+          <w:i w:val="false"/>
+          <w:iCs w:val="false"/>
+          <w:color w:val="000000"/>
+          <w:sz w:val="22"/>
+          <w:szCs w:val="22"/>
+        </w:rPr>
+        <w:t xml:space="preserve">A sale that posted after the line returned is marked as posted from offline.</w:t>
+      </w:r>
+    </w:p>
+    <w:p>
+      <w:pPr>
+        <w:pStyle w:val="ListParagraph"/>
+        <w:numPr>
+          <w:ilvl w:val="0"/>
+          <w:numId w:val="2"/>
+        </w:numPr>
+        <w:spacing w:after="80" w:line="276"/>
+      </w:pPr>
+      <w:r>
+        <w:rPr>
+          <w:rFonts w:ascii="Calibri" w:cs="Calibri" w:eastAsia="Calibri" w:hAnsi="Calibri"/>
+          <w:b w:val="false"/>
+          <w:bCs w:val="false"/>
+          <w:i w:val="false"/>
+          <w:iCs w:val="false"/>
+          <w:color w:val="000000"/>
+          <w:sz w:val="22"/>
+          <w:szCs w:val="22"/>
+        </w:rPr>
+        <w:t xml:space="preserve">A vanished parked sale shows as a delete of ParkedSale with high risk.</w:t>
+      </w:r>
+    </w:p>
+    <w:p>
+      <w:pPr>
+        <w:pStyle w:val="ListParagraph"/>
+        <w:numPr>
+          <w:ilvl w:val="0"/>
+          <w:numId w:val="2"/>
+        </w:numPr>
+        <w:spacing w:after="80" w:line="276"/>
+      </w:pPr>
+      <w:r>
+        <w:rPr>
+          <w:rFonts w:ascii="Calibri" w:cs="Calibri" w:eastAsia="Calibri" w:hAnsi="Calibri"/>
+          <w:b w:val="false"/>
+          <w:bCs w:val="false"/>
+          <w:i w:val="false"/>
+          <w:iCs w:val="false"/>
+          <w:color w:val="000000"/>
+          <w:sz w:val="22"/>
+          <w:szCs w:val="22"/>
+        </w:rPr>
+        <w:t xml:space="preserve">The books banner, when present, opens Check the books.</w:t>
+      </w:r>
+    </w:p>
+    <w:p>
+      <w:pPr>
+        <w:pStyle w:val="Heading2"/>
+        <w:spacing w:after="120" w:before="280"/>
+      </w:pPr>
+      <w:r>
+        <w:rPr>
+          <w:rFonts w:ascii="Calibri" w:cs="Calibri" w:eastAsia="Calibri" w:hAnsi="Calibri"/>
+          <w:b/>
+          <w:bCs/>
+          <w:i w:val="false"/>
+          <w:iCs w:val="false"/>
+          <w:color w:val="000000"/>
+          <w:sz w:val="26"/>
+          <w:szCs w:val="26"/>
+        </w:rPr>
+        <w:t xml:space="preserve">10.26 Alerts</w:t>
+      </w:r>
+    </w:p>
+    <w:p>
+      <w:pPr>
+        <w:pStyle w:val="Heading3"/>
+        <w:spacing w:after="80" w:before="200"/>
+      </w:pPr>
+      <w:r>
+        <w:rPr>
+          <w:rFonts w:ascii="Calibri" w:cs="Calibri" w:eastAsia="Calibri" w:hAnsi="Calibri"/>
+          <w:b/>
+          <w:bCs/>
+          <w:i w:val="false"/>
+          <w:iCs w:val="false"/>
+          <w:color w:val="000000"/>
+          <w:sz w:val="24"/>
+          <w:szCs w:val="24"/>
+        </w:rPr>
+        <w:t xml:space="preserve">What this page is</w:t>
+      </w:r>
+    </w:p>
+    <w:p>
+      <w:pPr>
+        <w:spacing w:after="160" w:before="0" w:line="276"/>
+        <w:jc w:val="left"/>
+      </w:pPr>
+      <w:r>
+        <w:rPr>
+          <w:rFonts w:ascii="Calibri" w:cs="Calibri" w:eastAsia="Calibri" w:hAnsi="Calibri"/>
+          <w:b w:val="false"/>
+          <w:bCs w:val="false"/>
+          <w:i w:val="false"/>
+          <w:iCs w:val="false"/>
+          <w:color w:val="000000"/>
+          <w:sz w:val="22"/>
+          <w:szCs w:val="22"/>
+        </w:rPr>
+        <w:t xml:space="preserve">Alerts are short notices: low stock, a request waiting, a parked sale sitting too long, a parked sale that vanished, or other shop warnings. Super Admin, the CEO, and the records checker get the parked-sale alerts.</w:t>
+      </w:r>
+    </w:p>
+    <w:p>
+      <w:pPr>
+        <w:pStyle w:val="Heading3"/>
+        <w:spacing w:after="80" w:before="200"/>
+      </w:pPr>
+      <w:r>
+        <w:rPr>
+          <w:rFonts w:ascii="Calibri" w:cs="Calibri" w:eastAsia="Calibri" w:hAnsi="Calibri"/>
+          <w:b/>
+          <w:bCs/>
+          <w:i w:val="false"/>
+          <w:iCs w:val="false"/>
+          <w:color w:val="000000"/>
+          <w:sz w:val="24"/>
+          <w:szCs w:val="24"/>
+        </w:rPr>
+        <w:t xml:space="preserve">Why it is here</w:t>
+      </w:r>
+    </w:p>
+    <w:p>
+      <w:pPr>
+        <w:spacing w:after="160" w:before="0" w:line="276"/>
+        <w:jc w:val="left"/>
+      </w:pPr>
+      <w:r>
+        <w:rPr>
+          <w:rFonts w:ascii="Calibri" w:cs="Calibri" w:eastAsia="Calibri" w:hAnsi="Calibri"/>
+          <w:b w:val="false"/>
+          <w:bCs w:val="false"/>
+          <w:i w:val="false"/>
+          <w:iCs w:val="false"/>
+          <w:color w:val="000000"/>
+          <w:sz w:val="22"/>
+          <w:szCs w:val="22"/>
+        </w:rPr>
+        <w:t xml:space="preserve">People miss a page. They should not miss a danger. A parked sale with cash in a drawer and no invoice is a danger.</w:t>
+      </w:r>
+    </w:p>
+    <w:p>
+      <w:pPr>
+        <w:pStyle w:val="Heading3"/>
+        <w:spacing w:after="80" w:before="200"/>
+      </w:pPr>
+      <w:r>
+        <w:rPr>
+          <w:rFonts w:ascii="Calibri" w:cs="Calibri" w:eastAsia="Calibri" w:hAnsi="Calibri"/>
+          <w:b/>
+          <w:bCs/>
+          <w:i w:val="false"/>
+          <w:iCs w:val="false"/>
+          <w:color w:val="000000"/>
+          <w:sz w:val="24"/>
+          <w:szCs w:val="24"/>
+        </w:rPr>
+        <w:t xml:space="preserve">A real shop story</w:t>
+      </w:r>
+    </w:p>
+    <w:p>
+      <w:pPr>
+        <w:spacing w:after="160" w:before="0" w:line="276"/>
+        <w:jc w:val="left"/>
+      </w:pPr>
+      <w:r>
+        <w:rPr>
+          <w:rFonts w:ascii="Calibri" w:cs="Calibri" w:eastAsia="Calibri" w:hAnsi="Calibri"/>
+          <w:b w:val="false"/>
+          <w:bCs w:val="false"/>
+          <w:i w:val="false"/>
+          <w:iCs w:val="false"/>
+          <w:color w:val="000000"/>
+          <w:sz w:val="22"/>
+          <w:szCs w:val="22"/>
+        </w:rPr>
+        <w:t xml:space="preserve">A cashier parked a cash sale when the line dropped, then left the phone. After two hours the CEO sees Parked sale sitting too long. They walk to the till before the cash can walk.</w:t>
+      </w:r>
+    </w:p>
+    <w:p>
+      <w:pPr>
+        <w:pStyle w:val="Heading3"/>
+        <w:spacing w:after="80" w:before="200"/>
+      </w:pPr>
+      <w:r>
+        <w:rPr>
+          <w:rFonts w:ascii="Calibri" w:cs="Calibri" w:eastAsia="Calibri" w:hAnsi="Calibri"/>
+          <w:b/>
+          <w:bCs/>
+          <w:i w:val="false"/>
+          <w:iCs w:val="false"/>
+          <w:color w:val="000000"/>
+          <w:sz w:val="24"/>
+          <w:szCs w:val="24"/>
+        </w:rPr>
+        <w:t xml:space="preserve">How to try it</w:t>
+      </w:r>
+    </w:p>
+    <w:p>
+      <w:pPr>
+        <w:spacing w:after="80" w:line="276"/>
+      </w:pPr>
+      <w:r>
+        <w:rPr>
+          <w:rFonts w:ascii="Calibri" w:cs="Calibri" w:eastAsia="Calibri" w:hAnsi="Calibri"/>
+          <w:b/>
+          <w:bCs/>
+          <w:i w:val="false"/>
+          <w:iCs w:val="false"/>
+          <w:color w:val="000000"/>
+          <w:sz w:val="22"/>
+          <w:szCs w:val="22"/>
+        </w:rPr>
+        <w:t xml:space="preserve">1. </w:t>
+      </w:r>
+      <w:r>
+        <w:rPr>
+          <w:rFonts w:ascii="Calibri" w:cs="Calibri" w:eastAsia="Calibri" w:hAnsi="Calibri"/>
+          <w:b w:val="false"/>
+          <w:bCs w:val="false"/>
+          <w:i w:val="false"/>
+          <w:iCs w:val="false"/>
+          <w:color w:val="000000"/>
+          <w:sz w:val="22"/>
+          <w:szCs w:val="22"/>
+        </w:rPr>
+        <w:t xml:space="preserve">Click Alerts.</w:t>
+      </w:r>
+    </w:p>
+    <w:p>
+      <w:pPr>
+        <w:spacing w:after="80" w:line="276"/>
+      </w:pPr>
+      <w:r>
+        <w:rPr>
+          <w:rFonts w:ascii="Calibri" w:cs="Calibri" w:eastAsia="Calibri" w:hAnsi="Calibri"/>
+          <w:b/>
+          <w:bCs/>
+          <w:i w:val="false"/>
+          <w:iCs w:val="false"/>
+          <w:color w:val="000000"/>
+          <w:sz w:val="22"/>
+          <w:szCs w:val="22"/>
+        </w:rPr>
+        <w:t xml:space="preserve">2. </w:t>
+      </w:r>
+      <w:r>
+        <w:rPr>
+          <w:rFonts w:ascii="Calibri" w:cs="Calibri" w:eastAsia="Calibri" w:hAnsi="Calibri"/>
+          <w:b w:val="false"/>
+          <w:bCs w:val="false"/>
+          <w:i w:val="false"/>
+          <w:iCs w:val="false"/>
+          <w:color w:val="000000"/>
+          <w:sz w:val="22"/>
+          <w:szCs w:val="22"/>
+        </w:rPr>
+        <w:t xml:space="preserve">Open one alert if any exist.</w:t>
+      </w:r>
+    </w:p>
+    <w:p>
+      <w:pPr>
+        <w:pStyle w:val="Heading3"/>
+        <w:spacing w:after="80" w:before="200"/>
+      </w:pPr>
+      <w:r>
+        <w:rPr>
+          <w:rFonts w:ascii="Calibri" w:cs="Calibri" w:eastAsia="Calibri" w:hAnsi="Calibri"/>
+          <w:b/>
+          <w:bCs/>
+          <w:i w:val="false"/>
+          <w:iCs w:val="false"/>
+          <w:color w:val="000000"/>
+          <w:sz w:val="24"/>
+          <w:szCs w:val="24"/>
+        </w:rPr>
+        <w:t xml:space="preserve">What you should see</w:t>
+      </w:r>
+    </w:p>
+    <w:p>
+      <w:pPr>
+        <w:pStyle w:val="ListParagraph"/>
+        <w:numPr>
+          <w:ilvl w:val="0"/>
+          <w:numId w:val="2"/>
+        </w:numPr>
+        <w:spacing w:after="80" w:line="276"/>
+      </w:pPr>
+      <w:r>
+        <w:rPr>
+          <w:rFonts w:ascii="Calibri" w:cs="Calibri" w:eastAsia="Calibri" w:hAnsi="Calibri"/>
+          <w:b w:val="false"/>
+          <w:bCs w:val="false"/>
+          <w:i w:val="false"/>
+          <w:iCs w:val="false"/>
+          <w:color w:val="000000"/>
+          <w:sz w:val="22"/>
+          <w:szCs w:val="22"/>
+        </w:rPr>
+        <w:t xml:space="preserve">The bell on the top bar may show a count.</w:t>
+      </w:r>
+    </w:p>
+    <w:p>
+      <w:pPr>
+        <w:pStyle w:val="ListParagraph"/>
+        <w:numPr>
+          <w:ilvl w:val="0"/>
+          <w:numId w:val="2"/>
+        </w:numPr>
+        <w:spacing w:after="80" w:line="276"/>
+      </w:pPr>
+      <w:r>
+        <w:rPr>
+          <w:rFonts w:ascii="Calibri" w:cs="Calibri" w:eastAsia="Calibri" w:hAnsi="Calibri"/>
+          <w:b w:val="false"/>
+          <w:bCs w:val="false"/>
+          <w:i w:val="false"/>
+          <w:iCs w:val="false"/>
+          <w:color w:val="000000"/>
+          <w:sz w:val="22"/>
+          <w:szCs w:val="22"/>
+        </w:rPr>
+        <w:t xml:space="preserve">Low stock uses the number set in Settings.</w:t>
+      </w:r>
+    </w:p>
+    <w:p>
+      <w:pPr>
+        <w:pStyle w:val="ListParagraph"/>
+        <w:numPr>
+          <w:ilvl w:val="0"/>
+          <w:numId w:val="2"/>
+        </w:numPr>
+        <w:spacing w:after="80" w:line="276"/>
+      </w:pPr>
+      <w:r>
+        <w:rPr>
+          <w:rFonts w:ascii="Calibri" w:cs="Calibri" w:eastAsia="Calibri" w:hAnsi="Calibri"/>
+          <w:b w:val="false"/>
+          <w:bCs w:val="false"/>
+          <w:i w:val="false"/>
+          <w:iCs w:val="false"/>
+          <w:color w:val="000000"/>
+          <w:sz w:val="22"/>
+          <w:szCs w:val="22"/>
+        </w:rPr>
+        <w:t xml:space="preserve">Parked sale sitting too long points to Sell now.</w:t>
+      </w:r>
+    </w:p>
+    <w:p>
+      <w:pPr>
+        <w:pStyle w:val="ListParagraph"/>
+        <w:numPr>
+          <w:ilvl w:val="0"/>
+          <w:numId w:val="2"/>
+        </w:numPr>
+        <w:spacing w:after="80" w:line="276"/>
+      </w:pPr>
+      <w:r>
+        <w:rPr>
+          <w:rFonts w:ascii="Calibri" w:cs="Calibri" w:eastAsia="Calibri" w:hAnsi="Calibri"/>
+          <w:b w:val="false"/>
+          <w:bCs w:val="false"/>
+          <w:i w:val="false"/>
+          <w:iCs w:val="false"/>
+          <w:color w:val="000000"/>
+          <w:sz w:val="22"/>
+          <w:szCs w:val="22"/>
+        </w:rPr>
+        <w:t xml:space="preserve">Parked sale disappeared points to Who did what.</w:t>
+      </w:r>
+    </w:p>
+    <w:p>
+      <w:pPr>
+        <w:pStyle w:val="Heading2"/>
+        <w:spacing w:after="120" w:before="280"/>
+      </w:pPr>
+      <w:r>
+        <w:rPr>
+          <w:rFonts w:ascii="Calibri" w:cs="Calibri" w:eastAsia="Calibri" w:hAnsi="Calibri"/>
+          <w:b/>
+          <w:bCs/>
+          <w:i w:val="false"/>
+          <w:iCs w:val="false"/>
+          <w:color w:val="000000"/>
+          <w:sz w:val="26"/>
+          <w:szCs w:val="26"/>
+        </w:rPr>
+        <w:t xml:space="preserve">10.27 Settings</w:t>
+      </w:r>
+    </w:p>
+    <w:p>
+      <w:pPr>
+        <w:pStyle w:val="Heading3"/>
+        <w:spacing w:after="80" w:before="200"/>
+      </w:pPr>
+      <w:r>
+        <w:rPr>
+          <w:rFonts w:ascii="Calibri" w:cs="Calibri" w:eastAsia="Calibri" w:hAnsi="Calibri"/>
+          <w:b/>
+          <w:bCs/>
+          <w:i w:val="false"/>
+          <w:iCs w:val="false"/>
+          <w:color w:val="000000"/>
+          <w:sz w:val="24"/>
+          <w:szCs w:val="24"/>
+        </w:rPr>
+        <w:t xml:space="preserve">What this page is</w:t>
+      </w:r>
+    </w:p>
+    <w:p>
+      <w:pPr>
+        <w:spacing w:after="160" w:before="0" w:line="276"/>
+        <w:jc w:val="left"/>
+      </w:pPr>
+      <w:r>
+        <w:rPr>
+          <w:rFonts w:ascii="Calibri" w:cs="Calibri" w:eastAsia="Calibri" w:hAnsi="Calibri"/>
+          <w:b w:val="false"/>
+          <w:bCs w:val="false"/>
+          <w:i w:val="false"/>
+          <w:iCs w:val="false"/>
+          <w:color w:val="000000"/>
+          <w:sz w:val="22"/>
+          <w:szCs w:val="22"/>
+        </w:rPr>
+        <w:t xml:space="preserve">Settings holds the shop name, phone, address, and email that print on invoices and on Check the books. It also holds the low stock alert and whether cashiers may sell below the lowest price. Only Super Admin can change these.</w:t>
+      </w:r>
+    </w:p>
+    <w:p>
+      <w:pPr>
+        <w:pStyle w:val="Heading3"/>
+        <w:spacing w:after="80" w:before="200"/>
+      </w:pPr>
+      <w:r>
+        <w:rPr>
+          <w:rFonts w:ascii="Calibri" w:cs="Calibri" w:eastAsia="Calibri" w:hAnsi="Calibri"/>
+          <w:b/>
+          <w:bCs/>
+          <w:i w:val="false"/>
+          <w:iCs w:val="false"/>
+          <w:color w:val="000000"/>
+          <w:sz w:val="24"/>
+          <w:szCs w:val="24"/>
+        </w:rPr>
+        <w:t xml:space="preserve">Why it is here</w:t>
+      </w:r>
+    </w:p>
+    <w:p>
+      <w:pPr>
+        <w:spacing w:after="160" w:before="0" w:line="276"/>
+        <w:jc w:val="left"/>
+      </w:pPr>
+      <w:r>
+        <w:rPr>
+          <w:rFonts w:ascii="Calibri" w:cs="Calibri" w:eastAsia="Calibri" w:hAnsi="Calibri"/>
+          <w:b w:val="false"/>
+          <w:bCs w:val="false"/>
+          <w:i w:val="false"/>
+          <w:iCs w:val="false"/>
+          <w:color w:val="000000"/>
+          <w:sz w:val="22"/>
+          <w:szCs w:val="22"/>
+        </w:rPr>
+        <w:t xml:space="preserve">The invoice header and the books statement should be the real Ibadan address, not a leftover Lagos line.</w:t>
+      </w:r>
+    </w:p>
+    <w:p>
+      <w:pPr>
+        <w:pStyle w:val="Heading3"/>
+        <w:spacing w:after="80" w:before="200"/>
+      </w:pPr>
+      <w:r>
+        <w:rPr>
+          <w:rFonts w:ascii="Calibri" w:cs="Calibri" w:eastAsia="Calibri" w:hAnsi="Calibri"/>
+          <w:b/>
+          <w:bCs/>
+          <w:i w:val="false"/>
+          <w:iCs w:val="false"/>
+          <w:color w:val="000000"/>
+          <w:sz w:val="24"/>
+          <w:szCs w:val="24"/>
+        </w:rPr>
+        <w:t xml:space="preserve">A real shop story</w:t>
+      </w:r>
+    </w:p>
+    <w:p>
+      <w:pPr>
+        <w:spacing w:after="160" w:before="0" w:line="276"/>
+        <w:jc w:val="left"/>
+      </w:pPr>
+      <w:r>
+        <w:rPr>
+          <w:rFonts w:ascii="Calibri" w:cs="Calibri" w:eastAsia="Calibri" w:hAnsi="Calibri"/>
+          <w:b w:val="false"/>
+          <w:bCs w:val="false"/>
+          <w:i w:val="false"/>
+          <w:iCs w:val="false"/>
+          <w:color w:val="000000"/>
+          <w:sz w:val="22"/>
+          <w:szCs w:val="22"/>
+        </w:rPr>
+        <w:t xml:space="preserve">Techvaults set the invoice address to Iwo Road, Ibadan, Oyo State and the phone to 07062454854. If the phone number changes, Super Admin updates Settings. The next printed invoice and the next books PDF show the new number.</w:t>
+      </w:r>
+    </w:p>
+    <w:p>
+      <w:pPr>
+        <w:pStyle w:val="Heading3"/>
+        <w:spacing w:after="80" w:before="200"/>
+      </w:pPr>
+      <w:r>
+        <w:rPr>
+          <w:rFonts w:ascii="Calibri" w:cs="Calibri" w:eastAsia="Calibri" w:hAnsi="Calibri"/>
+          <w:b/>
+          <w:bCs/>
+          <w:i w:val="false"/>
+          <w:iCs w:val="false"/>
+          <w:color w:val="000000"/>
+          <w:sz w:val="24"/>
+          <w:szCs w:val="24"/>
+        </w:rPr>
+        <w:t xml:space="preserve">How to try it</w:t>
+      </w:r>
+    </w:p>
+    <w:p>
+      <w:pPr>
+        <w:spacing w:after="80" w:line="276"/>
+      </w:pPr>
+      <w:r>
+        <w:rPr>
+          <w:rFonts w:ascii="Calibri" w:cs="Calibri" w:eastAsia="Calibri" w:hAnsi="Calibri"/>
+          <w:b/>
+          <w:bCs/>
+          <w:i w:val="false"/>
+          <w:iCs w:val="false"/>
+          <w:color w:val="000000"/>
+          <w:sz w:val="22"/>
+          <w:szCs w:val="22"/>
+        </w:rPr>
+        <w:t xml:space="preserve">1. </w:t>
+      </w:r>
+      <w:r>
+        <w:rPr>
+          <w:rFonts w:ascii="Calibri" w:cs="Calibri" w:eastAsia="Calibri" w:hAnsi="Calibri"/>
+          <w:b w:val="false"/>
+          <w:bCs w:val="false"/>
+          <w:i w:val="false"/>
+          <w:iCs w:val="false"/>
+          <w:color w:val="000000"/>
+          <w:sz w:val="22"/>
+          <w:szCs w:val="22"/>
+        </w:rPr>
+        <w:t xml:space="preserve">Sign in as Super Admin.</w:t>
+      </w:r>
+    </w:p>
+    <w:p>
+      <w:pPr>
+        <w:spacing w:after="80" w:line="276"/>
+      </w:pPr>
+      <w:r>
+        <w:rPr>
+          <w:rFonts w:ascii="Calibri" w:cs="Calibri" w:eastAsia="Calibri" w:hAnsi="Calibri"/>
+          <w:b/>
+          <w:bCs/>
+          <w:i w:val="false"/>
+          <w:iCs w:val="false"/>
+          <w:color w:val="000000"/>
+          <w:sz w:val="22"/>
+          <w:szCs w:val="22"/>
+        </w:rPr>
+        <w:t xml:space="preserve">2. </w:t>
+      </w:r>
+      <w:r>
+        <w:rPr>
+          <w:rFonts w:ascii="Calibri" w:cs="Calibri" w:eastAsia="Calibri" w:hAnsi="Calibri"/>
+          <w:b w:val="false"/>
+          <w:bCs w:val="false"/>
+          <w:i w:val="false"/>
+          <w:iCs w:val="false"/>
+          <w:color w:val="000000"/>
+          <w:sz w:val="22"/>
+          <w:szCs w:val="22"/>
+        </w:rPr>
+        <w:t xml:space="preserve">Click Settings.</w:t>
+      </w:r>
+    </w:p>
+    <w:p>
+      <w:pPr>
+        <w:spacing w:after="80" w:line="276"/>
+      </w:pPr>
+      <w:r>
+        <w:rPr>
+          <w:rFonts w:ascii="Calibri" w:cs="Calibri" w:eastAsia="Calibri" w:hAnsi="Calibri"/>
+          <w:b/>
+          <w:bCs/>
+          <w:i w:val="false"/>
+          <w:iCs w:val="false"/>
+          <w:color w:val="000000"/>
+          <w:sz w:val="22"/>
+          <w:szCs w:val="22"/>
+        </w:rPr>
+        <w:t xml:space="preserve">3. </w:t>
+      </w:r>
+      <w:r>
+        <w:rPr>
+          <w:rFonts w:ascii="Calibri" w:cs="Calibri" w:eastAsia="Calibri" w:hAnsi="Calibri"/>
+          <w:b w:val="false"/>
+          <w:bCs w:val="false"/>
+          <w:i w:val="false"/>
+          <w:iCs w:val="false"/>
+          <w:color w:val="000000"/>
+          <w:sz w:val="22"/>
+          <w:szCs w:val="22"/>
+        </w:rPr>
+        <w:t xml:space="preserve">Read Shop name on invoices, Address on invoices, and Phone on invoices.</w:t>
+      </w:r>
+    </w:p>
+    <w:p>
+      <w:pPr>
+        <w:spacing w:after="80" w:line="276"/>
+      </w:pPr>
+      <w:r>
+        <w:rPr>
+          <w:rFonts w:ascii="Calibri" w:cs="Calibri" w:eastAsia="Calibri" w:hAnsi="Calibri"/>
+          <w:b/>
+          <w:bCs/>
+          <w:i w:val="false"/>
+          <w:iCs w:val="false"/>
+          <w:color w:val="000000"/>
+          <w:sz w:val="22"/>
+          <w:szCs w:val="22"/>
+        </w:rPr>
+        <w:t xml:space="preserve">4. </w:t>
+      </w:r>
+      <w:r>
+        <w:rPr>
+          <w:rFonts w:ascii="Calibri" w:cs="Calibri" w:eastAsia="Calibri" w:hAnsi="Calibri"/>
+          <w:b w:val="false"/>
+          <w:bCs w:val="false"/>
+          <w:i w:val="false"/>
+          <w:iCs w:val="false"/>
+          <w:color w:val="000000"/>
+          <w:sz w:val="22"/>
+          <w:szCs w:val="22"/>
+        </w:rPr>
+        <w:t xml:space="preserve">Do not change live details during a first test unless the CEO asks.</w:t>
+      </w:r>
+    </w:p>
+    <w:p>
+      <w:pPr>
+        <w:pStyle w:val="Heading3"/>
+        <w:spacing w:after="80" w:before="200"/>
+      </w:pPr>
+      <w:r>
+        <w:rPr>
+          <w:rFonts w:ascii="Calibri" w:cs="Calibri" w:eastAsia="Calibri" w:hAnsi="Calibri"/>
+          <w:b/>
+          <w:bCs/>
+          <w:i w:val="false"/>
+          <w:iCs w:val="false"/>
+          <w:color w:val="000000"/>
+          <w:sz w:val="24"/>
+          <w:szCs w:val="24"/>
+        </w:rPr>
+        <w:t xml:space="preserve">What you should see</w:t>
+      </w:r>
+    </w:p>
+    <w:p>
+      <w:pPr>
+        <w:pStyle w:val="ListParagraph"/>
+        <w:numPr>
+          <w:ilvl w:val="0"/>
+          <w:numId w:val="2"/>
+        </w:numPr>
+        <w:spacing w:after="80" w:line="276"/>
+      </w:pPr>
+      <w:r>
+        <w:rPr>
+          <w:rFonts w:ascii="Calibri" w:cs="Calibri" w:eastAsia="Calibri" w:hAnsi="Calibri"/>
+          <w:b w:val="false"/>
+          <w:bCs w:val="false"/>
+          <w:i w:val="false"/>
+          <w:iCs w:val="false"/>
+          <w:color w:val="000000"/>
+          <w:sz w:val="22"/>
+          <w:szCs w:val="22"/>
+        </w:rPr>
+        <w:t xml:space="preserve">CEO can read settings but cannot change them.</w:t>
+      </w:r>
+    </w:p>
+    <w:p>
+      <w:pPr>
+        <w:pStyle w:val="ListParagraph"/>
+        <w:numPr>
+          <w:ilvl w:val="0"/>
+          <w:numId w:val="2"/>
+        </w:numPr>
+        <w:spacing w:after="80" w:line="276"/>
+      </w:pPr>
+      <w:r>
+        <w:rPr>
+          <w:rFonts w:ascii="Calibri" w:cs="Calibri" w:eastAsia="Calibri" w:hAnsi="Calibri"/>
+          <w:b w:val="false"/>
+          <w:bCs w:val="false"/>
+          <w:i w:val="false"/>
+          <w:iCs w:val="false"/>
+          <w:color w:val="000000"/>
+          <w:sz w:val="22"/>
+          <w:szCs w:val="22"/>
+        </w:rPr>
+        <w:t xml:space="preserve">Printed invoices and the books statement use these values.</w:t>
+      </w:r>
+    </w:p>
+    <w:p>
+      <w:pPr>
+        <w:pStyle w:val="Heading2"/>
+        <w:spacing w:after="120" w:before="280"/>
+      </w:pPr>
+      <w:r>
+        <w:rPr>
+          <w:rFonts w:ascii="Calibri" w:cs="Calibri" w:eastAsia="Calibri" w:hAnsi="Calibri"/>
+          <w:b/>
+          <w:bCs/>
+          <w:i w:val="false"/>
+          <w:iCs w:val="false"/>
+          <w:color w:val="000000"/>
+          <w:sz w:val="26"/>
+          <w:szCs w:val="26"/>
+        </w:rPr>
+        <w:t xml:space="preserve">10.28 Shop calculator</w:t>
+      </w:r>
+    </w:p>
+    <w:p>
+      <w:pPr>
+        <w:pStyle w:val="Heading3"/>
+        <w:spacing w:after="80" w:before="200"/>
+      </w:pPr>
+      <w:r>
+        <w:rPr>
+          <w:rFonts w:ascii="Calibri" w:cs="Calibri" w:eastAsia="Calibri" w:hAnsi="Calibri"/>
+          <w:b/>
+          <w:bCs/>
+          <w:i w:val="false"/>
+          <w:iCs w:val="false"/>
+          <w:color w:val="000000"/>
+          <w:sz w:val="24"/>
+          <w:szCs w:val="24"/>
+        </w:rPr>
+        <w:t xml:space="preserve">What this page is</w:t>
+      </w:r>
+    </w:p>
+    <w:p>
+      <w:pPr>
+        <w:spacing w:after="160" w:before="0" w:line="276"/>
+        <w:jc w:val="left"/>
+      </w:pPr>
+      <w:r>
+        <w:rPr>
+          <w:rFonts w:ascii="Calibri" w:cs="Calibri" w:eastAsia="Calibri" w:hAnsi="Calibri"/>
+          <w:b w:val="false"/>
+          <w:bCs w:val="false"/>
+          <w:i w:val="false"/>
+          <w:iCs w:val="false"/>
+          <w:color w:val="000000"/>
+          <w:sz w:val="22"/>
+          <w:szCs w:val="22"/>
+        </w:rPr>
+        <w:t xml:space="preserve">A round button sits on every signed-in page. It opens a simple calculator. Add, subtract, multiply, and divide. It does not post money. It does not change an invoice. Close it when you are done.</w:t>
+      </w:r>
+    </w:p>
+    <w:p>
+      <w:pPr>
+        <w:pStyle w:val="Heading3"/>
+        <w:spacing w:after="80" w:before="200"/>
+      </w:pPr>
+      <w:r>
+        <w:rPr>
+          <w:rFonts w:ascii="Calibri" w:cs="Calibri" w:eastAsia="Calibri" w:hAnsi="Calibri"/>
+          <w:b/>
+          <w:bCs/>
+          <w:i w:val="false"/>
+          <w:iCs w:val="false"/>
+          <w:color w:val="000000"/>
+          <w:sz w:val="24"/>
+          <w:szCs w:val="24"/>
+        </w:rPr>
+        <w:t xml:space="preserve">Why it is here</w:t>
+      </w:r>
+    </w:p>
+    <w:p>
+      <w:pPr>
+        <w:spacing w:after="160" w:before="0" w:line="276"/>
+        <w:jc w:val="left"/>
+      </w:pPr>
+      <w:r>
+        <w:rPr>
+          <w:rFonts w:ascii="Calibri" w:cs="Calibri" w:eastAsia="Calibri" w:hAnsi="Calibri"/>
+          <w:b w:val="false"/>
+          <w:bCs w:val="false"/>
+          <w:i w:val="false"/>
+          <w:iCs w:val="false"/>
+          <w:color w:val="000000"/>
+          <w:sz w:val="22"/>
+          <w:szCs w:val="22"/>
+        </w:rPr>
+        <w:t xml:space="preserve">A cashier or accountant often needs to add a line by hand while they look at the till or the books. They should not leave the system for a phone calculator and lose the page.</w:t>
+      </w:r>
+    </w:p>
+    <w:p>
+      <w:pPr>
+        <w:pStyle w:val="Heading3"/>
+        <w:spacing w:after="80" w:before="200"/>
+      </w:pPr>
+      <w:r>
+        <w:rPr>
+          <w:rFonts w:ascii="Calibri" w:cs="Calibri" w:eastAsia="Calibri" w:hAnsi="Calibri"/>
+          <w:b/>
+          <w:bCs/>
+          <w:i w:val="false"/>
+          <w:iCs w:val="false"/>
+          <w:color w:val="000000"/>
+          <w:sz w:val="24"/>
+          <w:szCs w:val="24"/>
+        </w:rPr>
+        <w:t xml:space="preserve">A real shop story</w:t>
+      </w:r>
+    </w:p>
+    <w:p>
+      <w:pPr>
+        <w:spacing w:after="160" w:before="0" w:line="276"/>
+        <w:jc w:val="left"/>
+      </w:pPr>
+      <w:r>
+        <w:rPr>
+          <w:rFonts w:ascii="Calibri" w:cs="Calibri" w:eastAsia="Calibri" w:hAnsi="Calibri"/>
+          <w:b w:val="false"/>
+          <w:bCs w:val="false"/>
+          <w:i w:val="false"/>
+          <w:iCs w:val="false"/>
+          <w:color w:val="000000"/>
+          <w:sz w:val="22"/>
+          <w:szCs w:val="22"/>
+        </w:rPr>
+        <w:t xml:space="preserve">The cashier is on Close the day. Notes in the drawer are mixed. They tap the calculator, add the notes, type that total as counted cash, and close the day.</w:t>
+      </w:r>
+    </w:p>
+    <w:p>
+      <w:pPr>
+        <w:pStyle w:val="Heading3"/>
+        <w:spacing w:after="80" w:before="200"/>
+      </w:pPr>
+      <w:r>
+        <w:rPr>
+          <w:rFonts w:ascii="Calibri" w:cs="Calibri" w:eastAsia="Calibri" w:hAnsi="Calibri"/>
+          <w:b/>
+          <w:bCs/>
+          <w:i w:val="false"/>
+          <w:iCs w:val="false"/>
+          <w:color w:val="000000"/>
+          <w:sz w:val="24"/>
+          <w:szCs w:val="24"/>
+        </w:rPr>
+        <w:t xml:space="preserve">How to try it</w:t>
+      </w:r>
+    </w:p>
+    <w:p>
+      <w:pPr>
+        <w:spacing w:after="80" w:line="276"/>
+      </w:pPr>
+      <w:r>
+        <w:rPr>
+          <w:rFonts w:ascii="Calibri" w:cs="Calibri" w:eastAsia="Calibri" w:hAnsi="Calibri"/>
+          <w:b/>
+          <w:bCs/>
+          <w:i w:val="false"/>
+          <w:iCs w:val="false"/>
+          <w:color w:val="000000"/>
+          <w:sz w:val="22"/>
+          <w:szCs w:val="22"/>
+        </w:rPr>
+        <w:t xml:space="preserve">1. </w:t>
+      </w:r>
+      <w:r>
+        <w:rPr>
+          <w:rFonts w:ascii="Calibri" w:cs="Calibri" w:eastAsia="Calibri" w:hAnsi="Calibri"/>
+          <w:b w:val="false"/>
+          <w:bCs w:val="false"/>
+          <w:i w:val="false"/>
+          <w:iCs w:val="false"/>
+          <w:color w:val="000000"/>
+          <w:sz w:val="22"/>
+          <w:szCs w:val="22"/>
+        </w:rPr>
+        <w:t xml:space="preserve">Sign in as any job.</w:t>
+      </w:r>
+    </w:p>
+    <w:p>
+      <w:pPr>
+        <w:spacing w:after="80" w:line="276"/>
+      </w:pPr>
+      <w:r>
+        <w:rPr>
+          <w:rFonts w:ascii="Calibri" w:cs="Calibri" w:eastAsia="Calibri" w:hAnsi="Calibri"/>
+          <w:b/>
+          <w:bCs/>
+          <w:i w:val="false"/>
+          <w:iCs w:val="false"/>
+          <w:color w:val="000000"/>
+          <w:sz w:val="22"/>
+          <w:szCs w:val="22"/>
+        </w:rPr>
+        <w:t xml:space="preserve">2. </w:t>
+      </w:r>
+      <w:r>
+        <w:rPr>
+          <w:rFonts w:ascii="Calibri" w:cs="Calibri" w:eastAsia="Calibri" w:hAnsi="Calibri"/>
+          <w:b w:val="false"/>
+          <w:bCs w:val="false"/>
+          <w:i w:val="false"/>
+          <w:iCs w:val="false"/>
+          <w:color w:val="000000"/>
+          <w:sz w:val="22"/>
+          <w:szCs w:val="22"/>
+        </w:rPr>
+        <w:t xml:space="preserve">Click the calculator button.</w:t>
+      </w:r>
+    </w:p>
+    <w:p>
+      <w:pPr>
+        <w:spacing w:after="80" w:line="276"/>
+      </w:pPr>
+      <w:r>
+        <w:rPr>
+          <w:rFonts w:ascii="Calibri" w:cs="Calibri" w:eastAsia="Calibri" w:hAnsi="Calibri"/>
+          <w:b/>
+          <w:bCs/>
+          <w:i w:val="false"/>
+          <w:iCs w:val="false"/>
+          <w:color w:val="000000"/>
+          <w:sz w:val="22"/>
+          <w:szCs w:val="22"/>
+        </w:rPr>
+        <w:t xml:space="preserve">3. </w:t>
+      </w:r>
+      <w:r>
+        <w:rPr>
+          <w:rFonts w:ascii="Calibri" w:cs="Calibri" w:eastAsia="Calibri" w:hAnsi="Calibri"/>
+          <w:b w:val="false"/>
+          <w:bCs w:val="false"/>
+          <w:i w:val="false"/>
+          <w:iCs w:val="false"/>
+          <w:color w:val="000000"/>
+          <w:sz w:val="22"/>
+          <w:szCs w:val="22"/>
+        </w:rPr>
+        <w:t xml:space="preserve">Add two numbers. Confirm the total.</w:t>
+      </w:r>
+    </w:p>
+    <w:p>
+      <w:pPr>
+        <w:spacing w:after="80" w:line="276"/>
+      </w:pPr>
+      <w:r>
+        <w:rPr>
+          <w:rFonts w:ascii="Calibri" w:cs="Calibri" w:eastAsia="Calibri" w:hAnsi="Calibri"/>
+          <w:b/>
+          <w:bCs/>
+          <w:i w:val="false"/>
+          <w:iCs w:val="false"/>
+          <w:color w:val="000000"/>
+          <w:sz w:val="22"/>
+          <w:szCs w:val="22"/>
+        </w:rPr>
+        <w:t xml:space="preserve">4. </w:t>
+      </w:r>
+      <w:r>
+        <w:rPr>
+          <w:rFonts w:ascii="Calibri" w:cs="Calibri" w:eastAsia="Calibri" w:hAnsi="Calibri"/>
+          <w:b w:val="false"/>
+          <w:bCs w:val="false"/>
+          <w:i w:val="false"/>
+          <w:iCs w:val="false"/>
+          <w:color w:val="000000"/>
+          <w:sz w:val="22"/>
+          <w:szCs w:val="22"/>
+        </w:rPr>
+        <w:t xml:space="preserve">Close the calculator. Confirm the page you were on did not change.</w:t>
+      </w:r>
+    </w:p>
+    <w:p>
+      <w:pPr>
+        <w:pStyle w:val="Heading3"/>
+        <w:spacing w:after="80" w:before="200"/>
+      </w:pPr>
+      <w:r>
+        <w:rPr>
+          <w:rFonts w:ascii="Calibri" w:cs="Calibri" w:eastAsia="Calibri" w:hAnsi="Calibri"/>
+          <w:b/>
+          <w:bCs/>
+          <w:i w:val="false"/>
+          <w:iCs w:val="false"/>
+          <w:color w:val="000000"/>
+          <w:sz w:val="24"/>
+          <w:szCs w:val="24"/>
+        </w:rPr>
+        <w:t xml:space="preserve">What you should see</w:t>
+      </w:r>
+    </w:p>
+    <w:p>
+      <w:pPr>
+        <w:pStyle w:val="ListParagraph"/>
+        <w:numPr>
+          <w:ilvl w:val="0"/>
+          <w:numId w:val="2"/>
+        </w:numPr>
+        <w:spacing w:after="80" w:line="276"/>
+      </w:pPr>
+      <w:r>
+        <w:rPr>
+          <w:rFonts w:ascii="Calibri" w:cs="Calibri" w:eastAsia="Calibri" w:hAnsi="Calibri"/>
+          <w:b w:val="false"/>
+          <w:bCs w:val="false"/>
+          <w:i w:val="false"/>
+          <w:iCs w:val="false"/>
+          <w:color w:val="000000"/>
+          <w:sz w:val="22"/>
+          <w:szCs w:val="22"/>
+        </w:rPr>
+        <w:t xml:space="preserve">The calculator is on Home, Sell now, Close the day, and Check the books.</w:t>
+      </w:r>
+    </w:p>
+    <w:p>
+      <w:pPr>
+        <w:pStyle w:val="ListParagraph"/>
+        <w:numPr>
+          <w:ilvl w:val="0"/>
+          <w:numId w:val="2"/>
+        </w:numPr>
+        <w:spacing w:after="80" w:line="276"/>
+      </w:pPr>
+      <w:r>
+        <w:rPr>
+          <w:rFonts w:ascii="Calibri" w:cs="Calibri" w:eastAsia="Calibri" w:hAnsi="Calibri"/>
+          <w:b w:val="false"/>
+          <w:bCs w:val="false"/>
+          <w:i w:val="false"/>
+          <w:iCs w:val="false"/>
+          <w:color w:val="000000"/>
+          <w:sz w:val="22"/>
+          <w:szCs w:val="22"/>
+        </w:rPr>
+        <w:t xml:space="preserve">It does not appear on a printed invoice or a printed books statement.</w:t>
+      </w:r>
+    </w:p>
+    <w:p>
+      <w:pPr>
+        <w:pStyle w:val="ListParagraph"/>
+        <w:numPr>
+          <w:ilvl w:val="0"/>
+          <w:numId w:val="2"/>
+        </w:numPr>
+        <w:spacing w:after="80" w:line="276"/>
+      </w:pPr>
+      <w:r>
+        <w:rPr>
+          <w:rFonts w:ascii="Calibri" w:cs="Calibri" w:eastAsia="Calibri" w:hAnsi="Calibri"/>
+          <w:b w:val="false"/>
+          <w:bCs w:val="false"/>
+          <w:i w:val="false"/>
+          <w:iCs w:val="false"/>
+          <w:color w:val="000000"/>
+          <w:sz w:val="22"/>
+          <w:szCs w:val="22"/>
+        </w:rPr>
+        <w:t xml:space="preserve">No sale, expense, or close is created when you use it.</w:t>
       </w:r>
     </w:p>
     <w:p>
@@ -18054,7 +19581,7 @@
           <w:sz w:val="22"/>
           <w:szCs w:val="22"/>
         </w:rPr>
-        <w:t xml:space="preserve">The accountant checks Money in &amp; out. The CEO opens Home. IMEI vs shop count should say Match. Reports is for the meeting. Who did what shows every step, including the close. Nobody edited an old invoice.</w:t>
+        <w:t xml:space="preserve">The accountant checks Money in &amp; out, then opens Check the books for this Lagos day. They compare it with yesterday, download the branded PDF for the file, and leave the CSV for Excel. The CEO opens Home. IMEI vs shop count should say Match. Reports is for the meeting. Who did what shows every step, including the close. Nobody edited an old invoice.</w:t>
       </w:r>
     </w:p>
     <w:p>
@@ -20826,7 +22353,7 @@
                 <w:sz w:val="20"/>
                 <w:szCs w:val="20"/>
               </w:rPr>
-              <w:t xml:space="preserve">Money pages</w:t>
+              <w:t xml:space="preserve">Money pages and Check the books</w:t>
             </w:r>
           </w:p>
         </w:tc>
@@ -20905,7 +22432,7 @@
                 <w:sz w:val="20"/>
                 <w:szCs w:val="20"/>
               </w:rPr>
-              <w:t xml:space="preserve">Checking the diary</w:t>
+              <w:t xml:space="preserve">Checking the diary and signing the books</w:t>
             </w:r>
           </w:p>
         </w:tc>
@@ -24375,6 +25902,618 @@
           </w:p>
         </w:tc>
       </w:tr>
+      <w:tr>
+        <w:trPr>
+          <w:trHeight w:val="320" w:hRule="atLeast"/>
+        </w:trPr>
+        <w:tc>
+          <w:tcPr>
+            <w:tcW w:type="dxa" w:w="600"/>
+            <w:tcBorders>
+              <w:top w:val="single" w:color="000000" w:sz="8"/>
+              <w:left w:val="single" w:color="000000" w:sz="8"/>
+              <w:bottom w:val="single" w:color="000000" w:sz="8"/>
+              <w:right w:val="single" w:color="000000" w:sz="8"/>
+            </w:tcBorders>
+            <w:shd w:fill="F7F7F7" w:color="F7F7F7" w:val="clear"/>
+            <w:tcMar>
+              <w:top w:type="dxa" w:w="60"/>
+              <w:left w:type="dxa" w:w="80"/>
+              <w:bottom w:type="dxa" w:w="60"/>
+              <w:right w:type="dxa" w:w="80"/>
+            </w:tcMar>
+            <w:vAlign w:val="center"/>
+          </w:tcPr>
+          <w:p>
+            <w:pPr>
+              <w:jc w:val="left"/>
+            </w:pPr>
+            <w:r>
+              <w:rPr>
+                <w:rFonts w:ascii="Calibri" w:cs="Calibri" w:eastAsia="Calibri" w:hAnsi="Calibri"/>
+                <w:b w:val="false"/>
+                <w:bCs w:val="false"/>
+                <w:i w:val="false"/>
+                <w:iCs w:val="false"/>
+                <w:color w:val="000000"/>
+                <w:sz w:val="20"/>
+                <w:szCs w:val="20"/>
+              </w:rPr>
+              <w:t xml:space="preserve">22</w:t>
+            </w:r>
+          </w:p>
+        </w:tc>
+        <w:tc>
+          <w:tcPr>
+            <w:tcW w:type="dxa" w:w="2800"/>
+            <w:tcBorders>
+              <w:top w:val="single" w:color="000000" w:sz="8"/>
+              <w:left w:val="single" w:color="000000" w:sz="8"/>
+              <w:bottom w:val="single" w:color="000000" w:sz="8"/>
+              <w:right w:val="single" w:color="000000" w:sz="8"/>
+            </w:tcBorders>
+            <w:shd w:fill="F7F7F7" w:color="F7F7F7" w:val="clear"/>
+            <w:tcMar>
+              <w:top w:type="dxa" w:w="60"/>
+              <w:left w:type="dxa" w:w="80"/>
+              <w:bottom w:type="dxa" w:w="60"/>
+              <w:right w:type="dxa" w:w="80"/>
+            </w:tcMar>
+            <w:vAlign w:val="center"/>
+          </w:tcPr>
+          <w:p>
+            <w:pPr>
+              <w:jc w:val="left"/>
+            </w:pPr>
+            <w:r>
+              <w:rPr>
+                <w:rFonts w:ascii="Calibri" w:cs="Calibri" w:eastAsia="Calibri" w:hAnsi="Calibri"/>
+                <w:b w:val="false"/>
+                <w:bCs w:val="false"/>
+                <w:i w:val="false"/>
+                <w:iCs w:val="false"/>
+                <w:color w:val="000000"/>
+                <w:sz w:val="20"/>
+                <w:szCs w:val="20"/>
+              </w:rPr>
+              <w:t xml:space="preserve">Open a previous day's books</w:t>
+            </w:r>
+          </w:p>
+        </w:tc>
+        <w:tc>
+          <w:tcPr>
+            <w:tcW w:type="dxa" w:w="2600"/>
+            <w:tcBorders>
+              <w:top w:val="single" w:color="000000" w:sz="8"/>
+              <w:left w:val="single" w:color="000000" w:sz="8"/>
+              <w:bottom w:val="single" w:color="000000" w:sz="8"/>
+              <w:right w:val="single" w:color="000000" w:sz="8"/>
+            </w:tcBorders>
+            <w:shd w:fill="F7F7F7" w:color="F7F7F7" w:val="clear"/>
+            <w:tcMar>
+              <w:top w:type="dxa" w:w="60"/>
+              <w:left w:type="dxa" w:w="80"/>
+              <w:bottom w:type="dxa" w:w="60"/>
+              <w:right w:type="dxa" w:w="80"/>
+            </w:tcMar>
+            <w:vAlign w:val="center"/>
+          </w:tcPr>
+          <w:p>
+            <w:pPr>
+              <w:jc w:val="left"/>
+            </w:pPr>
+            <w:r>
+              <w:rPr>
+                <w:rFonts w:ascii="Calibri" w:cs="Calibri" w:eastAsia="Calibri" w:hAnsi="Calibri"/>
+                <w:b w:val="false"/>
+                <w:bCs w:val="false"/>
+                <w:i w:val="false"/>
+                <w:iCs w:val="false"/>
+                <w:color w:val="000000"/>
+                <w:sz w:val="20"/>
+                <w:szCs w:val="20"/>
+              </w:rPr>
+              <w:t xml:space="preserve">accountant@abutwins.com</w:t>
+            </w:r>
+          </w:p>
+        </w:tc>
+        <w:tc>
+          <w:tcPr>
+            <w:tcW w:type="dxa" w:w="3360"/>
+            <w:tcBorders>
+              <w:top w:val="single" w:color="000000" w:sz="8"/>
+              <w:left w:val="single" w:color="000000" w:sz="8"/>
+              <w:bottom w:val="single" w:color="000000" w:sz="8"/>
+              <w:right w:val="single" w:color="000000" w:sz="8"/>
+            </w:tcBorders>
+            <w:shd w:fill="F7F7F7" w:color="F7F7F7" w:val="clear"/>
+            <w:tcMar>
+              <w:top w:type="dxa" w:w="60"/>
+              <w:left w:type="dxa" w:w="80"/>
+              <w:bottom w:type="dxa" w:w="60"/>
+              <w:right w:type="dxa" w:w="80"/>
+            </w:tcMar>
+            <w:vAlign w:val="center"/>
+          </w:tcPr>
+          <w:p>
+            <w:pPr>
+              <w:jc w:val="left"/>
+            </w:pPr>
+            <w:r>
+              <w:rPr>
+                <w:rFonts w:ascii="Calibri" w:cs="Calibri" w:eastAsia="Calibri" w:hAnsi="Calibri"/>
+                <w:b w:val="false"/>
+                <w:bCs w:val="false"/>
+                <w:i w:val="false"/>
+                <w:iCs w:val="false"/>
+                <w:color w:val="000000"/>
+                <w:sz w:val="20"/>
+                <w:szCs w:val="20"/>
+              </w:rPr>
+              <w:t xml:space="preserve">A past-day chip or date opens that day's statement with a BK- number.</w:t>
+            </w:r>
+          </w:p>
+        </w:tc>
+      </w:tr>
+      <w:tr>
+        <w:trPr>
+          <w:trHeight w:val="320" w:hRule="atLeast"/>
+        </w:trPr>
+        <w:tc>
+          <w:tcPr>
+            <w:tcW w:type="dxa" w:w="600"/>
+            <w:tcBorders>
+              <w:top w:val="single" w:color="000000" w:sz="8"/>
+              <w:left w:val="single" w:color="000000" w:sz="8"/>
+              <w:bottom w:val="single" w:color="000000" w:sz="8"/>
+              <w:right w:val="single" w:color="000000" w:sz="8"/>
+            </w:tcBorders>
+            <w:shd w:fill="FFFFFF" w:color="FFFFFF" w:val="clear"/>
+            <w:tcMar>
+              <w:top w:type="dxa" w:w="60"/>
+              <w:left w:type="dxa" w:w="80"/>
+              <w:bottom w:type="dxa" w:w="60"/>
+              <w:right w:type="dxa" w:w="80"/>
+            </w:tcMar>
+            <w:vAlign w:val="center"/>
+          </w:tcPr>
+          <w:p>
+            <w:pPr>
+              <w:jc w:val="left"/>
+            </w:pPr>
+            <w:r>
+              <w:rPr>
+                <w:rFonts w:ascii="Calibri" w:cs="Calibri" w:eastAsia="Calibri" w:hAnsi="Calibri"/>
+                <w:b w:val="false"/>
+                <w:bCs w:val="false"/>
+                <w:i w:val="false"/>
+                <w:iCs w:val="false"/>
+                <w:color w:val="000000"/>
+                <w:sz w:val="20"/>
+                <w:szCs w:val="20"/>
+              </w:rPr>
+              <w:t xml:space="preserve">23</w:t>
+            </w:r>
+          </w:p>
+        </w:tc>
+        <w:tc>
+          <w:tcPr>
+            <w:tcW w:type="dxa" w:w="2800"/>
+            <w:tcBorders>
+              <w:top w:val="single" w:color="000000" w:sz="8"/>
+              <w:left w:val="single" w:color="000000" w:sz="8"/>
+              <w:bottom w:val="single" w:color="000000" w:sz="8"/>
+              <w:right w:val="single" w:color="000000" w:sz="8"/>
+            </w:tcBorders>
+            <w:shd w:fill="FFFFFF" w:color="FFFFFF" w:val="clear"/>
+            <w:tcMar>
+              <w:top w:type="dxa" w:w="60"/>
+              <w:left w:type="dxa" w:w="80"/>
+              <w:bottom w:type="dxa" w:w="60"/>
+              <w:right w:type="dxa" w:w="80"/>
+            </w:tcMar>
+            <w:vAlign w:val="center"/>
+          </w:tcPr>
+          <w:p>
+            <w:pPr>
+              <w:jc w:val="left"/>
+            </w:pPr>
+            <w:r>
+              <w:rPr>
+                <w:rFonts w:ascii="Calibri" w:cs="Calibri" w:eastAsia="Calibri" w:hAnsi="Calibri"/>
+                <w:b w:val="false"/>
+                <w:bCs w:val="false"/>
+                <w:i w:val="false"/>
+                <w:iCs w:val="false"/>
+                <w:color w:val="000000"/>
+                <w:sz w:val="20"/>
+                <w:szCs w:val="20"/>
+              </w:rPr>
+              <w:t xml:space="preserve">Compare two periods</w:t>
+            </w:r>
+          </w:p>
+        </w:tc>
+        <w:tc>
+          <w:tcPr>
+            <w:tcW w:type="dxa" w:w="2600"/>
+            <w:tcBorders>
+              <w:top w:val="single" w:color="000000" w:sz="8"/>
+              <w:left w:val="single" w:color="000000" w:sz="8"/>
+              <w:bottom w:val="single" w:color="000000" w:sz="8"/>
+              <w:right w:val="single" w:color="000000" w:sz="8"/>
+            </w:tcBorders>
+            <w:shd w:fill="FFFFFF" w:color="FFFFFF" w:val="clear"/>
+            <w:tcMar>
+              <w:top w:type="dxa" w:w="60"/>
+              <w:left w:type="dxa" w:w="80"/>
+              <w:bottom w:type="dxa" w:w="60"/>
+              <w:right w:type="dxa" w:w="80"/>
+            </w:tcMar>
+            <w:vAlign w:val="center"/>
+          </w:tcPr>
+          <w:p>
+            <w:pPr>
+              <w:jc w:val="left"/>
+            </w:pPr>
+            <w:r>
+              <w:rPr>
+                <w:rFonts w:ascii="Calibri" w:cs="Calibri" w:eastAsia="Calibri" w:hAnsi="Calibri"/>
+                <w:b w:val="false"/>
+                <w:bCs w:val="false"/>
+                <w:i w:val="false"/>
+                <w:iCs w:val="false"/>
+                <w:color w:val="000000"/>
+                <w:sz w:val="20"/>
+                <w:szCs w:val="20"/>
+              </w:rPr>
+              <w:t xml:space="preserve">accountant@abutwins.com</w:t>
+            </w:r>
+          </w:p>
+        </w:tc>
+        <w:tc>
+          <w:tcPr>
+            <w:tcW w:type="dxa" w:w="3360"/>
+            <w:tcBorders>
+              <w:top w:val="single" w:color="000000" w:sz="8"/>
+              <w:left w:val="single" w:color="000000" w:sz="8"/>
+              <w:bottom w:val="single" w:color="000000" w:sz="8"/>
+              <w:right w:val="single" w:color="000000" w:sz="8"/>
+            </w:tcBorders>
+            <w:shd w:fill="FFFFFF" w:color="FFFFFF" w:val="clear"/>
+            <w:tcMar>
+              <w:top w:type="dxa" w:w="60"/>
+              <w:left w:type="dxa" w:w="80"/>
+              <w:bottom w:type="dxa" w:w="60"/>
+              <w:right w:type="dxa" w:w="80"/>
+            </w:tcMar>
+            <w:vAlign w:val="center"/>
+          </w:tcPr>
+          <w:p>
+            <w:pPr>
+              <w:jc w:val="left"/>
+            </w:pPr>
+            <w:r>
+              <w:rPr>
+                <w:rFonts w:ascii="Calibri" w:cs="Calibri" w:eastAsia="Calibri" w:hAnsi="Calibri"/>
+                <w:b w:val="false"/>
+                <w:bCs w:val="false"/>
+                <w:i w:val="false"/>
+                <w:iCs w:val="false"/>
+                <w:color w:val="000000"/>
+                <w:sz w:val="20"/>
+                <w:szCs w:val="20"/>
+              </w:rPr>
+              <w:t xml:space="preserve">This period and Compared show different dates. Movement is in naira and percent.</w:t>
+            </w:r>
+          </w:p>
+        </w:tc>
+      </w:tr>
+      <w:tr>
+        <w:trPr>
+          <w:trHeight w:val="320" w:hRule="atLeast"/>
+        </w:trPr>
+        <w:tc>
+          <w:tcPr>
+            <w:tcW w:type="dxa" w:w="600"/>
+            <w:tcBorders>
+              <w:top w:val="single" w:color="000000" w:sz="8"/>
+              <w:left w:val="single" w:color="000000" w:sz="8"/>
+              <w:bottom w:val="single" w:color="000000" w:sz="8"/>
+              <w:right w:val="single" w:color="000000" w:sz="8"/>
+            </w:tcBorders>
+            <w:shd w:fill="F7F7F7" w:color="F7F7F7" w:val="clear"/>
+            <w:tcMar>
+              <w:top w:type="dxa" w:w="60"/>
+              <w:left w:type="dxa" w:w="80"/>
+              <w:bottom w:type="dxa" w:w="60"/>
+              <w:right w:type="dxa" w:w="80"/>
+            </w:tcMar>
+            <w:vAlign w:val="center"/>
+          </w:tcPr>
+          <w:p>
+            <w:pPr>
+              <w:jc w:val="left"/>
+            </w:pPr>
+            <w:r>
+              <w:rPr>
+                <w:rFonts w:ascii="Calibri" w:cs="Calibri" w:eastAsia="Calibri" w:hAnsi="Calibri"/>
+                <w:b w:val="false"/>
+                <w:bCs w:val="false"/>
+                <w:i w:val="false"/>
+                <w:iCs w:val="false"/>
+                <w:color w:val="000000"/>
+                <w:sz w:val="20"/>
+                <w:szCs w:val="20"/>
+              </w:rPr>
+              <w:t xml:space="preserve">24</w:t>
+            </w:r>
+          </w:p>
+        </w:tc>
+        <w:tc>
+          <w:tcPr>
+            <w:tcW w:type="dxa" w:w="2800"/>
+            <w:tcBorders>
+              <w:top w:val="single" w:color="000000" w:sz="8"/>
+              <w:left w:val="single" w:color="000000" w:sz="8"/>
+              <w:bottom w:val="single" w:color="000000" w:sz="8"/>
+              <w:right w:val="single" w:color="000000" w:sz="8"/>
+            </w:tcBorders>
+            <w:shd w:fill="F7F7F7" w:color="F7F7F7" w:val="clear"/>
+            <w:tcMar>
+              <w:top w:type="dxa" w:w="60"/>
+              <w:left w:type="dxa" w:w="80"/>
+              <w:bottom w:type="dxa" w:w="60"/>
+              <w:right w:type="dxa" w:w="80"/>
+            </w:tcMar>
+            <w:vAlign w:val="center"/>
+          </w:tcPr>
+          <w:p>
+            <w:pPr>
+              <w:jc w:val="left"/>
+            </w:pPr>
+            <w:r>
+              <w:rPr>
+                <w:rFonts w:ascii="Calibri" w:cs="Calibri" w:eastAsia="Calibri" w:hAnsi="Calibri"/>
+                <w:b w:val="false"/>
+                <w:bCs w:val="false"/>
+                <w:i w:val="false"/>
+                <w:iCs w:val="false"/>
+                <w:color w:val="000000"/>
+                <w:sz w:val="20"/>
+                <w:szCs w:val="20"/>
+              </w:rPr>
+              <w:t xml:space="preserve">Download books PDF and CSV</w:t>
+            </w:r>
+          </w:p>
+        </w:tc>
+        <w:tc>
+          <w:tcPr>
+            <w:tcW w:type="dxa" w:w="2600"/>
+            <w:tcBorders>
+              <w:top w:val="single" w:color="000000" w:sz="8"/>
+              <w:left w:val="single" w:color="000000" w:sz="8"/>
+              <w:bottom w:val="single" w:color="000000" w:sz="8"/>
+              <w:right w:val="single" w:color="000000" w:sz="8"/>
+            </w:tcBorders>
+            <w:shd w:fill="F7F7F7" w:color="F7F7F7" w:val="clear"/>
+            <w:tcMar>
+              <w:top w:type="dxa" w:w="60"/>
+              <w:left w:type="dxa" w:w="80"/>
+              <w:bottom w:type="dxa" w:w="60"/>
+              <w:right w:type="dxa" w:w="80"/>
+            </w:tcMar>
+            <w:vAlign w:val="center"/>
+          </w:tcPr>
+          <w:p>
+            <w:pPr>
+              <w:jc w:val="left"/>
+            </w:pPr>
+            <w:r>
+              <w:rPr>
+                <w:rFonts w:ascii="Calibri" w:cs="Calibri" w:eastAsia="Calibri" w:hAnsi="Calibri"/>
+                <w:b w:val="false"/>
+                <w:bCs w:val="false"/>
+                <w:i w:val="false"/>
+                <w:iCs w:val="false"/>
+                <w:color w:val="000000"/>
+                <w:sz w:val="20"/>
+                <w:szCs w:val="20"/>
+              </w:rPr>
+              <w:t xml:space="preserve">auditor@abutwins.com</w:t>
+            </w:r>
+          </w:p>
+        </w:tc>
+        <w:tc>
+          <w:tcPr>
+            <w:tcW w:type="dxa" w:w="3360"/>
+            <w:tcBorders>
+              <w:top w:val="single" w:color="000000" w:sz="8"/>
+              <w:left w:val="single" w:color="000000" w:sz="8"/>
+              <w:bottom w:val="single" w:color="000000" w:sz="8"/>
+              <w:right w:val="single" w:color="000000" w:sz="8"/>
+            </w:tcBorders>
+            <w:shd w:fill="F7F7F7" w:color="F7F7F7" w:val="clear"/>
+            <w:tcMar>
+              <w:top w:type="dxa" w:w="60"/>
+              <w:left w:type="dxa" w:w="80"/>
+              <w:bottom w:type="dxa" w:w="60"/>
+              <w:right w:type="dxa" w:w="80"/>
+            </w:tcMar>
+            <w:vAlign w:val="center"/>
+          </w:tcPr>
+          <w:p>
+            <w:pPr>
+              <w:jc w:val="left"/>
+            </w:pPr>
+            <w:r>
+              <w:rPr>
+                <w:rFonts w:ascii="Calibri" w:cs="Calibri" w:eastAsia="Calibri" w:hAnsi="Calibri"/>
+                <w:b w:val="false"/>
+                <w:bCs w:val="false"/>
+                <w:i w:val="false"/>
+                <w:iCs w:val="false"/>
+                <w:color w:val="000000"/>
+                <w:sz w:val="20"/>
+                <w:szCs w:val="20"/>
+              </w:rPr>
+              <w:t xml:space="preserve">PDF has the ab mark and sign-off lines. CSV opens in Excel with the same sections.</w:t>
+            </w:r>
+          </w:p>
+        </w:tc>
+      </w:tr>
+      <w:tr>
+        <w:trPr>
+          <w:trHeight w:val="320" w:hRule="atLeast"/>
+        </w:trPr>
+        <w:tc>
+          <w:tcPr>
+            <w:tcW w:type="dxa" w:w="600"/>
+            <w:tcBorders>
+              <w:top w:val="single" w:color="000000" w:sz="8"/>
+              <w:left w:val="single" w:color="000000" w:sz="8"/>
+              <w:bottom w:val="single" w:color="000000" w:sz="8"/>
+              <w:right w:val="single" w:color="000000" w:sz="8"/>
+            </w:tcBorders>
+            <w:shd w:fill="FFFFFF" w:color="FFFFFF" w:val="clear"/>
+            <w:tcMar>
+              <w:top w:type="dxa" w:w="60"/>
+              <w:left w:type="dxa" w:w="80"/>
+              <w:bottom w:type="dxa" w:w="60"/>
+              <w:right w:type="dxa" w:w="80"/>
+            </w:tcMar>
+            <w:vAlign w:val="center"/>
+          </w:tcPr>
+          <w:p>
+            <w:pPr>
+              <w:jc w:val="left"/>
+            </w:pPr>
+            <w:r>
+              <w:rPr>
+                <w:rFonts w:ascii="Calibri" w:cs="Calibri" w:eastAsia="Calibri" w:hAnsi="Calibri"/>
+                <w:b w:val="false"/>
+                <w:bCs w:val="false"/>
+                <w:i w:val="false"/>
+                <w:iCs w:val="false"/>
+                <w:color w:val="000000"/>
+                <w:sz w:val="20"/>
+                <w:szCs w:val="20"/>
+              </w:rPr>
+              <w:t xml:space="preserve">25</w:t>
+            </w:r>
+          </w:p>
+        </w:tc>
+        <w:tc>
+          <w:tcPr>
+            <w:tcW w:type="dxa" w:w="2800"/>
+            <w:tcBorders>
+              <w:top w:val="single" w:color="000000" w:sz="8"/>
+              <w:left w:val="single" w:color="000000" w:sz="8"/>
+              <w:bottom w:val="single" w:color="000000" w:sz="8"/>
+              <w:right w:val="single" w:color="000000" w:sz="8"/>
+            </w:tcBorders>
+            <w:shd w:fill="FFFFFF" w:color="FFFFFF" w:val="clear"/>
+            <w:tcMar>
+              <w:top w:type="dxa" w:w="60"/>
+              <w:left w:type="dxa" w:w="80"/>
+              <w:bottom w:type="dxa" w:w="60"/>
+              <w:right w:type="dxa" w:w="80"/>
+            </w:tcMar>
+            <w:vAlign w:val="center"/>
+          </w:tcPr>
+          <w:p>
+            <w:pPr>
+              <w:jc w:val="left"/>
+            </w:pPr>
+            <w:r>
+              <w:rPr>
+                <w:rFonts w:ascii="Calibri" w:cs="Calibri" w:eastAsia="Calibri" w:hAnsi="Calibri"/>
+                <w:b w:val="false"/>
+                <w:bCs w:val="false"/>
+                <w:i w:val="false"/>
+                <w:iCs w:val="false"/>
+                <w:color w:val="000000"/>
+                <w:sz w:val="20"/>
+                <w:szCs w:val="20"/>
+              </w:rPr>
+              <w:t xml:space="preserve">Shop calculator does not post money</w:t>
+            </w:r>
+          </w:p>
+        </w:tc>
+        <w:tc>
+          <w:tcPr>
+            <w:tcW w:type="dxa" w:w="2600"/>
+            <w:tcBorders>
+              <w:top w:val="single" w:color="000000" w:sz="8"/>
+              <w:left w:val="single" w:color="000000" w:sz="8"/>
+              <w:bottom w:val="single" w:color="000000" w:sz="8"/>
+              <w:right w:val="single" w:color="000000" w:sz="8"/>
+            </w:tcBorders>
+            <w:shd w:fill="FFFFFF" w:color="FFFFFF" w:val="clear"/>
+            <w:tcMar>
+              <w:top w:type="dxa" w:w="60"/>
+              <w:left w:type="dxa" w:w="80"/>
+              <w:bottom w:type="dxa" w:w="60"/>
+              <w:right w:type="dxa" w:w="80"/>
+            </w:tcMar>
+            <w:vAlign w:val="center"/>
+          </w:tcPr>
+          <w:p>
+            <w:pPr>
+              <w:jc w:val="left"/>
+            </w:pPr>
+            <w:r>
+              <w:rPr>
+                <w:rFonts w:ascii="Calibri" w:cs="Calibri" w:eastAsia="Calibri" w:hAnsi="Calibri"/>
+                <w:b w:val="false"/>
+                <w:bCs w:val="false"/>
+                <w:i w:val="false"/>
+                <w:iCs w:val="false"/>
+                <w:color w:val="000000"/>
+                <w:sz w:val="20"/>
+                <w:szCs w:val="20"/>
+              </w:rPr>
+              <w:t xml:space="preserve">cashier@abutwins.com</w:t>
+            </w:r>
+          </w:p>
+        </w:tc>
+        <w:tc>
+          <w:tcPr>
+            <w:tcW w:type="dxa" w:w="3360"/>
+            <w:tcBorders>
+              <w:top w:val="single" w:color="000000" w:sz="8"/>
+              <w:left w:val="single" w:color="000000" w:sz="8"/>
+              <w:bottom w:val="single" w:color="000000" w:sz="8"/>
+              <w:right w:val="single" w:color="000000" w:sz="8"/>
+            </w:tcBorders>
+            <w:shd w:fill="FFFFFF" w:color="FFFFFF" w:val="clear"/>
+            <w:tcMar>
+              <w:top w:type="dxa" w:w="60"/>
+              <w:left w:type="dxa" w:w="80"/>
+              <w:bottom w:type="dxa" w:w="60"/>
+              <w:right w:type="dxa" w:w="80"/>
+            </w:tcMar>
+            <w:vAlign w:val="center"/>
+          </w:tcPr>
+          <w:p>
+            <w:pPr>
+              <w:jc w:val="left"/>
+            </w:pPr>
+            <w:r>
+              <w:rPr>
+                <w:rFonts w:ascii="Calibri" w:cs="Calibri" w:eastAsia="Calibri" w:hAnsi="Calibri"/>
+                <w:b w:val="false"/>
+                <w:bCs w:val="false"/>
+                <w:i w:val="false"/>
+                <w:iCs w:val="false"/>
+                <w:color w:val="000000"/>
+                <w:sz w:val="20"/>
+                <w:szCs w:val="20"/>
+              </w:rPr>
+              <w:t xml:space="preserve">You can add numbers. No invoice or close is created.</w:t>
+            </w:r>
+          </w:p>
+        </w:tc>
+      </w:tr>
     </w:tbl>
     <w:p>
       <w:pPr>
@@ -24672,6 +26811,29 @@
           <w:sz w:val="22"/>
           <w:szCs w:val="22"/>
         </w:rPr>
+        <w:t xml:space="preserve">Check the books does not change any invoice. It reprints the add-up so the accountant and records checker can sign.</w:t>
+      </w:r>
+    </w:p>
+    <w:p>
+      <w:pPr>
+        <w:pStyle w:val="ListParagraph"/>
+        <w:numPr>
+          <w:ilvl w:val="0"/>
+          <w:numId w:val="2"/>
+        </w:numPr>
+        <w:spacing w:after="80" w:line="276"/>
+      </w:pPr>
+      <w:r>
+        <w:rPr>
+          <w:rFonts w:ascii="Calibri" w:cs="Calibri" w:eastAsia="Calibri" w:hAnsi="Calibri"/>
+          <w:b w:val="false"/>
+          <w:bCs w:val="false"/>
+          <w:i w:val="false"/>
+          <w:iCs w:val="false"/>
+          <w:color w:val="000000"/>
+          <w:sz w:val="22"/>
+          <w:szCs w:val="22"/>
+        </w:rPr>
         <w:t xml:space="preserve">Who did what is never wiped.</w:t>
       </w:r>
     </w:p>
@@ -25052,6 +27214,29 @@
     </w:p>
     <w:p>
       <w:pPr>
+        <w:pStyle w:val="ListParagraph"/>
+        <w:numPr>
+          <w:ilvl w:val="0"/>
+          <w:numId w:val="2"/>
+        </w:numPr>
+        <w:spacing w:after="80" w:line="276"/>
+      </w:pPr>
+      <w:r>
+        <w:rPr>
+          <w:rFonts w:ascii="Calibri" w:cs="Calibri" w:eastAsia="Calibri" w:hAnsi="Calibri"/>
+          <w:b w:val="false"/>
+          <w:bCs w:val="false"/>
+          <w:i w:val="false"/>
+          <w:iCs w:val="false"/>
+          <w:color w:val="000000"/>
+          <w:sz w:val="22"/>
+          <w:szCs w:val="22"/>
+        </w:rPr>
+        <w:t xml:space="preserve">It will not change an old invoice when you check the books.</w:t>
+      </w:r>
+    </w:p>
+    <w:p>
+      <w:pPr>
         <w:spacing w:after="160" w:before="0" w:line="276"/>
         <w:jc w:val="left"/>
       </w:pPr>
@@ -25127,7 +27312,7 @@
           <w:sz w:val="22"/>
           <w:szCs w:val="22"/>
         </w:rPr>
-        <w:t xml:space="preserve">Close the day before the next live sale. Watch parked work. Believe Home when it says the IMEI list and the shop count match, and act when they do not.</w:t>
+        <w:t xml:space="preserve">Close the day before the next live sale. Check the books for that day and for any day you need to defend. Watch parked work. Believe Home when it says the IMEI list and the shop count match, and act when they do not.</w:t>
       </w:r>
     </w:p>
     <w:p>

--- a/docs/Abu-Twins-Shop-System-User-Guide.docx
+++ b/docs/Abu-Twins-Shop-System-User-Guide.docx
@@ -459,7 +459,7 @@
                 <w:sz w:val="20"/>
                 <w:szCs w:val="20"/>
               </w:rPr>
-              <w:t xml:space="preserve">1.2</w:t>
+              <w:t xml:space="preserve">1.3</w:t>
             </w:r>
           </w:p>
         </w:tc>
@@ -533,7 +533,7 @@
                 <w:sz w:val="20"/>
                 <w:szCs w:val="20"/>
               </w:rPr>
-              <w:t xml:space="preserve">Updated: bank books, branded PDF and CSV, day compare</w:t>
+              <w:t xml:space="preserve">Updated: branded reports print and PDF</w:t>
             </w:r>
           </w:p>
         </w:tc>
@@ -731,6 +731,25 @@
           <w:szCs w:val="22"/>
         </w:rPr>
         <w:t xml:space="preserve">Version 1.2 gives accounts a bank-style statement. Check the books opens any previous Lagos day, compares it with another day or week, and prints a branded PDF or CSV with the company mark. The pack does not change any invoice. It only adds the books again so a person can sign them.</w:t>
+      </w:r>
+    </w:p>
+    <w:p>
+      <w:pPr>
+        <w:spacing w:after="160" w:before="0" w:line="276"/>
+        <w:jc w:val="left"/>
+      </w:pPr>
+      <w:r>
+        <w:rPr>
+          <w:rFonts w:ascii="Calibri" w:cs="Calibri" w:eastAsia="Calibri" w:hAnsi="Calibri"/>
+          <w:b w:val="false"/>
+          <w:bCs w:val="false"/>
+          <w:i w:val="false"/>
+          <w:iCs w:val="false"/>
+          <w:color w:val="000000"/>
+          <w:sz w:val="22"/>
+          <w:szCs w:val="22"/>
+        </w:rPr>
+        <w:t xml:space="preserve">Version 1.3 makes Reports print like a management paper. The meeting pack has the ab mark, shop books, and NGN amounts. Buttons stay on the screen, not on the paper.</w:t>
       </w:r>
     </w:p>
     <w:p>
@@ -15372,7 +15391,7 @@
           <w:sz w:val="22"/>
           <w:szCs w:val="22"/>
         </w:rPr>
-        <w:t xml:space="preserve">Click Download branded PDF. Open the file and confirm the ab mark and statement number.</w:t>
+        <w:t xml:space="preserve">Click Download branded PDF. Open the file and confirm the ab mark, statement number, and NGN amounts (not a broken naira sign).</w:t>
       </w:r>
     </w:p>
     <w:p>
@@ -15568,7 +15587,7 @@
           <w:sz w:val="22"/>
           <w:szCs w:val="22"/>
         </w:rPr>
-        <w:t xml:space="preserve">Movement shows naira and percent for collected, posted, cash, transfer, POS, expenses, and sales count.</w:t>
+        <w:t xml:space="preserve">Movement shows NGN and percent for collected, posted, cash, transfer, POS, expenses, and sales count.</w:t>
       </w:r>
     </w:p>
     <w:p>
@@ -15614,7 +15633,7 @@
           <w:sz w:val="22"/>
           <w:szCs w:val="22"/>
         </w:rPr>
-        <w:t xml:space="preserve">The PDF and the print preview hide the left menu and the calculator.</w:t>
+        <w:t xml:space="preserve">The branded PDF writes money as NGN 0 or NGN 1,200. It must not show a colon in front of the number.</w:t>
       </w:r>
     </w:p>
     <w:p>
@@ -15637,7 +15656,7 @@
           <w:sz w:val="22"/>
           <w:szCs w:val="22"/>
         </w:rPr>
-        <w:t xml:space="preserve">The pack does not edit any invoice. Sales, returns, and closes stay as they were.</w:t>
+        <w:t xml:space="preserve">The PDF and the print preview hide the left menu and the calculator.</w:t>
       </w:r>
     </w:p>
     <w:p>
@@ -15660,271 +15679,7 @@
           <w:sz w:val="22"/>
           <w:szCs w:val="22"/>
         </w:rPr>
-        <w:t xml:space="preserve">A cashier who cannot see Check the books will not find the page. That is correct if Super Admin hid it.</w:t>
-      </w:r>
-    </w:p>
-    <w:p>
-      <w:pPr>
-        <w:pStyle w:val="Heading2"/>
-        <w:spacing w:after="120" w:before="280"/>
-      </w:pPr>
-      <w:r>
-        <w:rPr>
-          <w:rFonts w:ascii="Calibri" w:cs="Calibri" w:eastAsia="Calibri" w:hAnsi="Calibri"/>
-          <w:b/>
-          <w:bCs/>
-          <w:i w:val="false"/>
-          <w:iCs w:val="false"/>
-          <w:color w:val="000000"/>
-          <w:sz w:val="26"/>
-          <w:szCs w:val="26"/>
-        </w:rPr>
-        <w:t xml:space="preserve">10.19 Expenses</w:t>
-      </w:r>
-    </w:p>
-    <w:p>
-      <w:pPr>
-        <w:pStyle w:val="Heading3"/>
-        <w:spacing w:after="80" w:before="200"/>
-      </w:pPr>
-      <w:r>
-        <w:rPr>
-          <w:rFonts w:ascii="Calibri" w:cs="Calibri" w:eastAsia="Calibri" w:hAnsi="Calibri"/>
-          <w:b/>
-          <w:bCs/>
-          <w:i w:val="false"/>
-          <w:iCs w:val="false"/>
-          <w:color w:val="000000"/>
-          <w:sz w:val="24"/>
-          <w:szCs w:val="24"/>
-        </w:rPr>
-        <w:t xml:space="preserve">What this page is</w:t>
-      </w:r>
-    </w:p>
-    <w:p>
-      <w:pPr>
-        <w:spacing w:after="160" w:before="0" w:line="276"/>
-        <w:jc w:val="left"/>
-      </w:pPr>
-      <w:r>
-        <w:rPr>
-          <w:rFonts w:ascii="Calibri" w:cs="Calibri" w:eastAsia="Calibri" w:hAnsi="Calibri"/>
-          <w:b w:val="false"/>
-          <w:bCs w:val="false"/>
-          <w:i w:val="false"/>
-          <w:iCs w:val="false"/>
-          <w:color w:val="000000"/>
-          <w:sz w:val="22"/>
-          <w:szCs w:val="22"/>
-        </w:rPr>
-        <w:t xml:space="preserve">Expenses is for fuel, rent, salary, and light bill. Staff ask. A manager says yes. Then money can leave.</w:t>
-      </w:r>
-    </w:p>
-    <w:p>
-      <w:pPr>
-        <w:pStyle w:val="Heading3"/>
-        <w:spacing w:after="80" w:before="200"/>
-      </w:pPr>
-      <w:r>
-        <w:rPr>
-          <w:rFonts w:ascii="Calibri" w:cs="Calibri" w:eastAsia="Calibri" w:hAnsi="Calibri"/>
-          <w:b/>
-          <w:bCs/>
-          <w:i w:val="false"/>
-          <w:iCs w:val="false"/>
-          <w:color w:val="000000"/>
-          <w:sz w:val="24"/>
-          <w:szCs w:val="24"/>
-        </w:rPr>
-        <w:t xml:space="preserve">Why it is here</w:t>
-      </w:r>
-    </w:p>
-    <w:p>
-      <w:pPr>
-        <w:spacing w:after="160" w:before="0" w:line="276"/>
-        <w:jc w:val="left"/>
-      </w:pPr>
-      <w:r>
-        <w:rPr>
-          <w:rFonts w:ascii="Calibri" w:cs="Calibri" w:eastAsia="Calibri" w:hAnsi="Calibri"/>
-          <w:b w:val="false"/>
-          <w:bCs w:val="false"/>
-          <w:i w:val="false"/>
-          <w:iCs w:val="false"/>
-          <w:color w:val="000000"/>
-          <w:sz w:val="22"/>
-          <w:szCs w:val="22"/>
-        </w:rPr>
-        <w:t xml:space="preserve">If anyone can tap cash for ‘fuel’ with no yes, the till will never match.</w:t>
-      </w:r>
-    </w:p>
-    <w:p>
-      <w:pPr>
-        <w:pStyle w:val="Heading3"/>
-        <w:spacing w:after="80" w:before="200"/>
-      </w:pPr>
-      <w:r>
-        <w:rPr>
-          <w:rFonts w:ascii="Calibri" w:cs="Calibri" w:eastAsia="Calibri" w:hAnsi="Calibri"/>
-          <w:b/>
-          <w:bCs/>
-          <w:i w:val="false"/>
-          <w:iCs w:val="false"/>
-          <w:color w:val="000000"/>
-          <w:sz w:val="24"/>
-          <w:szCs w:val="24"/>
-        </w:rPr>
-        <w:t xml:space="preserve">A real shop story</w:t>
-      </w:r>
-    </w:p>
-    <w:p>
-      <w:pPr>
-        <w:spacing w:after="160" w:before="0" w:line="276"/>
-        <w:jc w:val="left"/>
-      </w:pPr>
-      <w:r>
-        <w:rPr>
-          <w:rFonts w:ascii="Calibri" w:cs="Calibri" w:eastAsia="Calibri" w:hAnsi="Calibri"/>
-          <w:b w:val="false"/>
-          <w:bCs w:val="false"/>
-          <w:i w:val="false"/>
-          <w:iCs w:val="false"/>
-          <w:color w:val="000000"/>
-          <w:sz w:val="22"/>
-          <w:szCs w:val="22"/>
-        </w:rPr>
-        <w:t xml:space="preserve">The Challenge manager asks for fuel money. The request waits on Needs approval. The CEO says yes. Then the pay-out is recorded.</w:t>
-      </w:r>
-    </w:p>
-    <w:p>
-      <w:pPr>
-        <w:pStyle w:val="Heading3"/>
-        <w:spacing w:after="80" w:before="200"/>
-      </w:pPr>
-      <w:r>
-        <w:rPr>
-          <w:rFonts w:ascii="Calibri" w:cs="Calibri" w:eastAsia="Calibri" w:hAnsi="Calibri"/>
-          <w:b/>
-          <w:bCs/>
-          <w:i w:val="false"/>
-          <w:iCs w:val="false"/>
-          <w:color w:val="000000"/>
-          <w:sz w:val="24"/>
-          <w:szCs w:val="24"/>
-        </w:rPr>
-        <w:t xml:space="preserve">How to try it</w:t>
-      </w:r>
-    </w:p>
-    <w:p>
-      <w:pPr>
-        <w:spacing w:after="80" w:line="276"/>
-      </w:pPr>
-      <w:r>
-        <w:rPr>
-          <w:rFonts w:ascii="Calibri" w:cs="Calibri" w:eastAsia="Calibri" w:hAnsi="Calibri"/>
-          <w:b/>
-          <w:bCs/>
-          <w:i w:val="false"/>
-          <w:iCs w:val="false"/>
-          <w:color w:val="000000"/>
-          <w:sz w:val="22"/>
-          <w:szCs w:val="22"/>
-        </w:rPr>
-        <w:t xml:space="preserve">1. </w:t>
-      </w:r>
-      <w:r>
-        <w:rPr>
-          <w:rFonts w:ascii="Calibri" w:cs="Calibri" w:eastAsia="Calibri" w:hAnsi="Calibri"/>
-          <w:b w:val="false"/>
-          <w:bCs w:val="false"/>
-          <w:i w:val="false"/>
-          <w:iCs w:val="false"/>
-          <w:color w:val="000000"/>
-          <w:sz w:val="22"/>
-          <w:szCs w:val="22"/>
-        </w:rPr>
-        <w:t xml:space="preserve">Click Expenses.</w:t>
-      </w:r>
-    </w:p>
-    <w:p>
-      <w:pPr>
-        <w:spacing w:after="80" w:line="276"/>
-      </w:pPr>
-      <w:r>
-        <w:rPr>
-          <w:rFonts w:ascii="Calibri" w:cs="Calibri" w:eastAsia="Calibri" w:hAnsi="Calibri"/>
-          <w:b/>
-          <w:bCs/>
-          <w:i w:val="false"/>
-          <w:iCs w:val="false"/>
-          <w:color w:val="000000"/>
-          <w:sz w:val="22"/>
-          <w:szCs w:val="22"/>
-        </w:rPr>
-        <w:t xml:space="preserve">2. </w:t>
-      </w:r>
-      <w:r>
-        <w:rPr>
-          <w:rFonts w:ascii="Calibri" w:cs="Calibri" w:eastAsia="Calibri" w:hAnsi="Calibri"/>
-          <w:b w:val="false"/>
-          <w:bCs w:val="false"/>
-          <w:i w:val="false"/>
-          <w:iCs w:val="false"/>
-          <w:color w:val="000000"/>
-          <w:sz w:val="22"/>
-          <w:szCs w:val="22"/>
-        </w:rPr>
-        <w:t xml:space="preserve">Create a small test expense only if leadership agrees, for example a ₦1 practice line marked TEST.</w:t>
-      </w:r>
-    </w:p>
-    <w:p>
-      <w:pPr>
-        <w:spacing w:after="80" w:line="276"/>
-      </w:pPr>
-      <w:r>
-        <w:rPr>
-          <w:rFonts w:ascii="Calibri" w:cs="Calibri" w:eastAsia="Calibri" w:hAnsi="Calibri"/>
-          <w:b/>
-          <w:bCs/>
-          <w:i w:val="false"/>
-          <w:iCs w:val="false"/>
-          <w:color w:val="000000"/>
-          <w:sz w:val="22"/>
-          <w:szCs w:val="22"/>
-        </w:rPr>
-        <w:t xml:space="preserve">3. </w:t>
-      </w:r>
-      <w:r>
-        <w:rPr>
-          <w:rFonts w:ascii="Calibri" w:cs="Calibri" w:eastAsia="Calibri" w:hAnsi="Calibri"/>
-          <w:b w:val="false"/>
-          <w:bCs w:val="false"/>
-          <w:i w:val="false"/>
-          <w:iCs w:val="false"/>
-          <w:color w:val="000000"/>
-          <w:sz w:val="22"/>
-          <w:szCs w:val="22"/>
-        </w:rPr>
-        <w:t xml:space="preserve">Open Needs approval as a manager and say yes or no.</w:t>
-      </w:r>
-    </w:p>
-    <w:p>
-      <w:pPr>
-        <w:pStyle w:val="Heading3"/>
-        <w:spacing w:after="80" w:before="200"/>
-      </w:pPr>
-      <w:r>
-        <w:rPr>
-          <w:rFonts w:ascii="Calibri" w:cs="Calibri" w:eastAsia="Calibri" w:hAnsi="Calibri"/>
-          <w:b/>
-          <w:bCs/>
-          <w:i w:val="false"/>
-          <w:iCs w:val="false"/>
-          <w:color w:val="000000"/>
-          <w:sz w:val="24"/>
-          <w:szCs w:val="24"/>
-        </w:rPr>
-        <w:t xml:space="preserve">What you should see</w:t>
+        <w:t xml:space="preserve">The pack does not edit any invoice. Sales, returns, and closes stay as they were.</w:t>
       </w:r>
     </w:p>
     <w:p>
@@ -15947,7 +15702,271 @@
           <w:sz w:val="22"/>
           <w:szCs w:val="22"/>
         </w:rPr>
-        <w:t xml:space="preserve">A new expense waits. Money does not leave until yes.</w:t>
+        <w:t xml:space="preserve">A cashier who cannot see Check the books will not find the page. That is correct if Super Admin hid it.</w:t>
+      </w:r>
+    </w:p>
+    <w:p>
+      <w:pPr>
+        <w:pStyle w:val="Heading2"/>
+        <w:spacing w:after="120" w:before="280"/>
+      </w:pPr>
+      <w:r>
+        <w:rPr>
+          <w:rFonts w:ascii="Calibri" w:cs="Calibri" w:eastAsia="Calibri" w:hAnsi="Calibri"/>
+          <w:b/>
+          <w:bCs/>
+          <w:i w:val="false"/>
+          <w:iCs w:val="false"/>
+          <w:color w:val="000000"/>
+          <w:sz w:val="26"/>
+          <w:szCs w:val="26"/>
+        </w:rPr>
+        <w:t xml:space="preserve">10.19 Expenses</w:t>
+      </w:r>
+    </w:p>
+    <w:p>
+      <w:pPr>
+        <w:pStyle w:val="Heading3"/>
+        <w:spacing w:after="80" w:before="200"/>
+      </w:pPr>
+      <w:r>
+        <w:rPr>
+          <w:rFonts w:ascii="Calibri" w:cs="Calibri" w:eastAsia="Calibri" w:hAnsi="Calibri"/>
+          <w:b/>
+          <w:bCs/>
+          <w:i w:val="false"/>
+          <w:iCs w:val="false"/>
+          <w:color w:val="000000"/>
+          <w:sz w:val="24"/>
+          <w:szCs w:val="24"/>
+        </w:rPr>
+        <w:t xml:space="preserve">What this page is</w:t>
+      </w:r>
+    </w:p>
+    <w:p>
+      <w:pPr>
+        <w:spacing w:after="160" w:before="0" w:line="276"/>
+        <w:jc w:val="left"/>
+      </w:pPr>
+      <w:r>
+        <w:rPr>
+          <w:rFonts w:ascii="Calibri" w:cs="Calibri" w:eastAsia="Calibri" w:hAnsi="Calibri"/>
+          <w:b w:val="false"/>
+          <w:bCs w:val="false"/>
+          <w:i w:val="false"/>
+          <w:iCs w:val="false"/>
+          <w:color w:val="000000"/>
+          <w:sz w:val="22"/>
+          <w:szCs w:val="22"/>
+        </w:rPr>
+        <w:t xml:space="preserve">Expenses is for fuel, rent, salary, and light bill. Staff ask. A manager says yes. Then money can leave.</w:t>
+      </w:r>
+    </w:p>
+    <w:p>
+      <w:pPr>
+        <w:pStyle w:val="Heading3"/>
+        <w:spacing w:after="80" w:before="200"/>
+      </w:pPr>
+      <w:r>
+        <w:rPr>
+          <w:rFonts w:ascii="Calibri" w:cs="Calibri" w:eastAsia="Calibri" w:hAnsi="Calibri"/>
+          <w:b/>
+          <w:bCs/>
+          <w:i w:val="false"/>
+          <w:iCs w:val="false"/>
+          <w:color w:val="000000"/>
+          <w:sz w:val="24"/>
+          <w:szCs w:val="24"/>
+        </w:rPr>
+        <w:t xml:space="preserve">Why it is here</w:t>
+      </w:r>
+    </w:p>
+    <w:p>
+      <w:pPr>
+        <w:spacing w:after="160" w:before="0" w:line="276"/>
+        <w:jc w:val="left"/>
+      </w:pPr>
+      <w:r>
+        <w:rPr>
+          <w:rFonts w:ascii="Calibri" w:cs="Calibri" w:eastAsia="Calibri" w:hAnsi="Calibri"/>
+          <w:b w:val="false"/>
+          <w:bCs w:val="false"/>
+          <w:i w:val="false"/>
+          <w:iCs w:val="false"/>
+          <w:color w:val="000000"/>
+          <w:sz w:val="22"/>
+          <w:szCs w:val="22"/>
+        </w:rPr>
+        <w:t xml:space="preserve">If anyone can tap cash for ‘fuel’ with no yes, the till will never match.</w:t>
+      </w:r>
+    </w:p>
+    <w:p>
+      <w:pPr>
+        <w:pStyle w:val="Heading3"/>
+        <w:spacing w:after="80" w:before="200"/>
+      </w:pPr>
+      <w:r>
+        <w:rPr>
+          <w:rFonts w:ascii="Calibri" w:cs="Calibri" w:eastAsia="Calibri" w:hAnsi="Calibri"/>
+          <w:b/>
+          <w:bCs/>
+          <w:i w:val="false"/>
+          <w:iCs w:val="false"/>
+          <w:color w:val="000000"/>
+          <w:sz w:val="24"/>
+          <w:szCs w:val="24"/>
+        </w:rPr>
+        <w:t xml:space="preserve">A real shop story</w:t>
+      </w:r>
+    </w:p>
+    <w:p>
+      <w:pPr>
+        <w:spacing w:after="160" w:before="0" w:line="276"/>
+        <w:jc w:val="left"/>
+      </w:pPr>
+      <w:r>
+        <w:rPr>
+          <w:rFonts w:ascii="Calibri" w:cs="Calibri" w:eastAsia="Calibri" w:hAnsi="Calibri"/>
+          <w:b w:val="false"/>
+          <w:bCs w:val="false"/>
+          <w:i w:val="false"/>
+          <w:iCs w:val="false"/>
+          <w:color w:val="000000"/>
+          <w:sz w:val="22"/>
+          <w:szCs w:val="22"/>
+        </w:rPr>
+        <w:t xml:space="preserve">The Challenge manager asks for fuel money. The request waits on Needs approval. The CEO says yes. Then the pay-out is recorded.</w:t>
+      </w:r>
+    </w:p>
+    <w:p>
+      <w:pPr>
+        <w:pStyle w:val="Heading3"/>
+        <w:spacing w:after="80" w:before="200"/>
+      </w:pPr>
+      <w:r>
+        <w:rPr>
+          <w:rFonts w:ascii="Calibri" w:cs="Calibri" w:eastAsia="Calibri" w:hAnsi="Calibri"/>
+          <w:b/>
+          <w:bCs/>
+          <w:i w:val="false"/>
+          <w:iCs w:val="false"/>
+          <w:color w:val="000000"/>
+          <w:sz w:val="24"/>
+          <w:szCs w:val="24"/>
+        </w:rPr>
+        <w:t xml:space="preserve">How to try it</w:t>
+      </w:r>
+    </w:p>
+    <w:p>
+      <w:pPr>
+        <w:spacing w:after="80" w:line="276"/>
+      </w:pPr>
+      <w:r>
+        <w:rPr>
+          <w:rFonts w:ascii="Calibri" w:cs="Calibri" w:eastAsia="Calibri" w:hAnsi="Calibri"/>
+          <w:b/>
+          <w:bCs/>
+          <w:i w:val="false"/>
+          <w:iCs w:val="false"/>
+          <w:color w:val="000000"/>
+          <w:sz w:val="22"/>
+          <w:szCs w:val="22"/>
+        </w:rPr>
+        <w:t xml:space="preserve">1. </w:t>
+      </w:r>
+      <w:r>
+        <w:rPr>
+          <w:rFonts w:ascii="Calibri" w:cs="Calibri" w:eastAsia="Calibri" w:hAnsi="Calibri"/>
+          <w:b w:val="false"/>
+          <w:bCs w:val="false"/>
+          <w:i w:val="false"/>
+          <w:iCs w:val="false"/>
+          <w:color w:val="000000"/>
+          <w:sz w:val="22"/>
+          <w:szCs w:val="22"/>
+        </w:rPr>
+        <w:t xml:space="preserve">Click Expenses.</w:t>
+      </w:r>
+    </w:p>
+    <w:p>
+      <w:pPr>
+        <w:spacing w:after="80" w:line="276"/>
+      </w:pPr>
+      <w:r>
+        <w:rPr>
+          <w:rFonts w:ascii="Calibri" w:cs="Calibri" w:eastAsia="Calibri" w:hAnsi="Calibri"/>
+          <w:b/>
+          <w:bCs/>
+          <w:i w:val="false"/>
+          <w:iCs w:val="false"/>
+          <w:color w:val="000000"/>
+          <w:sz w:val="22"/>
+          <w:szCs w:val="22"/>
+        </w:rPr>
+        <w:t xml:space="preserve">2. </w:t>
+      </w:r>
+      <w:r>
+        <w:rPr>
+          <w:rFonts w:ascii="Calibri" w:cs="Calibri" w:eastAsia="Calibri" w:hAnsi="Calibri"/>
+          <w:b w:val="false"/>
+          <w:bCs w:val="false"/>
+          <w:i w:val="false"/>
+          <w:iCs w:val="false"/>
+          <w:color w:val="000000"/>
+          <w:sz w:val="22"/>
+          <w:szCs w:val="22"/>
+        </w:rPr>
+        <w:t xml:space="preserve">Create a small test expense only if leadership agrees, for example a ₦1 practice line marked TEST.</w:t>
+      </w:r>
+    </w:p>
+    <w:p>
+      <w:pPr>
+        <w:spacing w:after="80" w:line="276"/>
+      </w:pPr>
+      <w:r>
+        <w:rPr>
+          <w:rFonts w:ascii="Calibri" w:cs="Calibri" w:eastAsia="Calibri" w:hAnsi="Calibri"/>
+          <w:b/>
+          <w:bCs/>
+          <w:i w:val="false"/>
+          <w:iCs w:val="false"/>
+          <w:color w:val="000000"/>
+          <w:sz w:val="22"/>
+          <w:szCs w:val="22"/>
+        </w:rPr>
+        <w:t xml:space="preserve">3. </w:t>
+      </w:r>
+      <w:r>
+        <w:rPr>
+          <w:rFonts w:ascii="Calibri" w:cs="Calibri" w:eastAsia="Calibri" w:hAnsi="Calibri"/>
+          <w:b w:val="false"/>
+          <w:bCs w:val="false"/>
+          <w:i w:val="false"/>
+          <w:iCs w:val="false"/>
+          <w:color w:val="000000"/>
+          <w:sz w:val="22"/>
+          <w:szCs w:val="22"/>
+        </w:rPr>
+        <w:t xml:space="preserve">Open Needs approval as a manager and say yes or no.</w:t>
+      </w:r>
+    </w:p>
+    <w:p>
+      <w:pPr>
+        <w:pStyle w:val="Heading3"/>
+        <w:spacing w:after="80" w:before="200"/>
+      </w:pPr>
+      <w:r>
+        <w:rPr>
+          <w:rFonts w:ascii="Calibri" w:cs="Calibri" w:eastAsia="Calibri" w:hAnsi="Calibri"/>
+          <w:b/>
+          <w:bCs/>
+          <w:i w:val="false"/>
+          <w:iCs w:val="false"/>
+          <w:color w:val="000000"/>
+          <w:sz w:val="24"/>
+          <w:szCs w:val="24"/>
+        </w:rPr>
+        <w:t xml:space="preserve">What you should see</w:t>
       </w:r>
     </w:p>
     <w:p>
@@ -15970,7 +15989,7 @@
           <w:sz w:val="22"/>
           <w:szCs w:val="22"/>
         </w:rPr>
-        <w:t xml:space="preserve">A no leaves the expense rejected.</w:t>
+        <w:t xml:space="preserve">A new expense waits. Money does not leave until yes.</w:t>
       </w:r>
     </w:p>
     <w:p>
@@ -15993,302 +16012,7 @@
           <w:sz w:val="22"/>
           <w:szCs w:val="22"/>
         </w:rPr>
-        <w:t xml:space="preserve">A yes then allows the pay-out to show in Money in &amp; out.</w:t>
-      </w:r>
-    </w:p>
-    <w:p>
-      <w:pPr>
-        <w:pStyle w:val="Heading2"/>
-        <w:spacing w:after="120" w:before="280"/>
-      </w:pPr>
-      <w:r>
-        <w:rPr>
-          <w:rFonts w:ascii="Calibri" w:cs="Calibri" w:eastAsia="Calibri" w:hAnsi="Calibri"/>
-          <w:b/>
-          <w:bCs/>
-          <w:i w:val="false"/>
-          <w:iCs w:val="false"/>
-          <w:color w:val="000000"/>
-          <w:sz w:val="26"/>
-          <w:szCs w:val="26"/>
-        </w:rPr>
-        <w:t xml:space="preserve">10.20 Needs approval</w:t>
-      </w:r>
-    </w:p>
-    <w:p>
-      <w:pPr>
-        <w:pStyle w:val="Heading3"/>
-        <w:spacing w:after="80" w:before="200"/>
-      </w:pPr>
-      <w:r>
-        <w:rPr>
-          <w:rFonts w:ascii="Calibri" w:cs="Calibri" w:eastAsia="Calibri" w:hAnsi="Calibri"/>
-          <w:b/>
-          <w:bCs/>
-          <w:i w:val="false"/>
-          <w:iCs w:val="false"/>
-          <w:color w:val="000000"/>
-          <w:sz w:val="24"/>
-          <w:szCs w:val="24"/>
-        </w:rPr>
-        <w:t xml:space="preserve">What this page is</w:t>
-      </w:r>
-    </w:p>
-    <w:p>
-      <w:pPr>
-        <w:spacing w:after="160" w:before="0" w:line="276"/>
-        <w:jc w:val="left"/>
-      </w:pPr>
-      <w:r>
-        <w:rPr>
-          <w:rFonts w:ascii="Calibri" w:cs="Calibri" w:eastAsia="Calibri" w:hAnsi="Calibri"/>
-          <w:b w:val="false"/>
-          <w:bCs w:val="false"/>
-          <w:i w:val="false"/>
-          <w:iCs w:val="false"/>
-          <w:color w:val="000000"/>
-          <w:sz w:val="22"/>
-          <w:szCs w:val="22"/>
-        </w:rPr>
-        <w:t xml:space="preserve">This is the yes-or-no desk. Swaps, refunds, expenses, and stock counts wait here.</w:t>
-      </w:r>
-    </w:p>
-    <w:p>
-      <w:pPr>
-        <w:pStyle w:val="Heading3"/>
-        <w:spacing w:after="80" w:before="200"/>
-      </w:pPr>
-      <w:r>
-        <w:rPr>
-          <w:rFonts w:ascii="Calibri" w:cs="Calibri" w:eastAsia="Calibri" w:hAnsi="Calibri"/>
-          <w:b/>
-          <w:bCs/>
-          <w:i w:val="false"/>
-          <w:iCs w:val="false"/>
-          <w:color w:val="000000"/>
-          <w:sz w:val="24"/>
-          <w:szCs w:val="24"/>
-        </w:rPr>
-        <w:t xml:space="preserve">Why it is here</w:t>
-      </w:r>
-    </w:p>
-    <w:p>
-      <w:pPr>
-        <w:spacing w:after="160" w:before="0" w:line="276"/>
-        <w:jc w:val="left"/>
-      </w:pPr>
-      <w:r>
-        <w:rPr>
-          <w:rFonts w:ascii="Calibri" w:cs="Calibri" w:eastAsia="Calibri" w:hAnsi="Calibri"/>
-          <w:b w:val="false"/>
-          <w:bCs w:val="false"/>
-          <w:i w:val="false"/>
-          <w:iCs w:val="false"/>
-          <w:color w:val="000000"/>
-          <w:sz w:val="22"/>
-          <w:szCs w:val="22"/>
-        </w:rPr>
-        <w:t xml:space="preserve">One place is better than ten WhatsApp chats.</w:t>
-      </w:r>
-    </w:p>
-    <w:p>
-      <w:pPr>
-        <w:pStyle w:val="Heading3"/>
-        <w:spacing w:after="80" w:before="200"/>
-      </w:pPr>
-      <w:r>
-        <w:rPr>
-          <w:rFonts w:ascii="Calibri" w:cs="Calibri" w:eastAsia="Calibri" w:hAnsi="Calibri"/>
-          <w:b/>
-          <w:bCs/>
-          <w:i w:val="false"/>
-          <w:iCs w:val="false"/>
-          <w:color w:val="000000"/>
-          <w:sz w:val="24"/>
-          <w:szCs w:val="24"/>
-        </w:rPr>
-        <w:t xml:space="preserve">A real shop story</w:t>
-      </w:r>
-    </w:p>
-    <w:p>
-      <w:pPr>
-        <w:spacing w:after="160" w:before="0" w:line="276"/>
-        <w:jc w:val="left"/>
-      </w:pPr>
-      <w:r>
-        <w:rPr>
-          <w:rFonts w:ascii="Calibri" w:cs="Calibri" w:eastAsia="Calibri" w:hAnsi="Calibri"/>
-          <w:b w:val="false"/>
-          <w:bCs w:val="false"/>
-          <w:i w:val="false"/>
-          <w:iCs w:val="false"/>
-          <w:color w:val="000000"/>
-          <w:sz w:val="22"/>
-          <w:szCs w:val="22"/>
-        </w:rPr>
-        <w:t xml:space="preserve">The CEO opens Needs approval each morning. Three items wait. Two expenses are yes. One odd stock count is no until the manager recounts.</w:t>
-      </w:r>
-    </w:p>
-    <w:p>
-      <w:pPr>
-        <w:pStyle w:val="Heading3"/>
-        <w:spacing w:after="80" w:before="200"/>
-      </w:pPr>
-      <w:r>
-        <w:rPr>
-          <w:rFonts w:ascii="Calibri" w:cs="Calibri" w:eastAsia="Calibri" w:hAnsi="Calibri"/>
-          <w:b/>
-          <w:bCs/>
-          <w:i w:val="false"/>
-          <w:iCs w:val="false"/>
-          <w:color w:val="000000"/>
-          <w:sz w:val="24"/>
-          <w:szCs w:val="24"/>
-        </w:rPr>
-        <w:t xml:space="preserve">How to try it</w:t>
-      </w:r>
-    </w:p>
-    <w:p>
-      <w:pPr>
-        <w:spacing w:after="80" w:line="276"/>
-      </w:pPr>
-      <w:r>
-        <w:rPr>
-          <w:rFonts w:ascii="Calibri" w:cs="Calibri" w:eastAsia="Calibri" w:hAnsi="Calibri"/>
-          <w:b/>
-          <w:bCs/>
-          <w:i w:val="false"/>
-          <w:iCs w:val="false"/>
-          <w:color w:val="000000"/>
-          <w:sz w:val="22"/>
-          <w:szCs w:val="22"/>
-        </w:rPr>
-        <w:t xml:space="preserve">1. </w:t>
-      </w:r>
-      <w:r>
-        <w:rPr>
-          <w:rFonts w:ascii="Calibri" w:cs="Calibri" w:eastAsia="Calibri" w:hAnsi="Calibri"/>
-          <w:b w:val="false"/>
-          <w:bCs w:val="false"/>
-          <w:i w:val="false"/>
-          <w:iCs w:val="false"/>
-          <w:color w:val="000000"/>
-          <w:sz w:val="22"/>
-          <w:szCs w:val="22"/>
-        </w:rPr>
-        <w:t xml:space="preserve">Sign in as CEO or shop manager.</w:t>
-      </w:r>
-    </w:p>
-    <w:p>
-      <w:pPr>
-        <w:spacing w:after="80" w:line="276"/>
-      </w:pPr>
-      <w:r>
-        <w:rPr>
-          <w:rFonts w:ascii="Calibri" w:cs="Calibri" w:eastAsia="Calibri" w:hAnsi="Calibri"/>
-          <w:b/>
-          <w:bCs/>
-          <w:i w:val="false"/>
-          <w:iCs w:val="false"/>
-          <w:color w:val="000000"/>
-          <w:sz w:val="22"/>
-          <w:szCs w:val="22"/>
-        </w:rPr>
-        <w:t xml:space="preserve">2. </w:t>
-      </w:r>
-      <w:r>
-        <w:rPr>
-          <w:rFonts w:ascii="Calibri" w:cs="Calibri" w:eastAsia="Calibri" w:hAnsi="Calibri"/>
-          <w:b w:val="false"/>
-          <w:bCs w:val="false"/>
-          <w:i w:val="false"/>
-          <w:iCs w:val="false"/>
-          <w:color w:val="000000"/>
-          <w:sz w:val="22"/>
-          <w:szCs w:val="22"/>
-        </w:rPr>
-        <w:t xml:space="preserve">Click Needs approval.</w:t>
-      </w:r>
-    </w:p>
-    <w:p>
-      <w:pPr>
-        <w:spacing w:after="80" w:line="276"/>
-      </w:pPr>
-      <w:r>
-        <w:rPr>
-          <w:rFonts w:ascii="Calibri" w:cs="Calibri" w:eastAsia="Calibri" w:hAnsi="Calibri"/>
-          <w:b/>
-          <w:bCs/>
-          <w:i w:val="false"/>
-          <w:iCs w:val="false"/>
-          <w:color w:val="000000"/>
-          <w:sz w:val="22"/>
-          <w:szCs w:val="22"/>
-        </w:rPr>
-        <w:t xml:space="preserve">3. </w:t>
-      </w:r>
-      <w:r>
-        <w:rPr>
-          <w:rFonts w:ascii="Calibri" w:cs="Calibri" w:eastAsia="Calibri" w:hAnsi="Calibri"/>
-          <w:b w:val="false"/>
-          <w:bCs w:val="false"/>
-          <w:i w:val="false"/>
-          <w:iCs w:val="false"/>
-          <w:color w:val="000000"/>
-          <w:sz w:val="22"/>
-          <w:szCs w:val="22"/>
-        </w:rPr>
-        <w:t xml:space="preserve">Open an item. Read who asked and why.</w:t>
-      </w:r>
-    </w:p>
-    <w:p>
-      <w:pPr>
-        <w:spacing w:after="80" w:line="276"/>
-      </w:pPr>
-      <w:r>
-        <w:rPr>
-          <w:rFonts w:ascii="Calibri" w:cs="Calibri" w:eastAsia="Calibri" w:hAnsi="Calibri"/>
-          <w:b/>
-          <w:bCs/>
-          <w:i w:val="false"/>
-          <w:iCs w:val="false"/>
-          <w:color w:val="000000"/>
-          <w:sz w:val="22"/>
-          <w:szCs w:val="22"/>
-        </w:rPr>
-        <w:t xml:space="preserve">4. </w:t>
-      </w:r>
-      <w:r>
-        <w:rPr>
-          <w:rFonts w:ascii="Calibri" w:cs="Calibri" w:eastAsia="Calibri" w:hAnsi="Calibri"/>
-          <w:b w:val="false"/>
-          <w:bCs w:val="false"/>
-          <w:i w:val="false"/>
-          <w:iCs w:val="false"/>
-          <w:color w:val="000000"/>
-          <w:sz w:val="22"/>
-          <w:szCs w:val="22"/>
-        </w:rPr>
-        <w:t xml:space="preserve">Say yes or no.</w:t>
-      </w:r>
-    </w:p>
-    <w:p>
-      <w:pPr>
-        <w:pStyle w:val="Heading3"/>
-        <w:spacing w:after="80" w:before="200"/>
-      </w:pPr>
-      <w:r>
-        <w:rPr>
-          <w:rFonts w:ascii="Calibri" w:cs="Calibri" w:eastAsia="Calibri" w:hAnsi="Calibri"/>
-          <w:b/>
-          <w:bCs/>
-          <w:i w:val="false"/>
-          <w:iCs w:val="false"/>
-          <w:color w:val="000000"/>
-          <w:sz w:val="24"/>
-          <w:szCs w:val="24"/>
-        </w:rPr>
-        <w:t xml:space="preserve">What you should see</w:t>
+        <w:t xml:space="preserve">A no leaves the expense rejected.</w:t>
       </w:r>
     </w:p>
     <w:p>
@@ -16311,7 +16035,302 @@
           <w:sz w:val="22"/>
           <w:szCs w:val="22"/>
         </w:rPr>
-        <w:t xml:space="preserve">The top of the page says how many are waiting.</w:t>
+        <w:t xml:space="preserve">A yes then allows the pay-out to show in Money in &amp; out.</w:t>
+      </w:r>
+    </w:p>
+    <w:p>
+      <w:pPr>
+        <w:pStyle w:val="Heading2"/>
+        <w:spacing w:after="120" w:before="280"/>
+      </w:pPr>
+      <w:r>
+        <w:rPr>
+          <w:rFonts w:ascii="Calibri" w:cs="Calibri" w:eastAsia="Calibri" w:hAnsi="Calibri"/>
+          <w:b/>
+          <w:bCs/>
+          <w:i w:val="false"/>
+          <w:iCs w:val="false"/>
+          <w:color w:val="000000"/>
+          <w:sz w:val="26"/>
+          <w:szCs w:val="26"/>
+        </w:rPr>
+        <w:t xml:space="preserve">10.20 Needs approval</w:t>
+      </w:r>
+    </w:p>
+    <w:p>
+      <w:pPr>
+        <w:pStyle w:val="Heading3"/>
+        <w:spacing w:after="80" w:before="200"/>
+      </w:pPr>
+      <w:r>
+        <w:rPr>
+          <w:rFonts w:ascii="Calibri" w:cs="Calibri" w:eastAsia="Calibri" w:hAnsi="Calibri"/>
+          <w:b/>
+          <w:bCs/>
+          <w:i w:val="false"/>
+          <w:iCs w:val="false"/>
+          <w:color w:val="000000"/>
+          <w:sz w:val="24"/>
+          <w:szCs w:val="24"/>
+        </w:rPr>
+        <w:t xml:space="preserve">What this page is</w:t>
+      </w:r>
+    </w:p>
+    <w:p>
+      <w:pPr>
+        <w:spacing w:after="160" w:before="0" w:line="276"/>
+        <w:jc w:val="left"/>
+      </w:pPr>
+      <w:r>
+        <w:rPr>
+          <w:rFonts w:ascii="Calibri" w:cs="Calibri" w:eastAsia="Calibri" w:hAnsi="Calibri"/>
+          <w:b w:val="false"/>
+          <w:bCs w:val="false"/>
+          <w:i w:val="false"/>
+          <w:iCs w:val="false"/>
+          <w:color w:val="000000"/>
+          <w:sz w:val="22"/>
+          <w:szCs w:val="22"/>
+        </w:rPr>
+        <w:t xml:space="preserve">This is the yes-or-no desk. Swaps, refunds, expenses, and stock counts wait here.</w:t>
+      </w:r>
+    </w:p>
+    <w:p>
+      <w:pPr>
+        <w:pStyle w:val="Heading3"/>
+        <w:spacing w:after="80" w:before="200"/>
+      </w:pPr>
+      <w:r>
+        <w:rPr>
+          <w:rFonts w:ascii="Calibri" w:cs="Calibri" w:eastAsia="Calibri" w:hAnsi="Calibri"/>
+          <w:b/>
+          <w:bCs/>
+          <w:i w:val="false"/>
+          <w:iCs w:val="false"/>
+          <w:color w:val="000000"/>
+          <w:sz w:val="24"/>
+          <w:szCs w:val="24"/>
+        </w:rPr>
+        <w:t xml:space="preserve">Why it is here</w:t>
+      </w:r>
+    </w:p>
+    <w:p>
+      <w:pPr>
+        <w:spacing w:after="160" w:before="0" w:line="276"/>
+        <w:jc w:val="left"/>
+      </w:pPr>
+      <w:r>
+        <w:rPr>
+          <w:rFonts w:ascii="Calibri" w:cs="Calibri" w:eastAsia="Calibri" w:hAnsi="Calibri"/>
+          <w:b w:val="false"/>
+          <w:bCs w:val="false"/>
+          <w:i w:val="false"/>
+          <w:iCs w:val="false"/>
+          <w:color w:val="000000"/>
+          <w:sz w:val="22"/>
+          <w:szCs w:val="22"/>
+        </w:rPr>
+        <w:t xml:space="preserve">One place is better than ten WhatsApp chats.</w:t>
+      </w:r>
+    </w:p>
+    <w:p>
+      <w:pPr>
+        <w:pStyle w:val="Heading3"/>
+        <w:spacing w:after="80" w:before="200"/>
+      </w:pPr>
+      <w:r>
+        <w:rPr>
+          <w:rFonts w:ascii="Calibri" w:cs="Calibri" w:eastAsia="Calibri" w:hAnsi="Calibri"/>
+          <w:b/>
+          <w:bCs/>
+          <w:i w:val="false"/>
+          <w:iCs w:val="false"/>
+          <w:color w:val="000000"/>
+          <w:sz w:val="24"/>
+          <w:szCs w:val="24"/>
+        </w:rPr>
+        <w:t xml:space="preserve">A real shop story</w:t>
+      </w:r>
+    </w:p>
+    <w:p>
+      <w:pPr>
+        <w:spacing w:after="160" w:before="0" w:line="276"/>
+        <w:jc w:val="left"/>
+      </w:pPr>
+      <w:r>
+        <w:rPr>
+          <w:rFonts w:ascii="Calibri" w:cs="Calibri" w:eastAsia="Calibri" w:hAnsi="Calibri"/>
+          <w:b w:val="false"/>
+          <w:bCs w:val="false"/>
+          <w:i w:val="false"/>
+          <w:iCs w:val="false"/>
+          <w:color w:val="000000"/>
+          <w:sz w:val="22"/>
+          <w:szCs w:val="22"/>
+        </w:rPr>
+        <w:t xml:space="preserve">The CEO opens Needs approval each morning. Three items wait. Two expenses are yes. One odd stock count is no until the manager recounts.</w:t>
+      </w:r>
+    </w:p>
+    <w:p>
+      <w:pPr>
+        <w:pStyle w:val="Heading3"/>
+        <w:spacing w:after="80" w:before="200"/>
+      </w:pPr>
+      <w:r>
+        <w:rPr>
+          <w:rFonts w:ascii="Calibri" w:cs="Calibri" w:eastAsia="Calibri" w:hAnsi="Calibri"/>
+          <w:b/>
+          <w:bCs/>
+          <w:i w:val="false"/>
+          <w:iCs w:val="false"/>
+          <w:color w:val="000000"/>
+          <w:sz w:val="24"/>
+          <w:szCs w:val="24"/>
+        </w:rPr>
+        <w:t xml:space="preserve">How to try it</w:t>
+      </w:r>
+    </w:p>
+    <w:p>
+      <w:pPr>
+        <w:spacing w:after="80" w:line="276"/>
+      </w:pPr>
+      <w:r>
+        <w:rPr>
+          <w:rFonts w:ascii="Calibri" w:cs="Calibri" w:eastAsia="Calibri" w:hAnsi="Calibri"/>
+          <w:b/>
+          <w:bCs/>
+          <w:i w:val="false"/>
+          <w:iCs w:val="false"/>
+          <w:color w:val="000000"/>
+          <w:sz w:val="22"/>
+          <w:szCs w:val="22"/>
+        </w:rPr>
+        <w:t xml:space="preserve">1. </w:t>
+      </w:r>
+      <w:r>
+        <w:rPr>
+          <w:rFonts w:ascii="Calibri" w:cs="Calibri" w:eastAsia="Calibri" w:hAnsi="Calibri"/>
+          <w:b w:val="false"/>
+          <w:bCs w:val="false"/>
+          <w:i w:val="false"/>
+          <w:iCs w:val="false"/>
+          <w:color w:val="000000"/>
+          <w:sz w:val="22"/>
+          <w:szCs w:val="22"/>
+        </w:rPr>
+        <w:t xml:space="preserve">Sign in as CEO or shop manager.</w:t>
+      </w:r>
+    </w:p>
+    <w:p>
+      <w:pPr>
+        <w:spacing w:after="80" w:line="276"/>
+      </w:pPr>
+      <w:r>
+        <w:rPr>
+          <w:rFonts w:ascii="Calibri" w:cs="Calibri" w:eastAsia="Calibri" w:hAnsi="Calibri"/>
+          <w:b/>
+          <w:bCs/>
+          <w:i w:val="false"/>
+          <w:iCs w:val="false"/>
+          <w:color w:val="000000"/>
+          <w:sz w:val="22"/>
+          <w:szCs w:val="22"/>
+        </w:rPr>
+        <w:t xml:space="preserve">2. </w:t>
+      </w:r>
+      <w:r>
+        <w:rPr>
+          <w:rFonts w:ascii="Calibri" w:cs="Calibri" w:eastAsia="Calibri" w:hAnsi="Calibri"/>
+          <w:b w:val="false"/>
+          <w:bCs w:val="false"/>
+          <w:i w:val="false"/>
+          <w:iCs w:val="false"/>
+          <w:color w:val="000000"/>
+          <w:sz w:val="22"/>
+          <w:szCs w:val="22"/>
+        </w:rPr>
+        <w:t xml:space="preserve">Click Needs approval.</w:t>
+      </w:r>
+    </w:p>
+    <w:p>
+      <w:pPr>
+        <w:spacing w:after="80" w:line="276"/>
+      </w:pPr>
+      <w:r>
+        <w:rPr>
+          <w:rFonts w:ascii="Calibri" w:cs="Calibri" w:eastAsia="Calibri" w:hAnsi="Calibri"/>
+          <w:b/>
+          <w:bCs/>
+          <w:i w:val="false"/>
+          <w:iCs w:val="false"/>
+          <w:color w:val="000000"/>
+          <w:sz w:val="22"/>
+          <w:szCs w:val="22"/>
+        </w:rPr>
+        <w:t xml:space="preserve">3. </w:t>
+      </w:r>
+      <w:r>
+        <w:rPr>
+          <w:rFonts w:ascii="Calibri" w:cs="Calibri" w:eastAsia="Calibri" w:hAnsi="Calibri"/>
+          <w:b w:val="false"/>
+          <w:bCs w:val="false"/>
+          <w:i w:val="false"/>
+          <w:iCs w:val="false"/>
+          <w:color w:val="000000"/>
+          <w:sz w:val="22"/>
+          <w:szCs w:val="22"/>
+        </w:rPr>
+        <w:t xml:space="preserve">Open an item. Read who asked and why.</w:t>
+      </w:r>
+    </w:p>
+    <w:p>
+      <w:pPr>
+        <w:spacing w:after="80" w:line="276"/>
+      </w:pPr>
+      <w:r>
+        <w:rPr>
+          <w:rFonts w:ascii="Calibri" w:cs="Calibri" w:eastAsia="Calibri" w:hAnsi="Calibri"/>
+          <w:b/>
+          <w:bCs/>
+          <w:i w:val="false"/>
+          <w:iCs w:val="false"/>
+          <w:color w:val="000000"/>
+          <w:sz w:val="22"/>
+          <w:szCs w:val="22"/>
+        </w:rPr>
+        <w:t xml:space="preserve">4. </w:t>
+      </w:r>
+      <w:r>
+        <w:rPr>
+          <w:rFonts w:ascii="Calibri" w:cs="Calibri" w:eastAsia="Calibri" w:hAnsi="Calibri"/>
+          <w:b w:val="false"/>
+          <w:bCs w:val="false"/>
+          <w:i w:val="false"/>
+          <w:iCs w:val="false"/>
+          <w:color w:val="000000"/>
+          <w:sz w:val="22"/>
+          <w:szCs w:val="22"/>
+        </w:rPr>
+        <w:t xml:space="preserve">Say yes or no.</w:t>
+      </w:r>
+    </w:p>
+    <w:p>
+      <w:pPr>
+        <w:pStyle w:val="Heading3"/>
+        <w:spacing w:after="80" w:before="200"/>
+      </w:pPr>
+      <w:r>
+        <w:rPr>
+          <w:rFonts w:ascii="Calibri" w:cs="Calibri" w:eastAsia="Calibri" w:hAnsi="Calibri"/>
+          <w:b/>
+          <w:bCs/>
+          <w:i w:val="false"/>
+          <w:iCs w:val="false"/>
+          <w:color w:val="000000"/>
+          <w:sz w:val="24"/>
+          <w:szCs w:val="24"/>
+        </w:rPr>
+        <w:t xml:space="preserve">What you should see</w:t>
       </w:r>
     </w:p>
     <w:p>
@@ -16334,7 +16353,7 @@
           <w:sz w:val="22"/>
           <w:szCs w:val="22"/>
         </w:rPr>
-        <w:t xml:space="preserve">After yes, the original work can continue.</w:t>
+        <w:t xml:space="preserve">The top of the page says how many are waiting.</w:t>
       </w:r>
     </w:p>
     <w:p>
@@ -16357,7 +16376,7 @@
           <w:sz w:val="22"/>
           <w:szCs w:val="22"/>
         </w:rPr>
-        <w:t xml:space="preserve">After no, the work stops.</w:t>
+        <w:t xml:space="preserve">After yes, the original work can continue.</w:t>
       </w:r>
     </w:p>
     <w:p>
@@ -16380,302 +16399,7 @@
           <w:sz w:val="22"/>
           <w:szCs w:val="22"/>
         </w:rPr>
-        <w:t xml:space="preserve">A cashier without approve rights cannot see the yes button.</w:t>
-      </w:r>
-    </w:p>
-    <w:p>
-      <w:pPr>
-        <w:pStyle w:val="Heading2"/>
-        <w:spacing w:after="120" w:before="280"/>
-      </w:pPr>
-      <w:r>
-        <w:rPr>
-          <w:rFonts w:ascii="Calibri" w:cs="Calibri" w:eastAsia="Calibri" w:hAnsi="Calibri"/>
-          <w:b/>
-          <w:bCs/>
-          <w:i w:val="false"/>
-          <w:iCs w:val="false"/>
-          <w:color w:val="000000"/>
-          <w:sz w:val="26"/>
-          <w:szCs w:val="26"/>
-        </w:rPr>
-        <w:t xml:space="preserve">10.21 Shops</w:t>
-      </w:r>
-    </w:p>
-    <w:p>
-      <w:pPr>
-        <w:pStyle w:val="Heading3"/>
-        <w:spacing w:after="80" w:before="200"/>
-      </w:pPr>
-      <w:r>
-        <w:rPr>
-          <w:rFonts w:ascii="Calibri" w:cs="Calibri" w:eastAsia="Calibri" w:hAnsi="Calibri"/>
-          <w:b/>
-          <w:bCs/>
-          <w:i w:val="false"/>
-          <w:iCs w:val="false"/>
-          <w:color w:val="000000"/>
-          <w:sz w:val="24"/>
-          <w:szCs w:val="24"/>
-        </w:rPr>
-        <w:t xml:space="preserve">What this page is</w:t>
-      </w:r>
-    </w:p>
-    <w:p>
-      <w:pPr>
-        <w:spacing w:after="160" w:before="0" w:line="276"/>
-        <w:jc w:val="left"/>
-      </w:pPr>
-      <w:r>
-        <w:rPr>
-          <w:rFonts w:ascii="Calibri" w:cs="Calibri" w:eastAsia="Calibri" w:hAnsi="Calibri"/>
-          <w:b w:val="false"/>
-          <w:bCs w:val="false"/>
-          <w:i w:val="false"/>
-          <w:iCs w:val="false"/>
-          <w:color w:val="000000"/>
-          <w:sz w:val="22"/>
-          <w:szCs w:val="22"/>
-        </w:rPr>
-        <w:t xml:space="preserve">Shops lists Iwo Road as HQ and Challenge as Open. Super Admin can open a new shop anywhere in Nigeria. Super Admin can close a shop. Closed shops stay in a Super Admin-only list so old sales are not lost.</w:t>
-      </w:r>
-    </w:p>
-    <w:p>
-      <w:pPr>
-        <w:pStyle w:val="Heading3"/>
-        <w:spacing w:after="80" w:before="200"/>
-      </w:pPr>
-      <w:r>
-        <w:rPr>
-          <w:rFonts w:ascii="Calibri" w:cs="Calibri" w:eastAsia="Calibri" w:hAnsi="Calibri"/>
-          <w:b/>
-          <w:bCs/>
-          <w:i w:val="false"/>
-          <w:iCs w:val="false"/>
-          <w:color w:val="000000"/>
-          <w:sz w:val="24"/>
-          <w:szCs w:val="24"/>
-        </w:rPr>
-        <w:t xml:space="preserve">Why it is here</w:t>
-      </w:r>
-    </w:p>
-    <w:p>
-      <w:pPr>
-        <w:spacing w:after="160" w:before="0" w:line="276"/>
-        <w:jc w:val="left"/>
-      </w:pPr>
-      <w:r>
-        <w:rPr>
-          <w:rFonts w:ascii="Calibri" w:cs="Calibri" w:eastAsia="Calibri" w:hAnsi="Calibri"/>
-          <w:b w:val="false"/>
-          <w:bCs w:val="false"/>
-          <w:i w:val="false"/>
-          <w:iCs w:val="false"/>
-          <w:color w:val="000000"/>
-          <w:sz w:val="22"/>
-          <w:szCs w:val="22"/>
-        </w:rPr>
-        <w:t xml:space="preserve">Abu Twins will grow. The software must not be rebuilt for each new city.</w:t>
-      </w:r>
-    </w:p>
-    <w:p>
-      <w:pPr>
-        <w:pStyle w:val="Heading3"/>
-        <w:spacing w:after="80" w:before="200"/>
-      </w:pPr>
-      <w:r>
-        <w:rPr>
-          <w:rFonts w:ascii="Calibri" w:cs="Calibri" w:eastAsia="Calibri" w:hAnsi="Calibri"/>
-          <w:b/>
-          <w:bCs/>
-          <w:i w:val="false"/>
-          <w:iCs w:val="false"/>
-          <w:color w:val="000000"/>
-          <w:sz w:val="24"/>
-          <w:szCs w:val="24"/>
-        </w:rPr>
-        <w:t xml:space="preserve">A real shop story</w:t>
-      </w:r>
-    </w:p>
-    <w:p>
-      <w:pPr>
-        <w:spacing w:after="160" w:before="0" w:line="276"/>
-        <w:jc w:val="left"/>
-      </w:pPr>
-      <w:r>
-        <w:rPr>
-          <w:rFonts w:ascii="Calibri" w:cs="Calibri" w:eastAsia="Calibri" w:hAnsi="Calibri"/>
-          <w:b w:val="false"/>
-          <w:bCs w:val="false"/>
-          <w:i w:val="false"/>
-          <w:iCs w:val="false"/>
-          <w:color w:val="000000"/>
-          <w:sz w:val="22"/>
-          <w:szCs w:val="22"/>
-        </w:rPr>
-        <w:t xml:space="preserve">Next year Abu Twins may open in Ilorin. Super Admin types the shop name, a short code, and the address. Staff in Ilorin then work in that shop only.</w:t>
-      </w:r>
-    </w:p>
-    <w:p>
-      <w:pPr>
-        <w:pStyle w:val="Heading3"/>
-        <w:spacing w:after="80" w:before="200"/>
-      </w:pPr>
-      <w:r>
-        <w:rPr>
-          <w:rFonts w:ascii="Calibri" w:cs="Calibri" w:eastAsia="Calibri" w:hAnsi="Calibri"/>
-          <w:b/>
-          <w:bCs/>
-          <w:i w:val="false"/>
-          <w:iCs w:val="false"/>
-          <w:color w:val="000000"/>
-          <w:sz w:val="24"/>
-          <w:szCs w:val="24"/>
-        </w:rPr>
-        <w:t xml:space="preserve">How to try it</w:t>
-      </w:r>
-    </w:p>
-    <w:p>
-      <w:pPr>
-        <w:spacing w:after="80" w:line="276"/>
-      </w:pPr>
-      <w:r>
-        <w:rPr>
-          <w:rFonts w:ascii="Calibri" w:cs="Calibri" w:eastAsia="Calibri" w:hAnsi="Calibri"/>
-          <w:b/>
-          <w:bCs/>
-          <w:i w:val="false"/>
-          <w:iCs w:val="false"/>
-          <w:color w:val="000000"/>
-          <w:sz w:val="22"/>
-          <w:szCs w:val="22"/>
-        </w:rPr>
-        <w:t xml:space="preserve">1. </w:t>
-      </w:r>
-      <w:r>
-        <w:rPr>
-          <w:rFonts w:ascii="Calibri" w:cs="Calibri" w:eastAsia="Calibri" w:hAnsi="Calibri"/>
-          <w:b w:val="false"/>
-          <w:bCs w:val="false"/>
-          <w:i w:val="false"/>
-          <w:iCs w:val="false"/>
-          <w:color w:val="000000"/>
-          <w:sz w:val="22"/>
-          <w:szCs w:val="22"/>
-        </w:rPr>
-        <w:t xml:space="preserve">Sign in as CEO. Click Shops.</w:t>
-      </w:r>
-    </w:p>
-    <w:p>
-      <w:pPr>
-        <w:spacing w:after="80" w:line="276"/>
-      </w:pPr>
-      <w:r>
-        <w:rPr>
-          <w:rFonts w:ascii="Calibri" w:cs="Calibri" w:eastAsia="Calibri" w:hAnsi="Calibri"/>
-          <w:b/>
-          <w:bCs/>
-          <w:i w:val="false"/>
-          <w:iCs w:val="false"/>
-          <w:color w:val="000000"/>
-          <w:sz w:val="22"/>
-          <w:szCs w:val="22"/>
-        </w:rPr>
-        <w:t xml:space="preserve">2. </w:t>
-      </w:r>
-      <w:r>
-        <w:rPr>
-          <w:rFonts w:ascii="Calibri" w:cs="Calibri" w:eastAsia="Calibri" w:hAnsi="Calibri"/>
-          <w:b w:val="false"/>
-          <w:bCs w:val="false"/>
-          <w:i w:val="false"/>
-          <w:iCs w:val="false"/>
-          <w:color w:val="000000"/>
-          <w:sz w:val="22"/>
-          <w:szCs w:val="22"/>
-        </w:rPr>
-        <w:t xml:space="preserve">Confirm you see Iwo Road, Ibadan · HQ and Challenge, Ibadan.</w:t>
-      </w:r>
-    </w:p>
-    <w:p>
-      <w:pPr>
-        <w:spacing w:after="80" w:line="276"/>
-      </w:pPr>
-      <w:r>
-        <w:rPr>
-          <w:rFonts w:ascii="Calibri" w:cs="Calibri" w:eastAsia="Calibri" w:hAnsi="Calibri"/>
-          <w:b/>
-          <w:bCs/>
-          <w:i w:val="false"/>
-          <w:iCs w:val="false"/>
-          <w:color w:val="000000"/>
-          <w:sz w:val="22"/>
-          <w:szCs w:val="22"/>
-        </w:rPr>
-        <w:t xml:space="preserve">3. </w:t>
-      </w:r>
-      <w:r>
-        <w:rPr>
-          <w:rFonts w:ascii="Calibri" w:cs="Calibri" w:eastAsia="Calibri" w:hAnsi="Calibri"/>
-          <w:b w:val="false"/>
-          <w:bCs w:val="false"/>
-          <w:i w:val="false"/>
-          <w:iCs w:val="false"/>
-          <w:color w:val="000000"/>
-          <w:sz w:val="22"/>
-          <w:szCs w:val="22"/>
-        </w:rPr>
-        <w:t xml:space="preserve">Confirm you do not see Lagos or Abuja as open shops.</w:t>
-      </w:r>
-    </w:p>
-    <w:p>
-      <w:pPr>
-        <w:spacing w:after="80" w:line="276"/>
-      </w:pPr>
-      <w:r>
-        <w:rPr>
-          <w:rFonts w:ascii="Calibri" w:cs="Calibri" w:eastAsia="Calibri" w:hAnsi="Calibri"/>
-          <w:b/>
-          <w:bCs/>
-          <w:i w:val="false"/>
-          <w:iCs w:val="false"/>
-          <w:color w:val="000000"/>
-          <w:sz w:val="22"/>
-          <w:szCs w:val="22"/>
-        </w:rPr>
-        <w:t xml:space="preserve">4. </w:t>
-      </w:r>
-      <w:r>
-        <w:rPr>
-          <w:rFonts w:ascii="Calibri" w:cs="Calibri" w:eastAsia="Calibri" w:hAnsi="Calibri"/>
-          <w:b w:val="false"/>
-          <w:bCs w:val="false"/>
-          <w:i w:val="false"/>
-          <w:iCs w:val="false"/>
-          <w:color w:val="000000"/>
-          <w:sz w:val="22"/>
-          <w:szCs w:val="22"/>
-        </w:rPr>
-        <w:t xml:space="preserve">Sign in as Super Admin. Confirm a Closed list exists for old shops, and an Open a new shop form is there.</w:t>
-      </w:r>
-    </w:p>
-    <w:p>
-      <w:pPr>
-        <w:pStyle w:val="Heading3"/>
-        <w:spacing w:after="80" w:before="200"/>
-      </w:pPr>
-      <w:r>
-        <w:rPr>
-          <w:rFonts w:ascii="Calibri" w:cs="Calibri" w:eastAsia="Calibri" w:hAnsi="Calibri"/>
-          <w:b/>
-          <w:bCs/>
-          <w:i w:val="false"/>
-          <w:iCs w:val="false"/>
-          <w:color w:val="000000"/>
-          <w:sz w:val="24"/>
-          <w:szCs w:val="24"/>
-        </w:rPr>
-        <w:t xml:space="preserve">What you should see</w:t>
+        <w:t xml:space="preserve">After no, the work stops.</w:t>
       </w:r>
     </w:p>
     <w:p>
@@ -16698,7 +16422,302 @@
           <w:sz w:val="22"/>
           <w:szCs w:val="22"/>
         </w:rPr>
-        <w:t xml:space="preserve">CEO sees only the two Ibadan shops.</w:t>
+        <w:t xml:space="preserve">A cashier without approve rights cannot see the yes button.</w:t>
+      </w:r>
+    </w:p>
+    <w:p>
+      <w:pPr>
+        <w:pStyle w:val="Heading2"/>
+        <w:spacing w:after="120" w:before="280"/>
+      </w:pPr>
+      <w:r>
+        <w:rPr>
+          <w:rFonts w:ascii="Calibri" w:cs="Calibri" w:eastAsia="Calibri" w:hAnsi="Calibri"/>
+          <w:b/>
+          <w:bCs/>
+          <w:i w:val="false"/>
+          <w:iCs w:val="false"/>
+          <w:color w:val="000000"/>
+          <w:sz w:val="26"/>
+          <w:szCs w:val="26"/>
+        </w:rPr>
+        <w:t xml:space="preserve">10.21 Shops</w:t>
+      </w:r>
+    </w:p>
+    <w:p>
+      <w:pPr>
+        <w:pStyle w:val="Heading3"/>
+        <w:spacing w:after="80" w:before="200"/>
+      </w:pPr>
+      <w:r>
+        <w:rPr>
+          <w:rFonts w:ascii="Calibri" w:cs="Calibri" w:eastAsia="Calibri" w:hAnsi="Calibri"/>
+          <w:b/>
+          <w:bCs/>
+          <w:i w:val="false"/>
+          <w:iCs w:val="false"/>
+          <w:color w:val="000000"/>
+          <w:sz w:val="24"/>
+          <w:szCs w:val="24"/>
+        </w:rPr>
+        <w:t xml:space="preserve">What this page is</w:t>
+      </w:r>
+    </w:p>
+    <w:p>
+      <w:pPr>
+        <w:spacing w:after="160" w:before="0" w:line="276"/>
+        <w:jc w:val="left"/>
+      </w:pPr>
+      <w:r>
+        <w:rPr>
+          <w:rFonts w:ascii="Calibri" w:cs="Calibri" w:eastAsia="Calibri" w:hAnsi="Calibri"/>
+          <w:b w:val="false"/>
+          <w:bCs w:val="false"/>
+          <w:i w:val="false"/>
+          <w:iCs w:val="false"/>
+          <w:color w:val="000000"/>
+          <w:sz w:val="22"/>
+          <w:szCs w:val="22"/>
+        </w:rPr>
+        <w:t xml:space="preserve">Shops lists Iwo Road as HQ and Challenge as Open. Super Admin can open a new shop anywhere in Nigeria. Super Admin can close a shop. Closed shops stay in a Super Admin-only list so old sales are not lost.</w:t>
+      </w:r>
+    </w:p>
+    <w:p>
+      <w:pPr>
+        <w:pStyle w:val="Heading3"/>
+        <w:spacing w:after="80" w:before="200"/>
+      </w:pPr>
+      <w:r>
+        <w:rPr>
+          <w:rFonts w:ascii="Calibri" w:cs="Calibri" w:eastAsia="Calibri" w:hAnsi="Calibri"/>
+          <w:b/>
+          <w:bCs/>
+          <w:i w:val="false"/>
+          <w:iCs w:val="false"/>
+          <w:color w:val="000000"/>
+          <w:sz w:val="24"/>
+          <w:szCs w:val="24"/>
+        </w:rPr>
+        <w:t xml:space="preserve">Why it is here</w:t>
+      </w:r>
+    </w:p>
+    <w:p>
+      <w:pPr>
+        <w:spacing w:after="160" w:before="0" w:line="276"/>
+        <w:jc w:val="left"/>
+      </w:pPr>
+      <w:r>
+        <w:rPr>
+          <w:rFonts w:ascii="Calibri" w:cs="Calibri" w:eastAsia="Calibri" w:hAnsi="Calibri"/>
+          <w:b w:val="false"/>
+          <w:bCs w:val="false"/>
+          <w:i w:val="false"/>
+          <w:iCs w:val="false"/>
+          <w:color w:val="000000"/>
+          <w:sz w:val="22"/>
+          <w:szCs w:val="22"/>
+        </w:rPr>
+        <w:t xml:space="preserve">Abu Twins will grow. The software must not be rebuilt for each new city.</w:t>
+      </w:r>
+    </w:p>
+    <w:p>
+      <w:pPr>
+        <w:pStyle w:val="Heading3"/>
+        <w:spacing w:after="80" w:before="200"/>
+      </w:pPr>
+      <w:r>
+        <w:rPr>
+          <w:rFonts w:ascii="Calibri" w:cs="Calibri" w:eastAsia="Calibri" w:hAnsi="Calibri"/>
+          <w:b/>
+          <w:bCs/>
+          <w:i w:val="false"/>
+          <w:iCs w:val="false"/>
+          <w:color w:val="000000"/>
+          <w:sz w:val="24"/>
+          <w:szCs w:val="24"/>
+        </w:rPr>
+        <w:t xml:space="preserve">A real shop story</w:t>
+      </w:r>
+    </w:p>
+    <w:p>
+      <w:pPr>
+        <w:spacing w:after="160" w:before="0" w:line="276"/>
+        <w:jc w:val="left"/>
+      </w:pPr>
+      <w:r>
+        <w:rPr>
+          <w:rFonts w:ascii="Calibri" w:cs="Calibri" w:eastAsia="Calibri" w:hAnsi="Calibri"/>
+          <w:b w:val="false"/>
+          <w:bCs w:val="false"/>
+          <w:i w:val="false"/>
+          <w:iCs w:val="false"/>
+          <w:color w:val="000000"/>
+          <w:sz w:val="22"/>
+          <w:szCs w:val="22"/>
+        </w:rPr>
+        <w:t xml:space="preserve">Next year Abu Twins may open in Ilorin. Super Admin types the shop name, a short code, and the address. Staff in Ilorin then work in that shop only.</w:t>
+      </w:r>
+    </w:p>
+    <w:p>
+      <w:pPr>
+        <w:pStyle w:val="Heading3"/>
+        <w:spacing w:after="80" w:before="200"/>
+      </w:pPr>
+      <w:r>
+        <w:rPr>
+          <w:rFonts w:ascii="Calibri" w:cs="Calibri" w:eastAsia="Calibri" w:hAnsi="Calibri"/>
+          <w:b/>
+          <w:bCs/>
+          <w:i w:val="false"/>
+          <w:iCs w:val="false"/>
+          <w:color w:val="000000"/>
+          <w:sz w:val="24"/>
+          <w:szCs w:val="24"/>
+        </w:rPr>
+        <w:t xml:space="preserve">How to try it</w:t>
+      </w:r>
+    </w:p>
+    <w:p>
+      <w:pPr>
+        <w:spacing w:after="80" w:line="276"/>
+      </w:pPr>
+      <w:r>
+        <w:rPr>
+          <w:rFonts w:ascii="Calibri" w:cs="Calibri" w:eastAsia="Calibri" w:hAnsi="Calibri"/>
+          <w:b/>
+          <w:bCs/>
+          <w:i w:val="false"/>
+          <w:iCs w:val="false"/>
+          <w:color w:val="000000"/>
+          <w:sz w:val="22"/>
+          <w:szCs w:val="22"/>
+        </w:rPr>
+        <w:t xml:space="preserve">1. </w:t>
+      </w:r>
+      <w:r>
+        <w:rPr>
+          <w:rFonts w:ascii="Calibri" w:cs="Calibri" w:eastAsia="Calibri" w:hAnsi="Calibri"/>
+          <w:b w:val="false"/>
+          <w:bCs w:val="false"/>
+          <w:i w:val="false"/>
+          <w:iCs w:val="false"/>
+          <w:color w:val="000000"/>
+          <w:sz w:val="22"/>
+          <w:szCs w:val="22"/>
+        </w:rPr>
+        <w:t xml:space="preserve">Sign in as CEO. Click Shops.</w:t>
+      </w:r>
+    </w:p>
+    <w:p>
+      <w:pPr>
+        <w:spacing w:after="80" w:line="276"/>
+      </w:pPr>
+      <w:r>
+        <w:rPr>
+          <w:rFonts w:ascii="Calibri" w:cs="Calibri" w:eastAsia="Calibri" w:hAnsi="Calibri"/>
+          <w:b/>
+          <w:bCs/>
+          <w:i w:val="false"/>
+          <w:iCs w:val="false"/>
+          <w:color w:val="000000"/>
+          <w:sz w:val="22"/>
+          <w:szCs w:val="22"/>
+        </w:rPr>
+        <w:t xml:space="preserve">2. </w:t>
+      </w:r>
+      <w:r>
+        <w:rPr>
+          <w:rFonts w:ascii="Calibri" w:cs="Calibri" w:eastAsia="Calibri" w:hAnsi="Calibri"/>
+          <w:b w:val="false"/>
+          <w:bCs w:val="false"/>
+          <w:i w:val="false"/>
+          <w:iCs w:val="false"/>
+          <w:color w:val="000000"/>
+          <w:sz w:val="22"/>
+          <w:szCs w:val="22"/>
+        </w:rPr>
+        <w:t xml:space="preserve">Confirm you see Iwo Road, Ibadan · HQ and Challenge, Ibadan.</w:t>
+      </w:r>
+    </w:p>
+    <w:p>
+      <w:pPr>
+        <w:spacing w:after="80" w:line="276"/>
+      </w:pPr>
+      <w:r>
+        <w:rPr>
+          <w:rFonts w:ascii="Calibri" w:cs="Calibri" w:eastAsia="Calibri" w:hAnsi="Calibri"/>
+          <w:b/>
+          <w:bCs/>
+          <w:i w:val="false"/>
+          <w:iCs w:val="false"/>
+          <w:color w:val="000000"/>
+          <w:sz w:val="22"/>
+          <w:szCs w:val="22"/>
+        </w:rPr>
+        <w:t xml:space="preserve">3. </w:t>
+      </w:r>
+      <w:r>
+        <w:rPr>
+          <w:rFonts w:ascii="Calibri" w:cs="Calibri" w:eastAsia="Calibri" w:hAnsi="Calibri"/>
+          <w:b w:val="false"/>
+          <w:bCs w:val="false"/>
+          <w:i w:val="false"/>
+          <w:iCs w:val="false"/>
+          <w:color w:val="000000"/>
+          <w:sz w:val="22"/>
+          <w:szCs w:val="22"/>
+        </w:rPr>
+        <w:t xml:space="preserve">Confirm you do not see Lagos or Abuja as open shops.</w:t>
+      </w:r>
+    </w:p>
+    <w:p>
+      <w:pPr>
+        <w:spacing w:after="80" w:line="276"/>
+      </w:pPr>
+      <w:r>
+        <w:rPr>
+          <w:rFonts w:ascii="Calibri" w:cs="Calibri" w:eastAsia="Calibri" w:hAnsi="Calibri"/>
+          <w:b/>
+          <w:bCs/>
+          <w:i w:val="false"/>
+          <w:iCs w:val="false"/>
+          <w:color w:val="000000"/>
+          <w:sz w:val="22"/>
+          <w:szCs w:val="22"/>
+        </w:rPr>
+        <w:t xml:space="preserve">4. </w:t>
+      </w:r>
+      <w:r>
+        <w:rPr>
+          <w:rFonts w:ascii="Calibri" w:cs="Calibri" w:eastAsia="Calibri" w:hAnsi="Calibri"/>
+          <w:b w:val="false"/>
+          <w:bCs w:val="false"/>
+          <w:i w:val="false"/>
+          <w:iCs w:val="false"/>
+          <w:color w:val="000000"/>
+          <w:sz w:val="22"/>
+          <w:szCs w:val="22"/>
+        </w:rPr>
+        <w:t xml:space="preserve">Sign in as Super Admin. Confirm a Closed list exists for old shops, and an Open a new shop form is there.</w:t>
+      </w:r>
+    </w:p>
+    <w:p>
+      <w:pPr>
+        <w:pStyle w:val="Heading3"/>
+        <w:spacing w:after="80" w:before="200"/>
+      </w:pPr>
+      <w:r>
+        <w:rPr>
+          <w:rFonts w:ascii="Calibri" w:cs="Calibri" w:eastAsia="Calibri" w:hAnsi="Calibri"/>
+          <w:b/>
+          <w:bCs/>
+          <w:i w:val="false"/>
+          <w:iCs w:val="false"/>
+          <w:color w:val="000000"/>
+          <w:sz w:val="24"/>
+          <w:szCs w:val="24"/>
+        </w:rPr>
+        <w:t xml:space="preserve">What you should see</w:t>
       </w:r>
     </w:p>
     <w:p>
@@ -16721,7 +16740,7 @@
           <w:sz w:val="22"/>
           <w:szCs w:val="22"/>
         </w:rPr>
-        <w:t xml:space="preserve">Iwo Road has the HQ badge.</w:t>
+        <w:t xml:space="preserve">CEO sees only the two Ibadan shops.</w:t>
       </w:r>
     </w:p>
     <w:p>
@@ -16744,7 +16763,7 @@
           <w:sz w:val="22"/>
           <w:szCs w:val="22"/>
         </w:rPr>
-        <w:t xml:space="preserve">Challenge has the Open badge.</w:t>
+        <w:t xml:space="preserve">Iwo Road has the HQ badge.</w:t>
       </w:r>
     </w:p>
     <w:p>
@@ -16767,302 +16786,7 @@
           <w:sz w:val="22"/>
           <w:szCs w:val="22"/>
         </w:rPr>
-        <w:t xml:space="preserve">Only Super Admin can open or close a shop.</w:t>
-      </w:r>
-    </w:p>
-    <w:p>
-      <w:pPr>
-        <w:pStyle w:val="Heading2"/>
-        <w:spacing w:after="120" w:before="280"/>
-      </w:pPr>
-      <w:r>
-        <w:rPr>
-          <w:rFonts w:ascii="Calibri" w:cs="Calibri" w:eastAsia="Calibri" w:hAnsi="Calibri"/>
-          <w:b/>
-          <w:bCs/>
-          <w:i w:val="false"/>
-          <w:iCs w:val="false"/>
-          <w:color w:val="000000"/>
-          <w:sz w:val="26"/>
-          <w:szCs w:val="26"/>
-        </w:rPr>
-        <w:t xml:space="preserve">10.22 Staff</w:t>
-      </w:r>
-    </w:p>
-    <w:p>
-      <w:pPr>
-        <w:pStyle w:val="Heading3"/>
-        <w:spacing w:after="80" w:before="200"/>
-      </w:pPr>
-      <w:r>
-        <w:rPr>
-          <w:rFonts w:ascii="Calibri" w:cs="Calibri" w:eastAsia="Calibri" w:hAnsi="Calibri"/>
-          <w:b/>
-          <w:bCs/>
-          <w:i w:val="false"/>
-          <w:iCs w:val="false"/>
-          <w:color w:val="000000"/>
-          <w:sz w:val="24"/>
-          <w:szCs w:val="24"/>
-        </w:rPr>
-        <w:t xml:space="preserve">What this page is</w:t>
-      </w:r>
-    </w:p>
-    <w:p>
-      <w:pPr>
-        <w:spacing w:after="160" w:before="0" w:line="276"/>
-        <w:jc w:val="left"/>
-      </w:pPr>
-      <w:r>
-        <w:rPr>
-          <w:rFonts w:ascii="Calibri" w:cs="Calibri" w:eastAsia="Calibri" w:hAnsi="Calibri"/>
-          <w:b w:val="false"/>
-          <w:bCs w:val="false"/>
-          <w:i w:val="false"/>
-          <w:iCs w:val="false"/>
-          <w:color w:val="000000"/>
-          <w:sz w:val="22"/>
-          <w:szCs w:val="22"/>
-        </w:rPr>
-        <w:t xml:space="preserve">Staff is the people list. Super Admin or a shop manager (if allowed) can add a person, pick their job, and pick their shop. Super Admin can lock a login.</w:t>
-      </w:r>
-    </w:p>
-    <w:p>
-      <w:pPr>
-        <w:pStyle w:val="Heading3"/>
-        <w:spacing w:after="80" w:before="200"/>
-      </w:pPr>
-      <w:r>
-        <w:rPr>
-          <w:rFonts w:ascii="Calibri" w:cs="Calibri" w:eastAsia="Calibri" w:hAnsi="Calibri"/>
-          <w:b/>
-          <w:bCs/>
-          <w:i w:val="false"/>
-          <w:iCs w:val="false"/>
-          <w:color w:val="000000"/>
-          <w:sz w:val="24"/>
-          <w:szCs w:val="24"/>
-        </w:rPr>
-        <w:t xml:space="preserve">Why it is here</w:t>
-      </w:r>
-    </w:p>
-    <w:p>
-      <w:pPr>
-        <w:spacing w:after="160" w:before="0" w:line="276"/>
-        <w:jc w:val="left"/>
-      </w:pPr>
-      <w:r>
-        <w:rPr>
-          <w:rFonts w:ascii="Calibri" w:cs="Calibri" w:eastAsia="Calibri" w:hAnsi="Calibri"/>
-          <w:b w:val="false"/>
-          <w:bCs w:val="false"/>
-          <w:i w:val="false"/>
-          <w:iCs w:val="false"/>
-          <w:color w:val="000000"/>
-          <w:sz w:val="22"/>
-          <w:szCs w:val="22"/>
-        </w:rPr>
-        <w:t xml:space="preserve">A person who leaves the company must not keep a key to the till.</w:t>
-      </w:r>
-    </w:p>
-    <w:p>
-      <w:pPr>
-        <w:pStyle w:val="Heading3"/>
-        <w:spacing w:after="80" w:before="200"/>
-      </w:pPr>
-      <w:r>
-        <w:rPr>
-          <w:rFonts w:ascii="Calibri" w:cs="Calibri" w:eastAsia="Calibri" w:hAnsi="Calibri"/>
-          <w:b/>
-          <w:bCs/>
-          <w:i w:val="false"/>
-          <w:iCs w:val="false"/>
-          <w:color w:val="000000"/>
-          <w:sz w:val="24"/>
-          <w:szCs w:val="24"/>
-        </w:rPr>
-        <w:t xml:space="preserve">A real shop story</w:t>
-      </w:r>
-    </w:p>
-    <w:p>
-      <w:pPr>
-        <w:spacing w:after="160" w:before="0" w:line="276"/>
-        <w:jc w:val="left"/>
-      </w:pPr>
-      <w:r>
-        <w:rPr>
-          <w:rFonts w:ascii="Calibri" w:cs="Calibri" w:eastAsia="Calibri" w:hAnsi="Calibri"/>
-          <w:b w:val="false"/>
-          <w:bCs w:val="false"/>
-          <w:i w:val="false"/>
-          <w:iCs w:val="false"/>
-          <w:color w:val="000000"/>
-          <w:sz w:val="22"/>
-          <w:szCs w:val="22"/>
-        </w:rPr>
-        <w:t xml:space="preserve">A new cashier starts at Challenge. Super Admin adds their work email, sets job to Cashier, sets shop to Challenge, and gives them a first password. After they sign in, Super Admin asks them to change it.</w:t>
-      </w:r>
-    </w:p>
-    <w:p>
-      <w:pPr>
-        <w:pStyle w:val="Heading3"/>
-        <w:spacing w:after="80" w:before="200"/>
-      </w:pPr>
-      <w:r>
-        <w:rPr>
-          <w:rFonts w:ascii="Calibri" w:cs="Calibri" w:eastAsia="Calibri" w:hAnsi="Calibri"/>
-          <w:b/>
-          <w:bCs/>
-          <w:i w:val="false"/>
-          <w:iCs w:val="false"/>
-          <w:color w:val="000000"/>
-          <w:sz w:val="24"/>
-          <w:szCs w:val="24"/>
-        </w:rPr>
-        <w:t xml:space="preserve">How to try it</w:t>
-      </w:r>
-    </w:p>
-    <w:p>
-      <w:pPr>
-        <w:spacing w:after="80" w:line="276"/>
-      </w:pPr>
-      <w:r>
-        <w:rPr>
-          <w:rFonts w:ascii="Calibri" w:cs="Calibri" w:eastAsia="Calibri" w:hAnsi="Calibri"/>
-          <w:b/>
-          <w:bCs/>
-          <w:i w:val="false"/>
-          <w:iCs w:val="false"/>
-          <w:color w:val="000000"/>
-          <w:sz w:val="22"/>
-          <w:szCs w:val="22"/>
-        </w:rPr>
-        <w:t xml:space="preserve">1. </w:t>
-      </w:r>
-      <w:r>
-        <w:rPr>
-          <w:rFonts w:ascii="Calibri" w:cs="Calibri" w:eastAsia="Calibri" w:hAnsi="Calibri"/>
-          <w:b w:val="false"/>
-          <w:bCs w:val="false"/>
-          <w:i w:val="false"/>
-          <w:iCs w:val="false"/>
-          <w:color w:val="000000"/>
-          <w:sz w:val="22"/>
-          <w:szCs w:val="22"/>
-        </w:rPr>
-        <w:t xml:space="preserve">Sign in as Super Admin.</w:t>
-      </w:r>
-    </w:p>
-    <w:p>
-      <w:pPr>
-        <w:spacing w:after="80" w:line="276"/>
-      </w:pPr>
-      <w:r>
-        <w:rPr>
-          <w:rFonts w:ascii="Calibri" w:cs="Calibri" w:eastAsia="Calibri" w:hAnsi="Calibri"/>
-          <w:b/>
-          <w:bCs/>
-          <w:i w:val="false"/>
-          <w:iCs w:val="false"/>
-          <w:color w:val="000000"/>
-          <w:sz w:val="22"/>
-          <w:szCs w:val="22"/>
-        </w:rPr>
-        <w:t xml:space="preserve">2. </w:t>
-      </w:r>
-      <w:r>
-        <w:rPr>
-          <w:rFonts w:ascii="Calibri" w:cs="Calibri" w:eastAsia="Calibri" w:hAnsi="Calibri"/>
-          <w:b w:val="false"/>
-          <w:bCs w:val="false"/>
-          <w:i w:val="false"/>
-          <w:iCs w:val="false"/>
-          <w:color w:val="000000"/>
-          <w:sz w:val="22"/>
-          <w:szCs w:val="22"/>
-        </w:rPr>
-        <w:t xml:space="preserve">Click Staff.</w:t>
-      </w:r>
-    </w:p>
-    <w:p>
-      <w:pPr>
-        <w:spacing w:after="80" w:line="276"/>
-      </w:pPr>
-      <w:r>
-        <w:rPr>
-          <w:rFonts w:ascii="Calibri" w:cs="Calibri" w:eastAsia="Calibri" w:hAnsi="Calibri"/>
-          <w:b/>
-          <w:bCs/>
-          <w:i w:val="false"/>
-          <w:iCs w:val="false"/>
-          <w:color w:val="000000"/>
-          <w:sz w:val="22"/>
-          <w:szCs w:val="22"/>
-        </w:rPr>
-        <w:t xml:space="preserve">3. </w:t>
-      </w:r>
-      <w:r>
-        <w:rPr>
-          <w:rFonts w:ascii="Calibri" w:cs="Calibri" w:eastAsia="Calibri" w:hAnsi="Calibri"/>
-          <w:b w:val="false"/>
-          <w:bCs w:val="false"/>
-          <w:i w:val="false"/>
-          <w:iCs w:val="false"/>
-          <w:color w:val="000000"/>
-          <w:sz w:val="22"/>
-          <w:szCs w:val="22"/>
-        </w:rPr>
-        <w:t xml:space="preserve">Read names, jobs, shops, and Active or Disabled.</w:t>
-      </w:r>
-    </w:p>
-    <w:p>
-      <w:pPr>
-        <w:spacing w:after="80" w:line="276"/>
-      </w:pPr>
-      <w:r>
-        <w:rPr>
-          <w:rFonts w:ascii="Calibri" w:cs="Calibri" w:eastAsia="Calibri" w:hAnsi="Calibri"/>
-          <w:b/>
-          <w:bCs/>
-          <w:i w:val="false"/>
-          <w:iCs w:val="false"/>
-          <w:color w:val="000000"/>
-          <w:sz w:val="22"/>
-          <w:szCs w:val="22"/>
-        </w:rPr>
-        <w:t xml:space="preserve">4. </w:t>
-      </w:r>
-      <w:r>
-        <w:rPr>
-          <w:rFonts w:ascii="Calibri" w:cs="Calibri" w:eastAsia="Calibri" w:hAnsi="Calibri"/>
-          <w:b w:val="false"/>
-          <w:bCs w:val="false"/>
-          <w:i w:val="false"/>
-          <w:iCs w:val="false"/>
-          <w:color w:val="000000"/>
-          <w:sz w:val="22"/>
-          <w:szCs w:val="22"/>
-        </w:rPr>
-        <w:t xml:space="preserve">Do not disable the only Super Admin during a test.</w:t>
-      </w:r>
-    </w:p>
-    <w:p>
-      <w:pPr>
-        <w:pStyle w:val="Heading3"/>
-        <w:spacing w:after="80" w:before="200"/>
-      </w:pPr>
-      <w:r>
-        <w:rPr>
-          <w:rFonts w:ascii="Calibri" w:cs="Calibri" w:eastAsia="Calibri" w:hAnsi="Calibri"/>
-          <w:b/>
-          <w:bCs/>
-          <w:i w:val="false"/>
-          <w:iCs w:val="false"/>
-          <w:color w:val="000000"/>
-          <w:sz w:val="24"/>
-          <w:szCs w:val="24"/>
-        </w:rPr>
-        <w:t xml:space="preserve">What you should see</w:t>
+        <w:t xml:space="preserve">Challenge has the Open badge.</w:t>
       </w:r>
     </w:p>
     <w:p>
@@ -17085,7 +16809,302 @@
           <w:sz w:val="22"/>
           <w:szCs w:val="22"/>
         </w:rPr>
-        <w:t xml:space="preserve">Each test person in section 12 appears.</w:t>
+        <w:t xml:space="preserve">Only Super Admin can open or close a shop.</w:t>
+      </w:r>
+    </w:p>
+    <w:p>
+      <w:pPr>
+        <w:pStyle w:val="Heading2"/>
+        <w:spacing w:after="120" w:before="280"/>
+      </w:pPr>
+      <w:r>
+        <w:rPr>
+          <w:rFonts w:ascii="Calibri" w:cs="Calibri" w:eastAsia="Calibri" w:hAnsi="Calibri"/>
+          <w:b/>
+          <w:bCs/>
+          <w:i w:val="false"/>
+          <w:iCs w:val="false"/>
+          <w:color w:val="000000"/>
+          <w:sz w:val="26"/>
+          <w:szCs w:val="26"/>
+        </w:rPr>
+        <w:t xml:space="preserve">10.22 Staff</w:t>
+      </w:r>
+    </w:p>
+    <w:p>
+      <w:pPr>
+        <w:pStyle w:val="Heading3"/>
+        <w:spacing w:after="80" w:before="200"/>
+      </w:pPr>
+      <w:r>
+        <w:rPr>
+          <w:rFonts w:ascii="Calibri" w:cs="Calibri" w:eastAsia="Calibri" w:hAnsi="Calibri"/>
+          <w:b/>
+          <w:bCs/>
+          <w:i w:val="false"/>
+          <w:iCs w:val="false"/>
+          <w:color w:val="000000"/>
+          <w:sz w:val="24"/>
+          <w:szCs w:val="24"/>
+        </w:rPr>
+        <w:t xml:space="preserve">What this page is</w:t>
+      </w:r>
+    </w:p>
+    <w:p>
+      <w:pPr>
+        <w:spacing w:after="160" w:before="0" w:line="276"/>
+        <w:jc w:val="left"/>
+      </w:pPr>
+      <w:r>
+        <w:rPr>
+          <w:rFonts w:ascii="Calibri" w:cs="Calibri" w:eastAsia="Calibri" w:hAnsi="Calibri"/>
+          <w:b w:val="false"/>
+          <w:bCs w:val="false"/>
+          <w:i w:val="false"/>
+          <w:iCs w:val="false"/>
+          <w:color w:val="000000"/>
+          <w:sz w:val="22"/>
+          <w:szCs w:val="22"/>
+        </w:rPr>
+        <w:t xml:space="preserve">Staff is the people list. Super Admin or a shop manager (if allowed) can add a person, pick their job, and pick their shop. Super Admin can lock a login.</w:t>
+      </w:r>
+    </w:p>
+    <w:p>
+      <w:pPr>
+        <w:pStyle w:val="Heading3"/>
+        <w:spacing w:after="80" w:before="200"/>
+      </w:pPr>
+      <w:r>
+        <w:rPr>
+          <w:rFonts w:ascii="Calibri" w:cs="Calibri" w:eastAsia="Calibri" w:hAnsi="Calibri"/>
+          <w:b/>
+          <w:bCs/>
+          <w:i w:val="false"/>
+          <w:iCs w:val="false"/>
+          <w:color w:val="000000"/>
+          <w:sz w:val="24"/>
+          <w:szCs w:val="24"/>
+        </w:rPr>
+        <w:t xml:space="preserve">Why it is here</w:t>
+      </w:r>
+    </w:p>
+    <w:p>
+      <w:pPr>
+        <w:spacing w:after="160" w:before="0" w:line="276"/>
+        <w:jc w:val="left"/>
+      </w:pPr>
+      <w:r>
+        <w:rPr>
+          <w:rFonts w:ascii="Calibri" w:cs="Calibri" w:eastAsia="Calibri" w:hAnsi="Calibri"/>
+          <w:b w:val="false"/>
+          <w:bCs w:val="false"/>
+          <w:i w:val="false"/>
+          <w:iCs w:val="false"/>
+          <w:color w:val="000000"/>
+          <w:sz w:val="22"/>
+          <w:szCs w:val="22"/>
+        </w:rPr>
+        <w:t xml:space="preserve">A person who leaves the company must not keep a key to the till.</w:t>
+      </w:r>
+    </w:p>
+    <w:p>
+      <w:pPr>
+        <w:pStyle w:val="Heading3"/>
+        <w:spacing w:after="80" w:before="200"/>
+      </w:pPr>
+      <w:r>
+        <w:rPr>
+          <w:rFonts w:ascii="Calibri" w:cs="Calibri" w:eastAsia="Calibri" w:hAnsi="Calibri"/>
+          <w:b/>
+          <w:bCs/>
+          <w:i w:val="false"/>
+          <w:iCs w:val="false"/>
+          <w:color w:val="000000"/>
+          <w:sz w:val="24"/>
+          <w:szCs w:val="24"/>
+        </w:rPr>
+        <w:t xml:space="preserve">A real shop story</w:t>
+      </w:r>
+    </w:p>
+    <w:p>
+      <w:pPr>
+        <w:spacing w:after="160" w:before="0" w:line="276"/>
+        <w:jc w:val="left"/>
+      </w:pPr>
+      <w:r>
+        <w:rPr>
+          <w:rFonts w:ascii="Calibri" w:cs="Calibri" w:eastAsia="Calibri" w:hAnsi="Calibri"/>
+          <w:b w:val="false"/>
+          <w:bCs w:val="false"/>
+          <w:i w:val="false"/>
+          <w:iCs w:val="false"/>
+          <w:color w:val="000000"/>
+          <w:sz w:val="22"/>
+          <w:szCs w:val="22"/>
+        </w:rPr>
+        <w:t xml:space="preserve">A new cashier starts at Challenge. Super Admin adds their work email, sets job to Cashier, sets shop to Challenge, and gives them a first password. After they sign in, Super Admin asks them to change it.</w:t>
+      </w:r>
+    </w:p>
+    <w:p>
+      <w:pPr>
+        <w:pStyle w:val="Heading3"/>
+        <w:spacing w:after="80" w:before="200"/>
+      </w:pPr>
+      <w:r>
+        <w:rPr>
+          <w:rFonts w:ascii="Calibri" w:cs="Calibri" w:eastAsia="Calibri" w:hAnsi="Calibri"/>
+          <w:b/>
+          <w:bCs/>
+          <w:i w:val="false"/>
+          <w:iCs w:val="false"/>
+          <w:color w:val="000000"/>
+          <w:sz w:val="24"/>
+          <w:szCs w:val="24"/>
+        </w:rPr>
+        <w:t xml:space="preserve">How to try it</w:t>
+      </w:r>
+    </w:p>
+    <w:p>
+      <w:pPr>
+        <w:spacing w:after="80" w:line="276"/>
+      </w:pPr>
+      <w:r>
+        <w:rPr>
+          <w:rFonts w:ascii="Calibri" w:cs="Calibri" w:eastAsia="Calibri" w:hAnsi="Calibri"/>
+          <w:b/>
+          <w:bCs/>
+          <w:i w:val="false"/>
+          <w:iCs w:val="false"/>
+          <w:color w:val="000000"/>
+          <w:sz w:val="22"/>
+          <w:szCs w:val="22"/>
+        </w:rPr>
+        <w:t xml:space="preserve">1. </w:t>
+      </w:r>
+      <w:r>
+        <w:rPr>
+          <w:rFonts w:ascii="Calibri" w:cs="Calibri" w:eastAsia="Calibri" w:hAnsi="Calibri"/>
+          <w:b w:val="false"/>
+          <w:bCs w:val="false"/>
+          <w:i w:val="false"/>
+          <w:iCs w:val="false"/>
+          <w:color w:val="000000"/>
+          <w:sz w:val="22"/>
+          <w:szCs w:val="22"/>
+        </w:rPr>
+        <w:t xml:space="preserve">Sign in as Super Admin.</w:t>
+      </w:r>
+    </w:p>
+    <w:p>
+      <w:pPr>
+        <w:spacing w:after="80" w:line="276"/>
+      </w:pPr>
+      <w:r>
+        <w:rPr>
+          <w:rFonts w:ascii="Calibri" w:cs="Calibri" w:eastAsia="Calibri" w:hAnsi="Calibri"/>
+          <w:b/>
+          <w:bCs/>
+          <w:i w:val="false"/>
+          <w:iCs w:val="false"/>
+          <w:color w:val="000000"/>
+          <w:sz w:val="22"/>
+          <w:szCs w:val="22"/>
+        </w:rPr>
+        <w:t xml:space="preserve">2. </w:t>
+      </w:r>
+      <w:r>
+        <w:rPr>
+          <w:rFonts w:ascii="Calibri" w:cs="Calibri" w:eastAsia="Calibri" w:hAnsi="Calibri"/>
+          <w:b w:val="false"/>
+          <w:bCs w:val="false"/>
+          <w:i w:val="false"/>
+          <w:iCs w:val="false"/>
+          <w:color w:val="000000"/>
+          <w:sz w:val="22"/>
+          <w:szCs w:val="22"/>
+        </w:rPr>
+        <w:t xml:space="preserve">Click Staff.</w:t>
+      </w:r>
+    </w:p>
+    <w:p>
+      <w:pPr>
+        <w:spacing w:after="80" w:line="276"/>
+      </w:pPr>
+      <w:r>
+        <w:rPr>
+          <w:rFonts w:ascii="Calibri" w:cs="Calibri" w:eastAsia="Calibri" w:hAnsi="Calibri"/>
+          <w:b/>
+          <w:bCs/>
+          <w:i w:val="false"/>
+          <w:iCs w:val="false"/>
+          <w:color w:val="000000"/>
+          <w:sz w:val="22"/>
+          <w:szCs w:val="22"/>
+        </w:rPr>
+        <w:t xml:space="preserve">3. </w:t>
+      </w:r>
+      <w:r>
+        <w:rPr>
+          <w:rFonts w:ascii="Calibri" w:cs="Calibri" w:eastAsia="Calibri" w:hAnsi="Calibri"/>
+          <w:b w:val="false"/>
+          <w:bCs w:val="false"/>
+          <w:i w:val="false"/>
+          <w:iCs w:val="false"/>
+          <w:color w:val="000000"/>
+          <w:sz w:val="22"/>
+          <w:szCs w:val="22"/>
+        </w:rPr>
+        <w:t xml:space="preserve">Read names, jobs, shops, and Active or Disabled.</w:t>
+      </w:r>
+    </w:p>
+    <w:p>
+      <w:pPr>
+        <w:spacing w:after="80" w:line="276"/>
+      </w:pPr>
+      <w:r>
+        <w:rPr>
+          <w:rFonts w:ascii="Calibri" w:cs="Calibri" w:eastAsia="Calibri" w:hAnsi="Calibri"/>
+          <w:b/>
+          <w:bCs/>
+          <w:i w:val="false"/>
+          <w:iCs w:val="false"/>
+          <w:color w:val="000000"/>
+          <w:sz w:val="22"/>
+          <w:szCs w:val="22"/>
+        </w:rPr>
+        <w:t xml:space="preserve">4. </w:t>
+      </w:r>
+      <w:r>
+        <w:rPr>
+          <w:rFonts w:ascii="Calibri" w:cs="Calibri" w:eastAsia="Calibri" w:hAnsi="Calibri"/>
+          <w:b w:val="false"/>
+          <w:bCs w:val="false"/>
+          <w:i w:val="false"/>
+          <w:iCs w:val="false"/>
+          <w:color w:val="000000"/>
+          <w:sz w:val="22"/>
+          <w:szCs w:val="22"/>
+        </w:rPr>
+        <w:t xml:space="preserve">Do not disable the only Super Admin during a test.</w:t>
+      </w:r>
+    </w:p>
+    <w:p>
+      <w:pPr>
+        <w:pStyle w:val="Heading3"/>
+        <w:spacing w:after="80" w:before="200"/>
+      </w:pPr>
+      <w:r>
+        <w:rPr>
+          <w:rFonts w:ascii="Calibri" w:cs="Calibri" w:eastAsia="Calibri" w:hAnsi="Calibri"/>
+          <w:b/>
+          <w:bCs/>
+          <w:i w:val="false"/>
+          <w:iCs w:val="false"/>
+          <w:color w:val="000000"/>
+          <w:sz w:val="24"/>
+          <w:szCs w:val="24"/>
+        </w:rPr>
+        <w:t xml:space="preserve">What you should see</w:t>
       </w:r>
     </w:p>
     <w:p>
@@ -17108,7 +17127,7 @@
           <w:sz w:val="22"/>
           <w:szCs w:val="22"/>
         </w:rPr>
-        <w:t xml:space="preserve">Challenge manager shows Challenge, Ibadan.</w:t>
+        <w:t xml:space="preserve">Each test person in section 12 appears.</w:t>
       </w:r>
     </w:p>
     <w:p>
@@ -17131,7 +17150,7 @@
           <w:sz w:val="22"/>
           <w:szCs w:val="22"/>
         </w:rPr>
-        <w:t xml:space="preserve">Disable stops that person from signing in.</w:t>
+        <w:t xml:space="preserve">Challenge manager shows Challenge, Ibadan.</w:t>
       </w:r>
     </w:p>
     <w:p>
@@ -17154,302 +17173,7 @@
           <w:sz w:val="22"/>
           <w:szCs w:val="22"/>
         </w:rPr>
-        <w:t xml:space="preserve">Restore lets them sign in again.</w:t>
-      </w:r>
-    </w:p>
-    <w:p>
-      <w:pPr>
-        <w:pStyle w:val="Heading2"/>
-        <w:spacing w:after="120" w:before="280"/>
-      </w:pPr>
-      <w:r>
-        <w:rPr>
-          <w:rFonts w:ascii="Calibri" w:cs="Calibri" w:eastAsia="Calibri" w:hAnsi="Calibri"/>
-          <w:b/>
-          <w:bCs/>
-          <w:i w:val="false"/>
-          <w:iCs w:val="false"/>
-          <w:color w:val="000000"/>
-          <w:sz w:val="26"/>
-          <w:szCs w:val="26"/>
-        </w:rPr>
-        <w:t xml:space="preserve">10.23 Who can see what</w:t>
-      </w:r>
-    </w:p>
-    <w:p>
-      <w:pPr>
-        <w:pStyle w:val="Heading3"/>
-        <w:spacing w:after="80" w:before="200"/>
-      </w:pPr>
-      <w:r>
-        <w:rPr>
-          <w:rFonts w:ascii="Calibri" w:cs="Calibri" w:eastAsia="Calibri" w:hAnsi="Calibri"/>
-          <w:b/>
-          <w:bCs/>
-          <w:i w:val="false"/>
-          <w:iCs w:val="false"/>
-          <w:color w:val="000000"/>
-          <w:sz w:val="24"/>
-          <w:szCs w:val="24"/>
-        </w:rPr>
-        <w:t xml:space="preserve">What this page is</w:t>
-      </w:r>
-    </w:p>
-    <w:p>
-      <w:pPr>
-        <w:spacing w:after="160" w:before="0" w:line="276"/>
-        <w:jc w:val="left"/>
-      </w:pPr>
-      <w:r>
-        <w:rPr>
-          <w:rFonts w:ascii="Calibri" w:cs="Calibri" w:eastAsia="Calibri" w:hAnsi="Calibri"/>
-          <w:b w:val="false"/>
-          <w:bCs w:val="false"/>
-          <w:i w:val="false"/>
-          <w:iCs w:val="false"/>
-          <w:color w:val="000000"/>
-          <w:sz w:val="22"/>
-          <w:szCs w:val="22"/>
-        </w:rPr>
-        <w:t xml:space="preserve">This page is Super Admin only. You tick the pages and the work for each job. Super Admin is not ticked here because Super Admin always has all rights.</w:t>
-      </w:r>
-    </w:p>
-    <w:p>
-      <w:pPr>
-        <w:pStyle w:val="Heading3"/>
-        <w:spacing w:after="80" w:before="200"/>
-      </w:pPr>
-      <w:r>
-        <w:rPr>
-          <w:rFonts w:ascii="Calibri" w:cs="Calibri" w:eastAsia="Calibri" w:hAnsi="Calibri"/>
-          <w:b/>
-          <w:bCs/>
-          <w:i w:val="false"/>
-          <w:iCs w:val="false"/>
-          <w:color w:val="000000"/>
-          <w:sz w:val="24"/>
-          <w:szCs w:val="24"/>
-        </w:rPr>
-        <w:t xml:space="preserve">Why it is here</w:t>
-      </w:r>
-    </w:p>
-    <w:p>
-      <w:pPr>
-        <w:spacing w:after="160" w:before="0" w:line="276"/>
-        <w:jc w:val="left"/>
-      </w:pPr>
-      <w:r>
-        <w:rPr>
-          <w:rFonts w:ascii="Calibri" w:cs="Calibri" w:eastAsia="Calibri" w:hAnsi="Calibri"/>
-          <w:b w:val="false"/>
-          <w:bCs w:val="false"/>
-          <w:i w:val="false"/>
-          <w:iCs w:val="false"/>
-          <w:color w:val="000000"/>
-          <w:sz w:val="22"/>
-          <w:szCs w:val="22"/>
-        </w:rPr>
-        <w:t xml:space="preserve">The CEO may want the accountant to see money but not Sell now. That should be a tick, not a phone call to Techvaults.</w:t>
-      </w:r>
-    </w:p>
-    <w:p>
-      <w:pPr>
-        <w:pStyle w:val="Heading3"/>
-        <w:spacing w:after="80" w:before="200"/>
-      </w:pPr>
-      <w:r>
-        <w:rPr>
-          <w:rFonts w:ascii="Calibri" w:cs="Calibri" w:eastAsia="Calibri" w:hAnsi="Calibri"/>
-          <w:b/>
-          <w:bCs/>
-          <w:i w:val="false"/>
-          <w:iCs w:val="false"/>
-          <w:color w:val="000000"/>
-          <w:sz w:val="24"/>
-          <w:szCs w:val="24"/>
-        </w:rPr>
-        <w:t xml:space="preserve">A real shop story</w:t>
-      </w:r>
-    </w:p>
-    <w:p>
-      <w:pPr>
-        <w:spacing w:after="160" w:before="0" w:line="276"/>
-        <w:jc w:val="left"/>
-      </w:pPr>
-      <w:r>
-        <w:rPr>
-          <w:rFonts w:ascii="Calibri" w:cs="Calibri" w:eastAsia="Calibri" w:hAnsi="Calibri"/>
-          <w:b w:val="false"/>
-          <w:bCs w:val="false"/>
-          <w:i w:val="false"/>
-          <w:iCs w:val="false"/>
-          <w:color w:val="000000"/>
-          <w:sz w:val="22"/>
-          <w:szCs w:val="22"/>
-        </w:rPr>
-        <w:t xml:space="preserve">The CEO asks that cashiers must not see Reports. Super Admin opens Who can see what, finds Cashier, unticks Reports, and saves. The cashier signs out and in. Reports is gone.</w:t>
-      </w:r>
-    </w:p>
-    <w:p>
-      <w:pPr>
-        <w:pStyle w:val="Heading3"/>
-        <w:spacing w:after="80" w:before="200"/>
-      </w:pPr>
-      <w:r>
-        <w:rPr>
-          <w:rFonts w:ascii="Calibri" w:cs="Calibri" w:eastAsia="Calibri" w:hAnsi="Calibri"/>
-          <w:b/>
-          <w:bCs/>
-          <w:i w:val="false"/>
-          <w:iCs w:val="false"/>
-          <w:color w:val="000000"/>
-          <w:sz w:val="24"/>
-          <w:szCs w:val="24"/>
-        </w:rPr>
-        <w:t xml:space="preserve">How to try it</w:t>
-      </w:r>
-    </w:p>
-    <w:p>
-      <w:pPr>
-        <w:spacing w:after="80" w:line="276"/>
-      </w:pPr>
-      <w:r>
-        <w:rPr>
-          <w:rFonts w:ascii="Calibri" w:cs="Calibri" w:eastAsia="Calibri" w:hAnsi="Calibri"/>
-          <w:b/>
-          <w:bCs/>
-          <w:i w:val="false"/>
-          <w:iCs w:val="false"/>
-          <w:color w:val="000000"/>
-          <w:sz w:val="22"/>
-          <w:szCs w:val="22"/>
-        </w:rPr>
-        <w:t xml:space="preserve">1. </w:t>
-      </w:r>
-      <w:r>
-        <w:rPr>
-          <w:rFonts w:ascii="Calibri" w:cs="Calibri" w:eastAsia="Calibri" w:hAnsi="Calibri"/>
-          <w:b w:val="false"/>
-          <w:bCs w:val="false"/>
-          <w:i w:val="false"/>
-          <w:iCs w:val="false"/>
-          <w:color w:val="000000"/>
-          <w:sz w:val="22"/>
-          <w:szCs w:val="22"/>
-        </w:rPr>
-        <w:t xml:space="preserve">Sign in as Super Admin.</w:t>
-      </w:r>
-    </w:p>
-    <w:p>
-      <w:pPr>
-        <w:spacing w:after="80" w:line="276"/>
-      </w:pPr>
-      <w:r>
-        <w:rPr>
-          <w:rFonts w:ascii="Calibri" w:cs="Calibri" w:eastAsia="Calibri" w:hAnsi="Calibri"/>
-          <w:b/>
-          <w:bCs/>
-          <w:i w:val="false"/>
-          <w:iCs w:val="false"/>
-          <w:color w:val="000000"/>
-          <w:sz w:val="22"/>
-          <w:szCs w:val="22"/>
-        </w:rPr>
-        <w:t xml:space="preserve">2. </w:t>
-      </w:r>
-      <w:r>
-        <w:rPr>
-          <w:rFonts w:ascii="Calibri" w:cs="Calibri" w:eastAsia="Calibri" w:hAnsi="Calibri"/>
-          <w:b w:val="false"/>
-          <w:bCs w:val="false"/>
-          <w:i w:val="false"/>
-          <w:iCs w:val="false"/>
-          <w:color w:val="000000"/>
-          <w:sz w:val="22"/>
-          <w:szCs w:val="22"/>
-        </w:rPr>
-        <w:t xml:space="preserve">Click Who can see what.</w:t>
-      </w:r>
-    </w:p>
-    <w:p>
-      <w:pPr>
-        <w:spacing w:after="80" w:line="276"/>
-      </w:pPr>
-      <w:r>
-        <w:rPr>
-          <w:rFonts w:ascii="Calibri" w:cs="Calibri" w:eastAsia="Calibri" w:hAnsi="Calibri"/>
-          <w:b/>
-          <w:bCs/>
-          <w:i w:val="false"/>
-          <w:iCs w:val="false"/>
-          <w:color w:val="000000"/>
-          <w:sz w:val="22"/>
-          <w:szCs w:val="22"/>
-        </w:rPr>
-        <w:t xml:space="preserve">3. </w:t>
-      </w:r>
-      <w:r>
-        <w:rPr>
-          <w:rFonts w:ascii="Calibri" w:cs="Calibri" w:eastAsia="Calibri" w:hAnsi="Calibri"/>
-          <w:b w:val="false"/>
-          <w:bCs w:val="false"/>
-          <w:i w:val="false"/>
-          <w:iCs w:val="false"/>
-          <w:color w:val="000000"/>
-          <w:sz w:val="22"/>
-          <w:szCs w:val="22"/>
-        </w:rPr>
-        <w:t xml:space="preserve">Open Cashier. Confirm Sell now is ticked and Goods on the way is not ticked unless you want it.</w:t>
-      </w:r>
-    </w:p>
-    <w:p>
-      <w:pPr>
-        <w:spacing w:after="80" w:line="276"/>
-      </w:pPr>
-      <w:r>
-        <w:rPr>
-          <w:rFonts w:ascii="Calibri" w:cs="Calibri" w:eastAsia="Calibri" w:hAnsi="Calibri"/>
-          <w:b/>
-          <w:bCs/>
-          <w:i w:val="false"/>
-          <w:iCs w:val="false"/>
-          <w:color w:val="000000"/>
-          <w:sz w:val="22"/>
-          <w:szCs w:val="22"/>
-        </w:rPr>
-        <w:t xml:space="preserve">4. </w:t>
-      </w:r>
-      <w:r>
-        <w:rPr>
-          <w:rFonts w:ascii="Calibri" w:cs="Calibri" w:eastAsia="Calibri" w:hAnsi="Calibri"/>
-          <w:b w:val="false"/>
-          <w:bCs w:val="false"/>
-          <w:i w:val="false"/>
-          <w:iCs w:val="false"/>
-          <w:color w:val="000000"/>
-          <w:sz w:val="22"/>
-          <w:szCs w:val="22"/>
-        </w:rPr>
-        <w:t xml:space="preserve">Save only if you mean to change a live rule. For a first read, do not untick things at random.</w:t>
-      </w:r>
-    </w:p>
-    <w:p>
-      <w:pPr>
-        <w:pStyle w:val="Heading3"/>
-        <w:spacing w:after="80" w:before="200"/>
-      </w:pPr>
-      <w:r>
-        <w:rPr>
-          <w:rFonts w:ascii="Calibri" w:cs="Calibri" w:eastAsia="Calibri" w:hAnsi="Calibri"/>
-          <w:b/>
-          <w:bCs/>
-          <w:i w:val="false"/>
-          <w:iCs w:val="false"/>
-          <w:color w:val="000000"/>
-          <w:sz w:val="24"/>
-          <w:szCs w:val="24"/>
-        </w:rPr>
-        <w:t xml:space="preserve">What you should see</w:t>
+        <w:t xml:space="preserve">Disable stops that person from signing in.</w:t>
       </w:r>
     </w:p>
     <w:p>
@@ -17472,7 +17196,302 @@
           <w:sz w:val="22"/>
           <w:szCs w:val="22"/>
         </w:rPr>
-        <w:t xml:space="preserve">CEO who opens this address is sent away. Only Super Admin may use it.</w:t>
+        <w:t xml:space="preserve">Restore lets them sign in again.</w:t>
+      </w:r>
+    </w:p>
+    <w:p>
+      <w:pPr>
+        <w:pStyle w:val="Heading2"/>
+        <w:spacing w:after="120" w:before="280"/>
+      </w:pPr>
+      <w:r>
+        <w:rPr>
+          <w:rFonts w:ascii="Calibri" w:cs="Calibri" w:eastAsia="Calibri" w:hAnsi="Calibri"/>
+          <w:b/>
+          <w:bCs/>
+          <w:i w:val="false"/>
+          <w:iCs w:val="false"/>
+          <w:color w:val="000000"/>
+          <w:sz w:val="26"/>
+          <w:szCs w:val="26"/>
+        </w:rPr>
+        <w:t xml:space="preserve">10.23 Who can see what</w:t>
+      </w:r>
+    </w:p>
+    <w:p>
+      <w:pPr>
+        <w:pStyle w:val="Heading3"/>
+        <w:spacing w:after="80" w:before="200"/>
+      </w:pPr>
+      <w:r>
+        <w:rPr>
+          <w:rFonts w:ascii="Calibri" w:cs="Calibri" w:eastAsia="Calibri" w:hAnsi="Calibri"/>
+          <w:b/>
+          <w:bCs/>
+          <w:i w:val="false"/>
+          <w:iCs w:val="false"/>
+          <w:color w:val="000000"/>
+          <w:sz w:val="24"/>
+          <w:szCs w:val="24"/>
+        </w:rPr>
+        <w:t xml:space="preserve">What this page is</w:t>
+      </w:r>
+    </w:p>
+    <w:p>
+      <w:pPr>
+        <w:spacing w:after="160" w:before="0" w:line="276"/>
+        <w:jc w:val="left"/>
+      </w:pPr>
+      <w:r>
+        <w:rPr>
+          <w:rFonts w:ascii="Calibri" w:cs="Calibri" w:eastAsia="Calibri" w:hAnsi="Calibri"/>
+          <w:b w:val="false"/>
+          <w:bCs w:val="false"/>
+          <w:i w:val="false"/>
+          <w:iCs w:val="false"/>
+          <w:color w:val="000000"/>
+          <w:sz w:val="22"/>
+          <w:szCs w:val="22"/>
+        </w:rPr>
+        <w:t xml:space="preserve">This page is Super Admin only. You tick the pages and the work for each job. Super Admin is not ticked here because Super Admin always has all rights.</w:t>
+      </w:r>
+    </w:p>
+    <w:p>
+      <w:pPr>
+        <w:pStyle w:val="Heading3"/>
+        <w:spacing w:after="80" w:before="200"/>
+      </w:pPr>
+      <w:r>
+        <w:rPr>
+          <w:rFonts w:ascii="Calibri" w:cs="Calibri" w:eastAsia="Calibri" w:hAnsi="Calibri"/>
+          <w:b/>
+          <w:bCs/>
+          <w:i w:val="false"/>
+          <w:iCs w:val="false"/>
+          <w:color w:val="000000"/>
+          <w:sz w:val="24"/>
+          <w:szCs w:val="24"/>
+        </w:rPr>
+        <w:t xml:space="preserve">Why it is here</w:t>
+      </w:r>
+    </w:p>
+    <w:p>
+      <w:pPr>
+        <w:spacing w:after="160" w:before="0" w:line="276"/>
+        <w:jc w:val="left"/>
+      </w:pPr>
+      <w:r>
+        <w:rPr>
+          <w:rFonts w:ascii="Calibri" w:cs="Calibri" w:eastAsia="Calibri" w:hAnsi="Calibri"/>
+          <w:b w:val="false"/>
+          <w:bCs w:val="false"/>
+          <w:i w:val="false"/>
+          <w:iCs w:val="false"/>
+          <w:color w:val="000000"/>
+          <w:sz w:val="22"/>
+          <w:szCs w:val="22"/>
+        </w:rPr>
+        <w:t xml:space="preserve">The CEO may want the accountant to see money but not Sell now. That should be a tick, not a phone call to Techvaults.</w:t>
+      </w:r>
+    </w:p>
+    <w:p>
+      <w:pPr>
+        <w:pStyle w:val="Heading3"/>
+        <w:spacing w:after="80" w:before="200"/>
+      </w:pPr>
+      <w:r>
+        <w:rPr>
+          <w:rFonts w:ascii="Calibri" w:cs="Calibri" w:eastAsia="Calibri" w:hAnsi="Calibri"/>
+          <w:b/>
+          <w:bCs/>
+          <w:i w:val="false"/>
+          <w:iCs w:val="false"/>
+          <w:color w:val="000000"/>
+          <w:sz w:val="24"/>
+          <w:szCs w:val="24"/>
+        </w:rPr>
+        <w:t xml:space="preserve">A real shop story</w:t>
+      </w:r>
+    </w:p>
+    <w:p>
+      <w:pPr>
+        <w:spacing w:after="160" w:before="0" w:line="276"/>
+        <w:jc w:val="left"/>
+      </w:pPr>
+      <w:r>
+        <w:rPr>
+          <w:rFonts w:ascii="Calibri" w:cs="Calibri" w:eastAsia="Calibri" w:hAnsi="Calibri"/>
+          <w:b w:val="false"/>
+          <w:bCs w:val="false"/>
+          <w:i w:val="false"/>
+          <w:iCs w:val="false"/>
+          <w:color w:val="000000"/>
+          <w:sz w:val="22"/>
+          <w:szCs w:val="22"/>
+        </w:rPr>
+        <w:t xml:space="preserve">The CEO asks that cashiers must not see Reports. Super Admin opens Who can see what, finds Cashier, unticks Reports, and saves. The cashier signs out and in. Reports is gone.</w:t>
+      </w:r>
+    </w:p>
+    <w:p>
+      <w:pPr>
+        <w:pStyle w:val="Heading3"/>
+        <w:spacing w:after="80" w:before="200"/>
+      </w:pPr>
+      <w:r>
+        <w:rPr>
+          <w:rFonts w:ascii="Calibri" w:cs="Calibri" w:eastAsia="Calibri" w:hAnsi="Calibri"/>
+          <w:b/>
+          <w:bCs/>
+          <w:i w:val="false"/>
+          <w:iCs w:val="false"/>
+          <w:color w:val="000000"/>
+          <w:sz w:val="24"/>
+          <w:szCs w:val="24"/>
+        </w:rPr>
+        <w:t xml:space="preserve">How to try it</w:t>
+      </w:r>
+    </w:p>
+    <w:p>
+      <w:pPr>
+        <w:spacing w:after="80" w:line="276"/>
+      </w:pPr>
+      <w:r>
+        <w:rPr>
+          <w:rFonts w:ascii="Calibri" w:cs="Calibri" w:eastAsia="Calibri" w:hAnsi="Calibri"/>
+          <w:b/>
+          <w:bCs/>
+          <w:i w:val="false"/>
+          <w:iCs w:val="false"/>
+          <w:color w:val="000000"/>
+          <w:sz w:val="22"/>
+          <w:szCs w:val="22"/>
+        </w:rPr>
+        <w:t xml:space="preserve">1. </w:t>
+      </w:r>
+      <w:r>
+        <w:rPr>
+          <w:rFonts w:ascii="Calibri" w:cs="Calibri" w:eastAsia="Calibri" w:hAnsi="Calibri"/>
+          <w:b w:val="false"/>
+          <w:bCs w:val="false"/>
+          <w:i w:val="false"/>
+          <w:iCs w:val="false"/>
+          <w:color w:val="000000"/>
+          <w:sz w:val="22"/>
+          <w:szCs w:val="22"/>
+        </w:rPr>
+        <w:t xml:space="preserve">Sign in as Super Admin.</w:t>
+      </w:r>
+    </w:p>
+    <w:p>
+      <w:pPr>
+        <w:spacing w:after="80" w:line="276"/>
+      </w:pPr>
+      <w:r>
+        <w:rPr>
+          <w:rFonts w:ascii="Calibri" w:cs="Calibri" w:eastAsia="Calibri" w:hAnsi="Calibri"/>
+          <w:b/>
+          <w:bCs/>
+          <w:i w:val="false"/>
+          <w:iCs w:val="false"/>
+          <w:color w:val="000000"/>
+          <w:sz w:val="22"/>
+          <w:szCs w:val="22"/>
+        </w:rPr>
+        <w:t xml:space="preserve">2. </w:t>
+      </w:r>
+      <w:r>
+        <w:rPr>
+          <w:rFonts w:ascii="Calibri" w:cs="Calibri" w:eastAsia="Calibri" w:hAnsi="Calibri"/>
+          <w:b w:val="false"/>
+          <w:bCs w:val="false"/>
+          <w:i w:val="false"/>
+          <w:iCs w:val="false"/>
+          <w:color w:val="000000"/>
+          <w:sz w:val="22"/>
+          <w:szCs w:val="22"/>
+        </w:rPr>
+        <w:t xml:space="preserve">Click Who can see what.</w:t>
+      </w:r>
+    </w:p>
+    <w:p>
+      <w:pPr>
+        <w:spacing w:after="80" w:line="276"/>
+      </w:pPr>
+      <w:r>
+        <w:rPr>
+          <w:rFonts w:ascii="Calibri" w:cs="Calibri" w:eastAsia="Calibri" w:hAnsi="Calibri"/>
+          <w:b/>
+          <w:bCs/>
+          <w:i w:val="false"/>
+          <w:iCs w:val="false"/>
+          <w:color w:val="000000"/>
+          <w:sz w:val="22"/>
+          <w:szCs w:val="22"/>
+        </w:rPr>
+        <w:t xml:space="preserve">3. </w:t>
+      </w:r>
+      <w:r>
+        <w:rPr>
+          <w:rFonts w:ascii="Calibri" w:cs="Calibri" w:eastAsia="Calibri" w:hAnsi="Calibri"/>
+          <w:b w:val="false"/>
+          <w:bCs w:val="false"/>
+          <w:i w:val="false"/>
+          <w:iCs w:val="false"/>
+          <w:color w:val="000000"/>
+          <w:sz w:val="22"/>
+          <w:szCs w:val="22"/>
+        </w:rPr>
+        <w:t xml:space="preserve">Open Cashier. Confirm Sell now is ticked and Goods on the way is not ticked unless you want it.</w:t>
+      </w:r>
+    </w:p>
+    <w:p>
+      <w:pPr>
+        <w:spacing w:after="80" w:line="276"/>
+      </w:pPr>
+      <w:r>
+        <w:rPr>
+          <w:rFonts w:ascii="Calibri" w:cs="Calibri" w:eastAsia="Calibri" w:hAnsi="Calibri"/>
+          <w:b/>
+          <w:bCs/>
+          <w:i w:val="false"/>
+          <w:iCs w:val="false"/>
+          <w:color w:val="000000"/>
+          <w:sz w:val="22"/>
+          <w:szCs w:val="22"/>
+        </w:rPr>
+        <w:t xml:space="preserve">4. </w:t>
+      </w:r>
+      <w:r>
+        <w:rPr>
+          <w:rFonts w:ascii="Calibri" w:cs="Calibri" w:eastAsia="Calibri" w:hAnsi="Calibri"/>
+          <w:b w:val="false"/>
+          <w:bCs w:val="false"/>
+          <w:i w:val="false"/>
+          <w:iCs w:val="false"/>
+          <w:color w:val="000000"/>
+          <w:sz w:val="22"/>
+          <w:szCs w:val="22"/>
+        </w:rPr>
+        <w:t xml:space="preserve">Save only if you mean to change a live rule. For a first read, do not untick things at random.</w:t>
+      </w:r>
+    </w:p>
+    <w:p>
+      <w:pPr>
+        <w:pStyle w:val="Heading3"/>
+        <w:spacing w:after="80" w:before="200"/>
+      </w:pPr>
+      <w:r>
+        <w:rPr>
+          <w:rFonts w:ascii="Calibri" w:cs="Calibri" w:eastAsia="Calibri" w:hAnsi="Calibri"/>
+          <w:b/>
+          <w:bCs/>
+          <w:i w:val="false"/>
+          <w:iCs w:val="false"/>
+          <w:color w:val="000000"/>
+          <w:sz w:val="24"/>
+          <w:szCs w:val="24"/>
+        </w:rPr>
+        <w:t xml:space="preserve">What you should see</w:t>
       </w:r>
     </w:p>
     <w:p>
@@ -17495,7 +17514,7 @@
           <w:sz w:val="22"/>
           <w:szCs w:val="22"/>
         </w:rPr>
-        <w:t xml:space="preserve">Ticks you save change that job on the next visit.</w:t>
+        <w:t xml:space="preserve">CEO who opens this address is sent away. Only Super Admin may use it.</w:t>
       </w:r>
     </w:p>
     <w:p>
@@ -17518,302 +17537,7 @@
           <w:sz w:val="22"/>
           <w:szCs w:val="22"/>
         </w:rPr>
-        <w:t xml:space="preserve">Super Admin cannot remove Super Admin rights here. That is by design.</w:t>
-      </w:r>
-    </w:p>
-    <w:p>
-      <w:pPr>
-        <w:pStyle w:val="Heading2"/>
-        <w:spacing w:after="120" w:before="280"/>
-      </w:pPr>
-      <w:r>
-        <w:rPr>
-          <w:rFonts w:ascii="Calibri" w:cs="Calibri" w:eastAsia="Calibri" w:hAnsi="Calibri"/>
-          <w:b/>
-          <w:bCs/>
-          <w:i w:val="false"/>
-          <w:iCs w:val="false"/>
-          <w:color w:val="000000"/>
-          <w:sz w:val="26"/>
-          <w:szCs w:val="26"/>
-        </w:rPr>
-        <w:t xml:space="preserve">10.24 Reports</w:t>
-      </w:r>
-    </w:p>
-    <w:p>
-      <w:pPr>
-        <w:pStyle w:val="Heading3"/>
-        <w:spacing w:after="80" w:before="200"/>
-      </w:pPr>
-      <w:r>
-        <w:rPr>
-          <w:rFonts w:ascii="Calibri" w:cs="Calibri" w:eastAsia="Calibri" w:hAnsi="Calibri"/>
-          <w:b/>
-          <w:bCs/>
-          <w:i w:val="false"/>
-          <w:iCs w:val="false"/>
-          <w:color w:val="000000"/>
-          <w:sz w:val="24"/>
-          <w:szCs w:val="24"/>
-        </w:rPr>
-        <w:t xml:space="preserve">What this page is</w:t>
-      </w:r>
-    </w:p>
-    <w:p>
-      <w:pPr>
-        <w:spacing w:after="160" w:before="0" w:line="276"/>
-        <w:jc w:val="left"/>
-      </w:pPr>
-      <w:r>
-        <w:rPr>
-          <w:rFonts w:ascii="Calibri" w:cs="Calibri" w:eastAsia="Calibri" w:hAnsi="Calibri"/>
-          <w:b w:val="false"/>
-          <w:bCs w:val="false"/>
-          <w:i w:val="false"/>
-          <w:iCs w:val="false"/>
-          <w:color w:val="000000"/>
-          <w:sz w:val="22"/>
-          <w:szCs w:val="22"/>
-        </w:rPr>
-        <w:t xml:space="preserve">Reports shows today’s real numbers: sales, money collected, stock value, swaps, returns, and who still owes. You can print the report or export sales as a file.</w:t>
-      </w:r>
-    </w:p>
-    <w:p>
-      <w:pPr>
-        <w:pStyle w:val="Heading3"/>
-        <w:spacing w:after="80" w:before="200"/>
-      </w:pPr>
-      <w:r>
-        <w:rPr>
-          <w:rFonts w:ascii="Calibri" w:cs="Calibri" w:eastAsia="Calibri" w:hAnsi="Calibri"/>
-          <w:b/>
-          <w:bCs/>
-          <w:i w:val="false"/>
-          <w:iCs w:val="false"/>
-          <w:color w:val="000000"/>
-          <w:sz w:val="24"/>
-          <w:szCs w:val="24"/>
-        </w:rPr>
-        <w:t xml:space="preserve">Why it is here</w:t>
-      </w:r>
-    </w:p>
-    <w:p>
-      <w:pPr>
-        <w:spacing w:after="160" w:before="0" w:line="276"/>
-        <w:jc w:val="left"/>
-      </w:pPr>
-      <w:r>
-        <w:rPr>
-          <w:rFonts w:ascii="Calibri" w:cs="Calibri" w:eastAsia="Calibri" w:hAnsi="Calibri"/>
-          <w:b w:val="false"/>
-          <w:bCs w:val="false"/>
-          <w:i w:val="false"/>
-          <w:iCs w:val="false"/>
-          <w:color w:val="000000"/>
-          <w:sz w:val="22"/>
-          <w:szCs w:val="22"/>
-        </w:rPr>
-        <w:t xml:space="preserve">Home is a snapshot. Reports is the pack you take to a meeting.</w:t>
-      </w:r>
-    </w:p>
-    <w:p>
-      <w:pPr>
-        <w:pStyle w:val="Heading3"/>
-        <w:spacing w:after="80" w:before="200"/>
-      </w:pPr>
-      <w:r>
-        <w:rPr>
-          <w:rFonts w:ascii="Calibri" w:cs="Calibri" w:eastAsia="Calibri" w:hAnsi="Calibri"/>
-          <w:b/>
-          <w:bCs/>
-          <w:i w:val="false"/>
-          <w:iCs w:val="false"/>
-          <w:color w:val="000000"/>
-          <w:sz w:val="24"/>
-          <w:szCs w:val="24"/>
-        </w:rPr>
-        <w:t xml:space="preserve">A real shop story</w:t>
-      </w:r>
-    </w:p>
-    <w:p>
-      <w:pPr>
-        <w:spacing w:after="160" w:before="0" w:line="276"/>
-        <w:jc w:val="left"/>
-      </w:pPr>
-      <w:r>
-        <w:rPr>
-          <w:rFonts w:ascii="Calibri" w:cs="Calibri" w:eastAsia="Calibri" w:hAnsi="Calibri"/>
-          <w:b w:val="false"/>
-          <w:bCs w:val="false"/>
-          <w:i w:val="false"/>
-          <w:iCs w:val="false"/>
-          <w:color w:val="000000"/>
-          <w:sz w:val="22"/>
-          <w:szCs w:val="22"/>
-        </w:rPr>
-        <w:t xml:space="preserve">Friday review. The CEO prints Reports. Iwo Road and Challenge are compared. Low stock items are listed. Nobody copies numbers from a notebook.</w:t>
-      </w:r>
-    </w:p>
-    <w:p>
-      <w:pPr>
-        <w:pStyle w:val="Heading3"/>
-        <w:spacing w:after="80" w:before="200"/>
-      </w:pPr>
-      <w:r>
-        <w:rPr>
-          <w:rFonts w:ascii="Calibri" w:cs="Calibri" w:eastAsia="Calibri" w:hAnsi="Calibri"/>
-          <w:b/>
-          <w:bCs/>
-          <w:i w:val="false"/>
-          <w:iCs w:val="false"/>
-          <w:color w:val="000000"/>
-          <w:sz w:val="24"/>
-          <w:szCs w:val="24"/>
-        </w:rPr>
-        <w:t xml:space="preserve">How to try it</w:t>
-      </w:r>
-    </w:p>
-    <w:p>
-      <w:pPr>
-        <w:spacing w:after="80" w:line="276"/>
-      </w:pPr>
-      <w:r>
-        <w:rPr>
-          <w:rFonts w:ascii="Calibri" w:cs="Calibri" w:eastAsia="Calibri" w:hAnsi="Calibri"/>
-          <w:b/>
-          <w:bCs/>
-          <w:i w:val="false"/>
-          <w:iCs w:val="false"/>
-          <w:color w:val="000000"/>
-          <w:sz w:val="22"/>
-          <w:szCs w:val="22"/>
-        </w:rPr>
-        <w:t xml:space="preserve">1. </w:t>
-      </w:r>
-      <w:r>
-        <w:rPr>
-          <w:rFonts w:ascii="Calibri" w:cs="Calibri" w:eastAsia="Calibri" w:hAnsi="Calibri"/>
-          <w:b w:val="false"/>
-          <w:bCs w:val="false"/>
-          <w:i w:val="false"/>
-          <w:iCs w:val="false"/>
-          <w:color w:val="000000"/>
-          <w:sz w:val="22"/>
-          <w:szCs w:val="22"/>
-        </w:rPr>
-        <w:t xml:space="preserve">Sign in as CEO.</w:t>
-      </w:r>
-    </w:p>
-    <w:p>
-      <w:pPr>
-        <w:spacing w:after="80" w:line="276"/>
-      </w:pPr>
-      <w:r>
-        <w:rPr>
-          <w:rFonts w:ascii="Calibri" w:cs="Calibri" w:eastAsia="Calibri" w:hAnsi="Calibri"/>
-          <w:b/>
-          <w:bCs/>
-          <w:i w:val="false"/>
-          <w:iCs w:val="false"/>
-          <w:color w:val="000000"/>
-          <w:sz w:val="22"/>
-          <w:szCs w:val="22"/>
-        </w:rPr>
-        <w:t xml:space="preserve">2. </w:t>
-      </w:r>
-      <w:r>
-        <w:rPr>
-          <w:rFonts w:ascii="Calibri" w:cs="Calibri" w:eastAsia="Calibri" w:hAnsi="Calibri"/>
-          <w:b w:val="false"/>
-          <w:bCs w:val="false"/>
-          <w:i w:val="false"/>
-          <w:iCs w:val="false"/>
-          <w:color w:val="000000"/>
-          <w:sz w:val="22"/>
-          <w:szCs w:val="22"/>
-        </w:rPr>
-        <w:t xml:space="preserve">Click Reports.</w:t>
-      </w:r>
-    </w:p>
-    <w:p>
-      <w:pPr>
-        <w:spacing w:after="80" w:line="276"/>
-      </w:pPr>
-      <w:r>
-        <w:rPr>
-          <w:rFonts w:ascii="Calibri" w:cs="Calibri" w:eastAsia="Calibri" w:hAnsi="Calibri"/>
-          <w:b/>
-          <w:bCs/>
-          <w:i w:val="false"/>
-          <w:iCs w:val="false"/>
-          <w:color w:val="000000"/>
-          <w:sz w:val="22"/>
-          <w:szCs w:val="22"/>
-        </w:rPr>
-        <w:t xml:space="preserve">3. </w:t>
-      </w:r>
-      <w:r>
-        <w:rPr>
-          <w:rFonts w:ascii="Calibri" w:cs="Calibri" w:eastAsia="Calibri" w:hAnsi="Calibri"/>
-          <w:b w:val="false"/>
-          <w:bCs w:val="false"/>
-          <w:i w:val="false"/>
-          <w:iCs w:val="false"/>
-          <w:color w:val="000000"/>
-          <w:sz w:val="22"/>
-          <w:szCs w:val="22"/>
-        </w:rPr>
-        <w:t xml:space="preserve">Read sales, collected money, and stock.</w:t>
-      </w:r>
-    </w:p>
-    <w:p>
-      <w:pPr>
-        <w:spacing w:after="80" w:line="276"/>
-      </w:pPr>
-      <w:r>
-        <w:rPr>
-          <w:rFonts w:ascii="Calibri" w:cs="Calibri" w:eastAsia="Calibri" w:hAnsi="Calibri"/>
-          <w:b/>
-          <w:bCs/>
-          <w:i w:val="false"/>
-          <w:iCs w:val="false"/>
-          <w:color w:val="000000"/>
-          <w:sz w:val="22"/>
-          <w:szCs w:val="22"/>
-        </w:rPr>
-        <w:t xml:space="preserve">4. </w:t>
-      </w:r>
-      <w:r>
-        <w:rPr>
-          <w:rFonts w:ascii="Calibri" w:cs="Calibri" w:eastAsia="Calibri" w:hAnsi="Calibri"/>
-          <w:b w:val="false"/>
-          <w:bCs w:val="false"/>
-          <w:i w:val="false"/>
-          <w:iCs w:val="false"/>
-          <w:color w:val="000000"/>
-          <w:sz w:val="22"/>
-          <w:szCs w:val="22"/>
-        </w:rPr>
-        <w:t xml:space="preserve">Click Print report. Cancel if you do not need paper.</w:t>
-      </w:r>
-    </w:p>
-    <w:p>
-      <w:pPr>
-        <w:pStyle w:val="Heading3"/>
-        <w:spacing w:after="80" w:before="200"/>
-      </w:pPr>
-      <w:r>
-        <w:rPr>
-          <w:rFonts w:ascii="Calibri" w:cs="Calibri" w:eastAsia="Calibri" w:hAnsi="Calibri"/>
-          <w:b/>
-          <w:bCs/>
-          <w:i w:val="false"/>
-          <w:iCs w:val="false"/>
-          <w:color w:val="000000"/>
-          <w:sz w:val="24"/>
-          <w:szCs w:val="24"/>
-        </w:rPr>
-        <w:t xml:space="preserve">What you should see</w:t>
+        <w:t xml:space="preserve">Ticks you save change that job on the next visit.</w:t>
       </w:r>
     </w:p>
     <w:p>
@@ -17836,7 +17560,402 @@
           <w:sz w:val="22"/>
           <w:szCs w:val="22"/>
         </w:rPr>
+        <w:t xml:space="preserve">Super Admin cannot remove Super Admin rights here. That is by design.</w:t>
+      </w:r>
+    </w:p>
+    <w:p>
+      <w:pPr>
+        <w:pStyle w:val="Heading2"/>
+        <w:spacing w:after="120" w:before="280"/>
+      </w:pPr>
+      <w:r>
+        <w:rPr>
+          <w:rFonts w:ascii="Calibri" w:cs="Calibri" w:eastAsia="Calibri" w:hAnsi="Calibri"/>
+          <w:b/>
+          <w:bCs/>
+          <w:i w:val="false"/>
+          <w:iCs w:val="false"/>
+          <w:color w:val="000000"/>
+          <w:sz w:val="26"/>
+          <w:szCs w:val="26"/>
+        </w:rPr>
+        <w:t xml:space="preserve">10.24 Reports</w:t>
+      </w:r>
+    </w:p>
+    <w:p>
+      <w:pPr>
+        <w:pStyle w:val="Heading3"/>
+        <w:spacing w:after="80" w:before="200"/>
+      </w:pPr>
+      <w:r>
+        <w:rPr>
+          <w:rFonts w:ascii="Calibri" w:cs="Calibri" w:eastAsia="Calibri" w:hAnsi="Calibri"/>
+          <w:b/>
+          <w:bCs/>
+          <w:i w:val="false"/>
+          <w:iCs w:val="false"/>
+          <w:color w:val="000000"/>
+          <w:sz w:val="24"/>
+          <w:szCs w:val="24"/>
+        </w:rPr>
+        <w:t xml:space="preserve">What this page is</w:t>
+      </w:r>
+    </w:p>
+    <w:p>
+      <w:pPr>
+        <w:spacing w:after="160" w:before="0" w:line="276"/>
+        <w:jc w:val="left"/>
+      </w:pPr>
+      <w:r>
+        <w:rPr>
+          <w:rFonts w:ascii="Calibri" w:cs="Calibri" w:eastAsia="Calibri" w:hAnsi="Calibri"/>
+          <w:b w:val="false"/>
+          <w:bCs w:val="false"/>
+          <w:i w:val="false"/>
+          <w:iCs w:val="false"/>
+          <w:color w:val="000000"/>
+          <w:sz w:val="22"/>
+          <w:szCs w:val="22"/>
+        </w:rPr>
+        <w:t xml:space="preserve">Reports shows sales, money collected, stock value, swaps, returns, and who still owes, for every completed record you can see. On screen it is a dashboard. Print or download gives a branded management report with the ab mark, shop books, people who still owe, unpaid supplier invoices, and low stock. The pack does not change any invoice.</w:t>
+      </w:r>
+    </w:p>
+    <w:p>
+      <w:pPr>
+        <w:pStyle w:val="Heading3"/>
+        <w:spacing w:after="80" w:before="200"/>
+      </w:pPr>
+      <w:r>
+        <w:rPr>
+          <w:rFonts w:ascii="Calibri" w:cs="Calibri" w:eastAsia="Calibri" w:hAnsi="Calibri"/>
+          <w:b/>
+          <w:bCs/>
+          <w:i w:val="false"/>
+          <w:iCs w:val="false"/>
+          <w:color w:val="000000"/>
+          <w:sz w:val="24"/>
+          <w:szCs w:val="24"/>
+        </w:rPr>
+        <w:t xml:space="preserve">Why it is here</w:t>
+      </w:r>
+    </w:p>
+    <w:p>
+      <w:pPr>
+        <w:spacing w:after="160" w:before="0" w:line="276"/>
+        <w:jc w:val="left"/>
+      </w:pPr>
+      <w:r>
+        <w:rPr>
+          <w:rFonts w:ascii="Calibri" w:cs="Calibri" w:eastAsia="Calibri" w:hAnsi="Calibri"/>
+          <w:b w:val="false"/>
+          <w:bCs w:val="false"/>
+          <w:i w:val="false"/>
+          <w:iCs w:val="false"/>
+          <w:color w:val="000000"/>
+          <w:sz w:val="22"/>
+          <w:szCs w:val="22"/>
+        </w:rPr>
+        <w:t xml:space="preserve">Home is a snapshot. Reports is the pack you take to a meeting. It must look like a company paper, not a screen dump with buttons.</w:t>
+      </w:r>
+    </w:p>
+    <w:p>
+      <w:pPr>
+        <w:pStyle w:val="Heading3"/>
+        <w:spacing w:after="80" w:before="200"/>
+      </w:pPr>
+      <w:r>
+        <w:rPr>
+          <w:rFonts w:ascii="Calibri" w:cs="Calibri" w:eastAsia="Calibri" w:hAnsi="Calibri"/>
+          <w:b/>
+          <w:bCs/>
+          <w:i w:val="false"/>
+          <w:iCs w:val="false"/>
+          <w:color w:val="000000"/>
+          <w:sz w:val="24"/>
+          <w:szCs w:val="24"/>
+        </w:rPr>
+        <w:t xml:space="preserve">A real shop story</w:t>
+      </w:r>
+    </w:p>
+    <w:p>
+      <w:pPr>
+        <w:spacing w:after="160" w:before="0" w:line="276"/>
+        <w:jc w:val="left"/>
+      </w:pPr>
+      <w:r>
+        <w:rPr>
+          <w:rFonts w:ascii="Calibri" w:cs="Calibri" w:eastAsia="Calibri" w:hAnsi="Calibri"/>
+          <w:b w:val="false"/>
+          <w:bCs w:val="false"/>
+          <w:i w:val="false"/>
+          <w:iCs w:val="false"/>
+          <w:color w:val="000000"/>
+          <w:sz w:val="22"/>
+          <w:szCs w:val="22"/>
+        </w:rPr>
+        <w:t xml:space="preserve">Friday review. The CEO opens Reports, then downloads the branded PDF. Iwo Road and Challenge sit on one page. Low stock is listed. The Check the books button is not on the paper. Nobody copies numbers from a notebook.</w:t>
+      </w:r>
+    </w:p>
+    <w:p>
+      <w:pPr>
+        <w:pStyle w:val="Heading3"/>
+        <w:spacing w:after="80" w:before="200"/>
+      </w:pPr>
+      <w:r>
+        <w:rPr>
+          <w:rFonts w:ascii="Calibri" w:cs="Calibri" w:eastAsia="Calibri" w:hAnsi="Calibri"/>
+          <w:b/>
+          <w:bCs/>
+          <w:i w:val="false"/>
+          <w:iCs w:val="false"/>
+          <w:color w:val="000000"/>
+          <w:sz w:val="24"/>
+          <w:szCs w:val="24"/>
+        </w:rPr>
+        <w:t xml:space="preserve">How to try it</w:t>
+      </w:r>
+    </w:p>
+    <w:p>
+      <w:pPr>
+        <w:spacing w:after="80" w:line="276"/>
+      </w:pPr>
+      <w:r>
+        <w:rPr>
+          <w:rFonts w:ascii="Calibri" w:cs="Calibri" w:eastAsia="Calibri" w:hAnsi="Calibri"/>
+          <w:b/>
+          <w:bCs/>
+          <w:i w:val="false"/>
+          <w:iCs w:val="false"/>
+          <w:color w:val="000000"/>
+          <w:sz w:val="22"/>
+          <w:szCs w:val="22"/>
+        </w:rPr>
+        <w:t xml:space="preserve">1. </w:t>
+      </w:r>
+      <w:r>
+        <w:rPr>
+          <w:rFonts w:ascii="Calibri" w:cs="Calibri" w:eastAsia="Calibri" w:hAnsi="Calibri"/>
+          <w:b w:val="false"/>
+          <w:bCs w:val="false"/>
+          <w:i w:val="false"/>
+          <w:iCs w:val="false"/>
+          <w:color w:val="000000"/>
+          <w:sz w:val="22"/>
+          <w:szCs w:val="22"/>
+        </w:rPr>
+        <w:t xml:space="preserve">Sign in as CEO.</w:t>
+      </w:r>
+    </w:p>
+    <w:p>
+      <w:pPr>
+        <w:spacing w:after="80" w:line="276"/>
+      </w:pPr>
+      <w:r>
+        <w:rPr>
+          <w:rFonts w:ascii="Calibri" w:cs="Calibri" w:eastAsia="Calibri" w:hAnsi="Calibri"/>
+          <w:b/>
+          <w:bCs/>
+          <w:i w:val="false"/>
+          <w:iCs w:val="false"/>
+          <w:color w:val="000000"/>
+          <w:sz w:val="22"/>
+          <w:szCs w:val="22"/>
+        </w:rPr>
+        <w:t xml:space="preserve">2. </w:t>
+      </w:r>
+      <w:r>
+        <w:rPr>
+          <w:rFonts w:ascii="Calibri" w:cs="Calibri" w:eastAsia="Calibri" w:hAnsi="Calibri"/>
+          <w:b w:val="false"/>
+          <w:bCs w:val="false"/>
+          <w:i w:val="false"/>
+          <w:iCs w:val="false"/>
+          <w:color w:val="000000"/>
+          <w:sz w:val="22"/>
+          <w:szCs w:val="22"/>
+        </w:rPr>
+        <w:t xml:space="preserve">Click Reports.</w:t>
+      </w:r>
+    </w:p>
+    <w:p>
+      <w:pPr>
+        <w:spacing w:after="80" w:line="276"/>
+      </w:pPr>
+      <w:r>
+        <w:rPr>
+          <w:rFonts w:ascii="Calibri" w:cs="Calibri" w:eastAsia="Calibri" w:hAnsi="Calibri"/>
+          <w:b/>
+          <w:bCs/>
+          <w:i w:val="false"/>
+          <w:iCs w:val="false"/>
+          <w:color w:val="000000"/>
+          <w:sz w:val="22"/>
+          <w:szCs w:val="22"/>
+        </w:rPr>
+        <w:t xml:space="preserve">3. </w:t>
+      </w:r>
+      <w:r>
+        <w:rPr>
+          <w:rFonts w:ascii="Calibri" w:cs="Calibri" w:eastAsia="Calibri" w:hAnsi="Calibri"/>
+          <w:b w:val="false"/>
+          <w:bCs w:val="false"/>
+          <w:i w:val="false"/>
+          <w:iCs w:val="false"/>
+          <w:color w:val="000000"/>
+          <w:sz w:val="22"/>
+          <w:szCs w:val="22"/>
+        </w:rPr>
+        <w:t xml:space="preserve">Read sales, collected money, and stock on the screen.</w:t>
+      </w:r>
+    </w:p>
+    <w:p>
+      <w:pPr>
+        <w:spacing w:after="80" w:line="276"/>
+      </w:pPr>
+      <w:r>
+        <w:rPr>
+          <w:rFonts w:ascii="Calibri" w:cs="Calibri" w:eastAsia="Calibri" w:hAnsi="Calibri"/>
+          <w:b/>
+          <w:bCs/>
+          <w:i w:val="false"/>
+          <w:iCs w:val="false"/>
+          <w:color w:val="000000"/>
+          <w:sz w:val="22"/>
+          <w:szCs w:val="22"/>
+        </w:rPr>
+        <w:t xml:space="preserve">4. </w:t>
+      </w:r>
+      <w:r>
+        <w:rPr>
+          <w:rFonts w:ascii="Calibri" w:cs="Calibri" w:eastAsia="Calibri" w:hAnsi="Calibri"/>
+          <w:b w:val="false"/>
+          <w:bCs w:val="false"/>
+          <w:i w:val="false"/>
+          <w:iCs w:val="false"/>
+          <w:color w:val="000000"/>
+          <w:sz w:val="22"/>
+          <w:szCs w:val="22"/>
+        </w:rPr>
+        <w:t xml:space="preserve">Click Download branded PDF. Open the file and confirm the ab mark and NGN amounts.</w:t>
+      </w:r>
+    </w:p>
+    <w:p>
+      <w:pPr>
+        <w:spacing w:after="80" w:line="276"/>
+      </w:pPr>
+      <w:r>
+        <w:rPr>
+          <w:rFonts w:ascii="Calibri" w:cs="Calibri" w:eastAsia="Calibri" w:hAnsi="Calibri"/>
+          <w:b/>
+          <w:bCs/>
+          <w:i w:val="false"/>
+          <w:iCs w:val="false"/>
+          <w:color w:val="000000"/>
+          <w:sz w:val="22"/>
+          <w:szCs w:val="22"/>
+        </w:rPr>
+        <w:t xml:space="preserve">5. </w:t>
+      </w:r>
+      <w:r>
+        <w:rPr>
+          <w:rFonts w:ascii="Calibri" w:cs="Calibri" w:eastAsia="Calibri" w:hAnsi="Calibri"/>
+          <w:b w:val="false"/>
+          <w:bCs w:val="false"/>
+          <w:i w:val="false"/>
+          <w:iCs w:val="false"/>
+          <w:color w:val="000000"/>
+          <w:sz w:val="22"/>
+          <w:szCs w:val="22"/>
+        </w:rPr>
+        <w:t xml:space="preserve">Click Print / Save PDF. Confirm the paper has the blue header and no buttons. You may cancel after the preview.</w:t>
+      </w:r>
+    </w:p>
+    <w:p>
+      <w:pPr>
+        <w:pStyle w:val="Heading3"/>
+        <w:spacing w:after="80" w:before="200"/>
+      </w:pPr>
+      <w:r>
+        <w:rPr>
+          <w:rFonts w:ascii="Calibri" w:cs="Calibri" w:eastAsia="Calibri" w:hAnsi="Calibri"/>
+          <w:b/>
+          <w:bCs/>
+          <w:i w:val="false"/>
+          <w:iCs w:val="false"/>
+          <w:color w:val="000000"/>
+          <w:sz w:val="24"/>
+          <w:szCs w:val="24"/>
+        </w:rPr>
+        <w:t xml:space="preserve">What you should see</w:t>
+      </w:r>
+    </w:p>
+    <w:p>
+      <w:pPr>
+        <w:pStyle w:val="ListParagraph"/>
+        <w:numPr>
+          <w:ilvl w:val="0"/>
+          <w:numId w:val="2"/>
+        </w:numPr>
+        <w:spacing w:after="80" w:line="276"/>
+      </w:pPr>
+      <w:r>
+        <w:rPr>
+          <w:rFonts w:ascii="Calibri" w:cs="Calibri" w:eastAsia="Calibri" w:hAnsi="Calibri"/>
+          <w:b w:val="false"/>
+          <w:bCs w:val="false"/>
+          <w:i w:val="false"/>
+          <w:iCs w:val="false"/>
+          <w:color w:val="000000"/>
+          <w:sz w:val="22"/>
+          <w:szCs w:val="22"/>
+        </w:rPr>
         <w:t xml:space="preserve">Numbers match the shops you are allowed to see.</w:t>
+      </w:r>
+    </w:p>
+    <w:p>
+      <w:pPr>
+        <w:pStyle w:val="ListParagraph"/>
+        <w:numPr>
+          <w:ilvl w:val="0"/>
+          <w:numId w:val="2"/>
+        </w:numPr>
+        <w:spacing w:after="80" w:line="276"/>
+      </w:pPr>
+      <w:r>
+        <w:rPr>
+          <w:rFonts w:ascii="Calibri" w:cs="Calibri" w:eastAsia="Calibri" w:hAnsi="Calibri"/>
+          <w:b w:val="false"/>
+          <w:bCs w:val="false"/>
+          <w:i w:val="false"/>
+          <w:iCs w:val="false"/>
+          <w:color w:val="000000"/>
+          <w:sz w:val="22"/>
+          <w:szCs w:val="22"/>
+        </w:rPr>
+        <w:t xml:space="preserve">The printed pack has the ab mark, a report number starting with RP-, shop books, and sign-off footer.</w:t>
+      </w:r>
+    </w:p>
+    <w:p>
+      <w:pPr>
+        <w:pStyle w:val="ListParagraph"/>
+        <w:numPr>
+          <w:ilvl w:val="0"/>
+          <w:numId w:val="2"/>
+        </w:numPr>
+        <w:spacing w:after="80" w:line="276"/>
+      </w:pPr>
+      <w:r>
+        <w:rPr>
+          <w:rFonts w:ascii="Calibri" w:cs="Calibri" w:eastAsia="Calibri" w:hAnsi="Calibri"/>
+          <w:b w:val="false"/>
+          <w:bCs w:val="false"/>
+          <w:i w:val="false"/>
+          <w:iCs w:val="false"/>
+          <w:color w:val="000000"/>
+          <w:sz w:val="22"/>
+          <w:szCs w:val="22"/>
+        </w:rPr>
+        <w:t xml:space="preserve">Check the books, Print, and CSV buttons do not appear on the printed paper.</w:t>
       </w:r>
     </w:p>
     <w:p>
@@ -26356,7 +26475,7 @@
                 <w:sz w:val="20"/>
                 <w:szCs w:val="20"/>
               </w:rPr>
-              <w:t xml:space="preserve">PDF has the ab mark and sign-off lines. CSV opens in Excel with the same sections.</w:t>
+              <w:t xml:space="preserve">PDF has the ab mark, NGN amounts, and sign-off lines. CSV opens in Excel with the same sections.</w:t>
             </w:r>
           </w:p>
         </w:tc>
@@ -26510,6 +26629,159 @@
                 <w:szCs w:val="20"/>
               </w:rPr>
               <w:t xml:space="preserve">You can add numbers. No invoice or close is created.</w:t>
+            </w:r>
+          </w:p>
+        </w:tc>
+      </w:tr>
+      <w:tr>
+        <w:trPr>
+          <w:trHeight w:val="320" w:hRule="atLeast"/>
+        </w:trPr>
+        <w:tc>
+          <w:tcPr>
+            <w:tcW w:type="dxa" w:w="600"/>
+            <w:tcBorders>
+              <w:top w:val="single" w:color="000000" w:sz="8"/>
+              <w:left w:val="single" w:color="000000" w:sz="8"/>
+              <w:bottom w:val="single" w:color="000000" w:sz="8"/>
+              <w:right w:val="single" w:color="000000" w:sz="8"/>
+            </w:tcBorders>
+            <w:shd w:fill="F7F7F7" w:color="F7F7F7" w:val="clear"/>
+            <w:tcMar>
+              <w:top w:type="dxa" w:w="60"/>
+              <w:left w:type="dxa" w:w="80"/>
+              <w:bottom w:type="dxa" w:w="60"/>
+              <w:right w:type="dxa" w:w="80"/>
+            </w:tcMar>
+            <w:vAlign w:val="center"/>
+          </w:tcPr>
+          <w:p>
+            <w:pPr>
+              <w:jc w:val="left"/>
+            </w:pPr>
+            <w:r>
+              <w:rPr>
+                <w:rFonts w:ascii="Calibri" w:cs="Calibri" w:eastAsia="Calibri" w:hAnsi="Calibri"/>
+                <w:b w:val="false"/>
+                <w:bCs w:val="false"/>
+                <w:i w:val="false"/>
+                <w:iCs w:val="false"/>
+                <w:color w:val="000000"/>
+                <w:sz w:val="20"/>
+                <w:szCs w:val="20"/>
+              </w:rPr>
+              <w:t xml:space="preserve">26</w:t>
+            </w:r>
+          </w:p>
+        </w:tc>
+        <w:tc>
+          <w:tcPr>
+            <w:tcW w:type="dxa" w:w="2800"/>
+            <w:tcBorders>
+              <w:top w:val="single" w:color="000000" w:sz="8"/>
+              <w:left w:val="single" w:color="000000" w:sz="8"/>
+              <w:bottom w:val="single" w:color="000000" w:sz="8"/>
+              <w:right w:val="single" w:color="000000" w:sz="8"/>
+            </w:tcBorders>
+            <w:shd w:fill="F7F7F7" w:color="F7F7F7" w:val="clear"/>
+            <w:tcMar>
+              <w:top w:type="dxa" w:w="60"/>
+              <w:left w:type="dxa" w:w="80"/>
+              <w:bottom w:type="dxa" w:w="60"/>
+              <w:right w:type="dxa" w:w="80"/>
+            </w:tcMar>
+            <w:vAlign w:val="center"/>
+          </w:tcPr>
+          <w:p>
+            <w:pPr>
+              <w:jc w:val="left"/>
+            </w:pPr>
+            <w:r>
+              <w:rPr>
+                <w:rFonts w:ascii="Calibri" w:cs="Calibri" w:eastAsia="Calibri" w:hAnsi="Calibri"/>
+                <w:b w:val="false"/>
+                <w:bCs w:val="false"/>
+                <w:i w:val="false"/>
+                <w:iCs w:val="false"/>
+                <w:color w:val="000000"/>
+                <w:sz w:val="20"/>
+                <w:szCs w:val="20"/>
+              </w:rPr>
+              <w:t xml:space="preserve">Reports print looks like a company paper</w:t>
+            </w:r>
+          </w:p>
+        </w:tc>
+        <w:tc>
+          <w:tcPr>
+            <w:tcW w:type="dxa" w:w="2600"/>
+            <w:tcBorders>
+              <w:top w:val="single" w:color="000000" w:sz="8"/>
+              <w:left w:val="single" w:color="000000" w:sz="8"/>
+              <w:bottom w:val="single" w:color="000000" w:sz="8"/>
+              <w:right w:val="single" w:color="000000" w:sz="8"/>
+            </w:tcBorders>
+            <w:shd w:fill="F7F7F7" w:color="F7F7F7" w:val="clear"/>
+            <w:tcMar>
+              <w:top w:type="dxa" w:w="60"/>
+              <w:left w:type="dxa" w:w="80"/>
+              <w:bottom w:type="dxa" w:w="60"/>
+              <w:right w:type="dxa" w:w="80"/>
+            </w:tcMar>
+            <w:vAlign w:val="center"/>
+          </w:tcPr>
+          <w:p>
+            <w:pPr>
+              <w:jc w:val="left"/>
+            </w:pPr>
+            <w:r>
+              <w:rPr>
+                <w:rFonts w:ascii="Calibri" w:cs="Calibri" w:eastAsia="Calibri" w:hAnsi="Calibri"/>
+                <w:b w:val="false"/>
+                <w:bCs w:val="false"/>
+                <w:i w:val="false"/>
+                <w:iCs w:val="false"/>
+                <w:color w:val="000000"/>
+                <w:sz w:val="20"/>
+                <w:szCs w:val="20"/>
+              </w:rPr>
+              <w:t xml:space="preserve">ceo@abutwins.com</w:t>
+            </w:r>
+          </w:p>
+        </w:tc>
+        <w:tc>
+          <w:tcPr>
+            <w:tcW w:type="dxa" w:w="3360"/>
+            <w:tcBorders>
+              <w:top w:val="single" w:color="000000" w:sz="8"/>
+              <w:left w:val="single" w:color="000000" w:sz="8"/>
+              <w:bottom w:val="single" w:color="000000" w:sz="8"/>
+              <w:right w:val="single" w:color="000000" w:sz="8"/>
+            </w:tcBorders>
+            <w:shd w:fill="F7F7F7" w:color="F7F7F7" w:val="clear"/>
+            <w:tcMar>
+              <w:top w:type="dxa" w:w="60"/>
+              <w:left w:type="dxa" w:w="80"/>
+              <w:bottom w:type="dxa" w:w="60"/>
+              <w:right w:type="dxa" w:w="80"/>
+            </w:tcMar>
+            <w:vAlign w:val="center"/>
+          </w:tcPr>
+          <w:p>
+            <w:pPr>
+              <w:jc w:val="left"/>
+            </w:pPr>
+            <w:r>
+              <w:rPr>
+                <w:rFonts w:ascii="Calibri" w:cs="Calibri" w:eastAsia="Calibri" w:hAnsi="Calibri"/>
+                <w:b w:val="false"/>
+                <w:bCs w:val="false"/>
+                <w:i w:val="false"/>
+                <w:iCs w:val="false"/>
+                <w:color w:val="000000"/>
+                <w:sz w:val="20"/>
+                <w:szCs w:val="20"/>
+              </w:rPr>
+              <w:t xml:space="preserve">PDF has the ab mark, RP- number, shop books, and no buttons.</w:t>
             </w:r>
           </w:p>
         </w:tc>

--- a/docs/Abu-Twins-Shop-System-User-Guide.docx
+++ b/docs/Abu-Twins-Shop-System-User-Guide.docx
@@ -459,7 +459,7 @@
                 <w:sz w:val="20"/>
                 <w:szCs w:val="20"/>
               </w:rPr>
-              <w:t xml:space="preserve">1.3</w:t>
+              <w:t xml:space="preserve">1.4</w:t>
             </w:r>
           </w:p>
         </w:tc>
@@ -533,7 +533,7 @@
                 <w:sz w:val="20"/>
                 <w:szCs w:val="20"/>
               </w:rPr>
-              <w:t xml:space="preserve">Updated: branded reports print and PDF</w:t>
+              <w:t xml:space="preserve">Updated: full words on buttons, no three-dot cut-offs</w:t>
             </w:r>
           </w:p>
         </w:tc>
@@ -750,6 +750,25 @@
           <w:szCs w:val="22"/>
         </w:rPr>
         <w:t xml:space="preserve">Version 1.3 makes Reports print like a management paper. The meeting pack has the ab mark, shop books, and NGN amounts. Buttons stay on the screen, not on the paper.</w:t>
+      </w:r>
+    </w:p>
+    <w:p>
+      <w:pPr>
+        <w:spacing w:after="160" w:before="0" w:line="276"/>
+        <w:jc w:val="left"/>
+      </w:pPr>
+      <w:r>
+        <w:rPr>
+          <w:rFonts w:ascii="Calibri" w:cs="Calibri" w:eastAsia="Calibri" w:hAnsi="Calibri"/>
+          <w:b w:val="false"/>
+          <w:bCs w:val="false"/>
+          <w:i w:val="false"/>
+          <w:iCs w:val="false"/>
+          <w:color w:val="000000"/>
+          <w:sz w:val="22"/>
+          <w:szCs w:val="22"/>
+        </w:rPr>
+        <w:t xml:space="preserve">Version 1.4 stops cut-off words. A button that is working says the full action, such as Preparing the PDF, not three dots after a half word.</w:t>
       </w:r>
     </w:p>
     <w:p>
@@ -6759,6 +6778,29 @@
           <w:szCs w:val="22"/>
         </w:rPr>
         <w:t xml:space="preserve">After a correct login you land on Home, or the first page your job is allowed to see.</w:t>
+      </w:r>
+    </w:p>
+    <w:p>
+      <w:pPr>
+        <w:pStyle w:val="ListParagraph"/>
+        <w:numPr>
+          <w:ilvl w:val="0"/>
+          <w:numId w:val="2"/>
+        </w:numPr>
+        <w:spacing w:after="80" w:line="276"/>
+      </w:pPr>
+      <w:r>
+        <w:rPr>
+          <w:rFonts w:ascii="Calibri" w:cs="Calibri" w:eastAsia="Calibri" w:hAnsi="Calibri"/>
+          <w:b w:val="false"/>
+          <w:bCs w:val="false"/>
+          <w:i w:val="false"/>
+          <w:iCs w:val="false"/>
+          <w:color w:val="000000"/>
+          <w:sz w:val="22"/>
+          <w:szCs w:val="22"/>
+        </w:rPr>
+        <w:t xml:space="preserve">While it checks, the button says Checking your sign-in, not three dots.</w:t>
       </w:r>
     </w:p>
     <w:p>
@@ -27130,6 +27172,29 @@
           <w:szCs w:val="22"/>
         </w:rPr>
         <w:t xml:space="preserve">Practice logins must be changed or removed before real daily use.</w:t>
+      </w:r>
+    </w:p>
+    <w:p>
+      <w:pPr>
+        <w:pStyle w:val="ListParagraph"/>
+        <w:numPr>
+          <w:ilvl w:val="0"/>
+          <w:numId w:val="2"/>
+        </w:numPr>
+        <w:spacing w:after="80" w:line="276"/>
+      </w:pPr>
+      <w:r>
+        <w:rPr>
+          <w:rFonts w:ascii="Calibri" w:cs="Calibri" w:eastAsia="Calibri" w:hAnsi="Calibri"/>
+          <w:b w:val="false"/>
+          <w:bCs w:val="false"/>
+          <w:i w:val="false"/>
+          <w:iCs w:val="false"/>
+          <w:color w:val="000000"/>
+          <w:sz w:val="22"/>
+          <w:szCs w:val="22"/>
+        </w:rPr>
+        <w:t xml:space="preserve">Every button and label uses the full word. Do not cut a term short with three dots.</w:t>
       </w:r>
     </w:p>
     <w:p>

--- a/docs/Abu-Twins-Shop-System-User-Guide.docx
+++ b/docs/Abu-Twins-Shop-System-User-Guide.docx
@@ -459,7 +459,7 @@
                 <w:sz w:val="20"/>
                 <w:szCs w:val="20"/>
               </w:rPr>
-              <w:t xml:space="preserve">1.12</w:t>
+              <w:t xml:space="preserve">1.13</w:t>
             </w:r>
           </w:p>
         </w:tc>
@@ -533,7 +533,7 @@
                 <w:sz w:val="20"/>
                 <w:szCs w:val="20"/>
               </w:rPr>
-              <w:t xml:space="preserve">Updated: Stock count is the honest next step when a supplier bill shows missing products</w:t>
+              <w:t xml:space="preserve">Updated: Shop screens speak shop words, not computer notes</w:t>
             </w:r>
           </w:p>
         </w:tc>
@@ -921,6 +921,25 @@
           <w:szCs w:val="22"/>
         </w:rPr>
         <w:t xml:space="preserve">Version 1.12 writes that next step into Stock count. If a supplier bill says Still in shop but the shelf is short, you count with your hands. A manager must approve before numbers change. Do not type a new shop number because it looks low.</w:t>
+      </w:r>
+    </w:p>
+    <w:p>
+      <w:pPr>
+        <w:spacing w:after="160" w:before="0" w:line="276"/>
+        <w:jc w:val="left"/>
+      </w:pPr>
+      <w:r>
+        <w:rPr>
+          <w:rFonts w:ascii="Calibri" w:cs="Calibri" w:eastAsia="Calibri" w:hAnsi="Calibri"/>
+          <w:b w:val="false"/>
+          <w:bCs w:val="false"/>
+          <w:i w:val="false"/>
+          <w:iCs w:val="false"/>
+          <w:color w:val="000000"/>
+          <w:sz w:val="22"/>
+          <w:szCs w:val="22"/>
+        </w:rPr>
+        <w:t xml:space="preserve">Version 1.13 keeps computer notes off the shop screens. Who did what, Alerts, Needs approval, and the phone diary speak shop words. A tap shows what changed in plain language, not a computer file. Sign in still works the same way.</w:t>
       </w:r>
     </w:p>
     <w:p>
@@ -20566,7 +20585,7 @@
           <w:sz w:val="22"/>
           <w:szCs w:val="22"/>
         </w:rPr>
-        <w:t xml:space="preserve">This is the diary of the system. It shows who did an important action, when, in which shop, and what changed. Nothing here is deleted. It also keeps line-down time, parked sales that posted, parked sales that sat too long, and parked sales that vanished from a device. Those last two are marked high risk. At the top it may show the books verdict. Click that banner to open Check the books.</w:t>
+        <w:t xml:space="preserve">This is the diary of the system. It shows who did an important action, when, and what changed, in shop words. Nothing here is deleted. It also keeps line-down time, parked sales that posted, parked sales that sat too long, and parked sales that vanished from a device. Those last two are marked high risk. At the top it may show the books verdict. Click that banner to open Check the books.</w:t>
       </w:r>
     </w:p>
     <w:p>
@@ -20642,7 +20661,7 @@
           <w:sz w:val="22"/>
           <w:szCs w:val="22"/>
         </w:rPr>
-        <w:t xml:space="preserve">A phone is missing. The records checker opens Who did what, finds the last transfer, and sees who confirmed it at Challenge. The same morning an alert says a parked sale vanished. They filter high risk, open the parked sale line, and see who was signed in on that device when the queue disappeared.</w:t>
+        <w:t xml:space="preserve">A phone is missing. The records checker opens Who did what, finds the last shop-to-shop send, and sees who confirmed it at Challenge. The same morning an alert says a parked sale vanished. They filter high risk, open the parked sale line, and see who was signed in on that device when the queue disappeared.</w:t>
       </w:r>
     </w:p>
     <w:p>
@@ -20858,7 +20877,7 @@
           <w:sz w:val="22"/>
           <w:szCs w:val="22"/>
         </w:rPr>
-        <w:t xml:space="preserve">You see time, person, action, and what changed.</w:t>
+        <w:t xml:space="preserve">You see time, person, action, and what changed in everyday words.</w:t>
       </w:r>
     </w:p>
     <w:p>
@@ -20927,7 +20946,7 @@
           <w:sz w:val="22"/>
           <w:szCs w:val="22"/>
         </w:rPr>
-        <w:t xml:space="preserve">A vanished parked sale shows as a delete of ParkedSale with high risk.</w:t>
+        <w:t xml:space="preserve">A vanished parked sale shows as a high-risk parked sale that left this device.</w:t>
       </w:r>
     </w:p>
     <w:p>
@@ -31591,6 +31610,159 @@
                 <w:szCs w:val="20"/>
               </w:rPr>
               <w:t xml:space="preserve">Shelf count is entered. Difference waits for approval. Shop stock does not change until yes. Who did what keeps the names.</w:t>
+            </w:r>
+          </w:p>
+        </w:tc>
+      </w:tr>
+      <w:tr>
+        <w:trPr>
+          <w:trHeight w:val="320" w:hRule="atLeast"/>
+        </w:trPr>
+        <w:tc>
+          <w:tcPr>
+            <w:tcW w:type="dxa" w:w="600"/>
+            <w:tcBorders>
+              <w:top w:val="single" w:color="000000" w:sz="8"/>
+              <w:left w:val="single" w:color="000000" w:sz="8"/>
+              <w:bottom w:val="single" w:color="000000" w:sz="8"/>
+              <w:right w:val="single" w:color="000000" w:sz="8"/>
+            </w:tcBorders>
+            <w:shd w:fill="FFFFFF" w:color="FFFFFF" w:val="clear"/>
+            <w:tcMar>
+              <w:top w:type="dxa" w:w="60"/>
+              <w:left w:type="dxa" w:w="80"/>
+              <w:bottom w:type="dxa" w:w="60"/>
+              <w:right w:type="dxa" w:w="80"/>
+            </w:tcMar>
+            <w:vAlign w:val="center"/>
+          </w:tcPr>
+          <w:p>
+            <w:pPr>
+              <w:jc w:val="left"/>
+            </w:pPr>
+            <w:r>
+              <w:rPr>
+                <w:rFonts w:ascii="Calibri" w:cs="Calibri" w:eastAsia="Calibri" w:hAnsi="Calibri"/>
+                <w:b w:val="false"/>
+                <w:bCs w:val="false"/>
+                <w:i w:val="false"/>
+                <w:iCs w:val="false"/>
+                <w:color w:val="000000"/>
+                <w:sz w:val="20"/>
+                <w:szCs w:val="20"/>
+              </w:rPr>
+              <w:t xml:space="preserve">35</w:t>
+            </w:r>
+          </w:p>
+        </w:tc>
+        <w:tc>
+          <w:tcPr>
+            <w:tcW w:type="dxa" w:w="2800"/>
+            <w:tcBorders>
+              <w:top w:val="single" w:color="000000" w:sz="8"/>
+              <w:left w:val="single" w:color="000000" w:sz="8"/>
+              <w:bottom w:val="single" w:color="000000" w:sz="8"/>
+              <w:right w:val="single" w:color="000000" w:sz="8"/>
+            </w:tcBorders>
+            <w:shd w:fill="FFFFFF" w:color="FFFFFF" w:val="clear"/>
+            <w:tcMar>
+              <w:top w:type="dxa" w:w="60"/>
+              <w:left w:type="dxa" w:w="80"/>
+              <w:bottom w:type="dxa" w:w="60"/>
+              <w:right w:type="dxa" w:w="80"/>
+            </w:tcMar>
+            <w:vAlign w:val="center"/>
+          </w:tcPr>
+          <w:p>
+            <w:pPr>
+              <w:jc w:val="left"/>
+            </w:pPr>
+            <w:r>
+              <w:rPr>
+                <w:rFonts w:ascii="Calibri" w:cs="Calibri" w:eastAsia="Calibri" w:hAnsi="Calibri"/>
+                <w:b w:val="false"/>
+                <w:bCs w:val="false"/>
+                <w:i w:val="false"/>
+                <w:iCs w:val="false"/>
+                <w:color w:val="000000"/>
+                <w:sz w:val="20"/>
+                <w:szCs w:val="20"/>
+              </w:rPr>
+              <w:t xml:space="preserve">Who did what speaks shop words</w:t>
+            </w:r>
+          </w:p>
+        </w:tc>
+        <w:tc>
+          <w:tcPr>
+            <w:tcW w:type="dxa" w:w="2600"/>
+            <w:tcBorders>
+              <w:top w:val="single" w:color="000000" w:sz="8"/>
+              <w:left w:val="single" w:color="000000" w:sz="8"/>
+              <w:bottom w:val="single" w:color="000000" w:sz="8"/>
+              <w:right w:val="single" w:color="000000" w:sz="8"/>
+            </w:tcBorders>
+            <w:shd w:fill="FFFFFF" w:color="FFFFFF" w:val="clear"/>
+            <w:tcMar>
+              <w:top w:type="dxa" w:w="60"/>
+              <w:left w:type="dxa" w:w="80"/>
+              <w:bottom w:type="dxa" w:w="60"/>
+              <w:right w:type="dxa" w:w="80"/>
+            </w:tcMar>
+            <w:vAlign w:val="center"/>
+          </w:tcPr>
+          <w:p>
+            <w:pPr>
+              <w:jc w:val="left"/>
+            </w:pPr>
+            <w:r>
+              <w:rPr>
+                <w:rFonts w:ascii="Calibri" w:cs="Calibri" w:eastAsia="Calibri" w:hAnsi="Calibri"/>
+                <w:b w:val="false"/>
+                <w:bCs w:val="false"/>
+                <w:i w:val="false"/>
+                <w:iCs w:val="false"/>
+                <w:color w:val="000000"/>
+                <w:sz w:val="20"/>
+                <w:szCs w:val="20"/>
+              </w:rPr>
+              <w:t xml:space="preserve">auditor@abutwins.com</w:t>
+            </w:r>
+          </w:p>
+        </w:tc>
+        <w:tc>
+          <w:tcPr>
+            <w:tcW w:type="dxa" w:w="3360"/>
+            <w:tcBorders>
+              <w:top w:val="single" w:color="000000" w:sz="8"/>
+              <w:left w:val="single" w:color="000000" w:sz="8"/>
+              <w:bottom w:val="single" w:color="000000" w:sz="8"/>
+              <w:right w:val="single" w:color="000000" w:sz="8"/>
+            </w:tcBorders>
+            <w:shd w:fill="FFFFFF" w:color="FFFFFF" w:val="clear"/>
+            <w:tcMar>
+              <w:top w:type="dxa" w:w="60"/>
+              <w:left w:type="dxa" w:w="80"/>
+              <w:bottom w:type="dxa" w:w="60"/>
+              <w:right w:type="dxa" w:w="80"/>
+            </w:tcMar>
+            <w:vAlign w:val="center"/>
+          </w:tcPr>
+          <w:p>
+            <w:pPr>
+              <w:jc w:val="left"/>
+            </w:pPr>
+            <w:r>
+              <w:rPr>
+                <w:rFonts w:ascii="Calibri" w:cs="Calibri" w:eastAsia="Calibri" w:hAnsi="Calibri"/>
+                <w:b w:val="false"/>
+                <w:bCs w:val="false"/>
+                <w:i w:val="false"/>
+                <w:iCs w:val="false"/>
+                <w:color w:val="000000"/>
+                <w:sz w:val="20"/>
+                <w:szCs w:val="20"/>
+              </w:rPr>
+              <w:t xml:space="preserve">A row shows supplier bill or parked sale, not a computer file. Tap shows what changed in everyday words.</w:t>
             </w:r>
           </w:p>
         </w:tc>

--- a/docs/Abu-Twins-Shop-System-User-Guide.docx
+++ b/docs/Abu-Twins-Shop-System-User-Guide.docx
@@ -385,7 +385,7 @@
                 <w:sz w:val="20"/>
                 <w:szCs w:val="20"/>
               </w:rPr>
-              <w:t xml:space="preserve">8 September 2026</w:t>
+              <w:t xml:space="preserve">9 September 2026</w:t>
             </w:r>
           </w:p>
         </w:tc>
@@ -459,7 +459,7 @@
                 <w:sz w:val="20"/>
                 <w:szCs w:val="20"/>
               </w:rPr>
-              <w:t xml:space="preserve">1.14</w:t>
+              <w:t xml:space="preserve">1.15</w:t>
             </w:r>
           </w:p>
         </w:tc>
@@ -533,7 +533,7 @@
                 <w:sz w:val="20"/>
                 <w:szCs w:val="20"/>
               </w:rPr>
-              <w:t xml:space="preserve">Updated: Full shop book, including mixed-item price save</w:t>
+              <w:t xml:space="preserve">Updated: Three shops, separate shop records, and a shop-by-shop view for head office</w:t>
             </w:r>
           </w:p>
         </w:tc>
@@ -711,7 +711,7 @@
           <w:sz w:val="22"/>
           <w:szCs w:val="22"/>
         </w:rPr>
-        <w:t xml:space="preserve">Version 1.1 added three locks that stop quiet loss. Sell now stays shut until yesterday's till is counted. A sale parked on a device while the line is down is watched, and an alert is sent if it sits too long or vanishes. Home always shows shop count against the IMEI list, including when they match.</w:t>
+        <w:t xml:space="preserve">Today Abu Twins has two shops: Iwo Road, Ibadan (head office) and Challenge, Ibadan. The system can add more shops in Nigeria later. Super Admin opens a new shop when you are ready.</w:t>
       </w:r>
     </w:p>
     <w:p>
@@ -730,7 +730,7 @@
           <w:sz w:val="22"/>
           <w:szCs w:val="22"/>
         </w:rPr>
-        <w:t xml:space="preserve">Version 1.2 gives accounts a bank-style statement. Check the books opens any previous Lagos day, compares it with another day or week, and prints a branded PDF or CSV with the company mark. The pack does not change any invoice. It only adds the books again so a person can sign them.</w:t>
+        <w:t xml:space="preserve">Please treat the login list at the end as practice only. Those names and passwords are for testing. You can lock them or remove them when live work starts.</w:t>
       </w:r>
     </w:p>
     <w:p>
@@ -749,7 +749,7 @@
           <w:sz w:val="22"/>
           <w:szCs w:val="22"/>
         </w:rPr>
-        <w:t xml:space="preserve">Version 1.3 makes Reports print like a management paper. The meeting pack has the ab mark, shop books, and NGN amounts. Buttons stay on the screen, not on the paper.</w:t>
+        <w:t xml:space="preserve">If a page is missing on the live website, ask Techvaults. We will put the newest version up for you.</w:t>
       </w:r>
     </w:p>
     <w:p>
@@ -768,7 +768,7 @@
           <w:sz w:val="22"/>
           <w:szCs w:val="22"/>
         </w:rPr>
-        <w:t xml:space="preserve">Version 1.4 stops cut-off words. A button that is working says the full action, such as Preparing the PDF, not three dots after a half word.</w:t>
+        <w:t xml:space="preserve">Three things matter most in this release. Abu Twins now runs three shops in Ibadan: Iwo Road, Bodija, and Challenge. Each shop keeps its own records, so a person working at one shop cannot read another shop's sales, customers, or phones. And you can look at the three shops together, or at one shop on its own, from the same screens.</w:t>
       </w:r>
     </w:p>
     <w:p>
@@ -787,7 +787,7 @@
           <w:sz w:val="22"/>
           <w:szCs w:val="22"/>
         </w:rPr>
-        <w:t xml:space="preserve">Version 1.5 puts a handbook on the system. How to use this is on every login. It only covers the pages and work that job can use. Print it. Keep it at the till. A cashier does not see Super Admin pages in that book.</w:t>
+        <w:t xml:space="preserve">That last point is the one to try first. A weak shop hides inside a healthy total. Now you can pick Bodija at the top of the screen and read Bodija alone, then pick All shops together and read the business. The figures are the same figures your staff are working from, not a report someone prepared for you.</w:t>
       </w:r>
     </w:p>
     <w:p>
@@ -806,7 +806,7 @@
           <w:sz w:val="22"/>
           <w:szCs w:val="22"/>
         </w:rPr>
-        <w:t xml:space="preserve">Version 1.6 keeps the till alive when the line drops. After Sell now has been opened on that phone, a refresh still comes back. Parked sales sit in a stronger store on the device. The invoice is still only born on the server.</w:t>
+        <w:t xml:space="preserve">The system has grown steadily since we began. Section 16 lists what each release added, in order, if you want that history. You do not need to read it to use the system.</w:t>
       </w:r>
     </w:p>
     <w:p>
@@ -825,197 +825,7 @@
           <w:sz w:val="22"/>
           <w:szCs w:val="22"/>
         </w:rPr>
-        <w:t xml:space="preserve">Version 1.7 keeps the last In shop IMEIs and named customers on that phone. After Sell now has been opened while the line is up, a cashier can still scan when the line drops. A new buyer name cannot be added offline. The invoice is still only born on the server.</w:t>
-      </w:r>
-    </w:p>
-    <w:p>
-      <w:pPr>
-        <w:spacing w:after="160" w:before="0" w:line="276"/>
-        <w:jc w:val="left"/>
-      </w:pPr>
-      <w:r>
-        <w:rPr>
-          <w:rFonts w:ascii="Calibri" w:cs="Calibri" w:eastAsia="Calibri" w:hAnsi="Calibri"/>
-          <w:b w:val="false"/>
-          <w:bCs w:val="false"/>
-          <w:i w:val="false"/>
-          <w:iCs w:val="false"/>
-          <w:color w:val="000000"/>
-          <w:sz w:val="22"/>
-          <w:szCs w:val="22"/>
-        </w:rPr>
-        <w:t xml:space="preserve">Version 1.8 makes How to use this, Account, and Sign out the same size as the job name on the top bar. Save, print, search, and other action buttons use the same strong type and a clearer edge, so they do not fade into the page.</w:t>
-      </w:r>
-    </w:p>
-    <w:p>
-      <w:pPr>
-        <w:spacing w:after="160" w:before="0" w:line="276"/>
-        <w:jc w:val="left"/>
-      </w:pPr>
-      <w:r>
-        <w:rPr>
-          <w:rFonts w:ascii="Calibri" w:cs="Calibri" w:eastAsia="Calibri" w:hAnsi="Calibri"/>
-          <w:b w:val="false"/>
-          <w:bCs w:val="false"/>
-          <w:i w:val="false"/>
-          <w:iCs w:val="false"/>
-          <w:color w:val="000000"/>
-          <w:sz w:val="22"/>
-          <w:szCs w:val="22"/>
-        </w:rPr>
-        <w:t xml:space="preserve">Version 1.9 splits three kinds of goods movement that used to look the same. Goods from supplier is expected cartons from named suppliers in other countries and cities, including send-back when a unit fails. Shop to shop is Iwo Road and Challenge only. Neighbor shop fill is when you collect one unit from the dealer next door for a named customer, sell it here, return that dealer their money, and keep the profit. Profit shows sell minus cost, neighbor fill profit, and expenses.</w:t>
-      </w:r>
-    </w:p>
-    <w:p>
-      <w:pPr>
-        <w:spacing w:after="160" w:before="0" w:line="276"/>
-        <w:jc w:val="left"/>
-      </w:pPr>
-      <w:r>
-        <w:rPr>
-          <w:rFonts w:ascii="Calibri" w:cs="Calibri" w:eastAsia="Calibri" w:hAnsi="Calibri"/>
-          <w:b w:val="false"/>
-          <w:bCs w:val="false"/>
-          <w:i w:val="false"/>
-          <w:iCs w:val="false"/>
-          <w:color w:val="000000"/>
-          <w:sz w:val="22"/>
-          <w:szCs w:val="22"/>
-        </w:rPr>
-        <w:t xml:space="preserve">Version 1.10 changes Shop to shop from ticking phones on the screen to a CSV list. Staff download a sample or the In shop IMEIs, keep the lines that are leaving, add accessory item codes and quantities, and upload the file. The other Abu Twins shop still confirms what arrived.</w:t>
-      </w:r>
-    </w:p>
-    <w:p>
-      <w:pPr>
-        <w:spacing w:after="160" w:before="0" w:line="276"/>
-        <w:jc w:val="left"/>
-      </w:pPr>
-      <w:r>
-        <w:rPr>
-          <w:rFonts w:ascii="Calibri" w:cs="Calibri" w:eastAsia="Calibri" w:hAnsi="Calibri"/>
-          <w:b w:val="false"/>
-          <w:bCs w:val="false"/>
-          <w:i w:val="false"/>
-          <w:iCs w:val="false"/>
-          <w:color w:val="000000"/>
-          <w:sz w:val="22"/>
-          <w:szCs w:val="22"/>
-        </w:rPr>
-        <w:t xml:space="preserve">Version 1.11 makes Goods from supplier the carton trail for missing products. Each bill shows how many the supplier sent, how many were scanned, how many already have an invoice (including sold today before close), and how many the system still says are In shop. Search by IMEI opens that bill. If the shelf is short of Still in shop, count stock. Do not type a new number by hand.</w:t>
-      </w:r>
-    </w:p>
-    <w:p>
-      <w:pPr>
-        <w:spacing w:after="160" w:before="0" w:line="276"/>
-        <w:jc w:val="left"/>
-      </w:pPr>
-      <w:r>
-        <w:rPr>
-          <w:rFonts w:ascii="Calibri" w:cs="Calibri" w:eastAsia="Calibri" w:hAnsi="Calibri"/>
-          <w:b w:val="false"/>
-          <w:bCs w:val="false"/>
-          <w:i w:val="false"/>
-          <w:iCs w:val="false"/>
-          <w:color w:val="000000"/>
-          <w:sz w:val="22"/>
-          <w:szCs w:val="22"/>
-        </w:rPr>
-        <w:t xml:space="preserve">Version 1.12 writes that next step into Stock count. If a supplier bill says Still in shop but the shelf is short, you count with your hands. A manager must approve before numbers change. Do not type a new shop number because it looks low.</w:t>
-      </w:r>
-    </w:p>
-    <w:p>
-      <w:pPr>
-        <w:spacing w:after="160" w:before="0" w:line="276"/>
-        <w:jc w:val="left"/>
-      </w:pPr>
-      <w:r>
-        <w:rPr>
-          <w:rFonts w:ascii="Calibri" w:cs="Calibri" w:eastAsia="Calibri" w:hAnsi="Calibri"/>
-          <w:b w:val="false"/>
-          <w:bCs w:val="false"/>
-          <w:i w:val="false"/>
-          <w:iCs w:val="false"/>
-          <w:color w:val="000000"/>
-          <w:sz w:val="22"/>
-          <w:szCs w:val="22"/>
-        </w:rPr>
-        <w:t xml:space="preserve">Version 1.13 keeps computer notes off the shop screens. Who did what, Alerts, Needs approval, and the phone diary speak shop words. A tap shows what changed in plain language, not a computer file. Sign in still works the same way.</w:t>
-      </w:r>
-    </w:p>
-    <w:p>
-      <w:pPr>
-        <w:spacing w:after="160" w:before="0" w:line="276"/>
-        <w:jc w:val="left"/>
-      </w:pPr>
-      <w:r>
-        <w:rPr>
-          <w:rFonts w:ascii="Calibri" w:cs="Calibri" w:eastAsia="Calibri" w:hAnsi="Calibri"/>
-          <w:b w:val="false"/>
-          <w:bCs w:val="false"/>
-          <w:i w:val="false"/>
-          <w:iCs w:val="false"/>
-          <w:color w:val="000000"/>
-          <w:sz w:val="22"/>
-          <w:szCs w:val="22"/>
-        </w:rPr>
-        <w:t xml:space="preserve">Version 1.14 lets staff change many selling prices in one save. Tick any mix of phones and accessories, type each new selling price, and click Update selected prices. This is not selling by carton. Sales stay by the unit. It is not limited to one brand. This Word book now names every left-menu page, plus Your login, the shop calculator, the till when the line is down, Excel upload of the item list, warranty days, and a Super Admin shop backup.</w:t>
-      </w:r>
-    </w:p>
-    <w:p>
-      <w:pPr>
-        <w:spacing w:after="160" w:before="0" w:line="276"/>
-        <w:jc w:val="left"/>
-      </w:pPr>
-      <w:r>
-        <w:rPr>
-          <w:rFonts w:ascii="Calibri" w:cs="Calibri" w:eastAsia="Calibri" w:hAnsi="Calibri"/>
-          <w:b w:val="false"/>
-          <w:bCs w:val="false"/>
-          <w:i w:val="false"/>
-          <w:iCs w:val="false"/>
-          <w:color w:val="000000"/>
-          <w:sz w:val="22"/>
-          <w:szCs w:val="22"/>
-        </w:rPr>
-        <w:t xml:space="preserve">Today Abu Twins has two shops: Iwo Road, Ibadan (head office) and Challenge, Ibadan. The system can add more shops in Nigeria later. Super Admin opens a new shop when you are ready.</w:t>
-      </w:r>
-    </w:p>
-    <w:p>
-      <w:pPr>
-        <w:spacing w:after="160" w:before="0" w:line="276"/>
-        <w:jc w:val="left"/>
-      </w:pPr>
-      <w:r>
-        <w:rPr>
-          <w:rFonts w:ascii="Calibri" w:cs="Calibri" w:eastAsia="Calibri" w:hAnsi="Calibri"/>
-          <w:b w:val="false"/>
-          <w:bCs w:val="false"/>
-          <w:i w:val="false"/>
-          <w:iCs w:val="false"/>
-          <w:color w:val="000000"/>
-          <w:sz w:val="22"/>
-          <w:szCs w:val="22"/>
-        </w:rPr>
-        <w:t xml:space="preserve">Please treat the login list at the end as practice only. Those names and passwords are for testing. You can lock them or remove them when live work starts.</w:t>
-      </w:r>
-    </w:p>
-    <w:p>
-      <w:pPr>
-        <w:spacing w:after="160" w:before="0" w:line="276"/>
-        <w:jc w:val="left"/>
-      </w:pPr>
-      <w:r>
-        <w:rPr>
-          <w:rFonts w:ascii="Calibri" w:cs="Calibri" w:eastAsia="Calibri" w:hAnsi="Calibri"/>
-          <w:b w:val="false"/>
-          <w:bCs w:val="false"/>
-          <w:i w:val="false"/>
-          <w:iCs w:val="false"/>
-          <w:color w:val="000000"/>
-          <w:sz w:val="22"/>
-          <w:szCs w:val="22"/>
-        </w:rPr>
-        <w:t xml:space="preserve">If a page is missing on the live website, ask Techvaults. We will put the newest version up for you.</w:t>
+        <w:t xml:space="preserve"/>
       </w:r>
     </w:p>
     <w:p>
@@ -3344,6 +3154,155 @@
     </w:p>
     <w:p>
       <w:pPr>
+        <w:spacing w:after="120" w:before="0" w:line="276"/>
+        <w:jc w:val="left"/>
+      </w:pPr>
+      <w:r>
+        <w:rPr>
+          <w:rFonts w:ascii="Calibri" w:cs="Calibri" w:eastAsia="Calibri" w:hAnsi="Calibri"/>
+          <w:b w:val="false"/>
+          <w:bCs w:val="false"/>
+          <w:i w:val="false"/>
+          <w:iCs w:val="false"/>
+          <w:color w:val="000000"/>
+          <w:sz w:val="22"/>
+          <w:szCs w:val="22"/>
+        </w:rPr>
+        <w:t xml:space="preserve"/>
+      </w:r>
+    </w:p>
+    <w:p>
+      <w:pPr>
+        <w:pStyle w:val="Heading3"/>
+        <w:spacing w:after="80" w:before="200"/>
+      </w:pPr>
+      <w:r>
+        <w:rPr>
+          <w:rFonts w:ascii="Calibri" w:cs="Calibri" w:eastAsia="Calibri" w:hAnsi="Calibri"/>
+          <w:b/>
+          <w:bCs/>
+          <w:i w:val="false"/>
+          <w:iCs w:val="false"/>
+          <w:color w:val="000000"/>
+          <w:sz w:val="24"/>
+          <w:szCs w:val="24"/>
+        </w:rPr>
+        <w:t xml:space="preserve">Three shops, one business</w:t>
+      </w:r>
+    </w:p>
+    <w:p>
+      <w:pPr>
+        <w:spacing w:after="160" w:before="0" w:line="276"/>
+        <w:jc w:val="left"/>
+      </w:pPr>
+      <w:r>
+        <w:rPr>
+          <w:rFonts w:ascii="Calibri" w:cs="Calibri" w:eastAsia="Calibri" w:hAnsi="Calibri"/>
+          <w:b w:val="false"/>
+          <w:bCs w:val="false"/>
+          <w:i w:val="false"/>
+          <w:iCs w:val="false"/>
+          <w:color w:val="000000"/>
+          <w:sz w:val="22"/>
+          <w:szCs w:val="22"/>
+        </w:rPr>
+        <w:t xml:space="preserve">Iwo Road, Bodija, and Challenge each run their own stock, their own till, and their own customers. Nothing crosses between them by accident. Head office sits above all three and can read them together or one at a time.</w:t>
+      </w:r>
+    </w:p>
+    <w:p>
+      <w:pPr>
+        <w:pStyle w:val="ListParagraph"/>
+        <w:numPr>
+          <w:ilvl w:val="0"/>
+          <w:numId w:val="2"/>
+        </w:numPr>
+        <w:spacing w:after="80" w:line="276"/>
+      </w:pPr>
+      <w:r>
+        <w:rPr>
+          <w:rFonts w:ascii="Calibri" w:cs="Calibri" w:eastAsia="Calibri" w:hAnsi="Calibri"/>
+          <w:b w:val="false"/>
+          <w:bCs w:val="false"/>
+          <w:i w:val="false"/>
+          <w:iCs w:val="false"/>
+          <w:color w:val="000000"/>
+          <w:sz w:val="22"/>
+          <w:szCs w:val="22"/>
+        </w:rPr>
+        <w:t xml:space="preserve">A shop sees itself only. That is enforced by the system, not by staff being careful.</w:t>
+      </w:r>
+    </w:p>
+    <w:p>
+      <w:pPr>
+        <w:pStyle w:val="ListParagraph"/>
+        <w:numPr>
+          <w:ilvl w:val="0"/>
+          <w:numId w:val="2"/>
+        </w:numPr>
+        <w:spacing w:after="80" w:line="276"/>
+      </w:pPr>
+      <w:r>
+        <w:rPr>
+          <w:rFonts w:ascii="Calibri" w:cs="Calibri" w:eastAsia="Calibri" w:hAnsi="Calibri"/>
+          <w:b w:val="false"/>
+          <w:bCs w:val="false"/>
+          <w:i w:val="false"/>
+          <w:iCs w:val="false"/>
+          <w:color w:val="000000"/>
+          <w:sz w:val="22"/>
+          <w:szCs w:val="22"/>
+        </w:rPr>
+        <w:t xml:space="preserve">Head office sees all three added up, or any one shop on its own, from the same screens.</w:t>
+      </w:r>
+    </w:p>
+    <w:p>
+      <w:pPr>
+        <w:pStyle w:val="ListParagraph"/>
+        <w:numPr>
+          <w:ilvl w:val="0"/>
+          <w:numId w:val="2"/>
+        </w:numPr>
+        <w:spacing w:after="80" w:line="276"/>
+      </w:pPr>
+      <w:r>
+        <w:rPr>
+          <w:rFonts w:ascii="Calibri" w:cs="Calibri" w:eastAsia="Calibri" w:hAnsi="Calibri"/>
+          <w:b w:val="false"/>
+          <w:bCs w:val="false"/>
+          <w:i w:val="false"/>
+          <w:iCs w:val="false"/>
+          <w:color w:val="000000"/>
+          <w:sz w:val="22"/>
+          <w:szCs w:val="22"/>
+        </w:rPr>
+        <w:t xml:space="preserve">Stock moves between shops only through Shop to shop, which leaves a record at both ends.</w:t>
+      </w:r>
+    </w:p>
+    <w:p>
+      <w:pPr>
+        <w:pStyle w:val="ListParagraph"/>
+        <w:numPr>
+          <w:ilvl w:val="0"/>
+          <w:numId w:val="2"/>
+        </w:numPr>
+        <w:spacing w:after="80" w:line="276"/>
+      </w:pPr>
+      <w:r>
+        <w:rPr>
+          <w:rFonts w:ascii="Calibri" w:cs="Calibri" w:eastAsia="Calibri" w:hAnsi="Calibri"/>
+          <w:b w:val="false"/>
+          <w:bCs w:val="false"/>
+          <w:i w:val="false"/>
+          <w:iCs w:val="false"/>
+          <w:color w:val="000000"/>
+          <w:sz w:val="22"/>
+          <w:szCs w:val="22"/>
+        </w:rPr>
+        <w:t xml:space="preserve">Each shop closes its own till, on its own day.</w:t>
+      </w:r>
+    </w:p>
+    <w:p>
+      <w:pPr>
         <w:pStyle w:val="Heading1"/>
         <w:pageBreakBefore/>
         <w:pBdr>
@@ -6364,7 +6323,7 @@
           <w:sz w:val="22"/>
           <w:szCs w:val="22"/>
         </w:rPr>
-        <w:t xml:space="preserve">Abu Twins currently works in Ibadan only. The system is ready for more cities later.</w:t>
+        <w:t xml:space="preserve">Abu Twins works in Ibadan only. There are three shops. The system is ready for more cities later.</w:t>
       </w:r>
     </w:p>
     <w:tbl>
@@ -6654,6 +6613,122 @@
                 <w:sz w:val="20"/>
                 <w:szCs w:val="20"/>
               </w:rPr>
+              <w:t xml:space="preserve">Bodija, Ibadan</w:t>
+            </w:r>
+          </w:p>
+        </w:tc>
+        <w:tc>
+          <w:tcPr>
+            <w:tcW w:type="dxa" w:w="1400"/>
+            <w:tcBorders>
+              <w:top w:val="single" w:color="000000" w:sz="8"/>
+              <w:left w:val="single" w:color="000000" w:sz="8"/>
+              <w:bottom w:val="single" w:color="000000" w:sz="8"/>
+              <w:right w:val="single" w:color="000000" w:sz="8"/>
+            </w:tcBorders>
+            <w:shd w:fill="F7F7F7" w:color="F7F7F7" w:val="clear"/>
+            <w:tcMar>
+              <w:top w:type="dxa" w:w="60"/>
+              <w:left w:type="dxa" w:w="80"/>
+              <w:bottom w:type="dxa" w:w="60"/>
+              <w:right w:type="dxa" w:w="80"/>
+            </w:tcMar>
+            <w:vAlign w:val="center"/>
+          </w:tcPr>
+          <w:p>
+            <w:pPr>
+              <w:jc w:val="left"/>
+            </w:pPr>
+            <w:r>
+              <w:rPr>
+                <w:rFonts w:ascii="Calibri" w:cs="Calibri" w:eastAsia="Calibri" w:hAnsi="Calibri"/>
+                <w:b w:val="false"/>
+                <w:bCs w:val="false"/>
+                <w:i w:val="false"/>
+                <w:iCs w:val="false"/>
+                <w:color w:val="000000"/>
+                <w:sz w:val="20"/>
+                <w:szCs w:val="20"/>
+              </w:rPr>
+              <w:t xml:space="preserve">BOD</w:t>
+            </w:r>
+          </w:p>
+        </w:tc>
+        <w:tc>
+          <w:tcPr>
+            <w:tcW w:type="dxa" w:w="4360"/>
+            <w:tcBorders>
+              <w:top w:val="single" w:color="000000" w:sz="8"/>
+              <w:left w:val="single" w:color="000000" w:sz="8"/>
+              <w:bottom w:val="single" w:color="000000" w:sz="8"/>
+              <w:right w:val="single" w:color="000000" w:sz="8"/>
+            </w:tcBorders>
+            <w:shd w:fill="F7F7F7" w:color="F7F7F7" w:val="clear"/>
+            <w:tcMar>
+              <w:top w:type="dxa" w:w="60"/>
+              <w:left w:type="dxa" w:w="80"/>
+              <w:bottom w:type="dxa" w:w="60"/>
+              <w:right w:type="dxa" w:w="80"/>
+            </w:tcMar>
+            <w:vAlign w:val="center"/>
+          </w:tcPr>
+          <w:p>
+            <w:pPr>
+              <w:jc w:val="left"/>
+            </w:pPr>
+            <w:r>
+              <w:rPr>
+                <w:rFonts w:ascii="Calibri" w:cs="Calibri" w:eastAsia="Calibri" w:hAnsi="Calibri"/>
+                <w:b w:val="false"/>
+                <w:bCs w:val="false"/>
+                <w:i w:val="false"/>
+                <w:iCs w:val="false"/>
+                <w:color w:val="000000"/>
+                <w:sz w:val="20"/>
+                <w:szCs w:val="20"/>
+              </w:rPr>
+              <w:t xml:space="preserve">Second shop. Has its own shop manager and its own stock.</w:t>
+            </w:r>
+          </w:p>
+        </w:tc>
+      </w:tr>
+      <w:tr>
+        <w:trPr>
+          <w:trHeight w:val="320" w:hRule="atLeast"/>
+        </w:trPr>
+        <w:tc>
+          <w:tcPr>
+            <w:tcW w:type="dxa" w:w="3600"/>
+            <w:tcBorders>
+              <w:top w:val="single" w:color="000000" w:sz="8"/>
+              <w:left w:val="single" w:color="000000" w:sz="8"/>
+              <w:bottom w:val="single" w:color="000000" w:sz="8"/>
+              <w:right w:val="single" w:color="000000" w:sz="8"/>
+            </w:tcBorders>
+            <w:shd w:fill="FFFFFF" w:color="FFFFFF" w:val="clear"/>
+            <w:tcMar>
+              <w:top w:type="dxa" w:w="60"/>
+              <w:left w:type="dxa" w:w="80"/>
+              <w:bottom w:type="dxa" w:w="60"/>
+              <w:right w:type="dxa" w:w="80"/>
+            </w:tcMar>
+            <w:vAlign w:val="center"/>
+          </w:tcPr>
+          <w:p>
+            <w:pPr>
+              <w:jc w:val="left"/>
+            </w:pPr>
+            <w:r>
+              <w:rPr>
+                <w:rFonts w:ascii="Calibri" w:cs="Calibri" w:eastAsia="Calibri" w:hAnsi="Calibri"/>
+                <w:b w:val="false"/>
+                <w:bCs w:val="false"/>
+                <w:i w:val="false"/>
+                <w:iCs w:val="false"/>
+                <w:color w:val="000000"/>
+                <w:sz w:val="20"/>
+                <w:szCs w:val="20"/>
+              </w:rPr>
               <w:t xml:space="preserve">Challenge, Ibadan</w:t>
             </w:r>
           </w:p>
@@ -6667,7 +6742,7 @@
               <w:bottom w:val="single" w:color="000000" w:sz="8"/>
               <w:right w:val="single" w:color="000000" w:sz="8"/>
             </w:tcBorders>
-            <w:shd w:fill="F7F7F7" w:color="F7F7F7" w:val="clear"/>
+            <w:shd w:fill="FFFFFF" w:color="FFFFFF" w:val="clear"/>
             <w:tcMar>
               <w:top w:type="dxa" w:w="60"/>
               <w:left w:type="dxa" w:w="80"/>
@@ -6704,31 +6779,31 @@
               <w:bottom w:val="single" w:color="000000" w:sz="8"/>
               <w:right w:val="single" w:color="000000" w:sz="8"/>
             </w:tcBorders>
-            <w:shd w:fill="F7F7F7" w:color="F7F7F7" w:val="clear"/>
-            <w:tcMar>
-              <w:top w:type="dxa" w:w="60"/>
-              <w:left w:type="dxa" w:w="80"/>
-              <w:bottom w:type="dxa" w:w="60"/>
-              <w:right w:type="dxa" w:w="80"/>
-            </w:tcMar>
-            <w:vAlign w:val="center"/>
-          </w:tcPr>
-          <w:p>
-            <w:pPr>
-              <w:jc w:val="left"/>
-            </w:pPr>
-            <w:r>
-              <w:rPr>
-                <w:rFonts w:ascii="Calibri" w:cs="Calibri" w:eastAsia="Calibri" w:hAnsi="Calibri"/>
-                <w:b w:val="false"/>
-                <w:bCs w:val="false"/>
-                <w:i w:val="false"/>
-                <w:iCs w:val="false"/>
-                <w:color w:val="000000"/>
-                <w:sz w:val="20"/>
-                <w:szCs w:val="20"/>
-              </w:rPr>
-              <w:t xml:space="preserve">Second shop. Has its own shop manager.</w:t>
+            <w:shd w:fill="FFFFFF" w:color="FFFFFF" w:val="clear"/>
+            <w:tcMar>
+              <w:top w:type="dxa" w:w="60"/>
+              <w:left w:type="dxa" w:w="80"/>
+              <w:bottom w:type="dxa" w:w="60"/>
+              <w:right w:type="dxa" w:w="80"/>
+            </w:tcMar>
+            <w:vAlign w:val="center"/>
+          </w:tcPr>
+          <w:p>
+            <w:pPr>
+              <w:jc w:val="left"/>
+            </w:pPr>
+            <w:r>
+              <w:rPr>
+                <w:rFonts w:ascii="Calibri" w:cs="Calibri" w:eastAsia="Calibri" w:hAnsi="Calibri"/>
+                <w:b w:val="false"/>
+                <w:bCs w:val="false"/>
+                <w:i w:val="false"/>
+                <w:iCs w:val="false"/>
+                <w:color w:val="000000"/>
+                <w:sz w:val="20"/>
+                <w:szCs w:val="20"/>
+              </w:rPr>
+              <w:t xml:space="preserve">Third shop. Has its own shop manager and its own stock.</w:t>
             </w:r>
           </w:p>
         </w:tc>
@@ -7505,7 +7580,7 @@
                 <w:sz w:val="20"/>
                 <w:szCs w:val="20"/>
               </w:rPr>
-              <w:t xml:space="preserve">Iwo Road or Challenge manager</w:t>
+              <w:t xml:space="preserve">The manager at Iwo Road, Bodija, or Challenge</w:t>
             </w:r>
           </w:p>
         </w:tc>
@@ -7542,7 +7617,7 @@
                 <w:sz w:val="20"/>
                 <w:szCs w:val="20"/>
               </w:rPr>
-              <w:t xml:space="preserve">Run one shop. Sell, receive, transfer, approve shop work.</w:t>
+              <w:t xml:space="preserve">Run one shop. Sell, receive, transfer, approve shop work. Sees only that shop.</w:t>
             </w:r>
           </w:p>
         </w:tc>
@@ -23996,6 +24071,2181 @@
     </w:p>
     <w:p>
       <w:pPr>
+        <w:pStyle w:val="Heading2"/>
+        <w:spacing w:after="120" w:before="280"/>
+      </w:pPr>
+      <w:r>
+        <w:rPr>
+          <w:rFonts w:ascii="Calibri" w:cs="Calibri" w:eastAsia="Calibri" w:hAnsi="Calibri"/>
+          <w:b/>
+          <w:bCs/>
+          <w:i w:val="false"/>
+          <w:iCs w:val="false"/>
+          <w:color w:val="000000"/>
+          <w:sz w:val="26"/>
+          <w:szCs w:val="26"/>
+        </w:rPr>
+        <w:t xml:space="preserve">10.34 Each shop keeps its own records</w:t>
+      </w:r>
+    </w:p>
+    <w:p>
+      <w:pPr>
+        <w:pStyle w:val="Heading3"/>
+        <w:spacing w:after="80" w:before="200"/>
+      </w:pPr>
+      <w:r>
+        <w:rPr>
+          <w:rFonts w:ascii="Calibri" w:cs="Calibri" w:eastAsia="Calibri" w:hAnsi="Calibri"/>
+          <w:b/>
+          <w:bCs/>
+          <w:i w:val="false"/>
+          <w:iCs w:val="false"/>
+          <w:color w:val="000000"/>
+          <w:sz w:val="24"/>
+          <w:szCs w:val="24"/>
+        </w:rPr>
+        <w:t xml:space="preserve">What this page is</w:t>
+      </w:r>
+    </w:p>
+    <w:p>
+      <w:pPr>
+        <w:spacing w:after="160" w:before="0" w:line="276"/>
+        <w:jc w:val="left"/>
+      </w:pPr>
+      <w:r>
+        <w:rPr>
+          <w:rFonts w:ascii="Calibri" w:cs="Calibri" w:eastAsia="Calibri" w:hAnsi="Calibri"/>
+          <w:b w:val="false"/>
+          <w:bCs w:val="false"/>
+          <w:i w:val="false"/>
+          <w:iCs w:val="false"/>
+          <w:color w:val="000000"/>
+          <w:sz w:val="22"/>
+          <w:szCs w:val="22"/>
+        </w:rPr>
+        <w:t xml:space="preserve">Every sale, customer, phone, supplier bill, and expense belongs to the shop that made it. A person who works at one shop sees only that shop. This is not a menu setting that can be missed. It is checked on the shop system itself, every time a record is opened.</w:t>
+      </w:r>
+    </w:p>
+    <w:p>
+      <w:pPr>
+        <w:pStyle w:val="Heading3"/>
+        <w:spacing w:after="80" w:before="200"/>
+      </w:pPr>
+      <w:r>
+        <w:rPr>
+          <w:rFonts w:ascii="Calibri" w:cs="Calibri" w:eastAsia="Calibri" w:hAnsi="Calibri"/>
+          <w:b/>
+          <w:bCs/>
+          <w:i w:val="false"/>
+          <w:iCs w:val="false"/>
+          <w:color w:val="000000"/>
+          <w:sz w:val="24"/>
+          <w:szCs w:val="24"/>
+        </w:rPr>
+        <w:t xml:space="preserve">Why it is here</w:t>
+      </w:r>
+    </w:p>
+    <w:p>
+      <w:pPr>
+        <w:spacing w:after="160" w:before="0" w:line="276"/>
+        <w:jc w:val="left"/>
+      </w:pPr>
+      <w:r>
+        <w:rPr>
+          <w:rFonts w:ascii="Calibri" w:cs="Calibri" w:eastAsia="Calibri" w:hAnsi="Calibri"/>
+          <w:b w:val="false"/>
+          <w:bCs w:val="false"/>
+          <w:i w:val="false"/>
+          <w:iCs w:val="false"/>
+          <w:color w:val="000000"/>
+          <w:sz w:val="22"/>
+          <w:szCs w:val="22"/>
+        </w:rPr>
+        <w:t xml:space="preserve">Three shops now share one system. A cashier at Bodija must not read what Iwo Road sold, what an Iwo Road customer owes, or which phones Iwo Road is holding. Staff move between shops, links get pasted into WhatsApp, and old links stay in browser history. The shop that owns a record is what decides who may open it, not how careful a person is with a link.</w:t>
+      </w:r>
+    </w:p>
+    <w:p>
+      <w:pPr>
+        <w:pStyle w:val="Heading3"/>
+        <w:spacing w:after="80" w:before="200"/>
+      </w:pPr>
+      <w:r>
+        <w:rPr>
+          <w:rFonts w:ascii="Calibri" w:cs="Calibri" w:eastAsia="Calibri" w:hAnsi="Calibri"/>
+          <w:b/>
+          <w:bCs/>
+          <w:i w:val="false"/>
+          <w:iCs w:val="false"/>
+          <w:color w:val="000000"/>
+          <w:sz w:val="24"/>
+          <w:szCs w:val="24"/>
+        </w:rPr>
+        <w:t xml:space="preserve">A real shop story</w:t>
+      </w:r>
+    </w:p>
+    <w:p>
+      <w:pPr>
+        <w:spacing w:after="160" w:before="0" w:line="276"/>
+        <w:jc w:val="left"/>
+      </w:pPr>
+      <w:r>
+        <w:rPr>
+          <w:rFonts w:ascii="Calibri" w:cs="Calibri" w:eastAsia="Calibri" w:hAnsi="Calibri"/>
+          <w:b w:val="false"/>
+          <w:bCs w:val="false"/>
+          <w:i w:val="false"/>
+          <w:iCs w:val="false"/>
+          <w:color w:val="000000"/>
+          <w:sz w:val="22"/>
+          <w:szCs w:val="22"/>
+        </w:rPr>
+        <w:t xml:space="preserve">Folake at Bodija is sent a link by mistake. It is an Iwo Road invoice. She opens it and gets nothing at all: not the customer name, not the amount, not even a message telling her the invoice exists. Aisha, her shop manager, opens the same link and also gets nothing, because she runs Bodija and not Iwo Road. Abu Twins opens it from head office and sees it in full.</w:t>
+      </w:r>
+    </w:p>
+    <w:p>
+      <w:pPr>
+        <w:pStyle w:val="Heading3"/>
+        <w:spacing w:after="80" w:before="200"/>
+      </w:pPr>
+      <w:r>
+        <w:rPr>
+          <w:rFonts w:ascii="Calibri" w:cs="Calibri" w:eastAsia="Calibri" w:hAnsi="Calibri"/>
+          <w:b/>
+          <w:bCs/>
+          <w:i w:val="false"/>
+          <w:iCs w:val="false"/>
+          <w:color w:val="000000"/>
+          <w:sz w:val="24"/>
+          <w:szCs w:val="24"/>
+        </w:rPr>
+        <w:t xml:space="preserve">How to try it</w:t>
+      </w:r>
+    </w:p>
+    <w:p>
+      <w:pPr>
+        <w:spacing w:after="80" w:line="276"/>
+      </w:pPr>
+      <w:r>
+        <w:rPr>
+          <w:rFonts w:ascii="Calibri" w:cs="Calibri" w:eastAsia="Calibri" w:hAnsi="Calibri"/>
+          <w:b/>
+          <w:bCs/>
+          <w:i w:val="false"/>
+          <w:iCs w:val="false"/>
+          <w:color w:val="000000"/>
+          <w:sz w:val="22"/>
+          <w:szCs w:val="22"/>
+        </w:rPr>
+        <w:t xml:space="preserve">1. </w:t>
+      </w:r>
+      <w:r>
+        <w:rPr>
+          <w:rFonts w:ascii="Calibri" w:cs="Calibri" w:eastAsia="Calibri" w:hAnsi="Calibri"/>
+          <w:b w:val="false"/>
+          <w:bCs w:val="false"/>
+          <w:i w:val="false"/>
+          <w:iCs w:val="false"/>
+          <w:color w:val="000000"/>
+          <w:sz w:val="22"/>
+          <w:szCs w:val="22"/>
+        </w:rPr>
+        <w:t xml:space="preserve">Sign in as admin@abutwins.com and open any sale under Sales. Copy the web address.</w:t>
+      </w:r>
+    </w:p>
+    <w:p>
+      <w:pPr>
+        <w:spacing w:after="80" w:line="276"/>
+      </w:pPr>
+      <w:r>
+        <w:rPr>
+          <w:rFonts w:ascii="Calibri" w:cs="Calibri" w:eastAsia="Calibri" w:hAnsi="Calibri"/>
+          <w:b/>
+          <w:bCs/>
+          <w:i w:val="false"/>
+          <w:iCs w:val="false"/>
+          <w:color w:val="000000"/>
+          <w:sz w:val="22"/>
+          <w:szCs w:val="22"/>
+        </w:rPr>
+        <w:t xml:space="preserve">2. </w:t>
+      </w:r>
+      <w:r>
+        <w:rPr>
+          <w:rFonts w:ascii="Calibri" w:cs="Calibri" w:eastAsia="Calibri" w:hAnsi="Calibri"/>
+          <w:b w:val="false"/>
+          <w:bCs w:val="false"/>
+          <w:i w:val="false"/>
+          <w:iCs w:val="false"/>
+          <w:color w:val="000000"/>
+          <w:sz w:val="22"/>
+          <w:szCs w:val="22"/>
+        </w:rPr>
+        <w:t xml:space="preserve">Sign out. Sign in as bodija.cashier@abutwins.com.</w:t>
+      </w:r>
+    </w:p>
+    <w:p>
+      <w:pPr>
+        <w:spacing w:after="80" w:line="276"/>
+      </w:pPr>
+      <w:r>
+        <w:rPr>
+          <w:rFonts w:ascii="Calibri" w:cs="Calibri" w:eastAsia="Calibri" w:hAnsi="Calibri"/>
+          <w:b/>
+          <w:bCs/>
+          <w:i w:val="false"/>
+          <w:iCs w:val="false"/>
+          <w:color w:val="000000"/>
+          <w:sz w:val="22"/>
+          <w:szCs w:val="22"/>
+        </w:rPr>
+        <w:t xml:space="preserve">3. </w:t>
+      </w:r>
+      <w:r>
+        <w:rPr>
+          <w:rFonts w:ascii="Calibri" w:cs="Calibri" w:eastAsia="Calibri" w:hAnsi="Calibri"/>
+          <w:b w:val="false"/>
+          <w:bCs w:val="false"/>
+          <w:i w:val="false"/>
+          <w:iCs w:val="false"/>
+          <w:color w:val="000000"/>
+          <w:sz w:val="22"/>
+          <w:szCs w:val="22"/>
+        </w:rPr>
+        <w:t xml:space="preserve">Paste that web address and press enter.</w:t>
+      </w:r>
+    </w:p>
+    <w:p>
+      <w:pPr>
+        <w:spacing w:after="80" w:line="276"/>
+      </w:pPr>
+      <w:r>
+        <w:rPr>
+          <w:rFonts w:ascii="Calibri" w:cs="Calibri" w:eastAsia="Calibri" w:hAnsi="Calibri"/>
+          <w:b/>
+          <w:bCs/>
+          <w:i w:val="false"/>
+          <w:iCs w:val="false"/>
+          <w:color w:val="000000"/>
+          <w:sz w:val="22"/>
+          <w:szCs w:val="22"/>
+        </w:rPr>
+        <w:t xml:space="preserve">4. </w:t>
+      </w:r>
+      <w:r>
+        <w:rPr>
+          <w:rFonts w:ascii="Calibri" w:cs="Calibri" w:eastAsia="Calibri" w:hAnsi="Calibri"/>
+          <w:b w:val="false"/>
+          <w:bCs w:val="false"/>
+          <w:i w:val="false"/>
+          <w:iCs w:val="false"/>
+          <w:color w:val="000000"/>
+          <w:sz w:val="22"/>
+          <w:szCs w:val="22"/>
+        </w:rPr>
+        <w:t xml:space="preserve">Try the same with a customer page and a phone page from another shop.</w:t>
+      </w:r>
+    </w:p>
+    <w:p>
+      <w:pPr>
+        <w:spacing w:after="80" w:line="276"/>
+      </w:pPr>
+      <w:r>
+        <w:rPr>
+          <w:rFonts w:ascii="Calibri" w:cs="Calibri" w:eastAsia="Calibri" w:hAnsi="Calibri"/>
+          <w:b/>
+          <w:bCs/>
+          <w:i w:val="false"/>
+          <w:iCs w:val="false"/>
+          <w:color w:val="000000"/>
+          <w:sz w:val="22"/>
+          <w:szCs w:val="22"/>
+        </w:rPr>
+        <w:t xml:space="preserve">5. </w:t>
+      </w:r>
+      <w:r>
+        <w:rPr>
+          <w:rFonts w:ascii="Calibri" w:cs="Calibri" w:eastAsia="Calibri" w:hAnsi="Calibri"/>
+          <w:b w:val="false"/>
+          <w:bCs w:val="false"/>
+          <w:i w:val="false"/>
+          <w:iCs w:val="false"/>
+          <w:color w:val="000000"/>
+          <w:sz w:val="22"/>
+          <w:szCs w:val="22"/>
+        </w:rPr>
+        <w:t xml:space="preserve">Sign in again as admin@abutwins.com and open the same address.</w:t>
+      </w:r>
+    </w:p>
+    <w:p>
+      <w:pPr>
+        <w:pStyle w:val="Heading3"/>
+        <w:spacing w:after="80" w:before="200"/>
+      </w:pPr>
+      <w:r>
+        <w:rPr>
+          <w:rFonts w:ascii="Calibri" w:cs="Calibri" w:eastAsia="Calibri" w:hAnsi="Calibri"/>
+          <w:b/>
+          <w:bCs/>
+          <w:i w:val="false"/>
+          <w:iCs w:val="false"/>
+          <w:color w:val="000000"/>
+          <w:sz w:val="24"/>
+          <w:szCs w:val="24"/>
+        </w:rPr>
+        <w:t xml:space="preserve">What you should see</w:t>
+      </w:r>
+    </w:p>
+    <w:p>
+      <w:pPr>
+        <w:pStyle w:val="ListParagraph"/>
+        <w:numPr>
+          <w:ilvl w:val="0"/>
+          <w:numId w:val="2"/>
+        </w:numPr>
+        <w:spacing w:after="80" w:line="276"/>
+      </w:pPr>
+      <w:r>
+        <w:rPr>
+          <w:rFonts w:ascii="Calibri" w:cs="Calibri" w:eastAsia="Calibri" w:hAnsi="Calibri"/>
+          <w:b w:val="false"/>
+          <w:bCs w:val="false"/>
+          <w:i w:val="false"/>
+          <w:iCs w:val="false"/>
+          <w:color w:val="000000"/>
+          <w:sz w:val="22"/>
+          <w:szCs w:val="22"/>
+        </w:rPr>
+        <w:t xml:space="preserve">The Bodija cashier gets nothing for another shop's sale, customer, or phone.</w:t>
+      </w:r>
+    </w:p>
+    <w:p>
+      <w:pPr>
+        <w:pStyle w:val="ListParagraph"/>
+        <w:numPr>
+          <w:ilvl w:val="0"/>
+          <w:numId w:val="2"/>
+        </w:numPr>
+        <w:spacing w:after="80" w:line="276"/>
+      </w:pPr>
+      <w:r>
+        <w:rPr>
+          <w:rFonts w:ascii="Calibri" w:cs="Calibri" w:eastAsia="Calibri" w:hAnsi="Calibri"/>
+          <w:b w:val="false"/>
+          <w:bCs w:val="false"/>
+          <w:i w:val="false"/>
+          <w:iCs w:val="false"/>
+          <w:color w:val="000000"/>
+          <w:sz w:val="22"/>
+          <w:szCs w:val="22"/>
+        </w:rPr>
+        <w:t xml:space="preserve">The page does not say the record exists somewhere else. A shop cannot learn what another shop is holding by trying links.</w:t>
+      </w:r>
+    </w:p>
+    <w:p>
+      <w:pPr>
+        <w:pStyle w:val="ListParagraph"/>
+        <w:numPr>
+          <w:ilvl w:val="0"/>
+          <w:numId w:val="2"/>
+        </w:numPr>
+        <w:spacing w:after="80" w:line="276"/>
+      </w:pPr>
+      <w:r>
+        <w:rPr>
+          <w:rFonts w:ascii="Calibri" w:cs="Calibri" w:eastAsia="Calibri" w:hAnsi="Calibri"/>
+          <w:b w:val="false"/>
+          <w:bCs w:val="false"/>
+          <w:i w:val="false"/>
+          <w:iCs w:val="false"/>
+          <w:color w:val="000000"/>
+          <w:sz w:val="22"/>
+          <w:szCs w:val="22"/>
+        </w:rPr>
+        <w:t xml:space="preserve">Staff only shows the people in your own shop. A Bodija manager cannot add a person to Iwo Road.</w:t>
+      </w:r>
+    </w:p>
+    <w:p>
+      <w:pPr>
+        <w:pStyle w:val="ListParagraph"/>
+        <w:numPr>
+          <w:ilvl w:val="0"/>
+          <w:numId w:val="2"/>
+        </w:numPr>
+        <w:spacing w:after="80" w:line="276"/>
+      </w:pPr>
+      <w:r>
+        <w:rPr>
+          <w:rFonts w:ascii="Calibri" w:cs="Calibri" w:eastAsia="Calibri" w:hAnsi="Calibri"/>
+          <w:b w:val="false"/>
+          <w:bCs w:val="false"/>
+          <w:i w:val="false"/>
+          <w:iCs w:val="false"/>
+          <w:color w:val="000000"/>
+          <w:sz w:val="22"/>
+          <w:szCs w:val="22"/>
+        </w:rPr>
+        <w:t xml:space="preserve">Head office opens all of it.</w:t>
+      </w:r>
+    </w:p>
+    <w:p>
+      <w:pPr>
+        <w:pStyle w:val="Heading2"/>
+        <w:spacing w:after="120" w:before="280"/>
+      </w:pPr>
+      <w:r>
+        <w:rPr>
+          <w:rFonts w:ascii="Calibri" w:cs="Calibri" w:eastAsia="Calibri" w:hAnsi="Calibri"/>
+          <w:b/>
+          <w:bCs/>
+          <w:i w:val="false"/>
+          <w:iCs w:val="false"/>
+          <w:color w:val="000000"/>
+          <w:sz w:val="26"/>
+          <w:szCs w:val="26"/>
+        </w:rPr>
+        <w:t xml:space="preserve">10.35 Looking at one shop, or all three together</w:t>
+      </w:r>
+    </w:p>
+    <w:p>
+      <w:pPr>
+        <w:pStyle w:val="Heading3"/>
+        <w:spacing w:after="80" w:before="200"/>
+      </w:pPr>
+      <w:r>
+        <w:rPr>
+          <w:rFonts w:ascii="Calibri" w:cs="Calibri" w:eastAsia="Calibri" w:hAnsi="Calibri"/>
+          <w:b/>
+          <w:bCs/>
+          <w:i w:val="false"/>
+          <w:iCs w:val="false"/>
+          <w:color w:val="000000"/>
+          <w:sz w:val="24"/>
+          <w:szCs w:val="24"/>
+        </w:rPr>
+        <w:t xml:space="preserve">What this page is</w:t>
+      </w:r>
+    </w:p>
+    <w:p>
+      <w:pPr>
+        <w:spacing w:after="160" w:before="0" w:line="276"/>
+        <w:jc w:val="left"/>
+      </w:pPr>
+      <w:r>
+        <w:rPr>
+          <w:rFonts w:ascii="Calibri" w:cs="Calibri" w:eastAsia="Calibri" w:hAnsi="Calibri"/>
+          <w:b w:val="false"/>
+          <w:bCs w:val="false"/>
+          <w:i w:val="false"/>
+          <w:iCs w:val="false"/>
+          <w:color w:val="000000"/>
+          <w:sz w:val="22"/>
+          <w:szCs w:val="22"/>
+        </w:rPr>
+        <w:t xml:space="preserve">Head office roles get a shop picker at the top of every screen. It offers All shops together, Iwo Road, Bodija, and Challenge. Whatever is picked changes what every screen reports: Home, Sales, Shop stock, Money in and out, Reports, Profit, and the rest.</w:t>
+      </w:r>
+    </w:p>
+    <w:p>
+      <w:pPr>
+        <w:pStyle w:val="Heading3"/>
+        <w:spacing w:after="80" w:before="200"/>
+      </w:pPr>
+      <w:r>
+        <w:rPr>
+          <w:rFonts w:ascii="Calibri" w:cs="Calibri" w:eastAsia="Calibri" w:hAnsi="Calibri"/>
+          <w:b/>
+          <w:bCs/>
+          <w:i w:val="false"/>
+          <w:iCs w:val="false"/>
+          <w:color w:val="000000"/>
+          <w:sz w:val="24"/>
+          <w:szCs w:val="24"/>
+        </w:rPr>
+        <w:t xml:space="preserve">Why it is here</w:t>
+      </w:r>
+    </w:p>
+    <w:p>
+      <w:pPr>
+        <w:spacing w:after="160" w:before="0" w:line="276"/>
+        <w:jc w:val="left"/>
+      </w:pPr>
+      <w:r>
+        <w:rPr>
+          <w:rFonts w:ascii="Calibri" w:cs="Calibri" w:eastAsia="Calibri" w:hAnsi="Calibri"/>
+          <w:b w:val="false"/>
+          <w:bCs w:val="false"/>
+          <w:i w:val="false"/>
+          <w:iCs w:val="false"/>
+          <w:color w:val="000000"/>
+          <w:sz w:val="22"/>
+          <w:szCs w:val="22"/>
+        </w:rPr>
+        <w:t xml:space="preserve">The CEO needs two different answers on the same day. One is how the business is doing, all three shops added together. The other is how Bodija alone is doing, so a weak shop can be seen instead of being hidden inside a healthy total. Before this, head office could only ever see the three shops mixed into one figure.</w:t>
+      </w:r>
+    </w:p>
+    <w:p>
+      <w:pPr>
+        <w:pStyle w:val="Heading3"/>
+        <w:spacing w:after="80" w:before="200"/>
+      </w:pPr>
+      <w:r>
+        <w:rPr>
+          <w:rFonts w:ascii="Calibri" w:cs="Calibri" w:eastAsia="Calibri" w:hAnsi="Calibri"/>
+          <w:b/>
+          <w:bCs/>
+          <w:i w:val="false"/>
+          <w:iCs w:val="false"/>
+          <w:color w:val="000000"/>
+          <w:sz w:val="24"/>
+          <w:szCs w:val="24"/>
+        </w:rPr>
+        <w:t xml:space="preserve">A real shop story</w:t>
+      </w:r>
+    </w:p>
+    <w:p>
+      <w:pPr>
+        <w:spacing w:after="160" w:before="0" w:line="276"/>
+        <w:jc w:val="left"/>
+      </w:pPr>
+      <w:r>
+        <w:rPr>
+          <w:rFonts w:ascii="Calibri" w:cs="Calibri" w:eastAsia="Calibri" w:hAnsi="Calibri"/>
+          <w:b w:val="false"/>
+          <w:bCs w:val="false"/>
+          <w:i w:val="false"/>
+          <w:iCs w:val="false"/>
+          <w:color w:val="000000"/>
+          <w:sz w:val="22"/>
+          <w:szCs w:val="22"/>
+        </w:rPr>
+        <w:t xml:space="preserve">At the Monday meeting Abu Twins opens Home on All shops together and reads the month. Then he picks Bodija. Sales, stock value, what customers still owe, and the low-stock list all change to Bodija only. He sees that Bodija is carrying stock it is not selling. He picks Iwo Road and compares. Nothing was exported and no report had to be requested.</w:t>
+      </w:r>
+    </w:p>
+    <w:p>
+      <w:pPr>
+        <w:pStyle w:val="Heading3"/>
+        <w:spacing w:after="80" w:before="200"/>
+      </w:pPr>
+      <w:r>
+        <w:rPr>
+          <w:rFonts w:ascii="Calibri" w:cs="Calibri" w:eastAsia="Calibri" w:hAnsi="Calibri"/>
+          <w:b/>
+          <w:bCs/>
+          <w:i w:val="false"/>
+          <w:iCs w:val="false"/>
+          <w:color w:val="000000"/>
+          <w:sz w:val="24"/>
+          <w:szCs w:val="24"/>
+        </w:rPr>
+        <w:t xml:space="preserve">How to try it</w:t>
+      </w:r>
+    </w:p>
+    <w:p>
+      <w:pPr>
+        <w:spacing w:after="80" w:line="276"/>
+      </w:pPr>
+      <w:r>
+        <w:rPr>
+          <w:rFonts w:ascii="Calibri" w:cs="Calibri" w:eastAsia="Calibri" w:hAnsi="Calibri"/>
+          <w:b/>
+          <w:bCs/>
+          <w:i w:val="false"/>
+          <w:iCs w:val="false"/>
+          <w:color w:val="000000"/>
+          <w:sz w:val="22"/>
+          <w:szCs w:val="22"/>
+        </w:rPr>
+        <w:t xml:space="preserve">1. </w:t>
+      </w:r>
+      <w:r>
+        <w:rPr>
+          <w:rFonts w:ascii="Calibri" w:cs="Calibri" w:eastAsia="Calibri" w:hAnsi="Calibri"/>
+          <w:b w:val="false"/>
+          <w:bCs w:val="false"/>
+          <w:i w:val="false"/>
+          <w:iCs w:val="false"/>
+          <w:color w:val="000000"/>
+          <w:sz w:val="22"/>
+          <w:szCs w:val="22"/>
+        </w:rPr>
+        <w:t xml:space="preserve">Sign in as ceo@abutwins.com or admin@abutwins.com.</w:t>
+      </w:r>
+    </w:p>
+    <w:p>
+      <w:pPr>
+        <w:spacing w:after="80" w:line="276"/>
+      </w:pPr>
+      <w:r>
+        <w:rPr>
+          <w:rFonts w:ascii="Calibri" w:cs="Calibri" w:eastAsia="Calibri" w:hAnsi="Calibri"/>
+          <w:b/>
+          <w:bCs/>
+          <w:i w:val="false"/>
+          <w:iCs w:val="false"/>
+          <w:color w:val="000000"/>
+          <w:sz w:val="22"/>
+          <w:szCs w:val="22"/>
+        </w:rPr>
+        <w:t xml:space="preserve">2. </w:t>
+      </w:r>
+      <w:r>
+        <w:rPr>
+          <w:rFonts w:ascii="Calibri" w:cs="Calibri" w:eastAsia="Calibri" w:hAnsi="Calibri"/>
+          <w:b w:val="false"/>
+          <w:bCs w:val="false"/>
+          <w:i w:val="false"/>
+          <w:iCs w:val="false"/>
+          <w:color w:val="000000"/>
+          <w:sz w:val="22"/>
+          <w:szCs w:val="22"/>
+        </w:rPr>
+        <w:t xml:space="preserve">Look at the top of the screen for the shop picker beside the search box.</w:t>
+      </w:r>
+    </w:p>
+    <w:p>
+      <w:pPr>
+        <w:spacing w:after="80" w:line="276"/>
+      </w:pPr>
+      <w:r>
+        <w:rPr>
+          <w:rFonts w:ascii="Calibri" w:cs="Calibri" w:eastAsia="Calibri" w:hAnsi="Calibri"/>
+          <w:b/>
+          <w:bCs/>
+          <w:i w:val="false"/>
+          <w:iCs w:val="false"/>
+          <w:color w:val="000000"/>
+          <w:sz w:val="22"/>
+          <w:szCs w:val="22"/>
+        </w:rPr>
+        <w:t xml:space="preserve">3. </w:t>
+      </w:r>
+      <w:r>
+        <w:rPr>
+          <w:rFonts w:ascii="Calibri" w:cs="Calibri" w:eastAsia="Calibri" w:hAnsi="Calibri"/>
+          <w:b w:val="false"/>
+          <w:bCs w:val="false"/>
+          <w:i w:val="false"/>
+          <w:iCs w:val="false"/>
+          <w:color w:val="000000"/>
+          <w:sz w:val="22"/>
+          <w:szCs w:val="22"/>
+        </w:rPr>
+        <w:t xml:space="preserve">Leave it on All shops together and note the figures on Home.</w:t>
+      </w:r>
+    </w:p>
+    <w:p>
+      <w:pPr>
+        <w:spacing w:after="80" w:line="276"/>
+      </w:pPr>
+      <w:r>
+        <w:rPr>
+          <w:rFonts w:ascii="Calibri" w:cs="Calibri" w:eastAsia="Calibri" w:hAnsi="Calibri"/>
+          <w:b/>
+          <w:bCs/>
+          <w:i w:val="false"/>
+          <w:iCs w:val="false"/>
+          <w:color w:val="000000"/>
+          <w:sz w:val="22"/>
+          <w:szCs w:val="22"/>
+        </w:rPr>
+        <w:t xml:space="preserve">4. </w:t>
+      </w:r>
+      <w:r>
+        <w:rPr>
+          <w:rFonts w:ascii="Calibri" w:cs="Calibri" w:eastAsia="Calibri" w:hAnsi="Calibri"/>
+          <w:b w:val="false"/>
+          <w:bCs w:val="false"/>
+          <w:i w:val="false"/>
+          <w:iCs w:val="false"/>
+          <w:color w:val="000000"/>
+          <w:sz w:val="22"/>
+          <w:szCs w:val="22"/>
+        </w:rPr>
+        <w:t xml:space="preserve">Pick Bodija. Watch the same figures change to Bodija only.</w:t>
+      </w:r>
+    </w:p>
+    <w:p>
+      <w:pPr>
+        <w:spacing w:after="80" w:line="276"/>
+      </w:pPr>
+      <w:r>
+        <w:rPr>
+          <w:rFonts w:ascii="Calibri" w:cs="Calibri" w:eastAsia="Calibri" w:hAnsi="Calibri"/>
+          <w:b/>
+          <w:bCs/>
+          <w:i w:val="false"/>
+          <w:iCs w:val="false"/>
+          <w:color w:val="000000"/>
+          <w:sz w:val="22"/>
+          <w:szCs w:val="22"/>
+        </w:rPr>
+        <w:t xml:space="preserve">5. </w:t>
+      </w:r>
+      <w:r>
+        <w:rPr>
+          <w:rFonts w:ascii="Calibri" w:cs="Calibri" w:eastAsia="Calibri" w:hAnsi="Calibri"/>
+          <w:b w:val="false"/>
+          <w:bCs w:val="false"/>
+          <w:i w:val="false"/>
+          <w:iCs w:val="false"/>
+          <w:color w:val="000000"/>
+          <w:sz w:val="22"/>
+          <w:szCs w:val="22"/>
+        </w:rPr>
+        <w:t xml:space="preserve">Open Sales, Shop stock, and Reports while still on Bodija.</w:t>
+      </w:r>
+    </w:p>
+    <w:p>
+      <w:pPr>
+        <w:spacing w:after="80" w:line="276"/>
+      </w:pPr>
+      <w:r>
+        <w:rPr>
+          <w:rFonts w:ascii="Calibri" w:cs="Calibri" w:eastAsia="Calibri" w:hAnsi="Calibri"/>
+          <w:b/>
+          <w:bCs/>
+          <w:i w:val="false"/>
+          <w:iCs w:val="false"/>
+          <w:color w:val="000000"/>
+          <w:sz w:val="22"/>
+          <w:szCs w:val="22"/>
+        </w:rPr>
+        <w:t xml:space="preserve">6. </w:t>
+      </w:r>
+      <w:r>
+        <w:rPr>
+          <w:rFonts w:ascii="Calibri" w:cs="Calibri" w:eastAsia="Calibri" w:hAnsi="Calibri"/>
+          <w:b w:val="false"/>
+          <w:bCs w:val="false"/>
+          <w:i w:val="false"/>
+          <w:iCs w:val="false"/>
+          <w:color w:val="000000"/>
+          <w:sz w:val="22"/>
+          <w:szCs w:val="22"/>
+        </w:rPr>
+        <w:t xml:space="preserve">Pick All shops together again.</w:t>
+      </w:r>
+    </w:p>
+    <w:p>
+      <w:pPr>
+        <w:spacing w:after="80" w:line="276"/>
+      </w:pPr>
+      <w:r>
+        <w:rPr>
+          <w:rFonts w:ascii="Calibri" w:cs="Calibri" w:eastAsia="Calibri" w:hAnsi="Calibri"/>
+          <w:b/>
+          <w:bCs/>
+          <w:i w:val="false"/>
+          <w:iCs w:val="false"/>
+          <w:color w:val="000000"/>
+          <w:sz w:val="22"/>
+          <w:szCs w:val="22"/>
+        </w:rPr>
+        <w:t xml:space="preserve">7. </w:t>
+      </w:r>
+      <w:r>
+        <w:rPr>
+          <w:rFonts w:ascii="Calibri" w:cs="Calibri" w:eastAsia="Calibri" w:hAnsi="Calibri"/>
+          <w:b w:val="false"/>
+          <w:bCs w:val="false"/>
+          <w:i w:val="false"/>
+          <w:iCs w:val="false"/>
+          <w:color w:val="000000"/>
+          <w:sz w:val="22"/>
+          <w:szCs w:val="22"/>
+        </w:rPr>
+        <w:t xml:space="preserve">Sign in as cashier@abutwins.com and look for the picker.</w:t>
+      </w:r>
+    </w:p>
+    <w:p>
+      <w:pPr>
+        <w:pStyle w:val="Heading3"/>
+        <w:spacing w:after="80" w:before="200"/>
+      </w:pPr>
+      <w:r>
+        <w:rPr>
+          <w:rFonts w:ascii="Calibri" w:cs="Calibri" w:eastAsia="Calibri" w:hAnsi="Calibri"/>
+          <w:b/>
+          <w:bCs/>
+          <w:i w:val="false"/>
+          <w:iCs w:val="false"/>
+          <w:color w:val="000000"/>
+          <w:sz w:val="24"/>
+          <w:szCs w:val="24"/>
+        </w:rPr>
+        <w:t xml:space="preserve">What you should see</w:t>
+      </w:r>
+    </w:p>
+    <w:p>
+      <w:pPr>
+        <w:pStyle w:val="ListParagraph"/>
+        <w:numPr>
+          <w:ilvl w:val="0"/>
+          <w:numId w:val="2"/>
+        </w:numPr>
+        <w:spacing w:after="80" w:line="276"/>
+      </w:pPr>
+      <w:r>
+        <w:rPr>
+          <w:rFonts w:ascii="Calibri" w:cs="Calibri" w:eastAsia="Calibri" w:hAnsi="Calibri"/>
+          <w:b w:val="false"/>
+          <w:bCs w:val="false"/>
+          <w:i w:val="false"/>
+          <w:iCs w:val="false"/>
+          <w:color w:val="000000"/>
+          <w:sz w:val="22"/>
+          <w:szCs w:val="22"/>
+        </w:rPr>
+        <w:t xml:space="preserve">The picker lists All shops together and the three Ibadan shops.</w:t>
+      </w:r>
+    </w:p>
+    <w:p>
+      <w:pPr>
+        <w:pStyle w:val="ListParagraph"/>
+        <w:numPr>
+          <w:ilvl w:val="0"/>
+          <w:numId w:val="2"/>
+        </w:numPr>
+        <w:spacing w:after="80" w:line="276"/>
+      </w:pPr>
+      <w:r>
+        <w:rPr>
+          <w:rFonts w:ascii="Calibri" w:cs="Calibri" w:eastAsia="Calibri" w:hAnsi="Calibri"/>
+          <w:b w:val="false"/>
+          <w:bCs w:val="false"/>
+          <w:i w:val="false"/>
+          <w:iCs w:val="false"/>
+          <w:color w:val="000000"/>
+          <w:sz w:val="22"/>
+          <w:szCs w:val="22"/>
+        </w:rPr>
+        <w:t xml:space="preserve">Picking a shop changes every screen, not only Home.</w:t>
+      </w:r>
+    </w:p>
+    <w:p>
+      <w:pPr>
+        <w:pStyle w:val="ListParagraph"/>
+        <w:numPr>
+          <w:ilvl w:val="0"/>
+          <w:numId w:val="2"/>
+        </w:numPr>
+        <w:spacing w:after="80" w:line="276"/>
+      </w:pPr>
+      <w:r>
+        <w:rPr>
+          <w:rFonts w:ascii="Calibri" w:cs="Calibri" w:eastAsia="Calibri" w:hAnsi="Calibri"/>
+          <w:b w:val="false"/>
+          <w:bCs w:val="false"/>
+          <w:i w:val="false"/>
+          <w:iCs w:val="false"/>
+          <w:color w:val="000000"/>
+          <w:sz w:val="22"/>
+          <w:szCs w:val="22"/>
+        </w:rPr>
+        <w:t xml:space="preserve">The choice stays as you move around the system, until you change it or sign out.</w:t>
+      </w:r>
+    </w:p>
+    <w:p>
+      <w:pPr>
+        <w:pStyle w:val="ListParagraph"/>
+        <w:numPr>
+          <w:ilvl w:val="0"/>
+          <w:numId w:val="2"/>
+        </w:numPr>
+        <w:spacing w:after="80" w:line="276"/>
+      </w:pPr>
+      <w:r>
+        <w:rPr>
+          <w:rFonts w:ascii="Calibri" w:cs="Calibri" w:eastAsia="Calibri" w:hAnsi="Calibri"/>
+          <w:b w:val="false"/>
+          <w:bCs w:val="false"/>
+          <w:i w:val="false"/>
+          <w:iCs w:val="false"/>
+          <w:color w:val="000000"/>
+          <w:sz w:val="22"/>
+          <w:szCs w:val="22"/>
+        </w:rPr>
+        <w:t xml:space="preserve">A cashier, shop manager, goods intake, or repair engineer never sees the picker. They already only see their own shop.</w:t>
+      </w:r>
+    </w:p>
+    <w:p>
+      <w:pPr>
+        <w:pStyle w:val="ListParagraph"/>
+        <w:numPr>
+          <w:ilvl w:val="0"/>
+          <w:numId w:val="2"/>
+        </w:numPr>
+        <w:spacing w:after="80" w:line="276"/>
+      </w:pPr>
+      <w:r>
+        <w:rPr>
+          <w:rFonts w:ascii="Calibri" w:cs="Calibri" w:eastAsia="Calibri" w:hAnsi="Calibri"/>
+          <w:b w:val="false"/>
+          <w:bCs w:val="false"/>
+          <w:i w:val="false"/>
+          <w:iCs w:val="false"/>
+          <w:color w:val="000000"/>
+          <w:sz w:val="22"/>
+          <w:szCs w:val="22"/>
+        </w:rPr>
+        <w:t xml:space="preserve">Picking one shop does not stop head office correcting a record at another shop. It changes what is being read, not what may be done.</w:t>
+      </w:r>
+    </w:p>
+    <w:p>
+      <w:pPr>
+        <w:pStyle w:val="Heading2"/>
+        <w:spacing w:after="120" w:before="280"/>
+      </w:pPr>
+      <w:r>
+        <w:rPr>
+          <w:rFonts w:ascii="Calibri" w:cs="Calibri" w:eastAsia="Calibri" w:hAnsi="Calibri"/>
+          <w:b/>
+          <w:bCs/>
+          <w:i w:val="false"/>
+          <w:iCs w:val="false"/>
+          <w:color w:val="000000"/>
+          <w:sz w:val="26"/>
+          <w:szCs w:val="26"/>
+        </w:rPr>
+        <w:t xml:space="preserve">10.36 Two tills cannot sell the same phone</w:t>
+      </w:r>
+    </w:p>
+    <w:p>
+      <w:pPr>
+        <w:pStyle w:val="Heading3"/>
+        <w:spacing w:after="80" w:before="200"/>
+      </w:pPr>
+      <w:r>
+        <w:rPr>
+          <w:rFonts w:ascii="Calibri" w:cs="Calibri" w:eastAsia="Calibri" w:hAnsi="Calibri"/>
+          <w:b/>
+          <w:bCs/>
+          <w:i w:val="false"/>
+          <w:iCs w:val="false"/>
+          <w:color w:val="000000"/>
+          <w:sz w:val="24"/>
+          <w:szCs w:val="24"/>
+        </w:rPr>
+        <w:t xml:space="preserve">What this page is</w:t>
+      </w:r>
+    </w:p>
+    <w:p>
+      <w:pPr>
+        <w:spacing w:after="160" w:before="0" w:line="276"/>
+        <w:jc w:val="left"/>
+      </w:pPr>
+      <w:r>
+        <w:rPr>
+          <w:rFonts w:ascii="Calibri" w:cs="Calibri" w:eastAsia="Calibri" w:hAnsi="Calibri"/>
+          <w:b w:val="false"/>
+          <w:bCs w:val="false"/>
+          <w:i w:val="false"/>
+          <w:iCs w:val="false"/>
+          <w:color w:val="000000"/>
+          <w:sz w:val="22"/>
+          <w:szCs w:val="22"/>
+        </w:rPr>
+        <w:t xml:space="preserve">When a sale is completed, the system takes the phone at the same moment it writes the invoice, and only if that phone is still In shop at that shop. If two people complete a sale on the same phone at the same second, one sale is written and the other is refused with a plain message.</w:t>
+      </w:r>
+    </w:p>
+    <w:p>
+      <w:pPr>
+        <w:pStyle w:val="Heading3"/>
+        <w:spacing w:after="80" w:before="200"/>
+      </w:pPr>
+      <w:r>
+        <w:rPr>
+          <w:rFonts w:ascii="Calibri" w:cs="Calibri" w:eastAsia="Calibri" w:hAnsi="Calibri"/>
+          <w:b/>
+          <w:bCs/>
+          <w:i w:val="false"/>
+          <w:iCs w:val="false"/>
+          <w:color w:val="000000"/>
+          <w:sz w:val="24"/>
+          <w:szCs w:val="24"/>
+        </w:rPr>
+        <w:t xml:space="preserve">Why it is here</w:t>
+      </w:r>
+    </w:p>
+    <w:p>
+      <w:pPr>
+        <w:spacing w:after="160" w:before="0" w:line="276"/>
+        <w:jc w:val="left"/>
+      </w:pPr>
+      <w:r>
+        <w:rPr>
+          <w:rFonts w:ascii="Calibri" w:cs="Calibri" w:eastAsia="Calibri" w:hAnsi="Calibri"/>
+          <w:b w:val="false"/>
+          <w:bCs w:val="false"/>
+          <w:i w:val="false"/>
+          <w:iCs w:val="false"/>
+          <w:color w:val="000000"/>
+          <w:sz w:val="22"/>
+          <w:szCs w:val="22"/>
+        </w:rPr>
+        <w:t xml:space="preserve">One phone is one phone. Two tills at Iwo Road can have the same IMEI on screen at the same time, because both loaded their list a minute ago. Without this, both sales complete, the shop has two invoices and one phone, and the difference is only found at stock count, long after the customers have gone. The same protection covers accessories, so shop stock can never go below zero, and money owed by a customer, so two clerks collecting at once cannot wipe out each other's entry.</w:t>
+      </w:r>
+    </w:p>
+    <w:p>
+      <w:pPr>
+        <w:pStyle w:val="Heading3"/>
+        <w:spacing w:after="80" w:before="200"/>
+      </w:pPr>
+      <w:r>
+        <w:rPr>
+          <w:rFonts w:ascii="Calibri" w:cs="Calibri" w:eastAsia="Calibri" w:hAnsi="Calibri"/>
+          <w:b/>
+          <w:bCs/>
+          <w:i w:val="false"/>
+          <w:iCs w:val="false"/>
+          <w:color w:val="000000"/>
+          <w:sz w:val="24"/>
+          <w:szCs w:val="24"/>
+        </w:rPr>
+        <w:t xml:space="preserve">A real shop story</w:t>
+      </w:r>
+    </w:p>
+    <w:p>
+      <w:pPr>
+        <w:spacing w:after="160" w:before="0" w:line="276"/>
+        <w:jc w:val="left"/>
+      </w:pPr>
+      <w:r>
+        <w:rPr>
+          <w:rFonts w:ascii="Calibri" w:cs="Calibri" w:eastAsia="Calibri" w:hAnsi="Calibri"/>
+          <w:b w:val="false"/>
+          <w:bCs w:val="false"/>
+          <w:i w:val="false"/>
+          <w:iCs w:val="false"/>
+          <w:color w:val="000000"/>
+          <w:sz w:val="22"/>
+          <w:szCs w:val="22"/>
+        </w:rPr>
+        <w:t xml:space="preserve">A customer at Iwo Road is being served by Tunde while Blessing is finishing a different sale for the same iPhone, brought to her by a second customer. Both press Complete sale within a second of each other. Tunde's sale is written. Blessing's screen says the phone was just taken by another till, and nothing is written: no invoice, no money entry, no change to stock. She tells her customer and finds another unit.</w:t>
+      </w:r>
+    </w:p>
+    <w:p>
+      <w:pPr>
+        <w:pStyle w:val="Heading3"/>
+        <w:spacing w:after="80" w:before="200"/>
+      </w:pPr>
+      <w:r>
+        <w:rPr>
+          <w:rFonts w:ascii="Calibri" w:cs="Calibri" w:eastAsia="Calibri" w:hAnsi="Calibri"/>
+          <w:b/>
+          <w:bCs/>
+          <w:i w:val="false"/>
+          <w:iCs w:val="false"/>
+          <w:color w:val="000000"/>
+          <w:sz w:val="24"/>
+          <w:szCs w:val="24"/>
+        </w:rPr>
+        <w:t xml:space="preserve">How to try it</w:t>
+      </w:r>
+    </w:p>
+    <w:p>
+      <w:pPr>
+        <w:spacing w:after="80" w:line="276"/>
+      </w:pPr>
+      <w:r>
+        <w:rPr>
+          <w:rFonts w:ascii="Calibri" w:cs="Calibri" w:eastAsia="Calibri" w:hAnsi="Calibri"/>
+          <w:b/>
+          <w:bCs/>
+          <w:i w:val="false"/>
+          <w:iCs w:val="false"/>
+          <w:color w:val="000000"/>
+          <w:sz w:val="22"/>
+          <w:szCs w:val="22"/>
+        </w:rPr>
+        <w:t xml:space="preserve">1. </w:t>
+      </w:r>
+      <w:r>
+        <w:rPr>
+          <w:rFonts w:ascii="Calibri" w:cs="Calibri" w:eastAsia="Calibri" w:hAnsi="Calibri"/>
+          <w:b w:val="false"/>
+          <w:bCs w:val="false"/>
+          <w:i w:val="false"/>
+          <w:iCs w:val="false"/>
+          <w:color w:val="000000"/>
+          <w:sz w:val="22"/>
+          <w:szCs w:val="22"/>
+        </w:rPr>
+        <w:t xml:space="preserve">Open Sell now on two different computers or browsers, both signed in to the same shop.</w:t>
+      </w:r>
+    </w:p>
+    <w:p>
+      <w:pPr>
+        <w:spacing w:after="80" w:line="276"/>
+      </w:pPr>
+      <w:r>
+        <w:rPr>
+          <w:rFonts w:ascii="Calibri" w:cs="Calibri" w:eastAsia="Calibri" w:hAnsi="Calibri"/>
+          <w:b/>
+          <w:bCs/>
+          <w:i w:val="false"/>
+          <w:iCs w:val="false"/>
+          <w:color w:val="000000"/>
+          <w:sz w:val="22"/>
+          <w:szCs w:val="22"/>
+        </w:rPr>
+        <w:t xml:space="preserve">2. </w:t>
+      </w:r>
+      <w:r>
+        <w:rPr>
+          <w:rFonts w:ascii="Calibri" w:cs="Calibri" w:eastAsia="Calibri" w:hAnsi="Calibri"/>
+          <w:b w:val="false"/>
+          <w:bCs w:val="false"/>
+          <w:i w:val="false"/>
+          <w:iCs w:val="false"/>
+          <w:color w:val="000000"/>
+          <w:sz w:val="22"/>
+          <w:szCs w:val="22"/>
+        </w:rPr>
+        <w:t xml:space="preserve">Scan the same IMEI into both carts.</w:t>
+      </w:r>
+    </w:p>
+    <w:p>
+      <w:pPr>
+        <w:spacing w:after="80" w:line="276"/>
+      </w:pPr>
+      <w:r>
+        <w:rPr>
+          <w:rFonts w:ascii="Calibri" w:cs="Calibri" w:eastAsia="Calibri" w:hAnsi="Calibri"/>
+          <w:b/>
+          <w:bCs/>
+          <w:i w:val="false"/>
+          <w:iCs w:val="false"/>
+          <w:color w:val="000000"/>
+          <w:sz w:val="22"/>
+          <w:szCs w:val="22"/>
+        </w:rPr>
+        <w:t xml:space="preserve">3. </w:t>
+      </w:r>
+      <w:r>
+        <w:rPr>
+          <w:rFonts w:ascii="Calibri" w:cs="Calibri" w:eastAsia="Calibri" w:hAnsi="Calibri"/>
+          <w:b w:val="false"/>
+          <w:bCs w:val="false"/>
+          <w:i w:val="false"/>
+          <w:iCs w:val="false"/>
+          <w:color w:val="000000"/>
+          <w:sz w:val="22"/>
+          <w:szCs w:val="22"/>
+        </w:rPr>
+        <w:t xml:space="preserve">Complete the sale on the first one.</w:t>
+      </w:r>
+    </w:p>
+    <w:p>
+      <w:pPr>
+        <w:spacing w:after="80" w:line="276"/>
+      </w:pPr>
+      <w:r>
+        <w:rPr>
+          <w:rFonts w:ascii="Calibri" w:cs="Calibri" w:eastAsia="Calibri" w:hAnsi="Calibri"/>
+          <w:b/>
+          <w:bCs/>
+          <w:i w:val="false"/>
+          <w:iCs w:val="false"/>
+          <w:color w:val="000000"/>
+          <w:sz w:val="22"/>
+          <w:szCs w:val="22"/>
+        </w:rPr>
+        <w:t xml:space="preserve">4. </w:t>
+      </w:r>
+      <w:r>
+        <w:rPr>
+          <w:rFonts w:ascii="Calibri" w:cs="Calibri" w:eastAsia="Calibri" w:hAnsi="Calibri"/>
+          <w:b w:val="false"/>
+          <w:bCs w:val="false"/>
+          <w:i w:val="false"/>
+          <w:iCs w:val="false"/>
+          <w:color w:val="000000"/>
+          <w:sz w:val="22"/>
+          <w:szCs w:val="22"/>
+        </w:rPr>
+        <w:t xml:space="preserve">Complete the sale on the second one.</w:t>
+      </w:r>
+    </w:p>
+    <w:p>
+      <w:pPr>
+        <w:spacing w:after="80" w:line="276"/>
+      </w:pPr>
+      <w:r>
+        <w:rPr>
+          <w:rFonts w:ascii="Calibri" w:cs="Calibri" w:eastAsia="Calibri" w:hAnsi="Calibri"/>
+          <w:b/>
+          <w:bCs/>
+          <w:i w:val="false"/>
+          <w:iCs w:val="false"/>
+          <w:color w:val="000000"/>
+          <w:sz w:val="22"/>
+          <w:szCs w:val="22"/>
+        </w:rPr>
+        <w:t xml:space="preserve">5. </w:t>
+      </w:r>
+      <w:r>
+        <w:rPr>
+          <w:rFonts w:ascii="Calibri" w:cs="Calibri" w:eastAsia="Calibri" w:hAnsi="Calibri"/>
+          <w:b w:val="false"/>
+          <w:bCs w:val="false"/>
+          <w:i w:val="false"/>
+          <w:iCs w:val="false"/>
+          <w:color w:val="000000"/>
+          <w:sz w:val="22"/>
+          <w:szCs w:val="22"/>
+        </w:rPr>
+        <w:t xml:space="preserve">Open Sales and count the invoices for that IMEI.</w:t>
+      </w:r>
+    </w:p>
+    <w:p>
+      <w:pPr>
+        <w:spacing w:after="80" w:line="276"/>
+      </w:pPr>
+      <w:r>
+        <w:rPr>
+          <w:rFonts w:ascii="Calibri" w:cs="Calibri" w:eastAsia="Calibri" w:hAnsi="Calibri"/>
+          <w:b/>
+          <w:bCs/>
+          <w:i w:val="false"/>
+          <w:iCs w:val="false"/>
+          <w:color w:val="000000"/>
+          <w:sz w:val="22"/>
+          <w:szCs w:val="22"/>
+        </w:rPr>
+        <w:t xml:space="preserve">6. </w:t>
+      </w:r>
+      <w:r>
+        <w:rPr>
+          <w:rFonts w:ascii="Calibri" w:cs="Calibri" w:eastAsia="Calibri" w:hAnsi="Calibri"/>
+          <w:b w:val="false"/>
+          <w:bCs w:val="false"/>
+          <w:i w:val="false"/>
+          <w:iCs w:val="false"/>
+          <w:color w:val="000000"/>
+          <w:sz w:val="22"/>
+          <w:szCs w:val="22"/>
+        </w:rPr>
+        <w:t xml:space="preserve">Open the phone under Phone IMEIs and read its diary.</w:t>
+      </w:r>
+    </w:p>
+    <w:p>
+      <w:pPr>
+        <w:pStyle w:val="Heading3"/>
+        <w:spacing w:after="80" w:before="200"/>
+      </w:pPr>
+      <w:r>
+        <w:rPr>
+          <w:rFonts w:ascii="Calibri" w:cs="Calibri" w:eastAsia="Calibri" w:hAnsi="Calibri"/>
+          <w:b/>
+          <w:bCs/>
+          <w:i w:val="false"/>
+          <w:iCs w:val="false"/>
+          <w:color w:val="000000"/>
+          <w:sz w:val="24"/>
+          <w:szCs w:val="24"/>
+        </w:rPr>
+        <w:t xml:space="preserve">What you should see</w:t>
+      </w:r>
+    </w:p>
+    <w:p>
+      <w:pPr>
+        <w:pStyle w:val="ListParagraph"/>
+        <w:numPr>
+          <w:ilvl w:val="0"/>
+          <w:numId w:val="2"/>
+        </w:numPr>
+        <w:spacing w:after="80" w:line="276"/>
+      </w:pPr>
+      <w:r>
+        <w:rPr>
+          <w:rFonts w:ascii="Calibri" w:cs="Calibri" w:eastAsia="Calibri" w:hAnsi="Calibri"/>
+          <w:b w:val="false"/>
+          <w:bCs w:val="false"/>
+          <w:i w:val="false"/>
+          <w:iCs w:val="false"/>
+          <w:color w:val="000000"/>
+          <w:sz w:val="22"/>
+          <w:szCs w:val="22"/>
+        </w:rPr>
+        <w:t xml:space="preserve">The first till gets an invoice.</w:t>
+      </w:r>
+    </w:p>
+    <w:p>
+      <w:pPr>
+        <w:pStyle w:val="ListParagraph"/>
+        <w:numPr>
+          <w:ilvl w:val="0"/>
+          <w:numId w:val="2"/>
+        </w:numPr>
+        <w:spacing w:after="80" w:line="276"/>
+      </w:pPr>
+      <w:r>
+        <w:rPr>
+          <w:rFonts w:ascii="Calibri" w:cs="Calibri" w:eastAsia="Calibri" w:hAnsi="Calibri"/>
+          <w:b w:val="false"/>
+          <w:bCs w:val="false"/>
+          <w:i w:val="false"/>
+          <w:iCs w:val="false"/>
+          <w:color w:val="000000"/>
+          <w:sz w:val="22"/>
+          <w:szCs w:val="22"/>
+        </w:rPr>
+        <w:t xml:space="preserve">The second till is told the phone was just taken by another till, and is asked to refresh.</w:t>
+      </w:r>
+    </w:p>
+    <w:p>
+      <w:pPr>
+        <w:pStyle w:val="ListParagraph"/>
+        <w:numPr>
+          <w:ilvl w:val="0"/>
+          <w:numId w:val="2"/>
+        </w:numPr>
+        <w:spacing w:after="80" w:line="276"/>
+      </w:pPr>
+      <w:r>
+        <w:rPr>
+          <w:rFonts w:ascii="Calibri" w:cs="Calibri" w:eastAsia="Calibri" w:hAnsi="Calibri"/>
+          <w:b w:val="false"/>
+          <w:bCs w:val="false"/>
+          <w:i w:val="false"/>
+          <w:iCs w:val="false"/>
+          <w:color w:val="000000"/>
+          <w:sz w:val="22"/>
+          <w:szCs w:val="22"/>
+        </w:rPr>
+        <w:t xml:space="preserve">There is exactly one invoice for that phone, never two.</w:t>
+      </w:r>
+    </w:p>
+    <w:p>
+      <w:pPr>
+        <w:pStyle w:val="ListParagraph"/>
+        <w:numPr>
+          <w:ilvl w:val="0"/>
+          <w:numId w:val="2"/>
+        </w:numPr>
+        <w:spacing w:after="80" w:line="276"/>
+      </w:pPr>
+      <w:r>
+        <w:rPr>
+          <w:rFonts w:ascii="Calibri" w:cs="Calibri" w:eastAsia="Calibri" w:hAnsi="Calibri"/>
+          <w:b w:val="false"/>
+          <w:bCs w:val="false"/>
+          <w:i w:val="false"/>
+          <w:iCs w:val="false"/>
+          <w:color w:val="000000"/>
+          <w:sz w:val="22"/>
+          <w:szCs w:val="22"/>
+        </w:rPr>
+        <w:t xml:space="preserve">Nothing half-happened on the refused sale. No money entry, no stock change, no customer debt.</w:t>
+      </w:r>
+    </w:p>
+    <w:p>
+      <w:pPr>
+        <w:pStyle w:val="Heading2"/>
+        <w:spacing w:after="120" w:before="280"/>
+      </w:pPr>
+      <w:r>
+        <w:rPr>
+          <w:rFonts w:ascii="Calibri" w:cs="Calibri" w:eastAsia="Calibri" w:hAnsi="Calibri"/>
+          <w:b/>
+          <w:bCs/>
+          <w:i w:val="false"/>
+          <w:iCs w:val="false"/>
+          <w:color w:val="000000"/>
+          <w:sz w:val="26"/>
+          <w:szCs w:val="26"/>
+        </w:rPr>
+        <w:t xml:space="preserve">10.37 Buttons tell you they are working</w:t>
+      </w:r>
+    </w:p>
+    <w:p>
+      <w:pPr>
+        <w:pStyle w:val="Heading3"/>
+        <w:spacing w:after="80" w:before="200"/>
+      </w:pPr>
+      <w:r>
+        <w:rPr>
+          <w:rFonts w:ascii="Calibri" w:cs="Calibri" w:eastAsia="Calibri" w:hAnsi="Calibri"/>
+          <w:b/>
+          <w:bCs/>
+          <w:i w:val="false"/>
+          <w:iCs w:val="false"/>
+          <w:color w:val="000000"/>
+          <w:sz w:val="24"/>
+          <w:szCs w:val="24"/>
+        </w:rPr>
+        <w:t xml:space="preserve">What this page is</w:t>
+      </w:r>
+    </w:p>
+    <w:p>
+      <w:pPr>
+        <w:spacing w:after="160" w:before="0" w:line="276"/>
+        <w:jc w:val="left"/>
+      </w:pPr>
+      <w:r>
+        <w:rPr>
+          <w:rFonts w:ascii="Calibri" w:cs="Calibri" w:eastAsia="Calibri" w:hAnsi="Calibri"/>
+          <w:b w:val="false"/>
+          <w:bCs w:val="false"/>
+          <w:i w:val="false"/>
+          <w:iCs w:val="false"/>
+          <w:color w:val="000000"/>
+          <w:sz w:val="22"/>
+          <w:szCs w:val="22"/>
+        </w:rPr>
+        <w:t xml:space="preserve">Every button that saves something says so while it is working, and refuses to be pressed again until it is done.</w:t>
+      </w:r>
+    </w:p>
+    <w:p>
+      <w:pPr>
+        <w:pStyle w:val="Heading3"/>
+        <w:spacing w:after="80" w:before="200"/>
+      </w:pPr>
+      <w:r>
+        <w:rPr>
+          <w:rFonts w:ascii="Calibri" w:cs="Calibri" w:eastAsia="Calibri" w:hAnsi="Calibri"/>
+          <w:b/>
+          <w:bCs/>
+          <w:i w:val="false"/>
+          <w:iCs w:val="false"/>
+          <w:color w:val="000000"/>
+          <w:sz w:val="24"/>
+          <w:szCs w:val="24"/>
+        </w:rPr>
+        <w:t xml:space="preserve">Why it is here</w:t>
+      </w:r>
+    </w:p>
+    <w:p>
+      <w:pPr>
+        <w:spacing w:after="160" w:before="0" w:line="276"/>
+        <w:jc w:val="left"/>
+      </w:pPr>
+      <w:r>
+        <w:rPr>
+          <w:rFonts w:ascii="Calibri" w:cs="Calibri" w:eastAsia="Calibri" w:hAnsi="Calibri"/>
+          <w:b w:val="false"/>
+          <w:bCs w:val="false"/>
+          <w:i w:val="false"/>
+          <w:iCs w:val="false"/>
+          <w:color w:val="000000"/>
+          <w:sz w:val="22"/>
+          <w:szCs w:val="22"/>
+        </w:rPr>
+        <w:t xml:space="preserve">Shop internet is not always fast. A cashier presses Complete sale, the screen looks unchanged for two seconds, and the natural thing is to press again. The shop system now refuses the second press, and, just as importantly, says out loud that the first one is being dealt with.</w:t>
+      </w:r>
+    </w:p>
+    <w:p>
+      <w:pPr>
+        <w:pStyle w:val="Heading3"/>
+        <w:spacing w:after="80" w:before="200"/>
+      </w:pPr>
+      <w:r>
+        <w:rPr>
+          <w:rFonts w:ascii="Calibri" w:cs="Calibri" w:eastAsia="Calibri" w:hAnsi="Calibri"/>
+          <w:b/>
+          <w:bCs/>
+          <w:i w:val="false"/>
+          <w:iCs w:val="false"/>
+          <w:color w:val="000000"/>
+          <w:sz w:val="24"/>
+          <w:szCs w:val="24"/>
+        </w:rPr>
+        <w:t xml:space="preserve">A real shop story</w:t>
+      </w:r>
+    </w:p>
+    <w:p>
+      <w:pPr>
+        <w:spacing w:after="160" w:before="0" w:line="276"/>
+        <w:jc w:val="left"/>
+      </w:pPr>
+      <w:r>
+        <w:rPr>
+          <w:rFonts w:ascii="Calibri" w:cs="Calibri" w:eastAsia="Calibri" w:hAnsi="Calibri"/>
+          <w:b w:val="false"/>
+          <w:bCs w:val="false"/>
+          <w:i w:val="false"/>
+          <w:iCs w:val="false"/>
+          <w:color w:val="000000"/>
+          <w:sz w:val="22"/>
+          <w:szCs w:val="22"/>
+        </w:rPr>
+        <w:t xml:space="preserve">Ngozi at Challenge completes a sale on a slow afternoon. The button changes to Working and goes grey. She waits. The invoice opens. She never wonders whether she has charged the customer twice.</w:t>
+      </w:r>
+    </w:p>
+    <w:p>
+      <w:pPr>
+        <w:pStyle w:val="Heading3"/>
+        <w:spacing w:after="80" w:before="200"/>
+      </w:pPr>
+      <w:r>
+        <w:rPr>
+          <w:rFonts w:ascii="Calibri" w:cs="Calibri" w:eastAsia="Calibri" w:hAnsi="Calibri"/>
+          <w:b/>
+          <w:bCs/>
+          <w:i w:val="false"/>
+          <w:iCs w:val="false"/>
+          <w:color w:val="000000"/>
+          <w:sz w:val="24"/>
+          <w:szCs w:val="24"/>
+        </w:rPr>
+        <w:t xml:space="preserve">How to try it</w:t>
+      </w:r>
+    </w:p>
+    <w:p>
+      <w:pPr>
+        <w:spacing w:after="80" w:line="276"/>
+      </w:pPr>
+      <w:r>
+        <w:rPr>
+          <w:rFonts w:ascii="Calibri" w:cs="Calibri" w:eastAsia="Calibri" w:hAnsi="Calibri"/>
+          <w:b/>
+          <w:bCs/>
+          <w:i w:val="false"/>
+          <w:iCs w:val="false"/>
+          <w:color w:val="000000"/>
+          <w:sz w:val="22"/>
+          <w:szCs w:val="22"/>
+        </w:rPr>
+        <w:t xml:space="preserve">1. </w:t>
+      </w:r>
+      <w:r>
+        <w:rPr>
+          <w:rFonts w:ascii="Calibri" w:cs="Calibri" w:eastAsia="Calibri" w:hAnsi="Calibri"/>
+          <w:b w:val="false"/>
+          <w:bCs w:val="false"/>
+          <w:i w:val="false"/>
+          <w:iCs w:val="false"/>
+          <w:color w:val="000000"/>
+          <w:sz w:val="22"/>
+          <w:szCs w:val="22"/>
+        </w:rPr>
+        <w:t xml:space="preserve">Open any screen with a save button, such as Sell now, Expenses, or Customers.</w:t>
+      </w:r>
+    </w:p>
+    <w:p>
+      <w:pPr>
+        <w:spacing w:after="80" w:line="276"/>
+      </w:pPr>
+      <w:r>
+        <w:rPr>
+          <w:rFonts w:ascii="Calibri" w:cs="Calibri" w:eastAsia="Calibri" w:hAnsi="Calibri"/>
+          <w:b/>
+          <w:bCs/>
+          <w:i w:val="false"/>
+          <w:iCs w:val="false"/>
+          <w:color w:val="000000"/>
+          <w:sz w:val="22"/>
+          <w:szCs w:val="22"/>
+        </w:rPr>
+        <w:t xml:space="preserve">2. </w:t>
+      </w:r>
+      <w:r>
+        <w:rPr>
+          <w:rFonts w:ascii="Calibri" w:cs="Calibri" w:eastAsia="Calibri" w:hAnsi="Calibri"/>
+          <w:b w:val="false"/>
+          <w:bCs w:val="false"/>
+          <w:i w:val="false"/>
+          <w:iCs w:val="false"/>
+          <w:color w:val="000000"/>
+          <w:sz w:val="22"/>
+          <w:szCs w:val="22"/>
+        </w:rPr>
+        <w:t xml:space="preserve">Fill the form in and press the button once.</w:t>
+      </w:r>
+    </w:p>
+    <w:p>
+      <w:pPr>
+        <w:spacing w:after="80" w:line="276"/>
+      </w:pPr>
+      <w:r>
+        <w:rPr>
+          <w:rFonts w:ascii="Calibri" w:cs="Calibri" w:eastAsia="Calibri" w:hAnsi="Calibri"/>
+          <w:b/>
+          <w:bCs/>
+          <w:i w:val="false"/>
+          <w:iCs w:val="false"/>
+          <w:color w:val="000000"/>
+          <w:sz w:val="22"/>
+          <w:szCs w:val="22"/>
+        </w:rPr>
+        <w:t xml:space="preserve">3. </w:t>
+      </w:r>
+      <w:r>
+        <w:rPr>
+          <w:rFonts w:ascii="Calibri" w:cs="Calibri" w:eastAsia="Calibri" w:hAnsi="Calibri"/>
+          <w:b w:val="false"/>
+          <w:bCs w:val="false"/>
+          <w:i w:val="false"/>
+          <w:iCs w:val="false"/>
+          <w:color w:val="000000"/>
+          <w:sz w:val="22"/>
+          <w:szCs w:val="22"/>
+        </w:rPr>
+        <w:t xml:space="preserve">Try to press it again straight away.</w:t>
+      </w:r>
+    </w:p>
+    <w:p>
+      <w:pPr>
+        <w:spacing w:after="80" w:line="276"/>
+      </w:pPr>
+      <w:r>
+        <w:rPr>
+          <w:rFonts w:ascii="Calibri" w:cs="Calibri" w:eastAsia="Calibri" w:hAnsi="Calibri"/>
+          <w:b/>
+          <w:bCs/>
+          <w:i w:val="false"/>
+          <w:iCs w:val="false"/>
+          <w:color w:val="000000"/>
+          <w:sz w:val="22"/>
+          <w:szCs w:val="22"/>
+        </w:rPr>
+        <w:t xml:space="preserve">4. </w:t>
+      </w:r>
+      <w:r>
+        <w:rPr>
+          <w:rFonts w:ascii="Calibri" w:cs="Calibri" w:eastAsia="Calibri" w:hAnsi="Calibri"/>
+          <w:b w:val="false"/>
+          <w:bCs w:val="false"/>
+          <w:i w:val="false"/>
+          <w:iCs w:val="false"/>
+          <w:color w:val="000000"/>
+          <w:sz w:val="22"/>
+          <w:szCs w:val="22"/>
+        </w:rPr>
+        <w:t xml:space="preserve">Turn the internet off on the device and press a save button.</w:t>
+      </w:r>
+    </w:p>
+    <w:p>
+      <w:pPr>
+        <w:pStyle w:val="Heading3"/>
+        <w:spacing w:after="80" w:before="200"/>
+      </w:pPr>
+      <w:r>
+        <w:rPr>
+          <w:rFonts w:ascii="Calibri" w:cs="Calibri" w:eastAsia="Calibri" w:hAnsi="Calibri"/>
+          <w:b/>
+          <w:bCs/>
+          <w:i w:val="false"/>
+          <w:iCs w:val="false"/>
+          <w:color w:val="000000"/>
+          <w:sz w:val="24"/>
+          <w:szCs w:val="24"/>
+        </w:rPr>
+        <w:t xml:space="preserve">What you should see</w:t>
+      </w:r>
+    </w:p>
+    <w:p>
+      <w:pPr>
+        <w:pStyle w:val="ListParagraph"/>
+        <w:numPr>
+          <w:ilvl w:val="0"/>
+          <w:numId w:val="2"/>
+        </w:numPr>
+        <w:spacing w:after="80" w:line="276"/>
+      </w:pPr>
+      <w:r>
+        <w:rPr>
+          <w:rFonts w:ascii="Calibri" w:cs="Calibri" w:eastAsia="Calibri" w:hAnsi="Calibri"/>
+          <w:b w:val="false"/>
+          <w:bCs w:val="false"/>
+          <w:i w:val="false"/>
+          <w:iCs w:val="false"/>
+          <w:color w:val="000000"/>
+          <w:sz w:val="22"/>
+          <w:szCs w:val="22"/>
+        </w:rPr>
+        <w:t xml:space="preserve">The button greys out and says it is working.</w:t>
+      </w:r>
+    </w:p>
+    <w:p>
+      <w:pPr>
+        <w:pStyle w:val="ListParagraph"/>
+        <w:numPr>
+          <w:ilvl w:val="0"/>
+          <w:numId w:val="2"/>
+        </w:numPr>
+        <w:spacing w:after="80" w:line="276"/>
+      </w:pPr>
+      <w:r>
+        <w:rPr>
+          <w:rFonts w:ascii="Calibri" w:cs="Calibri" w:eastAsia="Calibri" w:hAnsi="Calibri"/>
+          <w:b w:val="false"/>
+          <w:bCs w:val="false"/>
+          <w:i w:val="false"/>
+          <w:iCs w:val="false"/>
+          <w:color w:val="000000"/>
+          <w:sz w:val="22"/>
+          <w:szCs w:val="22"/>
+        </w:rPr>
+        <w:t xml:space="preserve">A second press does nothing while the first is still going.</w:t>
+      </w:r>
+    </w:p>
+    <w:p>
+      <w:pPr>
+        <w:pStyle w:val="ListParagraph"/>
+        <w:numPr>
+          <w:ilvl w:val="0"/>
+          <w:numId w:val="2"/>
+        </w:numPr>
+        <w:spacing w:after="80" w:line="276"/>
+      </w:pPr>
+      <w:r>
+        <w:rPr>
+          <w:rFonts w:ascii="Calibri" w:cs="Calibri" w:eastAsia="Calibri" w:hAnsi="Calibri"/>
+          <w:b w:val="false"/>
+          <w:bCs w:val="false"/>
+          <w:i w:val="false"/>
+          <w:iCs w:val="false"/>
+          <w:color w:val="000000"/>
+          <w:sz w:val="22"/>
+          <w:szCs w:val="22"/>
+        </w:rPr>
+        <w:t xml:space="preserve">With no line, you are told the message did not reach the shop system, instead of the button spinning with no word.</w:t>
+      </w:r>
+    </w:p>
+    <w:p>
+      <w:pPr>
+        <w:pStyle w:val="Heading2"/>
+        <w:spacing w:after="120" w:before="280"/>
+      </w:pPr>
+      <w:r>
+        <w:rPr>
+          <w:rFonts w:ascii="Calibri" w:cs="Calibri" w:eastAsia="Calibri" w:hAnsi="Calibri"/>
+          <w:b/>
+          <w:bCs/>
+          <w:i w:val="false"/>
+          <w:iCs w:val="false"/>
+          <w:color w:val="000000"/>
+          <w:sz w:val="26"/>
+          <w:szCs w:val="26"/>
+        </w:rPr>
+        <w:t xml:space="preserve">10.38 Screens keep themselves current</w:t>
+      </w:r>
+    </w:p>
+    <w:p>
+      <w:pPr>
+        <w:pStyle w:val="Heading3"/>
+        <w:spacing w:after="80" w:before="200"/>
+      </w:pPr>
+      <w:r>
+        <w:rPr>
+          <w:rFonts w:ascii="Calibri" w:cs="Calibri" w:eastAsia="Calibri" w:hAnsi="Calibri"/>
+          <w:b/>
+          <w:bCs/>
+          <w:i w:val="false"/>
+          <w:iCs w:val="false"/>
+          <w:color w:val="000000"/>
+          <w:sz w:val="24"/>
+          <w:szCs w:val="24"/>
+        </w:rPr>
+        <w:t xml:space="preserve">What this page is</w:t>
+      </w:r>
+    </w:p>
+    <w:p>
+      <w:pPr>
+        <w:spacing w:after="160" w:before="0" w:line="276"/>
+        <w:jc w:val="left"/>
+      </w:pPr>
+      <w:r>
+        <w:rPr>
+          <w:rFonts w:ascii="Calibri" w:cs="Calibri" w:eastAsia="Calibri" w:hAnsi="Calibri"/>
+          <w:b w:val="false"/>
+          <w:bCs w:val="false"/>
+          <w:i w:val="false"/>
+          <w:iCs w:val="false"/>
+          <w:color w:val="000000"/>
+          <w:sz w:val="22"/>
+          <w:szCs w:val="22"/>
+        </w:rPr>
+        <w:t xml:space="preserve">Screens quietly ask the shop system for the current picture every so often, so figures change on their own as the shops trade.</w:t>
+      </w:r>
+    </w:p>
+    <w:p>
+      <w:pPr>
+        <w:pStyle w:val="Heading3"/>
+        <w:spacing w:after="80" w:before="200"/>
+      </w:pPr>
+      <w:r>
+        <w:rPr>
+          <w:rFonts w:ascii="Calibri" w:cs="Calibri" w:eastAsia="Calibri" w:hAnsi="Calibri"/>
+          <w:b/>
+          <w:bCs/>
+          <w:i w:val="false"/>
+          <w:iCs w:val="false"/>
+          <w:color w:val="000000"/>
+          <w:sz w:val="24"/>
+          <w:szCs w:val="24"/>
+        </w:rPr>
+        <w:t xml:space="preserve">Why it is here</w:t>
+      </w:r>
+    </w:p>
+    <w:p>
+      <w:pPr>
+        <w:spacing w:after="160" w:before="0" w:line="276"/>
+        <w:jc w:val="left"/>
+      </w:pPr>
+      <w:r>
+        <w:rPr>
+          <w:rFonts w:ascii="Calibri" w:cs="Calibri" w:eastAsia="Calibri" w:hAnsi="Calibri"/>
+          <w:b w:val="false"/>
+          <w:bCs w:val="false"/>
+          <w:i w:val="false"/>
+          <w:iCs w:val="false"/>
+          <w:color w:val="000000"/>
+          <w:sz w:val="22"/>
+          <w:szCs w:val="22"/>
+        </w:rPr>
+        <w:t xml:space="preserve">A sale rung up at Bodija used to be invisible at Iwo Road until somebody opened the page again. A manager watching Home during the day was often reading a picture from an hour ago and did not know it.</w:t>
+      </w:r>
+    </w:p>
+    <w:p>
+      <w:pPr>
+        <w:pStyle w:val="Heading3"/>
+        <w:spacing w:after="80" w:before="200"/>
+      </w:pPr>
+      <w:r>
+        <w:rPr>
+          <w:rFonts w:ascii="Calibri" w:cs="Calibri" w:eastAsia="Calibri" w:hAnsi="Calibri"/>
+          <w:b/>
+          <w:bCs/>
+          <w:i w:val="false"/>
+          <w:iCs w:val="false"/>
+          <w:color w:val="000000"/>
+          <w:sz w:val="24"/>
+          <w:szCs w:val="24"/>
+        </w:rPr>
+        <w:t xml:space="preserve">A real shop story</w:t>
+      </w:r>
+    </w:p>
+    <w:p>
+      <w:pPr>
+        <w:spacing w:after="160" w:before="0" w:line="276"/>
+        <w:jc w:val="left"/>
+      </w:pPr>
+      <w:r>
+        <w:rPr>
+          <w:rFonts w:ascii="Calibri" w:cs="Calibri" w:eastAsia="Calibri" w:hAnsi="Calibri"/>
+          <w:b w:val="false"/>
+          <w:bCs w:val="false"/>
+          <w:i w:val="false"/>
+          <w:iCs w:val="false"/>
+          <w:color w:val="000000"/>
+          <w:sz w:val="22"/>
+          <w:szCs w:val="22"/>
+        </w:rPr>
+        <w:t xml:space="preserve">Abu Twins leaves Home open on All shops together during the afternoon. Sales are made at all three shops. The figures on his screen move up through the day without him touching anything.</w:t>
+      </w:r>
+    </w:p>
+    <w:p>
+      <w:pPr>
+        <w:pStyle w:val="Heading3"/>
+        <w:spacing w:after="80" w:before="200"/>
+      </w:pPr>
+      <w:r>
+        <w:rPr>
+          <w:rFonts w:ascii="Calibri" w:cs="Calibri" w:eastAsia="Calibri" w:hAnsi="Calibri"/>
+          <w:b/>
+          <w:bCs/>
+          <w:i w:val="false"/>
+          <w:iCs w:val="false"/>
+          <w:color w:val="000000"/>
+          <w:sz w:val="24"/>
+          <w:szCs w:val="24"/>
+        </w:rPr>
+        <w:t xml:space="preserve">How to try it</w:t>
+      </w:r>
+    </w:p>
+    <w:p>
+      <w:pPr>
+        <w:spacing w:after="80" w:line="276"/>
+      </w:pPr>
+      <w:r>
+        <w:rPr>
+          <w:rFonts w:ascii="Calibri" w:cs="Calibri" w:eastAsia="Calibri" w:hAnsi="Calibri"/>
+          <w:b/>
+          <w:bCs/>
+          <w:i w:val="false"/>
+          <w:iCs w:val="false"/>
+          <w:color w:val="000000"/>
+          <w:sz w:val="22"/>
+          <w:szCs w:val="22"/>
+        </w:rPr>
+        <w:t xml:space="preserve">1. </w:t>
+      </w:r>
+      <w:r>
+        <w:rPr>
+          <w:rFonts w:ascii="Calibri" w:cs="Calibri" w:eastAsia="Calibri" w:hAnsi="Calibri"/>
+          <w:b w:val="false"/>
+          <w:bCs w:val="false"/>
+          <w:i w:val="false"/>
+          <w:iCs w:val="false"/>
+          <w:color w:val="000000"/>
+          <w:sz w:val="22"/>
+          <w:szCs w:val="22"/>
+        </w:rPr>
+        <w:t xml:space="preserve">Sign in as admin@abutwins.com and leave Home open.</w:t>
+      </w:r>
+    </w:p>
+    <w:p>
+      <w:pPr>
+        <w:spacing w:after="80" w:line="276"/>
+      </w:pPr>
+      <w:r>
+        <w:rPr>
+          <w:rFonts w:ascii="Calibri" w:cs="Calibri" w:eastAsia="Calibri" w:hAnsi="Calibri"/>
+          <w:b/>
+          <w:bCs/>
+          <w:i w:val="false"/>
+          <w:iCs w:val="false"/>
+          <w:color w:val="000000"/>
+          <w:sz w:val="22"/>
+          <w:szCs w:val="22"/>
+        </w:rPr>
+        <w:t xml:space="preserve">2. </w:t>
+      </w:r>
+      <w:r>
+        <w:rPr>
+          <w:rFonts w:ascii="Calibri" w:cs="Calibri" w:eastAsia="Calibri" w:hAnsi="Calibri"/>
+          <w:b w:val="false"/>
+          <w:bCs w:val="false"/>
+          <w:i w:val="false"/>
+          <w:iCs w:val="false"/>
+          <w:color w:val="000000"/>
+          <w:sz w:val="22"/>
+          <w:szCs w:val="22"/>
+        </w:rPr>
+        <w:t xml:space="preserve">On another device, sign in as a cashier and complete a sale.</w:t>
+      </w:r>
+    </w:p>
+    <w:p>
+      <w:pPr>
+        <w:spacing w:after="80" w:line="276"/>
+      </w:pPr>
+      <w:r>
+        <w:rPr>
+          <w:rFonts w:ascii="Calibri" w:cs="Calibri" w:eastAsia="Calibri" w:hAnsi="Calibri"/>
+          <w:b/>
+          <w:bCs/>
+          <w:i w:val="false"/>
+          <w:iCs w:val="false"/>
+          <w:color w:val="000000"/>
+          <w:sz w:val="22"/>
+          <w:szCs w:val="22"/>
+        </w:rPr>
+        <w:t xml:space="preserve">3. </w:t>
+      </w:r>
+      <w:r>
+        <w:rPr>
+          <w:rFonts w:ascii="Calibri" w:cs="Calibri" w:eastAsia="Calibri" w:hAnsi="Calibri"/>
+          <w:b w:val="false"/>
+          <w:bCs w:val="false"/>
+          <w:i w:val="false"/>
+          <w:iCs w:val="false"/>
+          <w:color w:val="000000"/>
+          <w:sz w:val="22"/>
+          <w:szCs w:val="22"/>
+        </w:rPr>
+        <w:t xml:space="preserve">Go back to the first screen and wait without clicking.</w:t>
+      </w:r>
+    </w:p>
+    <w:p>
+      <w:pPr>
+        <w:spacing w:after="80" w:line="276"/>
+      </w:pPr>
+      <w:r>
+        <w:rPr>
+          <w:rFonts w:ascii="Calibri" w:cs="Calibri" w:eastAsia="Calibri" w:hAnsi="Calibri"/>
+          <w:b/>
+          <w:bCs/>
+          <w:i w:val="false"/>
+          <w:iCs w:val="false"/>
+          <w:color w:val="000000"/>
+          <w:sz w:val="22"/>
+          <w:szCs w:val="22"/>
+        </w:rPr>
+        <w:t xml:space="preserve">4. </w:t>
+      </w:r>
+      <w:r>
+        <w:rPr>
+          <w:rFonts w:ascii="Calibri" w:cs="Calibri" w:eastAsia="Calibri" w:hAnsi="Calibri"/>
+          <w:b w:val="false"/>
+          <w:bCs w:val="false"/>
+          <w:i w:val="false"/>
+          <w:iCs w:val="false"/>
+          <w:color w:val="000000"/>
+          <w:sz w:val="22"/>
+          <w:szCs w:val="22"/>
+        </w:rPr>
+        <w:t xml:space="preserve">Now start typing in a form and leave it half-filled for a minute.</w:t>
+      </w:r>
+    </w:p>
+    <w:p>
+      <w:pPr>
+        <w:spacing w:after="80" w:line="276"/>
+      </w:pPr>
+      <w:r>
+        <w:rPr>
+          <w:rFonts w:ascii="Calibri" w:cs="Calibri" w:eastAsia="Calibri" w:hAnsi="Calibri"/>
+          <w:b/>
+          <w:bCs/>
+          <w:i w:val="false"/>
+          <w:iCs w:val="false"/>
+          <w:color w:val="000000"/>
+          <w:sz w:val="22"/>
+          <w:szCs w:val="22"/>
+        </w:rPr>
+        <w:t xml:space="preserve">5. </w:t>
+      </w:r>
+      <w:r>
+        <w:rPr>
+          <w:rFonts w:ascii="Calibri" w:cs="Calibri" w:eastAsia="Calibri" w:hAnsi="Calibri"/>
+          <w:b w:val="false"/>
+          <w:bCs w:val="false"/>
+          <w:i w:val="false"/>
+          <w:iCs w:val="false"/>
+          <w:color w:val="000000"/>
+          <w:sz w:val="22"/>
+          <w:szCs w:val="22"/>
+        </w:rPr>
+        <w:t xml:space="preserve">Move to another browser tab for a while, then come back.</w:t>
+      </w:r>
+    </w:p>
+    <w:p>
+      <w:pPr>
+        <w:pStyle w:val="Heading3"/>
+        <w:spacing w:after="80" w:before="200"/>
+      </w:pPr>
+      <w:r>
+        <w:rPr>
+          <w:rFonts w:ascii="Calibri" w:cs="Calibri" w:eastAsia="Calibri" w:hAnsi="Calibri"/>
+          <w:b/>
+          <w:bCs/>
+          <w:i w:val="false"/>
+          <w:iCs w:val="false"/>
+          <w:color w:val="000000"/>
+          <w:sz w:val="24"/>
+          <w:szCs w:val="24"/>
+        </w:rPr>
+        <w:t xml:space="preserve">What you should see</w:t>
+      </w:r>
+    </w:p>
+    <w:p>
+      <w:pPr>
+        <w:pStyle w:val="ListParagraph"/>
+        <w:numPr>
+          <w:ilvl w:val="0"/>
+          <w:numId w:val="2"/>
+        </w:numPr>
+        <w:spacing w:after="80" w:line="276"/>
+      </w:pPr>
+      <w:r>
+        <w:rPr>
+          <w:rFonts w:ascii="Calibri" w:cs="Calibri" w:eastAsia="Calibri" w:hAnsi="Calibri"/>
+          <w:b w:val="false"/>
+          <w:bCs w:val="false"/>
+          <w:i w:val="false"/>
+          <w:iCs w:val="false"/>
+          <w:color w:val="000000"/>
+          <w:sz w:val="22"/>
+          <w:szCs w:val="22"/>
+        </w:rPr>
+        <w:t xml:space="preserve">The figures on Home move up on their own within about a minute.</w:t>
+      </w:r>
+    </w:p>
+    <w:p>
+      <w:pPr>
+        <w:pStyle w:val="ListParagraph"/>
+        <w:numPr>
+          <w:ilvl w:val="0"/>
+          <w:numId w:val="2"/>
+        </w:numPr>
+        <w:spacing w:after="80" w:line="276"/>
+      </w:pPr>
+      <w:r>
+        <w:rPr>
+          <w:rFonts w:ascii="Calibri" w:cs="Calibri" w:eastAsia="Calibri" w:hAnsi="Calibri"/>
+          <w:b w:val="false"/>
+          <w:bCs w:val="false"/>
+          <w:i w:val="false"/>
+          <w:iCs w:val="false"/>
+          <w:color w:val="000000"/>
+          <w:sz w:val="22"/>
+          <w:szCs w:val="22"/>
+        </w:rPr>
+        <w:t xml:space="preserve">A form you are typing into is never disturbed or cleared while you are in it.</w:t>
+      </w:r>
+    </w:p>
+    <w:p>
+      <w:pPr>
+        <w:pStyle w:val="ListParagraph"/>
+        <w:numPr>
+          <w:ilvl w:val="0"/>
+          <w:numId w:val="2"/>
+        </w:numPr>
+        <w:spacing w:after="80" w:line="276"/>
+      </w:pPr>
+      <w:r>
+        <w:rPr>
+          <w:rFonts w:ascii="Calibri" w:cs="Calibri" w:eastAsia="Calibri" w:hAnsi="Calibri"/>
+          <w:b w:val="false"/>
+          <w:bCs w:val="false"/>
+          <w:i w:val="false"/>
+          <w:iCs w:val="false"/>
+          <w:color w:val="000000"/>
+          <w:sz w:val="22"/>
+          <w:szCs w:val="22"/>
+        </w:rPr>
+        <w:t xml:space="preserve">A cart you are building at the till stays exactly as you left it.</w:t>
+      </w:r>
+    </w:p>
+    <w:p>
+      <w:pPr>
+        <w:pStyle w:val="ListParagraph"/>
+        <w:numPr>
+          <w:ilvl w:val="0"/>
+          <w:numId w:val="2"/>
+        </w:numPr>
+        <w:spacing w:after="80" w:line="276"/>
+      </w:pPr>
+      <w:r>
+        <w:rPr>
+          <w:rFonts w:ascii="Calibri" w:cs="Calibri" w:eastAsia="Calibri" w:hAnsi="Calibri"/>
+          <w:b w:val="false"/>
+          <w:bCs w:val="false"/>
+          <w:i w:val="false"/>
+          <w:iCs w:val="false"/>
+          <w:color w:val="000000"/>
+          <w:sz w:val="22"/>
+          <w:szCs w:val="22"/>
+        </w:rPr>
+        <w:t xml:space="preserve">Nothing is fetched while the tab is in the background or while the line is down, so a phone in a pocket does not burn shop data.</w:t>
+      </w:r>
+    </w:p>
+    <w:p>
+      <w:pPr>
+        <w:pStyle w:val="ListParagraph"/>
+        <w:numPr>
+          <w:ilvl w:val="0"/>
+          <w:numId w:val="2"/>
+        </w:numPr>
+        <w:spacing w:after="80" w:line="276"/>
+      </w:pPr>
+      <w:r>
+        <w:rPr>
+          <w:rFonts w:ascii="Calibri" w:cs="Calibri" w:eastAsia="Calibri" w:hAnsi="Calibri"/>
+          <w:b w:val="false"/>
+          <w:bCs w:val="false"/>
+          <w:i w:val="false"/>
+          <w:iCs w:val="false"/>
+          <w:color w:val="000000"/>
+          <w:sz w:val="22"/>
+          <w:szCs w:val="22"/>
+        </w:rPr>
+        <w:t xml:space="preserve">Coming back to the tab shows current figures straight away.</w:t>
+      </w:r>
+    </w:p>
+    <w:p>
+      <w:pPr>
         <w:pStyle w:val="Heading1"/>
         <w:pageBreakBefore/>
         <w:pBdr>
@@ -24438,6 +26688,25 @@
     </w:p>
     <w:p>
       <w:pPr>
+        <w:spacing w:after="160" w:before="0" w:line="276"/>
+        <w:jc w:val="left"/>
+      </w:pPr>
+      <w:r>
+        <w:rPr>
+          <w:rFonts w:ascii="Calibri" w:cs="Calibri" w:eastAsia="Calibri" w:hAnsi="Calibri"/>
+          <w:b w:val="false"/>
+          <w:bCs w:val="false"/>
+          <w:i w:val="false"/>
+          <w:iCs w:val="false"/>
+          <w:color w:val="000000"/>
+          <w:sz w:val="22"/>
+          <w:szCs w:val="22"/>
+        </w:rPr>
+        <w:t xml:space="preserve">There are nineteen practice logins: four at head office and five in each of the three shops. That is every job, in every shop, so any workflow in this book can be tried by the person who would really do it.</w:t>
+      </w:r>
+    </w:p>
+    <w:p>
+      <w:pPr>
         <w:pStyle w:val="Heading3"/>
         <w:spacing w:after="80" w:before="200"/>
       </w:pPr>
@@ -24452,7 +26721,7 @@
           <w:sz w:val="24"/>
           <w:szCs w:val="24"/>
         </w:rPr>
-        <w:t xml:space="preserve">Iwo Road, Ibadan (head office)</w:t>
+        <w:t xml:space="preserve">Head office (sees all three shops)</w:t>
       </w:r>
     </w:p>
     <w:tbl>
@@ -25239,771 +27508,6 @@
           </w:p>
         </w:tc>
       </w:tr>
-      <w:tr>
-        <w:trPr>
-          <w:trHeight w:val="320" w:hRule="atLeast"/>
-        </w:trPr>
-        <w:tc>
-          <w:tcPr>
-            <w:tcW w:type="dxa" w:w="2000"/>
-            <w:tcBorders>
-              <w:top w:val="single" w:color="000000" w:sz="8"/>
-              <w:left w:val="single" w:color="000000" w:sz="8"/>
-              <w:bottom w:val="single" w:color="000000" w:sz="8"/>
-              <w:right w:val="single" w:color="000000" w:sz="8"/>
-            </w:tcBorders>
-            <w:shd w:fill="FFFFFF" w:color="FFFFFF" w:val="clear"/>
-            <w:tcMar>
-              <w:top w:type="dxa" w:w="60"/>
-              <w:left w:type="dxa" w:w="80"/>
-              <w:bottom w:type="dxa" w:w="60"/>
-              <w:right w:type="dxa" w:w="80"/>
-            </w:tcMar>
-            <w:vAlign w:val="center"/>
-          </w:tcPr>
-          <w:p>
-            <w:pPr>
-              <w:jc w:val="left"/>
-            </w:pPr>
-            <w:r>
-              <w:rPr>
-                <w:rFonts w:ascii="Calibri" w:cs="Calibri" w:eastAsia="Calibri" w:hAnsi="Calibri"/>
-                <w:b w:val="false"/>
-                <w:bCs w:val="false"/>
-                <w:i w:val="false"/>
-                <w:iCs w:val="false"/>
-                <w:color w:val="000000"/>
-                <w:sz w:val="20"/>
-                <w:szCs w:val="20"/>
-              </w:rPr>
-              <w:t xml:space="preserve">Shop manager</w:t>
-            </w:r>
-          </w:p>
-        </w:tc>
-        <w:tc>
-          <w:tcPr>
-            <w:tcW w:type="dxa" w:w="2400"/>
-            <w:tcBorders>
-              <w:top w:val="single" w:color="000000" w:sz="8"/>
-              <w:left w:val="single" w:color="000000" w:sz="8"/>
-              <w:bottom w:val="single" w:color="000000" w:sz="8"/>
-              <w:right w:val="single" w:color="000000" w:sz="8"/>
-            </w:tcBorders>
-            <w:shd w:fill="FFFFFF" w:color="FFFFFF" w:val="clear"/>
-            <w:tcMar>
-              <w:top w:type="dxa" w:w="60"/>
-              <w:left w:type="dxa" w:w="80"/>
-              <w:bottom w:type="dxa" w:w="60"/>
-              <w:right w:type="dxa" w:w="80"/>
-            </w:tcMar>
-            <w:vAlign w:val="center"/>
-          </w:tcPr>
-          <w:p>
-            <w:pPr>
-              <w:jc w:val="left"/>
-            </w:pPr>
-            <w:r>
-              <w:rPr>
-                <w:rFonts w:ascii="Calibri" w:cs="Calibri" w:eastAsia="Calibri" w:hAnsi="Calibri"/>
-                <w:b w:val="false"/>
-                <w:bCs w:val="false"/>
-                <w:i w:val="false"/>
-                <w:iCs w:val="false"/>
-                <w:color w:val="000000"/>
-                <w:sz w:val="20"/>
-                <w:szCs w:val="20"/>
-              </w:rPr>
-              <w:t xml:space="preserve">Halima Yusuf</w:t>
-            </w:r>
-          </w:p>
-        </w:tc>
-        <w:tc>
-          <w:tcPr>
-            <w:tcW w:type="dxa" w:w="3000"/>
-            <w:tcBorders>
-              <w:top w:val="single" w:color="000000" w:sz="8"/>
-              <w:left w:val="single" w:color="000000" w:sz="8"/>
-              <w:bottom w:val="single" w:color="000000" w:sz="8"/>
-              <w:right w:val="single" w:color="000000" w:sz="8"/>
-            </w:tcBorders>
-            <w:shd w:fill="FFFFFF" w:color="FFFFFF" w:val="clear"/>
-            <w:tcMar>
-              <w:top w:type="dxa" w:w="60"/>
-              <w:left w:type="dxa" w:w="80"/>
-              <w:bottom w:type="dxa" w:w="60"/>
-              <w:right w:type="dxa" w:w="80"/>
-            </w:tcMar>
-            <w:vAlign w:val="center"/>
-          </w:tcPr>
-          <w:p>
-            <w:pPr>
-              <w:jc w:val="left"/>
-            </w:pPr>
-            <w:r>
-              <w:rPr>
-                <w:rFonts w:ascii="Calibri" w:cs="Calibri" w:eastAsia="Calibri" w:hAnsi="Calibri"/>
-                <w:b w:val="false"/>
-                <w:bCs w:val="false"/>
-                <w:i w:val="false"/>
-                <w:iCs w:val="false"/>
-                <w:color w:val="000000"/>
-                <w:sz w:val="20"/>
-                <w:szCs w:val="20"/>
-              </w:rPr>
-              <w:t xml:space="preserve">manager@abutwins.com</w:t>
-            </w:r>
-          </w:p>
-        </w:tc>
-        <w:tc>
-          <w:tcPr>
-            <w:tcW w:type="dxa" w:w="1960"/>
-            <w:tcBorders>
-              <w:top w:val="single" w:color="000000" w:sz="8"/>
-              <w:left w:val="single" w:color="000000" w:sz="8"/>
-              <w:bottom w:val="single" w:color="000000" w:sz="8"/>
-              <w:right w:val="single" w:color="000000" w:sz="8"/>
-            </w:tcBorders>
-            <w:shd w:fill="FFFFFF" w:color="FFFFFF" w:val="clear"/>
-            <w:tcMar>
-              <w:top w:type="dxa" w:w="60"/>
-              <w:left w:type="dxa" w:w="80"/>
-              <w:bottom w:type="dxa" w:w="60"/>
-              <w:right w:type="dxa" w:w="80"/>
-            </w:tcMar>
-            <w:vAlign w:val="center"/>
-          </w:tcPr>
-          <w:p>
-            <w:pPr>
-              <w:jc w:val="left"/>
-            </w:pPr>
-            <w:r>
-              <w:rPr>
-                <w:rFonts w:ascii="Calibri" w:cs="Calibri" w:eastAsia="Calibri" w:hAnsi="Calibri"/>
-                <w:b w:val="false"/>
-                <w:bCs w:val="false"/>
-                <w:i w:val="false"/>
-                <w:iCs w:val="false"/>
-                <w:color w:val="000000"/>
-                <w:sz w:val="20"/>
-                <w:szCs w:val="20"/>
-              </w:rPr>
-              <w:t xml:space="preserve">manager123</w:t>
-            </w:r>
-          </w:p>
-        </w:tc>
-      </w:tr>
-      <w:tr>
-        <w:trPr>
-          <w:trHeight w:val="320" w:hRule="atLeast"/>
-        </w:trPr>
-        <w:tc>
-          <w:tcPr>
-            <w:tcW w:type="dxa" w:w="2000"/>
-            <w:tcBorders>
-              <w:top w:val="single" w:color="000000" w:sz="8"/>
-              <w:left w:val="single" w:color="000000" w:sz="8"/>
-              <w:bottom w:val="single" w:color="000000" w:sz="8"/>
-              <w:right w:val="single" w:color="000000" w:sz="8"/>
-            </w:tcBorders>
-            <w:shd w:fill="F7F7F7" w:color="F7F7F7" w:val="clear"/>
-            <w:tcMar>
-              <w:top w:type="dxa" w:w="60"/>
-              <w:left w:type="dxa" w:w="80"/>
-              <w:bottom w:type="dxa" w:w="60"/>
-              <w:right w:type="dxa" w:w="80"/>
-            </w:tcMar>
-            <w:vAlign w:val="center"/>
-          </w:tcPr>
-          <w:p>
-            <w:pPr>
-              <w:jc w:val="left"/>
-            </w:pPr>
-            <w:r>
-              <w:rPr>
-                <w:rFonts w:ascii="Calibri" w:cs="Calibri" w:eastAsia="Calibri" w:hAnsi="Calibri"/>
-                <w:b w:val="false"/>
-                <w:bCs w:val="false"/>
-                <w:i w:val="false"/>
-                <w:iCs w:val="false"/>
-                <w:color w:val="000000"/>
-                <w:sz w:val="20"/>
-                <w:szCs w:val="20"/>
-              </w:rPr>
-              <w:t xml:space="preserve">Goods intake</w:t>
-            </w:r>
-          </w:p>
-        </w:tc>
-        <w:tc>
-          <w:tcPr>
-            <w:tcW w:type="dxa" w:w="2400"/>
-            <w:tcBorders>
-              <w:top w:val="single" w:color="000000" w:sz="8"/>
-              <w:left w:val="single" w:color="000000" w:sz="8"/>
-              <w:bottom w:val="single" w:color="000000" w:sz="8"/>
-              <w:right w:val="single" w:color="000000" w:sz="8"/>
-            </w:tcBorders>
-            <w:shd w:fill="F7F7F7" w:color="F7F7F7" w:val="clear"/>
-            <w:tcMar>
-              <w:top w:type="dxa" w:w="60"/>
-              <w:left w:type="dxa" w:w="80"/>
-              <w:bottom w:type="dxa" w:w="60"/>
-              <w:right w:type="dxa" w:w="80"/>
-            </w:tcMar>
-            <w:vAlign w:val="center"/>
-          </w:tcPr>
-          <w:p>
-            <w:pPr>
-              <w:jc w:val="left"/>
-            </w:pPr>
-            <w:r>
-              <w:rPr>
-                <w:rFonts w:ascii="Calibri" w:cs="Calibri" w:eastAsia="Calibri" w:hAnsi="Calibri"/>
-                <w:b w:val="false"/>
-                <w:bCs w:val="false"/>
-                <w:i w:val="false"/>
-                <w:iCs w:val="false"/>
-                <w:color w:val="000000"/>
-                <w:sz w:val="20"/>
-                <w:szCs w:val="20"/>
-              </w:rPr>
-              <w:t xml:space="preserve">Ibrahim Lawal</w:t>
-            </w:r>
-          </w:p>
-        </w:tc>
-        <w:tc>
-          <w:tcPr>
-            <w:tcW w:type="dxa" w:w="3000"/>
-            <w:tcBorders>
-              <w:top w:val="single" w:color="000000" w:sz="8"/>
-              <w:left w:val="single" w:color="000000" w:sz="8"/>
-              <w:bottom w:val="single" w:color="000000" w:sz="8"/>
-              <w:right w:val="single" w:color="000000" w:sz="8"/>
-            </w:tcBorders>
-            <w:shd w:fill="F7F7F7" w:color="F7F7F7" w:val="clear"/>
-            <w:tcMar>
-              <w:top w:type="dxa" w:w="60"/>
-              <w:left w:type="dxa" w:w="80"/>
-              <w:bottom w:type="dxa" w:w="60"/>
-              <w:right w:type="dxa" w:w="80"/>
-            </w:tcMar>
-            <w:vAlign w:val="center"/>
-          </w:tcPr>
-          <w:p>
-            <w:pPr>
-              <w:jc w:val="left"/>
-            </w:pPr>
-            <w:r>
-              <w:rPr>
-                <w:rFonts w:ascii="Calibri" w:cs="Calibri" w:eastAsia="Calibri" w:hAnsi="Calibri"/>
-                <w:b w:val="false"/>
-                <w:bCs w:val="false"/>
-                <w:i w:val="false"/>
-                <w:iCs w:val="false"/>
-                <w:color w:val="000000"/>
-                <w:sz w:val="20"/>
-                <w:szCs w:val="20"/>
-              </w:rPr>
-              <w:t xml:space="preserve">vault@abutwins.com</w:t>
-            </w:r>
-          </w:p>
-        </w:tc>
-        <w:tc>
-          <w:tcPr>
-            <w:tcW w:type="dxa" w:w="1960"/>
-            <w:tcBorders>
-              <w:top w:val="single" w:color="000000" w:sz="8"/>
-              <w:left w:val="single" w:color="000000" w:sz="8"/>
-              <w:bottom w:val="single" w:color="000000" w:sz="8"/>
-              <w:right w:val="single" w:color="000000" w:sz="8"/>
-            </w:tcBorders>
-            <w:shd w:fill="F7F7F7" w:color="F7F7F7" w:val="clear"/>
-            <w:tcMar>
-              <w:top w:type="dxa" w:w="60"/>
-              <w:left w:type="dxa" w:w="80"/>
-              <w:bottom w:type="dxa" w:w="60"/>
-              <w:right w:type="dxa" w:w="80"/>
-            </w:tcMar>
-            <w:vAlign w:val="center"/>
-          </w:tcPr>
-          <w:p>
-            <w:pPr>
-              <w:jc w:val="left"/>
-            </w:pPr>
-            <w:r>
-              <w:rPr>
-                <w:rFonts w:ascii="Calibri" w:cs="Calibri" w:eastAsia="Calibri" w:hAnsi="Calibri"/>
-                <w:b w:val="false"/>
-                <w:bCs w:val="false"/>
-                <w:i w:val="false"/>
-                <w:iCs w:val="false"/>
-                <w:color w:val="000000"/>
-                <w:sz w:val="20"/>
-                <w:szCs w:val="20"/>
-              </w:rPr>
-              <w:t xml:space="preserve">vault123</w:t>
-            </w:r>
-          </w:p>
-        </w:tc>
-      </w:tr>
-      <w:tr>
-        <w:trPr>
-          <w:trHeight w:val="320" w:hRule="atLeast"/>
-        </w:trPr>
-        <w:tc>
-          <w:tcPr>
-            <w:tcW w:type="dxa" w:w="2000"/>
-            <w:tcBorders>
-              <w:top w:val="single" w:color="000000" w:sz="8"/>
-              <w:left w:val="single" w:color="000000" w:sz="8"/>
-              <w:bottom w:val="single" w:color="000000" w:sz="8"/>
-              <w:right w:val="single" w:color="000000" w:sz="8"/>
-            </w:tcBorders>
-            <w:shd w:fill="FFFFFF" w:color="FFFFFF" w:val="clear"/>
-            <w:tcMar>
-              <w:top w:type="dxa" w:w="60"/>
-              <w:left w:type="dxa" w:w="80"/>
-              <w:bottom w:type="dxa" w:w="60"/>
-              <w:right w:type="dxa" w:w="80"/>
-            </w:tcMar>
-            <w:vAlign w:val="center"/>
-          </w:tcPr>
-          <w:p>
-            <w:pPr>
-              <w:jc w:val="left"/>
-            </w:pPr>
-            <w:r>
-              <w:rPr>
-                <w:rFonts w:ascii="Calibri" w:cs="Calibri" w:eastAsia="Calibri" w:hAnsi="Calibri"/>
-                <w:b w:val="false"/>
-                <w:bCs w:val="false"/>
-                <w:i w:val="false"/>
-                <w:iCs w:val="false"/>
-                <w:color w:val="000000"/>
-                <w:sz w:val="20"/>
-                <w:szCs w:val="20"/>
-              </w:rPr>
-              <w:t xml:space="preserve">Cashier</w:t>
-            </w:r>
-          </w:p>
-        </w:tc>
-        <w:tc>
-          <w:tcPr>
-            <w:tcW w:type="dxa" w:w="2400"/>
-            <w:tcBorders>
-              <w:top w:val="single" w:color="000000" w:sz="8"/>
-              <w:left w:val="single" w:color="000000" w:sz="8"/>
-              <w:bottom w:val="single" w:color="000000" w:sz="8"/>
-              <w:right w:val="single" w:color="000000" w:sz="8"/>
-            </w:tcBorders>
-            <w:shd w:fill="FFFFFF" w:color="FFFFFF" w:val="clear"/>
-            <w:tcMar>
-              <w:top w:type="dxa" w:w="60"/>
-              <w:left w:type="dxa" w:w="80"/>
-              <w:bottom w:type="dxa" w:w="60"/>
-              <w:right w:type="dxa" w:w="80"/>
-            </w:tcMar>
-            <w:vAlign w:val="center"/>
-          </w:tcPr>
-          <w:p>
-            <w:pPr>
-              <w:jc w:val="left"/>
-            </w:pPr>
-            <w:r>
-              <w:rPr>
-                <w:rFonts w:ascii="Calibri" w:cs="Calibri" w:eastAsia="Calibri" w:hAnsi="Calibri"/>
-                <w:b w:val="false"/>
-                <w:bCs w:val="false"/>
-                <w:i w:val="false"/>
-                <w:iCs w:val="false"/>
-                <w:color w:val="000000"/>
-                <w:sz w:val="20"/>
-                <w:szCs w:val="20"/>
-              </w:rPr>
-              <w:t xml:space="preserve">Blessing Adeyemi</w:t>
-            </w:r>
-          </w:p>
-        </w:tc>
-        <w:tc>
-          <w:tcPr>
-            <w:tcW w:type="dxa" w:w="3000"/>
-            <w:tcBorders>
-              <w:top w:val="single" w:color="000000" w:sz="8"/>
-              <w:left w:val="single" w:color="000000" w:sz="8"/>
-              <w:bottom w:val="single" w:color="000000" w:sz="8"/>
-              <w:right w:val="single" w:color="000000" w:sz="8"/>
-            </w:tcBorders>
-            <w:shd w:fill="FFFFFF" w:color="FFFFFF" w:val="clear"/>
-            <w:tcMar>
-              <w:top w:type="dxa" w:w="60"/>
-              <w:left w:type="dxa" w:w="80"/>
-              <w:bottom w:type="dxa" w:w="60"/>
-              <w:right w:type="dxa" w:w="80"/>
-            </w:tcMar>
-            <w:vAlign w:val="center"/>
-          </w:tcPr>
-          <w:p>
-            <w:pPr>
-              <w:jc w:val="left"/>
-            </w:pPr>
-            <w:r>
-              <w:rPr>
-                <w:rFonts w:ascii="Calibri" w:cs="Calibri" w:eastAsia="Calibri" w:hAnsi="Calibri"/>
-                <w:b w:val="false"/>
-                <w:bCs w:val="false"/>
-                <w:i w:val="false"/>
-                <w:iCs w:val="false"/>
-                <w:color w:val="000000"/>
-                <w:sz w:val="20"/>
-                <w:szCs w:val="20"/>
-              </w:rPr>
-              <w:t xml:space="preserve">cashier@abutwins.com</w:t>
-            </w:r>
-          </w:p>
-        </w:tc>
-        <w:tc>
-          <w:tcPr>
-            <w:tcW w:type="dxa" w:w="1960"/>
-            <w:tcBorders>
-              <w:top w:val="single" w:color="000000" w:sz="8"/>
-              <w:left w:val="single" w:color="000000" w:sz="8"/>
-              <w:bottom w:val="single" w:color="000000" w:sz="8"/>
-              <w:right w:val="single" w:color="000000" w:sz="8"/>
-            </w:tcBorders>
-            <w:shd w:fill="FFFFFF" w:color="FFFFFF" w:val="clear"/>
-            <w:tcMar>
-              <w:top w:type="dxa" w:w="60"/>
-              <w:left w:type="dxa" w:w="80"/>
-              <w:bottom w:type="dxa" w:w="60"/>
-              <w:right w:type="dxa" w:w="80"/>
-            </w:tcMar>
-            <w:vAlign w:val="center"/>
-          </w:tcPr>
-          <w:p>
-            <w:pPr>
-              <w:jc w:val="left"/>
-            </w:pPr>
-            <w:r>
-              <w:rPr>
-                <w:rFonts w:ascii="Calibri" w:cs="Calibri" w:eastAsia="Calibri" w:hAnsi="Calibri"/>
-                <w:b w:val="false"/>
-                <w:bCs w:val="false"/>
-                <w:i w:val="false"/>
-                <w:iCs w:val="false"/>
-                <w:color w:val="000000"/>
-                <w:sz w:val="20"/>
-                <w:szCs w:val="20"/>
-              </w:rPr>
-              <w:t xml:space="preserve">cashier123</w:t>
-            </w:r>
-          </w:p>
-        </w:tc>
-      </w:tr>
-      <w:tr>
-        <w:trPr>
-          <w:trHeight w:val="320" w:hRule="atLeast"/>
-        </w:trPr>
-        <w:tc>
-          <w:tcPr>
-            <w:tcW w:type="dxa" w:w="2000"/>
-            <w:tcBorders>
-              <w:top w:val="single" w:color="000000" w:sz="8"/>
-              <w:left w:val="single" w:color="000000" w:sz="8"/>
-              <w:bottom w:val="single" w:color="000000" w:sz="8"/>
-              <w:right w:val="single" w:color="000000" w:sz="8"/>
-            </w:tcBorders>
-            <w:shd w:fill="F7F7F7" w:color="F7F7F7" w:val="clear"/>
-            <w:tcMar>
-              <w:top w:type="dxa" w:w="60"/>
-              <w:left w:type="dxa" w:w="80"/>
-              <w:bottom w:type="dxa" w:w="60"/>
-              <w:right w:type="dxa" w:w="80"/>
-            </w:tcMar>
-            <w:vAlign w:val="center"/>
-          </w:tcPr>
-          <w:p>
-            <w:pPr>
-              <w:jc w:val="left"/>
-            </w:pPr>
-            <w:r>
-              <w:rPr>
-                <w:rFonts w:ascii="Calibri" w:cs="Calibri" w:eastAsia="Calibri" w:hAnsi="Calibri"/>
-                <w:b w:val="false"/>
-                <w:bCs w:val="false"/>
-                <w:i w:val="false"/>
-                <w:iCs w:val="false"/>
-                <w:color w:val="000000"/>
-                <w:sz w:val="20"/>
-                <w:szCs w:val="20"/>
-              </w:rPr>
-              <w:t xml:space="preserve">Sales person</w:t>
-            </w:r>
-          </w:p>
-        </w:tc>
-        <w:tc>
-          <w:tcPr>
-            <w:tcW w:type="dxa" w:w="2400"/>
-            <w:tcBorders>
-              <w:top w:val="single" w:color="000000" w:sz="8"/>
-              <w:left w:val="single" w:color="000000" w:sz="8"/>
-              <w:bottom w:val="single" w:color="000000" w:sz="8"/>
-              <w:right w:val="single" w:color="000000" w:sz="8"/>
-            </w:tcBorders>
-            <w:shd w:fill="F7F7F7" w:color="F7F7F7" w:val="clear"/>
-            <w:tcMar>
-              <w:top w:type="dxa" w:w="60"/>
-              <w:left w:type="dxa" w:w="80"/>
-              <w:bottom w:type="dxa" w:w="60"/>
-              <w:right w:type="dxa" w:w="80"/>
-            </w:tcMar>
-            <w:vAlign w:val="center"/>
-          </w:tcPr>
-          <w:p>
-            <w:pPr>
-              <w:jc w:val="left"/>
-            </w:pPr>
-            <w:r>
-              <w:rPr>
-                <w:rFonts w:ascii="Calibri" w:cs="Calibri" w:eastAsia="Calibri" w:hAnsi="Calibri"/>
-                <w:b w:val="false"/>
-                <w:bCs w:val="false"/>
-                <w:i w:val="false"/>
-                <w:iCs w:val="false"/>
-                <w:color w:val="000000"/>
-                <w:sz w:val="20"/>
-                <w:szCs w:val="20"/>
-              </w:rPr>
-              <w:t xml:space="preserve">Tunde Adebayo</w:t>
-            </w:r>
-          </w:p>
-        </w:tc>
-        <w:tc>
-          <w:tcPr>
-            <w:tcW w:type="dxa" w:w="3000"/>
-            <w:tcBorders>
-              <w:top w:val="single" w:color="000000" w:sz="8"/>
-              <w:left w:val="single" w:color="000000" w:sz="8"/>
-              <w:bottom w:val="single" w:color="000000" w:sz="8"/>
-              <w:right w:val="single" w:color="000000" w:sz="8"/>
-            </w:tcBorders>
-            <w:shd w:fill="F7F7F7" w:color="F7F7F7" w:val="clear"/>
-            <w:tcMar>
-              <w:top w:type="dxa" w:w="60"/>
-              <w:left w:type="dxa" w:w="80"/>
-              <w:bottom w:type="dxa" w:w="60"/>
-              <w:right w:type="dxa" w:w="80"/>
-            </w:tcMar>
-            <w:vAlign w:val="center"/>
-          </w:tcPr>
-          <w:p>
-            <w:pPr>
-              <w:jc w:val="left"/>
-            </w:pPr>
-            <w:r>
-              <w:rPr>
-                <w:rFonts w:ascii="Calibri" w:cs="Calibri" w:eastAsia="Calibri" w:hAnsi="Calibri"/>
-                <w:b w:val="false"/>
-                <w:bCs w:val="false"/>
-                <w:i w:val="false"/>
-                <w:iCs w:val="false"/>
-                <w:color w:val="000000"/>
-                <w:sz w:val="20"/>
-                <w:szCs w:val="20"/>
-              </w:rPr>
-              <w:t xml:space="preserve">sales@abutwins.com</w:t>
-            </w:r>
-          </w:p>
-        </w:tc>
-        <w:tc>
-          <w:tcPr>
-            <w:tcW w:type="dxa" w:w="1960"/>
-            <w:tcBorders>
-              <w:top w:val="single" w:color="000000" w:sz="8"/>
-              <w:left w:val="single" w:color="000000" w:sz="8"/>
-              <w:bottom w:val="single" w:color="000000" w:sz="8"/>
-              <w:right w:val="single" w:color="000000" w:sz="8"/>
-            </w:tcBorders>
-            <w:shd w:fill="F7F7F7" w:color="F7F7F7" w:val="clear"/>
-            <w:tcMar>
-              <w:top w:type="dxa" w:w="60"/>
-              <w:left w:type="dxa" w:w="80"/>
-              <w:bottom w:type="dxa" w:w="60"/>
-              <w:right w:type="dxa" w:w="80"/>
-            </w:tcMar>
-            <w:vAlign w:val="center"/>
-          </w:tcPr>
-          <w:p>
-            <w:pPr>
-              <w:jc w:val="left"/>
-            </w:pPr>
-            <w:r>
-              <w:rPr>
-                <w:rFonts w:ascii="Calibri" w:cs="Calibri" w:eastAsia="Calibri" w:hAnsi="Calibri"/>
-                <w:b w:val="false"/>
-                <w:bCs w:val="false"/>
-                <w:i w:val="false"/>
-                <w:iCs w:val="false"/>
-                <w:color w:val="000000"/>
-                <w:sz w:val="20"/>
-                <w:szCs w:val="20"/>
-              </w:rPr>
-              <w:t xml:space="preserve">sales123</w:t>
-            </w:r>
-          </w:p>
-        </w:tc>
-      </w:tr>
-      <w:tr>
-        <w:trPr>
-          <w:trHeight w:val="320" w:hRule="atLeast"/>
-        </w:trPr>
-        <w:tc>
-          <w:tcPr>
-            <w:tcW w:type="dxa" w:w="2000"/>
-            <w:tcBorders>
-              <w:top w:val="single" w:color="000000" w:sz="8"/>
-              <w:left w:val="single" w:color="000000" w:sz="8"/>
-              <w:bottom w:val="single" w:color="000000" w:sz="8"/>
-              <w:right w:val="single" w:color="000000" w:sz="8"/>
-            </w:tcBorders>
-            <w:shd w:fill="FFFFFF" w:color="FFFFFF" w:val="clear"/>
-            <w:tcMar>
-              <w:top w:type="dxa" w:w="60"/>
-              <w:left w:type="dxa" w:w="80"/>
-              <w:bottom w:type="dxa" w:w="60"/>
-              <w:right w:type="dxa" w:w="80"/>
-            </w:tcMar>
-            <w:vAlign w:val="center"/>
-          </w:tcPr>
-          <w:p>
-            <w:pPr>
-              <w:jc w:val="left"/>
-            </w:pPr>
-            <w:r>
-              <w:rPr>
-                <w:rFonts w:ascii="Calibri" w:cs="Calibri" w:eastAsia="Calibri" w:hAnsi="Calibri"/>
-                <w:b w:val="false"/>
-                <w:bCs w:val="false"/>
-                <w:i w:val="false"/>
-                <w:iCs w:val="false"/>
-                <w:color w:val="000000"/>
-                <w:sz w:val="20"/>
-                <w:szCs w:val="20"/>
-              </w:rPr>
-              <w:t xml:space="preserve">Repair engineer</w:t>
-            </w:r>
-          </w:p>
-        </w:tc>
-        <w:tc>
-          <w:tcPr>
-            <w:tcW w:type="dxa" w:w="2400"/>
-            <w:tcBorders>
-              <w:top w:val="single" w:color="000000" w:sz="8"/>
-              <w:left w:val="single" w:color="000000" w:sz="8"/>
-              <w:bottom w:val="single" w:color="000000" w:sz="8"/>
-              <w:right w:val="single" w:color="000000" w:sz="8"/>
-            </w:tcBorders>
-            <w:shd w:fill="FFFFFF" w:color="FFFFFF" w:val="clear"/>
-            <w:tcMar>
-              <w:top w:type="dxa" w:w="60"/>
-              <w:left w:type="dxa" w:w="80"/>
-              <w:bottom w:type="dxa" w:w="60"/>
-              <w:right w:type="dxa" w:w="80"/>
-            </w:tcMar>
-            <w:vAlign w:val="center"/>
-          </w:tcPr>
-          <w:p>
-            <w:pPr>
-              <w:jc w:val="left"/>
-            </w:pPr>
-            <w:r>
-              <w:rPr>
-                <w:rFonts w:ascii="Calibri" w:cs="Calibri" w:eastAsia="Calibri" w:hAnsi="Calibri"/>
-                <w:b w:val="false"/>
-                <w:bCs w:val="false"/>
-                <w:i w:val="false"/>
-                <w:iCs w:val="false"/>
-                <w:color w:val="000000"/>
-                <w:sz w:val="20"/>
-                <w:szCs w:val="20"/>
-              </w:rPr>
-              <w:t xml:space="preserve">Kelechi Nwosu</w:t>
-            </w:r>
-          </w:p>
-        </w:tc>
-        <w:tc>
-          <w:tcPr>
-            <w:tcW w:type="dxa" w:w="3000"/>
-            <w:tcBorders>
-              <w:top w:val="single" w:color="000000" w:sz="8"/>
-              <w:left w:val="single" w:color="000000" w:sz="8"/>
-              <w:bottom w:val="single" w:color="000000" w:sz="8"/>
-              <w:right w:val="single" w:color="000000" w:sz="8"/>
-            </w:tcBorders>
-            <w:shd w:fill="FFFFFF" w:color="FFFFFF" w:val="clear"/>
-            <w:tcMar>
-              <w:top w:type="dxa" w:w="60"/>
-              <w:left w:type="dxa" w:w="80"/>
-              <w:bottom w:type="dxa" w:w="60"/>
-              <w:right w:type="dxa" w:w="80"/>
-            </w:tcMar>
-            <w:vAlign w:val="center"/>
-          </w:tcPr>
-          <w:p>
-            <w:pPr>
-              <w:jc w:val="left"/>
-            </w:pPr>
-            <w:r>
-              <w:rPr>
-                <w:rFonts w:ascii="Calibri" w:cs="Calibri" w:eastAsia="Calibri" w:hAnsi="Calibri"/>
-                <w:b w:val="false"/>
-                <w:bCs w:val="false"/>
-                <w:i w:val="false"/>
-                <w:iCs w:val="false"/>
-                <w:color w:val="000000"/>
-                <w:sz w:val="20"/>
-                <w:szCs w:val="20"/>
-              </w:rPr>
-              <w:t xml:space="preserve">engineer@abutwins.com</w:t>
-            </w:r>
-          </w:p>
-        </w:tc>
-        <w:tc>
-          <w:tcPr>
-            <w:tcW w:type="dxa" w:w="1960"/>
-            <w:tcBorders>
-              <w:top w:val="single" w:color="000000" w:sz="8"/>
-              <w:left w:val="single" w:color="000000" w:sz="8"/>
-              <w:bottom w:val="single" w:color="000000" w:sz="8"/>
-              <w:right w:val="single" w:color="000000" w:sz="8"/>
-            </w:tcBorders>
-            <w:shd w:fill="FFFFFF" w:color="FFFFFF" w:val="clear"/>
-            <w:tcMar>
-              <w:top w:type="dxa" w:w="60"/>
-              <w:left w:type="dxa" w:w="80"/>
-              <w:bottom w:type="dxa" w:w="60"/>
-              <w:right w:type="dxa" w:w="80"/>
-            </w:tcMar>
-            <w:vAlign w:val="center"/>
-          </w:tcPr>
-          <w:p>
-            <w:pPr>
-              <w:jc w:val="left"/>
-            </w:pPr>
-            <w:r>
-              <w:rPr>
-                <w:rFonts w:ascii="Calibri" w:cs="Calibri" w:eastAsia="Calibri" w:hAnsi="Calibri"/>
-                <w:b w:val="false"/>
-                <w:bCs w:val="false"/>
-                <w:i w:val="false"/>
-                <w:iCs w:val="false"/>
-                <w:color w:val="000000"/>
-                <w:sz w:val="20"/>
-                <w:szCs w:val="20"/>
-              </w:rPr>
-              <w:t xml:space="preserve">engineer123</w:t>
-            </w:r>
-          </w:p>
-        </w:tc>
-      </w:tr>
     </w:tbl>
     <w:p>
       <w:pPr>
@@ -26040,7 +27544,7 @@
           <w:sz w:val="24"/>
           <w:szCs w:val="24"/>
         </w:rPr>
-        <w:t xml:space="preserve">Challenge, Ibadan</w:t>
+        <w:t xml:space="preserve">Iwo Road, Ibadan (head office shop)</w:t>
       </w:r>
     </w:p>
     <w:tbl>
@@ -26289,6 +27793,1958 @@
                 <w:sz w:val="20"/>
                 <w:szCs w:val="20"/>
               </w:rPr>
+              <w:t xml:space="preserve">Halima Yusuf</w:t>
+            </w:r>
+          </w:p>
+        </w:tc>
+        <w:tc>
+          <w:tcPr>
+            <w:tcW w:type="dxa" w:w="3000"/>
+            <w:tcBorders>
+              <w:top w:val="single" w:color="000000" w:sz="8"/>
+              <w:left w:val="single" w:color="000000" w:sz="8"/>
+              <w:bottom w:val="single" w:color="000000" w:sz="8"/>
+              <w:right w:val="single" w:color="000000" w:sz="8"/>
+            </w:tcBorders>
+            <w:shd w:fill="FFFFFF" w:color="FFFFFF" w:val="clear"/>
+            <w:tcMar>
+              <w:top w:type="dxa" w:w="60"/>
+              <w:left w:type="dxa" w:w="80"/>
+              <w:bottom w:type="dxa" w:w="60"/>
+              <w:right w:type="dxa" w:w="80"/>
+            </w:tcMar>
+            <w:vAlign w:val="center"/>
+          </w:tcPr>
+          <w:p>
+            <w:pPr>
+              <w:jc w:val="left"/>
+            </w:pPr>
+            <w:r>
+              <w:rPr>
+                <w:rFonts w:ascii="Calibri" w:cs="Calibri" w:eastAsia="Calibri" w:hAnsi="Calibri"/>
+                <w:b w:val="false"/>
+                <w:bCs w:val="false"/>
+                <w:i w:val="false"/>
+                <w:iCs w:val="false"/>
+                <w:color w:val="000000"/>
+                <w:sz w:val="20"/>
+                <w:szCs w:val="20"/>
+              </w:rPr>
+              <w:t xml:space="preserve">manager@abutwins.com</w:t>
+            </w:r>
+          </w:p>
+        </w:tc>
+        <w:tc>
+          <w:tcPr>
+            <w:tcW w:type="dxa" w:w="1960"/>
+            <w:tcBorders>
+              <w:top w:val="single" w:color="000000" w:sz="8"/>
+              <w:left w:val="single" w:color="000000" w:sz="8"/>
+              <w:bottom w:val="single" w:color="000000" w:sz="8"/>
+              <w:right w:val="single" w:color="000000" w:sz="8"/>
+            </w:tcBorders>
+            <w:shd w:fill="FFFFFF" w:color="FFFFFF" w:val="clear"/>
+            <w:tcMar>
+              <w:top w:type="dxa" w:w="60"/>
+              <w:left w:type="dxa" w:w="80"/>
+              <w:bottom w:type="dxa" w:w="60"/>
+              <w:right w:type="dxa" w:w="80"/>
+            </w:tcMar>
+            <w:vAlign w:val="center"/>
+          </w:tcPr>
+          <w:p>
+            <w:pPr>
+              <w:jc w:val="left"/>
+            </w:pPr>
+            <w:r>
+              <w:rPr>
+                <w:rFonts w:ascii="Calibri" w:cs="Calibri" w:eastAsia="Calibri" w:hAnsi="Calibri"/>
+                <w:b w:val="false"/>
+                <w:bCs w:val="false"/>
+                <w:i w:val="false"/>
+                <w:iCs w:val="false"/>
+                <w:color w:val="000000"/>
+                <w:sz w:val="20"/>
+                <w:szCs w:val="20"/>
+              </w:rPr>
+              <w:t xml:space="preserve">manager123</w:t>
+            </w:r>
+          </w:p>
+        </w:tc>
+      </w:tr>
+      <w:tr>
+        <w:trPr>
+          <w:trHeight w:val="320" w:hRule="atLeast"/>
+        </w:trPr>
+        <w:tc>
+          <w:tcPr>
+            <w:tcW w:type="dxa" w:w="2000"/>
+            <w:tcBorders>
+              <w:top w:val="single" w:color="000000" w:sz="8"/>
+              <w:left w:val="single" w:color="000000" w:sz="8"/>
+              <w:bottom w:val="single" w:color="000000" w:sz="8"/>
+              <w:right w:val="single" w:color="000000" w:sz="8"/>
+            </w:tcBorders>
+            <w:shd w:fill="F7F7F7" w:color="F7F7F7" w:val="clear"/>
+            <w:tcMar>
+              <w:top w:type="dxa" w:w="60"/>
+              <w:left w:type="dxa" w:w="80"/>
+              <w:bottom w:type="dxa" w:w="60"/>
+              <w:right w:type="dxa" w:w="80"/>
+            </w:tcMar>
+            <w:vAlign w:val="center"/>
+          </w:tcPr>
+          <w:p>
+            <w:pPr>
+              <w:jc w:val="left"/>
+            </w:pPr>
+            <w:r>
+              <w:rPr>
+                <w:rFonts w:ascii="Calibri" w:cs="Calibri" w:eastAsia="Calibri" w:hAnsi="Calibri"/>
+                <w:b w:val="false"/>
+                <w:bCs w:val="false"/>
+                <w:i w:val="false"/>
+                <w:iCs w:val="false"/>
+                <w:color w:val="000000"/>
+                <w:sz w:val="20"/>
+                <w:szCs w:val="20"/>
+              </w:rPr>
+              <w:t xml:space="preserve">Goods intake</w:t>
+            </w:r>
+          </w:p>
+        </w:tc>
+        <w:tc>
+          <w:tcPr>
+            <w:tcW w:type="dxa" w:w="2400"/>
+            <w:tcBorders>
+              <w:top w:val="single" w:color="000000" w:sz="8"/>
+              <w:left w:val="single" w:color="000000" w:sz="8"/>
+              <w:bottom w:val="single" w:color="000000" w:sz="8"/>
+              <w:right w:val="single" w:color="000000" w:sz="8"/>
+            </w:tcBorders>
+            <w:shd w:fill="F7F7F7" w:color="F7F7F7" w:val="clear"/>
+            <w:tcMar>
+              <w:top w:type="dxa" w:w="60"/>
+              <w:left w:type="dxa" w:w="80"/>
+              <w:bottom w:type="dxa" w:w="60"/>
+              <w:right w:type="dxa" w:w="80"/>
+            </w:tcMar>
+            <w:vAlign w:val="center"/>
+          </w:tcPr>
+          <w:p>
+            <w:pPr>
+              <w:jc w:val="left"/>
+            </w:pPr>
+            <w:r>
+              <w:rPr>
+                <w:rFonts w:ascii="Calibri" w:cs="Calibri" w:eastAsia="Calibri" w:hAnsi="Calibri"/>
+                <w:b w:val="false"/>
+                <w:bCs w:val="false"/>
+                <w:i w:val="false"/>
+                <w:iCs w:val="false"/>
+                <w:color w:val="000000"/>
+                <w:sz w:val="20"/>
+                <w:szCs w:val="20"/>
+              </w:rPr>
+              <w:t xml:space="preserve">Ibrahim Lawal</w:t>
+            </w:r>
+          </w:p>
+        </w:tc>
+        <w:tc>
+          <w:tcPr>
+            <w:tcW w:type="dxa" w:w="3000"/>
+            <w:tcBorders>
+              <w:top w:val="single" w:color="000000" w:sz="8"/>
+              <w:left w:val="single" w:color="000000" w:sz="8"/>
+              <w:bottom w:val="single" w:color="000000" w:sz="8"/>
+              <w:right w:val="single" w:color="000000" w:sz="8"/>
+            </w:tcBorders>
+            <w:shd w:fill="F7F7F7" w:color="F7F7F7" w:val="clear"/>
+            <w:tcMar>
+              <w:top w:type="dxa" w:w="60"/>
+              <w:left w:type="dxa" w:w="80"/>
+              <w:bottom w:type="dxa" w:w="60"/>
+              <w:right w:type="dxa" w:w="80"/>
+            </w:tcMar>
+            <w:vAlign w:val="center"/>
+          </w:tcPr>
+          <w:p>
+            <w:pPr>
+              <w:jc w:val="left"/>
+            </w:pPr>
+            <w:r>
+              <w:rPr>
+                <w:rFonts w:ascii="Calibri" w:cs="Calibri" w:eastAsia="Calibri" w:hAnsi="Calibri"/>
+                <w:b w:val="false"/>
+                <w:bCs w:val="false"/>
+                <w:i w:val="false"/>
+                <w:iCs w:val="false"/>
+                <w:color w:val="000000"/>
+                <w:sz w:val="20"/>
+                <w:szCs w:val="20"/>
+              </w:rPr>
+              <w:t xml:space="preserve">vault@abutwins.com</w:t>
+            </w:r>
+          </w:p>
+        </w:tc>
+        <w:tc>
+          <w:tcPr>
+            <w:tcW w:type="dxa" w:w="1960"/>
+            <w:tcBorders>
+              <w:top w:val="single" w:color="000000" w:sz="8"/>
+              <w:left w:val="single" w:color="000000" w:sz="8"/>
+              <w:bottom w:val="single" w:color="000000" w:sz="8"/>
+              <w:right w:val="single" w:color="000000" w:sz="8"/>
+            </w:tcBorders>
+            <w:shd w:fill="F7F7F7" w:color="F7F7F7" w:val="clear"/>
+            <w:tcMar>
+              <w:top w:type="dxa" w:w="60"/>
+              <w:left w:type="dxa" w:w="80"/>
+              <w:bottom w:type="dxa" w:w="60"/>
+              <w:right w:type="dxa" w:w="80"/>
+            </w:tcMar>
+            <w:vAlign w:val="center"/>
+          </w:tcPr>
+          <w:p>
+            <w:pPr>
+              <w:jc w:val="left"/>
+            </w:pPr>
+            <w:r>
+              <w:rPr>
+                <w:rFonts w:ascii="Calibri" w:cs="Calibri" w:eastAsia="Calibri" w:hAnsi="Calibri"/>
+                <w:b w:val="false"/>
+                <w:bCs w:val="false"/>
+                <w:i w:val="false"/>
+                <w:iCs w:val="false"/>
+                <w:color w:val="000000"/>
+                <w:sz w:val="20"/>
+                <w:szCs w:val="20"/>
+              </w:rPr>
+              <w:t xml:space="preserve">vault123</w:t>
+            </w:r>
+          </w:p>
+        </w:tc>
+      </w:tr>
+      <w:tr>
+        <w:trPr>
+          <w:trHeight w:val="320" w:hRule="atLeast"/>
+        </w:trPr>
+        <w:tc>
+          <w:tcPr>
+            <w:tcW w:type="dxa" w:w="2000"/>
+            <w:tcBorders>
+              <w:top w:val="single" w:color="000000" w:sz="8"/>
+              <w:left w:val="single" w:color="000000" w:sz="8"/>
+              <w:bottom w:val="single" w:color="000000" w:sz="8"/>
+              <w:right w:val="single" w:color="000000" w:sz="8"/>
+            </w:tcBorders>
+            <w:shd w:fill="FFFFFF" w:color="FFFFFF" w:val="clear"/>
+            <w:tcMar>
+              <w:top w:type="dxa" w:w="60"/>
+              <w:left w:type="dxa" w:w="80"/>
+              <w:bottom w:type="dxa" w:w="60"/>
+              <w:right w:type="dxa" w:w="80"/>
+            </w:tcMar>
+            <w:vAlign w:val="center"/>
+          </w:tcPr>
+          <w:p>
+            <w:pPr>
+              <w:jc w:val="left"/>
+            </w:pPr>
+            <w:r>
+              <w:rPr>
+                <w:rFonts w:ascii="Calibri" w:cs="Calibri" w:eastAsia="Calibri" w:hAnsi="Calibri"/>
+                <w:b w:val="false"/>
+                <w:bCs w:val="false"/>
+                <w:i w:val="false"/>
+                <w:iCs w:val="false"/>
+                <w:color w:val="000000"/>
+                <w:sz w:val="20"/>
+                <w:szCs w:val="20"/>
+              </w:rPr>
+              <w:t xml:space="preserve">Cashier</w:t>
+            </w:r>
+          </w:p>
+        </w:tc>
+        <w:tc>
+          <w:tcPr>
+            <w:tcW w:type="dxa" w:w="2400"/>
+            <w:tcBorders>
+              <w:top w:val="single" w:color="000000" w:sz="8"/>
+              <w:left w:val="single" w:color="000000" w:sz="8"/>
+              <w:bottom w:val="single" w:color="000000" w:sz="8"/>
+              <w:right w:val="single" w:color="000000" w:sz="8"/>
+            </w:tcBorders>
+            <w:shd w:fill="FFFFFF" w:color="FFFFFF" w:val="clear"/>
+            <w:tcMar>
+              <w:top w:type="dxa" w:w="60"/>
+              <w:left w:type="dxa" w:w="80"/>
+              <w:bottom w:type="dxa" w:w="60"/>
+              <w:right w:type="dxa" w:w="80"/>
+            </w:tcMar>
+            <w:vAlign w:val="center"/>
+          </w:tcPr>
+          <w:p>
+            <w:pPr>
+              <w:jc w:val="left"/>
+            </w:pPr>
+            <w:r>
+              <w:rPr>
+                <w:rFonts w:ascii="Calibri" w:cs="Calibri" w:eastAsia="Calibri" w:hAnsi="Calibri"/>
+                <w:b w:val="false"/>
+                <w:bCs w:val="false"/>
+                <w:i w:val="false"/>
+                <w:iCs w:val="false"/>
+                <w:color w:val="000000"/>
+                <w:sz w:val="20"/>
+                <w:szCs w:val="20"/>
+              </w:rPr>
+              <w:t xml:space="preserve">Blessing Adeyemi</w:t>
+            </w:r>
+          </w:p>
+        </w:tc>
+        <w:tc>
+          <w:tcPr>
+            <w:tcW w:type="dxa" w:w="3000"/>
+            <w:tcBorders>
+              <w:top w:val="single" w:color="000000" w:sz="8"/>
+              <w:left w:val="single" w:color="000000" w:sz="8"/>
+              <w:bottom w:val="single" w:color="000000" w:sz="8"/>
+              <w:right w:val="single" w:color="000000" w:sz="8"/>
+            </w:tcBorders>
+            <w:shd w:fill="FFFFFF" w:color="FFFFFF" w:val="clear"/>
+            <w:tcMar>
+              <w:top w:type="dxa" w:w="60"/>
+              <w:left w:type="dxa" w:w="80"/>
+              <w:bottom w:type="dxa" w:w="60"/>
+              <w:right w:type="dxa" w:w="80"/>
+            </w:tcMar>
+            <w:vAlign w:val="center"/>
+          </w:tcPr>
+          <w:p>
+            <w:pPr>
+              <w:jc w:val="left"/>
+            </w:pPr>
+            <w:r>
+              <w:rPr>
+                <w:rFonts w:ascii="Calibri" w:cs="Calibri" w:eastAsia="Calibri" w:hAnsi="Calibri"/>
+                <w:b w:val="false"/>
+                <w:bCs w:val="false"/>
+                <w:i w:val="false"/>
+                <w:iCs w:val="false"/>
+                <w:color w:val="000000"/>
+                <w:sz w:val="20"/>
+                <w:szCs w:val="20"/>
+              </w:rPr>
+              <w:t xml:space="preserve">cashier@abutwins.com</w:t>
+            </w:r>
+          </w:p>
+        </w:tc>
+        <w:tc>
+          <w:tcPr>
+            <w:tcW w:type="dxa" w:w="1960"/>
+            <w:tcBorders>
+              <w:top w:val="single" w:color="000000" w:sz="8"/>
+              <w:left w:val="single" w:color="000000" w:sz="8"/>
+              <w:bottom w:val="single" w:color="000000" w:sz="8"/>
+              <w:right w:val="single" w:color="000000" w:sz="8"/>
+            </w:tcBorders>
+            <w:shd w:fill="FFFFFF" w:color="FFFFFF" w:val="clear"/>
+            <w:tcMar>
+              <w:top w:type="dxa" w:w="60"/>
+              <w:left w:type="dxa" w:w="80"/>
+              <w:bottom w:type="dxa" w:w="60"/>
+              <w:right w:type="dxa" w:w="80"/>
+            </w:tcMar>
+            <w:vAlign w:val="center"/>
+          </w:tcPr>
+          <w:p>
+            <w:pPr>
+              <w:jc w:val="left"/>
+            </w:pPr>
+            <w:r>
+              <w:rPr>
+                <w:rFonts w:ascii="Calibri" w:cs="Calibri" w:eastAsia="Calibri" w:hAnsi="Calibri"/>
+                <w:b w:val="false"/>
+                <w:bCs w:val="false"/>
+                <w:i w:val="false"/>
+                <w:iCs w:val="false"/>
+                <w:color w:val="000000"/>
+                <w:sz w:val="20"/>
+                <w:szCs w:val="20"/>
+              </w:rPr>
+              <w:t xml:space="preserve">cashier123</w:t>
+            </w:r>
+          </w:p>
+        </w:tc>
+      </w:tr>
+      <w:tr>
+        <w:trPr>
+          <w:trHeight w:val="320" w:hRule="atLeast"/>
+        </w:trPr>
+        <w:tc>
+          <w:tcPr>
+            <w:tcW w:type="dxa" w:w="2000"/>
+            <w:tcBorders>
+              <w:top w:val="single" w:color="000000" w:sz="8"/>
+              <w:left w:val="single" w:color="000000" w:sz="8"/>
+              <w:bottom w:val="single" w:color="000000" w:sz="8"/>
+              <w:right w:val="single" w:color="000000" w:sz="8"/>
+            </w:tcBorders>
+            <w:shd w:fill="F7F7F7" w:color="F7F7F7" w:val="clear"/>
+            <w:tcMar>
+              <w:top w:type="dxa" w:w="60"/>
+              <w:left w:type="dxa" w:w="80"/>
+              <w:bottom w:type="dxa" w:w="60"/>
+              <w:right w:type="dxa" w:w="80"/>
+            </w:tcMar>
+            <w:vAlign w:val="center"/>
+          </w:tcPr>
+          <w:p>
+            <w:pPr>
+              <w:jc w:val="left"/>
+            </w:pPr>
+            <w:r>
+              <w:rPr>
+                <w:rFonts w:ascii="Calibri" w:cs="Calibri" w:eastAsia="Calibri" w:hAnsi="Calibri"/>
+                <w:b w:val="false"/>
+                <w:bCs w:val="false"/>
+                <w:i w:val="false"/>
+                <w:iCs w:val="false"/>
+                <w:color w:val="000000"/>
+                <w:sz w:val="20"/>
+                <w:szCs w:val="20"/>
+              </w:rPr>
+              <w:t xml:space="preserve">Sales person</w:t>
+            </w:r>
+          </w:p>
+        </w:tc>
+        <w:tc>
+          <w:tcPr>
+            <w:tcW w:type="dxa" w:w="2400"/>
+            <w:tcBorders>
+              <w:top w:val="single" w:color="000000" w:sz="8"/>
+              <w:left w:val="single" w:color="000000" w:sz="8"/>
+              <w:bottom w:val="single" w:color="000000" w:sz="8"/>
+              <w:right w:val="single" w:color="000000" w:sz="8"/>
+            </w:tcBorders>
+            <w:shd w:fill="F7F7F7" w:color="F7F7F7" w:val="clear"/>
+            <w:tcMar>
+              <w:top w:type="dxa" w:w="60"/>
+              <w:left w:type="dxa" w:w="80"/>
+              <w:bottom w:type="dxa" w:w="60"/>
+              <w:right w:type="dxa" w:w="80"/>
+            </w:tcMar>
+            <w:vAlign w:val="center"/>
+          </w:tcPr>
+          <w:p>
+            <w:pPr>
+              <w:jc w:val="left"/>
+            </w:pPr>
+            <w:r>
+              <w:rPr>
+                <w:rFonts w:ascii="Calibri" w:cs="Calibri" w:eastAsia="Calibri" w:hAnsi="Calibri"/>
+                <w:b w:val="false"/>
+                <w:bCs w:val="false"/>
+                <w:i w:val="false"/>
+                <w:iCs w:val="false"/>
+                <w:color w:val="000000"/>
+                <w:sz w:val="20"/>
+                <w:szCs w:val="20"/>
+              </w:rPr>
+              <w:t xml:space="preserve">Tunde Adebayo</w:t>
+            </w:r>
+          </w:p>
+        </w:tc>
+        <w:tc>
+          <w:tcPr>
+            <w:tcW w:type="dxa" w:w="3000"/>
+            <w:tcBorders>
+              <w:top w:val="single" w:color="000000" w:sz="8"/>
+              <w:left w:val="single" w:color="000000" w:sz="8"/>
+              <w:bottom w:val="single" w:color="000000" w:sz="8"/>
+              <w:right w:val="single" w:color="000000" w:sz="8"/>
+            </w:tcBorders>
+            <w:shd w:fill="F7F7F7" w:color="F7F7F7" w:val="clear"/>
+            <w:tcMar>
+              <w:top w:type="dxa" w:w="60"/>
+              <w:left w:type="dxa" w:w="80"/>
+              <w:bottom w:type="dxa" w:w="60"/>
+              <w:right w:type="dxa" w:w="80"/>
+            </w:tcMar>
+            <w:vAlign w:val="center"/>
+          </w:tcPr>
+          <w:p>
+            <w:pPr>
+              <w:jc w:val="left"/>
+            </w:pPr>
+            <w:r>
+              <w:rPr>
+                <w:rFonts w:ascii="Calibri" w:cs="Calibri" w:eastAsia="Calibri" w:hAnsi="Calibri"/>
+                <w:b w:val="false"/>
+                <w:bCs w:val="false"/>
+                <w:i w:val="false"/>
+                <w:iCs w:val="false"/>
+                <w:color w:val="000000"/>
+                <w:sz w:val="20"/>
+                <w:szCs w:val="20"/>
+              </w:rPr>
+              <w:t xml:space="preserve">sales@abutwins.com</w:t>
+            </w:r>
+          </w:p>
+        </w:tc>
+        <w:tc>
+          <w:tcPr>
+            <w:tcW w:type="dxa" w:w="1960"/>
+            <w:tcBorders>
+              <w:top w:val="single" w:color="000000" w:sz="8"/>
+              <w:left w:val="single" w:color="000000" w:sz="8"/>
+              <w:bottom w:val="single" w:color="000000" w:sz="8"/>
+              <w:right w:val="single" w:color="000000" w:sz="8"/>
+            </w:tcBorders>
+            <w:shd w:fill="F7F7F7" w:color="F7F7F7" w:val="clear"/>
+            <w:tcMar>
+              <w:top w:type="dxa" w:w="60"/>
+              <w:left w:type="dxa" w:w="80"/>
+              <w:bottom w:type="dxa" w:w="60"/>
+              <w:right w:type="dxa" w:w="80"/>
+            </w:tcMar>
+            <w:vAlign w:val="center"/>
+          </w:tcPr>
+          <w:p>
+            <w:pPr>
+              <w:jc w:val="left"/>
+            </w:pPr>
+            <w:r>
+              <w:rPr>
+                <w:rFonts w:ascii="Calibri" w:cs="Calibri" w:eastAsia="Calibri" w:hAnsi="Calibri"/>
+                <w:b w:val="false"/>
+                <w:bCs w:val="false"/>
+                <w:i w:val="false"/>
+                <w:iCs w:val="false"/>
+                <w:color w:val="000000"/>
+                <w:sz w:val="20"/>
+                <w:szCs w:val="20"/>
+              </w:rPr>
+              <w:t xml:space="preserve">sales123</w:t>
+            </w:r>
+          </w:p>
+        </w:tc>
+      </w:tr>
+      <w:tr>
+        <w:trPr>
+          <w:trHeight w:val="320" w:hRule="atLeast"/>
+        </w:trPr>
+        <w:tc>
+          <w:tcPr>
+            <w:tcW w:type="dxa" w:w="2000"/>
+            <w:tcBorders>
+              <w:top w:val="single" w:color="000000" w:sz="8"/>
+              <w:left w:val="single" w:color="000000" w:sz="8"/>
+              <w:bottom w:val="single" w:color="000000" w:sz="8"/>
+              <w:right w:val="single" w:color="000000" w:sz="8"/>
+            </w:tcBorders>
+            <w:shd w:fill="FFFFFF" w:color="FFFFFF" w:val="clear"/>
+            <w:tcMar>
+              <w:top w:type="dxa" w:w="60"/>
+              <w:left w:type="dxa" w:w="80"/>
+              <w:bottom w:type="dxa" w:w="60"/>
+              <w:right w:type="dxa" w:w="80"/>
+            </w:tcMar>
+            <w:vAlign w:val="center"/>
+          </w:tcPr>
+          <w:p>
+            <w:pPr>
+              <w:jc w:val="left"/>
+            </w:pPr>
+            <w:r>
+              <w:rPr>
+                <w:rFonts w:ascii="Calibri" w:cs="Calibri" w:eastAsia="Calibri" w:hAnsi="Calibri"/>
+                <w:b w:val="false"/>
+                <w:bCs w:val="false"/>
+                <w:i w:val="false"/>
+                <w:iCs w:val="false"/>
+                <w:color w:val="000000"/>
+                <w:sz w:val="20"/>
+                <w:szCs w:val="20"/>
+              </w:rPr>
+              <w:t xml:space="preserve">Repair engineer</w:t>
+            </w:r>
+          </w:p>
+        </w:tc>
+        <w:tc>
+          <w:tcPr>
+            <w:tcW w:type="dxa" w:w="2400"/>
+            <w:tcBorders>
+              <w:top w:val="single" w:color="000000" w:sz="8"/>
+              <w:left w:val="single" w:color="000000" w:sz="8"/>
+              <w:bottom w:val="single" w:color="000000" w:sz="8"/>
+              <w:right w:val="single" w:color="000000" w:sz="8"/>
+            </w:tcBorders>
+            <w:shd w:fill="FFFFFF" w:color="FFFFFF" w:val="clear"/>
+            <w:tcMar>
+              <w:top w:type="dxa" w:w="60"/>
+              <w:left w:type="dxa" w:w="80"/>
+              <w:bottom w:type="dxa" w:w="60"/>
+              <w:right w:type="dxa" w:w="80"/>
+            </w:tcMar>
+            <w:vAlign w:val="center"/>
+          </w:tcPr>
+          <w:p>
+            <w:pPr>
+              <w:jc w:val="left"/>
+            </w:pPr>
+            <w:r>
+              <w:rPr>
+                <w:rFonts w:ascii="Calibri" w:cs="Calibri" w:eastAsia="Calibri" w:hAnsi="Calibri"/>
+                <w:b w:val="false"/>
+                <w:bCs w:val="false"/>
+                <w:i w:val="false"/>
+                <w:iCs w:val="false"/>
+                <w:color w:val="000000"/>
+                <w:sz w:val="20"/>
+                <w:szCs w:val="20"/>
+              </w:rPr>
+              <w:t xml:space="preserve">Kelechi Nwosu</w:t>
+            </w:r>
+          </w:p>
+        </w:tc>
+        <w:tc>
+          <w:tcPr>
+            <w:tcW w:type="dxa" w:w="3000"/>
+            <w:tcBorders>
+              <w:top w:val="single" w:color="000000" w:sz="8"/>
+              <w:left w:val="single" w:color="000000" w:sz="8"/>
+              <w:bottom w:val="single" w:color="000000" w:sz="8"/>
+              <w:right w:val="single" w:color="000000" w:sz="8"/>
+            </w:tcBorders>
+            <w:shd w:fill="FFFFFF" w:color="FFFFFF" w:val="clear"/>
+            <w:tcMar>
+              <w:top w:type="dxa" w:w="60"/>
+              <w:left w:type="dxa" w:w="80"/>
+              <w:bottom w:type="dxa" w:w="60"/>
+              <w:right w:type="dxa" w:w="80"/>
+            </w:tcMar>
+            <w:vAlign w:val="center"/>
+          </w:tcPr>
+          <w:p>
+            <w:pPr>
+              <w:jc w:val="left"/>
+            </w:pPr>
+            <w:r>
+              <w:rPr>
+                <w:rFonts w:ascii="Calibri" w:cs="Calibri" w:eastAsia="Calibri" w:hAnsi="Calibri"/>
+                <w:b w:val="false"/>
+                <w:bCs w:val="false"/>
+                <w:i w:val="false"/>
+                <w:iCs w:val="false"/>
+                <w:color w:val="000000"/>
+                <w:sz w:val="20"/>
+                <w:szCs w:val="20"/>
+              </w:rPr>
+              <w:t xml:space="preserve">engineer@abutwins.com</w:t>
+            </w:r>
+          </w:p>
+        </w:tc>
+        <w:tc>
+          <w:tcPr>
+            <w:tcW w:type="dxa" w:w="1960"/>
+            <w:tcBorders>
+              <w:top w:val="single" w:color="000000" w:sz="8"/>
+              <w:left w:val="single" w:color="000000" w:sz="8"/>
+              <w:bottom w:val="single" w:color="000000" w:sz="8"/>
+              <w:right w:val="single" w:color="000000" w:sz="8"/>
+            </w:tcBorders>
+            <w:shd w:fill="FFFFFF" w:color="FFFFFF" w:val="clear"/>
+            <w:tcMar>
+              <w:top w:type="dxa" w:w="60"/>
+              <w:left w:type="dxa" w:w="80"/>
+              <w:bottom w:type="dxa" w:w="60"/>
+              <w:right w:type="dxa" w:w="80"/>
+            </w:tcMar>
+            <w:vAlign w:val="center"/>
+          </w:tcPr>
+          <w:p>
+            <w:pPr>
+              <w:jc w:val="left"/>
+            </w:pPr>
+            <w:r>
+              <w:rPr>
+                <w:rFonts w:ascii="Calibri" w:cs="Calibri" w:eastAsia="Calibri" w:hAnsi="Calibri"/>
+                <w:b w:val="false"/>
+                <w:bCs w:val="false"/>
+                <w:i w:val="false"/>
+                <w:iCs w:val="false"/>
+                <w:color w:val="000000"/>
+                <w:sz w:val="20"/>
+                <w:szCs w:val="20"/>
+              </w:rPr>
+              <w:t xml:space="preserve">engineer123</w:t>
+            </w:r>
+          </w:p>
+        </w:tc>
+      </w:tr>
+    </w:tbl>
+    <w:p>
+      <w:pPr>
+        <w:spacing w:after="200" w:before="0" w:line="276"/>
+        <w:jc w:val="left"/>
+      </w:pPr>
+      <w:r>
+        <w:rPr>
+          <w:rFonts w:ascii="Calibri" w:cs="Calibri" w:eastAsia="Calibri" w:hAnsi="Calibri"/>
+          <w:b w:val="false"/>
+          <w:bCs w:val="false"/>
+          <w:i w:val="false"/>
+          <w:iCs w:val="false"/>
+          <w:color w:val="000000"/>
+          <w:sz w:val="22"/>
+          <w:szCs w:val="22"/>
+        </w:rPr>
+        <w:t xml:space="preserve"/>
+      </w:r>
+    </w:p>
+    <w:p>
+      <w:pPr>
+        <w:pStyle w:val="Heading3"/>
+        <w:spacing w:after="80" w:before="200"/>
+      </w:pPr>
+      <w:r>
+        <w:rPr>
+          <w:rFonts w:ascii="Calibri" w:cs="Calibri" w:eastAsia="Calibri" w:hAnsi="Calibri"/>
+          <w:b/>
+          <w:bCs/>
+          <w:i w:val="false"/>
+          <w:iCs w:val="false"/>
+          <w:color w:val="000000"/>
+          <w:sz w:val="24"/>
+          <w:szCs w:val="24"/>
+        </w:rPr>
+        <w:t xml:space="preserve">Bodija, Ibadan</w:t>
+      </w:r>
+    </w:p>
+    <w:tbl>
+      <w:tblPr>
+        <w:tblW w:type="dxa" w:w="9360"/>
+        <w:tblBorders>
+          <w:top w:val="single" w:color="auto" w:sz="4"/>
+          <w:left w:val="single" w:color="auto" w:sz="4"/>
+          <w:bottom w:val="single" w:color="auto" w:sz="4"/>
+          <w:right w:val="single" w:color="auto" w:sz="4"/>
+          <w:insideH w:val="single" w:color="auto" w:sz="4"/>
+          <w:insideV w:val="single" w:color="auto" w:sz="4"/>
+        </w:tblBorders>
+      </w:tblPr>
+      <w:tblGrid>
+        <w:gridCol w:w="2000"/>
+        <w:gridCol w:w="2400"/>
+        <w:gridCol w:w="3000"/>
+        <w:gridCol w:w="1960"/>
+      </w:tblGrid>
+      <w:tr>
+        <w:trPr>
+          <w:tblHeader/>
+          <w:trHeight w:val="360" w:hRule="atLeast"/>
+        </w:trPr>
+        <w:tc>
+          <w:tcPr>
+            <w:tcW w:type="dxa" w:w="2000"/>
+            <w:tcBorders>
+              <w:top w:val="single" w:color="000000" w:sz="8"/>
+              <w:left w:val="single" w:color="000000" w:sz="8"/>
+              <w:bottom w:val="single" w:color="000000" w:sz="8"/>
+              <w:right w:val="single" w:color="000000" w:sz="8"/>
+            </w:tcBorders>
+            <w:shd w:fill="BC0004" w:color="BC0004" w:val="clear"/>
+            <w:tcMar>
+              <w:top w:type="dxa" w:w="60"/>
+              <w:left w:type="dxa" w:w="80"/>
+              <w:bottom w:type="dxa" w:w="60"/>
+              <w:right w:type="dxa" w:w="80"/>
+            </w:tcMar>
+            <w:vAlign w:val="center"/>
+          </w:tcPr>
+          <w:p>
+            <w:pPr>
+              <w:jc w:val="left"/>
+            </w:pPr>
+            <w:r>
+              <w:rPr>
+                <w:rFonts w:ascii="Calibri" w:cs="Calibri" w:eastAsia="Calibri" w:hAnsi="Calibri"/>
+                <w:b/>
+                <w:bCs/>
+                <w:i w:val="false"/>
+                <w:iCs w:val="false"/>
+                <w:color w:val="FFFFFF"/>
+                <w:sz w:val="20"/>
+                <w:szCs w:val="20"/>
+              </w:rPr>
+              <w:t xml:space="preserve">Job</w:t>
+            </w:r>
+          </w:p>
+        </w:tc>
+        <w:tc>
+          <w:tcPr>
+            <w:tcW w:type="dxa" w:w="2400"/>
+            <w:tcBorders>
+              <w:top w:val="single" w:color="000000" w:sz="8"/>
+              <w:left w:val="single" w:color="000000" w:sz="8"/>
+              <w:bottom w:val="single" w:color="000000" w:sz="8"/>
+              <w:right w:val="single" w:color="000000" w:sz="8"/>
+            </w:tcBorders>
+            <w:shd w:fill="BC0004" w:color="BC0004" w:val="clear"/>
+            <w:tcMar>
+              <w:top w:type="dxa" w:w="60"/>
+              <w:left w:type="dxa" w:w="80"/>
+              <w:bottom w:type="dxa" w:w="60"/>
+              <w:right w:type="dxa" w:w="80"/>
+            </w:tcMar>
+            <w:vAlign w:val="center"/>
+          </w:tcPr>
+          <w:p>
+            <w:pPr>
+              <w:jc w:val="left"/>
+            </w:pPr>
+            <w:r>
+              <w:rPr>
+                <w:rFonts w:ascii="Calibri" w:cs="Calibri" w:eastAsia="Calibri" w:hAnsi="Calibri"/>
+                <w:b/>
+                <w:bCs/>
+                <w:i w:val="false"/>
+                <w:iCs w:val="false"/>
+                <w:color w:val="FFFFFF"/>
+                <w:sz w:val="20"/>
+                <w:szCs w:val="20"/>
+              </w:rPr>
+              <w:t xml:space="preserve">Name on the system</w:t>
+            </w:r>
+          </w:p>
+        </w:tc>
+        <w:tc>
+          <w:tcPr>
+            <w:tcW w:type="dxa" w:w="3000"/>
+            <w:tcBorders>
+              <w:top w:val="single" w:color="000000" w:sz="8"/>
+              <w:left w:val="single" w:color="000000" w:sz="8"/>
+              <w:bottom w:val="single" w:color="000000" w:sz="8"/>
+              <w:right w:val="single" w:color="000000" w:sz="8"/>
+            </w:tcBorders>
+            <w:shd w:fill="BC0004" w:color="BC0004" w:val="clear"/>
+            <w:tcMar>
+              <w:top w:type="dxa" w:w="60"/>
+              <w:left w:type="dxa" w:w="80"/>
+              <w:bottom w:type="dxa" w:w="60"/>
+              <w:right w:type="dxa" w:w="80"/>
+            </w:tcMar>
+            <w:vAlign w:val="center"/>
+          </w:tcPr>
+          <w:p>
+            <w:pPr>
+              <w:jc w:val="left"/>
+            </w:pPr>
+            <w:r>
+              <w:rPr>
+                <w:rFonts w:ascii="Calibri" w:cs="Calibri" w:eastAsia="Calibri" w:hAnsi="Calibri"/>
+                <w:b/>
+                <w:bCs/>
+                <w:i w:val="false"/>
+                <w:iCs w:val="false"/>
+                <w:color w:val="FFFFFF"/>
+                <w:sz w:val="20"/>
+                <w:szCs w:val="20"/>
+              </w:rPr>
+              <w:t xml:space="preserve">Email</w:t>
+            </w:r>
+          </w:p>
+        </w:tc>
+        <w:tc>
+          <w:tcPr>
+            <w:tcW w:type="dxa" w:w="1960"/>
+            <w:tcBorders>
+              <w:top w:val="single" w:color="000000" w:sz="8"/>
+              <w:left w:val="single" w:color="000000" w:sz="8"/>
+              <w:bottom w:val="single" w:color="000000" w:sz="8"/>
+              <w:right w:val="single" w:color="000000" w:sz="8"/>
+            </w:tcBorders>
+            <w:shd w:fill="BC0004" w:color="BC0004" w:val="clear"/>
+            <w:tcMar>
+              <w:top w:type="dxa" w:w="60"/>
+              <w:left w:type="dxa" w:w="80"/>
+              <w:bottom w:type="dxa" w:w="60"/>
+              <w:right w:type="dxa" w:w="80"/>
+            </w:tcMar>
+            <w:vAlign w:val="center"/>
+          </w:tcPr>
+          <w:p>
+            <w:pPr>
+              <w:jc w:val="left"/>
+            </w:pPr>
+            <w:r>
+              <w:rPr>
+                <w:rFonts w:ascii="Calibri" w:cs="Calibri" w:eastAsia="Calibri" w:hAnsi="Calibri"/>
+                <w:b/>
+                <w:bCs/>
+                <w:i w:val="false"/>
+                <w:iCs w:val="false"/>
+                <w:color w:val="FFFFFF"/>
+                <w:sz w:val="20"/>
+                <w:szCs w:val="20"/>
+              </w:rPr>
+              <w:t xml:space="preserve">Practice password</w:t>
+            </w:r>
+          </w:p>
+        </w:tc>
+      </w:tr>
+      <w:tr>
+        <w:trPr>
+          <w:trHeight w:val="320" w:hRule="atLeast"/>
+        </w:trPr>
+        <w:tc>
+          <w:tcPr>
+            <w:tcW w:type="dxa" w:w="2000"/>
+            <w:tcBorders>
+              <w:top w:val="single" w:color="000000" w:sz="8"/>
+              <w:left w:val="single" w:color="000000" w:sz="8"/>
+              <w:bottom w:val="single" w:color="000000" w:sz="8"/>
+              <w:right w:val="single" w:color="000000" w:sz="8"/>
+            </w:tcBorders>
+            <w:shd w:fill="FFFFFF" w:color="FFFFFF" w:val="clear"/>
+            <w:tcMar>
+              <w:top w:type="dxa" w:w="60"/>
+              <w:left w:type="dxa" w:w="80"/>
+              <w:bottom w:type="dxa" w:w="60"/>
+              <w:right w:type="dxa" w:w="80"/>
+            </w:tcMar>
+            <w:vAlign w:val="center"/>
+          </w:tcPr>
+          <w:p>
+            <w:pPr>
+              <w:jc w:val="left"/>
+            </w:pPr>
+            <w:r>
+              <w:rPr>
+                <w:rFonts w:ascii="Calibri" w:cs="Calibri" w:eastAsia="Calibri" w:hAnsi="Calibri"/>
+                <w:b w:val="false"/>
+                <w:bCs w:val="false"/>
+                <w:i w:val="false"/>
+                <w:iCs w:val="false"/>
+                <w:color w:val="000000"/>
+                <w:sz w:val="20"/>
+                <w:szCs w:val="20"/>
+              </w:rPr>
+              <w:t xml:space="preserve">Shop manager</w:t>
+            </w:r>
+          </w:p>
+        </w:tc>
+        <w:tc>
+          <w:tcPr>
+            <w:tcW w:type="dxa" w:w="2400"/>
+            <w:tcBorders>
+              <w:top w:val="single" w:color="000000" w:sz="8"/>
+              <w:left w:val="single" w:color="000000" w:sz="8"/>
+              <w:bottom w:val="single" w:color="000000" w:sz="8"/>
+              <w:right w:val="single" w:color="000000" w:sz="8"/>
+            </w:tcBorders>
+            <w:shd w:fill="FFFFFF" w:color="FFFFFF" w:val="clear"/>
+            <w:tcMar>
+              <w:top w:type="dxa" w:w="60"/>
+              <w:left w:type="dxa" w:w="80"/>
+              <w:bottom w:type="dxa" w:w="60"/>
+              <w:right w:type="dxa" w:w="80"/>
+            </w:tcMar>
+            <w:vAlign w:val="center"/>
+          </w:tcPr>
+          <w:p>
+            <w:pPr>
+              <w:jc w:val="left"/>
+            </w:pPr>
+            <w:r>
+              <w:rPr>
+                <w:rFonts w:ascii="Calibri" w:cs="Calibri" w:eastAsia="Calibri" w:hAnsi="Calibri"/>
+                <w:b w:val="false"/>
+                <w:bCs w:val="false"/>
+                <w:i w:val="false"/>
+                <w:iCs w:val="false"/>
+                <w:color w:val="000000"/>
+                <w:sz w:val="20"/>
+                <w:szCs w:val="20"/>
+              </w:rPr>
+              <w:t xml:space="preserve">Aisha Bello</w:t>
+            </w:r>
+          </w:p>
+        </w:tc>
+        <w:tc>
+          <w:tcPr>
+            <w:tcW w:type="dxa" w:w="3000"/>
+            <w:tcBorders>
+              <w:top w:val="single" w:color="000000" w:sz="8"/>
+              <w:left w:val="single" w:color="000000" w:sz="8"/>
+              <w:bottom w:val="single" w:color="000000" w:sz="8"/>
+              <w:right w:val="single" w:color="000000" w:sz="8"/>
+            </w:tcBorders>
+            <w:shd w:fill="FFFFFF" w:color="FFFFFF" w:val="clear"/>
+            <w:tcMar>
+              <w:top w:type="dxa" w:w="60"/>
+              <w:left w:type="dxa" w:w="80"/>
+              <w:bottom w:type="dxa" w:w="60"/>
+              <w:right w:type="dxa" w:w="80"/>
+            </w:tcMar>
+            <w:vAlign w:val="center"/>
+          </w:tcPr>
+          <w:p>
+            <w:pPr>
+              <w:jc w:val="left"/>
+            </w:pPr>
+            <w:r>
+              <w:rPr>
+                <w:rFonts w:ascii="Calibri" w:cs="Calibri" w:eastAsia="Calibri" w:hAnsi="Calibri"/>
+                <w:b w:val="false"/>
+                <w:bCs w:val="false"/>
+                <w:i w:val="false"/>
+                <w:iCs w:val="false"/>
+                <w:color w:val="000000"/>
+                <w:sz w:val="20"/>
+                <w:szCs w:val="20"/>
+              </w:rPr>
+              <w:t xml:space="preserve">bodija.manager@abutwins.com</w:t>
+            </w:r>
+          </w:p>
+        </w:tc>
+        <w:tc>
+          <w:tcPr>
+            <w:tcW w:type="dxa" w:w="1960"/>
+            <w:tcBorders>
+              <w:top w:val="single" w:color="000000" w:sz="8"/>
+              <w:left w:val="single" w:color="000000" w:sz="8"/>
+              <w:bottom w:val="single" w:color="000000" w:sz="8"/>
+              <w:right w:val="single" w:color="000000" w:sz="8"/>
+            </w:tcBorders>
+            <w:shd w:fill="FFFFFF" w:color="FFFFFF" w:val="clear"/>
+            <w:tcMar>
+              <w:top w:type="dxa" w:w="60"/>
+              <w:left w:type="dxa" w:w="80"/>
+              <w:bottom w:type="dxa" w:w="60"/>
+              <w:right w:type="dxa" w:w="80"/>
+            </w:tcMar>
+            <w:vAlign w:val="center"/>
+          </w:tcPr>
+          <w:p>
+            <w:pPr>
+              <w:jc w:val="left"/>
+            </w:pPr>
+            <w:r>
+              <w:rPr>
+                <w:rFonts w:ascii="Calibri" w:cs="Calibri" w:eastAsia="Calibri" w:hAnsi="Calibri"/>
+                <w:b w:val="false"/>
+                <w:bCs w:val="false"/>
+                <w:i w:val="false"/>
+                <w:iCs w:val="false"/>
+                <w:color w:val="000000"/>
+                <w:sz w:val="20"/>
+                <w:szCs w:val="20"/>
+              </w:rPr>
+              <w:t xml:space="preserve">manager123</w:t>
+            </w:r>
+          </w:p>
+        </w:tc>
+      </w:tr>
+      <w:tr>
+        <w:trPr>
+          <w:trHeight w:val="320" w:hRule="atLeast"/>
+        </w:trPr>
+        <w:tc>
+          <w:tcPr>
+            <w:tcW w:type="dxa" w:w="2000"/>
+            <w:tcBorders>
+              <w:top w:val="single" w:color="000000" w:sz="8"/>
+              <w:left w:val="single" w:color="000000" w:sz="8"/>
+              <w:bottom w:val="single" w:color="000000" w:sz="8"/>
+              <w:right w:val="single" w:color="000000" w:sz="8"/>
+            </w:tcBorders>
+            <w:shd w:fill="F7F7F7" w:color="F7F7F7" w:val="clear"/>
+            <w:tcMar>
+              <w:top w:type="dxa" w:w="60"/>
+              <w:left w:type="dxa" w:w="80"/>
+              <w:bottom w:type="dxa" w:w="60"/>
+              <w:right w:type="dxa" w:w="80"/>
+            </w:tcMar>
+            <w:vAlign w:val="center"/>
+          </w:tcPr>
+          <w:p>
+            <w:pPr>
+              <w:jc w:val="left"/>
+            </w:pPr>
+            <w:r>
+              <w:rPr>
+                <w:rFonts w:ascii="Calibri" w:cs="Calibri" w:eastAsia="Calibri" w:hAnsi="Calibri"/>
+                <w:b w:val="false"/>
+                <w:bCs w:val="false"/>
+                <w:i w:val="false"/>
+                <w:iCs w:val="false"/>
+                <w:color w:val="000000"/>
+                <w:sz w:val="20"/>
+                <w:szCs w:val="20"/>
+              </w:rPr>
+              <w:t xml:space="preserve">Goods intake</w:t>
+            </w:r>
+          </w:p>
+        </w:tc>
+        <w:tc>
+          <w:tcPr>
+            <w:tcW w:type="dxa" w:w="2400"/>
+            <w:tcBorders>
+              <w:top w:val="single" w:color="000000" w:sz="8"/>
+              <w:left w:val="single" w:color="000000" w:sz="8"/>
+              <w:bottom w:val="single" w:color="000000" w:sz="8"/>
+              <w:right w:val="single" w:color="000000" w:sz="8"/>
+            </w:tcBorders>
+            <w:shd w:fill="F7F7F7" w:color="F7F7F7" w:val="clear"/>
+            <w:tcMar>
+              <w:top w:type="dxa" w:w="60"/>
+              <w:left w:type="dxa" w:w="80"/>
+              <w:bottom w:type="dxa" w:w="60"/>
+              <w:right w:type="dxa" w:w="80"/>
+            </w:tcMar>
+            <w:vAlign w:val="center"/>
+          </w:tcPr>
+          <w:p>
+            <w:pPr>
+              <w:jc w:val="left"/>
+            </w:pPr>
+            <w:r>
+              <w:rPr>
+                <w:rFonts w:ascii="Calibri" w:cs="Calibri" w:eastAsia="Calibri" w:hAnsi="Calibri"/>
+                <w:b w:val="false"/>
+                <w:bCs w:val="false"/>
+                <w:i w:val="false"/>
+                <w:iCs w:val="false"/>
+                <w:color w:val="000000"/>
+                <w:sz w:val="20"/>
+                <w:szCs w:val="20"/>
+              </w:rPr>
+              <w:t xml:space="preserve">Emeka Obi</w:t>
+            </w:r>
+          </w:p>
+        </w:tc>
+        <w:tc>
+          <w:tcPr>
+            <w:tcW w:type="dxa" w:w="3000"/>
+            <w:tcBorders>
+              <w:top w:val="single" w:color="000000" w:sz="8"/>
+              <w:left w:val="single" w:color="000000" w:sz="8"/>
+              <w:bottom w:val="single" w:color="000000" w:sz="8"/>
+              <w:right w:val="single" w:color="000000" w:sz="8"/>
+            </w:tcBorders>
+            <w:shd w:fill="F7F7F7" w:color="F7F7F7" w:val="clear"/>
+            <w:tcMar>
+              <w:top w:type="dxa" w:w="60"/>
+              <w:left w:type="dxa" w:w="80"/>
+              <w:bottom w:type="dxa" w:w="60"/>
+              <w:right w:type="dxa" w:w="80"/>
+            </w:tcMar>
+            <w:vAlign w:val="center"/>
+          </w:tcPr>
+          <w:p>
+            <w:pPr>
+              <w:jc w:val="left"/>
+            </w:pPr>
+            <w:r>
+              <w:rPr>
+                <w:rFonts w:ascii="Calibri" w:cs="Calibri" w:eastAsia="Calibri" w:hAnsi="Calibri"/>
+                <w:b w:val="false"/>
+                <w:bCs w:val="false"/>
+                <w:i w:val="false"/>
+                <w:iCs w:val="false"/>
+                <w:color w:val="000000"/>
+                <w:sz w:val="20"/>
+                <w:szCs w:val="20"/>
+              </w:rPr>
+              <w:t xml:space="preserve">bodija.vault@abutwins.com</w:t>
+            </w:r>
+          </w:p>
+        </w:tc>
+        <w:tc>
+          <w:tcPr>
+            <w:tcW w:type="dxa" w:w="1960"/>
+            <w:tcBorders>
+              <w:top w:val="single" w:color="000000" w:sz="8"/>
+              <w:left w:val="single" w:color="000000" w:sz="8"/>
+              <w:bottom w:val="single" w:color="000000" w:sz="8"/>
+              <w:right w:val="single" w:color="000000" w:sz="8"/>
+            </w:tcBorders>
+            <w:shd w:fill="F7F7F7" w:color="F7F7F7" w:val="clear"/>
+            <w:tcMar>
+              <w:top w:type="dxa" w:w="60"/>
+              <w:left w:type="dxa" w:w="80"/>
+              <w:bottom w:type="dxa" w:w="60"/>
+              <w:right w:type="dxa" w:w="80"/>
+            </w:tcMar>
+            <w:vAlign w:val="center"/>
+          </w:tcPr>
+          <w:p>
+            <w:pPr>
+              <w:jc w:val="left"/>
+            </w:pPr>
+            <w:r>
+              <w:rPr>
+                <w:rFonts w:ascii="Calibri" w:cs="Calibri" w:eastAsia="Calibri" w:hAnsi="Calibri"/>
+                <w:b w:val="false"/>
+                <w:bCs w:val="false"/>
+                <w:i w:val="false"/>
+                <w:iCs w:val="false"/>
+                <w:color w:val="000000"/>
+                <w:sz w:val="20"/>
+                <w:szCs w:val="20"/>
+              </w:rPr>
+              <w:t xml:space="preserve">vault123</w:t>
+            </w:r>
+          </w:p>
+        </w:tc>
+      </w:tr>
+      <w:tr>
+        <w:trPr>
+          <w:trHeight w:val="320" w:hRule="atLeast"/>
+        </w:trPr>
+        <w:tc>
+          <w:tcPr>
+            <w:tcW w:type="dxa" w:w="2000"/>
+            <w:tcBorders>
+              <w:top w:val="single" w:color="000000" w:sz="8"/>
+              <w:left w:val="single" w:color="000000" w:sz="8"/>
+              <w:bottom w:val="single" w:color="000000" w:sz="8"/>
+              <w:right w:val="single" w:color="000000" w:sz="8"/>
+            </w:tcBorders>
+            <w:shd w:fill="FFFFFF" w:color="FFFFFF" w:val="clear"/>
+            <w:tcMar>
+              <w:top w:type="dxa" w:w="60"/>
+              <w:left w:type="dxa" w:w="80"/>
+              <w:bottom w:type="dxa" w:w="60"/>
+              <w:right w:type="dxa" w:w="80"/>
+            </w:tcMar>
+            <w:vAlign w:val="center"/>
+          </w:tcPr>
+          <w:p>
+            <w:pPr>
+              <w:jc w:val="left"/>
+            </w:pPr>
+            <w:r>
+              <w:rPr>
+                <w:rFonts w:ascii="Calibri" w:cs="Calibri" w:eastAsia="Calibri" w:hAnsi="Calibri"/>
+                <w:b w:val="false"/>
+                <w:bCs w:val="false"/>
+                <w:i w:val="false"/>
+                <w:iCs w:val="false"/>
+                <w:color w:val="000000"/>
+                <w:sz w:val="20"/>
+                <w:szCs w:val="20"/>
+              </w:rPr>
+              <w:t xml:space="preserve">Cashier</w:t>
+            </w:r>
+          </w:p>
+        </w:tc>
+        <w:tc>
+          <w:tcPr>
+            <w:tcW w:type="dxa" w:w="2400"/>
+            <w:tcBorders>
+              <w:top w:val="single" w:color="000000" w:sz="8"/>
+              <w:left w:val="single" w:color="000000" w:sz="8"/>
+              <w:bottom w:val="single" w:color="000000" w:sz="8"/>
+              <w:right w:val="single" w:color="000000" w:sz="8"/>
+            </w:tcBorders>
+            <w:shd w:fill="FFFFFF" w:color="FFFFFF" w:val="clear"/>
+            <w:tcMar>
+              <w:top w:type="dxa" w:w="60"/>
+              <w:left w:type="dxa" w:w="80"/>
+              <w:bottom w:type="dxa" w:w="60"/>
+              <w:right w:type="dxa" w:w="80"/>
+            </w:tcMar>
+            <w:vAlign w:val="center"/>
+          </w:tcPr>
+          <w:p>
+            <w:pPr>
+              <w:jc w:val="left"/>
+            </w:pPr>
+            <w:r>
+              <w:rPr>
+                <w:rFonts w:ascii="Calibri" w:cs="Calibri" w:eastAsia="Calibri" w:hAnsi="Calibri"/>
+                <w:b w:val="false"/>
+                <w:bCs w:val="false"/>
+                <w:i w:val="false"/>
+                <w:iCs w:val="false"/>
+                <w:color w:val="000000"/>
+                <w:sz w:val="20"/>
+                <w:szCs w:val="20"/>
+              </w:rPr>
+              <w:t xml:space="preserve">Folake Adisa</w:t>
+            </w:r>
+          </w:p>
+        </w:tc>
+        <w:tc>
+          <w:tcPr>
+            <w:tcW w:type="dxa" w:w="3000"/>
+            <w:tcBorders>
+              <w:top w:val="single" w:color="000000" w:sz="8"/>
+              <w:left w:val="single" w:color="000000" w:sz="8"/>
+              <w:bottom w:val="single" w:color="000000" w:sz="8"/>
+              <w:right w:val="single" w:color="000000" w:sz="8"/>
+            </w:tcBorders>
+            <w:shd w:fill="FFFFFF" w:color="FFFFFF" w:val="clear"/>
+            <w:tcMar>
+              <w:top w:type="dxa" w:w="60"/>
+              <w:left w:type="dxa" w:w="80"/>
+              <w:bottom w:type="dxa" w:w="60"/>
+              <w:right w:type="dxa" w:w="80"/>
+            </w:tcMar>
+            <w:vAlign w:val="center"/>
+          </w:tcPr>
+          <w:p>
+            <w:pPr>
+              <w:jc w:val="left"/>
+            </w:pPr>
+            <w:r>
+              <w:rPr>
+                <w:rFonts w:ascii="Calibri" w:cs="Calibri" w:eastAsia="Calibri" w:hAnsi="Calibri"/>
+                <w:b w:val="false"/>
+                <w:bCs w:val="false"/>
+                <w:i w:val="false"/>
+                <w:iCs w:val="false"/>
+                <w:color w:val="000000"/>
+                <w:sz w:val="20"/>
+                <w:szCs w:val="20"/>
+              </w:rPr>
+              <w:t xml:space="preserve">bodija.cashier@abutwins.com</w:t>
+            </w:r>
+          </w:p>
+        </w:tc>
+        <w:tc>
+          <w:tcPr>
+            <w:tcW w:type="dxa" w:w="1960"/>
+            <w:tcBorders>
+              <w:top w:val="single" w:color="000000" w:sz="8"/>
+              <w:left w:val="single" w:color="000000" w:sz="8"/>
+              <w:bottom w:val="single" w:color="000000" w:sz="8"/>
+              <w:right w:val="single" w:color="000000" w:sz="8"/>
+            </w:tcBorders>
+            <w:shd w:fill="FFFFFF" w:color="FFFFFF" w:val="clear"/>
+            <w:tcMar>
+              <w:top w:type="dxa" w:w="60"/>
+              <w:left w:type="dxa" w:w="80"/>
+              <w:bottom w:type="dxa" w:w="60"/>
+              <w:right w:type="dxa" w:w="80"/>
+            </w:tcMar>
+            <w:vAlign w:val="center"/>
+          </w:tcPr>
+          <w:p>
+            <w:pPr>
+              <w:jc w:val="left"/>
+            </w:pPr>
+            <w:r>
+              <w:rPr>
+                <w:rFonts w:ascii="Calibri" w:cs="Calibri" w:eastAsia="Calibri" w:hAnsi="Calibri"/>
+                <w:b w:val="false"/>
+                <w:bCs w:val="false"/>
+                <w:i w:val="false"/>
+                <w:iCs w:val="false"/>
+                <w:color w:val="000000"/>
+                <w:sz w:val="20"/>
+                <w:szCs w:val="20"/>
+              </w:rPr>
+              <w:t xml:space="preserve">cashier123</w:t>
+            </w:r>
+          </w:p>
+        </w:tc>
+      </w:tr>
+      <w:tr>
+        <w:trPr>
+          <w:trHeight w:val="320" w:hRule="atLeast"/>
+        </w:trPr>
+        <w:tc>
+          <w:tcPr>
+            <w:tcW w:type="dxa" w:w="2000"/>
+            <w:tcBorders>
+              <w:top w:val="single" w:color="000000" w:sz="8"/>
+              <w:left w:val="single" w:color="000000" w:sz="8"/>
+              <w:bottom w:val="single" w:color="000000" w:sz="8"/>
+              <w:right w:val="single" w:color="000000" w:sz="8"/>
+            </w:tcBorders>
+            <w:shd w:fill="F7F7F7" w:color="F7F7F7" w:val="clear"/>
+            <w:tcMar>
+              <w:top w:type="dxa" w:w="60"/>
+              <w:left w:type="dxa" w:w="80"/>
+              <w:bottom w:type="dxa" w:w="60"/>
+              <w:right w:type="dxa" w:w="80"/>
+            </w:tcMar>
+            <w:vAlign w:val="center"/>
+          </w:tcPr>
+          <w:p>
+            <w:pPr>
+              <w:jc w:val="left"/>
+            </w:pPr>
+            <w:r>
+              <w:rPr>
+                <w:rFonts w:ascii="Calibri" w:cs="Calibri" w:eastAsia="Calibri" w:hAnsi="Calibri"/>
+                <w:b w:val="false"/>
+                <w:bCs w:val="false"/>
+                <w:i w:val="false"/>
+                <w:iCs w:val="false"/>
+                <w:color w:val="000000"/>
+                <w:sz w:val="20"/>
+                <w:szCs w:val="20"/>
+              </w:rPr>
+              <w:t xml:space="preserve">Sales person</w:t>
+            </w:r>
+          </w:p>
+        </w:tc>
+        <w:tc>
+          <w:tcPr>
+            <w:tcW w:type="dxa" w:w="2400"/>
+            <w:tcBorders>
+              <w:top w:val="single" w:color="000000" w:sz="8"/>
+              <w:left w:val="single" w:color="000000" w:sz="8"/>
+              <w:bottom w:val="single" w:color="000000" w:sz="8"/>
+              <w:right w:val="single" w:color="000000" w:sz="8"/>
+            </w:tcBorders>
+            <w:shd w:fill="F7F7F7" w:color="F7F7F7" w:val="clear"/>
+            <w:tcMar>
+              <w:top w:type="dxa" w:w="60"/>
+              <w:left w:type="dxa" w:w="80"/>
+              <w:bottom w:type="dxa" w:w="60"/>
+              <w:right w:type="dxa" w:w="80"/>
+            </w:tcMar>
+            <w:vAlign w:val="center"/>
+          </w:tcPr>
+          <w:p>
+            <w:pPr>
+              <w:jc w:val="left"/>
+            </w:pPr>
+            <w:r>
+              <w:rPr>
+                <w:rFonts w:ascii="Calibri" w:cs="Calibri" w:eastAsia="Calibri" w:hAnsi="Calibri"/>
+                <w:b w:val="false"/>
+                <w:bCs w:val="false"/>
+                <w:i w:val="false"/>
+                <w:iCs w:val="false"/>
+                <w:color w:val="000000"/>
+                <w:sz w:val="20"/>
+                <w:szCs w:val="20"/>
+              </w:rPr>
+              <w:t xml:space="preserve">Sadiq Abubakar</w:t>
+            </w:r>
+          </w:p>
+        </w:tc>
+        <w:tc>
+          <w:tcPr>
+            <w:tcW w:type="dxa" w:w="3000"/>
+            <w:tcBorders>
+              <w:top w:val="single" w:color="000000" w:sz="8"/>
+              <w:left w:val="single" w:color="000000" w:sz="8"/>
+              <w:bottom w:val="single" w:color="000000" w:sz="8"/>
+              <w:right w:val="single" w:color="000000" w:sz="8"/>
+            </w:tcBorders>
+            <w:shd w:fill="F7F7F7" w:color="F7F7F7" w:val="clear"/>
+            <w:tcMar>
+              <w:top w:type="dxa" w:w="60"/>
+              <w:left w:type="dxa" w:w="80"/>
+              <w:bottom w:type="dxa" w:w="60"/>
+              <w:right w:type="dxa" w:w="80"/>
+            </w:tcMar>
+            <w:vAlign w:val="center"/>
+          </w:tcPr>
+          <w:p>
+            <w:pPr>
+              <w:jc w:val="left"/>
+            </w:pPr>
+            <w:r>
+              <w:rPr>
+                <w:rFonts w:ascii="Calibri" w:cs="Calibri" w:eastAsia="Calibri" w:hAnsi="Calibri"/>
+                <w:b w:val="false"/>
+                <w:bCs w:val="false"/>
+                <w:i w:val="false"/>
+                <w:iCs w:val="false"/>
+                <w:color w:val="000000"/>
+                <w:sz w:val="20"/>
+                <w:szCs w:val="20"/>
+              </w:rPr>
+              <w:t xml:space="preserve">bodija.sales@abutwins.com</w:t>
+            </w:r>
+          </w:p>
+        </w:tc>
+        <w:tc>
+          <w:tcPr>
+            <w:tcW w:type="dxa" w:w="1960"/>
+            <w:tcBorders>
+              <w:top w:val="single" w:color="000000" w:sz="8"/>
+              <w:left w:val="single" w:color="000000" w:sz="8"/>
+              <w:bottom w:val="single" w:color="000000" w:sz="8"/>
+              <w:right w:val="single" w:color="000000" w:sz="8"/>
+            </w:tcBorders>
+            <w:shd w:fill="F7F7F7" w:color="F7F7F7" w:val="clear"/>
+            <w:tcMar>
+              <w:top w:type="dxa" w:w="60"/>
+              <w:left w:type="dxa" w:w="80"/>
+              <w:bottom w:type="dxa" w:w="60"/>
+              <w:right w:type="dxa" w:w="80"/>
+            </w:tcMar>
+            <w:vAlign w:val="center"/>
+          </w:tcPr>
+          <w:p>
+            <w:pPr>
+              <w:jc w:val="left"/>
+            </w:pPr>
+            <w:r>
+              <w:rPr>
+                <w:rFonts w:ascii="Calibri" w:cs="Calibri" w:eastAsia="Calibri" w:hAnsi="Calibri"/>
+                <w:b w:val="false"/>
+                <w:bCs w:val="false"/>
+                <w:i w:val="false"/>
+                <w:iCs w:val="false"/>
+                <w:color w:val="000000"/>
+                <w:sz w:val="20"/>
+                <w:szCs w:val="20"/>
+              </w:rPr>
+              <w:t xml:space="preserve">sales123</w:t>
+            </w:r>
+          </w:p>
+        </w:tc>
+      </w:tr>
+      <w:tr>
+        <w:trPr>
+          <w:trHeight w:val="320" w:hRule="atLeast"/>
+        </w:trPr>
+        <w:tc>
+          <w:tcPr>
+            <w:tcW w:type="dxa" w:w="2000"/>
+            <w:tcBorders>
+              <w:top w:val="single" w:color="000000" w:sz="8"/>
+              <w:left w:val="single" w:color="000000" w:sz="8"/>
+              <w:bottom w:val="single" w:color="000000" w:sz="8"/>
+              <w:right w:val="single" w:color="000000" w:sz="8"/>
+            </w:tcBorders>
+            <w:shd w:fill="FFFFFF" w:color="FFFFFF" w:val="clear"/>
+            <w:tcMar>
+              <w:top w:type="dxa" w:w="60"/>
+              <w:left w:type="dxa" w:w="80"/>
+              <w:bottom w:type="dxa" w:w="60"/>
+              <w:right w:type="dxa" w:w="80"/>
+            </w:tcMar>
+            <w:vAlign w:val="center"/>
+          </w:tcPr>
+          <w:p>
+            <w:pPr>
+              <w:jc w:val="left"/>
+            </w:pPr>
+            <w:r>
+              <w:rPr>
+                <w:rFonts w:ascii="Calibri" w:cs="Calibri" w:eastAsia="Calibri" w:hAnsi="Calibri"/>
+                <w:b w:val="false"/>
+                <w:bCs w:val="false"/>
+                <w:i w:val="false"/>
+                <w:iCs w:val="false"/>
+                <w:color w:val="000000"/>
+                <w:sz w:val="20"/>
+                <w:szCs w:val="20"/>
+              </w:rPr>
+              <w:t xml:space="preserve">Repair engineer</w:t>
+            </w:r>
+          </w:p>
+        </w:tc>
+        <w:tc>
+          <w:tcPr>
+            <w:tcW w:type="dxa" w:w="2400"/>
+            <w:tcBorders>
+              <w:top w:val="single" w:color="000000" w:sz="8"/>
+              <w:left w:val="single" w:color="000000" w:sz="8"/>
+              <w:bottom w:val="single" w:color="000000" w:sz="8"/>
+              <w:right w:val="single" w:color="000000" w:sz="8"/>
+            </w:tcBorders>
+            <w:shd w:fill="FFFFFF" w:color="FFFFFF" w:val="clear"/>
+            <w:tcMar>
+              <w:top w:type="dxa" w:w="60"/>
+              <w:left w:type="dxa" w:w="80"/>
+              <w:bottom w:type="dxa" w:w="60"/>
+              <w:right w:type="dxa" w:w="80"/>
+            </w:tcMar>
+            <w:vAlign w:val="center"/>
+          </w:tcPr>
+          <w:p>
+            <w:pPr>
+              <w:jc w:val="left"/>
+            </w:pPr>
+            <w:r>
+              <w:rPr>
+                <w:rFonts w:ascii="Calibri" w:cs="Calibri" w:eastAsia="Calibri" w:hAnsi="Calibri"/>
+                <w:b w:val="false"/>
+                <w:bCs w:val="false"/>
+                <w:i w:val="false"/>
+                <w:iCs w:val="false"/>
+                <w:color w:val="000000"/>
+                <w:sz w:val="20"/>
+                <w:szCs w:val="20"/>
+              </w:rPr>
+              <w:t xml:space="preserve">Chidera Okafor</w:t>
+            </w:r>
+          </w:p>
+        </w:tc>
+        <w:tc>
+          <w:tcPr>
+            <w:tcW w:type="dxa" w:w="3000"/>
+            <w:tcBorders>
+              <w:top w:val="single" w:color="000000" w:sz="8"/>
+              <w:left w:val="single" w:color="000000" w:sz="8"/>
+              <w:bottom w:val="single" w:color="000000" w:sz="8"/>
+              <w:right w:val="single" w:color="000000" w:sz="8"/>
+            </w:tcBorders>
+            <w:shd w:fill="FFFFFF" w:color="FFFFFF" w:val="clear"/>
+            <w:tcMar>
+              <w:top w:type="dxa" w:w="60"/>
+              <w:left w:type="dxa" w:w="80"/>
+              <w:bottom w:type="dxa" w:w="60"/>
+              <w:right w:type="dxa" w:w="80"/>
+            </w:tcMar>
+            <w:vAlign w:val="center"/>
+          </w:tcPr>
+          <w:p>
+            <w:pPr>
+              <w:jc w:val="left"/>
+            </w:pPr>
+            <w:r>
+              <w:rPr>
+                <w:rFonts w:ascii="Calibri" w:cs="Calibri" w:eastAsia="Calibri" w:hAnsi="Calibri"/>
+                <w:b w:val="false"/>
+                <w:bCs w:val="false"/>
+                <w:i w:val="false"/>
+                <w:iCs w:val="false"/>
+                <w:color w:val="000000"/>
+                <w:sz w:val="20"/>
+                <w:szCs w:val="20"/>
+              </w:rPr>
+              <w:t xml:space="preserve">bodija.engineer@abutwins.com</w:t>
+            </w:r>
+          </w:p>
+        </w:tc>
+        <w:tc>
+          <w:tcPr>
+            <w:tcW w:type="dxa" w:w="1960"/>
+            <w:tcBorders>
+              <w:top w:val="single" w:color="000000" w:sz="8"/>
+              <w:left w:val="single" w:color="000000" w:sz="8"/>
+              <w:bottom w:val="single" w:color="000000" w:sz="8"/>
+              <w:right w:val="single" w:color="000000" w:sz="8"/>
+            </w:tcBorders>
+            <w:shd w:fill="FFFFFF" w:color="FFFFFF" w:val="clear"/>
+            <w:tcMar>
+              <w:top w:type="dxa" w:w="60"/>
+              <w:left w:type="dxa" w:w="80"/>
+              <w:bottom w:type="dxa" w:w="60"/>
+              <w:right w:type="dxa" w:w="80"/>
+            </w:tcMar>
+            <w:vAlign w:val="center"/>
+          </w:tcPr>
+          <w:p>
+            <w:pPr>
+              <w:jc w:val="left"/>
+            </w:pPr>
+            <w:r>
+              <w:rPr>
+                <w:rFonts w:ascii="Calibri" w:cs="Calibri" w:eastAsia="Calibri" w:hAnsi="Calibri"/>
+                <w:b w:val="false"/>
+                <w:bCs w:val="false"/>
+                <w:i w:val="false"/>
+                <w:iCs w:val="false"/>
+                <w:color w:val="000000"/>
+                <w:sz w:val="20"/>
+                <w:szCs w:val="20"/>
+              </w:rPr>
+              <w:t xml:space="preserve">engineer123</w:t>
+            </w:r>
+          </w:p>
+        </w:tc>
+      </w:tr>
+    </w:tbl>
+    <w:p>
+      <w:pPr>
+        <w:spacing w:after="200" w:before="0" w:line="276"/>
+        <w:jc w:val="left"/>
+      </w:pPr>
+      <w:r>
+        <w:rPr>
+          <w:rFonts w:ascii="Calibri" w:cs="Calibri" w:eastAsia="Calibri" w:hAnsi="Calibri"/>
+          <w:b w:val="false"/>
+          <w:bCs w:val="false"/>
+          <w:i w:val="false"/>
+          <w:iCs w:val="false"/>
+          <w:color w:val="000000"/>
+          <w:sz w:val="22"/>
+          <w:szCs w:val="22"/>
+        </w:rPr>
+        <w:t xml:space="preserve"/>
+      </w:r>
+    </w:p>
+    <w:p>
+      <w:pPr>
+        <w:pStyle w:val="Heading3"/>
+        <w:spacing w:after="80" w:before="200"/>
+      </w:pPr>
+      <w:r>
+        <w:rPr>
+          <w:rFonts w:ascii="Calibri" w:cs="Calibri" w:eastAsia="Calibri" w:hAnsi="Calibri"/>
+          <w:b/>
+          <w:bCs/>
+          <w:i w:val="false"/>
+          <w:iCs w:val="false"/>
+          <w:color w:val="000000"/>
+          <w:sz w:val="24"/>
+          <w:szCs w:val="24"/>
+        </w:rPr>
+        <w:t xml:space="preserve">Challenge, Ibadan</w:t>
+      </w:r>
+    </w:p>
+    <w:tbl>
+      <w:tblPr>
+        <w:tblW w:type="dxa" w:w="9360"/>
+        <w:tblBorders>
+          <w:top w:val="single" w:color="auto" w:sz="4"/>
+          <w:left w:val="single" w:color="auto" w:sz="4"/>
+          <w:bottom w:val="single" w:color="auto" w:sz="4"/>
+          <w:right w:val="single" w:color="auto" w:sz="4"/>
+          <w:insideH w:val="single" w:color="auto" w:sz="4"/>
+          <w:insideV w:val="single" w:color="auto" w:sz="4"/>
+        </w:tblBorders>
+      </w:tblPr>
+      <w:tblGrid>
+        <w:gridCol w:w="2000"/>
+        <w:gridCol w:w="2400"/>
+        <w:gridCol w:w="3000"/>
+        <w:gridCol w:w="1960"/>
+      </w:tblGrid>
+      <w:tr>
+        <w:trPr>
+          <w:tblHeader/>
+          <w:trHeight w:val="360" w:hRule="atLeast"/>
+        </w:trPr>
+        <w:tc>
+          <w:tcPr>
+            <w:tcW w:type="dxa" w:w="2000"/>
+            <w:tcBorders>
+              <w:top w:val="single" w:color="000000" w:sz="8"/>
+              <w:left w:val="single" w:color="000000" w:sz="8"/>
+              <w:bottom w:val="single" w:color="000000" w:sz="8"/>
+              <w:right w:val="single" w:color="000000" w:sz="8"/>
+            </w:tcBorders>
+            <w:shd w:fill="BC0004" w:color="BC0004" w:val="clear"/>
+            <w:tcMar>
+              <w:top w:type="dxa" w:w="60"/>
+              <w:left w:type="dxa" w:w="80"/>
+              <w:bottom w:type="dxa" w:w="60"/>
+              <w:right w:type="dxa" w:w="80"/>
+            </w:tcMar>
+            <w:vAlign w:val="center"/>
+          </w:tcPr>
+          <w:p>
+            <w:pPr>
+              <w:jc w:val="left"/>
+            </w:pPr>
+            <w:r>
+              <w:rPr>
+                <w:rFonts w:ascii="Calibri" w:cs="Calibri" w:eastAsia="Calibri" w:hAnsi="Calibri"/>
+                <w:b/>
+                <w:bCs/>
+                <w:i w:val="false"/>
+                <w:iCs w:val="false"/>
+                <w:color w:val="FFFFFF"/>
+                <w:sz w:val="20"/>
+                <w:szCs w:val="20"/>
+              </w:rPr>
+              <w:t xml:space="preserve">Job</w:t>
+            </w:r>
+          </w:p>
+        </w:tc>
+        <w:tc>
+          <w:tcPr>
+            <w:tcW w:type="dxa" w:w="2400"/>
+            <w:tcBorders>
+              <w:top w:val="single" w:color="000000" w:sz="8"/>
+              <w:left w:val="single" w:color="000000" w:sz="8"/>
+              <w:bottom w:val="single" w:color="000000" w:sz="8"/>
+              <w:right w:val="single" w:color="000000" w:sz="8"/>
+            </w:tcBorders>
+            <w:shd w:fill="BC0004" w:color="BC0004" w:val="clear"/>
+            <w:tcMar>
+              <w:top w:type="dxa" w:w="60"/>
+              <w:left w:type="dxa" w:w="80"/>
+              <w:bottom w:type="dxa" w:w="60"/>
+              <w:right w:type="dxa" w:w="80"/>
+            </w:tcMar>
+            <w:vAlign w:val="center"/>
+          </w:tcPr>
+          <w:p>
+            <w:pPr>
+              <w:jc w:val="left"/>
+            </w:pPr>
+            <w:r>
+              <w:rPr>
+                <w:rFonts w:ascii="Calibri" w:cs="Calibri" w:eastAsia="Calibri" w:hAnsi="Calibri"/>
+                <w:b/>
+                <w:bCs/>
+                <w:i w:val="false"/>
+                <w:iCs w:val="false"/>
+                <w:color w:val="FFFFFF"/>
+                <w:sz w:val="20"/>
+                <w:szCs w:val="20"/>
+              </w:rPr>
+              <w:t xml:space="preserve">Name on the system</w:t>
+            </w:r>
+          </w:p>
+        </w:tc>
+        <w:tc>
+          <w:tcPr>
+            <w:tcW w:type="dxa" w:w="3000"/>
+            <w:tcBorders>
+              <w:top w:val="single" w:color="000000" w:sz="8"/>
+              <w:left w:val="single" w:color="000000" w:sz="8"/>
+              <w:bottom w:val="single" w:color="000000" w:sz="8"/>
+              <w:right w:val="single" w:color="000000" w:sz="8"/>
+            </w:tcBorders>
+            <w:shd w:fill="BC0004" w:color="BC0004" w:val="clear"/>
+            <w:tcMar>
+              <w:top w:type="dxa" w:w="60"/>
+              <w:left w:type="dxa" w:w="80"/>
+              <w:bottom w:type="dxa" w:w="60"/>
+              <w:right w:type="dxa" w:w="80"/>
+            </w:tcMar>
+            <w:vAlign w:val="center"/>
+          </w:tcPr>
+          <w:p>
+            <w:pPr>
+              <w:jc w:val="left"/>
+            </w:pPr>
+            <w:r>
+              <w:rPr>
+                <w:rFonts w:ascii="Calibri" w:cs="Calibri" w:eastAsia="Calibri" w:hAnsi="Calibri"/>
+                <w:b/>
+                <w:bCs/>
+                <w:i w:val="false"/>
+                <w:iCs w:val="false"/>
+                <w:color w:val="FFFFFF"/>
+                <w:sz w:val="20"/>
+                <w:szCs w:val="20"/>
+              </w:rPr>
+              <w:t xml:space="preserve">Email</w:t>
+            </w:r>
+          </w:p>
+        </w:tc>
+        <w:tc>
+          <w:tcPr>
+            <w:tcW w:type="dxa" w:w="1960"/>
+            <w:tcBorders>
+              <w:top w:val="single" w:color="000000" w:sz="8"/>
+              <w:left w:val="single" w:color="000000" w:sz="8"/>
+              <w:bottom w:val="single" w:color="000000" w:sz="8"/>
+              <w:right w:val="single" w:color="000000" w:sz="8"/>
+            </w:tcBorders>
+            <w:shd w:fill="BC0004" w:color="BC0004" w:val="clear"/>
+            <w:tcMar>
+              <w:top w:type="dxa" w:w="60"/>
+              <w:left w:type="dxa" w:w="80"/>
+              <w:bottom w:type="dxa" w:w="60"/>
+              <w:right w:type="dxa" w:w="80"/>
+            </w:tcMar>
+            <w:vAlign w:val="center"/>
+          </w:tcPr>
+          <w:p>
+            <w:pPr>
+              <w:jc w:val="left"/>
+            </w:pPr>
+            <w:r>
+              <w:rPr>
+                <w:rFonts w:ascii="Calibri" w:cs="Calibri" w:eastAsia="Calibri" w:hAnsi="Calibri"/>
+                <w:b/>
+                <w:bCs/>
+                <w:i w:val="false"/>
+                <w:iCs w:val="false"/>
+                <w:color w:val="FFFFFF"/>
+                <w:sz w:val="20"/>
+                <w:szCs w:val="20"/>
+              </w:rPr>
+              <w:t xml:space="preserve">Practice password</w:t>
+            </w:r>
+          </w:p>
+        </w:tc>
+      </w:tr>
+      <w:tr>
+        <w:trPr>
+          <w:trHeight w:val="320" w:hRule="atLeast"/>
+        </w:trPr>
+        <w:tc>
+          <w:tcPr>
+            <w:tcW w:type="dxa" w:w="2000"/>
+            <w:tcBorders>
+              <w:top w:val="single" w:color="000000" w:sz="8"/>
+              <w:left w:val="single" w:color="000000" w:sz="8"/>
+              <w:bottom w:val="single" w:color="000000" w:sz="8"/>
+              <w:right w:val="single" w:color="000000" w:sz="8"/>
+            </w:tcBorders>
+            <w:shd w:fill="FFFFFF" w:color="FFFFFF" w:val="clear"/>
+            <w:tcMar>
+              <w:top w:type="dxa" w:w="60"/>
+              <w:left w:type="dxa" w:w="80"/>
+              <w:bottom w:type="dxa" w:w="60"/>
+              <w:right w:type="dxa" w:w="80"/>
+            </w:tcMar>
+            <w:vAlign w:val="center"/>
+          </w:tcPr>
+          <w:p>
+            <w:pPr>
+              <w:jc w:val="left"/>
+            </w:pPr>
+            <w:r>
+              <w:rPr>
+                <w:rFonts w:ascii="Calibri" w:cs="Calibri" w:eastAsia="Calibri" w:hAnsi="Calibri"/>
+                <w:b w:val="false"/>
+                <w:bCs w:val="false"/>
+                <w:i w:val="false"/>
+                <w:iCs w:val="false"/>
+                <w:color w:val="000000"/>
+                <w:sz w:val="20"/>
+                <w:szCs w:val="20"/>
+              </w:rPr>
+              <w:t xml:space="preserve">Shop manager</w:t>
+            </w:r>
+          </w:p>
+        </w:tc>
+        <w:tc>
+          <w:tcPr>
+            <w:tcW w:type="dxa" w:w="2400"/>
+            <w:tcBorders>
+              <w:top w:val="single" w:color="000000" w:sz="8"/>
+              <w:left w:val="single" w:color="000000" w:sz="8"/>
+              <w:bottom w:val="single" w:color="000000" w:sz="8"/>
+              <w:right w:val="single" w:color="000000" w:sz="8"/>
+            </w:tcBorders>
+            <w:shd w:fill="FFFFFF" w:color="FFFFFF" w:val="clear"/>
+            <w:tcMar>
+              <w:top w:type="dxa" w:w="60"/>
+              <w:left w:type="dxa" w:w="80"/>
+              <w:bottom w:type="dxa" w:w="60"/>
+              <w:right w:type="dxa" w:w="80"/>
+            </w:tcMar>
+            <w:vAlign w:val="center"/>
+          </w:tcPr>
+          <w:p>
+            <w:pPr>
+              <w:jc w:val="left"/>
+            </w:pPr>
+            <w:r>
+              <w:rPr>
+                <w:rFonts w:ascii="Calibri" w:cs="Calibri" w:eastAsia="Calibri" w:hAnsi="Calibri"/>
+                <w:b w:val="false"/>
+                <w:bCs w:val="false"/>
+                <w:i w:val="false"/>
+                <w:iCs w:val="false"/>
+                <w:color w:val="000000"/>
+                <w:sz w:val="20"/>
+                <w:szCs w:val="20"/>
+              </w:rPr>
               <w:t xml:space="preserve">Fatima Sule</w:t>
             </w:r>
           </w:p>
@@ -26364,6 +29820,748 @@
                 <w:szCs w:val="20"/>
               </w:rPr>
               <w:t xml:space="preserve">manager123</w:t>
+            </w:r>
+          </w:p>
+        </w:tc>
+      </w:tr>
+      <w:tr>
+        <w:trPr>
+          <w:trHeight w:val="320" w:hRule="atLeast"/>
+        </w:trPr>
+        <w:tc>
+          <w:tcPr>
+            <w:tcW w:type="dxa" w:w="2000"/>
+            <w:tcBorders>
+              <w:top w:val="single" w:color="000000" w:sz="8"/>
+              <w:left w:val="single" w:color="000000" w:sz="8"/>
+              <w:bottom w:val="single" w:color="000000" w:sz="8"/>
+              <w:right w:val="single" w:color="000000" w:sz="8"/>
+            </w:tcBorders>
+            <w:shd w:fill="F7F7F7" w:color="F7F7F7" w:val="clear"/>
+            <w:tcMar>
+              <w:top w:type="dxa" w:w="60"/>
+              <w:left w:type="dxa" w:w="80"/>
+              <w:bottom w:type="dxa" w:w="60"/>
+              <w:right w:type="dxa" w:w="80"/>
+            </w:tcMar>
+            <w:vAlign w:val="center"/>
+          </w:tcPr>
+          <w:p>
+            <w:pPr>
+              <w:jc w:val="left"/>
+            </w:pPr>
+            <w:r>
+              <w:rPr>
+                <w:rFonts w:ascii="Calibri" w:cs="Calibri" w:eastAsia="Calibri" w:hAnsi="Calibri"/>
+                <w:b w:val="false"/>
+                <w:bCs w:val="false"/>
+                <w:i w:val="false"/>
+                <w:iCs w:val="false"/>
+                <w:color w:val="000000"/>
+                <w:sz w:val="20"/>
+                <w:szCs w:val="20"/>
+              </w:rPr>
+              <w:t xml:space="preserve">Goods intake</w:t>
+            </w:r>
+          </w:p>
+        </w:tc>
+        <w:tc>
+          <w:tcPr>
+            <w:tcW w:type="dxa" w:w="2400"/>
+            <w:tcBorders>
+              <w:top w:val="single" w:color="000000" w:sz="8"/>
+              <w:left w:val="single" w:color="000000" w:sz="8"/>
+              <w:bottom w:val="single" w:color="000000" w:sz="8"/>
+              <w:right w:val="single" w:color="000000" w:sz="8"/>
+            </w:tcBorders>
+            <w:shd w:fill="F7F7F7" w:color="F7F7F7" w:val="clear"/>
+            <w:tcMar>
+              <w:top w:type="dxa" w:w="60"/>
+              <w:left w:type="dxa" w:w="80"/>
+              <w:bottom w:type="dxa" w:w="60"/>
+              <w:right w:type="dxa" w:w="80"/>
+            </w:tcMar>
+            <w:vAlign w:val="center"/>
+          </w:tcPr>
+          <w:p>
+            <w:pPr>
+              <w:jc w:val="left"/>
+            </w:pPr>
+            <w:r>
+              <w:rPr>
+                <w:rFonts w:ascii="Calibri" w:cs="Calibri" w:eastAsia="Calibri" w:hAnsi="Calibri"/>
+                <w:b w:val="false"/>
+                <w:bCs w:val="false"/>
+                <w:i w:val="false"/>
+                <w:iCs w:val="false"/>
+                <w:color w:val="000000"/>
+                <w:sz w:val="20"/>
+                <w:szCs w:val="20"/>
+              </w:rPr>
+              <w:t xml:space="preserve">Segun Oyelaran</w:t>
+            </w:r>
+          </w:p>
+        </w:tc>
+        <w:tc>
+          <w:tcPr>
+            <w:tcW w:type="dxa" w:w="3000"/>
+            <w:tcBorders>
+              <w:top w:val="single" w:color="000000" w:sz="8"/>
+              <w:left w:val="single" w:color="000000" w:sz="8"/>
+              <w:bottom w:val="single" w:color="000000" w:sz="8"/>
+              <w:right w:val="single" w:color="000000" w:sz="8"/>
+            </w:tcBorders>
+            <w:shd w:fill="F7F7F7" w:color="F7F7F7" w:val="clear"/>
+            <w:tcMar>
+              <w:top w:type="dxa" w:w="60"/>
+              <w:left w:type="dxa" w:w="80"/>
+              <w:bottom w:type="dxa" w:w="60"/>
+              <w:right w:type="dxa" w:w="80"/>
+            </w:tcMar>
+            <w:vAlign w:val="center"/>
+          </w:tcPr>
+          <w:p>
+            <w:pPr>
+              <w:jc w:val="left"/>
+            </w:pPr>
+            <w:r>
+              <w:rPr>
+                <w:rFonts w:ascii="Calibri" w:cs="Calibri" w:eastAsia="Calibri" w:hAnsi="Calibri"/>
+                <w:b w:val="false"/>
+                <w:bCs w:val="false"/>
+                <w:i w:val="false"/>
+                <w:iCs w:val="false"/>
+                <w:color w:val="000000"/>
+                <w:sz w:val="20"/>
+                <w:szCs w:val="20"/>
+              </w:rPr>
+              <w:t xml:space="preserve">challenge.vault@abutwins.com</w:t>
+            </w:r>
+          </w:p>
+        </w:tc>
+        <w:tc>
+          <w:tcPr>
+            <w:tcW w:type="dxa" w:w="1960"/>
+            <w:tcBorders>
+              <w:top w:val="single" w:color="000000" w:sz="8"/>
+              <w:left w:val="single" w:color="000000" w:sz="8"/>
+              <w:bottom w:val="single" w:color="000000" w:sz="8"/>
+              <w:right w:val="single" w:color="000000" w:sz="8"/>
+            </w:tcBorders>
+            <w:shd w:fill="F7F7F7" w:color="F7F7F7" w:val="clear"/>
+            <w:tcMar>
+              <w:top w:type="dxa" w:w="60"/>
+              <w:left w:type="dxa" w:w="80"/>
+              <w:bottom w:type="dxa" w:w="60"/>
+              <w:right w:type="dxa" w:w="80"/>
+            </w:tcMar>
+            <w:vAlign w:val="center"/>
+          </w:tcPr>
+          <w:p>
+            <w:pPr>
+              <w:jc w:val="left"/>
+            </w:pPr>
+            <w:r>
+              <w:rPr>
+                <w:rFonts w:ascii="Calibri" w:cs="Calibri" w:eastAsia="Calibri" w:hAnsi="Calibri"/>
+                <w:b w:val="false"/>
+                <w:bCs w:val="false"/>
+                <w:i w:val="false"/>
+                <w:iCs w:val="false"/>
+                <w:color w:val="000000"/>
+                <w:sz w:val="20"/>
+                <w:szCs w:val="20"/>
+              </w:rPr>
+              <w:t xml:space="preserve">vault123</w:t>
+            </w:r>
+          </w:p>
+        </w:tc>
+      </w:tr>
+      <w:tr>
+        <w:trPr>
+          <w:trHeight w:val="320" w:hRule="atLeast"/>
+        </w:trPr>
+        <w:tc>
+          <w:tcPr>
+            <w:tcW w:type="dxa" w:w="2000"/>
+            <w:tcBorders>
+              <w:top w:val="single" w:color="000000" w:sz="8"/>
+              <w:left w:val="single" w:color="000000" w:sz="8"/>
+              <w:bottom w:val="single" w:color="000000" w:sz="8"/>
+              <w:right w:val="single" w:color="000000" w:sz="8"/>
+            </w:tcBorders>
+            <w:shd w:fill="FFFFFF" w:color="FFFFFF" w:val="clear"/>
+            <w:tcMar>
+              <w:top w:type="dxa" w:w="60"/>
+              <w:left w:type="dxa" w:w="80"/>
+              <w:bottom w:type="dxa" w:w="60"/>
+              <w:right w:type="dxa" w:w="80"/>
+            </w:tcMar>
+            <w:vAlign w:val="center"/>
+          </w:tcPr>
+          <w:p>
+            <w:pPr>
+              <w:jc w:val="left"/>
+            </w:pPr>
+            <w:r>
+              <w:rPr>
+                <w:rFonts w:ascii="Calibri" w:cs="Calibri" w:eastAsia="Calibri" w:hAnsi="Calibri"/>
+                <w:b w:val="false"/>
+                <w:bCs w:val="false"/>
+                <w:i w:val="false"/>
+                <w:iCs w:val="false"/>
+                <w:color w:val="000000"/>
+                <w:sz w:val="20"/>
+                <w:szCs w:val="20"/>
+              </w:rPr>
+              <w:t xml:space="preserve">Cashier</w:t>
+            </w:r>
+          </w:p>
+        </w:tc>
+        <w:tc>
+          <w:tcPr>
+            <w:tcW w:type="dxa" w:w="2400"/>
+            <w:tcBorders>
+              <w:top w:val="single" w:color="000000" w:sz="8"/>
+              <w:left w:val="single" w:color="000000" w:sz="8"/>
+              <w:bottom w:val="single" w:color="000000" w:sz="8"/>
+              <w:right w:val="single" w:color="000000" w:sz="8"/>
+            </w:tcBorders>
+            <w:shd w:fill="FFFFFF" w:color="FFFFFF" w:val="clear"/>
+            <w:tcMar>
+              <w:top w:type="dxa" w:w="60"/>
+              <w:left w:type="dxa" w:w="80"/>
+              <w:bottom w:type="dxa" w:w="60"/>
+              <w:right w:type="dxa" w:w="80"/>
+            </w:tcMar>
+            <w:vAlign w:val="center"/>
+          </w:tcPr>
+          <w:p>
+            <w:pPr>
+              <w:jc w:val="left"/>
+            </w:pPr>
+            <w:r>
+              <w:rPr>
+                <w:rFonts w:ascii="Calibri" w:cs="Calibri" w:eastAsia="Calibri" w:hAnsi="Calibri"/>
+                <w:b w:val="false"/>
+                <w:bCs w:val="false"/>
+                <w:i w:val="false"/>
+                <w:iCs w:val="false"/>
+                <w:color w:val="000000"/>
+                <w:sz w:val="20"/>
+                <w:szCs w:val="20"/>
+              </w:rPr>
+              <w:t xml:space="preserve">Ngozi Eze</w:t>
+            </w:r>
+          </w:p>
+        </w:tc>
+        <w:tc>
+          <w:tcPr>
+            <w:tcW w:type="dxa" w:w="3000"/>
+            <w:tcBorders>
+              <w:top w:val="single" w:color="000000" w:sz="8"/>
+              <w:left w:val="single" w:color="000000" w:sz="8"/>
+              <w:bottom w:val="single" w:color="000000" w:sz="8"/>
+              <w:right w:val="single" w:color="000000" w:sz="8"/>
+            </w:tcBorders>
+            <w:shd w:fill="FFFFFF" w:color="FFFFFF" w:val="clear"/>
+            <w:tcMar>
+              <w:top w:type="dxa" w:w="60"/>
+              <w:left w:type="dxa" w:w="80"/>
+              <w:bottom w:type="dxa" w:w="60"/>
+              <w:right w:type="dxa" w:w="80"/>
+            </w:tcMar>
+            <w:vAlign w:val="center"/>
+          </w:tcPr>
+          <w:p>
+            <w:pPr>
+              <w:jc w:val="left"/>
+            </w:pPr>
+            <w:r>
+              <w:rPr>
+                <w:rFonts w:ascii="Calibri" w:cs="Calibri" w:eastAsia="Calibri" w:hAnsi="Calibri"/>
+                <w:b w:val="false"/>
+                <w:bCs w:val="false"/>
+                <w:i w:val="false"/>
+                <w:iCs w:val="false"/>
+                <w:color w:val="000000"/>
+                <w:sz w:val="20"/>
+                <w:szCs w:val="20"/>
+              </w:rPr>
+              <w:t xml:space="preserve">challenge.cashier@abutwins.com</w:t>
+            </w:r>
+          </w:p>
+        </w:tc>
+        <w:tc>
+          <w:tcPr>
+            <w:tcW w:type="dxa" w:w="1960"/>
+            <w:tcBorders>
+              <w:top w:val="single" w:color="000000" w:sz="8"/>
+              <w:left w:val="single" w:color="000000" w:sz="8"/>
+              <w:bottom w:val="single" w:color="000000" w:sz="8"/>
+              <w:right w:val="single" w:color="000000" w:sz="8"/>
+            </w:tcBorders>
+            <w:shd w:fill="FFFFFF" w:color="FFFFFF" w:val="clear"/>
+            <w:tcMar>
+              <w:top w:type="dxa" w:w="60"/>
+              <w:left w:type="dxa" w:w="80"/>
+              <w:bottom w:type="dxa" w:w="60"/>
+              <w:right w:type="dxa" w:w="80"/>
+            </w:tcMar>
+            <w:vAlign w:val="center"/>
+          </w:tcPr>
+          <w:p>
+            <w:pPr>
+              <w:jc w:val="left"/>
+            </w:pPr>
+            <w:r>
+              <w:rPr>
+                <w:rFonts w:ascii="Calibri" w:cs="Calibri" w:eastAsia="Calibri" w:hAnsi="Calibri"/>
+                <w:b w:val="false"/>
+                <w:bCs w:val="false"/>
+                <w:i w:val="false"/>
+                <w:iCs w:val="false"/>
+                <w:color w:val="000000"/>
+                <w:sz w:val="20"/>
+                <w:szCs w:val="20"/>
+              </w:rPr>
+              <w:t xml:space="preserve">cashier123</w:t>
+            </w:r>
+          </w:p>
+        </w:tc>
+      </w:tr>
+      <w:tr>
+        <w:trPr>
+          <w:trHeight w:val="320" w:hRule="atLeast"/>
+        </w:trPr>
+        <w:tc>
+          <w:tcPr>
+            <w:tcW w:type="dxa" w:w="2000"/>
+            <w:tcBorders>
+              <w:top w:val="single" w:color="000000" w:sz="8"/>
+              <w:left w:val="single" w:color="000000" w:sz="8"/>
+              <w:bottom w:val="single" w:color="000000" w:sz="8"/>
+              <w:right w:val="single" w:color="000000" w:sz="8"/>
+            </w:tcBorders>
+            <w:shd w:fill="F7F7F7" w:color="F7F7F7" w:val="clear"/>
+            <w:tcMar>
+              <w:top w:type="dxa" w:w="60"/>
+              <w:left w:type="dxa" w:w="80"/>
+              <w:bottom w:type="dxa" w:w="60"/>
+              <w:right w:type="dxa" w:w="80"/>
+            </w:tcMar>
+            <w:vAlign w:val="center"/>
+          </w:tcPr>
+          <w:p>
+            <w:pPr>
+              <w:jc w:val="left"/>
+            </w:pPr>
+            <w:r>
+              <w:rPr>
+                <w:rFonts w:ascii="Calibri" w:cs="Calibri" w:eastAsia="Calibri" w:hAnsi="Calibri"/>
+                <w:b w:val="false"/>
+                <w:bCs w:val="false"/>
+                <w:i w:val="false"/>
+                <w:iCs w:val="false"/>
+                <w:color w:val="000000"/>
+                <w:sz w:val="20"/>
+                <w:szCs w:val="20"/>
+              </w:rPr>
+              <w:t xml:space="preserve">Sales person</w:t>
+            </w:r>
+          </w:p>
+        </w:tc>
+        <w:tc>
+          <w:tcPr>
+            <w:tcW w:type="dxa" w:w="2400"/>
+            <w:tcBorders>
+              <w:top w:val="single" w:color="000000" w:sz="8"/>
+              <w:left w:val="single" w:color="000000" w:sz="8"/>
+              <w:bottom w:val="single" w:color="000000" w:sz="8"/>
+              <w:right w:val="single" w:color="000000" w:sz="8"/>
+            </w:tcBorders>
+            <w:shd w:fill="F7F7F7" w:color="F7F7F7" w:val="clear"/>
+            <w:tcMar>
+              <w:top w:type="dxa" w:w="60"/>
+              <w:left w:type="dxa" w:w="80"/>
+              <w:bottom w:type="dxa" w:w="60"/>
+              <w:right w:type="dxa" w:w="80"/>
+            </w:tcMar>
+            <w:vAlign w:val="center"/>
+          </w:tcPr>
+          <w:p>
+            <w:pPr>
+              <w:jc w:val="left"/>
+            </w:pPr>
+            <w:r>
+              <w:rPr>
+                <w:rFonts w:ascii="Calibri" w:cs="Calibri" w:eastAsia="Calibri" w:hAnsi="Calibri"/>
+                <w:b w:val="false"/>
+                <w:bCs w:val="false"/>
+                <w:i w:val="false"/>
+                <w:iCs w:val="false"/>
+                <w:color w:val="000000"/>
+                <w:sz w:val="20"/>
+                <w:szCs w:val="20"/>
+              </w:rPr>
+              <w:t xml:space="preserve">Musa Danjuma</w:t>
+            </w:r>
+          </w:p>
+        </w:tc>
+        <w:tc>
+          <w:tcPr>
+            <w:tcW w:type="dxa" w:w="3000"/>
+            <w:tcBorders>
+              <w:top w:val="single" w:color="000000" w:sz="8"/>
+              <w:left w:val="single" w:color="000000" w:sz="8"/>
+              <w:bottom w:val="single" w:color="000000" w:sz="8"/>
+              <w:right w:val="single" w:color="000000" w:sz="8"/>
+            </w:tcBorders>
+            <w:shd w:fill="F7F7F7" w:color="F7F7F7" w:val="clear"/>
+            <w:tcMar>
+              <w:top w:type="dxa" w:w="60"/>
+              <w:left w:type="dxa" w:w="80"/>
+              <w:bottom w:type="dxa" w:w="60"/>
+              <w:right w:type="dxa" w:w="80"/>
+            </w:tcMar>
+            <w:vAlign w:val="center"/>
+          </w:tcPr>
+          <w:p>
+            <w:pPr>
+              <w:jc w:val="left"/>
+            </w:pPr>
+            <w:r>
+              <w:rPr>
+                <w:rFonts w:ascii="Calibri" w:cs="Calibri" w:eastAsia="Calibri" w:hAnsi="Calibri"/>
+                <w:b w:val="false"/>
+                <w:bCs w:val="false"/>
+                <w:i w:val="false"/>
+                <w:iCs w:val="false"/>
+                <w:color w:val="000000"/>
+                <w:sz w:val="20"/>
+                <w:szCs w:val="20"/>
+              </w:rPr>
+              <w:t xml:space="preserve">challenge.sales@abutwins.com</w:t>
+            </w:r>
+          </w:p>
+        </w:tc>
+        <w:tc>
+          <w:tcPr>
+            <w:tcW w:type="dxa" w:w="1960"/>
+            <w:tcBorders>
+              <w:top w:val="single" w:color="000000" w:sz="8"/>
+              <w:left w:val="single" w:color="000000" w:sz="8"/>
+              <w:bottom w:val="single" w:color="000000" w:sz="8"/>
+              <w:right w:val="single" w:color="000000" w:sz="8"/>
+            </w:tcBorders>
+            <w:shd w:fill="F7F7F7" w:color="F7F7F7" w:val="clear"/>
+            <w:tcMar>
+              <w:top w:type="dxa" w:w="60"/>
+              <w:left w:type="dxa" w:w="80"/>
+              <w:bottom w:type="dxa" w:w="60"/>
+              <w:right w:type="dxa" w:w="80"/>
+            </w:tcMar>
+            <w:vAlign w:val="center"/>
+          </w:tcPr>
+          <w:p>
+            <w:pPr>
+              <w:jc w:val="left"/>
+            </w:pPr>
+            <w:r>
+              <w:rPr>
+                <w:rFonts w:ascii="Calibri" w:cs="Calibri" w:eastAsia="Calibri" w:hAnsi="Calibri"/>
+                <w:b w:val="false"/>
+                <w:bCs w:val="false"/>
+                <w:i w:val="false"/>
+                <w:iCs w:val="false"/>
+                <w:color w:val="000000"/>
+                <w:sz w:val="20"/>
+                <w:szCs w:val="20"/>
+              </w:rPr>
+              <w:t xml:space="preserve">sales123</w:t>
+            </w:r>
+          </w:p>
+        </w:tc>
+      </w:tr>
+      <w:tr>
+        <w:trPr>
+          <w:trHeight w:val="320" w:hRule="atLeast"/>
+        </w:trPr>
+        <w:tc>
+          <w:tcPr>
+            <w:tcW w:type="dxa" w:w="2000"/>
+            <w:tcBorders>
+              <w:top w:val="single" w:color="000000" w:sz="8"/>
+              <w:left w:val="single" w:color="000000" w:sz="8"/>
+              <w:bottom w:val="single" w:color="000000" w:sz="8"/>
+              <w:right w:val="single" w:color="000000" w:sz="8"/>
+            </w:tcBorders>
+            <w:shd w:fill="FFFFFF" w:color="FFFFFF" w:val="clear"/>
+            <w:tcMar>
+              <w:top w:type="dxa" w:w="60"/>
+              <w:left w:type="dxa" w:w="80"/>
+              <w:bottom w:type="dxa" w:w="60"/>
+              <w:right w:type="dxa" w:w="80"/>
+            </w:tcMar>
+            <w:vAlign w:val="center"/>
+          </w:tcPr>
+          <w:p>
+            <w:pPr>
+              <w:jc w:val="left"/>
+            </w:pPr>
+            <w:r>
+              <w:rPr>
+                <w:rFonts w:ascii="Calibri" w:cs="Calibri" w:eastAsia="Calibri" w:hAnsi="Calibri"/>
+                <w:b w:val="false"/>
+                <w:bCs w:val="false"/>
+                <w:i w:val="false"/>
+                <w:iCs w:val="false"/>
+                <w:color w:val="000000"/>
+                <w:sz w:val="20"/>
+                <w:szCs w:val="20"/>
+              </w:rPr>
+              <w:t xml:space="preserve">Repair engineer</w:t>
+            </w:r>
+          </w:p>
+        </w:tc>
+        <w:tc>
+          <w:tcPr>
+            <w:tcW w:type="dxa" w:w="2400"/>
+            <w:tcBorders>
+              <w:top w:val="single" w:color="000000" w:sz="8"/>
+              <w:left w:val="single" w:color="000000" w:sz="8"/>
+              <w:bottom w:val="single" w:color="000000" w:sz="8"/>
+              <w:right w:val="single" w:color="000000" w:sz="8"/>
+            </w:tcBorders>
+            <w:shd w:fill="FFFFFF" w:color="FFFFFF" w:val="clear"/>
+            <w:tcMar>
+              <w:top w:type="dxa" w:w="60"/>
+              <w:left w:type="dxa" w:w="80"/>
+              <w:bottom w:type="dxa" w:w="60"/>
+              <w:right w:type="dxa" w:w="80"/>
+            </w:tcMar>
+            <w:vAlign w:val="center"/>
+          </w:tcPr>
+          <w:p>
+            <w:pPr>
+              <w:jc w:val="left"/>
+            </w:pPr>
+            <w:r>
+              <w:rPr>
+                <w:rFonts w:ascii="Calibri" w:cs="Calibri" w:eastAsia="Calibri" w:hAnsi="Calibri"/>
+                <w:b w:val="false"/>
+                <w:bCs w:val="false"/>
+                <w:i w:val="false"/>
+                <w:iCs w:val="false"/>
+                <w:color w:val="000000"/>
+                <w:sz w:val="20"/>
+                <w:szCs w:val="20"/>
+              </w:rPr>
+              <w:t xml:space="preserve">Yemi Ogunleye</w:t>
+            </w:r>
+          </w:p>
+        </w:tc>
+        <w:tc>
+          <w:tcPr>
+            <w:tcW w:type="dxa" w:w="3000"/>
+            <w:tcBorders>
+              <w:top w:val="single" w:color="000000" w:sz="8"/>
+              <w:left w:val="single" w:color="000000" w:sz="8"/>
+              <w:bottom w:val="single" w:color="000000" w:sz="8"/>
+              <w:right w:val="single" w:color="000000" w:sz="8"/>
+            </w:tcBorders>
+            <w:shd w:fill="FFFFFF" w:color="FFFFFF" w:val="clear"/>
+            <w:tcMar>
+              <w:top w:type="dxa" w:w="60"/>
+              <w:left w:type="dxa" w:w="80"/>
+              <w:bottom w:type="dxa" w:w="60"/>
+              <w:right w:type="dxa" w:w="80"/>
+            </w:tcMar>
+            <w:vAlign w:val="center"/>
+          </w:tcPr>
+          <w:p>
+            <w:pPr>
+              <w:jc w:val="left"/>
+            </w:pPr>
+            <w:r>
+              <w:rPr>
+                <w:rFonts w:ascii="Calibri" w:cs="Calibri" w:eastAsia="Calibri" w:hAnsi="Calibri"/>
+                <w:b w:val="false"/>
+                <w:bCs w:val="false"/>
+                <w:i w:val="false"/>
+                <w:iCs w:val="false"/>
+                <w:color w:val="000000"/>
+                <w:sz w:val="20"/>
+                <w:szCs w:val="20"/>
+              </w:rPr>
+              <w:t xml:space="preserve">challenge.engineer@abutwins.com</w:t>
+            </w:r>
+          </w:p>
+        </w:tc>
+        <w:tc>
+          <w:tcPr>
+            <w:tcW w:type="dxa" w:w="1960"/>
+            <w:tcBorders>
+              <w:top w:val="single" w:color="000000" w:sz="8"/>
+              <w:left w:val="single" w:color="000000" w:sz="8"/>
+              <w:bottom w:val="single" w:color="000000" w:sz="8"/>
+              <w:right w:val="single" w:color="000000" w:sz="8"/>
+            </w:tcBorders>
+            <w:shd w:fill="FFFFFF" w:color="FFFFFF" w:val="clear"/>
+            <w:tcMar>
+              <w:top w:type="dxa" w:w="60"/>
+              <w:left w:type="dxa" w:w="80"/>
+              <w:bottom w:type="dxa" w:w="60"/>
+              <w:right w:type="dxa" w:w="80"/>
+            </w:tcMar>
+            <w:vAlign w:val="center"/>
+          </w:tcPr>
+          <w:p>
+            <w:pPr>
+              <w:jc w:val="left"/>
+            </w:pPr>
+            <w:r>
+              <w:rPr>
+                <w:rFonts w:ascii="Calibri" w:cs="Calibri" w:eastAsia="Calibri" w:hAnsi="Calibri"/>
+                <w:b w:val="false"/>
+                <w:bCs w:val="false"/>
+                <w:i w:val="false"/>
+                <w:iCs w:val="false"/>
+                <w:color w:val="000000"/>
+                <w:sz w:val="20"/>
+                <w:szCs w:val="20"/>
+              </w:rPr>
+              <w:t xml:space="preserve">engineer123</w:t>
+            </w:r>
+          </w:p>
+        </w:tc>
+      </w:tr>
+    </w:tbl>
+    <w:p>
+      <w:pPr>
+        <w:spacing w:after="200" w:before="0" w:line="276"/>
+        <w:jc w:val="left"/>
+      </w:pPr>
+      <w:r>
+        <w:rPr>
+          <w:rFonts w:ascii="Calibri" w:cs="Calibri" w:eastAsia="Calibri" w:hAnsi="Calibri"/>
+          <w:b w:val="false"/>
+          <w:bCs w:val="false"/>
+          <w:i w:val="false"/>
+          <w:iCs w:val="false"/>
+          <w:color w:val="000000"/>
+          <w:sz w:val="22"/>
+          <w:szCs w:val="22"/>
+        </w:rPr>
+        <w:t xml:space="preserve"/>
+      </w:r>
+    </w:p>
+    <w:tbl>
+      <w:tblPr>
+        <w:tblW w:type="dxa" w:w="9360"/>
+        <w:tblBorders>
+          <w:top w:val="single" w:color="auto" w:sz="4"/>
+          <w:left w:val="single" w:color="auto" w:sz="4"/>
+          <w:bottom w:val="single" w:color="auto" w:sz="4"/>
+          <w:right w:val="single" w:color="auto" w:sz="4"/>
+          <w:insideH w:val="single" w:color="auto" w:sz="4"/>
+          <w:insideV w:val="single" w:color="auto" w:sz="4"/>
+        </w:tblBorders>
+      </w:tblPr>
+      <w:tblGrid>
+        <w:gridCol w:w="9360"/>
+      </w:tblGrid>
+      <w:tr>
+        <w:tc>
+          <w:tcPr>
+            <w:tcW w:type="dxa" w:w="9360"/>
+            <w:tcBorders>
+              <w:top w:val="single" w:color="000000" w:sz="8"/>
+              <w:left w:val="single" w:color="BC0004" w:sz="24"/>
+              <w:bottom w:val="single" w:color="000000" w:sz="8"/>
+              <w:right w:val="single" w:color="000000" w:sz="8"/>
+            </w:tcBorders>
+            <w:tcMar>
+              <w:top w:type="dxa" w:w="100"/>
+              <w:left w:type="dxa" w:w="140"/>
+              <w:bottom w:type="dxa" w:w="100"/>
+              <w:right w:type="dxa" w:w="140"/>
+            </w:tcMar>
+          </w:tcPr>
+          <w:p>
+            <w:pPr>
+              <w:spacing w:after="80" w:before="0" w:line="276"/>
+              <w:jc w:val="left"/>
+            </w:pPr>
+            <w:r>
+              <w:rPr>
+                <w:rFonts w:ascii="Calibri" w:cs="Calibri" w:eastAsia="Calibri" w:hAnsi="Calibri"/>
+                <w:b/>
+                <w:bCs/>
+                <w:i w:val="false"/>
+                <w:iCs w:val="false"/>
+                <w:color w:val="000000"/>
+                <w:sz w:val="22"/>
+                <w:szCs w:val="22"/>
+              </w:rPr>
+              <w:t xml:space="preserve">The one test that proves your records are safe</w:t>
+            </w:r>
+          </w:p>
+          <w:p>
+            <w:pPr>
+              <w:spacing w:after="60" w:before="0" w:line="276"/>
+              <w:jc w:val="left"/>
+            </w:pPr>
+            <w:r>
+              <w:rPr>
+                <w:rFonts w:ascii="Calibri" w:cs="Calibri" w:eastAsia="Calibri" w:hAnsi="Calibri"/>
+                <w:b w:val="false"/>
+                <w:bCs w:val="false"/>
+                <w:i w:val="false"/>
+                <w:iCs w:val="false"/>
+                <w:color w:val="000000"/>
+                <w:sz w:val="21"/>
+                <w:szCs w:val="21"/>
+              </w:rPr>
+              <w:t xml:space="preserve">Sign in as bodija.cashier@abutwins.com. Copy the web address of an Iwo Road invoice from another browser tab and paste it in.</w:t>
+            </w:r>
+          </w:p>
+          <w:p>
+            <w:pPr>
+              <w:spacing w:after="60" w:before="0" w:line="276"/>
+              <w:jc w:val="left"/>
+            </w:pPr>
+            <w:r>
+              <w:rPr>
+                <w:rFonts w:ascii="Calibri" w:cs="Calibri" w:eastAsia="Calibri" w:hAnsi="Calibri"/>
+                <w:b w:val="false"/>
+                <w:bCs w:val="false"/>
+                <w:i w:val="false"/>
+                <w:iCs w:val="false"/>
+                <w:color w:val="000000"/>
+                <w:sz w:val="21"/>
+                <w:szCs w:val="21"/>
+              </w:rPr>
+              <w:t xml:space="preserve">You should get nothing. A Bodija cashier cannot read an Iwo Road sale, an Iwo Road customer, or an Iwo Road phone, even with the exact link in their hand.</w:t>
+            </w:r>
+          </w:p>
+          <w:p>
+            <w:pPr>
+              <w:spacing w:after="60" w:before="0" w:line="276"/>
+              <w:jc w:val="left"/>
+            </w:pPr>
+            <w:r>
+              <w:rPr>
+                <w:rFonts w:ascii="Calibri" w:cs="Calibri" w:eastAsia="Calibri" w:hAnsi="Calibri"/>
+                <w:b w:val="false"/>
+                <w:bCs w:val="false"/>
+                <w:i w:val="false"/>
+                <w:iCs w:val="false"/>
+                <w:color w:val="000000"/>
+                <w:sz w:val="21"/>
+                <w:szCs w:val="21"/>
+              </w:rPr>
+              <w:t xml:space="preserve">Then sign in as admin@abutwins.com and open the same link. It opens. Head office sees everything. A shop sees only itself.</w:t>
             </w:r>
           </w:p>
         </w:tc>
@@ -26935,7 +31133,7 @@
                 <w:sz w:val="20"/>
                 <w:szCs w:val="20"/>
               </w:rPr>
-              <w:t xml:space="preserve">Repair steps</w:t>
+              <w:t xml:space="preserve">Running Bodija shop</w:t>
             </w:r>
           </w:p>
         </w:tc>
@@ -26972,7 +31170,7 @@
                 <w:sz w:val="20"/>
                 <w:szCs w:val="20"/>
               </w:rPr>
-              <w:t xml:space="preserve">engineer@abutwins.com</w:t>
+              <w:t xml:space="preserve">bodija.manager@abutwins.com</w:t>
             </w:r>
           </w:p>
         </w:tc>
@@ -27014,7 +31212,7 @@
                 <w:sz w:val="20"/>
                 <w:szCs w:val="20"/>
               </w:rPr>
-              <w:t xml:space="preserve">Money pages and Check the books</w:t>
+              <w:t xml:space="preserve">Proving one shop cannot read another shop records</w:t>
             </w:r>
           </w:p>
         </w:tc>
@@ -27051,7 +31249,7 @@
                 <w:sz w:val="20"/>
                 <w:szCs w:val="20"/>
               </w:rPr>
-              <w:t xml:space="preserve">accountant@abutwins.com</w:t>
+              <w:t xml:space="preserve">bodija.cashier@abutwins.com, then admin@abutwins.com</w:t>
             </w:r>
           </w:p>
         </w:tc>
@@ -27093,7 +31291,7 @@
                 <w:sz w:val="20"/>
                 <w:szCs w:val="20"/>
               </w:rPr>
-              <w:t xml:space="preserve">Checking the diary and signing the books</w:t>
+              <w:t xml:space="preserve">Looking at one shop, then all three together</w:t>
             </w:r>
           </w:p>
         </w:tc>
@@ -27130,7 +31328,7 @@
                 <w:sz w:val="20"/>
                 <w:szCs w:val="20"/>
               </w:rPr>
-              <w:t xml:space="preserve">auditor@abutwins.com</w:t>
+              <w:t xml:space="preserve">admin@abutwins.com or ceo@abutwins.com</w:t>
             </w:r>
           </w:p>
         </w:tc>
@@ -27172,6 +31370,243 @@
                 <w:sz w:val="20"/>
                 <w:szCs w:val="20"/>
               </w:rPr>
+              <w:t xml:space="preserve">Repair steps</w:t>
+            </w:r>
+          </w:p>
+        </w:tc>
+        <w:tc>
+          <w:tcPr>
+            <w:tcW w:type="dxa" w:w="4160"/>
+            <w:tcBorders>
+              <w:top w:val="single" w:color="000000" w:sz="8"/>
+              <w:left w:val="single" w:color="000000" w:sz="8"/>
+              <w:bottom w:val="single" w:color="000000" w:sz="8"/>
+              <w:right w:val="single" w:color="000000" w:sz="8"/>
+            </w:tcBorders>
+            <w:shd w:fill="FFFFFF" w:color="FFFFFF" w:val="clear"/>
+            <w:tcMar>
+              <w:top w:type="dxa" w:w="60"/>
+              <w:left w:type="dxa" w:w="80"/>
+              <w:bottom w:type="dxa" w:w="60"/>
+              <w:right w:type="dxa" w:w="80"/>
+            </w:tcMar>
+            <w:vAlign w:val="center"/>
+          </w:tcPr>
+          <w:p>
+            <w:pPr>
+              <w:jc w:val="left"/>
+            </w:pPr>
+            <w:r>
+              <w:rPr>
+                <w:rFonts w:ascii="Calibri" w:cs="Calibri" w:eastAsia="Calibri" w:hAnsi="Calibri"/>
+                <w:b w:val="false"/>
+                <w:bCs w:val="false"/>
+                <w:i w:val="false"/>
+                <w:iCs w:val="false"/>
+                <w:color w:val="000000"/>
+                <w:sz w:val="20"/>
+                <w:szCs w:val="20"/>
+              </w:rPr>
+              <w:t xml:space="preserve">engineer@abutwins.com</w:t>
+            </w:r>
+          </w:p>
+        </w:tc>
+      </w:tr>
+      <w:tr>
+        <w:trPr>
+          <w:trHeight w:val="320" w:hRule="atLeast"/>
+        </w:trPr>
+        <w:tc>
+          <w:tcPr>
+            <w:tcW w:type="dxa" w:w="5200"/>
+            <w:tcBorders>
+              <w:top w:val="single" w:color="000000" w:sz="8"/>
+              <w:left w:val="single" w:color="000000" w:sz="8"/>
+              <w:bottom w:val="single" w:color="000000" w:sz="8"/>
+              <w:right w:val="single" w:color="000000" w:sz="8"/>
+            </w:tcBorders>
+            <w:shd w:fill="F7F7F7" w:color="F7F7F7" w:val="clear"/>
+            <w:tcMar>
+              <w:top w:type="dxa" w:w="60"/>
+              <w:left w:type="dxa" w:w="80"/>
+              <w:bottom w:type="dxa" w:w="60"/>
+              <w:right w:type="dxa" w:w="80"/>
+            </w:tcMar>
+            <w:vAlign w:val="center"/>
+          </w:tcPr>
+          <w:p>
+            <w:pPr>
+              <w:jc w:val="left"/>
+            </w:pPr>
+            <w:r>
+              <w:rPr>
+                <w:rFonts w:ascii="Calibri" w:cs="Calibri" w:eastAsia="Calibri" w:hAnsi="Calibri"/>
+                <w:b w:val="false"/>
+                <w:bCs w:val="false"/>
+                <w:i w:val="false"/>
+                <w:iCs w:val="false"/>
+                <w:color w:val="000000"/>
+                <w:sz w:val="20"/>
+                <w:szCs w:val="20"/>
+              </w:rPr>
+              <w:t xml:space="preserve">Money pages and Check the books</w:t>
+            </w:r>
+          </w:p>
+        </w:tc>
+        <w:tc>
+          <w:tcPr>
+            <w:tcW w:type="dxa" w:w="4160"/>
+            <w:tcBorders>
+              <w:top w:val="single" w:color="000000" w:sz="8"/>
+              <w:left w:val="single" w:color="000000" w:sz="8"/>
+              <w:bottom w:val="single" w:color="000000" w:sz="8"/>
+              <w:right w:val="single" w:color="000000" w:sz="8"/>
+            </w:tcBorders>
+            <w:shd w:fill="F7F7F7" w:color="F7F7F7" w:val="clear"/>
+            <w:tcMar>
+              <w:top w:type="dxa" w:w="60"/>
+              <w:left w:type="dxa" w:w="80"/>
+              <w:bottom w:type="dxa" w:w="60"/>
+              <w:right w:type="dxa" w:w="80"/>
+            </w:tcMar>
+            <w:vAlign w:val="center"/>
+          </w:tcPr>
+          <w:p>
+            <w:pPr>
+              <w:jc w:val="left"/>
+            </w:pPr>
+            <w:r>
+              <w:rPr>
+                <w:rFonts w:ascii="Calibri" w:cs="Calibri" w:eastAsia="Calibri" w:hAnsi="Calibri"/>
+                <w:b w:val="false"/>
+                <w:bCs w:val="false"/>
+                <w:i w:val="false"/>
+                <w:iCs w:val="false"/>
+                <w:color w:val="000000"/>
+                <w:sz w:val="20"/>
+                <w:szCs w:val="20"/>
+              </w:rPr>
+              <w:t xml:space="preserve">accountant@abutwins.com</w:t>
+            </w:r>
+          </w:p>
+        </w:tc>
+      </w:tr>
+      <w:tr>
+        <w:trPr>
+          <w:trHeight w:val="320" w:hRule="atLeast"/>
+        </w:trPr>
+        <w:tc>
+          <w:tcPr>
+            <w:tcW w:type="dxa" w:w="5200"/>
+            <w:tcBorders>
+              <w:top w:val="single" w:color="000000" w:sz="8"/>
+              <w:left w:val="single" w:color="000000" w:sz="8"/>
+              <w:bottom w:val="single" w:color="000000" w:sz="8"/>
+              <w:right w:val="single" w:color="000000" w:sz="8"/>
+            </w:tcBorders>
+            <w:shd w:fill="FFFFFF" w:color="FFFFFF" w:val="clear"/>
+            <w:tcMar>
+              <w:top w:type="dxa" w:w="60"/>
+              <w:left w:type="dxa" w:w="80"/>
+              <w:bottom w:type="dxa" w:w="60"/>
+              <w:right w:type="dxa" w:w="80"/>
+            </w:tcMar>
+            <w:vAlign w:val="center"/>
+          </w:tcPr>
+          <w:p>
+            <w:pPr>
+              <w:jc w:val="left"/>
+            </w:pPr>
+            <w:r>
+              <w:rPr>
+                <w:rFonts w:ascii="Calibri" w:cs="Calibri" w:eastAsia="Calibri" w:hAnsi="Calibri"/>
+                <w:b w:val="false"/>
+                <w:bCs w:val="false"/>
+                <w:i w:val="false"/>
+                <w:iCs w:val="false"/>
+                <w:color w:val="000000"/>
+                <w:sz w:val="20"/>
+                <w:szCs w:val="20"/>
+              </w:rPr>
+              <w:t xml:space="preserve">Checking the diary and signing the books</w:t>
+            </w:r>
+          </w:p>
+        </w:tc>
+        <w:tc>
+          <w:tcPr>
+            <w:tcW w:type="dxa" w:w="4160"/>
+            <w:tcBorders>
+              <w:top w:val="single" w:color="000000" w:sz="8"/>
+              <w:left w:val="single" w:color="000000" w:sz="8"/>
+              <w:bottom w:val="single" w:color="000000" w:sz="8"/>
+              <w:right w:val="single" w:color="000000" w:sz="8"/>
+            </w:tcBorders>
+            <w:shd w:fill="FFFFFF" w:color="FFFFFF" w:val="clear"/>
+            <w:tcMar>
+              <w:top w:type="dxa" w:w="60"/>
+              <w:left w:type="dxa" w:w="80"/>
+              <w:bottom w:type="dxa" w:w="60"/>
+              <w:right w:type="dxa" w:w="80"/>
+            </w:tcMar>
+            <w:vAlign w:val="center"/>
+          </w:tcPr>
+          <w:p>
+            <w:pPr>
+              <w:jc w:val="left"/>
+            </w:pPr>
+            <w:r>
+              <w:rPr>
+                <w:rFonts w:ascii="Calibri" w:cs="Calibri" w:eastAsia="Calibri" w:hAnsi="Calibri"/>
+                <w:b w:val="false"/>
+                <w:bCs w:val="false"/>
+                <w:i w:val="false"/>
+                <w:iCs w:val="false"/>
+                <w:color w:val="000000"/>
+                <w:sz w:val="20"/>
+                <w:szCs w:val="20"/>
+              </w:rPr>
+              <w:t xml:space="preserve">auditor@abutwins.com</w:t>
+            </w:r>
+          </w:p>
+        </w:tc>
+      </w:tr>
+      <w:tr>
+        <w:trPr>
+          <w:trHeight w:val="320" w:hRule="atLeast"/>
+        </w:trPr>
+        <w:tc>
+          <w:tcPr>
+            <w:tcW w:type="dxa" w:w="5200"/>
+            <w:tcBorders>
+              <w:top w:val="single" w:color="000000" w:sz="8"/>
+              <w:left w:val="single" w:color="000000" w:sz="8"/>
+              <w:bottom w:val="single" w:color="000000" w:sz="8"/>
+              <w:right w:val="single" w:color="000000" w:sz="8"/>
+            </w:tcBorders>
+            <w:shd w:fill="F7F7F7" w:color="F7F7F7" w:val="clear"/>
+            <w:tcMar>
+              <w:top w:type="dxa" w:w="60"/>
+              <w:left w:type="dxa" w:w="80"/>
+              <w:bottom w:type="dxa" w:w="60"/>
+              <w:right w:type="dxa" w:w="80"/>
+            </w:tcMar>
+            <w:vAlign w:val="center"/>
+          </w:tcPr>
+          <w:p>
+            <w:pPr>
+              <w:jc w:val="left"/>
+            </w:pPr>
+            <w:r>
+              <w:rPr>
+                <w:rFonts w:ascii="Calibri" w:cs="Calibri" w:eastAsia="Calibri" w:hAnsi="Calibri"/>
+                <w:b w:val="false"/>
+                <w:bCs w:val="false"/>
+                <w:i w:val="false"/>
+                <w:iCs w:val="false"/>
+                <w:color w:val="000000"/>
+                <w:sz w:val="20"/>
+                <w:szCs w:val="20"/>
+              </w:rPr>
               <w:t xml:space="preserve">The handbook for one job only</w:t>
             </w:r>
           </w:p>
@@ -27185,7 +31620,7 @@
               <w:bottom w:val="single" w:color="000000" w:sz="8"/>
               <w:right w:val="single" w:color="000000" w:sz="8"/>
             </w:tcBorders>
-            <w:shd w:fill="FFFFFF" w:color="FFFFFF" w:val="clear"/>
+            <w:shd w:fill="F7F7F7" w:color="F7F7F7" w:val="clear"/>
             <w:tcMar>
               <w:top w:type="dxa" w:w="60"/>
               <w:left w:type="dxa" w:w="80"/>
@@ -33425,6 +37860,121 @@
           <w:sz w:val="22"/>
           <w:szCs w:val="22"/>
         </w:rPr>
+        <w:t xml:space="preserve">A shop only sees its own records. A person at Bodija cannot open an Iwo Road sale, customer, or phone, even if they are handed the exact link. Only head office sees across the three shops.</w:t>
+      </w:r>
+    </w:p>
+    <w:p>
+      <w:pPr>
+        <w:pStyle w:val="ListParagraph"/>
+        <w:numPr>
+          <w:ilvl w:val="0"/>
+          <w:numId w:val="2"/>
+        </w:numPr>
+        <w:spacing w:after="80" w:line="276"/>
+      </w:pPr>
+      <w:r>
+        <w:rPr>
+          <w:rFonts w:ascii="Calibri" w:cs="Calibri" w:eastAsia="Calibri" w:hAnsi="Calibri"/>
+          <w:b w:val="false"/>
+          <w:bCs w:val="false"/>
+          <w:i w:val="false"/>
+          <w:iCs w:val="false"/>
+          <w:color w:val="000000"/>
+          <w:sz w:val="22"/>
+          <w:szCs w:val="22"/>
+        </w:rPr>
+        <w:t xml:space="preserve">Two tills cannot sell the same phone. Whichever completes first gets the invoice. The other is refused and nothing half-happens: no invoice, no money entry, no stock change.</w:t>
+      </w:r>
+    </w:p>
+    <w:p>
+      <w:pPr>
+        <w:pStyle w:val="ListParagraph"/>
+        <w:numPr>
+          <w:ilvl w:val="0"/>
+          <w:numId w:val="2"/>
+        </w:numPr>
+        <w:spacing w:after="80" w:line="276"/>
+      </w:pPr>
+      <w:r>
+        <w:rPr>
+          <w:rFonts w:ascii="Calibri" w:cs="Calibri" w:eastAsia="Calibri" w:hAnsi="Calibri"/>
+          <w:b w:val="false"/>
+          <w:bCs w:val="false"/>
+          <w:i w:val="false"/>
+          <w:iCs w:val="false"/>
+          <w:color w:val="000000"/>
+          <w:sz w:val="22"/>
+          <w:szCs w:val="22"/>
+        </w:rPr>
+        <w:t xml:space="preserve">Shop stock can never fall below zero, and two clerks collecting from the same customer at the same moment cannot wipe out each other's entry.</w:t>
+      </w:r>
+    </w:p>
+    <w:p>
+      <w:pPr>
+        <w:pStyle w:val="ListParagraph"/>
+        <w:numPr>
+          <w:ilvl w:val="0"/>
+          <w:numId w:val="2"/>
+        </w:numPr>
+        <w:spacing w:after="80" w:line="276"/>
+      </w:pPr>
+      <w:r>
+        <w:rPr>
+          <w:rFonts w:ascii="Calibri" w:cs="Calibri" w:eastAsia="Calibri" w:hAnsi="Calibri"/>
+          <w:b w:val="false"/>
+          <w:bCs w:val="false"/>
+          <w:i w:val="false"/>
+          <w:iCs w:val="false"/>
+          <w:color w:val="000000"/>
+          <w:sz w:val="22"/>
+          <w:szCs w:val="22"/>
+        </w:rPr>
+        <w:t xml:space="preserve">Pressing a save button twice does not do the work twice. The button refuses the second press while the first is still going.</w:t>
+      </w:r>
+    </w:p>
+    <w:p>
+      <w:pPr>
+        <w:pStyle w:val="ListParagraph"/>
+        <w:numPr>
+          <w:ilvl w:val="0"/>
+          <w:numId w:val="2"/>
+        </w:numPr>
+        <w:spacing w:after="80" w:line="276"/>
+      </w:pPr>
+      <w:r>
+        <w:rPr>
+          <w:rFonts w:ascii="Calibri" w:cs="Calibri" w:eastAsia="Calibri" w:hAnsi="Calibri"/>
+          <w:b w:val="false"/>
+          <w:bCs w:val="false"/>
+          <w:i w:val="false"/>
+          <w:iCs w:val="false"/>
+          <w:color w:val="000000"/>
+          <w:sz w:val="22"/>
+          <w:szCs w:val="22"/>
+        </w:rPr>
+        <w:t xml:space="preserve">A shop manager can only add staff to their own shop.</w:t>
+      </w:r>
+    </w:p>
+    <w:p>
+      <w:pPr>
+        <w:pStyle w:val="ListParagraph"/>
+        <w:numPr>
+          <w:ilvl w:val="0"/>
+          <w:numId w:val="2"/>
+        </w:numPr>
+        <w:spacing w:after="80" w:line="276"/>
+      </w:pPr>
+      <w:r>
+        <w:rPr>
+          <w:rFonts w:ascii="Calibri" w:cs="Calibri" w:eastAsia="Calibri" w:hAnsi="Calibri"/>
+          <w:b w:val="false"/>
+          <w:bCs w:val="false"/>
+          <w:i w:val="false"/>
+          <w:iCs w:val="false"/>
+          <w:color w:val="000000"/>
+          <w:sz w:val="22"/>
+          <w:szCs w:val="22"/>
+        </w:rPr>
         <w:t xml:space="preserve">A walk-in sale needs a name before a return.</w:t>
       </w:r>
     </w:p>
@@ -34141,7 +38691,334 @@
           <w:sz w:val="32"/>
           <w:szCs w:val="32"/>
         </w:rPr>
-        <w:t xml:space="preserve">16. Short close</w:t>
+        <w:t xml:space="preserve">16. What changed, release by release</w:t>
+      </w:r>
+    </w:p>
+    <w:p>
+      <w:pPr>
+        <w:spacing w:after="160" w:before="0" w:line="276"/>
+        <w:jc w:val="left"/>
+      </w:pPr>
+      <w:r>
+        <w:rPr>
+          <w:rFonts w:ascii="Calibri" w:cs="Calibri" w:eastAsia="Calibri" w:hAnsi="Calibri"/>
+          <w:b w:val="false"/>
+          <w:bCs w:val="false"/>
+          <w:i w:val="false"/>
+          <w:iCs w:val="false"/>
+          <w:color w:val="000000"/>
+          <w:sz w:val="22"/>
+          <w:szCs w:val="22"/>
+        </w:rPr>
+        <w:t xml:space="preserve">Each line is one release, oldest first. This is here for the record. Nothing in it is needed to use the system day to day.</w:t>
+      </w:r>
+    </w:p>
+    <w:p>
+      <w:pPr>
+        <w:spacing w:after="160" w:before="0" w:line="276"/>
+        <w:jc w:val="left"/>
+      </w:pPr>
+      <w:r>
+        <w:rPr>
+          <w:rFonts w:ascii="Calibri" w:cs="Calibri" w:eastAsia="Calibri" w:hAnsi="Calibri"/>
+          <w:b w:val="false"/>
+          <w:bCs w:val="false"/>
+          <w:i w:val="false"/>
+          <w:iCs w:val="false"/>
+          <w:color w:val="000000"/>
+          <w:sz w:val="22"/>
+          <w:szCs w:val="22"/>
+        </w:rPr>
+        <w:t xml:space="preserve">Version 1.1 added three locks that stop quiet loss. Sell now stays shut until yesterday's till is counted. A sale parked on a device while the line is down is watched, and an alert is sent if it sits too long or vanishes. Home always shows shop count against the IMEI list, including when they match.</w:t>
+      </w:r>
+    </w:p>
+    <w:p>
+      <w:pPr>
+        <w:spacing w:after="160" w:before="0" w:line="276"/>
+        <w:jc w:val="left"/>
+      </w:pPr>
+      <w:r>
+        <w:rPr>
+          <w:rFonts w:ascii="Calibri" w:cs="Calibri" w:eastAsia="Calibri" w:hAnsi="Calibri"/>
+          <w:b w:val="false"/>
+          <w:bCs w:val="false"/>
+          <w:i w:val="false"/>
+          <w:iCs w:val="false"/>
+          <w:color w:val="000000"/>
+          <w:sz w:val="22"/>
+          <w:szCs w:val="22"/>
+        </w:rPr>
+        <w:t xml:space="preserve">Version 1.2 gives accounts a bank-style statement. Check the books opens any previous Lagos day, compares it with another day or week, and prints a branded PDF or CSV with the company mark. The pack does not change any invoice. It only adds the books again so a person can sign them.</w:t>
+      </w:r>
+    </w:p>
+    <w:p>
+      <w:pPr>
+        <w:spacing w:after="160" w:before="0" w:line="276"/>
+        <w:jc w:val="left"/>
+      </w:pPr>
+      <w:r>
+        <w:rPr>
+          <w:rFonts w:ascii="Calibri" w:cs="Calibri" w:eastAsia="Calibri" w:hAnsi="Calibri"/>
+          <w:b w:val="false"/>
+          <w:bCs w:val="false"/>
+          <w:i w:val="false"/>
+          <w:iCs w:val="false"/>
+          <w:color w:val="000000"/>
+          <w:sz w:val="22"/>
+          <w:szCs w:val="22"/>
+        </w:rPr>
+        <w:t xml:space="preserve">Version 1.3 makes Reports print like a management paper. The meeting pack has the ab mark, shop books, and NGN amounts. Buttons stay on the screen, not on the paper.</w:t>
+      </w:r>
+    </w:p>
+    <w:p>
+      <w:pPr>
+        <w:spacing w:after="160" w:before="0" w:line="276"/>
+        <w:jc w:val="left"/>
+      </w:pPr>
+      <w:r>
+        <w:rPr>
+          <w:rFonts w:ascii="Calibri" w:cs="Calibri" w:eastAsia="Calibri" w:hAnsi="Calibri"/>
+          <w:b w:val="false"/>
+          <w:bCs w:val="false"/>
+          <w:i w:val="false"/>
+          <w:iCs w:val="false"/>
+          <w:color w:val="000000"/>
+          <w:sz w:val="22"/>
+          <w:szCs w:val="22"/>
+        </w:rPr>
+        <w:t xml:space="preserve">Version 1.4 stops cut-off words. A button that is working says the full action, such as Preparing the PDF, not three dots after a half word.</w:t>
+      </w:r>
+    </w:p>
+    <w:p>
+      <w:pPr>
+        <w:spacing w:after="160" w:before="0" w:line="276"/>
+        <w:jc w:val="left"/>
+      </w:pPr>
+      <w:r>
+        <w:rPr>
+          <w:rFonts w:ascii="Calibri" w:cs="Calibri" w:eastAsia="Calibri" w:hAnsi="Calibri"/>
+          <w:b w:val="false"/>
+          <w:bCs w:val="false"/>
+          <w:i w:val="false"/>
+          <w:iCs w:val="false"/>
+          <w:color w:val="000000"/>
+          <w:sz w:val="22"/>
+          <w:szCs w:val="22"/>
+        </w:rPr>
+        <w:t xml:space="preserve">Version 1.5 puts a handbook on the system. How to use this is on every login. It only covers the pages and work that job can use. Print it. Keep it at the till. A cashier does not see Super Admin pages in that book.</w:t>
+      </w:r>
+    </w:p>
+    <w:p>
+      <w:pPr>
+        <w:spacing w:after="160" w:before="0" w:line="276"/>
+        <w:jc w:val="left"/>
+      </w:pPr>
+      <w:r>
+        <w:rPr>
+          <w:rFonts w:ascii="Calibri" w:cs="Calibri" w:eastAsia="Calibri" w:hAnsi="Calibri"/>
+          <w:b w:val="false"/>
+          <w:bCs w:val="false"/>
+          <w:i w:val="false"/>
+          <w:iCs w:val="false"/>
+          <w:color w:val="000000"/>
+          <w:sz w:val="22"/>
+          <w:szCs w:val="22"/>
+        </w:rPr>
+        <w:t xml:space="preserve">Version 1.6 keeps the till alive when the line drops. After Sell now has been opened on that phone, a refresh still comes back. Parked sales sit in a stronger store on the device. The invoice is still only born on the server.</w:t>
+      </w:r>
+    </w:p>
+    <w:p>
+      <w:pPr>
+        <w:spacing w:after="160" w:before="0" w:line="276"/>
+        <w:jc w:val="left"/>
+      </w:pPr>
+      <w:r>
+        <w:rPr>
+          <w:rFonts w:ascii="Calibri" w:cs="Calibri" w:eastAsia="Calibri" w:hAnsi="Calibri"/>
+          <w:b w:val="false"/>
+          <w:bCs w:val="false"/>
+          <w:i w:val="false"/>
+          <w:iCs w:val="false"/>
+          <w:color w:val="000000"/>
+          <w:sz w:val="22"/>
+          <w:szCs w:val="22"/>
+        </w:rPr>
+        <w:t xml:space="preserve">Version 1.7 keeps the last In shop IMEIs and named customers on that phone. After Sell now has been opened while the line is up, a cashier can still scan when the line drops. A new buyer name cannot be added offline. The invoice is still only born on the server.</w:t>
+      </w:r>
+    </w:p>
+    <w:p>
+      <w:pPr>
+        <w:spacing w:after="160" w:before="0" w:line="276"/>
+        <w:jc w:val="left"/>
+      </w:pPr>
+      <w:r>
+        <w:rPr>
+          <w:rFonts w:ascii="Calibri" w:cs="Calibri" w:eastAsia="Calibri" w:hAnsi="Calibri"/>
+          <w:b w:val="false"/>
+          <w:bCs w:val="false"/>
+          <w:i w:val="false"/>
+          <w:iCs w:val="false"/>
+          <w:color w:val="000000"/>
+          <w:sz w:val="22"/>
+          <w:szCs w:val="22"/>
+        </w:rPr>
+        <w:t xml:space="preserve">Version 1.8 makes How to use this, Account, and Sign out the same size as the job name on the top bar. Save, print, search, and other action buttons use the same strong type and a clearer edge, so they do not fade into the page.</w:t>
+      </w:r>
+    </w:p>
+    <w:p>
+      <w:pPr>
+        <w:spacing w:after="160" w:before="0" w:line="276"/>
+        <w:jc w:val="left"/>
+      </w:pPr>
+      <w:r>
+        <w:rPr>
+          <w:rFonts w:ascii="Calibri" w:cs="Calibri" w:eastAsia="Calibri" w:hAnsi="Calibri"/>
+          <w:b w:val="false"/>
+          <w:bCs w:val="false"/>
+          <w:i w:val="false"/>
+          <w:iCs w:val="false"/>
+          <w:color w:val="000000"/>
+          <w:sz w:val="22"/>
+          <w:szCs w:val="22"/>
+        </w:rPr>
+        <w:t xml:space="preserve">Version 1.9 splits three kinds of goods movement that used to look the same. Goods from supplier is expected cartons from named suppliers in other countries and cities, including send-back when a unit fails. Shop to shop is Iwo Road and Challenge only. Neighbor shop fill is when you collect one unit from the dealer next door for a named customer, sell it here, return that dealer their money, and keep the profit. Profit shows sell minus cost, neighbor fill profit, and expenses.</w:t>
+      </w:r>
+    </w:p>
+    <w:p>
+      <w:pPr>
+        <w:spacing w:after="160" w:before="0" w:line="276"/>
+        <w:jc w:val="left"/>
+      </w:pPr>
+      <w:r>
+        <w:rPr>
+          <w:rFonts w:ascii="Calibri" w:cs="Calibri" w:eastAsia="Calibri" w:hAnsi="Calibri"/>
+          <w:b w:val="false"/>
+          <w:bCs w:val="false"/>
+          <w:i w:val="false"/>
+          <w:iCs w:val="false"/>
+          <w:color w:val="000000"/>
+          <w:sz w:val="22"/>
+          <w:szCs w:val="22"/>
+        </w:rPr>
+        <w:t xml:space="preserve">Version 1.10 changes Shop to shop from ticking phones on the screen to a CSV list. Staff download a sample or the In shop IMEIs, keep the lines that are leaving, add accessory item codes and quantities, and upload the file. The other Abu Twins shop still confirms what arrived.</w:t>
+      </w:r>
+    </w:p>
+    <w:p>
+      <w:pPr>
+        <w:spacing w:after="160" w:before="0" w:line="276"/>
+        <w:jc w:val="left"/>
+      </w:pPr>
+      <w:r>
+        <w:rPr>
+          <w:rFonts w:ascii="Calibri" w:cs="Calibri" w:eastAsia="Calibri" w:hAnsi="Calibri"/>
+          <w:b w:val="false"/>
+          <w:bCs w:val="false"/>
+          <w:i w:val="false"/>
+          <w:iCs w:val="false"/>
+          <w:color w:val="000000"/>
+          <w:sz w:val="22"/>
+          <w:szCs w:val="22"/>
+        </w:rPr>
+        <w:t xml:space="preserve">Version 1.11 makes Goods from supplier the carton trail for missing products. Each bill shows how many the supplier sent, how many were scanned, how many already have an invoice (including sold today before close), and how many the system still says are In shop. Search by IMEI opens that bill. If the shelf is short of Still in shop, count stock. Do not type a new number by hand.</w:t>
+      </w:r>
+    </w:p>
+    <w:p>
+      <w:pPr>
+        <w:spacing w:after="160" w:before="0" w:line="276"/>
+        <w:jc w:val="left"/>
+      </w:pPr>
+      <w:r>
+        <w:rPr>
+          <w:rFonts w:ascii="Calibri" w:cs="Calibri" w:eastAsia="Calibri" w:hAnsi="Calibri"/>
+          <w:b w:val="false"/>
+          <w:bCs w:val="false"/>
+          <w:i w:val="false"/>
+          <w:iCs w:val="false"/>
+          <w:color w:val="000000"/>
+          <w:sz w:val="22"/>
+          <w:szCs w:val="22"/>
+        </w:rPr>
+        <w:t xml:space="preserve">Version 1.12 writes that next step into Stock count. If a supplier bill says Still in shop but the shelf is short, you count with your hands. A manager must approve before numbers change. Do not type a new shop number because it looks low.</w:t>
+      </w:r>
+    </w:p>
+    <w:p>
+      <w:pPr>
+        <w:spacing w:after="160" w:before="0" w:line="276"/>
+        <w:jc w:val="left"/>
+      </w:pPr>
+      <w:r>
+        <w:rPr>
+          <w:rFonts w:ascii="Calibri" w:cs="Calibri" w:eastAsia="Calibri" w:hAnsi="Calibri"/>
+          <w:b w:val="false"/>
+          <w:bCs w:val="false"/>
+          <w:i w:val="false"/>
+          <w:iCs w:val="false"/>
+          <w:color w:val="000000"/>
+          <w:sz w:val="22"/>
+          <w:szCs w:val="22"/>
+        </w:rPr>
+        <w:t xml:space="preserve">Version 1.13 keeps computer notes off the shop screens. Who did what, Alerts, Needs approval, and the phone diary speak shop words. A tap shows what changed in plain language, not a computer file. Sign in still works the same way.</w:t>
+      </w:r>
+    </w:p>
+    <w:p>
+      <w:pPr>
+        <w:spacing w:after="160" w:before="0" w:line="276"/>
+        <w:jc w:val="left"/>
+      </w:pPr>
+      <w:r>
+        <w:rPr>
+          <w:rFonts w:ascii="Calibri" w:cs="Calibri" w:eastAsia="Calibri" w:hAnsi="Calibri"/>
+          <w:b w:val="false"/>
+          <w:bCs w:val="false"/>
+          <w:i w:val="false"/>
+          <w:iCs w:val="false"/>
+          <w:color w:val="000000"/>
+          <w:sz w:val="22"/>
+          <w:szCs w:val="22"/>
+        </w:rPr>
+        <w:t xml:space="preserve">Version 1.14 lets staff change many selling prices in one save. Tick any mix of phones and accessories, type each new selling price, and click Update selected prices. This is not selling by carton. Sales stay by the unit. It is not limited to one brand. This Word book now names every left-menu page, plus Your login, the shop calculator, the till when the line is down, Excel upload of the item list, warranty days, and a Super Admin shop backup.</w:t>
+      </w:r>
+    </w:p>
+    <w:p>
+      <w:pPr>
+        <w:spacing w:after="160" w:before="0" w:line="276"/>
+        <w:jc w:val="left"/>
+      </w:pPr>
+      <w:r>
+        <w:rPr>
+          <w:rFonts w:ascii="Calibri" w:cs="Calibri" w:eastAsia="Calibri" w:hAnsi="Calibri"/>
+          <w:b w:val="false"/>
+          <w:bCs w:val="false"/>
+          <w:i w:val="false"/>
+          <w:iCs w:val="false"/>
+          <w:color w:val="000000"/>
+          <w:sz w:val="22"/>
+          <w:szCs w:val="22"/>
+        </w:rPr>
+        <w:t xml:space="preserve">Version 1.15 opens Bodija and keeps each shop's records apart. There are now three shops: Iwo Road, Bodija, and Challenge, each with its own manager, goods intake, cashier, sales person, and repair engineer. A person who works in one shop now sees only that shop's stock, sales, customers, and money, even if they are handed a link to another shop's invoice. Head office gets a shop picker at the top of the screen and can look at the three shops together or one shop on its own. Two tills can no longer sell the same phone. Every button now says when it is working, so a slow line no longer makes staff press twice. Screens keep themselves current, so a sale rung up at another till shows without opening the page again.</w:t>
+      </w:r>
+    </w:p>
+    <w:p>
+      <w:pPr>
+        <w:pStyle w:val="Heading1"/>
+        <w:pageBreakBefore/>
+        <w:pBdr>
+          <w:bottom w:val="single" w:color="BC0004" w:sz="12" w:space="6"/>
+        </w:pBdr>
+        <w:spacing w:after="240" w:before="0"/>
+      </w:pPr>
+      <w:r>
+        <w:rPr>
+          <w:rFonts w:ascii="Calibri" w:cs="Calibri" w:eastAsia="Calibri" w:hAnsi="Calibri"/>
+          <w:b/>
+          <w:bCs/>
+          <w:i w:val="false"/>
+          <w:iCs w:val="false"/>
+          <w:color w:val="BC0004"/>
+          <w:sz w:val="32"/>
+          <w:szCs w:val="32"/>
+        </w:rPr>
+        <w:t xml:space="preserve">17. Short close</w:t>
       </w:r>
     </w:p>
     <w:p>

--- a/docs/Abu-Twins-Shop-System-User-Guide.docx
+++ b/docs/Abu-Twins-Shop-System-User-Guide.docx
@@ -459,7 +459,7 @@
                 <w:sz w:val="20"/>
                 <w:szCs w:val="20"/>
               </w:rPr>
-              <w:t xml:space="preserve">1.15</w:t>
+              <w:t xml:space="preserve">1.16</w:t>
             </w:r>
           </w:p>
         </w:tc>
@@ -533,7 +533,7 @@
                 <w:sz w:val="20"/>
                 <w:szCs w:val="20"/>
               </w:rPr>
-              <w:t xml:space="preserve">Updated: Three shops, separate shop records, and a shop-by-shop view for head office</w:t>
+              <w:t xml:space="preserve">Updated: Loading the shops from a sheet, the stock uploader job, and receipts</w:t>
             </w:r>
           </w:p>
         </w:tc>
@@ -788,6 +788,63 @@
           <w:szCs w:val="22"/>
         </w:rPr>
         <w:t xml:space="preserve">That last point is the one to try first. A weak shop hides inside a healthy total. Now you can pick Bodija at the top of the screen and read Bodija alone, then pick All shops together and read the business. The figures are the same figures your staff are working from, not a report someone prepared for you.</w:t>
+      </w:r>
+    </w:p>
+    <w:p>
+      <w:pPr>
+        <w:spacing w:after="160" w:before="0" w:line="276"/>
+        <w:jc w:val="left"/>
+      </w:pPr>
+      <w:r>
+        <w:rPr>
+          <w:rFonts w:ascii="Calibri" w:cs="Calibri" w:eastAsia="Calibri" w:hAnsi="Calibri"/>
+          <w:b w:val="false"/>
+          <w:bCs w:val="false"/>
+          <w:i w:val="false"/>
+          <w:iCs w:val="false"/>
+          <w:color w:val="000000"/>
+          <w:sz w:val="22"/>
+          <w:szCs w:val="22"/>
+        </w:rPr>
+        <w:t xml:space="preserve">This release also answers the question of how the shops get loaded in the first place. Your team can now put the whole business into the system from an Excel sheet: the item list, what is on each shelf, and every phone by IMEI. Booking a container in by hand, one phone at a time, is where an evening goes. A sheet does it in one press.</w:t>
+      </w:r>
+    </w:p>
+    <w:p>
+      <w:pPr>
+        <w:spacing w:after="160" w:before="0" w:line="276"/>
+        <w:jc w:val="left"/>
+      </w:pPr>
+      <w:r>
+        <w:rPr>
+          <w:rFonts w:ascii="Calibri" w:cs="Calibri" w:eastAsia="Calibri" w:hAnsi="Calibri"/>
+          <w:b w:val="false"/>
+          <w:bCs w:val="false"/>
+          <w:i w:val="false"/>
+          <w:iCs w:val="false"/>
+          <w:color w:val="000000"/>
+          <w:sz w:val="22"/>
+          <w:szCs w:val="22"/>
+        </w:rPr>
+        <w:t xml:space="preserve">Because that is powerful, it is also narrow. A new job called Stock uploader does only that work. It cannot sell, cannot see money, and cannot approve anything. Loading the item list is now limited to that job and to Super Admin, so three shops cannot end up with three different names for the same phone.</w:t>
+      </w:r>
+    </w:p>
+    <w:p>
+      <w:pPr>
+        <w:spacing w:after="160" w:before="0" w:line="276"/>
+        <w:jc w:val="left"/>
+      </w:pPr>
+      <w:r>
+        <w:rPr>
+          <w:rFonts w:ascii="Calibri" w:cs="Calibri" w:eastAsia="Calibri" w:hAnsi="Calibri"/>
+          <w:b w:val="false"/>
+          <w:bCs w:val="false"/>
+          <w:i w:val="false"/>
+          <w:iCs w:val="false"/>
+          <w:color w:val="000000"/>
+          <w:sz w:val="22"/>
+          <w:szCs w:val="22"/>
+        </w:rPr>
+        <w:t xml:space="preserve">Every sale can now be handed over as a receipt: saved as a file to send to a customer, printed for a whole day at once, or printed the moment the sale is finished at the till.</w:t>
       </w:r>
     </w:p>
     <w:p>
@@ -7617,7 +7674,7 @@
                 <w:sz w:val="20"/>
                 <w:szCs w:val="20"/>
               </w:rPr>
-              <w:t xml:space="preserve">Run one shop. Sell, receive, transfer, approve shop work. Sees only that shop.</w:t>
+              <w:t xml:space="preserve">Run one shop. Sell, receive, transfer, approve shop work. Sees only that shop. Does not add items or change prices.</w:t>
             </w:r>
           </w:p>
         </w:tc>
@@ -7775,7 +7832,7 @@
                 <w:sz w:val="20"/>
                 <w:szCs w:val="20"/>
               </w:rPr>
-              <w:t xml:space="preserve">Cashier</w:t>
+              <w:t xml:space="preserve">Stock uploader</w:t>
             </w:r>
           </w:p>
         </w:tc>
@@ -7812,7 +7869,7 @@
                 <w:sz w:val="20"/>
                 <w:szCs w:val="20"/>
               </w:rPr>
-              <w:t xml:space="preserve">Front desk money person</w:t>
+              <w:t xml:space="preserve">The person who loads the system from a sheet</w:t>
             </w:r>
           </w:p>
         </w:tc>
@@ -7849,7 +7906,7 @@
                 <w:sz w:val="20"/>
                 <w:szCs w:val="20"/>
               </w:rPr>
-              <w:t xml:space="preserve">Sell now. Close the day. Collect money. Record a return.</w:t>
+              <w:t xml:space="preserve">Upload the item list, the shelf counts, the phones by IMEI, and customers. Nothing else. No selling, no money, no approving.</w:t>
             </w:r>
           </w:p>
         </w:tc>
@@ -7891,7 +7948,7 @@
                 <w:sz w:val="20"/>
                 <w:szCs w:val="20"/>
               </w:rPr>
-              <w:t xml:space="preserve">Sales person</w:t>
+              <w:t xml:space="preserve">Cashier</w:t>
             </w:r>
           </w:p>
         </w:tc>
@@ -7928,7 +7985,7 @@
                 <w:sz w:val="20"/>
                 <w:szCs w:val="20"/>
               </w:rPr>
-              <w:t xml:space="preserve">Floor seller</w:t>
+              <w:t xml:space="preserve">Front desk money person</w:t>
             </w:r>
           </w:p>
         </w:tc>
@@ -7965,7 +8022,7 @@
                 <w:sz w:val="20"/>
                 <w:szCs w:val="20"/>
               </w:rPr>
-              <w:t xml:space="preserve">Sell now. Close the day. See customers and items.</w:t>
+              <w:t xml:space="preserve">Sell now. Close the day. Collect money. Record a return.</w:t>
             </w:r>
           </w:p>
         </w:tc>
@@ -8007,6 +8064,122 @@
                 <w:sz w:val="20"/>
                 <w:szCs w:val="20"/>
               </w:rPr>
+              <w:t xml:space="preserve">Sales person</w:t>
+            </w:r>
+          </w:p>
+        </w:tc>
+        <w:tc>
+          <w:tcPr>
+            <w:tcW w:type="dxa" w:w="3000"/>
+            <w:tcBorders>
+              <w:top w:val="single" w:color="000000" w:sz="8"/>
+              <w:left w:val="single" w:color="000000" w:sz="8"/>
+              <w:bottom w:val="single" w:color="000000" w:sz="8"/>
+              <w:right w:val="single" w:color="000000" w:sz="8"/>
+            </w:tcBorders>
+            <w:shd w:fill="FFFFFF" w:color="FFFFFF" w:val="clear"/>
+            <w:tcMar>
+              <w:top w:type="dxa" w:w="60"/>
+              <w:left w:type="dxa" w:w="80"/>
+              <w:bottom w:type="dxa" w:w="60"/>
+              <w:right w:type="dxa" w:w="80"/>
+            </w:tcMar>
+            <w:vAlign w:val="center"/>
+          </w:tcPr>
+          <w:p>
+            <w:pPr>
+              <w:jc w:val="left"/>
+            </w:pPr>
+            <w:r>
+              <w:rPr>
+                <w:rFonts w:ascii="Calibri" w:cs="Calibri" w:eastAsia="Calibri" w:hAnsi="Calibri"/>
+                <w:b w:val="false"/>
+                <w:bCs w:val="false"/>
+                <w:i w:val="false"/>
+                <w:iCs w:val="false"/>
+                <w:color w:val="000000"/>
+                <w:sz w:val="20"/>
+                <w:szCs w:val="20"/>
+              </w:rPr>
+              <w:t xml:space="preserve">Floor seller</w:t>
+            </w:r>
+          </w:p>
+        </w:tc>
+        <w:tc>
+          <w:tcPr>
+            <w:tcW w:type="dxa" w:w="4160"/>
+            <w:tcBorders>
+              <w:top w:val="single" w:color="000000" w:sz="8"/>
+              <w:left w:val="single" w:color="000000" w:sz="8"/>
+              <w:bottom w:val="single" w:color="000000" w:sz="8"/>
+              <w:right w:val="single" w:color="000000" w:sz="8"/>
+            </w:tcBorders>
+            <w:shd w:fill="FFFFFF" w:color="FFFFFF" w:val="clear"/>
+            <w:tcMar>
+              <w:top w:type="dxa" w:w="60"/>
+              <w:left w:type="dxa" w:w="80"/>
+              <w:bottom w:type="dxa" w:w="60"/>
+              <w:right w:type="dxa" w:w="80"/>
+            </w:tcMar>
+            <w:vAlign w:val="center"/>
+          </w:tcPr>
+          <w:p>
+            <w:pPr>
+              <w:jc w:val="left"/>
+            </w:pPr>
+            <w:r>
+              <w:rPr>
+                <w:rFonts w:ascii="Calibri" w:cs="Calibri" w:eastAsia="Calibri" w:hAnsi="Calibri"/>
+                <w:b w:val="false"/>
+                <w:bCs w:val="false"/>
+                <w:i w:val="false"/>
+                <w:iCs w:val="false"/>
+                <w:color w:val="000000"/>
+                <w:sz w:val="20"/>
+                <w:szCs w:val="20"/>
+              </w:rPr>
+              <w:t xml:space="preserve">Sell now. Close the day. See customers and items.</w:t>
+            </w:r>
+          </w:p>
+        </w:tc>
+      </w:tr>
+      <w:tr>
+        <w:trPr>
+          <w:trHeight w:val="320" w:hRule="atLeast"/>
+        </w:trPr>
+        <w:tc>
+          <w:tcPr>
+            <w:tcW w:type="dxa" w:w="2200"/>
+            <w:tcBorders>
+              <w:top w:val="single" w:color="000000" w:sz="8"/>
+              <w:left w:val="single" w:color="000000" w:sz="8"/>
+              <w:bottom w:val="single" w:color="000000" w:sz="8"/>
+              <w:right w:val="single" w:color="000000" w:sz="8"/>
+            </w:tcBorders>
+            <w:shd w:fill="F7F7F7" w:color="F7F7F7" w:val="clear"/>
+            <w:tcMar>
+              <w:top w:type="dxa" w:w="60"/>
+              <w:left w:type="dxa" w:w="80"/>
+              <w:bottom w:type="dxa" w:w="60"/>
+              <w:right w:type="dxa" w:w="80"/>
+            </w:tcMar>
+            <w:vAlign w:val="center"/>
+          </w:tcPr>
+          <w:p>
+            <w:pPr>
+              <w:jc w:val="left"/>
+            </w:pPr>
+            <w:r>
+              <w:rPr>
+                <w:rFonts w:ascii="Calibri" w:cs="Calibri" w:eastAsia="Calibri" w:hAnsi="Calibri"/>
+                <w:b w:val="false"/>
+                <w:bCs w:val="false"/>
+                <w:i w:val="false"/>
+                <w:iCs w:val="false"/>
+                <w:color w:val="000000"/>
+                <w:sz w:val="20"/>
+                <w:szCs w:val="20"/>
+              </w:rPr>
               <w:t xml:space="preserve">Repair engineer</w:t>
             </w:r>
           </w:p>
@@ -8020,7 +8193,7 @@
               <w:bottom w:val="single" w:color="000000" w:sz="8"/>
               <w:right w:val="single" w:color="000000" w:sz="8"/>
             </w:tcBorders>
-            <w:shd w:fill="FFFFFF" w:color="FFFFFF" w:val="clear"/>
+            <w:shd w:fill="F7F7F7" w:color="F7F7F7" w:val="clear"/>
             <w:tcMar>
               <w:top w:type="dxa" w:w="60"/>
               <w:left w:type="dxa" w:w="80"/>
@@ -8057,7 +8230,7 @@
               <w:bottom w:val="single" w:color="000000" w:sz="8"/>
               <w:right w:val="single" w:color="000000" w:sz="8"/>
             </w:tcBorders>
-            <w:shd w:fill="FFFFFF" w:color="FFFFFF" w:val="clear"/>
+            <w:shd w:fill="F7F7F7" w:color="F7F7F7" w:val="clear"/>
             <w:tcMar>
               <w:top w:type="dxa" w:w="60"/>
               <w:left w:type="dxa" w:w="80"/>
@@ -8082,6 +8255,155 @@
                 <w:szCs w:val="20"/>
               </w:rPr>
               <w:t xml:space="preserve">Take phones for repair. Move a repair from step to step.</w:t>
+            </w:r>
+          </w:p>
+        </w:tc>
+      </w:tr>
+    </w:tbl>
+    <w:p>
+      <w:pPr>
+        <w:spacing w:after="160" w:before="0" w:line="276"/>
+        <w:jc w:val="left"/>
+      </w:pPr>
+      <w:r>
+        <w:rPr>
+          <w:rFonts w:ascii="Calibri" w:cs="Calibri" w:eastAsia="Calibri" w:hAnsi="Calibri"/>
+          <w:b w:val="false"/>
+          <w:bCs w:val="false"/>
+          <w:i w:val="false"/>
+          <w:iCs w:val="false"/>
+          <w:color w:val="000000"/>
+          <w:sz w:val="22"/>
+          <w:szCs w:val="22"/>
+        </w:rPr>
+        <w:t xml:space="preserve"/>
+      </w:r>
+    </w:p>
+    <w:tbl>
+      <w:tblPr>
+        <w:tblW w:type="dxa" w:w="9360"/>
+        <w:tblBorders>
+          <w:top w:val="single" w:color="auto" w:sz="4"/>
+          <w:left w:val="single" w:color="auto" w:sz="4"/>
+          <w:bottom w:val="single" w:color="auto" w:sz="4"/>
+          <w:right w:val="single" w:color="auto" w:sz="4"/>
+          <w:insideH w:val="single" w:color="auto" w:sz="4"/>
+          <w:insideV w:val="single" w:color="auto" w:sz="4"/>
+        </w:tblBorders>
+      </w:tblPr>
+      <w:tblGrid>
+        <w:gridCol w:w="9360"/>
+      </w:tblGrid>
+      <w:tr>
+        <w:tc>
+          <w:tcPr>
+            <w:tcW w:type="dxa" w:w="9360"/>
+            <w:tcBorders>
+              <w:top w:val="single" w:color="000000" w:sz="8"/>
+              <w:left w:val="single" w:color="BC0004" w:sz="24"/>
+              <w:bottom w:val="single" w:color="000000" w:sz="8"/>
+              <w:right w:val="single" w:color="000000" w:sz="8"/>
+            </w:tcBorders>
+            <w:tcMar>
+              <w:top w:type="dxa" w:w="100"/>
+              <w:left w:type="dxa" w:w="140"/>
+              <w:bottom w:type="dxa" w:w="100"/>
+              <w:right w:type="dxa" w:w="140"/>
+            </w:tcMar>
+          </w:tcPr>
+          <w:p>
+            <w:pPr>
+              <w:spacing w:after="80" w:before="0" w:line="276"/>
+              <w:jc w:val="left"/>
+            </w:pPr>
+            <w:r>
+              <w:rPr>
+                <w:rFonts w:ascii="Calibri" w:cs="Calibri" w:eastAsia="Calibri" w:hAnsi="Calibri"/>
+                <w:b/>
+                <w:bCs/>
+                <w:i w:val="false"/>
+                <w:iCs w:val="false"/>
+                <w:color w:val="000000"/>
+                <w:sz w:val="22"/>
+                <w:szCs w:val="22"/>
+              </w:rPr>
+              <w:t xml:space="preserve">What changed for shop managers</w:t>
+            </w:r>
+          </w:p>
+          <w:p>
+            <w:pPr>
+              <w:spacing w:after="60" w:before="0" w:line="276"/>
+              <w:jc w:val="left"/>
+            </w:pPr>
+            <w:r>
+              <w:rPr>
+                <w:rFonts w:ascii="Calibri" w:cs="Calibri" w:eastAsia="Calibri" w:hAnsi="Calibri"/>
+                <w:b w:val="false"/>
+                <w:bCs w:val="false"/>
+                <w:i w:val="false"/>
+                <w:iCs w:val="false"/>
+                <w:color w:val="000000"/>
+                <w:sz w:val="21"/>
+                <w:szCs w:val="21"/>
+              </w:rPr>
+              <w:t xml:space="preserve">Adding an item to the list, and changing a price, has moved to the Stock uploader and Super Admin.</w:t>
+            </w:r>
+          </w:p>
+          <w:p>
+            <w:pPr>
+              <w:spacing w:after="60" w:before="0" w:line="276"/>
+              <w:jc w:val="left"/>
+            </w:pPr>
+            <w:r>
+              <w:rPr>
+                <w:rFonts w:ascii="Calibri" w:cs="Calibri" w:eastAsia="Calibri" w:hAnsi="Calibri"/>
+                <w:b w:val="false"/>
+                <w:bCs w:val="false"/>
+                <w:i w:val="false"/>
+                <w:iCs w:val="false"/>
+                <w:color w:val="000000"/>
+                <w:sz w:val="21"/>
+                <w:szCs w:val="21"/>
+              </w:rPr>
+              <w:t xml:space="preserve">This is on purpose. When each shop could add its own items, one phone ended up on the system under three names, and no report could add them up.</w:t>
+            </w:r>
+          </w:p>
+          <w:p>
+            <w:pPr>
+              <w:spacing w:after="60" w:before="0" w:line="276"/>
+              <w:jc w:val="left"/>
+            </w:pPr>
+            <w:r>
+              <w:rPr>
+                <w:rFonts w:ascii="Calibri" w:cs="Calibri" w:eastAsia="Calibri" w:hAnsi="Calibri"/>
+                <w:b w:val="false"/>
+                <w:bCs w:val="false"/>
+                <w:i w:val="false"/>
+                <w:iCs w:val="false"/>
+                <w:color w:val="000000"/>
+                <w:sz w:val="21"/>
+                <w:szCs w:val="21"/>
+              </w:rPr>
+              <w:t xml:space="preserve">A shop manager still sells, receives goods, transfers, approves shop work, and runs their own staff.</w:t>
+            </w:r>
+          </w:p>
+          <w:p>
+            <w:pPr>
+              <w:spacing w:after="60" w:before="0" w:line="276"/>
+              <w:jc w:val="left"/>
+            </w:pPr>
+            <w:r>
+              <w:rPr>
+                <w:rFonts w:ascii="Calibri" w:cs="Calibri" w:eastAsia="Calibri" w:hAnsi="Calibri"/>
+                <w:b w:val="false"/>
+                <w:bCs w:val="false"/>
+                <w:i w:val="false"/>
+                <w:iCs w:val="false"/>
+                <w:color w:val="000000"/>
+                <w:sz w:val="21"/>
+                <w:szCs w:val="21"/>
+              </w:rPr>
+              <w:t xml:space="preserve">If your shop needs a new item on the list, send it to whoever holds the Stock uploader login.</w:t>
             </w:r>
           </w:p>
         </w:tc>
@@ -26246,6 +26568,1491 @@
     </w:p>
     <w:p>
       <w:pPr>
+        <w:pStyle w:val="Heading2"/>
+        <w:spacing w:after="120" w:before="280"/>
+      </w:pPr>
+      <w:r>
+        <w:rPr>
+          <w:rFonts w:ascii="Calibri" w:cs="Calibri" w:eastAsia="Calibri" w:hAnsi="Calibri"/>
+          <w:b/>
+          <w:bCs/>
+          <w:i w:val="false"/>
+          <w:iCs w:val="false"/>
+          <w:color w:val="000000"/>
+          <w:sz w:val="26"/>
+          <w:szCs w:val="26"/>
+        </w:rPr>
+        <w:t xml:space="preserve">10.39 Upload stock. Loading the shops from a sheet</w:t>
+      </w:r>
+    </w:p>
+    <w:p>
+      <w:pPr>
+        <w:pStyle w:val="Heading3"/>
+        <w:spacing w:after="80" w:before="200"/>
+      </w:pPr>
+      <w:r>
+        <w:rPr>
+          <w:rFonts w:ascii="Calibri" w:cs="Calibri" w:eastAsia="Calibri" w:hAnsi="Calibri"/>
+          <w:b/>
+          <w:bCs/>
+          <w:i w:val="false"/>
+          <w:iCs w:val="false"/>
+          <w:color w:val="000000"/>
+          <w:sz w:val="24"/>
+          <w:szCs w:val="24"/>
+        </w:rPr>
+        <w:t xml:space="preserve">What this page is</w:t>
+      </w:r>
+    </w:p>
+    <w:p>
+      <w:pPr>
+        <w:spacing w:after="160" w:before="0" w:line="276"/>
+        <w:jc w:val="left"/>
+      </w:pPr>
+      <w:r>
+        <w:rPr>
+          <w:rFonts w:ascii="Calibri" w:cs="Calibri" w:eastAsia="Calibri" w:hAnsi="Calibri"/>
+          <w:b w:val="false"/>
+          <w:bCs w:val="false"/>
+          <w:i w:val="false"/>
+          <w:iCs w:val="false"/>
+          <w:color w:val="000000"/>
+          <w:sz w:val="22"/>
+          <w:szCs w:val="22"/>
+        </w:rPr>
+        <w:t xml:space="preserve">Upload stock is one screen with four steps, in the order the work has to happen. Step 1 is The item list. Step 2 is Pieces on the shelf. Step 3 is Phones by IMEI. Step 4 is Customers. Excel or CSV both work. Steps 2, 3, and 4 stay shut until step 1 is done.</w:t>
+      </w:r>
+    </w:p>
+    <w:p>
+      <w:pPr>
+        <w:pStyle w:val="Heading3"/>
+        <w:spacing w:after="80" w:before="200"/>
+      </w:pPr>
+      <w:r>
+        <w:rPr>
+          <w:rFonts w:ascii="Calibri" w:cs="Calibri" w:eastAsia="Calibri" w:hAnsi="Calibri"/>
+          <w:b/>
+          <w:bCs/>
+          <w:i w:val="false"/>
+          <w:iCs w:val="false"/>
+          <w:color w:val="000000"/>
+          <w:sz w:val="24"/>
+          <w:szCs w:val="24"/>
+        </w:rPr>
+        <w:t xml:space="preserve">Why it is here</w:t>
+      </w:r>
+    </w:p>
+    <w:p>
+      <w:pPr>
+        <w:spacing w:after="160" w:before="0" w:line="276"/>
+        <w:jc w:val="left"/>
+      </w:pPr>
+      <w:r>
+        <w:rPr>
+          <w:rFonts w:ascii="Calibri" w:cs="Calibri" w:eastAsia="Calibri" w:hAnsi="Calibri"/>
+          <w:b w:val="false"/>
+          <w:bCs w:val="false"/>
+          <w:i w:val="false"/>
+          <w:iCs w:val="false"/>
+          <w:color w:val="000000"/>
+          <w:sz w:val="22"/>
+          <w:szCs w:val="22"/>
+        </w:rPr>
+        <w:t xml:space="preserve">A shop cannot be put on a computer one line at a time. A container of two hundred phones typed by hand is an evening lost and a night of mistakes. The order is not a suggestion either: nothing can be counted or booked in until the system has been told what the item is. That is why the later steps stay shut until the item list is in.</w:t>
+      </w:r>
+    </w:p>
+    <w:p>
+      <w:pPr>
+        <w:pStyle w:val="Heading3"/>
+        <w:spacing w:after="80" w:before="200"/>
+      </w:pPr>
+      <w:r>
+        <w:rPr>
+          <w:rFonts w:ascii="Calibri" w:cs="Calibri" w:eastAsia="Calibri" w:hAnsi="Calibri"/>
+          <w:b/>
+          <w:bCs/>
+          <w:i w:val="false"/>
+          <w:iCs w:val="false"/>
+          <w:color w:val="000000"/>
+          <w:sz w:val="24"/>
+          <w:szCs w:val="24"/>
+        </w:rPr>
+        <w:t xml:space="preserve">A real shop story</w:t>
+      </w:r>
+    </w:p>
+    <w:p>
+      <w:pPr>
+        <w:spacing w:after="160" w:before="0" w:line="276"/>
+        <w:jc w:val="left"/>
+      </w:pPr>
+      <w:r>
+        <w:rPr>
+          <w:rFonts w:ascii="Calibri" w:cs="Calibri" w:eastAsia="Calibri" w:hAnsi="Calibri"/>
+          <w:b w:val="false"/>
+          <w:bCs w:val="false"/>
+          <w:i w:val="false"/>
+          <w:iCs w:val="false"/>
+          <w:color w:val="000000"/>
+          <w:sz w:val="22"/>
+          <w:szCs w:val="22"/>
+        </w:rPr>
+        <w:t xml:space="preserve">Abu Twins is putting Bodija on the system. The uploader sends the item list first: every model, one row each. The screen then opens the other three steps. He sends the shelf counts for cords and chargers, then the container sheet of two hundred and forty IMEIs. Bodija now shows two hundred and forty phones In shop, and Shop stock agrees with the IMEI list, because booking the phones in raised the shelf count at the same time.</w:t>
+      </w:r>
+    </w:p>
+    <w:p>
+      <w:pPr>
+        <w:pStyle w:val="Heading3"/>
+        <w:spacing w:after="80" w:before="200"/>
+      </w:pPr>
+      <w:r>
+        <w:rPr>
+          <w:rFonts w:ascii="Calibri" w:cs="Calibri" w:eastAsia="Calibri" w:hAnsi="Calibri"/>
+          <w:b/>
+          <w:bCs/>
+          <w:i w:val="false"/>
+          <w:iCs w:val="false"/>
+          <w:color w:val="000000"/>
+          <w:sz w:val="24"/>
+          <w:szCs w:val="24"/>
+        </w:rPr>
+        <w:t xml:space="preserve">How to try it</w:t>
+      </w:r>
+    </w:p>
+    <w:p>
+      <w:pPr>
+        <w:spacing w:after="80" w:line="276"/>
+      </w:pPr>
+      <w:r>
+        <w:rPr>
+          <w:rFonts w:ascii="Calibri" w:cs="Calibri" w:eastAsia="Calibri" w:hAnsi="Calibri"/>
+          <w:b/>
+          <w:bCs/>
+          <w:i w:val="false"/>
+          <w:iCs w:val="false"/>
+          <w:color w:val="000000"/>
+          <w:sz w:val="22"/>
+          <w:szCs w:val="22"/>
+        </w:rPr>
+        <w:t xml:space="preserve">1. </w:t>
+      </w:r>
+      <w:r>
+        <w:rPr>
+          <w:rFonts w:ascii="Calibri" w:cs="Calibri" w:eastAsia="Calibri" w:hAnsi="Calibri"/>
+          <w:b w:val="false"/>
+          <w:bCs w:val="false"/>
+          <w:i w:val="false"/>
+          <w:iCs w:val="false"/>
+          <w:color w:val="000000"/>
+          <w:sz w:val="22"/>
+          <w:szCs w:val="22"/>
+        </w:rPr>
+        <w:t xml:space="preserve">Sign in as uploader@abutwins.com.</w:t>
+      </w:r>
+    </w:p>
+    <w:p>
+      <w:pPr>
+        <w:spacing w:after="80" w:line="276"/>
+      </w:pPr>
+      <w:r>
+        <w:rPr>
+          <w:rFonts w:ascii="Calibri" w:cs="Calibri" w:eastAsia="Calibri" w:hAnsi="Calibri"/>
+          <w:b/>
+          <w:bCs/>
+          <w:i w:val="false"/>
+          <w:iCs w:val="false"/>
+          <w:color w:val="000000"/>
+          <w:sz w:val="22"/>
+          <w:szCs w:val="22"/>
+        </w:rPr>
+        <w:t xml:space="preserve">2. </w:t>
+      </w:r>
+      <w:r>
+        <w:rPr>
+          <w:rFonts w:ascii="Calibri" w:cs="Calibri" w:eastAsia="Calibri" w:hAnsi="Calibri"/>
+          <w:b w:val="false"/>
+          <w:bCs w:val="false"/>
+          <w:i w:val="false"/>
+          <w:iCs w:val="false"/>
+          <w:color w:val="000000"/>
+          <w:sz w:val="22"/>
+          <w:szCs w:val="22"/>
+        </w:rPr>
+        <w:t xml:space="preserve">Open Upload stock from the left menu, under Stock.</w:t>
+      </w:r>
+    </w:p>
+    <w:p>
+      <w:pPr>
+        <w:spacing w:after="80" w:line="276"/>
+      </w:pPr>
+      <w:r>
+        <w:rPr>
+          <w:rFonts w:ascii="Calibri" w:cs="Calibri" w:eastAsia="Calibri" w:hAnsi="Calibri"/>
+          <w:b/>
+          <w:bCs/>
+          <w:i w:val="false"/>
+          <w:iCs w:val="false"/>
+          <w:color w:val="000000"/>
+          <w:sz w:val="22"/>
+          <w:szCs w:val="22"/>
+        </w:rPr>
+        <w:t xml:space="preserve">3. </w:t>
+      </w:r>
+      <w:r>
+        <w:rPr>
+          <w:rFonts w:ascii="Calibri" w:cs="Calibri" w:eastAsia="Calibri" w:hAnsi="Calibri"/>
+          <w:b w:val="false"/>
+          <w:bCs w:val="false"/>
+          <w:i w:val="false"/>
+          <w:iCs w:val="false"/>
+          <w:color w:val="000000"/>
+          <w:sz w:val="22"/>
+          <w:szCs w:val="22"/>
+        </w:rPr>
+        <w:t xml:space="preserve">Read the column names listed under step 1, then prepare your sheet with those names in the first row.</w:t>
+      </w:r>
+    </w:p>
+    <w:p>
+      <w:pPr>
+        <w:spacing w:after="80" w:line="276"/>
+      </w:pPr>
+      <w:r>
+        <w:rPr>
+          <w:rFonts w:ascii="Calibri" w:cs="Calibri" w:eastAsia="Calibri" w:hAnsi="Calibri"/>
+          <w:b/>
+          <w:bCs/>
+          <w:i w:val="false"/>
+          <w:iCs w:val="false"/>
+          <w:color w:val="000000"/>
+          <w:sz w:val="22"/>
+          <w:szCs w:val="22"/>
+        </w:rPr>
+        <w:t xml:space="preserve">4. </w:t>
+      </w:r>
+      <w:r>
+        <w:rPr>
+          <w:rFonts w:ascii="Calibri" w:cs="Calibri" w:eastAsia="Calibri" w:hAnsi="Calibri"/>
+          <w:b w:val="false"/>
+          <w:bCs w:val="false"/>
+          <w:i w:val="false"/>
+          <w:iCs w:val="false"/>
+          <w:color w:val="000000"/>
+          <w:sz w:val="22"/>
+          <w:szCs w:val="22"/>
+        </w:rPr>
+        <w:t xml:space="preserve">Upload the item list. Wait for the count at the top right of the step to rise.</w:t>
+      </w:r>
+    </w:p>
+    <w:p>
+      <w:pPr>
+        <w:spacing w:after="80" w:line="276"/>
+      </w:pPr>
+      <w:r>
+        <w:rPr>
+          <w:rFonts w:ascii="Calibri" w:cs="Calibri" w:eastAsia="Calibri" w:hAnsi="Calibri"/>
+          <w:b/>
+          <w:bCs/>
+          <w:i w:val="false"/>
+          <w:iCs w:val="false"/>
+          <w:color w:val="000000"/>
+          <w:sz w:val="22"/>
+          <w:szCs w:val="22"/>
+        </w:rPr>
+        <w:t xml:space="preserve">5. </w:t>
+      </w:r>
+      <w:r>
+        <w:rPr>
+          <w:rFonts w:ascii="Calibri" w:cs="Calibri" w:eastAsia="Calibri" w:hAnsi="Calibri"/>
+          <w:b w:val="false"/>
+          <w:bCs w:val="false"/>
+          <w:i w:val="false"/>
+          <w:iCs w:val="false"/>
+          <w:color w:val="000000"/>
+          <w:sz w:val="22"/>
+          <w:szCs w:val="22"/>
+        </w:rPr>
+        <w:t xml:space="preserve">Upload Pieces on the shelf, then Phones by IMEI, then Customers.</w:t>
+      </w:r>
+    </w:p>
+    <w:p>
+      <w:pPr>
+        <w:spacing w:after="80" w:line="276"/>
+      </w:pPr>
+      <w:r>
+        <w:rPr>
+          <w:rFonts w:ascii="Calibri" w:cs="Calibri" w:eastAsia="Calibri" w:hAnsi="Calibri"/>
+          <w:b/>
+          <w:bCs/>
+          <w:i w:val="false"/>
+          <w:iCs w:val="false"/>
+          <w:color w:val="000000"/>
+          <w:sz w:val="22"/>
+          <w:szCs w:val="22"/>
+        </w:rPr>
+        <w:t xml:space="preserve">6. </w:t>
+      </w:r>
+      <w:r>
+        <w:rPr>
+          <w:rFonts w:ascii="Calibri" w:cs="Calibri" w:eastAsia="Calibri" w:hAnsi="Calibri"/>
+          <w:b w:val="false"/>
+          <w:bCs w:val="false"/>
+          <w:i w:val="false"/>
+          <w:iCs w:val="false"/>
+          <w:color w:val="000000"/>
+          <w:sz w:val="22"/>
+          <w:szCs w:val="22"/>
+        </w:rPr>
+        <w:t xml:space="preserve">Deliberately put one wrong line in a sheet, such as a shop that does not exist, and upload it.</w:t>
+      </w:r>
+    </w:p>
+    <w:p>
+      <w:pPr>
+        <w:spacing w:after="80" w:line="276"/>
+      </w:pPr>
+      <w:r>
+        <w:rPr>
+          <w:rFonts w:ascii="Calibri" w:cs="Calibri" w:eastAsia="Calibri" w:hAnsi="Calibri"/>
+          <w:b/>
+          <w:bCs/>
+          <w:i w:val="false"/>
+          <w:iCs w:val="false"/>
+          <w:color w:val="000000"/>
+          <w:sz w:val="22"/>
+          <w:szCs w:val="22"/>
+        </w:rPr>
+        <w:t xml:space="preserve">7. </w:t>
+      </w:r>
+      <w:r>
+        <w:rPr>
+          <w:rFonts w:ascii="Calibri" w:cs="Calibri" w:eastAsia="Calibri" w:hAnsi="Calibri"/>
+          <w:b w:val="false"/>
+          <w:bCs w:val="false"/>
+          <w:i w:val="false"/>
+          <w:iCs w:val="false"/>
+          <w:color w:val="000000"/>
+          <w:sz w:val="22"/>
+          <w:szCs w:val="22"/>
+        </w:rPr>
+        <w:t xml:space="preserve">Send the same phones sheet a second time.</w:t>
+      </w:r>
+    </w:p>
+    <w:p>
+      <w:pPr>
+        <w:pStyle w:val="Heading3"/>
+        <w:spacing w:after="80" w:before="200"/>
+      </w:pPr>
+      <w:r>
+        <w:rPr>
+          <w:rFonts w:ascii="Calibri" w:cs="Calibri" w:eastAsia="Calibri" w:hAnsi="Calibri"/>
+          <w:b/>
+          <w:bCs/>
+          <w:i w:val="false"/>
+          <w:iCs w:val="false"/>
+          <w:color w:val="000000"/>
+          <w:sz w:val="24"/>
+          <w:szCs w:val="24"/>
+        </w:rPr>
+        <w:t xml:space="preserve">What you should see</w:t>
+      </w:r>
+    </w:p>
+    <w:p>
+      <w:pPr>
+        <w:pStyle w:val="ListParagraph"/>
+        <w:numPr>
+          <w:ilvl w:val="0"/>
+          <w:numId w:val="2"/>
+        </w:numPr>
+        <w:spacing w:after="80" w:line="276"/>
+      </w:pPr>
+      <w:r>
+        <w:rPr>
+          <w:rFonts w:ascii="Calibri" w:cs="Calibri" w:eastAsia="Calibri" w:hAnsi="Calibri"/>
+          <w:b w:val="false"/>
+          <w:bCs w:val="false"/>
+          <w:i w:val="false"/>
+          <w:iCs w:val="false"/>
+          <w:color w:val="000000"/>
+          <w:sz w:val="22"/>
+          <w:szCs w:val="22"/>
+        </w:rPr>
+        <w:t xml:space="preserve">Steps 2, 3, and 4 are shut with a note until the item list is loaded.</w:t>
+      </w:r>
+    </w:p>
+    <w:p>
+      <w:pPr>
+        <w:pStyle w:val="ListParagraph"/>
+        <w:numPr>
+          <w:ilvl w:val="0"/>
+          <w:numId w:val="2"/>
+        </w:numPr>
+        <w:spacing w:after="80" w:line="276"/>
+      </w:pPr>
+      <w:r>
+        <w:rPr>
+          <w:rFonts w:ascii="Calibri" w:cs="Calibri" w:eastAsia="Calibri" w:hAnsi="Calibri"/>
+          <w:b w:val="false"/>
+          <w:bCs w:val="false"/>
+          <w:i w:val="false"/>
+          <w:iCs w:val="false"/>
+          <w:color w:val="000000"/>
+          <w:sz w:val="22"/>
+          <w:szCs w:val="22"/>
+        </w:rPr>
+        <w:t xml:space="preserve">Each step shows how far the shop has got, such as how many items are on the list and how many phones are In shop.</w:t>
+      </w:r>
+    </w:p>
+    <w:p>
+      <w:pPr>
+        <w:pStyle w:val="ListParagraph"/>
+        <w:numPr>
+          <w:ilvl w:val="0"/>
+          <w:numId w:val="2"/>
+        </w:numPr>
+        <w:spacing w:after="80" w:line="276"/>
+      </w:pPr>
+      <w:r>
+        <w:rPr>
+          <w:rFonts w:ascii="Calibri" w:cs="Calibri" w:eastAsia="Calibri" w:hAnsi="Calibri"/>
+          <w:b w:val="false"/>
+          <w:bCs w:val="false"/>
+          <w:i w:val="false"/>
+          <w:iCs w:val="false"/>
+          <w:color w:val="000000"/>
+          <w:sz w:val="22"/>
+          <w:szCs w:val="22"/>
+        </w:rPr>
+        <w:t xml:space="preserve">A sheet with a bad line loads nothing at all, and names the lines to fix by their spreadsheet line number.</w:t>
+      </w:r>
+    </w:p>
+    <w:p>
+      <w:pPr>
+        <w:pStyle w:val="ListParagraph"/>
+        <w:numPr>
+          <w:ilvl w:val="0"/>
+          <w:numId w:val="2"/>
+        </w:numPr>
+        <w:spacing w:after="80" w:line="276"/>
+      </w:pPr>
+      <w:r>
+        <w:rPr>
+          <w:rFonts w:ascii="Calibri" w:cs="Calibri" w:eastAsia="Calibri" w:hAnsi="Calibri"/>
+          <w:b w:val="false"/>
+          <w:bCs w:val="false"/>
+          <w:i w:val="false"/>
+          <w:iCs w:val="false"/>
+          <w:color w:val="000000"/>
+          <w:sz w:val="22"/>
+          <w:szCs w:val="22"/>
+        </w:rPr>
+        <w:t xml:space="preserve">Sending the same sheet twice adds nothing the second time. A phone already on the system is left exactly as it is.</w:t>
+      </w:r>
+    </w:p>
+    <w:p>
+      <w:pPr>
+        <w:pStyle w:val="ListParagraph"/>
+        <w:numPr>
+          <w:ilvl w:val="0"/>
+          <w:numId w:val="2"/>
+        </w:numPr>
+        <w:spacing w:after="80" w:line="276"/>
+      </w:pPr>
+      <w:r>
+        <w:rPr>
+          <w:rFonts w:ascii="Calibri" w:cs="Calibri" w:eastAsia="Calibri" w:hAnsi="Calibri"/>
+          <w:b w:val="false"/>
+          <w:bCs w:val="false"/>
+          <w:i w:val="false"/>
+          <w:iCs w:val="false"/>
+          <w:color w:val="000000"/>
+          <w:sz w:val="22"/>
+          <w:szCs w:val="22"/>
+        </w:rPr>
+        <w:t xml:space="preserve">After the phones sheet, Shop stock and Phone IMEIs agree, with no stock count needed.</w:t>
+      </w:r>
+    </w:p>
+    <w:p>
+      <w:pPr>
+        <w:pStyle w:val="ListParagraph"/>
+        <w:numPr>
+          <w:ilvl w:val="0"/>
+          <w:numId w:val="2"/>
+        </w:numPr>
+        <w:spacing w:after="80" w:line="276"/>
+      </w:pPr>
+      <w:r>
+        <w:rPr>
+          <w:rFonts w:ascii="Calibri" w:cs="Calibri" w:eastAsia="Calibri" w:hAnsi="Calibri"/>
+          <w:b w:val="false"/>
+          <w:bCs w:val="false"/>
+          <w:i w:val="false"/>
+          <w:iCs w:val="false"/>
+          <w:color w:val="000000"/>
+          <w:sz w:val="22"/>
+          <w:szCs w:val="22"/>
+        </w:rPr>
+        <w:t xml:space="preserve">Column names are forgiving. Item code, SKU, and code all work. So do IMEI, IMEI1, and phone.</w:t>
+      </w:r>
+    </w:p>
+    <w:p>
+      <w:pPr>
+        <w:pStyle w:val="ListParagraph"/>
+        <w:numPr>
+          <w:ilvl w:val="0"/>
+          <w:numId w:val="2"/>
+        </w:numPr>
+        <w:spacing w:after="80" w:line="276"/>
+      </w:pPr>
+      <w:r>
+        <w:rPr>
+          <w:rFonts w:ascii="Calibri" w:cs="Calibri" w:eastAsia="Calibri" w:hAnsi="Calibri"/>
+          <w:b w:val="false"/>
+          <w:bCs w:val="false"/>
+          <w:i w:val="false"/>
+          <w:iCs w:val="false"/>
+          <w:color w:val="000000"/>
+          <w:sz w:val="22"/>
+          <w:szCs w:val="22"/>
+        </w:rPr>
+        <w:t xml:space="preserve">Shops can be named in full or by their short code: IWO, BOD, CHL.</w:t>
+      </w:r>
+    </w:p>
+    <w:p>
+      <w:pPr>
+        <w:pStyle w:val="Heading2"/>
+        <w:spacing w:after="120" w:before="280"/>
+      </w:pPr>
+      <w:r>
+        <w:rPr>
+          <w:rFonts w:ascii="Calibri" w:cs="Calibri" w:eastAsia="Calibri" w:hAnsi="Calibri"/>
+          <w:b/>
+          <w:bCs/>
+          <w:i w:val="false"/>
+          <w:iCs w:val="false"/>
+          <w:color w:val="000000"/>
+          <w:sz w:val="26"/>
+          <w:szCs w:val="26"/>
+        </w:rPr>
+        <w:t xml:space="preserve">10.40 Stock uploader. A job that only loads data</w:t>
+      </w:r>
+    </w:p>
+    <w:p>
+      <w:pPr>
+        <w:pStyle w:val="Heading3"/>
+        <w:spacing w:after="80" w:before="200"/>
+      </w:pPr>
+      <w:r>
+        <w:rPr>
+          <w:rFonts w:ascii="Calibri" w:cs="Calibri" w:eastAsia="Calibri" w:hAnsi="Calibri"/>
+          <w:b/>
+          <w:bCs/>
+          <w:i w:val="false"/>
+          <w:iCs w:val="false"/>
+          <w:color w:val="000000"/>
+          <w:sz w:val="24"/>
+          <w:szCs w:val="24"/>
+        </w:rPr>
+        <w:t xml:space="preserve">What this page is</w:t>
+      </w:r>
+    </w:p>
+    <w:p>
+      <w:pPr>
+        <w:spacing w:after="160" w:before="0" w:line="276"/>
+        <w:jc w:val="left"/>
+      </w:pPr>
+      <w:r>
+        <w:rPr>
+          <w:rFonts w:ascii="Calibri" w:cs="Calibri" w:eastAsia="Calibri" w:hAnsi="Calibri"/>
+          <w:b w:val="false"/>
+          <w:bCs w:val="false"/>
+          <w:i w:val="false"/>
+          <w:iCs w:val="false"/>
+          <w:color w:val="000000"/>
+          <w:sz w:val="22"/>
+          <w:szCs w:val="22"/>
+        </w:rPr>
+        <w:t xml:space="preserve">A job whose whole purpose is putting data into the system. It sees Upload stock, the item list, the phone list, and shop stock. It cannot sell, cannot open money pages, cannot approve anything, and cannot add staff.</w:t>
+      </w:r>
+    </w:p>
+    <w:p>
+      <w:pPr>
+        <w:pStyle w:val="Heading3"/>
+        <w:spacing w:after="80" w:before="200"/>
+      </w:pPr>
+      <w:r>
+        <w:rPr>
+          <w:rFonts w:ascii="Calibri" w:cs="Calibri" w:eastAsia="Calibri" w:hAnsi="Calibri"/>
+          <w:b/>
+          <w:bCs/>
+          <w:i w:val="false"/>
+          <w:iCs w:val="false"/>
+          <w:color w:val="000000"/>
+          <w:sz w:val="24"/>
+          <w:szCs w:val="24"/>
+        </w:rPr>
+        <w:t xml:space="preserve">Why it is here</w:t>
+      </w:r>
+    </w:p>
+    <w:p>
+      <w:pPr>
+        <w:spacing w:after="160" w:before="0" w:line="276"/>
+        <w:jc w:val="left"/>
+      </w:pPr>
+      <w:r>
+        <w:rPr>
+          <w:rFonts w:ascii="Calibri" w:cs="Calibri" w:eastAsia="Calibri" w:hAnsi="Calibri"/>
+          <w:b w:val="false"/>
+          <w:bCs w:val="false"/>
+          <w:i w:val="false"/>
+          <w:iCs w:val="false"/>
+          <w:color w:val="000000"/>
+          <w:sz w:val="22"/>
+          <w:szCs w:val="22"/>
+        </w:rPr>
+        <w:t xml:space="preserve">Loading the shops is powerful work and it is usually done by whoever is helping to set the system up, sometimes from outside the shop. That person needs no ability to sell or to see what the business is worth. Giving them one narrow job means the door they hold opens one room.</w:t>
+      </w:r>
+    </w:p>
+    <w:p>
+      <w:pPr>
+        <w:pStyle w:val="Heading3"/>
+        <w:spacing w:after="80" w:before="200"/>
+      </w:pPr>
+      <w:r>
+        <w:rPr>
+          <w:rFonts w:ascii="Calibri" w:cs="Calibri" w:eastAsia="Calibri" w:hAnsi="Calibri"/>
+          <w:b/>
+          <w:bCs/>
+          <w:i w:val="false"/>
+          <w:iCs w:val="false"/>
+          <w:color w:val="000000"/>
+          <w:sz w:val="24"/>
+          <w:szCs w:val="24"/>
+        </w:rPr>
+        <w:t xml:space="preserve">A real shop story</w:t>
+      </w:r>
+    </w:p>
+    <w:p>
+      <w:pPr>
+        <w:spacing w:after="160" w:before="0" w:line="276"/>
+        <w:jc w:val="left"/>
+      </w:pPr>
+      <w:r>
+        <w:rPr>
+          <w:rFonts w:ascii="Calibri" w:cs="Calibri" w:eastAsia="Calibri" w:hAnsi="Calibri"/>
+          <w:b w:val="false"/>
+          <w:bCs w:val="false"/>
+          <w:i w:val="false"/>
+          <w:iCs w:val="false"/>
+          <w:color w:val="000000"/>
+          <w:sz w:val="22"/>
+          <w:szCs w:val="22"/>
+        </w:rPr>
+        <w:t xml:space="preserve">Techvaults is helping Abu Twins load the three shops. They are given the Stock uploader login. They load the item list, the shelf counts, and every IMEI in all three shops. At no point can they open Money in and out, ring up a sale, or see what a customer owes.</w:t>
+      </w:r>
+    </w:p>
+    <w:p>
+      <w:pPr>
+        <w:pStyle w:val="Heading3"/>
+        <w:spacing w:after="80" w:before="200"/>
+      </w:pPr>
+      <w:r>
+        <w:rPr>
+          <w:rFonts w:ascii="Calibri" w:cs="Calibri" w:eastAsia="Calibri" w:hAnsi="Calibri"/>
+          <w:b/>
+          <w:bCs/>
+          <w:i w:val="false"/>
+          <w:iCs w:val="false"/>
+          <w:color w:val="000000"/>
+          <w:sz w:val="24"/>
+          <w:szCs w:val="24"/>
+        </w:rPr>
+        <w:t xml:space="preserve">How to try it</w:t>
+      </w:r>
+    </w:p>
+    <w:p>
+      <w:pPr>
+        <w:spacing w:after="80" w:line="276"/>
+      </w:pPr>
+      <w:r>
+        <w:rPr>
+          <w:rFonts w:ascii="Calibri" w:cs="Calibri" w:eastAsia="Calibri" w:hAnsi="Calibri"/>
+          <w:b/>
+          <w:bCs/>
+          <w:i w:val="false"/>
+          <w:iCs w:val="false"/>
+          <w:color w:val="000000"/>
+          <w:sz w:val="22"/>
+          <w:szCs w:val="22"/>
+        </w:rPr>
+        <w:t xml:space="preserve">1. </w:t>
+      </w:r>
+      <w:r>
+        <w:rPr>
+          <w:rFonts w:ascii="Calibri" w:cs="Calibri" w:eastAsia="Calibri" w:hAnsi="Calibri"/>
+          <w:b w:val="false"/>
+          <w:bCs w:val="false"/>
+          <w:i w:val="false"/>
+          <w:iCs w:val="false"/>
+          <w:color w:val="000000"/>
+          <w:sz w:val="22"/>
+          <w:szCs w:val="22"/>
+        </w:rPr>
+        <w:t xml:space="preserve">Sign in as uploader@abutwins.com.</w:t>
+      </w:r>
+    </w:p>
+    <w:p>
+      <w:pPr>
+        <w:spacing w:after="80" w:line="276"/>
+      </w:pPr>
+      <w:r>
+        <w:rPr>
+          <w:rFonts w:ascii="Calibri" w:cs="Calibri" w:eastAsia="Calibri" w:hAnsi="Calibri"/>
+          <w:b/>
+          <w:bCs/>
+          <w:i w:val="false"/>
+          <w:iCs w:val="false"/>
+          <w:color w:val="000000"/>
+          <w:sz w:val="22"/>
+          <w:szCs w:val="22"/>
+        </w:rPr>
+        <w:t xml:space="preserve">2. </w:t>
+      </w:r>
+      <w:r>
+        <w:rPr>
+          <w:rFonts w:ascii="Calibri" w:cs="Calibri" w:eastAsia="Calibri" w:hAnsi="Calibri"/>
+          <w:b w:val="false"/>
+          <w:bCs w:val="false"/>
+          <w:i w:val="false"/>
+          <w:iCs w:val="false"/>
+          <w:color w:val="000000"/>
+          <w:sz w:val="22"/>
+          <w:szCs w:val="22"/>
+        </w:rPr>
+        <w:t xml:space="preserve">Look at the left menu and note how short it is.</w:t>
+      </w:r>
+    </w:p>
+    <w:p>
+      <w:pPr>
+        <w:spacing w:after="80" w:line="276"/>
+      </w:pPr>
+      <w:r>
+        <w:rPr>
+          <w:rFonts w:ascii="Calibri" w:cs="Calibri" w:eastAsia="Calibri" w:hAnsi="Calibri"/>
+          <w:b/>
+          <w:bCs/>
+          <w:i w:val="false"/>
+          <w:iCs w:val="false"/>
+          <w:color w:val="000000"/>
+          <w:sz w:val="22"/>
+          <w:szCs w:val="22"/>
+        </w:rPr>
+        <w:t xml:space="preserve">3. </w:t>
+      </w:r>
+      <w:r>
+        <w:rPr>
+          <w:rFonts w:ascii="Calibri" w:cs="Calibri" w:eastAsia="Calibri" w:hAnsi="Calibri"/>
+          <w:b w:val="false"/>
+          <w:bCs w:val="false"/>
+          <w:i w:val="false"/>
+          <w:iCs w:val="false"/>
+          <w:color w:val="000000"/>
+          <w:sz w:val="22"/>
+          <w:szCs w:val="22"/>
+        </w:rPr>
+        <w:t xml:space="preserve">Type /finance at the end of the web address and press enter.</w:t>
+      </w:r>
+    </w:p>
+    <w:p>
+      <w:pPr>
+        <w:spacing w:after="80" w:line="276"/>
+      </w:pPr>
+      <w:r>
+        <w:rPr>
+          <w:rFonts w:ascii="Calibri" w:cs="Calibri" w:eastAsia="Calibri" w:hAnsi="Calibri"/>
+          <w:b/>
+          <w:bCs/>
+          <w:i w:val="false"/>
+          <w:iCs w:val="false"/>
+          <w:color w:val="000000"/>
+          <w:sz w:val="22"/>
+          <w:szCs w:val="22"/>
+        </w:rPr>
+        <w:t xml:space="preserve">4. </w:t>
+      </w:r>
+      <w:r>
+        <w:rPr>
+          <w:rFonts w:ascii="Calibri" w:cs="Calibri" w:eastAsia="Calibri" w:hAnsi="Calibri"/>
+          <w:b w:val="false"/>
+          <w:bCs w:val="false"/>
+          <w:i w:val="false"/>
+          <w:iCs w:val="false"/>
+          <w:color w:val="000000"/>
+          <w:sz w:val="22"/>
+          <w:szCs w:val="22"/>
+        </w:rPr>
+        <w:t xml:space="preserve">Try /pos, /sales, and /staff the same way.</w:t>
+      </w:r>
+    </w:p>
+    <w:p>
+      <w:pPr>
+        <w:spacing w:after="80" w:line="276"/>
+      </w:pPr>
+      <w:r>
+        <w:rPr>
+          <w:rFonts w:ascii="Calibri" w:cs="Calibri" w:eastAsia="Calibri" w:hAnsi="Calibri"/>
+          <w:b/>
+          <w:bCs/>
+          <w:i w:val="false"/>
+          <w:iCs w:val="false"/>
+          <w:color w:val="000000"/>
+          <w:sz w:val="22"/>
+          <w:szCs w:val="22"/>
+        </w:rPr>
+        <w:t xml:space="preserve">5. </w:t>
+      </w:r>
+      <w:r>
+        <w:rPr>
+          <w:rFonts w:ascii="Calibri" w:cs="Calibri" w:eastAsia="Calibri" w:hAnsi="Calibri"/>
+          <w:b w:val="false"/>
+          <w:bCs w:val="false"/>
+          <w:i w:val="false"/>
+          <w:iCs w:val="false"/>
+          <w:color w:val="000000"/>
+          <w:sz w:val="22"/>
+          <w:szCs w:val="22"/>
+        </w:rPr>
+        <w:t xml:space="preserve">Sign in as manager@abutwins.com and try to open Upload stock.</w:t>
+      </w:r>
+    </w:p>
+    <w:p>
+      <w:pPr>
+        <w:spacing w:after="80" w:line="276"/>
+      </w:pPr>
+      <w:r>
+        <w:rPr>
+          <w:rFonts w:ascii="Calibri" w:cs="Calibri" w:eastAsia="Calibri" w:hAnsi="Calibri"/>
+          <w:b/>
+          <w:bCs/>
+          <w:i w:val="false"/>
+          <w:iCs w:val="false"/>
+          <w:color w:val="000000"/>
+          <w:sz w:val="22"/>
+          <w:szCs w:val="22"/>
+        </w:rPr>
+        <w:t xml:space="preserve">6. </w:t>
+      </w:r>
+      <w:r>
+        <w:rPr>
+          <w:rFonts w:ascii="Calibri" w:cs="Calibri" w:eastAsia="Calibri" w:hAnsi="Calibri"/>
+          <w:b w:val="false"/>
+          <w:bCs w:val="false"/>
+          <w:i w:val="false"/>
+          <w:iCs w:val="false"/>
+          <w:color w:val="000000"/>
+          <w:sz w:val="22"/>
+          <w:szCs w:val="22"/>
+        </w:rPr>
+        <w:t xml:space="preserve">Sign in as admin@abutwins.com and open Who did what.</w:t>
+      </w:r>
+    </w:p>
+    <w:p>
+      <w:pPr>
+        <w:pStyle w:val="Heading3"/>
+        <w:spacing w:after="80" w:before="200"/>
+      </w:pPr>
+      <w:r>
+        <w:rPr>
+          <w:rFonts w:ascii="Calibri" w:cs="Calibri" w:eastAsia="Calibri" w:hAnsi="Calibri"/>
+          <w:b/>
+          <w:bCs/>
+          <w:i w:val="false"/>
+          <w:iCs w:val="false"/>
+          <w:color w:val="000000"/>
+          <w:sz w:val="24"/>
+          <w:szCs w:val="24"/>
+        </w:rPr>
+        <w:t xml:space="preserve">What you should see</w:t>
+      </w:r>
+    </w:p>
+    <w:p>
+      <w:pPr>
+        <w:pStyle w:val="ListParagraph"/>
+        <w:numPr>
+          <w:ilvl w:val="0"/>
+          <w:numId w:val="2"/>
+        </w:numPr>
+        <w:spacing w:after="80" w:line="276"/>
+      </w:pPr>
+      <w:r>
+        <w:rPr>
+          <w:rFonts w:ascii="Calibri" w:cs="Calibri" w:eastAsia="Calibri" w:hAnsi="Calibri"/>
+          <w:b w:val="false"/>
+          <w:bCs w:val="false"/>
+          <w:i w:val="false"/>
+          <w:iCs w:val="false"/>
+          <w:color w:val="000000"/>
+          <w:sz w:val="22"/>
+          <w:szCs w:val="22"/>
+        </w:rPr>
+        <w:t xml:space="preserve">The uploader is sent back to Home from any page outside its job.</w:t>
+      </w:r>
+    </w:p>
+    <w:p>
+      <w:pPr>
+        <w:pStyle w:val="ListParagraph"/>
+        <w:numPr>
+          <w:ilvl w:val="0"/>
+          <w:numId w:val="2"/>
+        </w:numPr>
+        <w:spacing w:after="80" w:line="276"/>
+      </w:pPr>
+      <w:r>
+        <w:rPr>
+          <w:rFonts w:ascii="Calibri" w:cs="Calibri" w:eastAsia="Calibri" w:hAnsi="Calibri"/>
+          <w:b w:val="false"/>
+          <w:bCs w:val="false"/>
+          <w:i w:val="false"/>
+          <w:iCs w:val="false"/>
+          <w:color w:val="000000"/>
+          <w:sz w:val="22"/>
+          <w:szCs w:val="22"/>
+        </w:rPr>
+        <w:t xml:space="preserve">A shop manager cannot open Upload stock at all.</w:t>
+      </w:r>
+    </w:p>
+    <w:p>
+      <w:pPr>
+        <w:pStyle w:val="ListParagraph"/>
+        <w:numPr>
+          <w:ilvl w:val="0"/>
+          <w:numId w:val="2"/>
+        </w:numPr>
+        <w:spacing w:after="80" w:line="276"/>
+      </w:pPr>
+      <w:r>
+        <w:rPr>
+          <w:rFonts w:ascii="Calibri" w:cs="Calibri" w:eastAsia="Calibri" w:hAnsi="Calibri"/>
+          <w:b w:val="false"/>
+          <w:bCs w:val="false"/>
+          <w:i w:val="false"/>
+          <w:iCs w:val="false"/>
+          <w:color w:val="000000"/>
+          <w:sz w:val="22"/>
+          <w:szCs w:val="22"/>
+        </w:rPr>
+        <w:t xml:space="preserve">Super Admin can still do everything, including uploading.</w:t>
+      </w:r>
+    </w:p>
+    <w:p>
+      <w:pPr>
+        <w:pStyle w:val="ListParagraph"/>
+        <w:numPr>
+          <w:ilvl w:val="0"/>
+          <w:numId w:val="2"/>
+        </w:numPr>
+        <w:spacing w:after="80" w:line="276"/>
+      </w:pPr>
+      <w:r>
+        <w:rPr>
+          <w:rFonts w:ascii="Calibri" w:cs="Calibri" w:eastAsia="Calibri" w:hAnsi="Calibri"/>
+          <w:b w:val="false"/>
+          <w:bCs w:val="false"/>
+          <w:i w:val="false"/>
+          <w:iCs w:val="false"/>
+          <w:color w:val="000000"/>
+          <w:sz w:val="22"/>
+          <w:szCs w:val="22"/>
+        </w:rPr>
+        <w:t xml:space="preserve">The CEO can see every figure in the business but does not load data. That is the uploader's job.</w:t>
+      </w:r>
+    </w:p>
+    <w:p>
+      <w:pPr>
+        <w:pStyle w:val="ListParagraph"/>
+        <w:numPr>
+          <w:ilvl w:val="0"/>
+          <w:numId w:val="2"/>
+        </w:numPr>
+        <w:spacing w:after="80" w:line="276"/>
+      </w:pPr>
+      <w:r>
+        <w:rPr>
+          <w:rFonts w:ascii="Calibri" w:cs="Calibri" w:eastAsia="Calibri" w:hAnsi="Calibri"/>
+          <w:b w:val="false"/>
+          <w:bCs w:val="false"/>
+          <w:i w:val="false"/>
+          <w:iCs w:val="false"/>
+          <w:color w:val="000000"/>
+          <w:sz w:val="22"/>
+          <w:szCs w:val="22"/>
+        </w:rPr>
+        <w:t xml:space="preserve">Every refused attempt is written into Who did what as a high-risk line, with the job that tried it.</w:t>
+      </w:r>
+    </w:p>
+    <w:p>
+      <w:pPr>
+        <w:pStyle w:val="Heading2"/>
+        <w:spacing w:after="120" w:before="280"/>
+      </w:pPr>
+      <w:r>
+        <w:rPr>
+          <w:rFonts w:ascii="Calibri" w:cs="Calibri" w:eastAsia="Calibri" w:hAnsi="Calibri"/>
+          <w:b/>
+          <w:bCs/>
+          <w:i w:val="false"/>
+          <w:iCs w:val="false"/>
+          <w:color w:val="000000"/>
+          <w:sz w:val="26"/>
+          <w:szCs w:val="26"/>
+        </w:rPr>
+        <w:t xml:space="preserve">10.41 Receipts. What the customer goes home with</w:t>
+      </w:r>
+    </w:p>
+    <w:p>
+      <w:pPr>
+        <w:pStyle w:val="Heading3"/>
+        <w:spacing w:after="80" w:before="200"/>
+      </w:pPr>
+      <w:r>
+        <w:rPr>
+          <w:rFonts w:ascii="Calibri" w:cs="Calibri" w:eastAsia="Calibri" w:hAnsi="Calibri"/>
+          <w:b/>
+          <w:bCs/>
+          <w:i w:val="false"/>
+          <w:iCs w:val="false"/>
+          <w:color w:val="000000"/>
+          <w:sz w:val="24"/>
+          <w:szCs w:val="24"/>
+        </w:rPr>
+        <w:t xml:space="preserve">What this page is</w:t>
+      </w:r>
+    </w:p>
+    <w:p>
+      <w:pPr>
+        <w:spacing w:after="160" w:before="0" w:line="276"/>
+        <w:jc w:val="left"/>
+      </w:pPr>
+      <w:r>
+        <w:rPr>
+          <w:rFonts w:ascii="Calibri" w:cs="Calibri" w:eastAsia="Calibri" w:hAnsi="Calibri"/>
+          <w:b w:val="false"/>
+          <w:bCs w:val="false"/>
+          <w:i w:val="false"/>
+          <w:iCs w:val="false"/>
+          <w:color w:val="000000"/>
+          <w:sz w:val="22"/>
+          <w:szCs w:val="22"/>
+        </w:rPr>
+        <w:t xml:space="preserve">Every finished sale can be handed over three ways. Printed from the sale, saved as a file to send to the customer, or printed for a whole stretch of days at once from Sales.</w:t>
+      </w:r>
+    </w:p>
+    <w:p>
+      <w:pPr>
+        <w:pStyle w:val="Heading3"/>
+        <w:spacing w:after="80" w:before="200"/>
+      </w:pPr>
+      <w:r>
+        <w:rPr>
+          <w:rFonts w:ascii="Calibri" w:cs="Calibri" w:eastAsia="Calibri" w:hAnsi="Calibri"/>
+          <w:b/>
+          <w:bCs/>
+          <w:i w:val="false"/>
+          <w:iCs w:val="false"/>
+          <w:color w:val="000000"/>
+          <w:sz w:val="24"/>
+          <w:szCs w:val="24"/>
+        </w:rPr>
+        <w:t xml:space="preserve">Why it is here</w:t>
+      </w:r>
+    </w:p>
+    <w:p>
+      <w:pPr>
+        <w:spacing w:after="160" w:before="0" w:line="276"/>
+        <w:jc w:val="left"/>
+      </w:pPr>
+      <w:r>
+        <w:rPr>
+          <w:rFonts w:ascii="Calibri" w:cs="Calibri" w:eastAsia="Calibri" w:hAnsi="Calibri"/>
+          <w:b w:val="false"/>
+          <w:bCs w:val="false"/>
+          <w:i w:val="false"/>
+          <w:iCs w:val="false"/>
+          <w:color w:val="000000"/>
+          <w:sz w:val="22"/>
+          <w:szCs w:val="22"/>
+        </w:rPr>
+        <w:t xml:space="preserve">A customer who has spent several hundred thousand naira on a phone wants something in their hand. A customer who comes back in six months with a warranty question needs the shop to find that sale. And accounts want the day's receipts together, not one at a time.</w:t>
+      </w:r>
+    </w:p>
+    <w:p>
+      <w:pPr>
+        <w:pStyle w:val="Heading3"/>
+        <w:spacing w:after="80" w:before="200"/>
+      </w:pPr>
+      <w:r>
+        <w:rPr>
+          <w:rFonts w:ascii="Calibri" w:cs="Calibri" w:eastAsia="Calibri" w:hAnsi="Calibri"/>
+          <w:b/>
+          <w:bCs/>
+          <w:i w:val="false"/>
+          <w:iCs w:val="false"/>
+          <w:color w:val="000000"/>
+          <w:sz w:val="24"/>
+          <w:szCs w:val="24"/>
+        </w:rPr>
+        <w:t xml:space="preserve">A real shop story</w:t>
+      </w:r>
+    </w:p>
+    <w:p>
+      <w:pPr>
+        <w:spacing w:after="160" w:before="0" w:line="276"/>
+        <w:jc w:val="left"/>
+      </w:pPr>
+      <w:r>
+        <w:rPr>
+          <w:rFonts w:ascii="Calibri" w:cs="Calibri" w:eastAsia="Calibri" w:hAnsi="Calibri"/>
+          <w:b w:val="false"/>
+          <w:bCs w:val="false"/>
+          <w:i w:val="false"/>
+          <w:iCs w:val="false"/>
+          <w:color w:val="000000"/>
+          <w:sz w:val="22"/>
+          <w:szCs w:val="22"/>
+        </w:rPr>
+        <w:t xml:space="preserve">Blessing finishes a sale at Iwo Road. The receipt opens and starts printing on its own while the customer is still at the counter. Later the customer asks for a copy on WhatsApp, so Blessing opens the sale and saves the receipt as a file to send. At the end of the month, accounts opens Sales, picks the first and last day, and downloads every receipt for that stretch in one file.</w:t>
+      </w:r>
+    </w:p>
+    <w:p>
+      <w:pPr>
+        <w:pStyle w:val="Heading3"/>
+        <w:spacing w:after="80" w:before="200"/>
+      </w:pPr>
+      <w:r>
+        <w:rPr>
+          <w:rFonts w:ascii="Calibri" w:cs="Calibri" w:eastAsia="Calibri" w:hAnsi="Calibri"/>
+          <w:b/>
+          <w:bCs/>
+          <w:i w:val="false"/>
+          <w:iCs w:val="false"/>
+          <w:color w:val="000000"/>
+          <w:sz w:val="24"/>
+          <w:szCs w:val="24"/>
+        </w:rPr>
+        <w:t xml:space="preserve">How to try it</w:t>
+      </w:r>
+    </w:p>
+    <w:p>
+      <w:pPr>
+        <w:spacing w:after="80" w:line="276"/>
+      </w:pPr>
+      <w:r>
+        <w:rPr>
+          <w:rFonts w:ascii="Calibri" w:cs="Calibri" w:eastAsia="Calibri" w:hAnsi="Calibri"/>
+          <w:b/>
+          <w:bCs/>
+          <w:i w:val="false"/>
+          <w:iCs w:val="false"/>
+          <w:color w:val="000000"/>
+          <w:sz w:val="22"/>
+          <w:szCs w:val="22"/>
+        </w:rPr>
+        <w:t xml:space="preserve">1. </w:t>
+      </w:r>
+      <w:r>
+        <w:rPr>
+          <w:rFonts w:ascii="Calibri" w:cs="Calibri" w:eastAsia="Calibri" w:hAnsi="Calibri"/>
+          <w:b w:val="false"/>
+          <w:bCs w:val="false"/>
+          <w:i w:val="false"/>
+          <w:iCs w:val="false"/>
+          <w:color w:val="000000"/>
+          <w:sz w:val="22"/>
+          <w:szCs w:val="22"/>
+        </w:rPr>
+        <w:t xml:space="preserve">Sign in as cashier@abutwins.com and complete a sale at Sell now.</w:t>
+      </w:r>
+    </w:p>
+    <w:p>
+      <w:pPr>
+        <w:spacing w:after="80" w:line="276"/>
+      </w:pPr>
+      <w:r>
+        <w:rPr>
+          <w:rFonts w:ascii="Calibri" w:cs="Calibri" w:eastAsia="Calibri" w:hAnsi="Calibri"/>
+          <w:b/>
+          <w:bCs/>
+          <w:i w:val="false"/>
+          <w:iCs w:val="false"/>
+          <w:color w:val="000000"/>
+          <w:sz w:val="22"/>
+          <w:szCs w:val="22"/>
+        </w:rPr>
+        <w:t xml:space="preserve">2. </w:t>
+      </w:r>
+      <w:r>
+        <w:rPr>
+          <w:rFonts w:ascii="Calibri" w:cs="Calibri" w:eastAsia="Calibri" w:hAnsi="Calibri"/>
+          <w:b w:val="false"/>
+          <w:bCs w:val="false"/>
+          <w:i w:val="false"/>
+          <w:iCs w:val="false"/>
+          <w:color w:val="000000"/>
+          <w:sz w:val="22"/>
+          <w:szCs w:val="22"/>
+        </w:rPr>
+        <w:t xml:space="preserve">Watch what happens as soon as the sale is saved.</w:t>
+      </w:r>
+    </w:p>
+    <w:p>
+      <w:pPr>
+        <w:spacing w:after="80" w:line="276"/>
+      </w:pPr>
+      <w:r>
+        <w:rPr>
+          <w:rFonts w:ascii="Calibri" w:cs="Calibri" w:eastAsia="Calibri" w:hAnsi="Calibri"/>
+          <w:b/>
+          <w:bCs/>
+          <w:i w:val="false"/>
+          <w:iCs w:val="false"/>
+          <w:color w:val="000000"/>
+          <w:sz w:val="22"/>
+          <w:szCs w:val="22"/>
+        </w:rPr>
+        <w:t xml:space="preserve">3. </w:t>
+      </w:r>
+      <w:r>
+        <w:rPr>
+          <w:rFonts w:ascii="Calibri" w:cs="Calibri" w:eastAsia="Calibri" w:hAnsi="Calibri"/>
+          <w:b w:val="false"/>
+          <w:bCs w:val="false"/>
+          <w:i w:val="false"/>
+          <w:iCs w:val="false"/>
+          <w:color w:val="000000"/>
+          <w:sz w:val="22"/>
+          <w:szCs w:val="22"/>
+        </w:rPr>
+        <w:t xml:space="preserve">On the same sale, press Download receipt.</w:t>
+      </w:r>
+    </w:p>
+    <w:p>
+      <w:pPr>
+        <w:spacing w:after="80" w:line="276"/>
+      </w:pPr>
+      <w:r>
+        <w:rPr>
+          <w:rFonts w:ascii="Calibri" w:cs="Calibri" w:eastAsia="Calibri" w:hAnsi="Calibri"/>
+          <w:b/>
+          <w:bCs/>
+          <w:i w:val="false"/>
+          <w:iCs w:val="false"/>
+          <w:color w:val="000000"/>
+          <w:sz w:val="22"/>
+          <w:szCs w:val="22"/>
+        </w:rPr>
+        <w:t xml:space="preserve">4. </w:t>
+      </w:r>
+      <w:r>
+        <w:rPr>
+          <w:rFonts w:ascii="Calibri" w:cs="Calibri" w:eastAsia="Calibri" w:hAnsi="Calibri"/>
+          <w:b w:val="false"/>
+          <w:bCs w:val="false"/>
+          <w:i w:val="false"/>
+          <w:iCs w:val="false"/>
+          <w:color w:val="000000"/>
+          <w:sz w:val="22"/>
+          <w:szCs w:val="22"/>
+        </w:rPr>
+        <w:t xml:space="preserve">Open Sales, find Print a stretch of receipts, pick a first and last day, and download.</w:t>
+      </w:r>
+    </w:p>
+    <w:p>
+      <w:pPr>
+        <w:spacing w:after="80" w:line="276"/>
+      </w:pPr>
+      <w:r>
+        <w:rPr>
+          <w:rFonts w:ascii="Calibri" w:cs="Calibri" w:eastAsia="Calibri" w:hAnsi="Calibri"/>
+          <w:b/>
+          <w:bCs/>
+          <w:i w:val="false"/>
+          <w:iCs w:val="false"/>
+          <w:color w:val="000000"/>
+          <w:sz w:val="22"/>
+          <w:szCs w:val="22"/>
+        </w:rPr>
+        <w:t xml:space="preserve">5. </w:t>
+      </w:r>
+      <w:r>
+        <w:rPr>
+          <w:rFonts w:ascii="Calibri" w:cs="Calibri" w:eastAsia="Calibri" w:hAnsi="Calibri"/>
+          <w:b w:val="false"/>
+          <w:bCs w:val="false"/>
+          <w:i w:val="false"/>
+          <w:iCs w:val="false"/>
+          <w:color w:val="000000"/>
+          <w:sz w:val="22"/>
+          <w:szCs w:val="22"/>
+        </w:rPr>
+        <w:t xml:space="preserve">Open a sale from a week ago and check it does not print by itself.</w:t>
+      </w:r>
+    </w:p>
+    <w:p>
+      <w:pPr>
+        <w:pStyle w:val="Heading3"/>
+        <w:spacing w:after="80" w:before="200"/>
+      </w:pPr>
+      <w:r>
+        <w:rPr>
+          <w:rFonts w:ascii="Calibri" w:cs="Calibri" w:eastAsia="Calibri" w:hAnsi="Calibri"/>
+          <w:b/>
+          <w:bCs/>
+          <w:i w:val="false"/>
+          <w:iCs w:val="false"/>
+          <w:color w:val="000000"/>
+          <w:sz w:val="24"/>
+          <w:szCs w:val="24"/>
+        </w:rPr>
+        <w:t xml:space="preserve">What you should see</w:t>
+      </w:r>
+    </w:p>
+    <w:p>
+      <w:pPr>
+        <w:pStyle w:val="ListParagraph"/>
+        <w:numPr>
+          <w:ilvl w:val="0"/>
+          <w:numId w:val="2"/>
+        </w:numPr>
+        <w:spacing w:after="80" w:line="276"/>
+      </w:pPr>
+      <w:r>
+        <w:rPr>
+          <w:rFonts w:ascii="Calibri" w:cs="Calibri" w:eastAsia="Calibri" w:hAnsi="Calibri"/>
+          <w:b w:val="false"/>
+          <w:bCs w:val="false"/>
+          <w:i w:val="false"/>
+          <w:iCs w:val="false"/>
+          <w:color w:val="000000"/>
+          <w:sz w:val="22"/>
+          <w:szCs w:val="22"/>
+        </w:rPr>
+        <w:t xml:space="preserve">Finishing a sale opens the receipt and the print box appears on its own.</w:t>
+      </w:r>
+    </w:p>
+    <w:p>
+      <w:pPr>
+        <w:pStyle w:val="ListParagraph"/>
+        <w:numPr>
+          <w:ilvl w:val="0"/>
+          <w:numId w:val="2"/>
+        </w:numPr>
+        <w:spacing w:after="80" w:line="276"/>
+      </w:pPr>
+      <w:r>
+        <w:rPr>
+          <w:rFonts w:ascii="Calibri" w:cs="Calibri" w:eastAsia="Calibri" w:hAnsi="Calibri"/>
+          <w:b w:val="false"/>
+          <w:bCs w:val="false"/>
+          <w:i w:val="false"/>
+          <w:iCs w:val="false"/>
+          <w:color w:val="000000"/>
+          <w:sz w:val="22"/>
+          <w:szCs w:val="22"/>
+        </w:rPr>
+        <w:t xml:space="preserve">Download receipt saves a file named after the invoice number.</w:t>
+      </w:r>
+    </w:p>
+    <w:p>
+      <w:pPr>
+        <w:pStyle w:val="ListParagraph"/>
+        <w:numPr>
+          <w:ilvl w:val="0"/>
+          <w:numId w:val="2"/>
+        </w:numPr>
+        <w:spacing w:after="80" w:line="276"/>
+      </w:pPr>
+      <w:r>
+        <w:rPr>
+          <w:rFonts w:ascii="Calibri" w:cs="Calibri" w:eastAsia="Calibri" w:hAnsi="Calibri"/>
+          <w:b w:val="false"/>
+          <w:bCs w:val="false"/>
+          <w:i w:val="false"/>
+          <w:iCs w:val="false"/>
+          <w:color w:val="000000"/>
+          <w:sz w:val="22"/>
+          <w:szCs w:val="22"/>
+        </w:rPr>
+        <w:t xml:space="preserve">The receipt shows the shop, the IMEI of each phone, the warranty, what was paid, and anything still owing.</w:t>
+      </w:r>
+    </w:p>
+    <w:p>
+      <w:pPr>
+        <w:pStyle w:val="ListParagraph"/>
+        <w:numPr>
+          <w:ilvl w:val="0"/>
+          <w:numId w:val="2"/>
+        </w:numPr>
+        <w:spacing w:after="80" w:line="276"/>
+      </w:pPr>
+      <w:r>
+        <w:rPr>
+          <w:rFonts w:ascii="Calibri" w:cs="Calibri" w:eastAsia="Calibri" w:hAnsi="Calibri"/>
+          <w:b w:val="false"/>
+          <w:bCs w:val="false"/>
+          <w:i w:val="false"/>
+          <w:iCs w:val="false"/>
+          <w:color w:val="000000"/>
+          <w:sz w:val="22"/>
+          <w:szCs w:val="22"/>
+        </w:rPr>
+        <w:t xml:space="preserve">A stretch of days downloads as one file with one receipt to a page.</w:t>
+      </w:r>
+    </w:p>
+    <w:p>
+      <w:pPr>
+        <w:pStyle w:val="ListParagraph"/>
+        <w:numPr>
+          <w:ilvl w:val="0"/>
+          <w:numId w:val="2"/>
+        </w:numPr>
+        <w:spacing w:after="80" w:line="276"/>
+      </w:pPr>
+      <w:r>
+        <w:rPr>
+          <w:rFonts w:ascii="Calibri" w:cs="Calibri" w:eastAsia="Calibri" w:hAnsi="Calibri"/>
+          <w:b w:val="false"/>
+          <w:bCs w:val="false"/>
+          <w:i w:val="false"/>
+          <w:iCs w:val="false"/>
+          <w:color w:val="000000"/>
+          <w:sz w:val="22"/>
+          <w:szCs w:val="22"/>
+        </w:rPr>
+        <w:t xml:space="preserve">Opening an old sale later shows the receipt but does not print by itself.</w:t>
+      </w:r>
+    </w:p>
+    <w:p>
+      <w:pPr>
+        <w:pStyle w:val="ListParagraph"/>
+        <w:numPr>
+          <w:ilvl w:val="0"/>
+          <w:numId w:val="2"/>
+        </w:numPr>
+        <w:spacing w:after="80" w:line="276"/>
+      </w:pPr>
+      <w:r>
+        <w:rPr>
+          <w:rFonts w:ascii="Calibri" w:cs="Calibri" w:eastAsia="Calibri" w:hAnsi="Calibri"/>
+          <w:b w:val="false"/>
+          <w:bCs w:val="false"/>
+          <w:i w:val="false"/>
+          <w:iCs w:val="false"/>
+          <w:color w:val="000000"/>
+          <w:sz w:val="22"/>
+          <w:szCs w:val="22"/>
+        </w:rPr>
+        <w:t xml:space="preserve">None of this changes the sale. A receipt only reprints what the sale already says.</w:t>
+      </w:r>
+    </w:p>
+    <w:p>
+      <w:pPr>
         <w:pStyle w:val="Heading1"/>
         <w:pageBreakBefore/>
         <w:pBdr>
@@ -26702,7 +28509,7 @@
           <w:sz w:val="22"/>
           <w:szCs w:val="22"/>
         </w:rPr>
-        <w:t xml:space="preserve">There are nineteen practice logins: four at head office and five in each of the three shops. That is every job, in every shop, so any workflow in this book can be tried by the person who would really do it.</w:t>
+        <w:t xml:space="preserve">There are twenty practice logins: five at head office and five in each of the three shops. That is every job, in every shop, so any workflow in this book can be tried by the person who would really do it.</w:t>
       </w:r>
     </w:p>
     <w:p>
@@ -27508,6 +29315,159 @@
           </w:p>
         </w:tc>
       </w:tr>
+      <w:tr>
+        <w:trPr>
+          <w:trHeight w:val="320" w:hRule="atLeast"/>
+        </w:trPr>
+        <w:tc>
+          <w:tcPr>
+            <w:tcW w:type="dxa" w:w="2000"/>
+            <w:tcBorders>
+              <w:top w:val="single" w:color="000000" w:sz="8"/>
+              <w:left w:val="single" w:color="000000" w:sz="8"/>
+              <w:bottom w:val="single" w:color="000000" w:sz="8"/>
+              <w:right w:val="single" w:color="000000" w:sz="8"/>
+            </w:tcBorders>
+            <w:shd w:fill="FFFFFF" w:color="FFFFFF" w:val="clear"/>
+            <w:tcMar>
+              <w:top w:type="dxa" w:w="60"/>
+              <w:left w:type="dxa" w:w="80"/>
+              <w:bottom w:type="dxa" w:w="60"/>
+              <w:right w:type="dxa" w:w="80"/>
+            </w:tcMar>
+            <w:vAlign w:val="center"/>
+          </w:tcPr>
+          <w:p>
+            <w:pPr>
+              <w:jc w:val="left"/>
+            </w:pPr>
+            <w:r>
+              <w:rPr>
+                <w:rFonts w:ascii="Calibri" w:cs="Calibri" w:eastAsia="Calibri" w:hAnsi="Calibri"/>
+                <w:b w:val="false"/>
+                <w:bCs w:val="false"/>
+                <w:i w:val="false"/>
+                <w:iCs w:val="false"/>
+                <w:color w:val="000000"/>
+                <w:sz w:val="20"/>
+                <w:szCs w:val="20"/>
+              </w:rPr>
+              <w:t xml:space="preserve">Stock uploader</w:t>
+            </w:r>
+          </w:p>
+        </w:tc>
+        <w:tc>
+          <w:tcPr>
+            <w:tcW w:type="dxa" w:w="2400"/>
+            <w:tcBorders>
+              <w:top w:val="single" w:color="000000" w:sz="8"/>
+              <w:left w:val="single" w:color="000000" w:sz="8"/>
+              <w:bottom w:val="single" w:color="000000" w:sz="8"/>
+              <w:right w:val="single" w:color="000000" w:sz="8"/>
+            </w:tcBorders>
+            <w:shd w:fill="FFFFFF" w:color="FFFFFF" w:val="clear"/>
+            <w:tcMar>
+              <w:top w:type="dxa" w:w="60"/>
+              <w:left w:type="dxa" w:w="80"/>
+              <w:bottom w:type="dxa" w:w="60"/>
+              <w:right w:type="dxa" w:w="80"/>
+            </w:tcMar>
+            <w:vAlign w:val="center"/>
+          </w:tcPr>
+          <w:p>
+            <w:pPr>
+              <w:jc w:val="left"/>
+            </w:pPr>
+            <w:r>
+              <w:rPr>
+                <w:rFonts w:ascii="Calibri" w:cs="Calibri" w:eastAsia="Calibri" w:hAnsi="Calibri"/>
+                <w:b w:val="false"/>
+                <w:bCs w:val="false"/>
+                <w:i w:val="false"/>
+                <w:iCs w:val="false"/>
+                <w:color w:val="000000"/>
+                <w:sz w:val="20"/>
+                <w:szCs w:val="20"/>
+              </w:rPr>
+              <w:t xml:space="preserve">Data Uploader</w:t>
+            </w:r>
+          </w:p>
+        </w:tc>
+        <w:tc>
+          <w:tcPr>
+            <w:tcW w:type="dxa" w:w="3000"/>
+            <w:tcBorders>
+              <w:top w:val="single" w:color="000000" w:sz="8"/>
+              <w:left w:val="single" w:color="000000" w:sz="8"/>
+              <w:bottom w:val="single" w:color="000000" w:sz="8"/>
+              <w:right w:val="single" w:color="000000" w:sz="8"/>
+            </w:tcBorders>
+            <w:shd w:fill="FFFFFF" w:color="FFFFFF" w:val="clear"/>
+            <w:tcMar>
+              <w:top w:type="dxa" w:w="60"/>
+              <w:left w:type="dxa" w:w="80"/>
+              <w:bottom w:type="dxa" w:w="60"/>
+              <w:right w:type="dxa" w:w="80"/>
+            </w:tcMar>
+            <w:vAlign w:val="center"/>
+          </w:tcPr>
+          <w:p>
+            <w:pPr>
+              <w:jc w:val="left"/>
+            </w:pPr>
+            <w:r>
+              <w:rPr>
+                <w:rFonts w:ascii="Calibri" w:cs="Calibri" w:eastAsia="Calibri" w:hAnsi="Calibri"/>
+                <w:b w:val="false"/>
+                <w:bCs w:val="false"/>
+                <w:i w:val="false"/>
+                <w:iCs w:val="false"/>
+                <w:color w:val="000000"/>
+                <w:sz w:val="20"/>
+                <w:szCs w:val="20"/>
+              </w:rPr>
+              <w:t xml:space="preserve">uploader@abutwins.com</w:t>
+            </w:r>
+          </w:p>
+        </w:tc>
+        <w:tc>
+          <w:tcPr>
+            <w:tcW w:type="dxa" w:w="1960"/>
+            <w:tcBorders>
+              <w:top w:val="single" w:color="000000" w:sz="8"/>
+              <w:left w:val="single" w:color="000000" w:sz="8"/>
+              <w:bottom w:val="single" w:color="000000" w:sz="8"/>
+              <w:right w:val="single" w:color="000000" w:sz="8"/>
+            </w:tcBorders>
+            <w:shd w:fill="FFFFFF" w:color="FFFFFF" w:val="clear"/>
+            <w:tcMar>
+              <w:top w:type="dxa" w:w="60"/>
+              <w:left w:type="dxa" w:w="80"/>
+              <w:bottom w:type="dxa" w:w="60"/>
+              <w:right w:type="dxa" w:w="80"/>
+            </w:tcMar>
+            <w:vAlign w:val="center"/>
+          </w:tcPr>
+          <w:p>
+            <w:pPr>
+              <w:jc w:val="left"/>
+            </w:pPr>
+            <w:r>
+              <w:rPr>
+                <w:rFonts w:ascii="Calibri" w:cs="Calibri" w:eastAsia="Calibri" w:hAnsi="Calibri"/>
+                <w:b w:val="false"/>
+                <w:bCs w:val="false"/>
+                <w:i w:val="false"/>
+                <w:iCs w:val="false"/>
+                <w:color w:val="000000"/>
+                <w:sz w:val="20"/>
+                <w:szCs w:val="20"/>
+              </w:rPr>
+              <w:t xml:space="preserve">uploader123</w:t>
+            </w:r>
+          </w:p>
+        </w:tc>
+      </w:tr>
     </w:tbl>
     <w:p>
       <w:pPr>
@@ -31370,6 +33330,164 @@
                 <w:sz w:val="20"/>
                 <w:szCs w:val="20"/>
               </w:rPr>
+              <w:t xml:space="preserve">Loading the shops from an Excel sheet</w:t>
+            </w:r>
+          </w:p>
+        </w:tc>
+        <w:tc>
+          <w:tcPr>
+            <w:tcW w:type="dxa" w:w="4160"/>
+            <w:tcBorders>
+              <w:top w:val="single" w:color="000000" w:sz="8"/>
+              <w:left w:val="single" w:color="000000" w:sz="8"/>
+              <w:bottom w:val="single" w:color="000000" w:sz="8"/>
+              <w:right w:val="single" w:color="000000" w:sz="8"/>
+            </w:tcBorders>
+            <w:shd w:fill="FFFFFF" w:color="FFFFFF" w:val="clear"/>
+            <w:tcMar>
+              <w:top w:type="dxa" w:w="60"/>
+              <w:left w:type="dxa" w:w="80"/>
+              <w:bottom w:type="dxa" w:w="60"/>
+              <w:right w:type="dxa" w:w="80"/>
+            </w:tcMar>
+            <w:vAlign w:val="center"/>
+          </w:tcPr>
+          <w:p>
+            <w:pPr>
+              <w:jc w:val="left"/>
+            </w:pPr>
+            <w:r>
+              <w:rPr>
+                <w:rFonts w:ascii="Calibri" w:cs="Calibri" w:eastAsia="Calibri" w:hAnsi="Calibri"/>
+                <w:b w:val="false"/>
+                <w:bCs w:val="false"/>
+                <w:i w:val="false"/>
+                <w:iCs w:val="false"/>
+                <w:color w:val="000000"/>
+                <w:sz w:val="20"/>
+                <w:szCs w:val="20"/>
+              </w:rPr>
+              <w:t xml:space="preserve">uploader@abutwins.com</w:t>
+            </w:r>
+          </w:p>
+        </w:tc>
+      </w:tr>
+      <w:tr>
+        <w:trPr>
+          <w:trHeight w:val="320" w:hRule="atLeast"/>
+        </w:trPr>
+        <w:tc>
+          <w:tcPr>
+            <w:tcW w:type="dxa" w:w="5200"/>
+            <w:tcBorders>
+              <w:top w:val="single" w:color="000000" w:sz="8"/>
+              <w:left w:val="single" w:color="000000" w:sz="8"/>
+              <w:bottom w:val="single" w:color="000000" w:sz="8"/>
+              <w:right w:val="single" w:color="000000" w:sz="8"/>
+            </w:tcBorders>
+            <w:shd w:fill="F7F7F7" w:color="F7F7F7" w:val="clear"/>
+            <w:tcMar>
+              <w:top w:type="dxa" w:w="60"/>
+              <w:left w:type="dxa" w:w="80"/>
+              <w:bottom w:type="dxa" w:w="60"/>
+              <w:right w:type="dxa" w:w="80"/>
+            </w:tcMar>
+            <w:vAlign w:val="center"/>
+          </w:tcPr>
+          <w:p>
+            <w:pPr>
+              <w:jc w:val="left"/>
+            </w:pPr>
+            <w:r>
+              <w:rPr>
+                <w:rFonts w:ascii="Calibri" w:cs="Calibri" w:eastAsia="Calibri" w:hAnsi="Calibri"/>
+                <w:b w:val="false"/>
+                <w:bCs w:val="false"/>
+                <w:i w:val="false"/>
+                <w:iCs w:val="false"/>
+                <w:color w:val="000000"/>
+                <w:sz w:val="20"/>
+                <w:szCs w:val="20"/>
+              </w:rPr>
+              <w:t xml:space="preserve">Checking that the uploader cannot sell or see money</w:t>
+            </w:r>
+          </w:p>
+        </w:tc>
+        <w:tc>
+          <w:tcPr>
+            <w:tcW w:type="dxa" w:w="4160"/>
+            <w:tcBorders>
+              <w:top w:val="single" w:color="000000" w:sz="8"/>
+              <w:left w:val="single" w:color="000000" w:sz="8"/>
+              <w:bottom w:val="single" w:color="000000" w:sz="8"/>
+              <w:right w:val="single" w:color="000000" w:sz="8"/>
+            </w:tcBorders>
+            <w:shd w:fill="F7F7F7" w:color="F7F7F7" w:val="clear"/>
+            <w:tcMar>
+              <w:top w:type="dxa" w:w="60"/>
+              <w:left w:type="dxa" w:w="80"/>
+              <w:bottom w:type="dxa" w:w="60"/>
+              <w:right w:type="dxa" w:w="80"/>
+            </w:tcMar>
+            <w:vAlign w:val="center"/>
+          </w:tcPr>
+          <w:p>
+            <w:pPr>
+              <w:jc w:val="left"/>
+            </w:pPr>
+            <w:r>
+              <w:rPr>
+                <w:rFonts w:ascii="Calibri" w:cs="Calibri" w:eastAsia="Calibri" w:hAnsi="Calibri"/>
+                <w:b w:val="false"/>
+                <w:bCs w:val="false"/>
+                <w:i w:val="false"/>
+                <w:iCs w:val="false"/>
+                <w:color w:val="000000"/>
+                <w:sz w:val="20"/>
+                <w:szCs w:val="20"/>
+              </w:rPr>
+              <w:t xml:space="preserve">uploader@abutwins.com, then try /pos and /finance</w:t>
+            </w:r>
+          </w:p>
+        </w:tc>
+      </w:tr>
+      <w:tr>
+        <w:trPr>
+          <w:trHeight w:val="320" w:hRule="atLeast"/>
+        </w:trPr>
+        <w:tc>
+          <w:tcPr>
+            <w:tcW w:type="dxa" w:w="5200"/>
+            <w:tcBorders>
+              <w:top w:val="single" w:color="000000" w:sz="8"/>
+              <w:left w:val="single" w:color="000000" w:sz="8"/>
+              <w:bottom w:val="single" w:color="000000" w:sz="8"/>
+              <w:right w:val="single" w:color="000000" w:sz="8"/>
+            </w:tcBorders>
+            <w:shd w:fill="FFFFFF" w:color="FFFFFF" w:val="clear"/>
+            <w:tcMar>
+              <w:top w:type="dxa" w:w="60"/>
+              <w:left w:type="dxa" w:w="80"/>
+              <w:bottom w:type="dxa" w:w="60"/>
+              <w:right w:type="dxa" w:w="80"/>
+            </w:tcMar>
+            <w:vAlign w:val="center"/>
+          </w:tcPr>
+          <w:p>
+            <w:pPr>
+              <w:jc w:val="left"/>
+            </w:pPr>
+            <w:r>
+              <w:rPr>
+                <w:rFonts w:ascii="Calibri" w:cs="Calibri" w:eastAsia="Calibri" w:hAnsi="Calibri"/>
+                <w:b w:val="false"/>
+                <w:bCs w:val="false"/>
+                <w:i w:val="false"/>
+                <w:iCs w:val="false"/>
+                <w:color w:val="000000"/>
+                <w:sz w:val="20"/>
+                <w:szCs w:val="20"/>
+              </w:rPr>
               <w:t xml:space="preserve">Repair steps</w:t>
             </w:r>
           </w:p>
@@ -38205,6 +40323,144 @@
           <w:sz w:val="22"/>
           <w:szCs w:val="22"/>
         </w:rPr>
+        <w:t xml:space="preserve">The item list is loaded centrally. Only Super Admin and the Stock uploader may add items or change prices. Shop managers no longer do.</w:t>
+      </w:r>
+    </w:p>
+    <w:p>
+      <w:pPr>
+        <w:pStyle w:val="ListParagraph"/>
+        <w:numPr>
+          <w:ilvl w:val="0"/>
+          <w:numId w:val="2"/>
+        </w:numPr>
+        <w:spacing w:after="80" w:line="276"/>
+      </w:pPr>
+      <w:r>
+        <w:rPr>
+          <w:rFonts w:ascii="Calibri" w:cs="Calibri" w:eastAsia="Calibri" w:hAnsi="Calibri"/>
+          <w:b w:val="false"/>
+          <w:bCs w:val="false"/>
+          <w:i w:val="false"/>
+          <w:iCs w:val="false"/>
+          <w:color w:val="000000"/>
+          <w:sz w:val="22"/>
+          <w:szCs w:val="22"/>
+        </w:rPr>
+        <w:t xml:space="preserve">A sheet is checked from top to bottom before anything is saved. One bad line means nothing is loaded, and the lines to fix are named.</w:t>
+      </w:r>
+    </w:p>
+    <w:p>
+      <w:pPr>
+        <w:pStyle w:val="ListParagraph"/>
+        <w:numPr>
+          <w:ilvl w:val="0"/>
+          <w:numId w:val="2"/>
+        </w:numPr>
+        <w:spacing w:after="80" w:line="276"/>
+      </w:pPr>
+      <w:r>
+        <w:rPr>
+          <w:rFonts w:ascii="Calibri" w:cs="Calibri" w:eastAsia="Calibri" w:hAnsi="Calibri"/>
+          <w:b w:val="false"/>
+          <w:bCs w:val="false"/>
+          <w:i w:val="false"/>
+          <w:iCs w:val="false"/>
+          <w:color w:val="000000"/>
+          <w:sz w:val="22"/>
+          <w:szCs w:val="22"/>
+        </w:rPr>
+        <w:t xml:space="preserve">Load the item list before anything else. Nothing can be counted or booked in until the system knows what the item is.</w:t>
+      </w:r>
+    </w:p>
+    <w:p>
+      <w:pPr>
+        <w:pStyle w:val="ListParagraph"/>
+        <w:numPr>
+          <w:ilvl w:val="0"/>
+          <w:numId w:val="2"/>
+        </w:numPr>
+        <w:spacing w:after="80" w:line="276"/>
+      </w:pPr>
+      <w:r>
+        <w:rPr>
+          <w:rFonts w:ascii="Calibri" w:cs="Calibri" w:eastAsia="Calibri" w:hAnsi="Calibri"/>
+          <w:b w:val="false"/>
+          <w:bCs w:val="false"/>
+          <w:i w:val="false"/>
+          <w:iCs w:val="false"/>
+          <w:color w:val="000000"/>
+          <w:sz w:val="22"/>
+          <w:szCs w:val="22"/>
+        </w:rPr>
+        <w:t xml:space="preserve">Sending the same sheet twice is safe. A phone or customer already on the system is left exactly as it is.</w:t>
+      </w:r>
+    </w:p>
+    <w:p>
+      <w:pPr>
+        <w:pStyle w:val="ListParagraph"/>
+        <w:numPr>
+          <w:ilvl w:val="0"/>
+          <w:numId w:val="2"/>
+        </w:numPr>
+        <w:spacing w:after="80" w:line="276"/>
+      </w:pPr>
+      <w:r>
+        <w:rPr>
+          <w:rFonts w:ascii="Calibri" w:cs="Calibri" w:eastAsia="Calibri" w:hAnsi="Calibri"/>
+          <w:b w:val="false"/>
+          <w:bCs w:val="false"/>
+          <w:i w:val="false"/>
+          <w:iCs w:val="false"/>
+          <w:color w:val="000000"/>
+          <w:sz w:val="22"/>
+          <w:szCs w:val="22"/>
+        </w:rPr>
+        <w:t xml:space="preserve">A receipt only reprints what the sale already says. Printing one never changes a sale.</w:t>
+      </w:r>
+    </w:p>
+    <w:p>
+      <w:pPr>
+        <w:pStyle w:val="ListParagraph"/>
+        <w:numPr>
+          <w:ilvl w:val="0"/>
+          <w:numId w:val="2"/>
+        </w:numPr>
+        <w:spacing w:after="80" w:line="276"/>
+      </w:pPr>
+      <w:r>
+        <w:rPr>
+          <w:rFonts w:ascii="Calibri" w:cs="Calibri" w:eastAsia="Calibri" w:hAnsi="Calibri"/>
+          <w:b w:val="false"/>
+          <w:bCs w:val="false"/>
+          <w:i w:val="false"/>
+          <w:iCs w:val="false"/>
+          <w:color w:val="000000"/>
+          <w:sz w:val="22"/>
+          <w:szCs w:val="22"/>
+        </w:rPr>
+        <w:t xml:space="preserve">If your job may not open a page, you are sent back to Home and the attempt is written into Who did what.</w:t>
+      </w:r>
+    </w:p>
+    <w:p>
+      <w:pPr>
+        <w:pStyle w:val="ListParagraph"/>
+        <w:numPr>
+          <w:ilvl w:val="0"/>
+          <w:numId w:val="2"/>
+        </w:numPr>
+        <w:spacing w:after="80" w:line="276"/>
+      </w:pPr>
+      <w:r>
+        <w:rPr>
+          <w:rFonts w:ascii="Calibri" w:cs="Calibri" w:eastAsia="Calibri" w:hAnsi="Calibri"/>
+          <w:b w:val="false"/>
+          <w:bCs w:val="false"/>
+          <w:i w:val="false"/>
+          <w:iCs w:val="false"/>
+          <w:color w:val="000000"/>
+          <w:sz w:val="22"/>
+          <w:szCs w:val="22"/>
+        </w:rPr>
         <w:t xml:space="preserve">Check the books does not change any invoice. It reprints the add-up so the accountant and records checker can sign.</w:t>
       </w:r>
     </w:p>
@@ -38996,6 +41252,25 @@
           <w:szCs w:val="22"/>
         </w:rPr>
         <w:t xml:space="preserve">Version 1.15 opens Bodija and keeps each shop's records apart. There are now three shops: Iwo Road, Bodija, and Challenge, each with its own manager, goods intake, cashier, sales person, and repair engineer. A person who works in one shop now sees only that shop's stock, sales, customers, and money, even if they are handed a link to another shop's invoice. Head office gets a shop picker at the top of the screen and can look at the three shops together or one shop on its own. Two tills can no longer sell the same phone. Every button now says when it is working, so a slow line no longer makes staff press twice. Screens keep themselves current, so a sale rung up at another till shows without opening the page again.</w:t>
+      </w:r>
+    </w:p>
+    <w:p>
+      <w:pPr>
+        <w:spacing w:after="160" w:before="0" w:line="276"/>
+        <w:jc w:val="left"/>
+      </w:pPr>
+      <w:r>
+        <w:rPr>
+          <w:rFonts w:ascii="Calibri" w:cs="Calibri" w:eastAsia="Calibri" w:hAnsi="Calibri"/>
+          <w:b w:val="false"/>
+          <w:bCs w:val="false"/>
+          <w:i w:val="false"/>
+          <w:iCs w:val="false"/>
+          <w:color w:val="000000"/>
+          <w:sz w:val="22"/>
+          <w:szCs w:val="22"/>
+        </w:rPr>
+        <w:t xml:space="preserve">Version 1.16 lets the shops be loaded from an Excel or CSV sheet. Upload stock takes the item list, the shelf counts, every phone by IMEI, and customers, in that order, and the later steps stay shut until the item list is in. A sheet is checked from top to bottom before anything is saved, so one bad line loads nothing and names what to fix. A new job, Stock uploader, does only that work: it cannot sell, see money, or approve. Adding items and changing prices moved to that job and Super Admin, so three shops cannot invent three names for one phone. Every sale can now be saved as a receipt file, printed for a stretch of days at once, or printed the moment the sale is finished. Screens are now checked on the server before they are drawn, and a refused visit is written into Who did what.</w:t>
       </w:r>
     </w:p>
     <w:p>

--- a/docs/Abu-Twins-Shop-System-User-Guide.docx
+++ b/docs/Abu-Twins-Shop-System-User-Guide.docx
@@ -459,7 +459,7 @@
                 <w:sz w:val="20"/>
                 <w:szCs w:val="20"/>
               </w:rPr>
-              <w:t xml:space="preserve">1.16</w:t>
+              <w:t xml:space="preserve">1.17</w:t>
             </w:r>
           </w:p>
         </w:tc>
@@ -533,7 +533,7 @@
                 <w:sz w:val="20"/>
                 <w:szCs w:val="20"/>
               </w:rPr>
-              <w:t xml:space="preserve">Updated: Loading the shops from a sheet, the stock uploader job, and receipts</w:t>
+              <w:t xml:space="preserve">Updated: Opening stock uses the Abu Twins shop Excel as it is</w:t>
             </w:r>
           </w:p>
         </w:tc>
@@ -5429,7 +5429,7 @@
                 <w:sz w:val="20"/>
                 <w:szCs w:val="20"/>
               </w:rPr>
-              <w:t xml:space="preserve">Upload list</w:t>
+              <w:t xml:space="preserve">Opening stock sheet</w:t>
             </w:r>
           </w:p>
         </w:tc>
@@ -5466,7 +5466,7 @@
                 <w:sz w:val="20"/>
                 <w:szCs w:val="20"/>
               </w:rPr>
-              <w:t xml:space="preserve">Add many item names from an Excel or CSV file. This does not put stock on the shelf. Use Goods on the way for that.</w:t>
+              <w:t xml:space="preserve">The Excel Abu Twins already uses: one file per shop, with PHONES, ACCESSORIES, SCREEN, and LAPTOPS. Upload it on Upload stock.</w:t>
             </w:r>
           </w:p>
         </w:tc>
@@ -5508,7 +5508,7 @@
                 <w:sz w:val="20"/>
                 <w:szCs w:val="20"/>
               </w:rPr>
-              <w:t xml:space="preserve">Your login</w:t>
+              <w:t xml:space="preserve">Upload list</w:t>
             </w:r>
           </w:p>
         </w:tc>
@@ -5545,7 +5545,7 @@
                 <w:sz w:val="20"/>
                 <w:szCs w:val="20"/>
               </w:rPr>
-              <w:t xml:space="preserve">The page where a person changes their own password.</w:t>
+              <w:t xml:space="preserve">Add many item names from an Excel or CSV file. This does not put stock on the shelf. Use Goods on the way for that.</w:t>
             </w:r>
           </w:p>
         </w:tc>
@@ -5587,7 +5587,7 @@
                 <w:sz w:val="20"/>
                 <w:szCs w:val="20"/>
               </w:rPr>
-              <w:t xml:space="preserve">Shop backup</w:t>
+              <w:t xml:space="preserve">Your login</w:t>
             </w:r>
           </w:p>
         </w:tc>
@@ -5624,7 +5624,7 @@
                 <w:sz w:val="20"/>
                 <w:szCs w:val="20"/>
               </w:rPr>
-              <w:t xml:space="preserve">A Super Admin copy of shops, staff emails, stock, IMEIs, sales, and purchases. Keep that file off this computer.</w:t>
+              <w:t xml:space="preserve">The page where a person changes their own password.</w:t>
             </w:r>
           </w:p>
         </w:tc>
@@ -5666,7 +5666,7 @@
                 <w:sz w:val="20"/>
                 <w:szCs w:val="20"/>
               </w:rPr>
-              <w:t xml:space="preserve">How to use this</w:t>
+              <w:t xml:space="preserve">Shop backup</w:t>
             </w:r>
           </w:p>
         </w:tc>
@@ -5703,7 +5703,7 @@
                 <w:sz w:val="20"/>
                 <w:szCs w:val="20"/>
               </w:rPr>
-              <w:t xml:space="preserve">The handbook for your job. Look up a word. Print the book. It only covers pages you can open.</w:t>
+              <w:t xml:space="preserve">A Super Admin copy of shops, staff emails, stock, IMEIs, sales, and purchases. Keep that file off this computer.</w:t>
             </w:r>
           </w:p>
         </w:tc>
@@ -5745,7 +5745,7 @@
                 <w:sz w:val="20"/>
                 <w:szCs w:val="20"/>
               </w:rPr>
-              <w:t xml:space="preserve">Shop to shop</w:t>
+              <w:t xml:space="preserve">How to use this</w:t>
             </w:r>
           </w:p>
         </w:tc>
@@ -5782,7 +5782,7 @@
                 <w:sz w:val="20"/>
                 <w:szCs w:val="20"/>
               </w:rPr>
-              <w:t xml:space="preserve">Send stock that already belongs to Abu Twins from Iwo Road to Challenge, or the other way. The list is a CSV of IMEIs and accessory lines.</w:t>
+              <w:t xml:space="preserve">The handbook for your job. Look up a word. Print the book. It only covers pages you can open.</w:t>
             </w:r>
           </w:p>
         </w:tc>
@@ -5824,7 +5824,7 @@
                 <w:sz w:val="20"/>
                 <w:szCs w:val="20"/>
               </w:rPr>
-              <w:t xml:space="preserve">Neighbor shop fill</w:t>
+              <w:t xml:space="preserve">Shop to shop</w:t>
             </w:r>
           </w:p>
         </w:tc>
@@ -5861,7 +5861,7 @@
                 <w:sz w:val="20"/>
                 <w:szCs w:val="20"/>
               </w:rPr>
-              <w:t xml:space="preserve">Collect one unit from a neighboring dealer for a named customer. Sell it here. Return their money. Keep the profit.</w:t>
+              <w:t xml:space="preserve">Send stock that already belongs to Abu Twins from Iwo Road to Challenge, or the other way. The list is a CSV of IMEIs and accessory lines.</w:t>
             </w:r>
           </w:p>
         </w:tc>
@@ -5903,7 +5903,7 @@
                 <w:sz w:val="20"/>
                 <w:szCs w:val="20"/>
               </w:rPr>
-              <w:t xml:space="preserve">Expected goods</w:t>
+              <w:t xml:space="preserve">Neighbor shop fill</w:t>
             </w:r>
           </w:p>
         </w:tc>
@@ -5940,7 +5940,7 @@
                 <w:sz w:val="20"/>
                 <w:szCs w:val="20"/>
               </w:rPr>
-              <w:t xml:space="preserve">What a supplier still owes you in units. Coming is not In shop until the carton is checked.</w:t>
+              <w:t xml:space="preserve">Collect one unit from a neighboring dealer for a named customer. Sell it here. Return their money. Keep the profit.</w:t>
             </w:r>
           </w:p>
         </w:tc>
@@ -5982,7 +5982,7 @@
                 <w:sz w:val="20"/>
                 <w:szCs w:val="20"/>
               </w:rPr>
-              <w:t xml:space="preserve">Never scanned versus the bill</w:t>
+              <w:t xml:space="preserve">Expected goods</w:t>
             </w:r>
           </w:p>
         </w:tc>
@@ -6019,7 +6019,7 @@
                 <w:sz w:val="20"/>
                 <w:szCs w:val="20"/>
               </w:rPr>
-              <w:t xml:space="preserve">Units on the supplier bill that were never given an IMEI or piece count on this system.</w:t>
+              <w:t xml:space="preserve">What a supplier still owes you in units. Coming is not In shop until the carton is checked.</w:t>
             </w:r>
           </w:p>
         </w:tc>
@@ -6061,7 +6061,7 @@
                 <w:sz w:val="20"/>
                 <w:szCs w:val="20"/>
               </w:rPr>
-              <w:t xml:space="preserve">Sold today</w:t>
+              <w:t xml:space="preserve">Never scanned versus the bill</w:t>
             </w:r>
           </w:p>
         </w:tc>
@@ -6098,7 +6098,7 @@
                 <w:sz w:val="20"/>
                 <w:szCs w:val="20"/>
               </w:rPr>
-              <w:t xml:space="preserve">Units from that supplier carton that already have an invoice on this Lagos day. Check this before Close the day.</w:t>
+              <w:t xml:space="preserve">Units on the supplier bill that were never given an IMEI or piece count on this system.</w:t>
             </w:r>
           </w:p>
         </w:tc>
@@ -6140,7 +6140,7 @@
                 <w:sz w:val="20"/>
                 <w:szCs w:val="20"/>
               </w:rPr>
-              <w:t xml:space="preserve">Still in shop</w:t>
+              <w:t xml:space="preserve">Sold today</w:t>
             </w:r>
           </w:p>
         </w:tc>
@@ -6177,7 +6177,7 @@
                 <w:sz w:val="20"/>
                 <w:szCs w:val="20"/>
               </w:rPr>
-              <w:t xml:space="preserve">What the system still believes is on the shelf from that carton. If the shelf has fewer, open Stock count.</w:t>
+              <w:t xml:space="preserve">Units from that supplier carton that already have an invoice on this Lagos day. Check this before Close the day.</w:t>
             </w:r>
           </w:p>
         </w:tc>
@@ -6219,7 +6219,7 @@
                 <w:sz w:val="20"/>
                 <w:szCs w:val="20"/>
               </w:rPr>
-              <w:t xml:space="preserve">Stock count</w:t>
+              <w:t xml:space="preserve">Still in shop</w:t>
             </w:r>
           </w:p>
         </w:tc>
@@ -6256,7 +6256,7 @@
                 <w:sz w:val="20"/>
                 <w:szCs w:val="20"/>
               </w:rPr>
-              <w:t xml:space="preserve">Count the shelf with your hands. Compare with the system. A manager must approve before any number changes.</w:t>
+              <w:t xml:space="preserve">What the system still believes is on the shelf from that carton. If the shelf has fewer, open Stock count.</w:t>
             </w:r>
           </w:p>
         </w:tc>
@@ -6298,6 +6298,85 @@
                 <w:sz w:val="20"/>
                 <w:szCs w:val="20"/>
               </w:rPr>
+              <w:t xml:space="preserve">Stock count</w:t>
+            </w:r>
+          </w:p>
+        </w:tc>
+        <w:tc>
+          <w:tcPr>
+            <w:tcW w:type="dxa" w:w="6560"/>
+            <w:tcBorders>
+              <w:top w:val="single" w:color="000000" w:sz="8"/>
+              <w:left w:val="single" w:color="000000" w:sz="8"/>
+              <w:bottom w:val="single" w:color="000000" w:sz="8"/>
+              <w:right w:val="single" w:color="000000" w:sz="8"/>
+            </w:tcBorders>
+            <w:shd w:fill="F7F7F7" w:color="F7F7F7" w:val="clear"/>
+            <w:tcMar>
+              <w:top w:type="dxa" w:w="60"/>
+              <w:left w:type="dxa" w:w="80"/>
+              <w:bottom w:type="dxa" w:w="60"/>
+              <w:right w:type="dxa" w:w="80"/>
+            </w:tcMar>
+            <w:vAlign w:val="center"/>
+          </w:tcPr>
+          <w:p>
+            <w:pPr>
+              <w:jc w:val="left"/>
+            </w:pPr>
+            <w:r>
+              <w:rPr>
+                <w:rFonts w:ascii="Calibri" w:cs="Calibri" w:eastAsia="Calibri" w:hAnsi="Calibri"/>
+                <w:b w:val="false"/>
+                <w:bCs w:val="false"/>
+                <w:i w:val="false"/>
+                <w:iCs w:val="false"/>
+                <w:color w:val="000000"/>
+                <w:sz w:val="20"/>
+                <w:szCs w:val="20"/>
+              </w:rPr>
+              <w:t xml:space="preserve">Count the shelf with your hands. Compare with the system. A manager must approve before any number changes.</w:t>
+            </w:r>
+          </w:p>
+        </w:tc>
+      </w:tr>
+      <w:tr>
+        <w:trPr>
+          <w:trHeight w:val="320" w:hRule="atLeast"/>
+        </w:trPr>
+        <w:tc>
+          <w:tcPr>
+            <w:tcW w:type="dxa" w:w="2800"/>
+            <w:tcBorders>
+              <w:top w:val="single" w:color="000000" w:sz="8"/>
+              <w:left w:val="single" w:color="000000" w:sz="8"/>
+              <w:bottom w:val="single" w:color="000000" w:sz="8"/>
+              <w:right w:val="single" w:color="000000" w:sz="8"/>
+            </w:tcBorders>
+            <w:shd w:fill="FFFFFF" w:color="FFFFFF" w:val="clear"/>
+            <w:tcMar>
+              <w:top w:type="dxa" w:w="60"/>
+              <w:left w:type="dxa" w:w="80"/>
+              <w:bottom w:type="dxa" w:w="60"/>
+              <w:right w:type="dxa" w:w="80"/>
+            </w:tcMar>
+            <w:vAlign w:val="center"/>
+          </w:tcPr>
+          <w:p>
+            <w:pPr>
+              <w:jc w:val="left"/>
+            </w:pPr>
+            <w:r>
+              <w:rPr>
+                <w:rFonts w:ascii="Calibri" w:cs="Calibri" w:eastAsia="Calibri" w:hAnsi="Calibri"/>
+                <w:b w:val="false"/>
+                <w:bCs w:val="false"/>
+                <w:i w:val="false"/>
+                <w:iCs w:val="false"/>
+                <w:color w:val="000000"/>
+                <w:sz w:val="20"/>
+                <w:szCs w:val="20"/>
+              </w:rPr>
               <w:t xml:space="preserve">Profit</w:t>
             </w:r>
           </w:p>
@@ -6311,7 +6390,7 @@
               <w:bottom w:val="single" w:color="000000" w:sz="8"/>
               <w:right w:val="single" w:color="000000" w:sz="8"/>
             </w:tcBorders>
-            <w:shd w:fill="F7F7F7" w:color="F7F7F7" w:val="clear"/>
+            <w:shd w:fill="FFFFFF" w:color="FFFFFF" w:val="clear"/>
             <w:tcMar>
               <w:top w:type="dxa" w:w="60"/>
               <w:left w:type="dxa" w:w="80"/>
@@ -7906,7 +7985,7 @@
                 <w:sz w:val="20"/>
                 <w:szCs w:val="20"/>
               </w:rPr>
-              <w:t xml:space="preserve">Upload the item list, the shelf counts, the phones by IMEI, and customers. Nothing else. No selling, no money, no approving.</w:t>
+              <w:t xml:space="preserve">Upload the Abu Twins opening stock Excel per shop, or the older step-by-step sheets. Nothing else. No selling, no money, no approving.</w:t>
             </w:r>
           </w:p>
         </w:tc>
@@ -9335,7 +9414,7 @@
                 <w:sz w:val="20"/>
                 <w:szCs w:val="20"/>
               </w:rPr>
-              <w:t xml:space="preserve">Phones &amp; items, Phone IMEIs, Shop stock, Goods on the way</w:t>
+              <w:t xml:space="preserve">Phones &amp; items, Upload stock, Phone IMEIs, Shop stock, Goods on the way</w:t>
             </w:r>
           </w:p>
         </w:tc>
@@ -9372,7 +9451,7 @@
                 <w:sz w:val="20"/>
                 <w:szCs w:val="20"/>
               </w:rPr>
-              <w:t xml:space="preserve">What you sell, selling prices, each phone number, what is here, what is still coming.</w:t>
+              <w:t xml:space="preserve">What you sell, loading the shelf from Excel, each phone number, what is here, what is still coming.</w:t>
             </w:r>
           </w:p>
         </w:tc>
@@ -26620,7 +26699,7 @@
           <w:sz w:val="22"/>
           <w:szCs w:val="22"/>
         </w:rPr>
-        <w:t xml:space="preserve">Upload stock is one screen with four steps, in the order the work has to happen. Step 1 is The item list. Step 2 is Pieces on the shelf. Step 3 is Phones by IMEI. Step 4 is Customers. Excel or CSV both work. Steps 2, 3, and 4 stay shut until step 1 is done.</w:t>
+        <w:t xml:space="preserve">Upload stock loads what is on the shelf from Excel. The easiest way is the Abu Twins opening stock workbook: one file for one shop, with tabs named PHONES, ACCESSORIES, SCREEN, and LAPTOPS. The same columns appear on every tab: PRODUCT NAME, BRAND, CATEGORY, QTY/IMEI/SERIAL NO, CONDITION, SPECIFICATION, UNIT COST PRICE, and MIN.SELLING PRICE. Pick the shop, upload the file, and the system adds missing item names, books phones and laptops as In shop, and sets piece counts for cords and screens. Older four-step sheets remain lower on the page for later top-ups.</w:t>
       </w:r>
     </w:p>
     <w:p>
@@ -26658,7 +26737,7 @@
           <w:sz w:val="22"/>
           <w:szCs w:val="22"/>
         </w:rPr>
-        <w:t xml:space="preserve">A shop cannot be put on a computer one line at a time. A container of two hundred phones typed by hand is an evening lost and a night of mistakes. The order is not a suggestion either: nothing can be counted or booked in until the system has been told what the item is. That is why the later steps stay shut until the item list is in.</w:t>
+        <w:t xml:space="preserve">The shop already counts stock in that Excel. Asking them to retype everything into a new Techvaults layout wastes a day and creates mistakes. The software should follow the shop's paper, not the other way around.</w:t>
       </w:r>
     </w:p>
     <w:p>
@@ -26696,7 +26775,7 @@
           <w:sz w:val="22"/>
           <w:szCs w:val="22"/>
         </w:rPr>
-        <w:t xml:space="preserve">Abu Twins is putting Bodija on the system. The uploader sends the item list first: every model, one row each. The screen then opens the other three steps. He sends the shelf counts for cords and chargers, then the container sheet of two hundred and forty IMEIs. Bodija now shows two hundred and forty phones In shop, and Shop stock agrees with the IMEI list, because booking the phones in raised the shelf count at the same time.</w:t>
+        <w:t xml:space="preserve">Iwo Road finishes tonight's count on the opening stock Excel. The uploader opens Upload stock, picks Iwo Road, Ibadan, and uploads that file. Phones with IMEIs appear In shop. Cords show the piece count. Challenge sends its own file the same way. Sell now can start tomorrow on real shelf units.</w:t>
       </w:r>
     </w:p>
     <w:p>
@@ -26746,7 +26825,7 @@
           <w:sz w:val="22"/>
           <w:szCs w:val="22"/>
         </w:rPr>
-        <w:t xml:space="preserve">Sign in as uploader@abutwins.com.</w:t>
+        <w:t xml:space="preserve">Sign in as uploader@abutwins.com or Super Admin.</w:t>
       </w:r>
     </w:p>
     <w:p>
@@ -26808,7 +26887,7 @@
           <w:sz w:val="22"/>
           <w:szCs w:val="22"/>
         </w:rPr>
-        <w:t xml:space="preserve">Read the column names listed under step 1, then prepare your sheet with those names in the first row.</w:t>
+        <w:t xml:space="preserve">Under Abu Twins opening stock sheet, pick the shop this file belongs to.</w:t>
       </w:r>
     </w:p>
     <w:p>
@@ -26839,7 +26918,7 @@
           <w:sz w:val="22"/>
           <w:szCs w:val="22"/>
         </w:rPr>
-        <w:t xml:space="preserve">Upload the item list. Wait for the count at the top right of the step to rise.</w:t>
+        <w:t xml:space="preserve">Upload the shop's opening stock Excel with PHONES, ACCESSORIES, SCREEN, and LAPTOPS filled.</w:t>
       </w:r>
     </w:p>
     <w:p>
@@ -26870,7 +26949,7 @@
           <w:sz w:val="22"/>
           <w:szCs w:val="22"/>
         </w:rPr>
-        <w:t xml:space="preserve">Upload Pieces on the shelf, then Phones by IMEI, then Customers.</w:t>
+        <w:t xml:space="preserve">Open Shop stock and Phone IMEIs. Confirm the numbers match the sheet.</w:t>
       </w:r>
     </w:p>
     <w:p>
@@ -26901,38 +26980,7 @@
           <w:sz w:val="22"/>
           <w:szCs w:val="22"/>
         </w:rPr>
-        <w:t xml:space="preserve">Deliberately put one wrong line in a sheet, such as a shop that does not exist, and upload it.</w:t>
-      </w:r>
-    </w:p>
-    <w:p>
-      <w:pPr>
-        <w:spacing w:after="80" w:line="276"/>
-      </w:pPr>
-      <w:r>
-        <w:rPr>
-          <w:rFonts w:ascii="Calibri" w:cs="Calibri" w:eastAsia="Calibri" w:hAnsi="Calibri"/>
-          <w:b/>
-          <w:bCs/>
-          <w:i w:val="false"/>
-          <w:iCs w:val="false"/>
-          <w:color w:val="000000"/>
-          <w:sz w:val="22"/>
-          <w:szCs w:val="22"/>
-        </w:rPr>
-        <w:t xml:space="preserve">7. </w:t>
-      </w:r>
-      <w:r>
-        <w:rPr>
-          <w:rFonts w:ascii="Calibri" w:cs="Calibri" w:eastAsia="Calibri" w:hAnsi="Calibri"/>
-          <w:b w:val="false"/>
-          <w:bCs w:val="false"/>
-          <w:i w:val="false"/>
-          <w:iCs w:val="false"/>
-          <w:color w:val="000000"/>
-          <w:sz w:val="22"/>
-          <w:szCs w:val="22"/>
-        </w:rPr>
-        <w:t xml:space="preserve">Send the same phones sheet a second time.</w:t>
+        <w:t xml:space="preserve">If a line is wrong, fix the Excel and upload again. Nothing is half loaded.</w:t>
       </w:r>
     </w:p>
     <w:p>
@@ -26974,7 +27022,7 @@
           <w:sz w:val="22"/>
           <w:szCs w:val="22"/>
         </w:rPr>
-        <w:t xml:space="preserve">Steps 2, 3, and 4 are shut with a note until the item list is loaded.</w:t>
+        <w:t xml:space="preserve">The opening stock card is at the top of Upload stock.</w:t>
       </w:r>
     </w:p>
     <w:p>
@@ -26997,7 +27045,7 @@
           <w:sz w:val="22"/>
           <w:szCs w:val="22"/>
         </w:rPr>
-        <w:t xml:space="preserve">Each step shows how far the shop has got, such as how many items are on the list and how many phones are In shop.</w:t>
+        <w:t xml:space="preserve">A good file adds item names, phones In shop, and piece lines for that shop.</w:t>
       </w:r>
     </w:p>
     <w:p>
@@ -27020,7 +27068,7 @@
           <w:sz w:val="22"/>
           <w:szCs w:val="22"/>
         </w:rPr>
-        <w:t xml:space="preserve">A sheet with a bad line loads nothing at all, and names the lines to fix by their spreadsheet line number.</w:t>
+        <w:t xml:space="preserve">A file with a bad line loads nothing and names the tab and line to fix.</w:t>
       </w:r>
     </w:p>
     <w:p>
@@ -27043,7 +27091,7 @@
           <w:sz w:val="22"/>
           <w:szCs w:val="22"/>
         </w:rPr>
-        <w:t xml:space="preserve">Sending the same sheet twice adds nothing the second time. A phone already on the system is left exactly as it is.</w:t>
+        <w:t xml:space="preserve">Sending the same phone twice leaves the first booking alone.</w:t>
       </w:r>
     </w:p>
     <w:p>
@@ -27066,7 +27114,7 @@
           <w:sz w:val="22"/>
           <w:szCs w:val="22"/>
         </w:rPr>
-        <w:t xml:space="preserve">After the phones sheet, Shop stock and Phone IMEIs agree, with no stock count needed.</w:t>
+        <w:t xml:space="preserve">After a good upload, Sell now can find those In shop IMEIs.</w:t>
       </w:r>
     </w:p>
     <w:p>
@@ -27089,30 +27137,7 @@
           <w:sz w:val="22"/>
           <w:szCs w:val="22"/>
         </w:rPr>
-        <w:t xml:space="preserve">Column names are forgiving. Item code, SKU, and code all work. So do IMEI, IMEI1, and phone.</w:t>
-      </w:r>
-    </w:p>
-    <w:p>
-      <w:pPr>
-        <w:pStyle w:val="ListParagraph"/>
-        <w:numPr>
-          <w:ilvl w:val="0"/>
-          <w:numId w:val="2"/>
-        </w:numPr>
-        <w:spacing w:after="80" w:line="276"/>
-      </w:pPr>
-      <w:r>
-        <w:rPr>
-          <w:rFonts w:ascii="Calibri" w:cs="Calibri" w:eastAsia="Calibri" w:hAnsi="Calibri"/>
-          <w:b w:val="false"/>
-          <w:bCs w:val="false"/>
-          <w:i w:val="false"/>
-          <w:iCs w:val="false"/>
-          <w:color w:val="000000"/>
-          <w:sz w:val="22"/>
-          <w:szCs w:val="22"/>
-        </w:rPr>
-        <w:t xml:space="preserve">Shops can be named in full or by their short code: IWO, BOD, CHL.</w:t>
+        <w:t xml:space="preserve">The older four steps are still there for later top-ups.</w:t>
       </w:r>
     </w:p>
     <w:p>
@@ -39796,6 +39821,159 @@
           </w:p>
         </w:tc>
       </w:tr>
+      <w:tr>
+        <w:trPr>
+          <w:trHeight w:val="320" w:hRule="atLeast"/>
+        </w:trPr>
+        <w:tc>
+          <w:tcPr>
+            <w:tcW w:type="dxa" w:w="600"/>
+            <w:tcBorders>
+              <w:top w:val="single" w:color="000000" w:sz="8"/>
+              <w:left w:val="single" w:color="000000" w:sz="8"/>
+              <w:bottom w:val="single" w:color="000000" w:sz="8"/>
+              <w:right w:val="single" w:color="000000" w:sz="8"/>
+            </w:tcBorders>
+            <w:shd w:fill="FFFFFF" w:color="FFFFFF" w:val="clear"/>
+            <w:tcMar>
+              <w:top w:type="dxa" w:w="60"/>
+              <w:left w:type="dxa" w:w="80"/>
+              <w:bottom w:type="dxa" w:w="60"/>
+              <w:right w:type="dxa" w:w="80"/>
+            </w:tcMar>
+            <w:vAlign w:val="center"/>
+          </w:tcPr>
+          <w:p>
+            <w:pPr>
+              <w:jc w:val="left"/>
+            </w:pPr>
+            <w:r>
+              <w:rPr>
+                <w:rFonts w:ascii="Calibri" w:cs="Calibri" w:eastAsia="Calibri" w:hAnsi="Calibri"/>
+                <w:b w:val="false"/>
+                <w:bCs w:val="false"/>
+                <w:i w:val="false"/>
+                <w:iCs w:val="false"/>
+                <w:color w:val="000000"/>
+                <w:sz w:val="20"/>
+                <w:szCs w:val="20"/>
+              </w:rPr>
+              <w:t xml:space="preserve">39</w:t>
+            </w:r>
+          </w:p>
+        </w:tc>
+        <w:tc>
+          <w:tcPr>
+            <w:tcW w:type="dxa" w:w="2800"/>
+            <w:tcBorders>
+              <w:top w:val="single" w:color="000000" w:sz="8"/>
+              <w:left w:val="single" w:color="000000" w:sz="8"/>
+              <w:bottom w:val="single" w:color="000000" w:sz="8"/>
+              <w:right w:val="single" w:color="000000" w:sz="8"/>
+            </w:tcBorders>
+            <w:shd w:fill="FFFFFF" w:color="FFFFFF" w:val="clear"/>
+            <w:tcMar>
+              <w:top w:type="dxa" w:w="60"/>
+              <w:left w:type="dxa" w:w="80"/>
+              <w:bottom w:type="dxa" w:w="60"/>
+              <w:right w:type="dxa" w:w="80"/>
+            </w:tcMar>
+            <w:vAlign w:val="center"/>
+          </w:tcPr>
+          <w:p>
+            <w:pPr>
+              <w:jc w:val="left"/>
+            </w:pPr>
+            <w:r>
+              <w:rPr>
+                <w:rFonts w:ascii="Calibri" w:cs="Calibri" w:eastAsia="Calibri" w:hAnsi="Calibri"/>
+                <w:b w:val="false"/>
+                <w:bCs w:val="false"/>
+                <w:i w:val="false"/>
+                <w:iCs w:val="false"/>
+                <w:color w:val="000000"/>
+                <w:sz w:val="20"/>
+                <w:szCs w:val="20"/>
+              </w:rPr>
+              <w:t xml:space="preserve">Load opening stock from the Abu Twins Excel</w:t>
+            </w:r>
+          </w:p>
+        </w:tc>
+        <w:tc>
+          <w:tcPr>
+            <w:tcW w:type="dxa" w:w="2600"/>
+            <w:tcBorders>
+              <w:top w:val="single" w:color="000000" w:sz="8"/>
+              <w:left w:val="single" w:color="000000" w:sz="8"/>
+              <w:bottom w:val="single" w:color="000000" w:sz="8"/>
+              <w:right w:val="single" w:color="000000" w:sz="8"/>
+            </w:tcBorders>
+            <w:shd w:fill="FFFFFF" w:color="FFFFFF" w:val="clear"/>
+            <w:tcMar>
+              <w:top w:type="dxa" w:w="60"/>
+              <w:left w:type="dxa" w:w="80"/>
+              <w:bottom w:type="dxa" w:w="60"/>
+              <w:right w:type="dxa" w:w="80"/>
+            </w:tcMar>
+            <w:vAlign w:val="center"/>
+          </w:tcPr>
+          <w:p>
+            <w:pPr>
+              <w:jc w:val="left"/>
+            </w:pPr>
+            <w:r>
+              <w:rPr>
+                <w:rFonts w:ascii="Calibri" w:cs="Calibri" w:eastAsia="Calibri" w:hAnsi="Calibri"/>
+                <w:b w:val="false"/>
+                <w:bCs w:val="false"/>
+                <w:i w:val="false"/>
+                <w:iCs w:val="false"/>
+                <w:color w:val="000000"/>
+                <w:sz w:val="20"/>
+                <w:szCs w:val="20"/>
+              </w:rPr>
+              <w:t xml:space="preserve">uploader@abutwins.com or Super Admin</w:t>
+            </w:r>
+          </w:p>
+        </w:tc>
+        <w:tc>
+          <w:tcPr>
+            <w:tcW w:type="dxa" w:w="3360"/>
+            <w:tcBorders>
+              <w:top w:val="single" w:color="000000" w:sz="8"/>
+              <w:left w:val="single" w:color="000000" w:sz="8"/>
+              <w:bottom w:val="single" w:color="000000" w:sz="8"/>
+              <w:right w:val="single" w:color="000000" w:sz="8"/>
+            </w:tcBorders>
+            <w:shd w:fill="FFFFFF" w:color="FFFFFF" w:val="clear"/>
+            <w:tcMar>
+              <w:top w:type="dxa" w:w="60"/>
+              <w:left w:type="dxa" w:w="80"/>
+              <w:bottom w:type="dxa" w:w="60"/>
+              <w:right w:type="dxa" w:w="80"/>
+            </w:tcMar>
+            <w:vAlign w:val="center"/>
+          </w:tcPr>
+          <w:p>
+            <w:pPr>
+              <w:jc w:val="left"/>
+            </w:pPr>
+            <w:r>
+              <w:rPr>
+                <w:rFonts w:ascii="Calibri" w:cs="Calibri" w:eastAsia="Calibri" w:hAnsi="Calibri"/>
+                <w:b w:val="false"/>
+                <w:bCs w:val="false"/>
+                <w:i w:val="false"/>
+                <w:iCs w:val="false"/>
+                <w:color w:val="000000"/>
+                <w:sz w:val="20"/>
+                <w:szCs w:val="20"/>
+              </w:rPr>
+              <w:t xml:space="preserve">Pick the shop. Upload the PHONES / ACCESSORIES / SCREEN / LAPTOPS file. Phones show In shop. Piece counts appear on Shop stock. A bad line loads nothing.</w:t>
+            </w:r>
+          </w:p>
+        </w:tc>
+      </w:tr>
     </w:tbl>
     <w:p>
       <w:pPr>
@@ -41271,6 +41449,25 @@
           <w:szCs w:val="22"/>
         </w:rPr>
         <w:t xml:space="preserve">Version 1.16 lets the shops be loaded from an Excel or CSV sheet. Upload stock takes the item list, the shelf counts, every phone by IMEI, and customers, in that order, and the later steps stay shut until the item list is in. A sheet is checked from top to bottom before anything is saved, so one bad line loads nothing and names what to fix. A new job, Stock uploader, does only that work: it cannot sell, see money, or approve. Adding items and changing prices moved to that job and Super Admin, so three shops cannot invent three names for one phone. Every sale can now be saved as a receipt file, printed for a stretch of days at once, or printed the moment the sale is finished. Screens are now checked on the server before they are drawn, and a refused visit is written into Who did what.</w:t>
+      </w:r>
+    </w:p>
+    <w:p>
+      <w:pPr>
+        <w:spacing w:after="160" w:before="0" w:line="276"/>
+        <w:jc w:val="left"/>
+      </w:pPr>
+      <w:r>
+        <w:rPr>
+          <w:rFonts w:ascii="Calibri" w:cs="Calibri" w:eastAsia="Calibri" w:hAnsi="Calibri"/>
+          <w:b w:val="false"/>
+          <w:bCs w:val="false"/>
+          <w:i w:val="false"/>
+          <w:iCs w:val="false"/>
+          <w:color w:val="000000"/>
+          <w:sz w:val="22"/>
+          <w:szCs w:val="22"/>
+        </w:rPr>
+        <w:t xml:space="preserve">Version 1.17 follows the opening stock Excel Abu Twins already uses. One file per shop, with PHONES, ACCESSORIES, SCREEN, and LAPTOPS. Staff pick the shop, upload that file, and the system adds the item names, books phones and laptops In shop, and sets piece counts. The older four-step sheets stay for later top-ups. The shop does not have to learn a new spreadsheet shape just to go live.</w:t>
       </w:r>
     </w:p>
     <w:p>

--- a/docs/Abu-Twins-Shop-System-User-Guide.docx
+++ b/docs/Abu-Twins-Shop-System-User-Guide.docx
@@ -459,7 +459,7 @@
                 <w:sz w:val="20"/>
                 <w:szCs w:val="20"/>
               </w:rPr>
-              <w:t xml:space="preserve">1.17</w:t>
+              <w:t xml:space="preserve">1.18</w:t>
             </w:r>
           </w:p>
         </w:tc>
@@ -533,7 +533,7 @@
                 <w:sz w:val="20"/>
                 <w:szCs w:val="20"/>
               </w:rPr>
-              <w:t xml:space="preserve">Updated: Opening stock uses the Abu Twins shop Excel as it is</w:t>
+              <w:t xml:space="preserve">Updated: Upload stock adds one item at a time or loads many from Excel</w:t>
             </w:r>
           </w:p>
         </w:tc>
@@ -5466,7 +5466,7 @@
                 <w:sz w:val="20"/>
                 <w:szCs w:val="20"/>
               </w:rPr>
-              <w:t xml:space="preserve">The Excel Abu Twins already uses: one file per shop, with PHONES, ACCESSORIES, SCREEN, and LAPTOPS. Upload it on Upload stock.</w:t>
+              <w:t xml:space="preserve">The Excel Abu Twins already uses: one file per shop, with PHONES, ACCESSORIES, SCREEN, and LAPTOPS. Upload it on Upload stock when you have many lines.</w:t>
             </w:r>
           </w:p>
         </w:tc>
@@ -5508,7 +5508,7 @@
                 <w:sz w:val="20"/>
                 <w:szCs w:val="20"/>
               </w:rPr>
-              <w:t xml:space="preserve">Upload list</w:t>
+              <w:t xml:space="preserve">Add one item to the shelf</w:t>
             </w:r>
           </w:p>
         </w:tc>
@@ -5545,7 +5545,7 @@
                 <w:sz w:val="20"/>
                 <w:szCs w:val="20"/>
               </w:rPr>
-              <w:t xml:space="preserve">Add many item names from an Excel or CSV file. This does not put stock on the shelf. Use Goods on the way for that.</w:t>
+              <w:t xml:space="preserve">On Upload stock, book a single phone, laptop, or piece count by hand. Scan or type the IMEI or serial. The form clears for the next unit.</w:t>
             </w:r>
           </w:p>
         </w:tc>
@@ -5587,7 +5587,7 @@
                 <w:sz w:val="20"/>
                 <w:szCs w:val="20"/>
               </w:rPr>
-              <w:t xml:space="preserve">Your login</w:t>
+              <w:t xml:space="preserve">Upload list</w:t>
             </w:r>
           </w:p>
         </w:tc>
@@ -5624,7 +5624,7 @@
                 <w:sz w:val="20"/>
                 <w:szCs w:val="20"/>
               </w:rPr>
-              <w:t xml:space="preserve">The page where a person changes their own password.</w:t>
+              <w:t xml:space="preserve">Add many item names from an Excel or CSV file. This does not put stock on the shelf. Use Goods on the way for that.</w:t>
             </w:r>
           </w:p>
         </w:tc>
@@ -5666,7 +5666,7 @@
                 <w:sz w:val="20"/>
                 <w:szCs w:val="20"/>
               </w:rPr>
-              <w:t xml:space="preserve">Shop backup</w:t>
+              <w:t xml:space="preserve">Your login</w:t>
             </w:r>
           </w:p>
         </w:tc>
@@ -5703,7 +5703,7 @@
                 <w:sz w:val="20"/>
                 <w:szCs w:val="20"/>
               </w:rPr>
-              <w:t xml:space="preserve">A Super Admin copy of shops, staff emails, stock, IMEIs, sales, and purchases. Keep that file off this computer.</w:t>
+              <w:t xml:space="preserve">The page where a person changes their own password.</w:t>
             </w:r>
           </w:p>
         </w:tc>
@@ -5745,7 +5745,7 @@
                 <w:sz w:val="20"/>
                 <w:szCs w:val="20"/>
               </w:rPr>
-              <w:t xml:space="preserve">How to use this</w:t>
+              <w:t xml:space="preserve">Shop backup</w:t>
             </w:r>
           </w:p>
         </w:tc>
@@ -5782,7 +5782,7 @@
                 <w:sz w:val="20"/>
                 <w:szCs w:val="20"/>
               </w:rPr>
-              <w:t xml:space="preserve">The handbook for your job. Look up a word. Print the book. It only covers pages you can open.</w:t>
+              <w:t xml:space="preserve">A Super Admin copy of shops, staff emails, stock, IMEIs, sales, and purchases. Keep that file off this computer.</w:t>
             </w:r>
           </w:p>
         </w:tc>
@@ -5824,7 +5824,7 @@
                 <w:sz w:val="20"/>
                 <w:szCs w:val="20"/>
               </w:rPr>
-              <w:t xml:space="preserve">Shop to shop</w:t>
+              <w:t xml:space="preserve">How to use this</w:t>
             </w:r>
           </w:p>
         </w:tc>
@@ -5861,7 +5861,7 @@
                 <w:sz w:val="20"/>
                 <w:szCs w:val="20"/>
               </w:rPr>
-              <w:t xml:space="preserve">Send stock that already belongs to Abu Twins from Iwo Road to Challenge, or the other way. The list is a CSV of IMEIs and accessory lines.</w:t>
+              <w:t xml:space="preserve">The handbook for your job. Look up a word. Print the book. It only covers pages you can open.</w:t>
             </w:r>
           </w:p>
         </w:tc>
@@ -5903,7 +5903,7 @@
                 <w:sz w:val="20"/>
                 <w:szCs w:val="20"/>
               </w:rPr>
-              <w:t xml:space="preserve">Neighbor shop fill</w:t>
+              <w:t xml:space="preserve">Shop to shop</w:t>
             </w:r>
           </w:p>
         </w:tc>
@@ -5940,7 +5940,7 @@
                 <w:sz w:val="20"/>
                 <w:szCs w:val="20"/>
               </w:rPr>
-              <w:t xml:space="preserve">Collect one unit from a neighboring dealer for a named customer. Sell it here. Return their money. Keep the profit.</w:t>
+              <w:t xml:space="preserve">Send stock that already belongs to Abu Twins from Iwo Road to Challenge, or the other way. The list is a CSV of IMEIs and accessory lines.</w:t>
             </w:r>
           </w:p>
         </w:tc>
@@ -5982,7 +5982,7 @@
                 <w:sz w:val="20"/>
                 <w:szCs w:val="20"/>
               </w:rPr>
-              <w:t xml:space="preserve">Expected goods</w:t>
+              <w:t xml:space="preserve">Neighbor shop fill</w:t>
             </w:r>
           </w:p>
         </w:tc>
@@ -6019,7 +6019,7 @@
                 <w:sz w:val="20"/>
                 <w:szCs w:val="20"/>
               </w:rPr>
-              <w:t xml:space="preserve">What a supplier still owes you in units. Coming is not In shop until the carton is checked.</w:t>
+              <w:t xml:space="preserve">Collect one unit from a neighboring dealer for a named customer. Sell it here. Return their money. Keep the profit.</w:t>
             </w:r>
           </w:p>
         </w:tc>
@@ -6061,7 +6061,7 @@
                 <w:sz w:val="20"/>
                 <w:szCs w:val="20"/>
               </w:rPr>
-              <w:t xml:space="preserve">Never scanned versus the bill</w:t>
+              <w:t xml:space="preserve">Expected goods</w:t>
             </w:r>
           </w:p>
         </w:tc>
@@ -6098,7 +6098,7 @@
                 <w:sz w:val="20"/>
                 <w:szCs w:val="20"/>
               </w:rPr>
-              <w:t xml:space="preserve">Units on the supplier bill that were never given an IMEI or piece count on this system.</w:t>
+              <w:t xml:space="preserve">What a supplier still owes you in units. Coming is not In shop until the carton is checked.</w:t>
             </w:r>
           </w:p>
         </w:tc>
@@ -6140,7 +6140,7 @@
                 <w:sz w:val="20"/>
                 <w:szCs w:val="20"/>
               </w:rPr>
-              <w:t xml:space="preserve">Sold today</w:t>
+              <w:t xml:space="preserve">Never scanned versus the bill</w:t>
             </w:r>
           </w:p>
         </w:tc>
@@ -6177,7 +6177,7 @@
                 <w:sz w:val="20"/>
                 <w:szCs w:val="20"/>
               </w:rPr>
-              <w:t xml:space="preserve">Units from that supplier carton that already have an invoice on this Lagos day. Check this before Close the day.</w:t>
+              <w:t xml:space="preserve">Units on the supplier bill that were never given an IMEI or piece count on this system.</w:t>
             </w:r>
           </w:p>
         </w:tc>
@@ -6219,7 +6219,7 @@
                 <w:sz w:val="20"/>
                 <w:szCs w:val="20"/>
               </w:rPr>
-              <w:t xml:space="preserve">Still in shop</w:t>
+              <w:t xml:space="preserve">Sold today</w:t>
             </w:r>
           </w:p>
         </w:tc>
@@ -6256,7 +6256,7 @@
                 <w:sz w:val="20"/>
                 <w:szCs w:val="20"/>
               </w:rPr>
-              <w:t xml:space="preserve">What the system still believes is on the shelf from that carton. If the shelf has fewer, open Stock count.</w:t>
+              <w:t xml:space="preserve">Units from that supplier carton that already have an invoice on this Lagos day. Check this before Close the day.</w:t>
             </w:r>
           </w:p>
         </w:tc>
@@ -6298,7 +6298,7 @@
                 <w:sz w:val="20"/>
                 <w:szCs w:val="20"/>
               </w:rPr>
-              <w:t xml:space="preserve">Stock count</w:t>
+              <w:t xml:space="preserve">Still in shop</w:t>
             </w:r>
           </w:p>
         </w:tc>
@@ -6335,7 +6335,7 @@
                 <w:sz w:val="20"/>
                 <w:szCs w:val="20"/>
               </w:rPr>
-              <w:t xml:space="preserve">Count the shelf with your hands. Compare with the system. A manager must approve before any number changes.</w:t>
+              <w:t xml:space="preserve">What the system still believes is on the shelf from that carton. If the shelf has fewer, open Stock count.</w:t>
             </w:r>
           </w:p>
         </w:tc>
@@ -6377,6 +6377,85 @@
                 <w:sz w:val="20"/>
                 <w:szCs w:val="20"/>
               </w:rPr>
+              <w:t xml:space="preserve">Stock count</w:t>
+            </w:r>
+          </w:p>
+        </w:tc>
+        <w:tc>
+          <w:tcPr>
+            <w:tcW w:type="dxa" w:w="6560"/>
+            <w:tcBorders>
+              <w:top w:val="single" w:color="000000" w:sz="8"/>
+              <w:left w:val="single" w:color="000000" w:sz="8"/>
+              <w:bottom w:val="single" w:color="000000" w:sz="8"/>
+              <w:right w:val="single" w:color="000000" w:sz="8"/>
+            </w:tcBorders>
+            <w:shd w:fill="FFFFFF" w:color="FFFFFF" w:val="clear"/>
+            <w:tcMar>
+              <w:top w:type="dxa" w:w="60"/>
+              <w:left w:type="dxa" w:w="80"/>
+              <w:bottom w:type="dxa" w:w="60"/>
+              <w:right w:type="dxa" w:w="80"/>
+            </w:tcMar>
+            <w:vAlign w:val="center"/>
+          </w:tcPr>
+          <w:p>
+            <w:pPr>
+              <w:jc w:val="left"/>
+            </w:pPr>
+            <w:r>
+              <w:rPr>
+                <w:rFonts w:ascii="Calibri" w:cs="Calibri" w:eastAsia="Calibri" w:hAnsi="Calibri"/>
+                <w:b w:val="false"/>
+                <w:bCs w:val="false"/>
+                <w:i w:val="false"/>
+                <w:iCs w:val="false"/>
+                <w:color w:val="000000"/>
+                <w:sz w:val="20"/>
+                <w:szCs w:val="20"/>
+              </w:rPr>
+              <w:t xml:space="preserve">Count the shelf with your hands. Compare with the system. A manager must approve before any number changes.</w:t>
+            </w:r>
+          </w:p>
+        </w:tc>
+      </w:tr>
+      <w:tr>
+        <w:trPr>
+          <w:trHeight w:val="320" w:hRule="atLeast"/>
+        </w:trPr>
+        <w:tc>
+          <w:tcPr>
+            <w:tcW w:type="dxa" w:w="2800"/>
+            <w:tcBorders>
+              <w:top w:val="single" w:color="000000" w:sz="8"/>
+              <w:left w:val="single" w:color="000000" w:sz="8"/>
+              <w:bottom w:val="single" w:color="000000" w:sz="8"/>
+              <w:right w:val="single" w:color="000000" w:sz="8"/>
+            </w:tcBorders>
+            <w:shd w:fill="F7F7F7" w:color="F7F7F7" w:val="clear"/>
+            <w:tcMar>
+              <w:top w:type="dxa" w:w="60"/>
+              <w:left w:type="dxa" w:w="80"/>
+              <w:bottom w:type="dxa" w:w="60"/>
+              <w:right w:type="dxa" w:w="80"/>
+            </w:tcMar>
+            <w:vAlign w:val="center"/>
+          </w:tcPr>
+          <w:p>
+            <w:pPr>
+              <w:jc w:val="left"/>
+            </w:pPr>
+            <w:r>
+              <w:rPr>
+                <w:rFonts w:ascii="Calibri" w:cs="Calibri" w:eastAsia="Calibri" w:hAnsi="Calibri"/>
+                <w:b w:val="false"/>
+                <w:bCs w:val="false"/>
+                <w:i w:val="false"/>
+                <w:iCs w:val="false"/>
+                <w:color w:val="000000"/>
+                <w:sz w:val="20"/>
+                <w:szCs w:val="20"/>
+              </w:rPr>
               <w:t xml:space="preserve">Profit</w:t>
             </w:r>
           </w:p>
@@ -6390,7 +6469,7 @@
               <w:bottom w:val="single" w:color="000000" w:sz="8"/>
               <w:right w:val="single" w:color="000000" w:sz="8"/>
             </w:tcBorders>
-            <w:shd w:fill="FFFFFF" w:color="FFFFFF" w:val="clear"/>
+            <w:shd w:fill="F7F7F7" w:color="F7F7F7" w:val="clear"/>
             <w:tcMar>
               <w:top w:type="dxa" w:w="60"/>
               <w:left w:type="dxa" w:w="80"/>
@@ -7948,7 +8027,7 @@
                 <w:sz w:val="20"/>
                 <w:szCs w:val="20"/>
               </w:rPr>
-              <w:t xml:space="preserve">The person who loads the system from a sheet</w:t>
+              <w:t xml:space="preserve">The person who puts stock on the shelf in the system</w:t>
             </w:r>
           </w:p>
         </w:tc>
@@ -7985,7 +8064,7 @@
                 <w:sz w:val="20"/>
                 <w:szCs w:val="20"/>
               </w:rPr>
-              <w:t xml:space="preserve">Upload the Abu Twins opening stock Excel per shop, or the older step-by-step sheets. Nothing else. No selling, no money, no approving.</w:t>
+              <w:t xml:space="preserve">Add one phone or cord at a time on Upload stock, or upload the Abu Twins opening stock Excel per shop. Nothing else. No selling, no money, no approving.</w:t>
             </w:r>
           </w:p>
         </w:tc>
@@ -9451,7 +9530,7 @@
                 <w:sz w:val="20"/>
                 <w:szCs w:val="20"/>
               </w:rPr>
-              <w:t xml:space="preserve">What you sell, loading the shelf from Excel, each phone number, what is here, what is still coming.</w:t>
+              <w:t xml:space="preserve">What you sell, adding stock one unit at a time or from Excel, each phone number, what is here, what is still coming.</w:t>
             </w:r>
           </w:p>
         </w:tc>
@@ -26661,7 +26740,7 @@
           <w:sz w:val="26"/>
           <w:szCs w:val="26"/>
         </w:rPr>
-        <w:t xml:space="preserve">10.39 Upload stock. Loading the shops from a sheet</w:t>
+        <w:t xml:space="preserve">10.39 Upload stock. One item or many from Excel</w:t>
       </w:r>
     </w:p>
     <w:p>
@@ -26699,7 +26778,7 @@
           <w:sz w:val="22"/>
           <w:szCs w:val="22"/>
         </w:rPr>
-        <w:t xml:space="preserve">Upload stock loads what is on the shelf from Excel. The easiest way is the Abu Twins opening stock workbook: one file for one shop, with tabs named PHONES, ACCESSORIES, SCREEN, and LAPTOPS. The same columns appear on every tab: PRODUCT NAME, BRAND, CATEGORY, QTY/IMEI/SERIAL NO, CONDITION, SPECIFICATION, UNIT COST PRICE, and MIN.SELLING PRICE. Pick the shop, upload the file, and the system adds missing item names, books phones and laptops as In shop, and sets piece counts for cords and screens. Older four-step sheets remain lower on the page for later top-ups.</w:t>
+        <w:t xml:space="preserve">Upload stock puts what is on the shelf into the system two ways. At the top, Add one item to the shelf lets staff pick the shop, pick or add the item name, and scan or type each IMEI, serial, or piece count one after another. When the form saves, the number fields clear for the next unit. Below that, the Abu Twins opening stock Excel still loads a full shop at once: one file per shop, with tabs named PHONES, ACCESSORIES, SCREEN, and LAPTOPS. Older four-step sheet uploads sit under Advanced for later top-ups.</w:t>
       </w:r>
     </w:p>
     <w:p>
@@ -26737,7 +26816,7 @@
           <w:sz w:val="22"/>
           <w:szCs w:val="22"/>
         </w:rPr>
-        <w:t xml:space="preserve">The shop already counts stock in that Excel. Asking them to retype everything into a new Techvaults layout wastes a day and creates mistakes. The software should follow the shop's paper, not the other way around.</w:t>
+        <w:t xml:space="preserve">Not every delivery is a full carton count. Sometimes one iPhone arrives, or three cords. Forcing a spreadsheet for that feels heavy. Keeping the big Excel for opening stock and day-end counts still saves hours when hundreds of lines must go in at once.</w:t>
       </w:r>
     </w:p>
     <w:p>
@@ -26775,7 +26854,7 @@
           <w:sz w:val="22"/>
           <w:szCs w:val="22"/>
         </w:rPr>
-        <w:t xml:space="preserve">Iwo Road finishes tonight's count on the opening stock Excel. The uploader opens Upload stock, picks Iwo Road, Ibadan, and uploads that file. Phones with IMEIs appear In shop. Cords show the piece count. Challenge sends its own file the same way. Sell now can start tomorrow on real shelf units.</w:t>
+        <w:t xml:space="preserve">Challenge receives one iPhone 17 Pro Max before the rest of the carton. The uploader opens Upload stock, picks Challenge, Ibadan, chooses the model from the list, scans the IMEI, and clicks Add this unit to the shelf. The IMEI field clears. They scan the next phone the same way. That evening, Bodija sends its full opening stock Excel. The uploader picks Bodija and uploads the file. Phones appear In shop. Cords show the piece count. Sell now works on real shelf units the next morning.</w:t>
       </w:r>
     </w:p>
     <w:p>
@@ -26887,7 +26966,7 @@
           <w:sz w:val="22"/>
           <w:szCs w:val="22"/>
         </w:rPr>
-        <w:t xml:space="preserve">Under Abu Twins opening stock sheet, pick the shop this file belongs to.</w:t>
+        <w:t xml:space="preserve">To add one unit, use Add one item to the shelf at the top.</w:t>
       </w:r>
     </w:p>
     <w:p>
@@ -26918,7 +26997,7 @@
           <w:sz w:val="22"/>
           <w:szCs w:val="22"/>
         </w:rPr>
-        <w:t xml:space="preserve">Upload the shop's opening stock Excel with PHONES, ACCESSORIES, SCREEN, and LAPTOPS filled.</w:t>
+        <w:t xml:space="preserve">Pick the shop, pick the item from the list or add a new name with prices, then scan or type the IMEI, serial, or piece count.</w:t>
       </w:r>
     </w:p>
     <w:p>
@@ -26949,7 +27028,7 @@
           <w:sz w:val="22"/>
           <w:szCs w:val="22"/>
         </w:rPr>
-        <w:t xml:space="preserve">Open Shop stock and Phone IMEIs. Confirm the numbers match the sheet.</w:t>
+        <w:t xml:space="preserve">Click Add this unit to the shelf or Add pieces to the shelf. Confirm the fields clear for the next entry.</w:t>
       </w:r>
     </w:p>
     <w:p>
@@ -26980,7 +27059,38 @@
           <w:sz w:val="22"/>
           <w:szCs w:val="22"/>
         </w:rPr>
-        <w:t xml:space="preserve">If a line is wrong, fix the Excel and upload again. Nothing is half loaded.</w:t>
+        <w:t xml:space="preserve">For a full shop load, scroll to Abu Twins opening stock Excel, pick the shop, and upload the PHONES / ACCESSORIES / SCREEN / LAPTOPS file.</w:t>
+      </w:r>
+    </w:p>
+    <w:p>
+      <w:pPr>
+        <w:spacing w:after="80" w:line="276"/>
+      </w:pPr>
+      <w:r>
+        <w:rPr>
+          <w:rFonts w:ascii="Calibri" w:cs="Calibri" w:eastAsia="Calibri" w:hAnsi="Calibri"/>
+          <w:b/>
+          <w:bCs/>
+          <w:i w:val="false"/>
+          <w:iCs w:val="false"/>
+          <w:color w:val="000000"/>
+          <w:sz w:val="22"/>
+          <w:szCs w:val="22"/>
+        </w:rPr>
+        <w:t xml:space="preserve">7. </w:t>
+      </w:r>
+      <w:r>
+        <w:rPr>
+          <w:rFonts w:ascii="Calibri" w:cs="Calibri" w:eastAsia="Calibri" w:hAnsi="Calibri"/>
+          <w:b w:val="false"/>
+          <w:bCs w:val="false"/>
+          <w:i w:val="false"/>
+          <w:iCs w:val="false"/>
+          <w:color w:val="000000"/>
+          <w:sz w:val="22"/>
+          <w:szCs w:val="22"/>
+        </w:rPr>
+        <w:t xml:space="preserve">Open Shop stock and Phone IMEIs. Confirm the numbers match what you entered.</w:t>
       </w:r>
     </w:p>
     <w:p>
@@ -27022,7 +27132,7 @@
           <w:sz w:val="22"/>
           <w:szCs w:val="22"/>
         </w:rPr>
-        <w:t xml:space="preserve">The opening stock card is at the top of Upload stock.</w:t>
+        <w:t xml:space="preserve">Add one item to the shelf is at the top of Upload stock.</w:t>
       </w:r>
     </w:p>
     <w:p>
@@ -27045,7 +27155,7 @@
           <w:sz w:val="22"/>
           <w:szCs w:val="22"/>
         </w:rPr>
-        <w:t xml:space="preserve">A good file adds item names, phones In shop, and piece lines for that shop.</w:t>
+        <w:t xml:space="preserve">A phone with an IMEI books In shop and raises the shelf count by one.</w:t>
       </w:r>
     </w:p>
     <w:p>
@@ -27068,7 +27178,7 @@
           <w:sz w:val="22"/>
           <w:szCs w:val="22"/>
         </w:rPr>
-        <w:t xml:space="preserve">A file with a bad line loads nothing and names the tab and line to fix.</w:t>
+        <w:t xml:space="preserve">A cord with no number raises the piece count by the number you typed.</w:t>
       </w:r>
     </w:p>
     <w:p>
@@ -27091,7 +27201,7 @@
           <w:sz w:val="22"/>
           <w:szCs w:val="22"/>
         </w:rPr>
-        <w:t xml:space="preserve">Sending the same phone twice leaves the first booking alone.</w:t>
+        <w:t xml:space="preserve">Sending the same IMEI twice is refused or left alone if it is already on the system.</w:t>
       </w:r>
     </w:p>
     <w:p>
@@ -27114,7 +27224,7 @@
           <w:sz w:val="22"/>
           <w:szCs w:val="22"/>
         </w:rPr>
-        <w:t xml:space="preserve">After a good upload, Sell now can find those In shop IMEIs.</w:t>
+        <w:t xml:space="preserve">A good opening stock file adds item names, phones In shop, and piece lines for that shop.</w:t>
       </w:r>
     </w:p>
     <w:p>
@@ -27137,7 +27247,30 @@
           <w:sz w:val="22"/>
           <w:szCs w:val="22"/>
         </w:rPr>
-        <w:t xml:space="preserve">The older four steps are still there for later top-ups.</w:t>
+        <w:t xml:space="preserve">A file with a bad line loads nothing and names the tab and line to fix.</w:t>
+      </w:r>
+    </w:p>
+    <w:p>
+      <w:pPr>
+        <w:pStyle w:val="ListParagraph"/>
+        <w:numPr>
+          <w:ilvl w:val="0"/>
+          <w:numId w:val="2"/>
+        </w:numPr>
+        <w:spacing w:after="80" w:line="276"/>
+      </w:pPr>
+      <w:r>
+        <w:rPr>
+          <w:rFonts w:ascii="Calibri" w:cs="Calibri" w:eastAsia="Calibri" w:hAnsi="Calibri"/>
+          <w:b w:val="false"/>
+          <w:bCs w:val="false"/>
+          <w:i w:val="false"/>
+          <w:iCs w:val="false"/>
+          <w:color w:val="000000"/>
+          <w:sz w:val="22"/>
+          <w:szCs w:val="22"/>
+        </w:rPr>
+        <w:t xml:space="preserve">Advanced sheet uploads are folded away until you open them.</w:t>
       </w:r>
     </w:p>
     <w:p>
@@ -39974,6 +40107,159 @@
           </w:p>
         </w:tc>
       </w:tr>
+      <w:tr>
+        <w:trPr>
+          <w:trHeight w:val="320" w:hRule="atLeast"/>
+        </w:trPr>
+        <w:tc>
+          <w:tcPr>
+            <w:tcW w:type="dxa" w:w="600"/>
+            <w:tcBorders>
+              <w:top w:val="single" w:color="000000" w:sz="8"/>
+              <w:left w:val="single" w:color="000000" w:sz="8"/>
+              <w:bottom w:val="single" w:color="000000" w:sz="8"/>
+              <w:right w:val="single" w:color="000000" w:sz="8"/>
+            </w:tcBorders>
+            <w:shd w:fill="F7F7F7" w:color="F7F7F7" w:val="clear"/>
+            <w:tcMar>
+              <w:top w:type="dxa" w:w="60"/>
+              <w:left w:type="dxa" w:w="80"/>
+              <w:bottom w:type="dxa" w:w="60"/>
+              <w:right w:type="dxa" w:w="80"/>
+            </w:tcMar>
+            <w:vAlign w:val="center"/>
+          </w:tcPr>
+          <w:p>
+            <w:pPr>
+              <w:jc w:val="left"/>
+            </w:pPr>
+            <w:r>
+              <w:rPr>
+                <w:rFonts w:ascii="Calibri" w:cs="Calibri" w:eastAsia="Calibri" w:hAnsi="Calibri"/>
+                <w:b w:val="false"/>
+                <w:bCs w:val="false"/>
+                <w:i w:val="false"/>
+                <w:iCs w:val="false"/>
+                <w:color w:val="000000"/>
+                <w:sz w:val="20"/>
+                <w:szCs w:val="20"/>
+              </w:rPr>
+              <w:t xml:space="preserve">40</w:t>
+            </w:r>
+          </w:p>
+        </w:tc>
+        <w:tc>
+          <w:tcPr>
+            <w:tcW w:type="dxa" w:w="2800"/>
+            <w:tcBorders>
+              <w:top w:val="single" w:color="000000" w:sz="8"/>
+              <w:left w:val="single" w:color="000000" w:sz="8"/>
+              <w:bottom w:val="single" w:color="000000" w:sz="8"/>
+              <w:right w:val="single" w:color="000000" w:sz="8"/>
+            </w:tcBorders>
+            <w:shd w:fill="F7F7F7" w:color="F7F7F7" w:val="clear"/>
+            <w:tcMar>
+              <w:top w:type="dxa" w:w="60"/>
+              <w:left w:type="dxa" w:w="80"/>
+              <w:bottom w:type="dxa" w:w="60"/>
+              <w:right w:type="dxa" w:w="80"/>
+            </w:tcMar>
+            <w:vAlign w:val="center"/>
+          </w:tcPr>
+          <w:p>
+            <w:pPr>
+              <w:jc w:val="left"/>
+            </w:pPr>
+            <w:r>
+              <w:rPr>
+                <w:rFonts w:ascii="Calibri" w:cs="Calibri" w:eastAsia="Calibri" w:hAnsi="Calibri"/>
+                <w:b w:val="false"/>
+                <w:bCs w:val="false"/>
+                <w:i w:val="false"/>
+                <w:iCs w:val="false"/>
+                <w:color w:val="000000"/>
+                <w:sz w:val="20"/>
+                <w:szCs w:val="20"/>
+              </w:rPr>
+              <w:t xml:space="preserve">Add one item to the shelf by hand</w:t>
+            </w:r>
+          </w:p>
+        </w:tc>
+        <w:tc>
+          <w:tcPr>
+            <w:tcW w:type="dxa" w:w="2600"/>
+            <w:tcBorders>
+              <w:top w:val="single" w:color="000000" w:sz="8"/>
+              <w:left w:val="single" w:color="000000" w:sz="8"/>
+              <w:bottom w:val="single" w:color="000000" w:sz="8"/>
+              <w:right w:val="single" w:color="000000" w:sz="8"/>
+            </w:tcBorders>
+            <w:shd w:fill="F7F7F7" w:color="F7F7F7" w:val="clear"/>
+            <w:tcMar>
+              <w:top w:type="dxa" w:w="60"/>
+              <w:left w:type="dxa" w:w="80"/>
+              <w:bottom w:type="dxa" w:w="60"/>
+              <w:right w:type="dxa" w:w="80"/>
+            </w:tcMar>
+            <w:vAlign w:val="center"/>
+          </w:tcPr>
+          <w:p>
+            <w:pPr>
+              <w:jc w:val="left"/>
+            </w:pPr>
+            <w:r>
+              <w:rPr>
+                <w:rFonts w:ascii="Calibri" w:cs="Calibri" w:eastAsia="Calibri" w:hAnsi="Calibri"/>
+                <w:b w:val="false"/>
+                <w:bCs w:val="false"/>
+                <w:i w:val="false"/>
+                <w:iCs w:val="false"/>
+                <w:color w:val="000000"/>
+                <w:sz w:val="20"/>
+                <w:szCs w:val="20"/>
+              </w:rPr>
+              <w:t xml:space="preserve">uploader@abutwins.com or Super Admin</w:t>
+            </w:r>
+          </w:p>
+        </w:tc>
+        <w:tc>
+          <w:tcPr>
+            <w:tcW w:type="dxa" w:w="3360"/>
+            <w:tcBorders>
+              <w:top w:val="single" w:color="000000" w:sz="8"/>
+              <w:left w:val="single" w:color="000000" w:sz="8"/>
+              <w:bottom w:val="single" w:color="000000" w:sz="8"/>
+              <w:right w:val="single" w:color="000000" w:sz="8"/>
+            </w:tcBorders>
+            <w:shd w:fill="F7F7F7" w:color="F7F7F7" w:val="clear"/>
+            <w:tcMar>
+              <w:top w:type="dxa" w:w="60"/>
+              <w:left w:type="dxa" w:w="80"/>
+              <w:bottom w:type="dxa" w:w="60"/>
+              <w:right w:type="dxa" w:w="80"/>
+            </w:tcMar>
+            <w:vAlign w:val="center"/>
+          </w:tcPr>
+          <w:p>
+            <w:pPr>
+              <w:jc w:val="left"/>
+            </w:pPr>
+            <w:r>
+              <w:rPr>
+                <w:rFonts w:ascii="Calibri" w:cs="Calibri" w:eastAsia="Calibri" w:hAnsi="Calibri"/>
+                <w:b w:val="false"/>
+                <w:bCs w:val="false"/>
+                <w:i w:val="false"/>
+                <w:iCs w:val="false"/>
+                <w:color w:val="000000"/>
+                <w:sz w:val="20"/>
+                <w:szCs w:val="20"/>
+              </w:rPr>
+              <w:t xml:space="preserve">Pick the shop and item. Scan or type one IMEI or serial. Form clears for the next unit. Sell now finds the new In shop IMEI.</w:t>
+            </w:r>
+          </w:p>
+        </w:tc>
+      </w:tr>
     </w:tbl>
     <w:p>
       <w:pPr>
@@ -41468,6 +41754,25 @@
           <w:szCs w:val="22"/>
         </w:rPr>
         <w:t xml:space="preserve">Version 1.17 follows the opening stock Excel Abu Twins already uses. One file per shop, with PHONES, ACCESSORIES, SCREEN, and LAPTOPS. Staff pick the shop, upload that file, and the system adds the item names, books phones and laptops In shop, and sets piece counts. The older four-step sheets stay for later top-ups. The shop does not have to learn a new spreadsheet shape just to go live.</w:t>
+      </w:r>
+    </w:p>
+    <w:p>
+      <w:pPr>
+        <w:spacing w:after="160" w:before="0" w:line="276"/>
+        <w:jc w:val="left"/>
+      </w:pPr>
+      <w:r>
+        <w:rPr>
+          <w:rFonts w:ascii="Calibri" w:cs="Calibri" w:eastAsia="Calibri" w:hAnsi="Calibri"/>
+          <w:b w:val="false"/>
+          <w:bCs w:val="false"/>
+          <w:i w:val="false"/>
+          <w:iCs w:val="false"/>
+          <w:color w:val="000000"/>
+          <w:sz w:val="22"/>
+          <w:szCs w:val="22"/>
+        </w:rPr>
+        <w:t xml:space="preserve">Version 1.18 adds Add one item to the shelf on Upload stock. Staff pick the shop, pick or add the item name, and scan or type each IMEI, serial, or piece count without opening a spreadsheet. The form clears after each save so the next unit is quick. The opening stock Excel stays for full shop loads. Older step-by-step sheet uploads move under Advanced so the page reads clearly for everyday work.</w:t>
       </w:r>
     </w:p>
     <w:p>

--- a/docs/Abu-Twins-Shop-System-User-Guide.docx
+++ b/docs/Abu-Twins-Shop-System-User-Guide.docx
@@ -459,7 +459,7 @@
                 <w:sz w:val="20"/>
                 <w:szCs w:val="20"/>
               </w:rPr>
-              <w:t xml:space="preserve">1.18</w:t>
+              <w:t xml:space="preserve">1.19</w:t>
             </w:r>
           </w:p>
         </w:tc>
@@ -533,7 +533,7 @@
                 <w:sz w:val="20"/>
                 <w:szCs w:val="20"/>
               </w:rPr>
-              <w:t xml:space="preserve">Updated: Upload stock adds one item at a time or loads many from Excel</w:t>
+              <w:t xml:space="preserve">Updated: Upload stock creates a supplier bill with value and paid or not paid</w:t>
             </w:r>
           </w:p>
         </w:tc>
@@ -5466,7 +5466,7 @@
                 <w:sz w:val="20"/>
                 <w:szCs w:val="20"/>
               </w:rPr>
-              <w:t xml:space="preserve">The Excel Abu Twins already uses: one file per shop, with PHONES, ACCESSORIES, SCREEN, and LAPTOPS. Upload it on Upload stock when you have many lines.</w:t>
+              <w:t xml:space="preserve">The Excel Abu Twins already uses: one file per shop, with PHONES, ACCESSORIES, SCREEN, and LAPTOPS. Upload it on Upload stock when you have many lines. Pick the supplier and paid or not paid.</w:t>
             </w:r>
           </w:p>
         </w:tc>
@@ -5545,7 +5545,165 @@
                 <w:sz w:val="20"/>
                 <w:szCs w:val="20"/>
               </w:rPr>
-              <w:t xml:space="preserve">On Upload stock, book a single phone, laptop, or piece count by hand. Scan or type the IMEI or serial. The form clears for the next unit.</w:t>
+              <w:t xml:space="preserve">On Upload stock, book a single phone, laptop, or piece count by hand under an open upload bill. Scan or type the IMEI or serial. The form clears for the next unit.</w:t>
+            </w:r>
+          </w:p>
+        </w:tc>
+      </w:tr>
+      <w:tr>
+        <w:trPr>
+          <w:trHeight w:val="320" w:hRule="atLeast"/>
+        </w:trPr>
+        <w:tc>
+          <w:tcPr>
+            <w:tcW w:type="dxa" w:w="2800"/>
+            <w:tcBorders>
+              <w:top w:val="single" w:color="000000" w:sz="8"/>
+              <w:left w:val="single" w:color="000000" w:sz="8"/>
+              <w:bottom w:val="single" w:color="000000" w:sz="8"/>
+              <w:right w:val="single" w:color="000000" w:sz="8"/>
+            </w:tcBorders>
+            <w:shd w:fill="FFFFFF" w:color="FFFFFF" w:val="clear"/>
+            <w:tcMar>
+              <w:top w:type="dxa" w:w="60"/>
+              <w:left w:type="dxa" w:w="80"/>
+              <w:bottom w:type="dxa" w:w="60"/>
+              <w:right w:type="dxa" w:w="80"/>
+            </w:tcMar>
+            <w:vAlign w:val="center"/>
+          </w:tcPr>
+          <w:p>
+            <w:pPr>
+              <w:jc w:val="left"/>
+            </w:pPr>
+            <w:r>
+              <w:rPr>
+                <w:rFonts w:ascii="Calibri" w:cs="Calibri" w:eastAsia="Calibri" w:hAnsi="Calibri"/>
+                <w:b w:val="false"/>
+                <w:bCs w:val="false"/>
+                <w:i w:val="false"/>
+                <w:iCs w:val="false"/>
+                <w:color w:val="000000"/>
+                <w:sz w:val="20"/>
+                <w:szCs w:val="20"/>
+              </w:rPr>
+              <w:t xml:space="preserve">Upload bill</w:t>
+            </w:r>
+          </w:p>
+        </w:tc>
+        <w:tc>
+          <w:tcPr>
+            <w:tcW w:type="dxa" w:w="6560"/>
+            <w:tcBorders>
+              <w:top w:val="single" w:color="000000" w:sz="8"/>
+              <w:left w:val="single" w:color="000000" w:sz="8"/>
+              <w:bottom w:val="single" w:color="000000" w:sz="8"/>
+              <w:right w:val="single" w:color="000000" w:sz="8"/>
+            </w:tcBorders>
+            <w:shd w:fill="FFFFFF" w:color="FFFFFF" w:val="clear"/>
+            <w:tcMar>
+              <w:top w:type="dxa" w:w="60"/>
+              <w:left w:type="dxa" w:w="80"/>
+              <w:bottom w:type="dxa" w:w="60"/>
+              <w:right w:type="dxa" w:w="80"/>
+            </w:tcMar>
+            <w:vAlign w:val="center"/>
+          </w:tcPr>
+          <w:p>
+            <w:pPr>
+              <w:jc w:val="left"/>
+            </w:pPr>
+            <w:r>
+              <w:rPr>
+                <w:rFonts w:ascii="Calibri" w:cs="Calibri" w:eastAsia="Calibri" w:hAnsi="Calibri"/>
+                <w:b w:val="false"/>
+                <w:bCs w:val="false"/>
+                <w:i w:val="false"/>
+                <w:iCs w:val="false"/>
+                <w:color w:val="000000"/>
+                <w:sz w:val="20"/>
+                <w:szCs w:val="20"/>
+              </w:rPr>
+              <w:t xml:space="preserve">A Goods from supplier PO started on Upload stock. It carries the supplier, submission value, and paid or not paid for that load.</w:t>
+            </w:r>
+          </w:p>
+        </w:tc>
+      </w:tr>
+      <w:tr>
+        <w:trPr>
+          <w:trHeight w:val="320" w:hRule="atLeast"/>
+        </w:trPr>
+        <w:tc>
+          <w:tcPr>
+            <w:tcW w:type="dxa" w:w="2800"/>
+            <w:tcBorders>
+              <w:top w:val="single" w:color="000000" w:sz="8"/>
+              <w:left w:val="single" w:color="000000" w:sz="8"/>
+              <w:bottom w:val="single" w:color="000000" w:sz="8"/>
+              <w:right w:val="single" w:color="000000" w:sz="8"/>
+            </w:tcBorders>
+            <w:shd w:fill="F7F7F7" w:color="F7F7F7" w:val="clear"/>
+            <w:tcMar>
+              <w:top w:type="dxa" w:w="60"/>
+              <w:left w:type="dxa" w:w="80"/>
+              <w:bottom w:type="dxa" w:w="60"/>
+              <w:right w:type="dxa" w:w="80"/>
+            </w:tcMar>
+            <w:vAlign w:val="center"/>
+          </w:tcPr>
+          <w:p>
+            <w:pPr>
+              <w:jc w:val="left"/>
+            </w:pPr>
+            <w:r>
+              <w:rPr>
+                <w:rFonts w:ascii="Calibri" w:cs="Calibri" w:eastAsia="Calibri" w:hAnsi="Calibri"/>
+                <w:b w:val="false"/>
+                <w:bCs w:val="false"/>
+                <w:i w:val="false"/>
+                <w:iCs w:val="false"/>
+                <w:color w:val="000000"/>
+                <w:sz w:val="20"/>
+                <w:szCs w:val="20"/>
+              </w:rPr>
+              <w:t xml:space="preserve">Submission value</w:t>
+            </w:r>
+          </w:p>
+        </w:tc>
+        <w:tc>
+          <w:tcPr>
+            <w:tcW w:type="dxa" w:w="6560"/>
+            <w:tcBorders>
+              <w:top w:val="single" w:color="000000" w:sz="8"/>
+              <w:left w:val="single" w:color="000000" w:sz="8"/>
+              <w:bottom w:val="single" w:color="000000" w:sz="8"/>
+              <w:right w:val="single" w:color="000000" w:sz="8"/>
+            </w:tcBorders>
+            <w:shd w:fill="F7F7F7" w:color="F7F7F7" w:val="clear"/>
+            <w:tcMar>
+              <w:top w:type="dxa" w:w="60"/>
+              <w:left w:type="dxa" w:w="80"/>
+              <w:bottom w:type="dxa" w:w="60"/>
+              <w:right w:type="dxa" w:w="80"/>
+            </w:tcMar>
+            <w:vAlign w:val="center"/>
+          </w:tcPr>
+          <w:p>
+            <w:pPr>
+              <w:jc w:val="left"/>
+            </w:pPr>
+            <w:r>
+              <w:rPr>
+                <w:rFonts w:ascii="Calibri" w:cs="Calibri" w:eastAsia="Calibri" w:hAnsi="Calibri"/>
+                <w:b w:val="false"/>
+                <w:bCs w:val="false"/>
+                <w:i w:val="false"/>
+                <w:iCs w:val="false"/>
+                <w:color w:val="000000"/>
+                <w:sz w:val="20"/>
+                <w:szCs w:val="20"/>
+              </w:rPr>
+              <w:t xml:space="preserve">The cost total of everything loaded on that upload bill. Cost times quantity.</w:t>
             </w:r>
           </w:p>
         </w:tc>
@@ -8064,7 +8222,7 @@
                 <w:sz w:val="20"/>
                 <w:szCs w:val="20"/>
               </w:rPr>
-              <w:t xml:space="preserve">Add one phone or cord at a time on Upload stock, or upload the Abu Twins opening stock Excel per shop. Nothing else. No selling, no money, no approving.</w:t>
+              <w:t xml:space="preserve">Start an upload bill with a supplier, add units by hand or upload the opening stock Excel. Each load gets a PO. Nothing else. No selling, no posting cash, no approving.</w:t>
             </w:r>
           </w:p>
         </w:tc>
@@ -9530,7 +9688,7 @@
                 <w:sz w:val="20"/>
                 <w:szCs w:val="20"/>
               </w:rPr>
-              <w:t xml:space="preserve">What you sell, adding stock one unit at a time or from Excel, each phone number, what is here, what is still coming.</w:t>
+              <w:t xml:space="preserve">What you sell, adding stock with a supplier bill, each phone number, what is here, what is still coming.</w:t>
             </w:r>
           </w:p>
         </w:tc>
@@ -26740,7 +26898,7 @@
           <w:sz w:val="26"/>
           <w:szCs w:val="26"/>
         </w:rPr>
-        <w:t xml:space="preserve">10.39 Upload stock. One item or many from Excel</w:t>
+        <w:t xml:space="preserve">10.39 Upload stock. Supplier bill, one item, or many from Excel</w:t>
       </w:r>
     </w:p>
     <w:p>
@@ -26778,7 +26936,7 @@
           <w:sz w:val="22"/>
           <w:szCs w:val="22"/>
         </w:rPr>
-        <w:t xml:space="preserve">Upload stock puts what is on the shelf into the system two ways. At the top, Add one item to the shelf lets staff pick the shop, pick or add the item name, and scan or type each IMEI, serial, or piece count one after another. When the form saves, the number fields clear for the next unit. Below that, the Abu Twins opening stock Excel still loads a full shop at once: one file per shop, with tabs named PHONES, ACCESSORIES, SCREEN, and LAPTOPS. Older four-step sheet uploads sit under Advanced for later top-ups.</w:t>
+        <w:t xml:space="preserve">Upload stock puts what is on the shelf into the system and creates a real Goods from supplier bill. First, staff start an upload bill: shop, supplier, and paid or not paid. That bill gets a unique PO number and a running submission value from cost. Add one item to the shelf then books each IMEI, serial, or piece count under that same PO until the bill is closed. The Abu Twins opening stock Excel still loads a full shop at once: pick shop, supplier, and payment status, then upload PHONES, ACCESSORIES, SCREEN, and LAPTOPS. Unpaid bills show on Finance as still owed. Older four-step sheet uploads sit under Advanced.</w:t>
       </w:r>
     </w:p>
     <w:p>
@@ -26816,7 +26974,7 @@
           <w:sz w:val="22"/>
           <w:szCs w:val="22"/>
         </w:rPr>
-        <w:t xml:space="preserve">Not every delivery is a full carton count. Sometimes one iPhone arrives, or three cords. Forcing a spreadsheet for that feels heavy. Keeping the big Excel for opening stock and day-end counts still saves hours when hundreds of lines must go in at once.</w:t>
+        <w:t xml:space="preserve">Accountants and auditors need to know who supplied the stock, what it cost, whether it was paid, and which PO to open. Loading phones without that trail leaves money and goods unlinked. One session bill keeps a carton together. Excel still saves the big opening count.</w:t>
       </w:r>
     </w:p>
     <w:p>
@@ -26854,7 +27012,7 @@
           <w:sz w:val="22"/>
           <w:szCs w:val="22"/>
         </w:rPr>
-        <w:t xml:space="preserve">Challenge receives one iPhone 17 Pro Max before the rest of the carton. The uploader opens Upload stock, picks Challenge, Ibadan, chooses the model from the list, scans the IMEI, and clicks Add this unit to the shelf. The IMEI field clears. They scan the next phone the same way. That evening, Bodija sends its full opening stock Excel. The uploader picks Bodija and uploads the file. Phones appear In shop. Cords show the piece count. Sell now works on real shelf units the next morning.</w:t>
+        <w:t xml:space="preserve">Challenge receives part of a Dubai carton. The uploader starts an upload bill for that supplier, marks it not paid yet, and scans three iPhone 17 Pro Max units under the same PO. Finance shows the submission value as still owed. That evening, Bodija uploads its full opening stock Excel with the same supplier marked paid. A new PO appears on Goods from supplier as Loaded on Upload stock. Sell now works on real shelf units the next morning.</w:t>
       </w:r>
     </w:p>
     <w:p>
@@ -26966,7 +27124,7 @@
           <w:sz w:val="22"/>
           <w:szCs w:val="22"/>
         </w:rPr>
-        <w:t xml:space="preserve">To add one unit, use Add one item to the shelf at the top.</w:t>
+        <w:t xml:space="preserve">Start an upload bill: pick the shop, the supplier, and whether it is paid.</w:t>
       </w:r>
     </w:p>
     <w:p>
@@ -26997,7 +27155,7 @@
           <w:sz w:val="22"/>
           <w:szCs w:val="22"/>
         </w:rPr>
-        <w:t xml:space="preserve">Pick the shop, pick the item from the list or add a new name with prices, then scan or type the IMEI, serial, or piece count.</w:t>
+        <w:t xml:space="preserve">Add each unit: pick or add the item name, scan or type the IMEI, serial, or piece count, then save. Confirm the fields clear and the bill value grows.</w:t>
       </w:r>
     </w:p>
     <w:p>
@@ -27028,7 +27186,7 @@
           <w:sz w:val="22"/>
           <w:szCs w:val="22"/>
         </w:rPr>
-        <w:t xml:space="preserve">Click Add this unit to the shelf or Add pieces to the shelf. Confirm the fields clear for the next entry.</w:t>
+        <w:t xml:space="preserve">Close the bill when that carton is finished, or leave it open to add more.</w:t>
       </w:r>
     </w:p>
     <w:p>
@@ -27059,7 +27217,7 @@
           <w:sz w:val="22"/>
           <w:szCs w:val="22"/>
         </w:rPr>
-        <w:t xml:space="preserve">For a full shop load, scroll to Abu Twins opening stock Excel, pick the shop, and upload the PHONES / ACCESSORIES / SCREEN / LAPTOPS file.</w:t>
+        <w:t xml:space="preserve">For a full shop load, scroll to Abu Twins opening stock Excel, pick shop, supplier, and paid or not paid, then upload the file.</w:t>
       </w:r>
     </w:p>
     <w:p>
@@ -27090,7 +27248,7 @@
           <w:sz w:val="22"/>
           <w:szCs w:val="22"/>
         </w:rPr>
-        <w:t xml:space="preserve">Open Shop stock and Phone IMEIs. Confirm the numbers match what you entered.</w:t>
+        <w:t xml:space="preserve">Open Goods from supplier and Finance. Confirm the PO, submission value, and owed amount.</w:t>
       </w:r>
     </w:p>
     <w:p>
@@ -27132,7 +27290,7 @@
           <w:sz w:val="22"/>
           <w:szCs w:val="22"/>
         </w:rPr>
-        <w:t xml:space="preserve">Add one item to the shelf is at the top of Upload stock.</w:t>
+        <w:t xml:space="preserve">An open upload bill shows the PO number, supplier, submission value, and paid or not paid.</w:t>
       </w:r>
     </w:p>
     <w:p>
@@ -27155,7 +27313,7 @@
           <w:sz w:val="22"/>
           <w:szCs w:val="22"/>
         </w:rPr>
-        <w:t xml:space="preserve">A phone with an IMEI books In shop and raises the shelf count by one.</w:t>
+        <w:t xml:space="preserve">A phone with an IMEI books In shop, links to the PO, and raises the shelf count by one.</w:t>
       </w:r>
     </w:p>
     <w:p>
@@ -27178,7 +27336,7 @@
           <w:sz w:val="22"/>
           <w:szCs w:val="22"/>
         </w:rPr>
-        <w:t xml:space="preserve">A cord with no number raises the piece count by the number you typed.</w:t>
+        <w:t xml:space="preserve">A cord with no number raises the piece count and the bill value by cost times quantity.</w:t>
       </w:r>
     </w:p>
     <w:p>
@@ -27201,7 +27359,7 @@
           <w:sz w:val="22"/>
           <w:szCs w:val="22"/>
         </w:rPr>
-        <w:t xml:space="preserve">Sending the same IMEI twice is refused or left alone if it is already on the system.</w:t>
+        <w:t xml:space="preserve">Unpaid upload bills appear under Still owed to suppliers.</w:t>
       </w:r>
     </w:p>
     <w:p>
@@ -27224,7 +27382,7 @@
           <w:sz w:val="22"/>
           <w:szCs w:val="22"/>
         </w:rPr>
-        <w:t xml:space="preserve">A good opening stock file adds item names, phones In shop, and piece lines for that shop.</w:t>
+        <w:t xml:space="preserve">Goods from supplier labels upload bills as Loaded on Upload stock.</w:t>
       </w:r>
     </w:p>
     <w:p>
@@ -27247,7 +27405,7 @@
           <w:sz w:val="22"/>
           <w:szCs w:val="22"/>
         </w:rPr>
-        <w:t xml:space="preserve">A file with a bad line loads nothing and names the tab and line to fix.</w:t>
+        <w:t xml:space="preserve">A good opening stock file creates its own PO and books stock for that shop.</w:t>
       </w:r>
     </w:p>
     <w:p>
@@ -27270,7 +27428,7 @@
           <w:sz w:val="22"/>
           <w:szCs w:val="22"/>
         </w:rPr>
-        <w:t xml:space="preserve">Advanced sheet uploads are folded away until you open them.</w:t>
+        <w:t xml:space="preserve">A file with a bad line loads nothing and names the tab and line to fix.</w:t>
       </w:r>
     </w:p>
     <w:p>
@@ -27327,7 +27485,7 @@
           <w:sz w:val="22"/>
           <w:szCs w:val="22"/>
         </w:rPr>
-        <w:t xml:space="preserve">A job whose whole purpose is putting data into the system. It sees Upload stock, the item list, the phone list, and shop stock. It cannot sell, cannot open money pages, cannot approve anything, and cannot add staff.</w:t>
+        <w:t xml:space="preserve">A job whose whole purpose is putting stock and item names into the system. It sees Upload stock, the item list, Goods from supplier (to open the PO it created), the phone list, and shop stock. It cannot sell, cannot open money pages to post payments, cannot approve anything, and cannot add staff.</w:t>
       </w:r>
     </w:p>
     <w:p>
@@ -27365,7 +27523,7 @@
           <w:sz w:val="22"/>
           <w:szCs w:val="22"/>
         </w:rPr>
-        <w:t xml:space="preserve">Loading the shops is powerful work and it is usually done by whoever is helping to set the system up, sometimes from outside the shop. That person needs no ability to sell or to see what the business is worth. Giving them one narrow job means the door they hold opens one room.</w:t>
+        <w:t xml:space="preserve">Loading the shops is powerful work and it is usually done by whoever is helping to set the system up, sometimes from outside the shop. That person needs no ability to sell or to move cash. Giving them one narrow job means the door they hold opens one room.</w:t>
       </w:r>
     </w:p>
     <w:p>
@@ -27403,7 +27561,7 @@
           <w:sz w:val="22"/>
           <w:szCs w:val="22"/>
         </w:rPr>
-        <w:t xml:space="preserve">Techvaults is helping Abu Twins load the three shops. They are given the Stock uploader login. They load the item list, the shelf counts, and every IMEI in all three shops. At no point can they open Money in and out, ring up a sale, or see what a customer owes.</w:t>
+        <w:t xml:space="preserve">Techvaults is helping Abu Twins load the three shops. They are given the Stock uploader login. They start upload bills, load Excel files, and open each PO to check the submission value. At no point can they open Money in and out to pay a supplier, ring up a sale, or see what a customer owes.</w:t>
       </w:r>
     </w:p>
     <w:p>
@@ -27577,6 +27735,37 @@
           <w:sz w:val="22"/>
           <w:szCs w:val="22"/>
         </w:rPr>
+        <w:t xml:space="preserve">Open Goods from supplier and find a bill marked Loaded on Upload stock.</w:t>
+      </w:r>
+    </w:p>
+    <w:p>
+      <w:pPr>
+        <w:spacing w:after="80" w:line="276"/>
+      </w:pPr>
+      <w:r>
+        <w:rPr>
+          <w:rFonts w:ascii="Calibri" w:cs="Calibri" w:eastAsia="Calibri" w:hAnsi="Calibri"/>
+          <w:b/>
+          <w:bCs/>
+          <w:i w:val="false"/>
+          <w:iCs w:val="false"/>
+          <w:color w:val="000000"/>
+          <w:sz w:val="22"/>
+          <w:szCs w:val="22"/>
+        </w:rPr>
+        <w:t xml:space="preserve">6. </w:t>
+      </w:r>
+      <w:r>
+        <w:rPr>
+          <w:rFonts w:ascii="Calibri" w:cs="Calibri" w:eastAsia="Calibri" w:hAnsi="Calibri"/>
+          <w:b w:val="false"/>
+          <w:bCs w:val="false"/>
+          <w:i w:val="false"/>
+          <w:iCs w:val="false"/>
+          <w:color w:val="000000"/>
+          <w:sz w:val="22"/>
+          <w:szCs w:val="22"/>
+        </w:rPr>
         <w:t xml:space="preserve">Sign in as manager@abutwins.com and try to open Upload stock.</w:t>
       </w:r>
     </w:p>
@@ -27595,7 +27784,7 @@
           <w:sz w:val="22"/>
           <w:szCs w:val="22"/>
         </w:rPr>
-        <w:t xml:space="preserve">6. </w:t>
+        <w:t xml:space="preserve">7. </w:t>
       </w:r>
       <w:r>
         <w:rPr>
@@ -40102,7 +40291,7 @@
                 <w:sz w:val="20"/>
                 <w:szCs w:val="20"/>
               </w:rPr>
-              <w:t xml:space="preserve">Pick the shop. Upload the PHONES / ACCESSORIES / SCREEN / LAPTOPS file. Phones show In shop. Piece counts appear on Shop stock. A bad line loads nothing.</w:t>
+              <w:t xml:space="preserve">Pick shop, supplier, and paid or not paid. Upload the PHONES / ACCESSORIES / SCREEN / LAPTOPS file. A PO appears. Phones show In shop. Piece counts appear on Shop stock. A bad line loads nothing.</w:t>
             </w:r>
           </w:p>
         </w:tc>
@@ -40255,7 +40444,160 @@
                 <w:sz w:val="20"/>
                 <w:szCs w:val="20"/>
               </w:rPr>
-              <w:t xml:space="preserve">Pick the shop and item. Scan or type one IMEI or serial. Form clears for the next unit. Sell now finds the new In shop IMEI.</w:t>
+              <w:t xml:space="preserve">Start an upload bill with supplier and not paid. Scan or type one IMEI. Form clears. Bill value grows. Finance shows still owed.</w:t>
+            </w:r>
+          </w:p>
+        </w:tc>
+      </w:tr>
+      <w:tr>
+        <w:trPr>
+          <w:trHeight w:val="320" w:hRule="atLeast"/>
+        </w:trPr>
+        <w:tc>
+          <w:tcPr>
+            <w:tcW w:type="dxa" w:w="600"/>
+            <w:tcBorders>
+              <w:top w:val="single" w:color="000000" w:sz="8"/>
+              <w:left w:val="single" w:color="000000" w:sz="8"/>
+              <w:bottom w:val="single" w:color="000000" w:sz="8"/>
+              <w:right w:val="single" w:color="000000" w:sz="8"/>
+            </w:tcBorders>
+            <w:shd w:fill="FFFFFF" w:color="FFFFFF" w:val="clear"/>
+            <w:tcMar>
+              <w:top w:type="dxa" w:w="60"/>
+              <w:left w:type="dxa" w:w="80"/>
+              <w:bottom w:type="dxa" w:w="60"/>
+              <w:right w:type="dxa" w:w="80"/>
+            </w:tcMar>
+            <w:vAlign w:val="center"/>
+          </w:tcPr>
+          <w:p>
+            <w:pPr>
+              <w:jc w:val="left"/>
+            </w:pPr>
+            <w:r>
+              <w:rPr>
+                <w:rFonts w:ascii="Calibri" w:cs="Calibri" w:eastAsia="Calibri" w:hAnsi="Calibri"/>
+                <w:b w:val="false"/>
+                <w:bCs w:val="false"/>
+                <w:i w:val="false"/>
+                <w:iCs w:val="false"/>
+                <w:color w:val="000000"/>
+                <w:sz w:val="20"/>
+                <w:szCs w:val="20"/>
+              </w:rPr>
+              <w:t xml:space="preserve">41</w:t>
+            </w:r>
+          </w:p>
+        </w:tc>
+        <w:tc>
+          <w:tcPr>
+            <w:tcW w:type="dxa" w:w="2800"/>
+            <w:tcBorders>
+              <w:top w:val="single" w:color="000000" w:sz="8"/>
+              <w:left w:val="single" w:color="000000" w:sz="8"/>
+              <w:bottom w:val="single" w:color="000000" w:sz="8"/>
+              <w:right w:val="single" w:color="000000" w:sz="8"/>
+            </w:tcBorders>
+            <w:shd w:fill="FFFFFF" w:color="FFFFFF" w:val="clear"/>
+            <w:tcMar>
+              <w:top w:type="dxa" w:w="60"/>
+              <w:left w:type="dxa" w:w="80"/>
+              <w:bottom w:type="dxa" w:w="60"/>
+              <w:right w:type="dxa" w:w="80"/>
+            </w:tcMar>
+            <w:vAlign w:val="center"/>
+          </w:tcPr>
+          <w:p>
+            <w:pPr>
+              <w:jc w:val="left"/>
+            </w:pPr>
+            <w:r>
+              <w:rPr>
+                <w:rFonts w:ascii="Calibri" w:cs="Calibri" w:eastAsia="Calibri" w:hAnsi="Calibri"/>
+                <w:b w:val="false"/>
+                <w:bCs w:val="false"/>
+                <w:i w:val="false"/>
+                <w:iCs w:val="false"/>
+                <w:color w:val="000000"/>
+                <w:sz w:val="20"/>
+                <w:szCs w:val="20"/>
+              </w:rPr>
+              <w:t xml:space="preserve">Trace an upload bill as accountant</w:t>
+            </w:r>
+          </w:p>
+        </w:tc>
+        <w:tc>
+          <w:tcPr>
+            <w:tcW w:type="dxa" w:w="2600"/>
+            <w:tcBorders>
+              <w:top w:val="single" w:color="000000" w:sz="8"/>
+              <w:left w:val="single" w:color="000000" w:sz="8"/>
+              <w:bottom w:val="single" w:color="000000" w:sz="8"/>
+              <w:right w:val="single" w:color="000000" w:sz="8"/>
+            </w:tcBorders>
+            <w:shd w:fill="FFFFFF" w:color="FFFFFF" w:val="clear"/>
+            <w:tcMar>
+              <w:top w:type="dxa" w:w="60"/>
+              <w:left w:type="dxa" w:w="80"/>
+              <w:bottom w:type="dxa" w:w="60"/>
+              <w:right w:type="dxa" w:w="80"/>
+            </w:tcMar>
+            <w:vAlign w:val="center"/>
+          </w:tcPr>
+          <w:p>
+            <w:pPr>
+              <w:jc w:val="left"/>
+            </w:pPr>
+            <w:r>
+              <w:rPr>
+                <w:rFonts w:ascii="Calibri" w:cs="Calibri" w:eastAsia="Calibri" w:hAnsi="Calibri"/>
+                <w:b w:val="false"/>
+                <w:bCs w:val="false"/>
+                <w:i w:val="false"/>
+                <w:iCs w:val="false"/>
+                <w:color w:val="000000"/>
+                <w:sz w:val="20"/>
+                <w:szCs w:val="20"/>
+              </w:rPr>
+              <w:t xml:space="preserve">accountant@abutwins.com or auditor</w:t>
+            </w:r>
+          </w:p>
+        </w:tc>
+        <w:tc>
+          <w:tcPr>
+            <w:tcW w:type="dxa" w:w="3360"/>
+            <w:tcBorders>
+              <w:top w:val="single" w:color="000000" w:sz="8"/>
+              <w:left w:val="single" w:color="000000" w:sz="8"/>
+              <w:bottom w:val="single" w:color="000000" w:sz="8"/>
+              <w:right w:val="single" w:color="000000" w:sz="8"/>
+            </w:tcBorders>
+            <w:shd w:fill="FFFFFF" w:color="FFFFFF" w:val="clear"/>
+            <w:tcMar>
+              <w:top w:type="dxa" w:w="60"/>
+              <w:left w:type="dxa" w:w="80"/>
+              <w:bottom w:type="dxa" w:w="60"/>
+              <w:right w:type="dxa" w:w="80"/>
+            </w:tcMar>
+            <w:vAlign w:val="center"/>
+          </w:tcPr>
+          <w:p>
+            <w:pPr>
+              <w:jc w:val="left"/>
+            </w:pPr>
+            <w:r>
+              <w:rPr>
+                <w:rFonts w:ascii="Calibri" w:cs="Calibri" w:eastAsia="Calibri" w:hAnsi="Calibri"/>
+                <w:b w:val="false"/>
+                <w:bCs w:val="false"/>
+                <w:i w:val="false"/>
+                <w:iCs w:val="false"/>
+                <w:color w:val="000000"/>
+                <w:sz w:val="20"/>
+                <w:szCs w:val="20"/>
+              </w:rPr>
+              <w:t xml:space="preserve">Open Goods from supplier. Find Loaded on Upload stock. Confirm PO, submission value, and owed. Pay supplier settles the unpaid bill.</w:t>
             </w:r>
           </w:p>
         </w:tc>
@@ -41773,6 +42115,25 @@
           <w:szCs w:val="22"/>
         </w:rPr>
         <w:t xml:space="preserve">Version 1.18 adds Add one item to the shelf on Upload stock. Staff pick the shop, pick or add the item name, and scan or type each IMEI, serial, or piece count without opening a spreadsheet. The form clears after each save so the next unit is quick. The opening stock Excel stays for full shop loads. Older step-by-step sheet uploads move under Advanced so the page reads clearly for everyday work.</w:t>
+      </w:r>
+    </w:p>
+    <w:p>
+      <w:pPr>
+        <w:spacing w:after="160" w:before="0" w:line="276"/>
+        <w:jc w:val="left"/>
+      </w:pPr>
+      <w:r>
+        <w:rPr>
+          <w:rFonts w:ascii="Calibri" w:cs="Calibri" w:eastAsia="Calibri" w:hAnsi="Calibri"/>
+          <w:b w:val="false"/>
+          <w:bCs w:val="false"/>
+          <w:i w:val="false"/>
+          <w:iCs w:val="false"/>
+          <w:color w:val="000000"/>
+          <w:sz w:val="22"/>
+          <w:szCs w:val="22"/>
+        </w:rPr>
+        <w:t xml:space="preserve">Version 1.19 ties every Upload stock load to a real Goods from supplier bill. Staff start a session with the supplier and paid or not paid, or pick those on the Excel upload. Each load gets a unique PO number and a submission value from cost. Unpaid bills feed Finance still owed. Phone IMEIs link back to the PO. The stock uploader can open Goods from supplier to read the bill, but still cannot post cash payments.</w:t>
       </w:r>
     </w:p>
     <w:p>
